--- a/docs/files/ignitis/ignitis_6M2026_lt.docx
+++ b/docs/files/ignitis/ignitis_6M2026_lt.docx
@@ -4,13 +4,24 @@
   <w:body>
     <w:p>
       <w:pPr>
-        <w:pStyle w:val="Title"/>
+        <w:spacing w:after="0"/>
       </w:pPr>
       <w:r>
         <w:rPr>
+          <w:b/>
           <w:color w:val="1F4E79"/>
+          <w:sz w:val="48"/>
         </w:rPr>
-        <w:t>Ignitis grupė – Emitento apžvalga</w:t>
+        <w:t>Ignitis grupė</w:t>
+      </w:r>
+    </w:p>
+    <w:p>
+      <w:r>
+        <w:rPr>
+          <w:color w:val="5F6B7A"/>
+          <w:sz w:val="24"/>
+        </w:rPr>
+        <w:t>Emitento apžvalga · 6M2026</w:t>
       </w:r>
     </w:p>
     <w:p>
@@ -20,10 +31,15 @@
       <w:r>
         <w:rPr>
           <w:b/>
+          <w:sz w:val="19"/>
         </w:rPr>
         <w:t xml:space="preserve">Analizės data: </w:t>
       </w:r>
       <w:r>
+        <w:rPr>
+          <w:b w:val="0"/>
+          <w:sz w:val="19"/>
+        </w:rPr>
         <w:t>2026-10-22</w:t>
       </w:r>
     </w:p>
@@ -34,12 +50,27 @@
       <w:r>
         <w:rPr>
           <w:b/>
+          <w:sz w:val="19"/>
         </w:rPr>
-        <w:t xml:space="preserve">Laikotarpis: </w:t>
+        <w:t xml:space="preserve">Reitingas: </w:t>
       </w:r>
       <w:r>
-        <w:t>6M2026</w:t>
+        <w:rPr>
+          <w:b w:val="0"/>
+          <w:sz w:val="19"/>
+        </w:rPr>
+        <w:t>S&amp;P BBB+ (stable), 2026-07-28; Moody's Baa1 (stable), 2026</w:t>
       </w:r>
+      <w:hyperlink r:id="rId10">
+        <w:r>
+          <w:rPr>
+            <w:color w:val="2A78D6"/>
+            <w:vertAlign w:val="superscript"/>
+            <w:sz w:val="16"/>
+          </w:rPr>
+          <w:t xml:space="preserve">1</w:t>
+        </w:r>
+      </w:hyperlink>
     </w:p>
     <w:p>
       <w:pPr>
@@ -48,50 +79,461 @@
       <w:r>
         <w:rPr>
           <w:b/>
+          <w:sz w:val="19"/>
         </w:rPr>
-        <w:t xml:space="preserve">Reitingas / Rating: </w:t>
+        <w:t xml:space="preserve">Kita ataskaita: </w:t>
       </w:r>
       <w:r>
-        <w:t>S&amp;P BBB+ (stable), 2026-07-28; Moody's Baa1 (stable), 2026 [S7]</w:t>
+        <w:rPr>
+          <w:b w:val="0"/>
+          <w:sz w:val="19"/>
+        </w:rPr>
+        <w:t>Q3 2026 interim report - 2026-11-11</w:t>
       </w:r>
+      <w:hyperlink r:id="rId11">
+        <w:r>
+          <w:rPr>
+            <w:color w:val="2A78D6"/>
+            <w:vertAlign w:val="superscript"/>
+            <w:sz w:val="16"/>
+          </w:rPr>
+          <w:t xml:space="preserve">2</w:t>
+        </w:r>
+      </w:hyperlink>
     </w:p>
     <w:p>
       <w:pPr>
         <w:spacing w:after="0"/>
       </w:pPr>
+    </w:p>
+    <w:tbl>
+      <w:tblPr>
+        <w:tblW w:type="auto" w:w="0"/>
+        <w:jc w:val="center"/>
+        <w:tblLook w:firstColumn="1" w:firstRow="1" w:lastColumn="0" w:lastRow="0" w:noHBand="0" w:noVBand="1" w:val="04A0"/>
+        <w:tblBorders>
+          <w:top w:val="single" w:sz="4" w:color="FFFFFF"/>
+          <w:left w:val="nil"/>
+          <w:bottom w:val="single" w:sz="4" w:color="FFFFFF"/>
+          <w:right w:val="nil"/>
+          <w:insideH w:val="single" w:sz="4" w:color="FFFFFF"/>
+          <w:insideV w:val="nil"/>
+        </w:tblBorders>
+      </w:tblPr>
+      <w:tblGrid>
+        <w:gridCol w:w="2493"/>
+        <w:gridCol w:w="2493"/>
+        <w:gridCol w:w="2493"/>
+        <w:gridCol w:w="2493"/>
+      </w:tblGrid>
+      <w:tr>
+        <w:tc>
+          <w:tcPr>
+            <w:tcW w:type="dxa" w:w="2493"/>
+            <w:shd w:val="clear" w:color="auto" w:fill="EAF1F8"/>
+          </w:tcPr>
+          <w:p>
+            <w:r/>
+            <w:r>
+              <w:rPr>
+                <w:color w:val="5F6B7A"/>
+                <w:sz w:val="16"/>
+              </w:rPr>
+              <w:t>Koreguota EBITDA (6M2026)</w:t>
+            </w:r>
+          </w:p>
+          <w:p>
+            <w:pPr>
+              <w:spacing w:after="0"/>
+            </w:pPr>
+            <w:r>
+              <w:rPr>
+                <w:b/>
+                <w:color w:val="1F4E79"/>
+                <w:sz w:val="30"/>
+              </w:rPr>
+              <w:t>306,6 mln. EUR</w:t>
+            </w:r>
+          </w:p>
+          <w:p>
+            <w:r>
+              <w:rPr>
+                <w:color w:val="5F6B7A"/>
+                <w:sz w:val="16"/>
+              </w:rPr>
+              <w:t>▲ 1,9 % vs 6M2025</w:t>
+            </w:r>
+          </w:p>
+        </w:tc>
+        <w:tc>
+          <w:tcPr>
+            <w:tcW w:type="dxa" w:w="2493"/>
+            <w:shd w:val="clear" w:color="auto" w:fill="EAF1F8"/>
+          </w:tcPr>
+          <w:p>
+            <w:r/>
+            <w:r>
+              <w:rPr>
+                <w:color w:val="5F6B7A"/>
+                <w:sz w:val="16"/>
+              </w:rPr>
+              <w:t>Koreguotas grynasis pelnas (6M2026)</w:t>
+            </w:r>
+          </w:p>
+          <w:p>
+            <w:pPr>
+              <w:spacing w:after="0"/>
+            </w:pPr>
+            <w:r>
+              <w:rPr>
+                <w:b/>
+                <w:color w:val="1F4E79"/>
+                <w:sz w:val="30"/>
+              </w:rPr>
+              <w:t>115,8 mln. EUR</w:t>
+            </w:r>
+          </w:p>
+          <w:p>
+            <w:r>
+              <w:rPr>
+                <w:color w:val="5F6B7A"/>
+                <w:sz w:val="16"/>
+              </w:rPr>
+              <w:t>▼ 20,8 % vs 6M2025</w:t>
+            </w:r>
+          </w:p>
+        </w:tc>
+        <w:tc>
+          <w:tcPr>
+            <w:tcW w:type="dxa" w:w="2493"/>
+            <w:shd w:val="clear" w:color="auto" w:fill="EAF1F8"/>
+          </w:tcPr>
+          <w:p>
+            <w:r/>
+            <w:r>
+              <w:rPr>
+                <w:color w:val="5F6B7A"/>
+                <w:sz w:val="16"/>
+              </w:rPr>
+              <w:t>Grynoji skola (6M2026)</w:t>
+            </w:r>
+          </w:p>
+          <w:p>
+            <w:pPr>
+              <w:spacing w:after="0"/>
+            </w:pPr>
+            <w:r>
+              <w:rPr>
+                <w:b/>
+                <w:color w:val="1F4E79"/>
+                <w:sz w:val="30"/>
+              </w:rPr>
+              <w:t>1 925,3 mln. EUR</w:t>
+            </w:r>
+          </w:p>
+          <w:p>
+            <w:r>
+              <w:rPr>
+                <w:color w:val="5F6B7A"/>
+                <w:sz w:val="16"/>
+              </w:rPr>
+              <w:t>▲ 0,7 % vs FY2025</w:t>
+            </w:r>
+          </w:p>
+        </w:tc>
+        <w:tc>
+          <w:tcPr>
+            <w:tcW w:type="dxa" w:w="2493"/>
+            <w:shd w:val="clear" w:color="auto" w:fill="EAF1F8"/>
+          </w:tcPr>
+          <w:p>
+            <w:r/>
+            <w:r>
+              <w:rPr>
+                <w:color w:val="5F6B7A"/>
+                <w:sz w:val="16"/>
+              </w:rPr>
+              <w:t>Grynoji skola / EBITDA (6M2026)</w:t>
+            </w:r>
+          </w:p>
+          <w:p>
+            <w:pPr>
+              <w:spacing w:after="0"/>
+            </w:pPr>
+            <w:r>
+              <w:rPr>
+                <w:b/>
+                <w:color w:val="1F4E79"/>
+                <w:sz w:val="30"/>
+              </w:rPr>
+              <w:t>3,49x</w:t>
+            </w:r>
+          </w:p>
+          <w:p>
+            <w:r>
+              <w:rPr>
+                <w:color w:val="5F6B7A"/>
+                <w:sz w:val="16"/>
+              </w:rPr>
+              <w:t>▼ 0,01x vs FY2025</w:t>
+            </w:r>
+          </w:p>
+        </w:tc>
+      </w:tr>
+    </w:tbl>
+    <w:p>
+      <w:pPr>
+        <w:spacing w:before="280" w:after="80"/>
+        <w:pBdr>
+          <w:bottom w:val="single" w:sz="6" w:color="C9D3DE" w:space="2"/>
+        </w:pBdr>
+      </w:pPr>
+      <w:r>
+        <w:rPr>
+          <w:b/>
+          <w:color w:val="1F4E79"/>
+          <w:sz w:val="28"/>
+        </w:rPr>
+        <w:t>Trumpa santrauka</w:t>
+      </w:r>
+    </w:p>
+    <w:p>
+      <w:pPr>
+        <w:pStyle w:val="ListBullet"/>
+        <w:spacing w:after="60"/>
+      </w:pPr>
+      <w:r>
+        <w:rPr>
+          <w:b w:val="0"/>
+        </w:rPr>
+        <w:t>6 mėn. koreguota EBITDA – 306,6 mln. EUR (+1,9 %). Augo Tinklai ir Klientai ir sprendimai, mažėjo Žalioji generacija (149,2 mln. EUR, 2025 m. – 166,6 mln.)</w:t>
+      </w:r>
+      <w:hyperlink r:id="rId12">
+        <w:r>
+          <w:rPr>
+            <w:color w:val="2A78D6"/>
+            <w:vertAlign w:val="superscript"/>
+            <w:sz w:val="17"/>
+          </w:rPr>
+          <w:t xml:space="preserve">3</w:t>
+        </w:r>
+      </w:hyperlink>
+      <w:r>
+        <w:rPr>
+          <w:b w:val="0"/>
+        </w:rPr>
+        <w:t>. 2026 m. prognozė 550–600 mln. EUR patvirtinta; per pusmetį pasiekta 51–56 % jos</w:t>
+      </w:r>
+      <w:hyperlink r:id="rId13">
+        <w:r>
+          <w:rPr>
+            <w:color w:val="2A78D6"/>
+            <w:vertAlign w:val="superscript"/>
+            <w:sz w:val="17"/>
+          </w:rPr>
+          <w:t xml:space="preserve">4</w:t>
+        </w:r>
+      </w:hyperlink>
+      <w:r>
+        <w:rPr>
+          <w:b w:val="0"/>
+        </w:rPr>
+        <w:t>.</w:t>
+      </w:r>
+    </w:p>
+    <w:p>
+      <w:pPr>
+        <w:pStyle w:val="ListBullet"/>
+        <w:spacing w:after="60"/>
+      </w:pPr>
       <w:r>
         <w:rPr>
           <w:b/>
         </w:rPr>
-        <w:t xml:space="preserve">Kita ataskaita / Next report: </w:t>
+        <w:t>Skola stabili:</w:t>
       </w:r>
       <w:r>
-        <w:t>Q3 2026 interim report - 2026-11-11 [S1 p.14]</w:t>
+        <w:rPr>
+          <w:b w:val="0"/>
+        </w:rPr>
+        <w:t xml:space="preserve"> grynoji skola 1 925,3 mln. EUR (+0,7 % nuo 2025 m. pabaigos), grynoji skola / koreguota EBITDA 3,49x, FFO / grynoji skola 22,2 % (strateginis tikslas ≥23 %)</w:t>
+      </w:r>
+      <w:hyperlink r:id="rId14">
+        <w:r>
+          <w:rPr>
+            <w:color w:val="2A78D6"/>
+            <w:vertAlign w:val="superscript"/>
+            <w:sz w:val="17"/>
+          </w:rPr>
+          <w:t xml:space="preserve">5</w:t>
+        </w:r>
+      </w:hyperlink>
+      <w:r>
+        <w:rPr>
+          <w:color w:val="2A78D6"/>
+          <w:vertAlign w:val="superscript"/>
+        </w:rPr>
+        <w:t>,</w:t>
+      </w:r>
+      <w:hyperlink r:id="rId15">
+        <w:r>
+          <w:rPr>
+            <w:color w:val="2A78D6"/>
+            <w:vertAlign w:val="superscript"/>
+            <w:sz w:val="17"/>
+          </w:rPr>
+          <w:t xml:space="preserve">6</w:t>
+        </w:r>
+      </w:hyperlink>
+      <w:r>
+        <w:rPr>
+          <w:b w:val="0"/>
+        </w:rPr>
+        <w:t>.</w:t>
       </w:r>
     </w:p>
     <w:p>
       <w:pPr>
-        <w:pStyle w:val="Heading2"/>
+        <w:pStyle w:val="ListBullet"/>
+        <w:spacing w:after="60"/>
       </w:pPr>
       <w:r>
         <w:rPr>
+          <w:b/>
+        </w:rPr>
+        <w:t>Reitingai nepakito:</w:t>
+      </w:r>
+      <w:r>
+        <w:rPr>
+          <w:b w:val="0"/>
+        </w:rPr>
+        <w:t xml:space="preserve"> S&amp;P BBB+ (stabili, 2026-07-28), Moody's Baa1 (stabili, pirmas reitingas 2026 m.)</w:t>
+      </w:r>
+      <w:hyperlink r:id="rId10">
+        <w:r>
+          <w:rPr>
+            <w:color w:val="2A78D6"/>
+            <w:vertAlign w:val="superscript"/>
+            <w:sz w:val="17"/>
+          </w:rPr>
+          <w:t xml:space="preserve">1</w:t>
+        </w:r>
+      </w:hyperlink>
+      <w:r>
+        <w:rPr>
+          <w:b w:val="0"/>
+        </w:rPr>
+        <w:t>.</w:t>
+      </w:r>
+    </w:p>
+    <w:p>
+      <w:pPr>
+        <w:pStyle w:val="ListBullet"/>
+        <w:spacing w:after="60"/>
+      </w:pPr>
+      <w:r>
+        <w:rPr>
+          <w:b w:val="0"/>
+        </w:rPr>
+        <w:t>Svarbu turimai obligacijai XS1646530565 (2,000 %, 2027-07-14): 2026-10-19 paskelbtas supirkimo pasiūlymas (tender offer), finansuojamas nauja 300 mln. EUR 4,500 % EuGB obligacija iki 2031-10-27</w:t>
+      </w:r>
+      <w:hyperlink r:id="rId16">
+        <w:r>
+          <w:rPr>
+            <w:color w:val="2A78D6"/>
+            <w:vertAlign w:val="superscript"/>
+            <w:sz w:val="17"/>
+          </w:rPr>
+          <w:t xml:space="preserve">7</w:t>
+        </w:r>
+      </w:hyperlink>
+      <w:r>
+        <w:rPr>
+          <w:color w:val="2A78D6"/>
+          <w:vertAlign w:val="superscript"/>
+        </w:rPr>
+        <w:t>,</w:t>
+      </w:r>
+      <w:hyperlink r:id="rId17">
+        <w:r>
+          <w:rPr>
+            <w:color w:val="2A78D6"/>
+            <w:vertAlign w:val="superscript"/>
+            <w:sz w:val="17"/>
+          </w:rPr>
+          <w:t xml:space="preserve">8</w:t>
+        </w:r>
+      </w:hyperlink>
+      <w:r>
+        <w:rPr>
+          <w:b w:val="0"/>
+        </w:rPr>
+        <w:t>.</w:t>
+      </w:r>
+    </w:p>
+    <w:p>
+      <w:pPr>
+        <w:pStyle w:val="ListBullet"/>
+        <w:spacing w:after="60"/>
+      </w:pPr>
+      <w:r>
+        <w:rPr>
+          <w:b w:val="0"/>
+        </w:rPr>
+        <w:t>Koreguotas grynasis pelnas sumažėjo 20,8 % iki 115,8 mln. EUR; koreguota ROCE (12 mėn.) – 6,7 % (buvo 8,6 %)</w:t>
+      </w:r>
+      <w:hyperlink r:id="rId18">
+        <w:r>
+          <w:rPr>
+            <w:color w:val="2A78D6"/>
+            <w:vertAlign w:val="superscript"/>
+            <w:sz w:val="17"/>
+          </w:rPr>
+          <w:t xml:space="preserve">9</w:t>
+        </w:r>
+      </w:hyperlink>
+      <w:r>
+        <w:rPr>
+          <w:b w:val="0"/>
+        </w:rPr>
+        <w:t>.</w:t>
+      </w:r>
+    </w:p>
+    <w:p>
+      <w:pPr>
+        <w:spacing w:before="280" w:after="80"/>
+        <w:pBdr>
+          <w:bottom w:val="single" w:sz="6" w:color="C9D3DE" w:space="2"/>
+        </w:pBdr>
+      </w:pPr>
+      <w:r>
+        <w:rPr>
+          <w:b/>
           <w:color w:val="1F4E79"/>
+          <w:sz w:val="28"/>
         </w:rPr>
         <w:t>Turimos priemonės ir ISIN</w:t>
       </w:r>
     </w:p>
     <w:tbl>
       <w:tblPr>
-        <w:tblStyle w:val="TableGrid"/>
         <w:tblW w:type="auto" w:w="0"/>
         <w:tblLook w:firstColumn="1" w:firstRow="1" w:lastColumn="0" w:lastRow="0" w:noHBand="0" w:noVBand="1" w:val="04A0"/>
+        <w:tblBorders>
+          <w:top w:val="single" w:sz="4" w:color="C9D3DE"/>
+          <w:left w:val="nil"/>
+          <w:bottom w:val="single" w:sz="4" w:color="C9D3DE"/>
+          <w:right w:val="nil"/>
+          <w:insideH w:val="single" w:sz="4" w:color="C9D3DE"/>
+          <w:insideV w:val="nil"/>
+        </w:tblBorders>
       </w:tblPr>
       <w:tblGrid>
-        <w:gridCol w:w="2040"/>
-        <w:gridCol w:w="2040"/>
-        <w:gridCol w:w="2040"/>
-        <w:gridCol w:w="2040"/>
-        <w:gridCol w:w="2040"/>
+        <w:gridCol w:w="1994"/>
+        <w:gridCol w:w="1994"/>
+        <w:gridCol w:w="1994"/>
+        <w:gridCol w:w="1994"/>
+        <w:gridCol w:w="1994"/>
       </w:tblGrid>
       <w:tr>
         <w:tc>
@@ -113,7 +555,7 @@
         </w:tc>
         <w:tc>
           <w:tcPr>
-            <w:tcW w:type="dxa" w:w="2381"/>
+            <w:tcW w:type="dxa" w:w="2608"/>
             <w:shd w:val="clear" w:color="auto" w:fill="1F4E79"/>
           </w:tcPr>
           <w:p>
@@ -130,10 +572,13 @@
         </w:tc>
         <w:tc>
           <w:tcPr>
-            <w:tcW w:type="dxa" w:w="907"/>
+            <w:tcW w:type="dxa" w:w="964"/>
             <w:shd w:val="clear" w:color="auto" w:fill="1F4E79"/>
           </w:tcPr>
           <w:p>
+            <w:pPr>
+              <w:jc w:val="right"/>
+            </w:pPr>
             <w:r/>
             <w:r>
               <w:rPr>
@@ -147,7 +592,7 @@
         </w:tc>
         <w:tc>
           <w:tcPr>
-            <w:tcW w:type="dxa" w:w="1247"/>
+            <w:tcW w:type="dxa" w:w="1304"/>
             <w:shd w:val="clear" w:color="auto" w:fill="1F4E79"/>
           </w:tcPr>
           <w:p>
@@ -164,7 +609,7 @@
         </w:tc>
         <w:tc>
           <w:tcPr>
-            <w:tcW w:type="dxa" w:w="3402"/>
+            <w:tcW w:type="dxa" w:w="3061"/>
             <w:shd w:val="clear" w:color="auto" w:fill="1F4E79"/>
           </w:tcPr>
           <w:p>
@@ -186,9 +631,13 @@
             <w:tcW w:type="dxa" w:w="1701"/>
           </w:tcPr>
           <w:p>
+            <w:pPr>
+              <w:spacing w:after="0"/>
+            </w:pPr>
             <w:r/>
             <w:r>
               <w:rPr>
+                <w:b w:val="0"/>
                 <w:sz w:val="17"/>
               </w:rPr>
               <w:t>LT0000115768</w:t>
@@ -197,12 +646,16 @@
         </w:tc>
         <w:tc>
           <w:tcPr>
-            <w:tcW w:type="dxa" w:w="2381"/>
+            <w:tcW w:type="dxa" w:w="2608"/>
           </w:tcPr>
           <w:p>
+            <w:pPr>
+              <w:spacing w:after="0"/>
+            </w:pPr>
             <w:r/>
             <w:r>
               <w:rPr>
+                <w:b w:val="0"/>
                 <w:sz w:val="17"/>
               </w:rPr>
               <w:t>Ignitis grupė ordinary share (IGN1L)</w:t>
@@ -211,12 +664,17 @@
         </w:tc>
         <w:tc>
           <w:tcPr>
-            <w:tcW w:type="dxa" w:w="907"/>
+            <w:tcW w:type="dxa" w:w="964"/>
           </w:tcPr>
           <w:p>
+            <w:pPr>
+              <w:spacing w:after="0"/>
+              <w:jc w:val="right"/>
+            </w:pPr>
             <w:r/>
             <w:r>
               <w:rPr>
+                <w:b w:val="0"/>
                 <w:sz w:val="17"/>
               </w:rPr>
               <w:t>–</w:t>
@@ -225,12 +683,16 @@
         </w:tc>
         <w:tc>
           <w:tcPr>
-            <w:tcW w:type="dxa" w:w="1247"/>
+            <w:tcW w:type="dxa" w:w="1304"/>
           </w:tcPr>
           <w:p>
+            <w:pPr>
+              <w:spacing w:after="0"/>
+            </w:pPr>
             <w:r/>
             <w:r>
               <w:rPr>
+                <w:b w:val="0"/>
                 <w:sz w:val="17"/>
               </w:rPr>
               <w:t>akcija</w:t>
@@ -239,12 +701,16 @@
         </w:tc>
         <w:tc>
           <w:tcPr>
-            <w:tcW w:type="dxa" w:w="3402"/>
+            <w:tcW w:type="dxa" w:w="3061"/>
           </w:tcPr>
           <w:p>
+            <w:pPr>
+              <w:spacing w:after="0"/>
+            </w:pPr>
             <w:r/>
             <w:r>
               <w:rPr>
+                <w:b w:val="0"/>
                 <w:sz w:val="17"/>
               </w:rPr>
             </w:r>
@@ -255,11 +721,16 @@
         <w:tc>
           <w:tcPr>
             <w:tcW w:type="dxa" w:w="1701"/>
+            <w:shd w:val="clear" w:color="auto" w:fill="F6F8FA"/>
           </w:tcPr>
           <w:p>
+            <w:pPr>
+              <w:spacing w:after="0"/>
+            </w:pPr>
             <w:r/>
             <w:r>
               <w:rPr>
+                <w:b w:val="0"/>
                 <w:sz w:val="17"/>
               </w:rPr>
               <w:t>XS1646530565</w:t>
@@ -268,12 +739,17 @@
         </w:tc>
         <w:tc>
           <w:tcPr>
-            <w:tcW w:type="dxa" w:w="2381"/>
+            <w:tcW w:type="dxa" w:w="2608"/>
+            <w:shd w:val="clear" w:color="auto" w:fill="F6F8FA"/>
           </w:tcPr>
           <w:p>
+            <w:pPr>
+              <w:spacing w:after="0"/>
+            </w:pPr>
             <w:r/>
             <w:r>
               <w:rPr>
+                <w:b w:val="0"/>
                 <w:sz w:val="17"/>
               </w:rPr>
               <w:t>Ignitis 2.000% green notes 2027</w:t>
@@ -282,32 +758,37 @@
         </w:tc>
         <w:tc>
           <w:tcPr>
-            <w:tcW w:type="dxa" w:w="907"/>
+            <w:tcW w:type="dxa" w:w="964"/>
+            <w:shd w:val="clear" w:color="auto" w:fill="F6F8FA"/>
           </w:tcPr>
           <w:p>
             <w:pPr>
+              <w:spacing w:after="0"/>
               <w:jc w:val="right"/>
             </w:pPr>
             <w:r/>
             <w:r>
               <w:rPr>
+                <w:b w:val="0"/>
                 <w:sz w:val="17"/>
               </w:rPr>
-              <w:t>2.000 %</w:t>
+              <w:t>2,000 %</w:t>
             </w:r>
           </w:p>
         </w:tc>
         <w:tc>
           <w:tcPr>
-            <w:tcW w:type="dxa" w:w="1247"/>
+            <w:tcW w:type="dxa" w:w="1304"/>
+            <w:shd w:val="clear" w:color="auto" w:fill="F6F8FA"/>
           </w:tcPr>
           <w:p>
             <w:pPr>
-              <w:jc w:val="right"/>
+              <w:spacing w:after="0"/>
             </w:pPr>
             <w:r/>
             <w:r>
               <w:rPr>
+                <w:b w:val="0"/>
                 <w:sz w:val="17"/>
               </w:rPr>
               <w:t>2027-07-14</w:t>
@@ -316,12 +797,17 @@
         </w:tc>
         <w:tc>
           <w:tcPr>
-            <w:tcW w:type="dxa" w:w="3402"/>
+            <w:tcW w:type="dxa" w:w="3061"/>
+            <w:shd w:val="clear" w:color="auto" w:fill="F6F8FA"/>
           </w:tcPr>
           <w:p>
+            <w:pPr>
+              <w:spacing w:after="0"/>
+            </w:pPr>
             <w:r/>
             <w:r>
               <w:rPr>
+                <w:b w:val="0"/>
                 <w:sz w:val="17"/>
               </w:rPr>
               <w:t>Tender offer for any and all notes announced 2026-10-19 (refinanced by new EuGB 4.500% 2031)</w:t>
@@ -335,9 +821,13 @@
             <w:tcW w:type="dxa" w:w="1701"/>
           </w:tcPr>
           <w:p>
+            <w:pPr>
+              <w:spacing w:after="0"/>
+            </w:pPr>
             <w:r/>
             <w:r>
               <w:rPr>
+                <w:b w:val="0"/>
                 <w:sz w:val="17"/>
               </w:rPr>
               <w:t>XS1853999313</w:t>
@@ -346,12 +836,16 @@
         </w:tc>
         <w:tc>
           <w:tcPr>
-            <w:tcW w:type="dxa" w:w="2381"/>
+            <w:tcW w:type="dxa" w:w="2608"/>
           </w:tcPr>
           <w:p>
+            <w:pPr>
+              <w:spacing w:after="0"/>
+            </w:pPr>
             <w:r/>
             <w:r>
               <w:rPr>
+                <w:b w:val="0"/>
                 <w:sz w:val="17"/>
               </w:rPr>
               <w:t>Ignitis 1.875% green notes 2028</w:t>
@@ -360,32 +854,35 @@
         </w:tc>
         <w:tc>
           <w:tcPr>
-            <w:tcW w:type="dxa" w:w="907"/>
+            <w:tcW w:type="dxa" w:w="964"/>
           </w:tcPr>
           <w:p>
             <w:pPr>
+              <w:spacing w:after="0"/>
               <w:jc w:val="right"/>
             </w:pPr>
             <w:r/>
             <w:r>
               <w:rPr>
+                <w:b w:val="0"/>
                 <w:sz w:val="17"/>
               </w:rPr>
-              <w:t>1.875 %</w:t>
+              <w:t>1,875 %</w:t>
             </w:r>
           </w:p>
         </w:tc>
         <w:tc>
           <w:tcPr>
-            <w:tcW w:type="dxa" w:w="1247"/>
+            <w:tcW w:type="dxa" w:w="1304"/>
           </w:tcPr>
           <w:p>
             <w:pPr>
-              <w:jc w:val="right"/>
+              <w:spacing w:after="0"/>
             </w:pPr>
             <w:r/>
             <w:r>
               <w:rPr>
+                <w:b w:val="0"/>
                 <w:sz w:val="17"/>
               </w:rPr>
               <w:t>2028-07-10</w:t>
@@ -394,12 +891,16 @@
         </w:tc>
         <w:tc>
           <w:tcPr>
-            <w:tcW w:type="dxa" w:w="3402"/>
+            <w:tcW w:type="dxa" w:w="3061"/>
           </w:tcPr>
           <w:p>
+            <w:pPr>
+              <w:spacing w:after="0"/>
+            </w:pPr>
             <w:r/>
             <w:r>
               <w:rPr>
+                <w:b w:val="0"/>
                 <w:sz w:val="17"/>
               </w:rPr>
               <w:t>⚠ Issuer pages differ on dates (newer page: 2018-07-10 / 2028-07-10; older page: 2017/2027) - check Final Terms</w:t>
@@ -411,11 +912,16 @@
         <w:tc>
           <w:tcPr>
             <w:tcW w:type="dxa" w:w="1701"/>
+            <w:shd w:val="clear" w:color="auto" w:fill="F6F8FA"/>
           </w:tcPr>
           <w:p>
+            <w:pPr>
+              <w:spacing w:after="0"/>
+            </w:pPr>
             <w:r/>
             <w:r>
               <w:rPr>
+                <w:b w:val="0"/>
                 <w:sz w:val="17"/>
               </w:rPr>
               <w:t>XS2177349912</w:t>
@@ -424,12 +930,17 @@
         </w:tc>
         <w:tc>
           <w:tcPr>
-            <w:tcW w:type="dxa" w:w="2381"/>
+            <w:tcW w:type="dxa" w:w="2608"/>
+            <w:shd w:val="clear" w:color="auto" w:fill="F6F8FA"/>
           </w:tcPr>
           <w:p>
+            <w:pPr>
+              <w:spacing w:after="0"/>
+            </w:pPr>
             <w:r/>
             <w:r>
               <w:rPr>
+                <w:b w:val="0"/>
                 <w:sz w:val="17"/>
               </w:rPr>
               <w:t>Ignitis 2.000% notes 2030</w:t>
@@ -438,32 +949,37 @@
         </w:tc>
         <w:tc>
           <w:tcPr>
-            <w:tcW w:type="dxa" w:w="907"/>
+            <w:tcW w:type="dxa" w:w="964"/>
+            <w:shd w:val="clear" w:color="auto" w:fill="F6F8FA"/>
           </w:tcPr>
           <w:p>
             <w:pPr>
+              <w:spacing w:after="0"/>
               <w:jc w:val="right"/>
             </w:pPr>
             <w:r/>
             <w:r>
               <w:rPr>
+                <w:b w:val="0"/>
                 <w:sz w:val="17"/>
               </w:rPr>
-              <w:t>2.000 %</w:t>
+              <w:t>2,000 %</w:t>
             </w:r>
           </w:p>
         </w:tc>
         <w:tc>
           <w:tcPr>
-            <w:tcW w:type="dxa" w:w="1247"/>
+            <w:tcW w:type="dxa" w:w="1304"/>
+            <w:shd w:val="clear" w:color="auto" w:fill="F6F8FA"/>
           </w:tcPr>
           <w:p>
             <w:pPr>
-              <w:jc w:val="right"/>
+              <w:spacing w:after="0"/>
             </w:pPr>
             <w:r/>
             <w:r>
               <w:rPr>
+                <w:b w:val="0"/>
                 <w:sz w:val="17"/>
               </w:rPr>
               <w:t>2030-05-21</w:t>
@@ -472,12 +988,17 @@
         </w:tc>
         <w:tc>
           <w:tcPr>
-            <w:tcW w:type="dxa" w:w="3402"/>
+            <w:tcW w:type="dxa" w:w="3061"/>
+            <w:shd w:val="clear" w:color="auto" w:fill="F6F8FA"/>
           </w:tcPr>
           <w:p>
+            <w:pPr>
+              <w:spacing w:after="0"/>
+            </w:pPr>
             <w:r/>
             <w:r>
               <w:rPr>
+                <w:b w:val="0"/>
                 <w:sz w:val="17"/>
               </w:rPr>
             </w:r>
@@ -485,36 +1006,46 @@
         </w:tc>
       </w:tr>
     </w:tbl>
-    <w:p/>
     <w:p>
       <w:pPr>
-        <w:pStyle w:val="Heading2"/>
+        <w:spacing w:before="280" w:after="80"/>
+        <w:pBdr>
+          <w:bottom w:val="single" w:sz="6" w:color="C9D3DE" w:space="2"/>
+        </w:pBdr>
       </w:pPr>
       <w:r>
         <w:rPr>
+          <w:b/>
           <w:color w:val="1F4E79"/>
+          <w:sz w:val="28"/>
         </w:rPr>
         <w:t>Pagrindiniai rodikliai</w:t>
       </w:r>
     </w:p>
     <w:tbl>
       <w:tblPr>
-        <w:tblStyle w:val="TableGrid"/>
         <w:tblW w:type="auto" w:w="0"/>
         <w:tblLook w:firstColumn="1" w:firstRow="1" w:lastColumn="0" w:lastRow="0" w:noHBand="0" w:noVBand="1" w:val="04A0"/>
+        <w:tblBorders>
+          <w:top w:val="single" w:sz="4" w:color="C9D3DE"/>
+          <w:left w:val="nil"/>
+          <w:bottom w:val="single" w:sz="4" w:color="C9D3DE"/>
+          <w:right w:val="nil"/>
+          <w:insideH w:val="single" w:sz="4" w:color="C9D3DE"/>
+          <w:insideV w:val="nil"/>
+        </w:tblBorders>
       </w:tblPr>
       <w:tblGrid>
-        <w:gridCol w:w="1700"/>
-        <w:gridCol w:w="1700"/>
-        <w:gridCol w:w="1700"/>
-        <w:gridCol w:w="1700"/>
-        <w:gridCol w:w="1700"/>
-        <w:gridCol w:w="1700"/>
+        <w:gridCol w:w="1994"/>
+        <w:gridCol w:w="1994"/>
+        <w:gridCol w:w="1994"/>
+        <w:gridCol w:w="1994"/>
+        <w:gridCol w:w="1994"/>
       </w:tblGrid>
       <w:tr>
         <w:tc>
           <w:tcPr>
-            <w:tcW w:type="dxa" w:w="2835"/>
+            <w:tcW w:type="dxa" w:w="3628"/>
             <w:shd w:val="clear" w:color="auto" w:fill="1F4E79"/>
           </w:tcPr>
           <w:p>
@@ -531,10 +1062,13 @@
         </w:tc>
         <w:tc>
           <w:tcPr>
-            <w:tcW w:type="dxa" w:w="1191"/>
+            <w:tcW w:type="dxa" w:w="1474"/>
             <w:shd w:val="clear" w:color="auto" w:fill="1F4E79"/>
           </w:tcPr>
           <w:p>
+            <w:pPr>
+              <w:jc w:val="right"/>
+            </w:pPr>
             <w:r/>
             <w:r>
               <w:rPr>
@@ -548,10 +1082,13 @@
         </w:tc>
         <w:tc>
           <w:tcPr>
-            <w:tcW w:type="dxa" w:w="1191"/>
+            <w:tcW w:type="dxa" w:w="1474"/>
             <w:shd w:val="clear" w:color="auto" w:fill="1F4E79"/>
           </w:tcPr>
           <w:p>
+            <w:pPr>
+              <w:jc w:val="right"/>
+            </w:pPr>
             <w:r/>
             <w:r>
               <w:rPr>
@@ -565,10 +1102,13 @@
         </w:tc>
         <w:tc>
           <w:tcPr>
-            <w:tcW w:type="dxa" w:w="1191"/>
+            <w:tcW w:type="dxa" w:w="1474"/>
             <w:shd w:val="clear" w:color="auto" w:fill="1F4E79"/>
           </w:tcPr>
           <w:p>
+            <w:pPr>
+              <w:jc w:val="right"/>
+            </w:pPr>
             <w:r/>
             <w:r>
               <w:rPr>
@@ -582,10 +1122,13 @@
         </w:tc>
         <w:tc>
           <w:tcPr>
-            <w:tcW w:type="dxa" w:w="1191"/>
+            <w:tcW w:type="dxa" w:w="1474"/>
             <w:shd w:val="clear" w:color="auto" w:fill="1F4E79"/>
           </w:tcPr>
           <w:p>
+            <w:pPr>
+              <w:jc w:val="right"/>
+            </w:pPr>
             <w:r/>
             <w:r>
               <w:rPr>
@@ -597,47 +1140,49 @@
             </w:r>
           </w:p>
         </w:tc>
-        <w:tc>
-          <w:tcPr>
-            <w:tcW w:type="dxa" w:w="1474"/>
-            <w:shd w:val="clear" w:color="auto" w:fill="1F4E79"/>
-          </w:tcPr>
-          <w:p>
-            <w:r/>
-            <w:r>
-              <w:rPr>
-                <w:b/>
-                <w:color w:val="FFFFFF"/>
-                <w:sz w:val="17"/>
-              </w:rPr>
-              <w:t>Šaltiniai</w:t>
-            </w:r>
-          </w:p>
-        </w:tc>
       </w:tr>
       <w:tr>
         <w:tc>
           <w:tcPr>
-            <w:tcW w:type="dxa" w:w="2835"/>
+            <w:tcW w:type="dxa" w:w="3628"/>
           </w:tcPr>
           <w:p>
+            <w:pPr>
+              <w:spacing w:after="0"/>
+            </w:pPr>
             <w:r/>
             <w:r>
               <w:rPr>
+                <w:b w:val="0"/>
                 <w:sz w:val="17"/>
               </w:rPr>
               <w:t>Pajamos, mln. EUR</w:t>
             </w:r>
+            <w:hyperlink r:id="rId19">
+              <w:r>
+                <w:rPr>
+                  <w:color w:val="2A78D6"/>
+                  <w:vertAlign w:val="superscript"/>
+                  <w:sz w:val="14"/>
+                </w:rPr>
+                <w:t xml:space="preserve">10</w:t>
+              </w:r>
+            </w:hyperlink>
           </w:p>
         </w:tc>
         <w:tc>
           <w:tcPr>
-            <w:tcW w:type="dxa" w:w="1191"/>
+            <w:tcW w:type="dxa" w:w="1474"/>
           </w:tcPr>
           <w:p>
+            <w:pPr>
+              <w:spacing w:after="0"/>
+              <w:jc w:val="right"/>
+            </w:pPr>
             <w:r/>
             <w:r>
               <w:rPr>
+                <w:b w:val="0"/>
                 <w:sz w:val="17"/>
               </w:rPr>
               <w:t>–</w:t>
@@ -646,12 +1191,17 @@
         </w:tc>
         <w:tc>
           <w:tcPr>
-            <w:tcW w:type="dxa" w:w="1191"/>
+            <w:tcW w:type="dxa" w:w="1474"/>
           </w:tcPr>
           <w:p>
+            <w:pPr>
+              <w:spacing w:after="0"/>
+              <w:jc w:val="right"/>
+            </w:pPr>
             <w:r/>
             <w:r>
               <w:rPr>
+                <w:b w:val="0"/>
                 <w:sz w:val="17"/>
               </w:rPr>
               <w:t>–</w:t>
@@ -660,15 +1210,17 @@
         </w:tc>
         <w:tc>
           <w:tcPr>
-            <w:tcW w:type="dxa" w:w="1191"/>
+            <w:tcW w:type="dxa" w:w="1474"/>
           </w:tcPr>
           <w:p>
             <w:pPr>
+              <w:spacing w:after="0"/>
               <w:jc w:val="right"/>
             </w:pPr>
             <w:r/>
             <w:r>
               <w:rPr>
+                <w:b w:val="0"/>
                 <w:sz w:val="17"/>
               </w:rPr>
               <w:t>1 298,0*</w:t>
@@ -677,18 +1229,231 @@
         </w:tc>
         <w:tc>
           <w:tcPr>
-            <w:tcW w:type="dxa" w:w="1191"/>
+            <w:tcW w:type="dxa" w:w="1474"/>
           </w:tcPr>
           <w:p>
             <w:pPr>
+              <w:spacing w:after="0"/>
               <w:jc w:val="right"/>
             </w:pPr>
             <w:r/>
             <w:r>
               <w:rPr>
+                <w:b w:val="0"/>
                 <w:sz w:val="17"/>
               </w:rPr>
               <w:t>1 497,5*</w:t>
+            </w:r>
+          </w:p>
+        </w:tc>
+      </w:tr>
+      <w:tr>
+        <w:tc>
+          <w:tcPr>
+            <w:tcW w:type="dxa" w:w="3628"/>
+            <w:shd w:val="clear" w:color="auto" w:fill="F6F8FA"/>
+          </w:tcPr>
+          <w:p>
+            <w:pPr>
+              <w:spacing w:after="0"/>
+            </w:pPr>
+            <w:r/>
+            <w:r>
+              <w:rPr>
+                <w:b w:val="0"/>
+                <w:sz w:val="17"/>
+              </w:rPr>
+              <w:t>Koreguota EBITDA, mln. EUR</w:t>
+            </w:r>
+            <w:hyperlink r:id="rId20">
+              <w:r>
+                <w:rPr>
+                  <w:color w:val="2A78D6"/>
+                  <w:vertAlign w:val="superscript"/>
+                  <w:sz w:val="14"/>
+                </w:rPr>
+                <w:t xml:space="preserve">11</w:t>
+              </w:r>
+            </w:hyperlink>
+            <w:r>
+              <w:rPr>
+                <w:color w:val="2A78D6"/>
+                <w:vertAlign w:val="superscript"/>
+              </w:rPr>
+              <w:t>,</w:t>
+            </w:r>
+            <w:hyperlink r:id="rId21">
+              <w:r>
+                <w:rPr>
+                  <w:color w:val="2A78D6"/>
+                  <w:vertAlign w:val="superscript"/>
+                  <w:sz w:val="14"/>
+                </w:rPr>
+                <w:t xml:space="preserve">12</w:t>
+              </w:r>
+            </w:hyperlink>
+            <w:r>
+              <w:rPr>
+                <w:color w:val="2A78D6"/>
+                <w:vertAlign w:val="superscript"/>
+              </w:rPr>
+              <w:t>,</w:t>
+            </w:r>
+            <w:hyperlink r:id="rId18">
+              <w:r>
+                <w:rPr>
+                  <w:color w:val="2A78D6"/>
+                  <w:vertAlign w:val="superscript"/>
+                  <w:sz w:val="14"/>
+                </w:rPr>
+                <w:t xml:space="preserve">9</w:t>
+              </w:r>
+            </w:hyperlink>
+          </w:p>
+        </w:tc>
+        <w:tc>
+          <w:tcPr>
+            <w:tcW w:type="dxa" w:w="1474"/>
+            <w:shd w:val="clear" w:color="auto" w:fill="F6F8FA"/>
+          </w:tcPr>
+          <w:p>
+            <w:pPr>
+              <w:spacing w:after="0"/>
+              <w:jc w:val="right"/>
+            </w:pPr>
+            <w:r/>
+            <w:r>
+              <w:rPr>
+                <w:b w:val="0"/>
+                <w:sz w:val="17"/>
+              </w:rPr>
+              <w:t>527,9</w:t>
+            </w:r>
+          </w:p>
+        </w:tc>
+        <w:tc>
+          <w:tcPr>
+            <w:tcW w:type="dxa" w:w="1474"/>
+            <w:shd w:val="clear" w:color="auto" w:fill="F6F8FA"/>
+          </w:tcPr>
+          <w:p>
+            <w:pPr>
+              <w:spacing w:after="0"/>
+              <w:jc w:val="right"/>
+            </w:pPr>
+            <w:r/>
+            <w:r>
+              <w:rPr>
+                <w:b w:val="0"/>
+                <w:sz w:val="17"/>
+              </w:rPr>
+              <w:t>546,1</w:t>
+            </w:r>
+          </w:p>
+        </w:tc>
+        <w:tc>
+          <w:tcPr>
+            <w:tcW w:type="dxa" w:w="1474"/>
+            <w:shd w:val="clear" w:color="auto" w:fill="F6F8FA"/>
+          </w:tcPr>
+          <w:p>
+            <w:pPr>
+              <w:spacing w:after="0"/>
+              <w:jc w:val="right"/>
+            </w:pPr>
+            <w:r/>
+            <w:r>
+              <w:rPr>
+                <w:b w:val="0"/>
+                <w:sz w:val="17"/>
+              </w:rPr>
+              <w:t>300,8</w:t>
+            </w:r>
+          </w:p>
+        </w:tc>
+        <w:tc>
+          <w:tcPr>
+            <w:tcW w:type="dxa" w:w="1474"/>
+            <w:shd w:val="clear" w:color="auto" w:fill="F6F8FA"/>
+          </w:tcPr>
+          <w:p>
+            <w:pPr>
+              <w:spacing w:after="0"/>
+              <w:jc w:val="right"/>
+            </w:pPr>
+            <w:r/>
+            <w:r>
+              <w:rPr>
+                <w:b w:val="0"/>
+                <w:sz w:val="17"/>
+              </w:rPr>
+              <w:t>306,6</w:t>
+            </w:r>
+          </w:p>
+        </w:tc>
+      </w:tr>
+      <w:tr>
+        <w:tc>
+          <w:tcPr>
+            <w:tcW w:type="dxa" w:w="3628"/>
+          </w:tcPr>
+          <w:p>
+            <w:pPr>
+              <w:spacing w:after="0"/>
+            </w:pPr>
+            <w:r/>
+            <w:r>
+              <w:rPr>
+                <w:b w:val="0"/>
+                <w:sz w:val="17"/>
+              </w:rPr>
+              <w:t>EBITDA, mln. EUR</w:t>
+            </w:r>
+            <w:hyperlink r:id="rId20">
+              <w:r>
+                <w:rPr>
+                  <w:color w:val="2A78D6"/>
+                  <w:vertAlign w:val="superscript"/>
+                  <w:sz w:val="14"/>
+                </w:rPr>
+                <w:t xml:space="preserve">11</w:t>
+              </w:r>
+            </w:hyperlink>
+            <w:r>
+              <w:rPr>
+                <w:color w:val="2A78D6"/>
+                <w:vertAlign w:val="superscript"/>
+              </w:rPr>
+              <w:t>,</w:t>
+            </w:r>
+            <w:hyperlink r:id="rId18">
+              <w:r>
+                <w:rPr>
+                  <w:color w:val="2A78D6"/>
+                  <w:vertAlign w:val="superscript"/>
+                  <w:sz w:val="14"/>
+                </w:rPr>
+                <w:t xml:space="preserve">9</w:t>
+              </w:r>
+            </w:hyperlink>
+          </w:p>
+        </w:tc>
+        <w:tc>
+          <w:tcPr>
+            <w:tcW w:type="dxa" w:w="1474"/>
+          </w:tcPr>
+          <w:p>
+            <w:pPr>
+              <w:spacing w:after="0"/>
+              <w:jc w:val="right"/>
+            </w:pPr>
+            <w:r/>
+            <w:r>
+              <w:rPr>
+                <w:b w:val="0"/>
+                <w:sz w:val="17"/>
+              </w:rPr>
+              <w:t>532,7</w:t>
             </w:r>
           </w:p>
         </w:tc>
@@ -697,96 +1462,17 @@
             <w:tcW w:type="dxa" w:w="1474"/>
           </w:tcPr>
           <w:p>
-            <w:r/>
-            <w:r>
-              <w:rPr>
-                <w:sz w:val="17"/>
-              </w:rPr>
-              <w:t>S1 p.23</w:t>
-            </w:r>
-          </w:p>
-        </w:tc>
-      </w:tr>
-      <w:tr>
-        <w:tc>
-          <w:tcPr>
-            <w:tcW w:type="dxa" w:w="2835"/>
-          </w:tcPr>
-          <w:p>
-            <w:r/>
-            <w:r>
-              <w:rPr>
-                <w:sz w:val="17"/>
-              </w:rPr>
-              <w:t>Koreguota EBITDA, mln. EUR</w:t>
-            </w:r>
-          </w:p>
-        </w:tc>
-        <w:tc>
-          <w:tcPr>
-            <w:tcW w:type="dxa" w:w="1191"/>
-          </w:tcPr>
-          <w:p>
             <w:pPr>
+              <w:spacing w:after="0"/>
               <w:jc w:val="right"/>
             </w:pPr>
             <w:r/>
             <w:r>
               <w:rPr>
+                <w:b w:val="0"/>
                 <w:sz w:val="17"/>
               </w:rPr>
-              <w:t>527,9</w:t>
-            </w:r>
-          </w:p>
-        </w:tc>
-        <w:tc>
-          <w:tcPr>
-            <w:tcW w:type="dxa" w:w="1191"/>
-          </w:tcPr>
-          <w:p>
-            <w:pPr>
-              <w:jc w:val="right"/>
-            </w:pPr>
-            <w:r/>
-            <w:r>
-              <w:rPr>
-                <w:sz w:val="17"/>
-              </w:rPr>
-              <w:t>546,1</w:t>
-            </w:r>
-          </w:p>
-        </w:tc>
-        <w:tc>
-          <w:tcPr>
-            <w:tcW w:type="dxa" w:w="1191"/>
-          </w:tcPr>
-          <w:p>
-            <w:pPr>
-              <w:jc w:val="right"/>
-            </w:pPr>
-            <w:r/>
-            <w:r>
-              <w:rPr>
-                <w:sz w:val="17"/>
-              </w:rPr>
-              <w:t>300,8</w:t>
-            </w:r>
-          </w:p>
-        </w:tc>
-        <w:tc>
-          <w:tcPr>
-            <w:tcW w:type="dxa" w:w="1191"/>
-          </w:tcPr>
-          <w:p>
-            <w:pPr>
-              <w:jc w:val="right"/>
-            </w:pPr>
-            <w:r/>
-            <w:r>
-              <w:rPr>
-                <w:sz w:val="17"/>
-              </w:rPr>
-              <w:t>306,6</w:t>
+              <w:t>482,1</w:t>
             </w:r>
           </w:p>
         </w:tc>
@@ -795,76 +1481,14 @@
             <w:tcW w:type="dxa" w:w="1474"/>
           </w:tcPr>
           <w:p>
-            <w:r/>
-            <w:r>
-              <w:rPr>
-                <w:sz w:val="17"/>
-              </w:rPr>
-              <w:t>S1 p.11; S1 p.5</w:t>
-            </w:r>
-          </w:p>
-        </w:tc>
-      </w:tr>
-      <w:tr>
-        <w:tc>
-          <w:tcPr>
-            <w:tcW w:type="dxa" w:w="2835"/>
-          </w:tcPr>
-          <w:p>
-            <w:r/>
-            <w:r>
-              <w:rPr>
-                <w:sz w:val="17"/>
-              </w:rPr>
-              <w:t>EBITDA, mln. EUR</w:t>
-            </w:r>
-          </w:p>
-        </w:tc>
-        <w:tc>
-          <w:tcPr>
-            <w:tcW w:type="dxa" w:w="1191"/>
-          </w:tcPr>
-          <w:p>
             <w:pPr>
+              <w:spacing w:after="0"/>
               <w:jc w:val="right"/>
             </w:pPr>
             <w:r/>
             <w:r>
               <w:rPr>
-                <w:sz w:val="17"/>
-              </w:rPr>
-              <w:t>532,7</w:t>
-            </w:r>
-          </w:p>
-        </w:tc>
-        <w:tc>
-          <w:tcPr>
-            <w:tcW w:type="dxa" w:w="1191"/>
-          </w:tcPr>
-          <w:p>
-            <w:pPr>
-              <w:jc w:val="right"/>
-            </w:pPr>
-            <w:r/>
-            <w:r>
-              <w:rPr>
-                <w:sz w:val="17"/>
-              </w:rPr>
-              <w:t>482,1</w:t>
-            </w:r>
-          </w:p>
-        </w:tc>
-        <w:tc>
-          <w:tcPr>
-            <w:tcW w:type="dxa" w:w="1191"/>
-          </w:tcPr>
-          <w:p>
-            <w:pPr>
-              <w:jc w:val="right"/>
-            </w:pPr>
-            <w:r/>
-            <w:r>
-              <w:rPr>
+                <w:b w:val="0"/>
                 <w:sz w:val="17"/>
               </w:rPr>
               <w:t>262,5</w:t>
@@ -873,18 +1497,231 @@
         </w:tc>
         <w:tc>
           <w:tcPr>
-            <w:tcW w:type="dxa" w:w="1191"/>
+            <w:tcW w:type="dxa" w:w="1474"/>
           </w:tcPr>
           <w:p>
             <w:pPr>
+              <w:spacing w:after="0"/>
               <w:jc w:val="right"/>
             </w:pPr>
             <w:r/>
             <w:r>
               <w:rPr>
+                <w:b w:val="0"/>
                 <w:sz w:val="17"/>
               </w:rPr>
               <w:t>303,5</w:t>
+            </w:r>
+          </w:p>
+        </w:tc>
+      </w:tr>
+      <w:tr>
+        <w:tc>
+          <w:tcPr>
+            <w:tcW w:type="dxa" w:w="3628"/>
+            <w:shd w:val="clear" w:color="auto" w:fill="F6F8FA"/>
+          </w:tcPr>
+          <w:p>
+            <w:pPr>
+              <w:spacing w:after="0"/>
+            </w:pPr>
+            <w:r/>
+            <w:r>
+              <w:rPr>
+                <w:b w:val="0"/>
+                <w:sz w:val="17"/>
+              </w:rPr>
+              <w:t>Koreguotas grynasis pelnas, mln. EUR</w:t>
+            </w:r>
+            <w:hyperlink r:id="rId20">
+              <w:r>
+                <w:rPr>
+                  <w:color w:val="2A78D6"/>
+                  <w:vertAlign w:val="superscript"/>
+                  <w:sz w:val="14"/>
+                </w:rPr>
+                <w:t xml:space="preserve">11</w:t>
+              </w:r>
+            </w:hyperlink>
+            <w:r>
+              <w:rPr>
+                <w:color w:val="2A78D6"/>
+                <w:vertAlign w:val="superscript"/>
+              </w:rPr>
+              <w:t>,</w:t>
+            </w:r>
+            <w:hyperlink r:id="rId21">
+              <w:r>
+                <w:rPr>
+                  <w:color w:val="2A78D6"/>
+                  <w:vertAlign w:val="superscript"/>
+                  <w:sz w:val="14"/>
+                </w:rPr>
+                <w:t xml:space="preserve">12</w:t>
+              </w:r>
+            </w:hyperlink>
+            <w:r>
+              <w:rPr>
+                <w:color w:val="2A78D6"/>
+                <w:vertAlign w:val="superscript"/>
+              </w:rPr>
+              <w:t>,</w:t>
+            </w:r>
+            <w:hyperlink r:id="rId18">
+              <w:r>
+                <w:rPr>
+                  <w:color w:val="2A78D6"/>
+                  <w:vertAlign w:val="superscript"/>
+                  <w:sz w:val="14"/>
+                </w:rPr>
+                <w:t xml:space="preserve">9</w:t>
+              </w:r>
+            </w:hyperlink>
+          </w:p>
+        </w:tc>
+        <w:tc>
+          <w:tcPr>
+            <w:tcW w:type="dxa" w:w="1474"/>
+            <w:shd w:val="clear" w:color="auto" w:fill="F6F8FA"/>
+          </w:tcPr>
+          <w:p>
+            <w:pPr>
+              <w:spacing w:after="0"/>
+              <w:jc w:val="right"/>
+            </w:pPr>
+            <w:r/>
+            <w:r>
+              <w:rPr>
+                <w:b w:val="0"/>
+                <w:sz w:val="17"/>
+              </w:rPr>
+              <w:t>277,5</w:t>
+            </w:r>
+          </w:p>
+        </w:tc>
+        <w:tc>
+          <w:tcPr>
+            <w:tcW w:type="dxa" w:w="1474"/>
+            <w:shd w:val="clear" w:color="auto" w:fill="F6F8FA"/>
+          </w:tcPr>
+          <w:p>
+            <w:pPr>
+              <w:spacing w:after="0"/>
+              <w:jc w:val="right"/>
+            </w:pPr>
+            <w:r/>
+            <w:r>
+              <w:rPr>
+                <w:b w:val="0"/>
+                <w:sz w:val="17"/>
+              </w:rPr>
+              <w:t>225,7</w:t>
+            </w:r>
+          </w:p>
+        </w:tc>
+        <w:tc>
+          <w:tcPr>
+            <w:tcW w:type="dxa" w:w="1474"/>
+            <w:shd w:val="clear" w:color="auto" w:fill="F6F8FA"/>
+          </w:tcPr>
+          <w:p>
+            <w:pPr>
+              <w:spacing w:after="0"/>
+              <w:jc w:val="right"/>
+            </w:pPr>
+            <w:r/>
+            <w:r>
+              <w:rPr>
+                <w:b w:val="0"/>
+                <w:sz w:val="17"/>
+              </w:rPr>
+              <w:t>146,2</w:t>
+            </w:r>
+          </w:p>
+        </w:tc>
+        <w:tc>
+          <w:tcPr>
+            <w:tcW w:type="dxa" w:w="1474"/>
+            <w:shd w:val="clear" w:color="auto" w:fill="F6F8FA"/>
+          </w:tcPr>
+          <w:p>
+            <w:pPr>
+              <w:spacing w:after="0"/>
+              <w:jc w:val="right"/>
+            </w:pPr>
+            <w:r/>
+            <w:r>
+              <w:rPr>
+                <w:b w:val="0"/>
+                <w:sz w:val="17"/>
+              </w:rPr>
+              <w:t>115,8</w:t>
+            </w:r>
+          </w:p>
+        </w:tc>
+      </w:tr>
+      <w:tr>
+        <w:tc>
+          <w:tcPr>
+            <w:tcW w:type="dxa" w:w="3628"/>
+          </w:tcPr>
+          <w:p>
+            <w:pPr>
+              <w:spacing w:after="0"/>
+            </w:pPr>
+            <w:r/>
+            <w:r>
+              <w:rPr>
+                <w:b w:val="0"/>
+                <w:sz w:val="17"/>
+              </w:rPr>
+              <w:t>Grynasis pelnas, mln. EUR</w:t>
+            </w:r>
+            <w:hyperlink r:id="rId20">
+              <w:r>
+                <w:rPr>
+                  <w:color w:val="2A78D6"/>
+                  <w:vertAlign w:val="superscript"/>
+                  <w:sz w:val="14"/>
+                </w:rPr>
+                <w:t xml:space="preserve">11</w:t>
+              </w:r>
+            </w:hyperlink>
+            <w:r>
+              <w:rPr>
+                <w:color w:val="2A78D6"/>
+                <w:vertAlign w:val="superscript"/>
+              </w:rPr>
+              <w:t>,</w:t>
+            </w:r>
+            <w:hyperlink r:id="rId19">
+              <w:r>
+                <w:rPr>
+                  <w:color w:val="2A78D6"/>
+                  <w:vertAlign w:val="superscript"/>
+                  <w:sz w:val="14"/>
+                </w:rPr>
+                <w:t xml:space="preserve">10</w:t>
+              </w:r>
+            </w:hyperlink>
+          </w:p>
+        </w:tc>
+        <w:tc>
+          <w:tcPr>
+            <w:tcW w:type="dxa" w:w="1474"/>
+          </w:tcPr>
+          <w:p>
+            <w:pPr>
+              <w:spacing w:after="0"/>
+              <w:jc w:val="right"/>
+            </w:pPr>
+            <w:r/>
+            <w:r>
+              <w:rPr>
+                <w:b w:val="0"/>
+                <w:sz w:val="17"/>
+              </w:rPr>
+              <w:t>276,2</w:t>
             </w:r>
           </w:p>
         </w:tc>
@@ -893,96 +1730,17 @@
             <w:tcW w:type="dxa" w:w="1474"/>
           </w:tcPr>
           <w:p>
-            <w:r/>
-            <w:r>
-              <w:rPr>
-                <w:sz w:val="17"/>
-              </w:rPr>
-              <w:t>S1 p.11; S4 p.14</w:t>
-            </w:r>
-          </w:p>
-        </w:tc>
-      </w:tr>
-      <w:tr>
-        <w:tc>
-          <w:tcPr>
-            <w:tcW w:type="dxa" w:w="2835"/>
-          </w:tcPr>
-          <w:p>
-            <w:r/>
-            <w:r>
-              <w:rPr>
-                <w:sz w:val="17"/>
-              </w:rPr>
-              <w:t>Koreguotas grynasis pelnas, mln. EUR</w:t>
-            </w:r>
-          </w:p>
-        </w:tc>
-        <w:tc>
-          <w:tcPr>
-            <w:tcW w:type="dxa" w:w="1191"/>
-          </w:tcPr>
-          <w:p>
             <w:pPr>
+              <w:spacing w:after="0"/>
               <w:jc w:val="right"/>
             </w:pPr>
             <w:r/>
             <w:r>
               <w:rPr>
+                <w:b w:val="0"/>
                 <w:sz w:val="17"/>
               </w:rPr>
-              <w:t>277,5</w:t>
-            </w:r>
-          </w:p>
-        </w:tc>
-        <w:tc>
-          <w:tcPr>
-            <w:tcW w:type="dxa" w:w="1191"/>
-          </w:tcPr>
-          <w:p>
-            <w:pPr>
-              <w:jc w:val="right"/>
-            </w:pPr>
-            <w:r/>
-            <w:r>
-              <w:rPr>
-                <w:sz w:val="17"/>
-              </w:rPr>
-              <w:t>225,7</w:t>
-            </w:r>
-          </w:p>
-        </w:tc>
-        <w:tc>
-          <w:tcPr>
-            <w:tcW w:type="dxa" w:w="1191"/>
-          </w:tcPr>
-          <w:p>
-            <w:pPr>
-              <w:jc w:val="right"/>
-            </w:pPr>
-            <w:r/>
-            <w:r>
-              <w:rPr>
-                <w:sz w:val="17"/>
-              </w:rPr>
-              <w:t>146,2</w:t>
-            </w:r>
-          </w:p>
-        </w:tc>
-        <w:tc>
-          <w:tcPr>
-            <w:tcW w:type="dxa" w:w="1191"/>
-          </w:tcPr>
-          <w:p>
-            <w:pPr>
-              <w:jc w:val="right"/>
-            </w:pPr>
-            <w:r/>
-            <w:r>
-              <w:rPr>
-                <w:sz w:val="17"/>
-              </w:rPr>
-              <w:t>115,8</w:t>
+              <w:t>163,9</w:t>
             </w:r>
           </w:p>
         </w:tc>
@@ -991,76 +1749,14 @@
             <w:tcW w:type="dxa" w:w="1474"/>
           </w:tcPr>
           <w:p>
-            <w:r/>
-            <w:r>
-              <w:rPr>
-                <w:sz w:val="17"/>
-              </w:rPr>
-              <w:t>S1 p.11; S4 p.14</w:t>
-            </w:r>
-          </w:p>
-        </w:tc>
-      </w:tr>
-      <w:tr>
-        <w:tc>
-          <w:tcPr>
-            <w:tcW w:type="dxa" w:w="2835"/>
-          </w:tcPr>
-          <w:p>
-            <w:r/>
-            <w:r>
-              <w:rPr>
-                <w:sz w:val="17"/>
-              </w:rPr>
-              <w:t>Grynasis pelnas, mln. EUR</w:t>
-            </w:r>
-          </w:p>
-        </w:tc>
-        <w:tc>
-          <w:tcPr>
-            <w:tcW w:type="dxa" w:w="1191"/>
-          </w:tcPr>
-          <w:p>
             <w:pPr>
+              <w:spacing w:after="0"/>
               <w:jc w:val="right"/>
             </w:pPr>
             <w:r/>
             <w:r>
               <w:rPr>
-                <w:sz w:val="17"/>
-              </w:rPr>
-              <w:t>276,2</w:t>
-            </w:r>
-          </w:p>
-        </w:tc>
-        <w:tc>
-          <w:tcPr>
-            <w:tcW w:type="dxa" w:w="1191"/>
-          </w:tcPr>
-          <w:p>
-            <w:pPr>
-              <w:jc w:val="right"/>
-            </w:pPr>
-            <w:r/>
-            <w:r>
-              <w:rPr>
-                <w:sz w:val="17"/>
-              </w:rPr>
-              <w:t>163,9</w:t>
-            </w:r>
-          </w:p>
-        </w:tc>
-        <w:tc>
-          <w:tcPr>
-            <w:tcW w:type="dxa" w:w="1191"/>
-          </w:tcPr>
-          <w:p>
-            <w:pPr>
-              <w:jc w:val="right"/>
-            </w:pPr>
-            <w:r/>
-            <w:r>
-              <w:rPr>
+                <w:b w:val="0"/>
                 <w:sz w:val="17"/>
               </w:rPr>
               <w:t>111,4*</w:t>
@@ -1069,18 +1765,214 @@
         </w:tc>
         <w:tc>
           <w:tcPr>
-            <w:tcW w:type="dxa" w:w="1191"/>
+            <w:tcW w:type="dxa" w:w="1474"/>
           </w:tcPr>
           <w:p>
             <w:pPr>
+              <w:spacing w:after="0"/>
               <w:jc w:val="right"/>
             </w:pPr>
             <w:r/>
             <w:r>
               <w:rPr>
+                <w:b w:val="0"/>
                 <w:sz w:val="17"/>
               </w:rPr>
               <w:t>113,2*</w:t>
+            </w:r>
+          </w:p>
+        </w:tc>
+      </w:tr>
+      <w:tr>
+        <w:tc>
+          <w:tcPr>
+            <w:tcW w:type="dxa" w:w="3628"/>
+            <w:shd w:val="clear" w:color="auto" w:fill="F6F8FA"/>
+          </w:tcPr>
+          <w:p>
+            <w:pPr>
+              <w:spacing w:after="0"/>
+            </w:pPr>
+            <w:r/>
+            <w:r>
+              <w:rPr>
+                <w:b w:val="0"/>
+                <w:sz w:val="17"/>
+              </w:rPr>
+              <w:t>Investicijos, mln. EUR</w:t>
+            </w:r>
+            <w:hyperlink r:id="rId20">
+              <w:r>
+                <w:rPr>
+                  <w:color w:val="2A78D6"/>
+                  <w:vertAlign w:val="superscript"/>
+                  <w:sz w:val="14"/>
+                </w:rPr>
+                <w:t xml:space="preserve">11</w:t>
+              </w:r>
+            </w:hyperlink>
+            <w:r>
+              <w:rPr>
+                <w:color w:val="2A78D6"/>
+                <w:vertAlign w:val="superscript"/>
+              </w:rPr>
+              <w:t>,</w:t>
+            </w:r>
+            <w:hyperlink r:id="rId21">
+              <w:r>
+                <w:rPr>
+                  <w:color w:val="2A78D6"/>
+                  <w:vertAlign w:val="superscript"/>
+                  <w:sz w:val="14"/>
+                </w:rPr>
+                <w:t xml:space="preserve">12</w:t>
+              </w:r>
+            </w:hyperlink>
+            <w:r>
+              <w:rPr>
+                <w:color w:val="2A78D6"/>
+                <w:vertAlign w:val="superscript"/>
+              </w:rPr>
+              <w:t>,</w:t>
+            </w:r>
+            <w:hyperlink r:id="rId18">
+              <w:r>
+                <w:rPr>
+                  <w:color w:val="2A78D6"/>
+                  <w:vertAlign w:val="superscript"/>
+                  <w:sz w:val="14"/>
+                </w:rPr>
+                <w:t xml:space="preserve">9</w:t>
+              </w:r>
+            </w:hyperlink>
+          </w:p>
+        </w:tc>
+        <w:tc>
+          <w:tcPr>
+            <w:tcW w:type="dxa" w:w="1474"/>
+            <w:shd w:val="clear" w:color="auto" w:fill="F6F8FA"/>
+          </w:tcPr>
+          <w:p>
+            <w:pPr>
+              <w:spacing w:after="0"/>
+              <w:jc w:val="right"/>
+            </w:pPr>
+            <w:r/>
+            <w:r>
+              <w:rPr>
+                <w:b w:val="0"/>
+                <w:sz w:val="17"/>
+              </w:rPr>
+              <w:t>812,0</w:t>
+            </w:r>
+          </w:p>
+        </w:tc>
+        <w:tc>
+          <w:tcPr>
+            <w:tcW w:type="dxa" w:w="1474"/>
+            <w:shd w:val="clear" w:color="auto" w:fill="F6F8FA"/>
+          </w:tcPr>
+          <w:p>
+            <w:pPr>
+              <w:spacing w:after="0"/>
+              <w:jc w:val="right"/>
+            </w:pPr>
+            <w:r/>
+            <w:r>
+              <w:rPr>
+                <w:b w:val="0"/>
+                <w:sz w:val="17"/>
+              </w:rPr>
+              <w:t>720,3</w:t>
+            </w:r>
+          </w:p>
+        </w:tc>
+        <w:tc>
+          <w:tcPr>
+            <w:tcW w:type="dxa" w:w="1474"/>
+            <w:shd w:val="clear" w:color="auto" w:fill="F6F8FA"/>
+          </w:tcPr>
+          <w:p>
+            <w:pPr>
+              <w:spacing w:after="0"/>
+              <w:jc w:val="right"/>
+            </w:pPr>
+            <w:r/>
+            <w:r>
+              <w:rPr>
+                <w:b w:val="0"/>
+                <w:sz w:val="17"/>
+              </w:rPr>
+              <w:t>343,2</w:t>
+            </w:r>
+          </w:p>
+        </w:tc>
+        <w:tc>
+          <w:tcPr>
+            <w:tcW w:type="dxa" w:w="1474"/>
+            <w:shd w:val="clear" w:color="auto" w:fill="F6F8FA"/>
+          </w:tcPr>
+          <w:p>
+            <w:pPr>
+              <w:spacing w:after="0"/>
+              <w:jc w:val="right"/>
+            </w:pPr>
+            <w:r/>
+            <w:r>
+              <w:rPr>
+                <w:b w:val="0"/>
+                <w:sz w:val="17"/>
+              </w:rPr>
+              <w:t>306,1</w:t>
+            </w:r>
+          </w:p>
+        </w:tc>
+      </w:tr>
+      <w:tr>
+        <w:tc>
+          <w:tcPr>
+            <w:tcW w:type="dxa" w:w="3628"/>
+          </w:tcPr>
+          <w:p>
+            <w:pPr>
+              <w:spacing w:after="0"/>
+            </w:pPr>
+            <w:r/>
+            <w:r>
+              <w:rPr>
+                <w:b w:val="0"/>
+                <w:sz w:val="17"/>
+              </w:rPr>
+              <w:t>FFO, mln. EUR</w:t>
+            </w:r>
+            <w:hyperlink r:id="rId22">
+              <w:r>
+                <w:rPr>
+                  <w:color w:val="2A78D6"/>
+                  <w:vertAlign w:val="superscript"/>
+                  <w:sz w:val="14"/>
+                </w:rPr>
+                <w:t xml:space="preserve">13</w:t>
+              </w:r>
+            </w:hyperlink>
+          </w:p>
+        </w:tc>
+        <w:tc>
+          <w:tcPr>
+            <w:tcW w:type="dxa" w:w="1474"/>
+          </w:tcPr>
+          <w:p>
+            <w:pPr>
+              <w:spacing w:after="0"/>
+              <w:jc w:val="right"/>
+            </w:pPr>
+            <w:r/>
+            <w:r>
+              <w:rPr>
+                <w:b w:val="0"/>
+                <w:sz w:val="17"/>
+              </w:rPr>
+              <w:t>–</w:t>
             </w:r>
           </w:p>
         </w:tc>
@@ -1089,96 +1981,17 @@
             <w:tcW w:type="dxa" w:w="1474"/>
           </w:tcPr>
           <w:p>
-            <w:r/>
-            <w:r>
-              <w:rPr>
-                <w:sz w:val="17"/>
-              </w:rPr>
-              <w:t>S1 p.23; S4 p.14</w:t>
-            </w:r>
-          </w:p>
-        </w:tc>
-      </w:tr>
-      <w:tr>
-        <w:tc>
-          <w:tcPr>
-            <w:tcW w:type="dxa" w:w="2835"/>
-          </w:tcPr>
-          <w:p>
-            <w:r/>
-            <w:r>
-              <w:rPr>
-                <w:sz w:val="17"/>
-              </w:rPr>
-              <w:t>Investicijos, mln. EUR</w:t>
-            </w:r>
-          </w:p>
-        </w:tc>
-        <w:tc>
-          <w:tcPr>
-            <w:tcW w:type="dxa" w:w="1191"/>
-          </w:tcPr>
-          <w:p>
             <w:pPr>
+              <w:spacing w:after="0"/>
               <w:jc w:val="right"/>
             </w:pPr>
             <w:r/>
             <w:r>
               <w:rPr>
+                <w:b w:val="0"/>
                 <w:sz w:val="17"/>
               </w:rPr>
-              <w:t>812,0</w:t>
-            </w:r>
-          </w:p>
-        </w:tc>
-        <w:tc>
-          <w:tcPr>
-            <w:tcW w:type="dxa" w:w="1191"/>
-          </w:tcPr>
-          <w:p>
-            <w:pPr>
-              <w:jc w:val="right"/>
-            </w:pPr>
-            <w:r/>
-            <w:r>
-              <w:rPr>
-                <w:sz w:val="17"/>
-              </w:rPr>
-              <w:t>720,3</w:t>
-            </w:r>
-          </w:p>
-        </w:tc>
-        <w:tc>
-          <w:tcPr>
-            <w:tcW w:type="dxa" w:w="1191"/>
-          </w:tcPr>
-          <w:p>
-            <w:pPr>
-              <w:jc w:val="right"/>
-            </w:pPr>
-            <w:r/>
-            <w:r>
-              <w:rPr>
-                <w:sz w:val="17"/>
-              </w:rPr>
-              <w:t>343,2</w:t>
-            </w:r>
-          </w:p>
-        </w:tc>
-        <w:tc>
-          <w:tcPr>
-            <w:tcW w:type="dxa" w:w="1191"/>
-          </w:tcPr>
-          <w:p>
-            <w:pPr>
-              <w:jc w:val="right"/>
-            </w:pPr>
-            <w:r/>
-            <w:r>
-              <w:rPr>
-                <w:sz w:val="17"/>
-              </w:rPr>
-              <w:t>306,1</w:t>
+              <w:t>–</w:t>
             </w:r>
           </w:p>
         </w:tc>
@@ -1187,12 +2000,36 @@
             <w:tcW w:type="dxa" w:w="1474"/>
           </w:tcPr>
           <w:p>
+            <w:pPr>
+              <w:spacing w:after="0"/>
+              <w:jc w:val="right"/>
+            </w:pPr>
             <w:r/>
             <w:r>
               <w:rPr>
+                <w:b w:val="0"/>
                 <w:sz w:val="17"/>
               </w:rPr>
-              <w:t>S1 p.11; S1 p.5</w:t>
+              <w:t>225,9*</w:t>
+            </w:r>
+          </w:p>
+        </w:tc>
+        <w:tc>
+          <w:tcPr>
+            <w:tcW w:type="dxa" w:w="1474"/>
+          </w:tcPr>
+          <w:p>
+            <w:pPr>
+              <w:spacing w:after="0"/>
+              <w:jc w:val="right"/>
+            </w:pPr>
+            <w:r/>
+            <w:r>
+              <w:rPr>
+                <w:b w:val="0"/>
+                <w:sz w:val="17"/>
+              </w:rPr>
+              <w:t>251,4*</w:t>
             </w:r>
           </w:p>
         </w:tc>
@@ -1200,26 +2037,47 @@
       <w:tr>
         <w:tc>
           <w:tcPr>
-            <w:tcW w:type="dxa" w:w="2835"/>
+            <w:tcW w:type="dxa" w:w="3628"/>
+            <w:shd w:val="clear" w:color="auto" w:fill="F6F8FA"/>
           </w:tcPr>
           <w:p>
+            <w:pPr>
+              <w:spacing w:after="0"/>
+            </w:pPr>
             <w:r/>
             <w:r>
               <w:rPr>
+                <w:b w:val="0"/>
                 <w:sz w:val="17"/>
               </w:rPr>
-              <w:t>FFO, mln. EUR</w:t>
+              <w:t>Laisvieji pinigų srautai, mln. EUR</w:t>
             </w:r>
+            <w:hyperlink r:id="rId22">
+              <w:r>
+                <w:rPr>
+                  <w:color w:val="2A78D6"/>
+                  <w:vertAlign w:val="superscript"/>
+                  <w:sz w:val="14"/>
+                </w:rPr>
+                <w:t xml:space="preserve">13</w:t>
+              </w:r>
+            </w:hyperlink>
           </w:p>
         </w:tc>
         <w:tc>
           <w:tcPr>
-            <w:tcW w:type="dxa" w:w="1191"/>
+            <w:tcW w:type="dxa" w:w="1474"/>
+            <w:shd w:val="clear" w:color="auto" w:fill="F6F8FA"/>
           </w:tcPr>
           <w:p>
+            <w:pPr>
+              <w:spacing w:after="0"/>
+              <w:jc w:val="right"/>
+            </w:pPr>
             <w:r/>
             <w:r>
               <w:rPr>
+                <w:b w:val="0"/>
                 <w:sz w:val="17"/>
               </w:rPr>
               <w:t>–</w:t>
@@ -1228,12 +2086,18 @@
         </w:tc>
         <w:tc>
           <w:tcPr>
-            <w:tcW w:type="dxa" w:w="1191"/>
+            <w:tcW w:type="dxa" w:w="1474"/>
+            <w:shd w:val="clear" w:color="auto" w:fill="F6F8FA"/>
           </w:tcPr>
           <w:p>
+            <w:pPr>
+              <w:spacing w:after="0"/>
+              <w:jc w:val="right"/>
+            </w:pPr>
             <w:r/>
             <w:r>
               <w:rPr>
+                <w:b w:val="0"/>
                 <w:sz w:val="17"/>
               </w:rPr>
               <w:t>–</w:t>
@@ -1242,35 +2106,107 @@
         </w:tc>
         <w:tc>
           <w:tcPr>
-            <w:tcW w:type="dxa" w:w="1191"/>
+            <w:tcW w:type="dxa" w:w="1474"/>
+            <w:shd w:val="clear" w:color="auto" w:fill="F6F8FA"/>
           </w:tcPr>
           <w:p>
             <w:pPr>
+              <w:spacing w:after="0"/>
               <w:jc w:val="right"/>
             </w:pPr>
             <w:r/>
             <w:r>
               <w:rPr>
+                <w:b w:val="0"/>
                 <w:sz w:val="17"/>
               </w:rPr>
-              <w:t>225,9*</w:t>
+              <w:t>64,0*</w:t>
             </w:r>
           </w:p>
         </w:tc>
         <w:tc>
           <w:tcPr>
-            <w:tcW w:type="dxa" w:w="1191"/>
+            <w:tcW w:type="dxa" w:w="1474"/>
+            <w:shd w:val="clear" w:color="auto" w:fill="F6F8FA"/>
           </w:tcPr>
           <w:p>
             <w:pPr>
+              <w:spacing w:after="0"/>
               <w:jc w:val="right"/>
             </w:pPr>
             <w:r/>
             <w:r>
               <w:rPr>
+                <w:b w:val="0"/>
                 <w:sz w:val="17"/>
               </w:rPr>
-              <w:t>251,4*</w:t>
+              <w:t>5,3*</w:t>
+            </w:r>
+          </w:p>
+        </w:tc>
+      </w:tr>
+      <w:tr>
+        <w:tc>
+          <w:tcPr>
+            <w:tcW w:type="dxa" w:w="3628"/>
+          </w:tcPr>
+          <w:p>
+            <w:pPr>
+              <w:spacing w:after="0"/>
+            </w:pPr>
+            <w:r/>
+            <w:r>
+              <w:rPr>
+                <w:b w:val="0"/>
+                <w:sz w:val="17"/>
+              </w:rPr>
+              <w:t>Grynoji skola, mln. EUR</w:t>
+            </w:r>
+            <w:hyperlink r:id="rId20">
+              <w:r>
+                <w:rPr>
+                  <w:color w:val="2A78D6"/>
+                  <w:vertAlign w:val="superscript"/>
+                  <w:sz w:val="14"/>
+                </w:rPr>
+                <w:t xml:space="preserve">11</w:t>
+              </w:r>
+            </w:hyperlink>
+            <w:r>
+              <w:rPr>
+                <w:color w:val="2A78D6"/>
+                <w:vertAlign w:val="superscript"/>
+              </w:rPr>
+              <w:t>,</w:t>
+            </w:r>
+            <w:hyperlink r:id="rId14">
+              <w:r>
+                <w:rPr>
+                  <w:color w:val="2A78D6"/>
+                  <w:vertAlign w:val="superscript"/>
+                  <w:sz w:val="14"/>
+                </w:rPr>
+                <w:t xml:space="preserve">5</w:t>
+              </w:r>
+            </w:hyperlink>
+          </w:p>
+        </w:tc>
+        <w:tc>
+          <w:tcPr>
+            <w:tcW w:type="dxa" w:w="1474"/>
+          </w:tcPr>
+          <w:p>
+            <w:pPr>
+              <w:spacing w:after="0"/>
+              <w:jc w:val="right"/>
+            </w:pPr>
+            <w:r/>
+            <w:r>
+              <w:rPr>
+                <w:b w:val="0"/>
+                <w:sz w:val="17"/>
+              </w:rPr>
+              <w:t>1 612,3</w:t>
             </w:r>
           </w:p>
         </w:tc>
@@ -1279,39 +2215,33 @@
             <w:tcW w:type="dxa" w:w="1474"/>
           </w:tcPr>
           <w:p>
+            <w:pPr>
+              <w:spacing w:after="0"/>
+              <w:jc w:val="right"/>
+            </w:pPr>
             <w:r/>
             <w:r>
               <w:rPr>
+                <w:b w:val="0"/>
                 <w:sz w:val="17"/>
               </w:rPr>
-              <w:t>S1 p.29</w:t>
-            </w:r>
-          </w:p>
-        </w:tc>
-      </w:tr>
-      <w:tr>
-        <w:tc>
-          <w:tcPr>
-            <w:tcW w:type="dxa" w:w="2835"/>
-          </w:tcPr>
-          <w:p>
-            <w:r/>
-            <w:r>
-              <w:rPr>
-                <w:sz w:val="17"/>
-              </w:rPr>
-              <w:t>Laisvieji pinigų srautai, mln. EUR</w:t>
+              <w:t>1 912,0</w:t>
             </w:r>
           </w:p>
         </w:tc>
         <w:tc>
           <w:tcPr>
-            <w:tcW w:type="dxa" w:w="1191"/>
+            <w:tcW w:type="dxa" w:w="1474"/>
           </w:tcPr>
           <w:p>
+            <w:pPr>
+              <w:spacing w:after="0"/>
+              <w:jc w:val="right"/>
+            </w:pPr>
             <w:r/>
             <w:r>
               <w:rPr>
+                <w:b w:val="0"/>
                 <w:sz w:val="17"/>
               </w:rPr>
               <w:t>–</w:t>
@@ -1320,12 +2250,125 @@
         </w:tc>
         <w:tc>
           <w:tcPr>
-            <w:tcW w:type="dxa" w:w="1191"/>
+            <w:tcW w:type="dxa" w:w="1474"/>
           </w:tcPr>
           <w:p>
+            <w:pPr>
+              <w:spacing w:after="0"/>
+              <w:jc w:val="right"/>
+            </w:pPr>
             <w:r/>
             <w:r>
               <w:rPr>
+                <w:b w:val="0"/>
+                <w:sz w:val="17"/>
+              </w:rPr>
+              <w:t>1 925,3</w:t>
+            </w:r>
+          </w:p>
+        </w:tc>
+      </w:tr>
+      <w:tr>
+        <w:tc>
+          <w:tcPr>
+            <w:tcW w:type="dxa" w:w="3628"/>
+            <w:shd w:val="clear" w:color="auto" w:fill="F6F8FA"/>
+          </w:tcPr>
+          <w:p>
+            <w:pPr>
+              <w:spacing w:after="0"/>
+            </w:pPr>
+            <w:r/>
+            <w:r>
+              <w:rPr>
+                <w:b w:val="0"/>
+                <w:sz w:val="17"/>
+              </w:rPr>
+              <w:t>Grynoji skola / EBITDA</w:t>
+            </w:r>
+            <w:hyperlink r:id="rId20">
+              <w:r>
+                <w:rPr>
+                  <w:color w:val="2A78D6"/>
+                  <w:vertAlign w:val="superscript"/>
+                  <w:sz w:val="14"/>
+                </w:rPr>
+                <w:t xml:space="preserve">11</w:t>
+              </w:r>
+            </w:hyperlink>
+            <w:r>
+              <w:rPr>
+                <w:color w:val="2A78D6"/>
+                <w:vertAlign w:val="superscript"/>
+              </w:rPr>
+              <w:t>,</w:t>
+            </w:r>
+            <w:hyperlink r:id="rId14">
+              <w:r>
+                <w:rPr>
+                  <w:color w:val="2A78D6"/>
+                  <w:vertAlign w:val="superscript"/>
+                  <w:sz w:val="14"/>
+                </w:rPr>
+                <w:t xml:space="preserve">5</w:t>
+              </w:r>
+            </w:hyperlink>
+          </w:p>
+        </w:tc>
+        <w:tc>
+          <w:tcPr>
+            <w:tcW w:type="dxa" w:w="1474"/>
+            <w:shd w:val="clear" w:color="auto" w:fill="F6F8FA"/>
+          </w:tcPr>
+          <w:p>
+            <w:pPr>
+              <w:spacing w:after="0"/>
+              <w:jc w:val="right"/>
+            </w:pPr>
+            <w:r/>
+            <w:r>
+              <w:rPr>
+                <w:b w:val="0"/>
+                <w:sz w:val="17"/>
+              </w:rPr>
+              <w:t>3,05x</w:t>
+            </w:r>
+          </w:p>
+        </w:tc>
+        <w:tc>
+          <w:tcPr>
+            <w:tcW w:type="dxa" w:w="1474"/>
+            <w:shd w:val="clear" w:color="auto" w:fill="F6F8FA"/>
+          </w:tcPr>
+          <w:p>
+            <w:pPr>
+              <w:spacing w:after="0"/>
+              <w:jc w:val="right"/>
+            </w:pPr>
+            <w:r/>
+            <w:r>
+              <w:rPr>
+                <w:b w:val="0"/>
+                <w:sz w:val="17"/>
+              </w:rPr>
+              <w:t>3,50x</w:t>
+            </w:r>
+          </w:p>
+        </w:tc>
+        <w:tc>
+          <w:tcPr>
+            <w:tcW w:type="dxa" w:w="1474"/>
+            <w:shd w:val="clear" w:color="auto" w:fill="F6F8FA"/>
+          </w:tcPr>
+          <w:p>
+            <w:pPr>
+              <w:spacing w:after="0"/>
+              <w:jc w:val="right"/>
+            </w:pPr>
+            <w:r/>
+            <w:r>
+              <w:rPr>
+                <w:b w:val="0"/>
                 <w:sz w:val="17"/>
               </w:rPr>
               <w:t>–</w:t>
@@ -1334,35 +2377,87 @@
         </w:tc>
         <w:tc>
           <w:tcPr>
-            <w:tcW w:type="dxa" w:w="1191"/>
+            <w:tcW w:type="dxa" w:w="1474"/>
+            <w:shd w:val="clear" w:color="auto" w:fill="F6F8FA"/>
           </w:tcPr>
           <w:p>
             <w:pPr>
+              <w:spacing w:after="0"/>
               <w:jc w:val="right"/>
             </w:pPr>
             <w:r/>
             <w:r>
               <w:rPr>
+                <w:b w:val="0"/>
                 <w:sz w:val="17"/>
               </w:rPr>
-              <w:t>64,0*</w:t>
+              <w:t>3,49x</w:t>
             </w:r>
+          </w:p>
+        </w:tc>
+      </w:tr>
+      <w:tr>
+        <w:tc>
+          <w:tcPr>
+            <w:tcW w:type="dxa" w:w="3628"/>
+          </w:tcPr>
+          <w:p>
+            <w:pPr>
+              <w:spacing w:after="0"/>
+            </w:pPr>
+            <w:r/>
+            <w:r>
+              <w:rPr>
+                <w:b w:val="0"/>
+                <w:sz w:val="17"/>
+              </w:rPr>
+              <w:t>FFO / grynoji skola</w:t>
+            </w:r>
+            <w:hyperlink r:id="rId20">
+              <w:r>
+                <w:rPr>
+                  <w:color w:val="2A78D6"/>
+                  <w:vertAlign w:val="superscript"/>
+                  <w:sz w:val="14"/>
+                </w:rPr>
+                <w:t xml:space="preserve">11</w:t>
+              </w:r>
+            </w:hyperlink>
+            <w:r>
+              <w:rPr>
+                <w:color w:val="2A78D6"/>
+                <w:vertAlign w:val="superscript"/>
+              </w:rPr>
+              <w:t>,</w:t>
+            </w:r>
+            <w:hyperlink r:id="rId14">
+              <w:r>
+                <w:rPr>
+                  <w:color w:val="2A78D6"/>
+                  <w:vertAlign w:val="superscript"/>
+                  <w:sz w:val="14"/>
+                </w:rPr>
+                <w:t xml:space="preserve">5</w:t>
+              </w:r>
+            </w:hyperlink>
           </w:p>
         </w:tc>
         <w:tc>
           <w:tcPr>
-            <w:tcW w:type="dxa" w:w="1191"/>
+            <w:tcW w:type="dxa" w:w="1474"/>
           </w:tcPr>
           <w:p>
             <w:pPr>
+              <w:spacing w:after="0"/>
               <w:jc w:val="right"/>
             </w:pPr>
             <w:r/>
             <w:r>
               <w:rPr>
+                <w:b w:val="0"/>
                 <w:sz w:val="17"/>
               </w:rPr>
-              <w:t>5,3*</w:t>
+              <w:t>29,7 %</w:t>
             </w:r>
           </w:p>
         </w:tc>
@@ -1371,73 +2466,33 @@
             <w:tcW w:type="dxa" w:w="1474"/>
           </w:tcPr>
           <w:p>
+            <w:pPr>
+              <w:spacing w:after="0"/>
+              <w:jc w:val="right"/>
+            </w:pPr>
             <w:r/>
             <w:r>
               <w:rPr>
+                <w:b w:val="0"/>
                 <w:sz w:val="17"/>
               </w:rPr>
-              <w:t>S1 p.29</w:t>
-            </w:r>
-          </w:p>
-        </w:tc>
-      </w:tr>
-      <w:tr>
-        <w:tc>
-          <w:tcPr>
-            <w:tcW w:type="dxa" w:w="2835"/>
-          </w:tcPr>
-          <w:p>
-            <w:r/>
-            <w:r>
-              <w:rPr>
-                <w:sz w:val="17"/>
-              </w:rPr>
-              <w:t>Grynoji skola, mln. EUR</w:t>
+              <w:t>21,0 %</w:t>
             </w:r>
           </w:p>
         </w:tc>
         <w:tc>
           <w:tcPr>
-            <w:tcW w:type="dxa" w:w="1191"/>
+            <w:tcW w:type="dxa" w:w="1474"/>
           </w:tcPr>
           <w:p>
             <w:pPr>
+              <w:spacing w:after="0"/>
               <w:jc w:val="right"/>
             </w:pPr>
             <w:r/>
             <w:r>
               <w:rPr>
-                <w:sz w:val="17"/>
-              </w:rPr>
-              <w:t>1 612,3</w:t>
-            </w:r>
-          </w:p>
-        </w:tc>
-        <w:tc>
-          <w:tcPr>
-            <w:tcW w:type="dxa" w:w="1191"/>
-          </w:tcPr>
-          <w:p>
-            <w:pPr>
-              <w:jc w:val="right"/>
-            </w:pPr>
-            <w:r/>
-            <w:r>
-              <w:rPr>
-                <w:sz w:val="17"/>
-              </w:rPr>
-              <w:t>1 912,0</w:t>
-            </w:r>
-          </w:p>
-        </w:tc>
-        <w:tc>
-          <w:tcPr>
-            <w:tcW w:type="dxa" w:w="1191"/>
-          </w:tcPr>
-          <w:p>
-            <w:r/>
-            <w:r>
-              <w:rPr>
+                <w:b w:val="0"/>
                 <w:sz w:val="17"/>
               </w:rPr>
               <w:t>–</w:t>
@@ -1446,18 +2501,197 @@
         </w:tc>
         <w:tc>
           <w:tcPr>
-            <w:tcW w:type="dxa" w:w="1191"/>
+            <w:tcW w:type="dxa" w:w="1474"/>
           </w:tcPr>
           <w:p>
             <w:pPr>
+              <w:spacing w:after="0"/>
               <w:jc w:val="right"/>
             </w:pPr>
             <w:r/>
             <w:r>
               <w:rPr>
+                <w:b w:val="0"/>
                 <w:sz w:val="17"/>
               </w:rPr>
-              <w:t>1 925,3</w:t>
+              <w:t>22,2 %</w:t>
+            </w:r>
+          </w:p>
+        </w:tc>
+      </w:tr>
+      <w:tr>
+        <w:tc>
+          <w:tcPr>
+            <w:tcW w:type="dxa" w:w="3628"/>
+            <w:shd w:val="clear" w:color="auto" w:fill="F6F8FA"/>
+          </w:tcPr>
+          <w:p>
+            <w:pPr>
+              <w:spacing w:after="0"/>
+            </w:pPr>
+            <w:r/>
+            <w:r>
+              <w:rPr>
+                <w:b w:val="0"/>
+                <w:sz w:val="17"/>
+              </w:rPr>
+              <w:t>Koreguota ROCE</w:t>
+            </w:r>
+            <w:hyperlink r:id="rId20">
+              <w:r>
+                <w:rPr>
+                  <w:color w:val="2A78D6"/>
+                  <w:vertAlign w:val="superscript"/>
+                  <w:sz w:val="14"/>
+                </w:rPr>
+                <w:t xml:space="preserve">11</w:t>
+              </w:r>
+            </w:hyperlink>
+            <w:r>
+              <w:rPr>
+                <w:color w:val="2A78D6"/>
+                <w:vertAlign w:val="superscript"/>
+              </w:rPr>
+              <w:t>,</w:t>
+            </w:r>
+            <w:hyperlink r:id="rId18">
+              <w:r>
+                <w:rPr>
+                  <w:color w:val="2A78D6"/>
+                  <w:vertAlign w:val="superscript"/>
+                  <w:sz w:val="14"/>
+                </w:rPr>
+                <w:t xml:space="preserve">9</w:t>
+              </w:r>
+            </w:hyperlink>
+          </w:p>
+        </w:tc>
+        <w:tc>
+          <w:tcPr>
+            <w:tcW w:type="dxa" w:w="1474"/>
+            <w:shd w:val="clear" w:color="auto" w:fill="F6F8FA"/>
+          </w:tcPr>
+          <w:p>
+            <w:pPr>
+              <w:spacing w:after="0"/>
+              <w:jc w:val="right"/>
+            </w:pPr>
+            <w:r/>
+            <w:r>
+              <w:rPr>
+                <w:b w:val="0"/>
+                <w:sz w:val="17"/>
+              </w:rPr>
+              <w:t>9,0 %</w:t>
+            </w:r>
+          </w:p>
+        </w:tc>
+        <w:tc>
+          <w:tcPr>
+            <w:tcW w:type="dxa" w:w="1474"/>
+            <w:shd w:val="clear" w:color="auto" w:fill="F6F8FA"/>
+          </w:tcPr>
+          <w:p>
+            <w:pPr>
+              <w:spacing w:after="0"/>
+              <w:jc w:val="right"/>
+            </w:pPr>
+            <w:r/>
+            <w:r>
+              <w:rPr>
+                <w:b w:val="0"/>
+                <w:sz w:val="17"/>
+              </w:rPr>
+              <w:t>7,5 %</w:t>
+            </w:r>
+          </w:p>
+        </w:tc>
+        <w:tc>
+          <w:tcPr>
+            <w:tcW w:type="dxa" w:w="1474"/>
+            <w:shd w:val="clear" w:color="auto" w:fill="F6F8FA"/>
+          </w:tcPr>
+          <w:p>
+            <w:pPr>
+              <w:spacing w:after="0"/>
+              <w:jc w:val="right"/>
+            </w:pPr>
+            <w:r/>
+            <w:r>
+              <w:rPr>
+                <w:b w:val="0"/>
+                <w:sz w:val="17"/>
+              </w:rPr>
+              <w:t>–</w:t>
+            </w:r>
+          </w:p>
+        </w:tc>
+        <w:tc>
+          <w:tcPr>
+            <w:tcW w:type="dxa" w:w="1474"/>
+            <w:shd w:val="clear" w:color="auto" w:fill="F6F8FA"/>
+          </w:tcPr>
+          <w:p>
+            <w:pPr>
+              <w:spacing w:after="0"/>
+              <w:jc w:val="right"/>
+            </w:pPr>
+            <w:r/>
+            <w:r>
+              <w:rPr>
+                <w:b w:val="0"/>
+                <w:sz w:val="17"/>
+              </w:rPr>
+              <w:t>6,7 %</w:t>
+            </w:r>
+          </w:p>
+        </w:tc>
+      </w:tr>
+      <w:tr>
+        <w:tc>
+          <w:tcPr>
+            <w:tcW w:type="dxa" w:w="3628"/>
+          </w:tcPr>
+          <w:p>
+            <w:pPr>
+              <w:spacing w:after="0"/>
+            </w:pPr>
+            <w:r/>
+            <w:r>
+              <w:rPr>
+                <w:b w:val="0"/>
+                <w:sz w:val="17"/>
+              </w:rPr>
+              <w:t>Nuosavas kapitalas, mln. EUR</w:t>
+            </w:r>
+            <w:hyperlink r:id="rId23">
+              <w:r>
+                <w:rPr>
+                  <w:color w:val="2A78D6"/>
+                  <w:vertAlign w:val="superscript"/>
+                  <w:sz w:val="14"/>
+                </w:rPr>
+                <w:t xml:space="preserve">14</w:t>
+              </w:r>
+            </w:hyperlink>
+          </w:p>
+        </w:tc>
+        <w:tc>
+          <w:tcPr>
+            <w:tcW w:type="dxa" w:w="1474"/>
+          </w:tcPr>
+          <w:p>
+            <w:pPr>
+              <w:spacing w:after="0"/>
+              <w:jc w:val="right"/>
+            </w:pPr>
+            <w:r/>
+            <w:r>
+              <w:rPr>
+                <w:b w:val="0"/>
+                <w:sz w:val="17"/>
+              </w:rPr>
+              <w:t>–</w:t>
             </w:r>
           </w:p>
         </w:tc>
@@ -1466,73 +2700,33 @@
             <w:tcW w:type="dxa" w:w="1474"/>
           </w:tcPr>
           <w:p>
+            <w:pPr>
+              <w:spacing w:after="0"/>
+              <w:jc w:val="right"/>
+            </w:pPr>
             <w:r/>
             <w:r>
               <w:rPr>
+                <w:b w:val="0"/>
                 <w:sz w:val="17"/>
               </w:rPr>
-              <w:t>S1 p.10; S4 p.14</w:t>
-            </w:r>
-          </w:p>
-        </w:tc>
-      </w:tr>
-      <w:tr>
-        <w:tc>
-          <w:tcPr>
-            <w:tcW w:type="dxa" w:w="2835"/>
-          </w:tcPr>
-          <w:p>
-            <w:r/>
-            <w:r>
-              <w:rPr>
-                <w:sz w:val="17"/>
-              </w:rPr>
-              <w:t>Grynoji skola / EBITDA</w:t>
+              <w:t>2 494,7*</w:t>
             </w:r>
           </w:p>
         </w:tc>
         <w:tc>
           <w:tcPr>
-            <w:tcW w:type="dxa" w:w="1191"/>
+            <w:tcW w:type="dxa" w:w="1474"/>
           </w:tcPr>
           <w:p>
             <w:pPr>
+              <w:spacing w:after="0"/>
               <w:jc w:val="right"/>
             </w:pPr>
             <w:r/>
             <w:r>
               <w:rPr>
-                <w:sz w:val="17"/>
-              </w:rPr>
-              <w:t>3,05x</w:t>
-            </w:r>
-          </w:p>
-        </w:tc>
-        <w:tc>
-          <w:tcPr>
-            <w:tcW w:type="dxa" w:w="1191"/>
-          </w:tcPr>
-          <w:p>
-            <w:pPr>
-              <w:jc w:val="right"/>
-            </w:pPr>
-            <w:r/>
-            <w:r>
-              <w:rPr>
-                <w:sz w:val="17"/>
-              </w:rPr>
-              <w:t>3,50x</w:t>
-            </w:r>
-          </w:p>
-        </w:tc>
-        <w:tc>
-          <w:tcPr>
-            <w:tcW w:type="dxa" w:w="1191"/>
-          </w:tcPr>
-          <w:p>
-            <w:r/>
-            <w:r>
-              <w:rPr>
+                <w:b w:val="0"/>
                 <w:sz w:val="17"/>
               </w:rPr>
               <w:t>–</w:t>
@@ -1541,18 +2735,214 @@
         </w:tc>
         <w:tc>
           <w:tcPr>
-            <w:tcW w:type="dxa" w:w="1191"/>
+            <w:tcW w:type="dxa" w:w="1474"/>
           </w:tcPr>
           <w:p>
             <w:pPr>
+              <w:spacing w:after="0"/>
               <w:jc w:val="right"/>
             </w:pPr>
             <w:r/>
             <w:r>
               <w:rPr>
+                <w:b w:val="0"/>
                 <w:sz w:val="17"/>
               </w:rPr>
-              <w:t>3,49x</w:t>
+              <w:t>2 636,1*</w:t>
+            </w:r>
+          </w:p>
+        </w:tc>
+      </w:tr>
+      <w:tr>
+        <w:tc>
+          <w:tcPr>
+            <w:tcW w:type="dxa" w:w="3628"/>
+            <w:shd w:val="clear" w:color="auto" w:fill="F6F8FA"/>
+          </w:tcPr>
+          <w:p>
+            <w:pPr>
+              <w:spacing w:after="0"/>
+            </w:pPr>
+            <w:r/>
+            <w:r>
+              <w:rPr>
+                <w:b w:val="0"/>
+                <w:sz w:val="17"/>
+              </w:rPr>
+              <w:t>Turtas, mln. EUR</w:t>
+            </w:r>
+            <w:hyperlink r:id="rId23">
+              <w:r>
+                <w:rPr>
+                  <w:color w:val="2A78D6"/>
+                  <w:vertAlign w:val="superscript"/>
+                  <w:sz w:val="14"/>
+                </w:rPr>
+                <w:t xml:space="preserve">14</w:t>
+              </w:r>
+            </w:hyperlink>
+          </w:p>
+        </w:tc>
+        <w:tc>
+          <w:tcPr>
+            <w:tcW w:type="dxa" w:w="1474"/>
+            <w:shd w:val="clear" w:color="auto" w:fill="F6F8FA"/>
+          </w:tcPr>
+          <w:p>
+            <w:pPr>
+              <w:spacing w:after="0"/>
+              <w:jc w:val="right"/>
+            </w:pPr>
+            <w:r/>
+            <w:r>
+              <w:rPr>
+                <w:b w:val="0"/>
+                <w:sz w:val="17"/>
+              </w:rPr>
+              <w:t>–</w:t>
+            </w:r>
+          </w:p>
+        </w:tc>
+        <w:tc>
+          <w:tcPr>
+            <w:tcW w:type="dxa" w:w="1474"/>
+            <w:shd w:val="clear" w:color="auto" w:fill="F6F8FA"/>
+          </w:tcPr>
+          <w:p>
+            <w:pPr>
+              <w:spacing w:after="0"/>
+              <w:jc w:val="right"/>
+            </w:pPr>
+            <w:r/>
+            <w:r>
+              <w:rPr>
+                <w:b w:val="0"/>
+                <w:sz w:val="17"/>
+              </w:rPr>
+              <w:t>6 278,9*</w:t>
+            </w:r>
+          </w:p>
+        </w:tc>
+        <w:tc>
+          <w:tcPr>
+            <w:tcW w:type="dxa" w:w="1474"/>
+            <w:shd w:val="clear" w:color="auto" w:fill="F6F8FA"/>
+          </w:tcPr>
+          <w:p>
+            <w:pPr>
+              <w:spacing w:after="0"/>
+              <w:jc w:val="right"/>
+            </w:pPr>
+            <w:r/>
+            <w:r>
+              <w:rPr>
+                <w:b w:val="0"/>
+                <w:sz w:val="17"/>
+              </w:rPr>
+              <w:t>–</w:t>
+            </w:r>
+          </w:p>
+        </w:tc>
+        <w:tc>
+          <w:tcPr>
+            <w:tcW w:type="dxa" w:w="1474"/>
+            <w:shd w:val="clear" w:color="auto" w:fill="F6F8FA"/>
+          </w:tcPr>
+          <w:p>
+            <w:pPr>
+              <w:spacing w:after="0"/>
+              <w:jc w:val="right"/>
+            </w:pPr>
+            <w:r/>
+            <w:r>
+              <w:rPr>
+                <w:b w:val="0"/>
+                <w:sz w:val="17"/>
+              </w:rPr>
+              <w:t>6 339,2*</w:t>
+            </w:r>
+          </w:p>
+        </w:tc>
+      </w:tr>
+      <w:tr>
+        <w:tc>
+          <w:tcPr>
+            <w:tcW w:type="dxa" w:w="3628"/>
+          </w:tcPr>
+          <w:p>
+            <w:pPr>
+              <w:spacing w:after="0"/>
+            </w:pPr>
+            <w:r/>
+            <w:r>
+              <w:rPr>
+                <w:b w:val="0"/>
+                <w:sz w:val="17"/>
+              </w:rPr>
+              <w:t>Dividendai akcijai, EUR</w:t>
+            </w:r>
+            <w:hyperlink r:id="rId24">
+              <w:r>
+                <w:rPr>
+                  <w:color w:val="2A78D6"/>
+                  <w:vertAlign w:val="superscript"/>
+                  <w:sz w:val="14"/>
+                </w:rPr>
+                <w:t xml:space="preserve">15</w:t>
+              </w:r>
+            </w:hyperlink>
+            <w:r>
+              <w:rPr>
+                <w:color w:val="2A78D6"/>
+                <w:vertAlign w:val="superscript"/>
+              </w:rPr>
+              <w:t>,</w:t>
+            </w:r>
+            <w:hyperlink r:id="rId21">
+              <w:r>
+                <w:rPr>
+                  <w:color w:val="2A78D6"/>
+                  <w:vertAlign w:val="superscript"/>
+                  <w:sz w:val="14"/>
+                </w:rPr>
+                <w:t xml:space="preserve">12</w:t>
+              </w:r>
+            </w:hyperlink>
+            <w:r>
+              <w:rPr>
+                <w:color w:val="2A78D6"/>
+                <w:vertAlign w:val="superscript"/>
+              </w:rPr>
+              <w:t>,</w:t>
+            </w:r>
+            <w:hyperlink r:id="rId13">
+              <w:r>
+                <w:rPr>
+                  <w:color w:val="2A78D6"/>
+                  <w:vertAlign w:val="superscript"/>
+                  <w:sz w:val="14"/>
+                </w:rPr>
+                <w:t xml:space="preserve">4</w:t>
+              </w:r>
+            </w:hyperlink>
+          </w:p>
+        </w:tc>
+        <w:tc>
+          <w:tcPr>
+            <w:tcW w:type="dxa" w:w="1474"/>
+          </w:tcPr>
+          <w:p>
+            <w:pPr>
+              <w:spacing w:after="0"/>
+              <w:jc w:val="right"/>
+            </w:pPr>
+            <w:r/>
+            <w:r>
+              <w:rPr>
+                <w:b w:val="0"/>
+                <w:sz w:val="17"/>
+              </w:rPr>
+              <w:t>1,33</w:t>
             </w:r>
           </w:p>
         </w:tc>
@@ -1561,73 +2951,33 @@
             <w:tcW w:type="dxa" w:w="1474"/>
           </w:tcPr>
           <w:p>
+            <w:pPr>
+              <w:spacing w:after="0"/>
+              <w:jc w:val="right"/>
+            </w:pPr>
             <w:r/>
             <w:r>
               <w:rPr>
+                <w:b w:val="0"/>
                 <w:sz w:val="17"/>
               </w:rPr>
-              <w:t>S1 p.10; S4 p.14</w:t>
-            </w:r>
-          </w:p>
-        </w:tc>
-      </w:tr>
-      <w:tr>
-        <w:tc>
-          <w:tcPr>
-            <w:tcW w:type="dxa" w:w="2835"/>
-          </w:tcPr>
-          <w:p>
-            <w:r/>
-            <w:r>
-              <w:rPr>
-                <w:sz w:val="17"/>
-              </w:rPr>
-              <w:t>FFO / grynoji skola</w:t>
+              <w:t>1,366</w:t>
             </w:r>
           </w:p>
         </w:tc>
         <w:tc>
           <w:tcPr>
-            <w:tcW w:type="dxa" w:w="1191"/>
+            <w:tcW w:type="dxa" w:w="1474"/>
           </w:tcPr>
           <w:p>
             <w:pPr>
+              <w:spacing w:after="0"/>
               <w:jc w:val="right"/>
             </w:pPr>
             <w:r/>
             <w:r>
               <w:rPr>
-                <w:sz w:val="17"/>
-              </w:rPr>
-              <w:t>29,7 %</w:t>
-            </w:r>
-          </w:p>
-        </w:tc>
-        <w:tc>
-          <w:tcPr>
-            <w:tcW w:type="dxa" w:w="1191"/>
-          </w:tcPr>
-          <w:p>
-            <w:pPr>
-              <w:jc w:val="right"/>
-            </w:pPr>
-            <w:r/>
-            <w:r>
-              <w:rPr>
-                <w:sz w:val="17"/>
-              </w:rPr>
-              <w:t>21,0 %</w:t>
-            </w:r>
-          </w:p>
-        </w:tc>
-        <w:tc>
-          <w:tcPr>
-            <w:tcW w:type="dxa" w:w="1191"/>
-          </w:tcPr>
-          <w:p>
-            <w:r/>
-            <w:r>
-              <w:rPr>
+                <w:b w:val="0"/>
                 <w:sz w:val="17"/>
               </w:rPr>
               <w:t>–</w:t>
@@ -1636,32 +2986,20 @@
         </w:tc>
         <w:tc>
           <w:tcPr>
-            <w:tcW w:type="dxa" w:w="1191"/>
+            <w:tcW w:type="dxa" w:w="1474"/>
           </w:tcPr>
           <w:p>
             <w:pPr>
+              <w:spacing w:after="0"/>
               <w:jc w:val="right"/>
             </w:pPr>
             <w:r/>
             <w:r>
               <w:rPr>
+                <w:b w:val="0"/>
                 <w:sz w:val="17"/>
               </w:rPr>
-              <w:t>22,2 %</w:t>
-            </w:r>
-          </w:p>
-        </w:tc>
-        <w:tc>
-          <w:tcPr>
-            <w:tcW w:type="dxa" w:w="1474"/>
-          </w:tcPr>
-          <w:p>
-            <w:r/>
-            <w:r>
-              <w:rPr>
-                <w:sz w:val="17"/>
-              </w:rPr>
-              <w:t>S1 p.10; S4 p.14</w:t>
+              <w:t>0,704</w:t>
             </w:r>
           </w:p>
         </w:tc>
@@ -1669,403 +3007,64 @@
       <w:tr>
         <w:tc>
           <w:tcPr>
-            <w:tcW w:type="dxa" w:w="2835"/>
+            <w:tcW w:type="dxa" w:w="3628"/>
+            <w:shd w:val="clear" w:color="auto" w:fill="F6F8FA"/>
           </w:tcPr>
           <w:p>
+            <w:pPr>
+              <w:spacing w:after="0"/>
+            </w:pPr>
             <w:r/>
             <w:r>
               <w:rPr>
+                <w:b w:val="0"/>
                 <w:sz w:val="17"/>
               </w:rPr>
-              <w:t>Koreguota ROCE</w:t>
+              <w:t>Įrengta žalioji galia, GW</w:t>
             </w:r>
+            <w:hyperlink r:id="rId21">
+              <w:r>
+                <w:rPr>
+                  <w:color w:val="2A78D6"/>
+                  <w:vertAlign w:val="superscript"/>
+                  <w:sz w:val="14"/>
+                </w:rPr>
+                <w:t xml:space="preserve">12</w:t>
+              </w:r>
+            </w:hyperlink>
+            <w:r>
+              <w:rPr>
+                <w:color w:val="2A78D6"/>
+                <w:vertAlign w:val="superscript"/>
+              </w:rPr>
+              <w:t>,</w:t>
+            </w:r>
+            <w:hyperlink r:id="rId18">
+              <w:r>
+                <w:rPr>
+                  <w:color w:val="2A78D6"/>
+                  <w:vertAlign w:val="superscript"/>
+                  <w:sz w:val="14"/>
+                </w:rPr>
+                <w:t xml:space="preserve">9</w:t>
+              </w:r>
+            </w:hyperlink>
           </w:p>
         </w:tc>
         <w:tc>
           <w:tcPr>
-            <w:tcW w:type="dxa" w:w="1191"/>
+            <w:tcW w:type="dxa" w:w="1474"/>
+            <w:shd w:val="clear" w:color="auto" w:fill="F6F8FA"/>
           </w:tcPr>
           <w:p>
             <w:pPr>
+              <w:spacing w:after="0"/>
               <w:jc w:val="right"/>
             </w:pPr>
             <w:r/>
             <w:r>
               <w:rPr>
-                <w:sz w:val="17"/>
-              </w:rPr>
-              <w:t>9,0 %</w:t>
-            </w:r>
-          </w:p>
-        </w:tc>
-        <w:tc>
-          <w:tcPr>
-            <w:tcW w:type="dxa" w:w="1191"/>
-          </w:tcPr>
-          <w:p>
-            <w:pPr>
-              <w:jc w:val="right"/>
-            </w:pPr>
-            <w:r/>
-            <w:r>
-              <w:rPr>
-                <w:sz w:val="17"/>
-              </w:rPr>
-              <w:t>7,5 %</w:t>
-            </w:r>
-          </w:p>
-        </w:tc>
-        <w:tc>
-          <w:tcPr>
-            <w:tcW w:type="dxa" w:w="1191"/>
-          </w:tcPr>
-          <w:p>
-            <w:r/>
-            <w:r>
-              <w:rPr>
-                <w:sz w:val="17"/>
-              </w:rPr>
-              <w:t>–</w:t>
-            </w:r>
-          </w:p>
-        </w:tc>
-        <w:tc>
-          <w:tcPr>
-            <w:tcW w:type="dxa" w:w="1191"/>
-          </w:tcPr>
-          <w:p>
-            <w:pPr>
-              <w:jc w:val="right"/>
-            </w:pPr>
-            <w:r/>
-            <w:r>
-              <w:rPr>
-                <w:sz w:val="17"/>
-              </w:rPr>
-              <w:t>6,7 %</w:t>
-            </w:r>
-          </w:p>
-        </w:tc>
-        <w:tc>
-          <w:tcPr>
-            <w:tcW w:type="dxa" w:w="1474"/>
-          </w:tcPr>
-          <w:p>
-            <w:r/>
-            <w:r>
-              <w:rPr>
-                <w:sz w:val="17"/>
-              </w:rPr>
-              <w:t>S1 p.11; S4 p.14</w:t>
-            </w:r>
-          </w:p>
-        </w:tc>
-      </w:tr>
-      <w:tr>
-        <w:tc>
-          <w:tcPr>
-            <w:tcW w:type="dxa" w:w="2835"/>
-          </w:tcPr>
-          <w:p>
-            <w:r/>
-            <w:r>
-              <w:rPr>
-                <w:sz w:val="17"/>
-              </w:rPr>
-              <w:t>Nuosavas kapitalas, mln. EUR</w:t>
-            </w:r>
-          </w:p>
-        </w:tc>
-        <w:tc>
-          <w:tcPr>
-            <w:tcW w:type="dxa" w:w="1191"/>
-          </w:tcPr>
-          <w:p>
-            <w:r/>
-            <w:r>
-              <w:rPr>
-                <w:sz w:val="17"/>
-              </w:rPr>
-              <w:t>–</w:t>
-            </w:r>
-          </w:p>
-        </w:tc>
-        <w:tc>
-          <w:tcPr>
-            <w:tcW w:type="dxa" w:w="1191"/>
-          </w:tcPr>
-          <w:p>
-            <w:pPr>
-              <w:jc w:val="right"/>
-            </w:pPr>
-            <w:r/>
-            <w:r>
-              <w:rPr>
-                <w:sz w:val="17"/>
-              </w:rPr>
-              <w:t>2 494,7*</w:t>
-            </w:r>
-          </w:p>
-        </w:tc>
-        <w:tc>
-          <w:tcPr>
-            <w:tcW w:type="dxa" w:w="1191"/>
-          </w:tcPr>
-          <w:p>
-            <w:r/>
-            <w:r>
-              <w:rPr>
-                <w:sz w:val="17"/>
-              </w:rPr>
-              <w:t>–</w:t>
-            </w:r>
-          </w:p>
-        </w:tc>
-        <w:tc>
-          <w:tcPr>
-            <w:tcW w:type="dxa" w:w="1191"/>
-          </w:tcPr>
-          <w:p>
-            <w:pPr>
-              <w:jc w:val="right"/>
-            </w:pPr>
-            <w:r/>
-            <w:r>
-              <w:rPr>
-                <w:sz w:val="17"/>
-              </w:rPr>
-              <w:t>2 636,1*</w:t>
-            </w:r>
-          </w:p>
-        </w:tc>
-        <w:tc>
-          <w:tcPr>
-            <w:tcW w:type="dxa" w:w="1474"/>
-          </w:tcPr>
-          <w:p>
-            <w:r/>
-            <w:r>
-              <w:rPr>
-                <w:sz w:val="17"/>
-              </w:rPr>
-              <w:t>S1 p.33</w:t>
-            </w:r>
-          </w:p>
-        </w:tc>
-      </w:tr>
-      <w:tr>
-        <w:tc>
-          <w:tcPr>
-            <w:tcW w:type="dxa" w:w="2835"/>
-          </w:tcPr>
-          <w:p>
-            <w:r/>
-            <w:r>
-              <w:rPr>
-                <w:sz w:val="17"/>
-              </w:rPr>
-              <w:t>Turtas, mln. EUR</w:t>
-            </w:r>
-          </w:p>
-        </w:tc>
-        <w:tc>
-          <w:tcPr>
-            <w:tcW w:type="dxa" w:w="1191"/>
-          </w:tcPr>
-          <w:p>
-            <w:r/>
-            <w:r>
-              <w:rPr>
-                <w:sz w:val="17"/>
-              </w:rPr>
-              <w:t>–</w:t>
-            </w:r>
-          </w:p>
-        </w:tc>
-        <w:tc>
-          <w:tcPr>
-            <w:tcW w:type="dxa" w:w="1191"/>
-          </w:tcPr>
-          <w:p>
-            <w:pPr>
-              <w:jc w:val="right"/>
-            </w:pPr>
-            <w:r/>
-            <w:r>
-              <w:rPr>
-                <w:sz w:val="17"/>
-              </w:rPr>
-              <w:t>6 278,9*</w:t>
-            </w:r>
-          </w:p>
-        </w:tc>
-        <w:tc>
-          <w:tcPr>
-            <w:tcW w:type="dxa" w:w="1191"/>
-          </w:tcPr>
-          <w:p>
-            <w:r/>
-            <w:r>
-              <w:rPr>
-                <w:sz w:val="17"/>
-              </w:rPr>
-              <w:t>–</w:t>
-            </w:r>
-          </w:p>
-        </w:tc>
-        <w:tc>
-          <w:tcPr>
-            <w:tcW w:type="dxa" w:w="1191"/>
-          </w:tcPr>
-          <w:p>
-            <w:pPr>
-              <w:jc w:val="right"/>
-            </w:pPr>
-            <w:r/>
-            <w:r>
-              <w:rPr>
-                <w:sz w:val="17"/>
-              </w:rPr>
-              <w:t>6 339,2*</w:t>
-            </w:r>
-          </w:p>
-        </w:tc>
-        <w:tc>
-          <w:tcPr>
-            <w:tcW w:type="dxa" w:w="1474"/>
-          </w:tcPr>
-          <w:p>
-            <w:r/>
-            <w:r>
-              <w:rPr>
-                <w:sz w:val="17"/>
-              </w:rPr>
-              <w:t>S1 p.33</w:t>
-            </w:r>
-          </w:p>
-        </w:tc>
-      </w:tr>
-      <w:tr>
-        <w:tc>
-          <w:tcPr>
-            <w:tcW w:type="dxa" w:w="2835"/>
-          </w:tcPr>
-          <w:p>
-            <w:r/>
-            <w:r>
-              <w:rPr>
-                <w:sz w:val="17"/>
-              </w:rPr>
-              <w:t>Dividendai akcijai, EUR</w:t>
-            </w:r>
-          </w:p>
-        </w:tc>
-        <w:tc>
-          <w:tcPr>
-            <w:tcW w:type="dxa" w:w="1191"/>
-          </w:tcPr>
-          <w:p>
-            <w:pPr>
-              <w:jc w:val="right"/>
-            </w:pPr>
-            <w:r/>
-            <w:r>
-              <w:rPr>
-                <w:sz w:val="17"/>
-              </w:rPr>
-              <w:t>1,33</w:t>
-            </w:r>
-          </w:p>
-        </w:tc>
-        <w:tc>
-          <w:tcPr>
-            <w:tcW w:type="dxa" w:w="1191"/>
-          </w:tcPr>
-          <w:p>
-            <w:pPr>
-              <w:jc w:val="right"/>
-            </w:pPr>
-            <w:r/>
-            <w:r>
-              <w:rPr>
-                <w:sz w:val="17"/>
-              </w:rPr>
-              <w:t>1,366</w:t>
-            </w:r>
-          </w:p>
-        </w:tc>
-        <w:tc>
-          <w:tcPr>
-            <w:tcW w:type="dxa" w:w="1191"/>
-          </w:tcPr>
-          <w:p>
-            <w:r/>
-            <w:r>
-              <w:rPr>
-                <w:sz w:val="17"/>
-              </w:rPr>
-              <w:t>–</w:t>
-            </w:r>
-          </w:p>
-        </w:tc>
-        <w:tc>
-          <w:tcPr>
-            <w:tcW w:type="dxa" w:w="1191"/>
-          </w:tcPr>
-          <w:p>
-            <w:pPr>
-              <w:jc w:val="right"/>
-            </w:pPr>
-            <w:r/>
-            <w:r>
-              <w:rPr>
-                <w:sz w:val="17"/>
-              </w:rPr>
-              <w:t>0,704</w:t>
-            </w:r>
-          </w:p>
-        </w:tc>
-        <w:tc>
-          <w:tcPr>
-            <w:tcW w:type="dxa" w:w="1474"/>
-          </w:tcPr>
-          <w:p>
-            <w:r/>
-            <w:r>
-              <w:rPr>
-                <w:sz w:val="17"/>
-              </w:rPr>
-              <w:t>S2; S4</w:t>
-            </w:r>
-          </w:p>
-        </w:tc>
-      </w:tr>
-      <w:tr>
-        <w:tc>
-          <w:tcPr>
-            <w:tcW w:type="dxa" w:w="2835"/>
-          </w:tcPr>
-          <w:p>
-            <w:r/>
-            <w:r>
-              <w:rPr>
-                <w:sz w:val="17"/>
-              </w:rPr>
-              <w:t>Įrengta žalioji galia, GW</w:t>
-            </w:r>
-          </w:p>
-        </w:tc>
-        <w:tc>
-          <w:tcPr>
-            <w:tcW w:type="dxa" w:w="1191"/>
-          </w:tcPr>
-          <w:p>
-            <w:pPr>
-              <w:jc w:val="right"/>
-            </w:pPr>
-            <w:r/>
-            <w:r>
-              <w:rPr>
+                <w:b w:val="0"/>
                 <w:sz w:val="17"/>
               </w:rPr>
               <w:t>1,4</w:t>
@@ -2074,46 +3073,18 @@
         </w:tc>
         <w:tc>
           <w:tcPr>
-            <w:tcW w:type="dxa" w:w="1191"/>
+            <w:tcW w:type="dxa" w:w="1474"/>
+            <w:shd w:val="clear" w:color="auto" w:fill="F6F8FA"/>
           </w:tcPr>
           <w:p>
             <w:pPr>
+              <w:spacing w:after="0"/>
               <w:jc w:val="right"/>
             </w:pPr>
             <w:r/>
             <w:r>
               <w:rPr>
-                <w:sz w:val="17"/>
-              </w:rPr>
-              <w:t>2,1</w:t>
-            </w:r>
-          </w:p>
-        </w:tc>
-        <w:tc>
-          <w:tcPr>
-            <w:tcW w:type="dxa" w:w="1191"/>
-          </w:tcPr>
-          <w:p>
-            <w:r/>
-            <w:r>
-              <w:rPr>
-                <w:sz w:val="17"/>
-              </w:rPr>
-              <w:t>–</w:t>
-            </w:r>
-          </w:p>
-        </w:tc>
-        <w:tc>
-          <w:tcPr>
-            <w:tcW w:type="dxa" w:w="1191"/>
-          </w:tcPr>
-          <w:p>
-            <w:pPr>
-              <w:jc w:val="right"/>
-            </w:pPr>
-            <w:r/>
-            <w:r>
-              <w:rPr>
+                <w:b w:val="0"/>
                 <w:sz w:val="17"/>
               </w:rPr>
               <w:t>2,1</w:t>
@@ -2123,92 +3094,103 @@
         <w:tc>
           <w:tcPr>
             <w:tcW w:type="dxa" w:w="1474"/>
+            <w:shd w:val="clear" w:color="auto" w:fill="F6F8FA"/>
           </w:tcPr>
           <w:p>
+            <w:pPr>
+              <w:spacing w:after="0"/>
+              <w:jc w:val="right"/>
+            </w:pPr>
             <w:r/>
             <w:r>
               <w:rPr>
+                <w:b w:val="0"/>
                 <w:sz w:val="17"/>
               </w:rPr>
-              <w:t>S1 p.11; S5</w:t>
+              <w:t>–</w:t>
+            </w:r>
+          </w:p>
+        </w:tc>
+        <w:tc>
+          <w:tcPr>
+            <w:tcW w:type="dxa" w:w="1474"/>
+            <w:shd w:val="clear" w:color="auto" w:fill="F6F8FA"/>
+          </w:tcPr>
+          <w:p>
+            <w:pPr>
+              <w:spacing w:after="0"/>
+              <w:jc w:val="right"/>
+            </w:pPr>
+            <w:r/>
+            <w:r>
+              <w:rPr>
+                <w:b w:val="0"/>
+                <w:sz w:val="17"/>
+              </w:rPr>
+              <w:t>2,1</w:t>
             </w:r>
           </w:p>
         </w:tc>
       </w:tr>
     </w:tbl>
-    <w:p/>
     <w:p>
       <w:r>
         <w:rPr>
           <w:i/>
+          <w:color w:val="5F6B7A"/>
           <w:sz w:val="16"/>
         </w:rPr>
-        <w:t>* – reikia patikrinti originale / verify in source;  ᶜ – apskaičiuota įrankio / calculated by the tool</w:t>
+        <w:t>* – reikia patikrinti originale;  ᶜ – apskaičiuota įrankio. Mažas numeris prie teksto – nuoroda į šaltinį (paspaudus atsidaro dokumentas reikiamame puslapyje).</w:t>
+      </w:r>
+    </w:p>
+    <w:p>
+      <w:r>
+        <w:drawing>
+          <wp:inline xmlns:a="http://schemas.openxmlformats.org/drawingml/2006/main" xmlns:pic="http://schemas.openxmlformats.org/drawingml/2006/picture">
+            <wp:extent cx="6120000" cy="1713899"/>
+            <wp:docPr id="1" name="Picture 1"/>
+            <wp:cNvGraphicFramePr>
+              <a:graphicFrameLocks noChangeAspect="1"/>
+            </wp:cNvGraphicFramePr>
+            <a:graphic>
+              <a:graphicData uri="http://schemas.openxmlformats.org/drawingml/2006/picture">
+                <pic:pic>
+                  <pic:nvPicPr>
+                    <pic:cNvPr id="0" name="ignitis_lt.png"/>
+                    <pic:cNvPicPr/>
+                  </pic:nvPicPr>
+                  <pic:blipFill>
+                    <a:blip r:embed="rId25"/>
+                    <a:stretch>
+                      <a:fillRect/>
+                    </a:stretch>
+                  </pic:blipFill>
+                  <pic:spPr>
+                    <a:xfrm>
+                      <a:off x="0" y="0"/>
+                      <a:ext cx="6120000" cy="1713899"/>
+                    </a:xfrm>
+                    <a:prstGeom prst="rect"/>
+                  </pic:spPr>
+                </pic:pic>
+              </a:graphicData>
+            </a:graphic>
+          </wp:inline>
+        </w:drawing>
       </w:r>
     </w:p>
     <w:p>
       <w:pPr>
-        <w:pStyle w:val="Heading2"/>
+        <w:spacing w:before="280" w:after="80"/>
+        <w:pBdr>
+          <w:bottom w:val="single" w:sz="6" w:color="C9D3DE" w:space="2"/>
+        </w:pBdr>
       </w:pPr>
       <w:r>
         <w:rPr>
+          <w:b/>
           <w:color w:val="1F4E79"/>
-        </w:rPr>
-        <w:t>Trumpa santrauka</w:t>
-      </w:r>
-    </w:p>
-    <w:p>
-      <w:pPr>
-        <w:pStyle w:val="ListBullet"/>
-        <w:spacing w:after="40"/>
-      </w:pPr>
-      <w:r>
-        <w:t>6 mėn. koreguota EBITDA – 306,6 mln. EUR (+1,9 %). Augo Tinklai ir Klientai ir sprendimai, mažėjo Žalioji generacija (149,2 mln. EUR, 2025 m. – 166,6 mln.) [S1 p.24]. 2026 m. prognozė 550–600 mln. EUR patvirtinta; per pusmetį pasiekta 51–56 % jos [S2].</w:t>
-      </w:r>
-    </w:p>
-    <w:p>
-      <w:pPr>
-        <w:pStyle w:val="ListBullet"/>
-        <w:spacing w:after="40"/>
-      </w:pPr>
-      <w:r>
-        <w:t>Skola stabili: grynoji skola 1 925,3 mln. EUR (+0,7 % nuo 2025 m. pabaigos), grynoji skola / koreguota EBITDA 3,49x, FFO / grynoji skola 22,2 % (strateginis tikslas ≥23 %) [S1 p.10; S6].</w:t>
-      </w:r>
-    </w:p>
-    <w:p>
-      <w:pPr>
-        <w:pStyle w:val="ListBullet"/>
-        <w:spacing w:after="40"/>
-      </w:pPr>
-      <w:r>
-        <w:t>Reitingai nepakito: S&amp;P BBB+ (stabili, 2026-07-28), Moody's Baa1 (stabili, pirmas reitingas 2026 m.) [S7].</w:t>
-      </w:r>
-    </w:p>
-    <w:p>
-      <w:pPr>
-        <w:pStyle w:val="ListBullet"/>
-        <w:spacing w:after="40"/>
-      </w:pPr>
-      <w:r>
-        <w:t>Svarbu turimai obligacijai XS1646530565 (2,000 %, 2027-07-14): 2026-10-19 paskelbtas supirkimo pasiūlymas (tender offer), finansuojamas nauja 300 mln. EUR 4,500 % EuGB obligacija iki 2031-10-27 [S8; S9].</w:t>
-      </w:r>
-    </w:p>
-    <w:p>
-      <w:pPr>
-        <w:pStyle w:val="ListBullet"/>
-        <w:spacing w:after="40"/>
-      </w:pPr>
-      <w:r>
-        <w:t>Koreguotas grynasis pelnas sumažėjo 20,8 % iki 115,8 mln. EUR; koreguota ROCE (12 mėn.) – 6,7 % (buvo 8,6 %) [S1 p.11].</w:t>
-      </w:r>
-    </w:p>
-    <w:p>
-      <w:pPr>
-        <w:pStyle w:val="Heading2"/>
-      </w:pPr>
-      <w:r>
-        <w:rPr>
-          <w:color w:val="1F4E79"/>
+          <w:sz w:val="28"/>
         </w:rPr>
         <w:t>Veiklos apžvalga</w:t>
       </w:r>
@@ -2216,64 +3198,285 @@
     <w:p>
       <w:pPr>
         <w:pStyle w:val="ListBullet"/>
-        <w:spacing w:after="40"/>
+        <w:spacing w:after="60"/>
       </w:pPr>
       <w:r>
-        <w:t>Tinklai: investicijos 208,3 mln. EUR (+26,1 %), 68 % visų investicijų; segmento koreguota EBITDA 147,3 mln. EUR (132,6 mln.) [S1 p.5, p.24].</w:t>
+        <w:rPr>
+          <w:b/>
+        </w:rPr>
+        <w:t>Tinklai:</w:t>
+      </w:r>
+      <w:r>
+        <w:rPr>
+          <w:b w:val="0"/>
+        </w:rPr>
+        <w:t xml:space="preserve"> investicijos 208,3 mln. EUR (+26,1 %), 68 % visų investicijų; segmento koreguota EBITDA 147,3 mln. EUR (132,6 mln.)</w:t>
+      </w:r>
+      <w:hyperlink r:id="rId26">
+        <w:r>
+          <w:rPr>
+            <w:color w:val="2A78D6"/>
+            <w:vertAlign w:val="superscript"/>
+            <w:sz w:val="17"/>
+          </w:rPr>
+          <w:t xml:space="preserve">16</w:t>
+        </w:r>
+      </w:hyperlink>
+      <w:r>
+        <w:rPr>
+          <w:b w:val="0"/>
+        </w:rPr>
+        <w:t>.</w:t>
       </w:r>
     </w:p>
     <w:p>
       <w:pPr>
         <w:pStyle w:val="ListBullet"/>
-        <w:spacing w:after="40"/>
+        <w:spacing w:after="60"/>
       </w:pPr>
       <w:r>
-        <w:t>Žalioji generacija: įrengta 2,1 GW, statoma 0,6 GW (0,7 GW po Tume BESS investicinio sprendimo), užtikrinta 3,4 GW [S1 p.11, p.17]. EBITDA mažėjo dėl silpnesnio vėjo I–II ketv. ir mažesnės apsidraudimo kainos (130 → 82 EUR/MWh) [S3].</w:t>
+        <w:rPr>
+          <w:b/>
+        </w:rPr>
+        <w:t>Žalioji generacija:</w:t>
+      </w:r>
+      <w:r>
+        <w:rPr>
+          <w:b w:val="0"/>
+        </w:rPr>
+        <w:t xml:space="preserve"> įrengta 2,1 GW, statoma 0,6 GW (0,7 GW po Tume BESS investicinio sprendimo), užtikrinta 3,4 GW</w:t>
+      </w:r>
+      <w:hyperlink r:id="rId18">
+        <w:r>
+          <w:rPr>
+            <w:color w:val="2A78D6"/>
+            <w:vertAlign w:val="superscript"/>
+            <w:sz w:val="17"/>
+          </w:rPr>
+          <w:t xml:space="preserve">17</w:t>
+        </w:r>
+      </w:hyperlink>
+      <w:r>
+        <w:rPr>
+          <w:b w:val="0"/>
+        </w:rPr>
+        <w:t>. EBITDA mažėjo dėl silpnesnio vėjo I–II ketv. ir mažesnės apsidraudimo kainos (130 → 82 EUR/MWh)</w:t>
+      </w:r>
+      <w:hyperlink r:id="rId27">
+        <w:r>
+          <w:rPr>
+            <w:color w:val="2A78D6"/>
+            <w:vertAlign w:val="superscript"/>
+            <w:sz w:val="17"/>
+          </w:rPr>
+          <w:t xml:space="preserve">18</w:t>
+        </w:r>
+      </w:hyperlink>
+      <w:r>
+        <w:rPr>
+          <w:b w:val="0"/>
+        </w:rPr>
+        <w:t>.</w:t>
       </w:r>
     </w:p>
     <w:p>
       <w:pPr>
         <w:pStyle w:val="ListBullet"/>
-        <w:spacing w:after="40"/>
+        <w:spacing w:after="60"/>
       </w:pPr>
       <w:r>
-        <w:t>Rezervinė galia: koreguota EBITDA 17,9 mln. EUR (29,1 mln., −38 %); balansavimo rinka tampa konkurencingesnė [S1 p.24; S3].</w:t>
+        <w:rPr>
+          <w:b/>
+        </w:rPr>
+        <w:t>Rezervinė galia:</w:t>
+      </w:r>
+      <w:r>
+        <w:rPr>
+          <w:b w:val="0"/>
+        </w:rPr>
+        <w:t xml:space="preserve"> koreguota EBITDA 17,9 mln. EUR (29,1 mln., −38 %); balansavimo rinka tampa konkurencingesnė</w:t>
+      </w:r>
+      <w:hyperlink r:id="rId12">
+        <w:r>
+          <w:rPr>
+            <w:color w:val="2A78D6"/>
+            <w:vertAlign w:val="superscript"/>
+            <w:sz w:val="17"/>
+          </w:rPr>
+          <w:t xml:space="preserve">3</w:t>
+        </w:r>
+      </w:hyperlink>
+      <w:r>
+        <w:rPr>
+          <w:color w:val="2A78D6"/>
+          <w:vertAlign w:val="superscript"/>
+        </w:rPr>
+        <w:t>,</w:t>
+      </w:r>
+      <w:hyperlink r:id="rId27">
+        <w:r>
+          <w:rPr>
+            <w:color w:val="2A78D6"/>
+            <w:vertAlign w:val="superscript"/>
+            <w:sz w:val="17"/>
+          </w:rPr>
+          <w:t xml:space="preserve">18</w:t>
+        </w:r>
+      </w:hyperlink>
+      <w:r>
+        <w:rPr>
+          <w:b w:val="0"/>
+        </w:rPr>
+        <w:t>.</w:t>
       </w:r>
     </w:p>
     <w:p>
       <w:pPr>
         <w:pStyle w:val="ListBullet"/>
-        <w:spacing w:after="40"/>
+        <w:spacing w:after="60"/>
       </w:pPr>
       <w:r>
-        <w:t>Klientai ir sprendimai: EBITDA 0,2 mln. EUR (−27,7 mln.); padėjo didesni kiekiai šaltą žiemą ir vienkartiniai didmeninės dujų prekybos sandoriai I ketv. [S2]. Gaminančių vartotojų poveikis 2025 m. – apie −30 mln. EUR EBITDA, 2026 m. tikimasi kiek didesnio, 60–70 % kompensuos naujas reguliavimas [S3].</w:t>
+        <w:rPr>
+          <w:b/>
+        </w:rPr>
+        <w:t>Klientai ir sprendimai:</w:t>
+      </w:r>
+      <w:r>
+        <w:rPr>
+          <w:b w:val="0"/>
+        </w:rPr>
+        <w:t xml:space="preserve"> EBITDA 0,2 mln. EUR (−27,7 mln.); padėjo didesni kiekiai šaltą žiemą ir vienkartiniai didmeninės dujų prekybos sandoriai I ketv.</w:t>
+      </w:r>
+      <w:hyperlink r:id="rId13">
+        <w:r>
+          <w:rPr>
+            <w:color w:val="2A78D6"/>
+            <w:vertAlign w:val="superscript"/>
+            <w:sz w:val="17"/>
+          </w:rPr>
+          <w:t xml:space="preserve">4</w:t>
+        </w:r>
+      </w:hyperlink>
+      <w:r>
+        <w:rPr>
+          <w:b w:val="0"/>
+        </w:rPr>
+        <w:t>. Gaminančių vartotojų poveikis 2025 m. – apie −30 mln. EUR EBITDA, 2026 m. tikimasi kiek didesnio, 60–70 % kompensuos naujas reguliavimas</w:t>
+      </w:r>
+      <w:hyperlink r:id="rId27">
+        <w:r>
+          <w:rPr>
+            <w:color w:val="2A78D6"/>
+            <w:vertAlign w:val="superscript"/>
+            <w:sz w:val="17"/>
+          </w:rPr>
+          <w:t xml:space="preserve">18</w:t>
+        </w:r>
+      </w:hyperlink>
+      <w:r>
+        <w:rPr>
+          <w:b w:val="0"/>
+        </w:rPr>
+        <w:t>.</w:t>
       </w:r>
     </w:p>
     <w:p>
       <w:pPr>
         <w:pStyle w:val="ListBullet"/>
-        <w:spacing w:after="40"/>
+        <w:spacing w:after="60"/>
       </w:pPr>
       <w:r>
-        <w:t>Projektai ir sandoriai: parduota 49 % Vilniaus KJ (Quaero Capital, 2026 m. kovas); statomos 399 MW / 798 MWh baterijų sistemos; Kruonio HAE 5-asis blokas ~80 % baigtas; 2026-08-11 pradėta duomenų centrų partnerio paieška [S1 p.6, p.9; S2].</w:t>
+        <w:rPr>
+          <w:b/>
+        </w:rPr>
+        <w:t>Projektai ir sandoriai:</w:t>
+      </w:r>
+      <w:r>
+        <w:rPr>
+          <w:b w:val="0"/>
+        </w:rPr>
+        <w:t xml:space="preserve"> parduota 49 % Vilniaus KJ (Quaero Capital, 2026 m. kovas); statomos 399 MW / 798 MWh baterijų sistemos; Kruonio HAE 5-asis blokas ~80 % baigtas; 2026-08-11 pradėta duomenų centrų partnerio paieška</w:t>
+      </w:r>
+      <w:hyperlink r:id="rId28">
+        <w:r>
+          <w:rPr>
+            <w:color w:val="2A78D6"/>
+            <w:vertAlign w:val="superscript"/>
+            <w:sz w:val="17"/>
+          </w:rPr>
+          <w:t xml:space="preserve">19</w:t>
+        </w:r>
+      </w:hyperlink>
+      <w:r>
+        <w:rPr>
+          <w:color w:val="2A78D6"/>
+          <w:vertAlign w:val="superscript"/>
+        </w:rPr>
+        <w:t>,</w:t>
+      </w:r>
+      <w:hyperlink r:id="rId13">
+        <w:r>
+          <w:rPr>
+            <w:color w:val="2A78D6"/>
+            <w:vertAlign w:val="superscript"/>
+            <w:sz w:val="17"/>
+          </w:rPr>
+          <w:t xml:space="preserve">4</w:t>
+        </w:r>
+      </w:hyperlink>
+      <w:r>
+        <w:rPr>
+          <w:b w:val="0"/>
+        </w:rPr>
+        <w:t>.</w:t>
       </w:r>
     </w:p>
     <w:p>
       <w:pPr>
         <w:pStyle w:val="ListBullet"/>
-        <w:spacing w:after="40"/>
+        <w:spacing w:after="60"/>
       </w:pPr>
       <w:r>
-        <w:t>Sauga: 2026 m. vasarį žuvo rangovo darbuotojas [S10].</w:t>
+        <w:rPr>
+          <w:b/>
+        </w:rPr>
+        <w:t>Sauga:</w:t>
+      </w:r>
+      <w:r>
+        <w:rPr>
+          <w:b w:val="0"/>
+        </w:rPr>
+        <w:t xml:space="preserve"> 2026 m. vasarį žuvo rangovo darbuotojas</w:t>
+      </w:r>
+      <w:hyperlink r:id="rId29">
+        <w:r>
+          <w:rPr>
+            <w:color w:val="2A78D6"/>
+            <w:vertAlign w:val="superscript"/>
+            <w:sz w:val="17"/>
+          </w:rPr>
+          <w:t xml:space="preserve">20</w:t>
+        </w:r>
+      </w:hyperlink>
+      <w:r>
+        <w:rPr>
+          <w:b w:val="0"/>
+        </w:rPr>
+        <w:t>.</w:t>
       </w:r>
     </w:p>
     <w:p>
       <w:pPr>
-        <w:pStyle w:val="Heading2"/>
+        <w:spacing w:before="280" w:after="80"/>
+        <w:pBdr>
+          <w:bottom w:val="single" w:sz="6" w:color="C9D3DE" w:space="2"/>
+        </w:pBdr>
       </w:pPr>
       <w:r>
         <w:rPr>
+          <w:b/>
           <w:color w:val="1F4E79"/>
+          <w:sz w:val="28"/>
         </w:rPr>
         <w:t>Finansai</w:t>
       </w:r>
@@ -2281,57 +3484,148 @@
     <w:p>
       <w:pPr>
         <w:pStyle w:val="ListBullet"/>
-        <w:spacing w:after="40"/>
+        <w:spacing w:after="60"/>
       </w:pPr>
       <w:r>
-        <w:t>6 mėn. pajamos 1 497,5 mln. EUR (+15,4 %), EBITDA 303,5 mln. EUR (262,5 mln.), grynasis pelnas 113,2 mln. EUR (111,4 mln.) [S1 p.11, p.23 – pajamas ir grynąjį pelną patikrinti PDF].</w:t>
+        <w:rPr>
+          <w:b w:val="0"/>
+        </w:rPr>
+        <w:t>6 mėn. pajamos 1 497,5 mln. EUR (+15,4 %), EBITDA 303,5 mln. EUR (262,5 mln.), grynasis pelnas 113,2 mln. EUR (111,4 mln.)</w:t>
+      </w:r>
+      <w:hyperlink r:id="rId18">
+        <w:r>
+          <w:rPr>
+            <w:color w:val="2A78D6"/>
+            <w:vertAlign w:val="superscript"/>
+            <w:sz w:val="17"/>
+          </w:rPr>
+          <w:t xml:space="preserve">21</w:t>
+        </w:r>
+      </w:hyperlink>
+      <w:r>
+        <w:rPr>
+          <w:b w:val="0"/>
+        </w:rPr>
+        <w:t>.</w:t>
       </w:r>
     </w:p>
     <w:p>
       <w:pPr>
         <w:pStyle w:val="ListBullet"/>
-        <w:spacing w:after="40"/>
+        <w:spacing w:after="60"/>
       </w:pPr>
       <w:r>
-        <w:t>FFO 251,4 mln. EUR (+11,3 %), laisvieji pinigų srautai 5,3 mln. EUR (64,0 mln.); investicijos 306,1 mln. EUR (343,2 mln., −10,8 %) [S1 p.29, p.5].</w:t>
+        <w:rPr>
+          <w:b w:val="0"/>
+        </w:rPr>
+        <w:t>FFO 251,4 mln. EUR (+11,3 %), laisvieji pinigų srautai 5,3 mln. EUR (64,0 mln.); investicijos 306,1 mln. EUR (343,2 mln., −10,8 %)</w:t>
+      </w:r>
+      <w:hyperlink r:id="rId22">
+        <w:r>
+          <w:rPr>
+            <w:color w:val="2A78D6"/>
+            <w:vertAlign w:val="superscript"/>
+            <w:sz w:val="17"/>
+          </w:rPr>
+          <w:t xml:space="preserve">22</w:t>
+        </w:r>
+      </w:hyperlink>
+      <w:r>
+        <w:rPr>
+          <w:b w:val="0"/>
+        </w:rPr>
+        <w:t>.</w:t>
       </w:r>
     </w:p>
     <w:p>
       <w:pPr>
         <w:pStyle w:val="ListBullet"/>
-        <w:spacing w:after="40"/>
+        <w:spacing w:after="60"/>
       </w:pPr>
       <w:r>
-        <w:t>2025 m.: koreguota EBITDA 546,1 mln. EUR (+3,4 %), koreguotas grynasis pelnas 225,7 mln. EUR (−18,7 %), grynoji skola padidėjo 18,6 % iki 1 912,0 mln. EUR, FFO / grynoji skola 21,0 % (2024 m. – 29,7 %) [S4 p.14; S5].</w:t>
+        <w:rPr>
+          <w:b/>
+        </w:rPr>
+        <w:t>2025 m.:</w:t>
+      </w:r>
+      <w:r>
+        <w:rPr>
+          <w:b w:val="0"/>
+        </w:rPr>
+        <w:t xml:space="preserve"> koreguota EBITDA 546,1 mln. EUR (+3,4 %), koreguotas grynasis pelnas 225,7 mln. EUR (−18,7 %), grynoji skola padidėjo 18,6 % iki 1 912,0 mln. EUR, FFO / grynoji skola 21,0 % (2024 m. – 29,7 %)</w:t>
+      </w:r>
+      <w:hyperlink r:id="rId20">
+        <w:r>
+          <w:rPr>
+            <w:color w:val="2A78D6"/>
+            <w:vertAlign w:val="superscript"/>
+            <w:sz w:val="17"/>
+          </w:rPr>
+          <w:t xml:space="preserve">11</w:t>
+        </w:r>
+      </w:hyperlink>
+      <w:r>
+        <w:rPr>
+          <w:color w:val="2A78D6"/>
+          <w:vertAlign w:val="superscript"/>
+        </w:rPr>
+        <w:t>,</w:t>
+      </w:r>
+      <w:hyperlink r:id="rId21">
+        <w:r>
+          <w:rPr>
+            <w:color w:val="2A78D6"/>
+            <w:vertAlign w:val="superscript"/>
+            <w:sz w:val="17"/>
+          </w:rPr>
+          <w:t xml:space="preserve">12</w:t>
+        </w:r>
+      </w:hyperlink>
+      <w:r>
+        <w:rPr>
+          <w:b w:val="0"/>
+        </w:rPr>
+        <w:t>.</w:t>
       </w:r>
     </w:p>
     <w:p>
       <w:pPr>
-        <w:pStyle w:val="Heading2"/>
+        <w:spacing w:before="280" w:after="80"/>
+        <w:pBdr>
+          <w:bottom w:val="single" w:sz="6" w:color="C9D3DE" w:space="2"/>
+        </w:pBdr>
       </w:pPr>
       <w:r>
         <w:rPr>
+          <w:b/>
           <w:color w:val="1F4E79"/>
+          <w:sz w:val="28"/>
         </w:rPr>
         <w:t>Ankstesni planai ir rezultatai</w:t>
       </w:r>
     </w:p>
     <w:tbl>
       <w:tblPr>
-        <w:tblStyle w:val="TableGrid"/>
         <w:tblW w:type="auto" w:w="0"/>
         <w:tblLook w:firstColumn="1" w:firstRow="1" w:lastColumn="0" w:lastRow="0" w:noHBand="0" w:noVBand="1" w:val="04A0"/>
+        <w:tblBorders>
+          <w:top w:val="single" w:sz="4" w:color="C9D3DE"/>
+          <w:left w:val="nil"/>
+          <w:bottom w:val="single" w:sz="4" w:color="C9D3DE"/>
+          <w:right w:val="nil"/>
+          <w:insideH w:val="single" w:sz="4" w:color="C9D3DE"/>
+          <w:insideV w:val="nil"/>
+        </w:tblBorders>
       </w:tblPr>
       <w:tblGrid>
-        <w:gridCol w:w="2550"/>
-        <w:gridCol w:w="2550"/>
-        <w:gridCol w:w="2550"/>
-        <w:gridCol w:w="2550"/>
+        <w:gridCol w:w="3324"/>
+        <w:gridCol w:w="3324"/>
+        <w:gridCol w:w="3324"/>
       </w:tblGrid>
       <w:tr>
         <w:tc>
           <w:tcPr>
-            <w:tcW w:type="dxa" w:w="3402"/>
+            <w:tcW w:type="dxa" w:w="3969"/>
             <w:shd w:val="clear" w:color="auto" w:fill="1F4E79"/>
           </w:tcPr>
           <w:p>
@@ -2348,7 +3642,7 @@
         </w:tc>
         <w:tc>
           <w:tcPr>
-            <w:tcW w:type="dxa" w:w="3402"/>
+            <w:tcW w:type="dxa" w:w="4082"/>
             <w:shd w:val="clear" w:color="auto" w:fill="1F4E79"/>
           </w:tcPr>
           <w:p>
@@ -2360,550 +3654,6 @@
                 <w:sz w:val="17"/>
               </w:rPr>
               <w:t>Rezultatas</w:t>
-            </w:r>
-          </w:p>
-        </w:tc>
-        <w:tc>
-          <w:tcPr>
-            <w:tcW w:type="dxa" w:w="1361"/>
-            <w:shd w:val="clear" w:color="auto" w:fill="1F4E79"/>
-          </w:tcPr>
-          <w:p>
-            <w:r/>
-            <w:r>
-              <w:rPr>
-                <w:b/>
-                <w:color w:val="FFFFFF"/>
-                <w:sz w:val="17"/>
-              </w:rPr>
-              <w:t>Būsena</w:t>
-            </w:r>
-          </w:p>
-        </w:tc>
-        <w:tc>
-          <w:tcPr>
-            <w:tcW w:type="dxa" w:w="1474"/>
-            <w:shd w:val="clear" w:color="auto" w:fill="1F4E79"/>
-          </w:tcPr>
-          <w:p>
-            <w:r/>
-            <w:r>
-              <w:rPr>
-                <w:b/>
-                <w:color w:val="FFFFFF"/>
-                <w:sz w:val="17"/>
-              </w:rPr>
-              <w:t>Šaltiniai</w:t>
-            </w:r>
-          </w:p>
-        </w:tc>
-      </w:tr>
-      <w:tr>
-        <w:tc>
-          <w:tcPr>
-            <w:tcW w:type="dxa" w:w="3402"/>
-          </w:tcPr>
-          <w:p>
-            <w:r/>
-            <w:r>
-              <w:rPr>
-                <w:sz w:val="17"/>
-              </w:rPr>
-              <w:t>2026 m. koreguota EBITDA 550–600 mln. EUR (paskelbta 2026-02-25)</w:t>
-            </w:r>
-          </w:p>
-        </w:tc>
-        <w:tc>
-          <w:tcPr>
-            <w:tcW w:type="dxa" w:w="3402"/>
-          </w:tcPr>
-          <w:p>
-            <w:r/>
-            <w:r>
-              <w:rPr>
-                <w:sz w:val="17"/>
-              </w:rPr>
-              <w:t>6 mėn. – 306,6 mln. EUR; prognozė patvirtinta 2026-08-12</w:t>
-            </w:r>
-          </w:p>
-        </w:tc>
-        <w:tc>
-          <w:tcPr>
-            <w:tcW w:type="dxa" w:w="1361"/>
-          </w:tcPr>
-          <w:p>
-            <w:r/>
-            <w:r>
-              <w:rPr>
-                <w:sz w:val="17"/>
-              </w:rPr>
-              <w:t>Dar vykdoma</w:t>
-            </w:r>
-          </w:p>
-        </w:tc>
-        <w:tc>
-          <w:tcPr>
-            <w:tcW w:type="dxa" w:w="1474"/>
-          </w:tcPr>
-          <w:p>
-            <w:r/>
-            <w:r>
-              <w:rPr>
-                <w:sz w:val="17"/>
-              </w:rPr>
-              <w:t>S5; S2</w:t>
-            </w:r>
-          </w:p>
-        </w:tc>
-      </w:tr>
-      <w:tr>
-        <w:tc>
-          <w:tcPr>
-            <w:tcW w:type="dxa" w:w="3402"/>
-          </w:tcPr>
-          <w:p>
-            <w:r/>
-            <w:r>
-              <w:rPr>
-                <w:sz w:val="17"/>
-              </w:rPr>
-              <w:t>2026 m. investicijos 590–690 mln. EUR</w:t>
-            </w:r>
-          </w:p>
-        </w:tc>
-        <w:tc>
-          <w:tcPr>
-            <w:tcW w:type="dxa" w:w="3402"/>
-          </w:tcPr>
-          <w:p>
-            <w:r/>
-            <w:r>
-              <w:rPr>
-                <w:sz w:val="17"/>
-              </w:rPr>
-              <w:t>6 mėn. – 306,1 mln. EUR (44–52 % intervalo)</w:t>
-            </w:r>
-          </w:p>
-        </w:tc>
-        <w:tc>
-          <w:tcPr>
-            <w:tcW w:type="dxa" w:w="1361"/>
-          </w:tcPr>
-          <w:p>
-            <w:r/>
-            <w:r>
-              <w:rPr>
-                <w:sz w:val="17"/>
-              </w:rPr>
-              <w:t>Dar vykdoma</w:t>
-            </w:r>
-          </w:p>
-        </w:tc>
-        <w:tc>
-          <w:tcPr>
-            <w:tcW w:type="dxa" w:w="1474"/>
-          </w:tcPr>
-          <w:p>
-            <w:r/>
-            <w:r>
-              <w:rPr>
-                <w:sz w:val="17"/>
-              </w:rPr>
-              <w:t>S5; S1 p.5</w:t>
-            </w:r>
-          </w:p>
-        </w:tc>
-      </w:tr>
-      <w:tr>
-        <w:tc>
-          <w:tcPr>
-            <w:tcW w:type="dxa" w:w="3402"/>
-          </w:tcPr>
-          <w:p>
-            <w:r/>
-            <w:r>
-              <w:rPr>
-                <w:sz w:val="17"/>
-              </w:rPr>
-              <w:t>Strategija 2025–2028: investicijos 3,0–4,0 mlrd. EUR, 2028 m. koreguota EBITDA 600–680 mln. EUR</w:t>
-            </w:r>
-          </w:p>
-        </w:tc>
-        <w:tc>
-          <w:tcPr>
-            <w:tcW w:type="dxa" w:w="3402"/>
-          </w:tcPr>
-          <w:p>
-            <w:r/>
-            <w:r>
-              <w:rPr>
-                <w:sz w:val="17"/>
-              </w:rPr>
-              <w:t>Nauja strategija 2026–2029: investicijos 2,5–3,0 mlrd. EUR, 2029 m. EBITDA 640–700 mln. EUR (investicijų apimtis sumažinta)</w:t>
-            </w:r>
-          </w:p>
-        </w:tc>
-        <w:tc>
-          <w:tcPr>
-            <w:tcW w:type="dxa" w:w="1361"/>
-          </w:tcPr>
-          <w:p>
-            <w:r/>
-            <w:r>
-              <w:rPr>
-                <w:sz w:val="17"/>
-              </w:rPr>
-              <w:t>Pakeista</w:t>
-            </w:r>
-          </w:p>
-        </w:tc>
-        <w:tc>
-          <w:tcPr>
-            <w:tcW w:type="dxa" w:w="1474"/>
-          </w:tcPr>
-          <w:p>
-            <w:r/>
-            <w:r>
-              <w:rPr>
-                <w:sz w:val="17"/>
-              </w:rPr>
-              <w:t>S4 p.27-28; S6</w:t>
-            </w:r>
-          </w:p>
-        </w:tc>
-      </w:tr>
-      <w:tr>
-        <w:tc>
-          <w:tcPr>
-            <w:tcW w:type="dxa" w:w="3402"/>
-          </w:tcPr>
-          <w:p>
-            <w:r/>
-            <w:r>
-              <w:rPr>
-                <w:sz w:val="17"/>
-              </w:rPr>
-              <w:t>FFO / grynoji skola ≥23 % (2026–2029)</w:t>
-            </w:r>
-          </w:p>
-        </w:tc>
-        <w:tc>
-          <w:tcPr>
-            <w:tcW w:type="dxa" w:w="3402"/>
-          </w:tcPr>
-          <w:p>
-            <w:r/>
-            <w:r>
-              <w:rPr>
-                <w:sz w:val="17"/>
-              </w:rPr>
-              <w:t>2025 m. pab. – 21,0 %, 2026-06-30 (12 mėn.) – 22,2 %</w:t>
-            </w:r>
-          </w:p>
-        </w:tc>
-        <w:tc>
-          <w:tcPr>
-            <w:tcW w:type="dxa" w:w="1361"/>
-          </w:tcPr>
-          <w:p>
-            <w:r/>
-            <w:r>
-              <w:rPr>
-                <w:sz w:val="17"/>
-              </w:rPr>
-              <w:t>Neįvykdyta</w:t>
-            </w:r>
-          </w:p>
-        </w:tc>
-        <w:tc>
-          <w:tcPr>
-            <w:tcW w:type="dxa" w:w="1474"/>
-          </w:tcPr>
-          <w:p>
-            <w:r/>
-            <w:r>
-              <w:rPr>
-                <w:sz w:val="17"/>
-              </w:rPr>
-              <w:t>S6; S1 p.10</w:t>
-            </w:r>
-          </w:p>
-        </w:tc>
-      </w:tr>
-      <w:tr>
-        <w:tc>
-          <w:tcPr>
-            <w:tcW w:type="dxa" w:w="3402"/>
-          </w:tcPr>
-          <w:p>
-            <w:r/>
-            <w:r>
-              <w:rPr>
-                <w:sz w:val="17"/>
-              </w:rPr>
-              <w:t>Grynoji skola / koreguota EBITDA 3–4x; reitingas BBB ar aukštesnis</w:t>
-            </w:r>
-          </w:p>
-        </w:tc>
-        <w:tc>
-          <w:tcPr>
-            <w:tcW w:type="dxa" w:w="3402"/>
-          </w:tcPr>
-          <w:p>
-            <w:r/>
-            <w:r>
-              <w:rPr>
-                <w:sz w:val="17"/>
-              </w:rPr>
-              <w:t>3,49x; S&amp;P BBB+, Moody's Baa1</w:t>
-            </w:r>
-          </w:p>
-        </w:tc>
-        <w:tc>
-          <w:tcPr>
-            <w:tcW w:type="dxa" w:w="1361"/>
-          </w:tcPr>
-          <w:p>
-            <w:r/>
-            <w:r>
-              <w:rPr>
-                <w:sz w:val="17"/>
-              </w:rPr>
-              <w:t>Įvykdyta</w:t>
-            </w:r>
-          </w:p>
-        </w:tc>
-        <w:tc>
-          <w:tcPr>
-            <w:tcW w:type="dxa" w:w="1474"/>
-          </w:tcPr>
-          <w:p>
-            <w:r/>
-            <w:r>
-              <w:rPr>
-                <w:sz w:val="17"/>
-              </w:rPr>
-              <w:t>S6; S1 p.10; S7</w:t>
-            </w:r>
-          </w:p>
-        </w:tc>
-      </w:tr>
-      <w:tr>
-        <w:tc>
-          <w:tcPr>
-            <w:tcW w:type="dxa" w:w="3402"/>
-          </w:tcPr>
-          <w:p>
-            <w:r/>
-            <w:r>
-              <w:rPr>
-                <w:sz w:val="17"/>
-              </w:rPr>
-              <w:t>Dividendai akcijai auga ≥3 % per metus</w:t>
-            </w:r>
-          </w:p>
-        </w:tc>
-        <w:tc>
-          <w:tcPr>
-            <w:tcW w:type="dxa" w:w="3402"/>
-          </w:tcPr>
-          <w:p>
-            <w:r/>
-            <w:r>
-              <w:rPr>
-                <w:sz w:val="17"/>
-              </w:rPr>
-              <w:t>2025 m. 1,366 EUR (+3,0 %); 2026 m. I pusm. 0,704 EUR (+3,1 %)</w:t>
-            </w:r>
-          </w:p>
-        </w:tc>
-        <w:tc>
-          <w:tcPr>
-            <w:tcW w:type="dxa" w:w="1361"/>
-          </w:tcPr>
-          <w:p>
-            <w:r/>
-            <w:r>
-              <w:rPr>
-                <w:sz w:val="17"/>
-              </w:rPr>
-              <w:t>Įvykdyta</w:t>
-            </w:r>
-          </w:p>
-        </w:tc>
-        <w:tc>
-          <w:tcPr>
-            <w:tcW w:type="dxa" w:w="1474"/>
-          </w:tcPr>
-          <w:p>
-            <w:r/>
-            <w:r>
-              <w:rPr>
-                <w:sz w:val="17"/>
-              </w:rPr>
-              <w:t>S6; S5; S2</w:t>
-            </w:r>
-          </w:p>
-        </w:tc>
-      </w:tr>
-      <w:tr>
-        <w:tc>
-          <w:tcPr>
-            <w:tcW w:type="dxa" w:w="3402"/>
-          </w:tcPr>
-          <w:p>
-            <w:r/>
-            <w:r>
-              <w:rPr>
-                <w:sz w:val="17"/>
-              </w:rPr>
-              <w:t>Žalioji galia 2,8–3,2 GW iki 2029 m.</w:t>
-            </w:r>
-          </w:p>
-        </w:tc>
-        <w:tc>
-          <w:tcPr>
-            <w:tcW w:type="dxa" w:w="3402"/>
-          </w:tcPr>
-          <w:p>
-            <w:r/>
-            <w:r>
-              <w:rPr>
-                <w:sz w:val="17"/>
-              </w:rPr>
-              <w:t>Įrengta 2,1 GW, statoma 0,7 GW</w:t>
-            </w:r>
-          </w:p>
-        </w:tc>
-        <w:tc>
-          <w:tcPr>
-            <w:tcW w:type="dxa" w:w="1361"/>
-          </w:tcPr>
-          <w:p>
-            <w:r/>
-            <w:r>
-              <w:rPr>
-                <w:sz w:val="17"/>
-              </w:rPr>
-              <w:t>Dar vykdoma</w:t>
-            </w:r>
-          </w:p>
-        </w:tc>
-        <w:tc>
-          <w:tcPr>
-            <w:tcW w:type="dxa" w:w="1474"/>
-          </w:tcPr>
-          <w:p>
-            <w:r/>
-            <w:r>
-              <w:rPr>
-                <w:sz w:val="17"/>
-              </w:rPr>
-              <w:t>S6; S1 p.17</w:t>
-            </w:r>
-          </w:p>
-        </w:tc>
-      </w:tr>
-    </w:tbl>
-    <w:p/>
-    <w:p>
-      <w:pPr>
-        <w:pStyle w:val="Heading2"/>
-      </w:pPr>
-      <w:r>
-        <w:rPr>
-          <w:color w:val="1F4E79"/>
-        </w:rPr>
-        <w:t>Informacija investuotojui ir išvados</w:t>
-      </w:r>
-    </w:p>
-    <w:p>
-      <w:pPr>
-        <w:pStyle w:val="ListBullet"/>
-        <w:spacing w:after="40"/>
-      </w:pPr>
-      <w:r>
-        <w:t>Turimos priemonės: akcijos (IGN1L) ir trys obligacijos (2027, 2028, 2030). Obligacijos neužtikrintos, joms taikomas emitento reitingas BBB+ (S&amp;P) [S8].</w:t>
-      </w:r>
-    </w:p>
-    <w:p>
-      <w:pPr>
-        <w:pStyle w:val="ListBullet"/>
-        <w:spacing w:after="40"/>
-      </w:pPr>
-      <w:r>
-        <w:t>Obligacijų turėtojams: sverto rodiklis (3,49x) – strateginiame 3–4x intervale, reitingai stabilūs; FFO / grynoji skola (22,2 %) dar žemiau ≥23 % tikslo. Investicijos daugiausia į reguliuojamus tinklus [S1 p.5, p.10; S6; S7].</w:t>
-      </w:r>
-    </w:p>
-    <w:p>
-      <w:pPr>
-        <w:pStyle w:val="ListBullet"/>
-        <w:spacing w:after="40"/>
-      </w:pPr>
-      <w:r>
-        <w:t>XS1646530565: dėl 2026-10-19 supirkimo pasiūlymo reikia sprendimo (dalyvauti ar laikyti iki 2027-07-14). Pasiūlymo sąlygos ir terminas – emitento „Tender Offer Launch Announcement“ [S8].</w:t>
-      </w:r>
-    </w:p>
-    <w:p>
-      <w:pPr>
-        <w:pStyle w:val="ListBullet"/>
-        <w:spacing w:after="40"/>
-      </w:pPr>
-      <w:r>
-        <w:t>Akcininkams: I pusm. dividendai 0,704 EUR (+3,1 %), koreguotas pelnas mažėja (−20,8 %). Laisvieji pinigų srautai 5,3 mln. EUR – investicijos ir dividendai finansuojami ir skola [S1 p.29; S2].</w:t>
-      </w:r>
-    </w:p>
-    <w:p>
-      <w:pPr>
-        <w:pStyle w:val="ListBullet"/>
-        <w:spacing w:after="40"/>
-      </w:pPr>
-      <w:r>
-        <w:t>Išvada: finansinė būklė, palyginti su 2025 m. pabaiga, iš esmės nepakito; kredito rodikliai atitinka strategijos ribas, reitingai stabilūs. Stebėti: 9 mėn. ataskaitą (2026-11-11), vėjo ir kainų poveikį Žaliajai generacijai, FFO / skolos rodiklio grįžimą į ≥23 %.</w:t>
-      </w:r>
-    </w:p>
-    <w:p>
-      <w:pPr>
-        <w:pStyle w:val="Heading2"/>
-      </w:pPr>
-      <w:r>
-        <w:rPr>
-          <w:color w:val="1F4E79"/>
-        </w:rPr>
-        <w:t>ESG klausimynas</w:t>
-      </w:r>
-    </w:p>
-    <w:p>
-      <w:r>
-        <w:t>SEB: Fossil Fuels (coal, oil &amp; gas, peat) sector policy; Electricity &amp; Renewable Energy sector policy (turinys nepatikrintas / not verified); Environmental Policy on Climate, Nature and Water (turinys nepatikrintas / not verified); Social and Human Rights Policy (turinys nepatikrintas / not verified); Anti-corruption, Code of Conduct, Tax (turinys nepatikrintas / not verified)</w:t>
-      </w:r>
-    </w:p>
-    <w:tbl>
-      <w:tblPr>
-        <w:tblStyle w:val="TableGrid"/>
-        <w:tblW w:type="auto" w:w="0"/>
-        <w:tblLook w:firstColumn="1" w:firstRow="1" w:lastColumn="0" w:lastRow="0" w:noHBand="0" w:noVBand="1" w:val="04A0"/>
-      </w:tblPr>
-      <w:tblGrid>
-        <w:gridCol w:w="3400"/>
-        <w:gridCol w:w="3400"/>
-        <w:gridCol w:w="3400"/>
-      </w:tblGrid>
-      <w:tr>
-        <w:tc>
-          <w:tcPr>
-            <w:tcW w:type="dxa" w:w="2835"/>
-            <w:shd w:val="clear" w:color="auto" w:fill="1F4E79"/>
-          </w:tcPr>
-          <w:p>
-            <w:r/>
-            <w:r>
-              <w:rPr>
-                <w:b/>
-                <w:color w:val="FFFFFF"/>
-                <w:sz w:val="17"/>
-              </w:rPr>
-              <w:t>Klausimas</w:t>
             </w:r>
           </w:p>
         </w:tc>
@@ -2924,20 +3674,87 @@
             </w:r>
           </w:p>
         </w:tc>
+      </w:tr>
+      <w:tr>
         <w:tc>
           <w:tcPr>
-            <w:tcW w:type="dxa" w:w="5216"/>
-            <w:shd w:val="clear" w:color="auto" w:fill="1F4E79"/>
+            <w:tcW w:type="dxa" w:w="3969"/>
           </w:tcPr>
           <w:p>
+            <w:pPr>
+              <w:spacing w:after="0"/>
+            </w:pPr>
+            <w:r/>
+            <w:r>
+              <w:rPr>
+                <w:b w:val="0"/>
+                <w:sz w:val="17"/>
+              </w:rPr>
+              <w:t>2026 m. koreguota EBITDA 550–600 mln. EUR (paskelbta 2026-02-25)</w:t>
+            </w:r>
+          </w:p>
+        </w:tc>
+        <w:tc>
+          <w:tcPr>
+            <w:tcW w:type="dxa" w:w="4082"/>
+          </w:tcPr>
+          <w:p>
+            <w:pPr>
+              <w:spacing w:after="0"/>
+            </w:pPr>
+            <w:r/>
+            <w:r>
+              <w:rPr>
+                <w:b w:val="0"/>
+                <w:sz w:val="17"/>
+              </w:rPr>
+              <w:t>6 mėn. – 306,6 mln. EUR; prognozė patvirtinta 2026-08-12</w:t>
+            </w:r>
+            <w:hyperlink r:id="rId21">
+              <w:r>
+                <w:rPr>
+                  <w:color w:val="2A78D6"/>
+                  <w:vertAlign w:val="superscript"/>
+                  <w:sz w:val="14"/>
+                </w:rPr>
+                <w:t xml:space="preserve">12</w:t>
+              </w:r>
+            </w:hyperlink>
+            <w:r>
+              <w:rPr>
+                <w:color w:val="2A78D6"/>
+                <w:vertAlign w:val="superscript"/>
+              </w:rPr>
+              <w:t>,</w:t>
+            </w:r>
+            <w:hyperlink r:id="rId13">
+              <w:r>
+                <w:rPr>
+                  <w:color w:val="2A78D6"/>
+                  <w:vertAlign w:val="superscript"/>
+                  <w:sz w:val="14"/>
+                </w:rPr>
+                <w:t xml:space="preserve">4</w:t>
+              </w:r>
+            </w:hyperlink>
+          </w:p>
+        </w:tc>
+        <w:tc>
+          <w:tcPr>
+            <w:tcW w:type="dxa" w:w="1587"/>
+            <w:shd w:val="clear" w:color="auto" w:fill="EAF1F8"/>
+          </w:tcPr>
+          <w:p>
+            <w:pPr>
+              <w:spacing w:after="0"/>
+            </w:pPr>
             <w:r/>
             <w:r>
               <w:rPr>
                 <w:b/>
-                <w:color w:val="FFFFFF"/>
                 <w:sz w:val="17"/>
               </w:rPr>
-              <w:t>Įrodymas</w:t>
+              <w:t>Dar vykdoma</w:t>
             </w:r>
           </w:p>
         </w:tc>
@@ -2945,17 +3762,85 @@
       <w:tr>
         <w:tc>
           <w:tcPr>
-            <w:tcW w:type="dxa" w:w="5216"/>
-            <w:gridSpan w:val="3"/>
-            <w:shd w:val="clear" w:color="auto" w:fill="DCE6F1"/>
+            <w:tcW w:type="dxa" w:w="3969"/>
+            <w:shd w:val="clear" w:color="auto" w:fill="F6F8FA"/>
           </w:tcPr>
           <w:p>
+            <w:pPr>
+              <w:spacing w:after="0"/>
+            </w:pPr>
+            <w:r/>
+            <w:r>
+              <w:rPr>
+                <w:b w:val="0"/>
+                <w:sz w:val="17"/>
+              </w:rPr>
+              <w:t>2026 m. investicijos 590–690 mln. EUR</w:t>
+            </w:r>
+          </w:p>
+        </w:tc>
+        <w:tc>
+          <w:tcPr>
+            <w:tcW w:type="dxa" w:w="4082"/>
+            <w:shd w:val="clear" w:color="auto" w:fill="F6F8FA"/>
+          </w:tcPr>
+          <w:p>
+            <w:pPr>
+              <w:spacing w:after="0"/>
+            </w:pPr>
+            <w:r/>
+            <w:r>
+              <w:rPr>
+                <w:b w:val="0"/>
+                <w:sz w:val="17"/>
+              </w:rPr>
+              <w:t>6 mėn. – 306,1 mln. EUR (44–52 % intervalo)</w:t>
+            </w:r>
+            <w:hyperlink r:id="rId21">
+              <w:r>
+                <w:rPr>
+                  <w:color w:val="2A78D6"/>
+                  <w:vertAlign w:val="superscript"/>
+                  <w:sz w:val="14"/>
+                </w:rPr>
+                <w:t xml:space="preserve">12</w:t>
+              </w:r>
+            </w:hyperlink>
+            <w:r>
+              <w:rPr>
+                <w:color w:val="2A78D6"/>
+                <w:vertAlign w:val="superscript"/>
+              </w:rPr>
+              <w:t>,</w:t>
+            </w:r>
+            <w:hyperlink r:id="rId26">
+              <w:r>
+                <w:rPr>
+                  <w:color w:val="2A78D6"/>
+                  <w:vertAlign w:val="superscript"/>
+                  <w:sz w:val="14"/>
+                </w:rPr>
+                <w:t xml:space="preserve">23</w:t>
+              </w:r>
+            </w:hyperlink>
+          </w:p>
+        </w:tc>
+        <w:tc>
+          <w:tcPr>
+            <w:tcW w:type="dxa" w:w="1587"/>
+            <w:shd w:val="clear" w:color="auto" w:fill="EAF1F8"/>
+          </w:tcPr>
+          <w:p>
+            <w:pPr>
+              <w:spacing w:after="0"/>
+            </w:pPr>
             <w:r/>
             <w:r>
               <w:rPr>
                 <w:b/>
+                <w:sz w:val="17"/>
               </w:rPr>
-              <w:t>Išimčių patikra</w:t>
+              <w:t>Dar vykdoma</w:t>
             </w:r>
           </w:p>
         </w:tc>
@@ -2963,43 +3848,83 @@
       <w:tr>
         <w:tc>
           <w:tcPr>
-            <w:tcW w:type="dxa" w:w="2835"/>
+            <w:tcW w:type="dxa" w:w="3969"/>
           </w:tcPr>
           <w:p>
+            <w:pPr>
+              <w:spacing w:after="0"/>
+            </w:pPr>
             <w:r/>
             <w:r>
               <w:rPr>
+                <w:b w:val="0"/>
                 <w:sz w:val="17"/>
               </w:rPr>
-              <w:t>Anglies (kasyba ar anglies elektrinės) dalis pajamose mažesnė nei 5 %</w:t>
+              <w:t>Strategija 2025–2028: investicijos 3,0–4,0 mlrd. EUR, 2028 m. koreguota EBITDA 600–680 mln. EUR</w:t>
             </w:r>
           </w:p>
         </w:tc>
         <w:tc>
           <w:tcPr>
-            <w:tcW w:type="dxa" w:w="1587"/>
+            <w:tcW w:type="dxa" w:w="4082"/>
           </w:tcPr>
           <w:p>
+            <w:pPr>
+              <w:spacing w:after="0"/>
+            </w:pPr>
             <w:r/>
             <w:r>
               <w:rPr>
+                <w:b w:val="0"/>
                 <w:sz w:val="17"/>
               </w:rPr>
-              <w:t>☑ Atitinka</w:t>
+              <w:t>Nauja strategija 2026–2029: investicijos 2,5–3,0 mlrd. EUR, 2029 m. EBITDA 640–700 mln. EUR (investicijų apimtis sumažinta)</w:t>
             </w:r>
+            <w:hyperlink r:id="rId30">
+              <w:r>
+                <w:rPr>
+                  <w:color w:val="2A78D6"/>
+                  <w:vertAlign w:val="superscript"/>
+                  <w:sz w:val="14"/>
+                </w:rPr>
+                <w:t xml:space="preserve">24</w:t>
+              </w:r>
+            </w:hyperlink>
+            <w:r>
+              <w:rPr>
+                <w:color w:val="2A78D6"/>
+                <w:vertAlign w:val="superscript"/>
+              </w:rPr>
+              <w:t>,</w:t>
+            </w:r>
+            <w:hyperlink r:id="rId15">
+              <w:r>
+                <w:rPr>
+                  <w:color w:val="2A78D6"/>
+                  <w:vertAlign w:val="superscript"/>
+                  <w:sz w:val="14"/>
+                </w:rPr>
+                <w:t xml:space="preserve">6</w:t>
+              </w:r>
+            </w:hyperlink>
           </w:p>
         </w:tc>
         <w:tc>
           <w:tcPr>
-            <w:tcW w:type="dxa" w:w="5216"/>
+            <w:tcW w:type="dxa" w:w="1587"/>
+            <w:shd w:val="clear" w:color="auto" w:fill="FDF1D8"/>
           </w:tcPr>
           <w:p>
+            <w:pPr>
+              <w:spacing w:after="0"/>
+            </w:pPr>
             <w:r/>
             <w:r>
               <w:rPr>
+                <w:b/>
                 <w:sz w:val="17"/>
               </w:rPr>
-              <w:t>Anglies generacijos nėra; 2025 m. ataskaitoje anglis minima tik rinkos kontekste [S4].</w:t>
+              <w:t>Pakeista</w:t>
             </w:r>
           </w:p>
         </w:tc>
@@ -3007,43 +3932,85 @@
       <w:tr>
         <w:tc>
           <w:tcPr>
-            <w:tcW w:type="dxa" w:w="2835"/>
+            <w:tcW w:type="dxa" w:w="3969"/>
+            <w:shd w:val="clear" w:color="auto" w:fill="F6F8FA"/>
           </w:tcPr>
           <w:p>
+            <w:pPr>
+              <w:spacing w:after="0"/>
+            </w:pPr>
             <w:r/>
             <w:r>
               <w:rPr>
+                <w:b w:val="0"/>
                 <w:sz w:val="17"/>
               </w:rPr>
-              <w:t>Nėra naujos naftos ir dujų žvalgybos / netradicinės naftos</w:t>
+              <w:t>FFO / grynoji skola ≥23 % (2026–2029)</w:t>
             </w:r>
           </w:p>
         </w:tc>
         <w:tc>
           <w:tcPr>
-            <w:tcW w:type="dxa" w:w="1587"/>
+            <w:tcW w:type="dxa" w:w="4082"/>
+            <w:shd w:val="clear" w:color="auto" w:fill="F6F8FA"/>
           </w:tcPr>
           <w:p>
+            <w:pPr>
+              <w:spacing w:after="0"/>
+            </w:pPr>
             <w:r/>
             <w:r>
               <w:rPr>
+                <w:b w:val="0"/>
                 <w:sz w:val="17"/>
               </w:rPr>
-              <w:t>☑ Atitinka</w:t>
+              <w:t>2025 m. pab. – 21,0 %, 2026-06-30 (12 mėn.) – 22,2 %</w:t>
             </w:r>
+            <w:hyperlink r:id="rId15">
+              <w:r>
+                <w:rPr>
+                  <w:color w:val="2A78D6"/>
+                  <w:vertAlign w:val="superscript"/>
+                  <w:sz w:val="14"/>
+                </w:rPr>
+                <w:t xml:space="preserve">6</w:t>
+              </w:r>
+            </w:hyperlink>
+            <w:r>
+              <w:rPr>
+                <w:color w:val="2A78D6"/>
+                <w:vertAlign w:val="superscript"/>
+              </w:rPr>
+              <w:t>,</w:t>
+            </w:r>
+            <w:hyperlink r:id="rId14">
+              <w:r>
+                <w:rPr>
+                  <w:color w:val="2A78D6"/>
+                  <w:vertAlign w:val="superscript"/>
+                  <w:sz w:val="14"/>
+                </w:rPr>
+                <w:t xml:space="preserve">5</w:t>
+              </w:r>
+            </w:hyperlink>
           </w:p>
         </w:tc>
         <w:tc>
           <w:tcPr>
-            <w:tcW w:type="dxa" w:w="5216"/>
+            <w:tcW w:type="dxa" w:w="1587"/>
+            <w:shd w:val="clear" w:color="auto" w:fill="FDE7E5"/>
           </w:tcPr>
           <w:p>
+            <w:pPr>
+              <w:spacing w:after="0"/>
+            </w:pPr>
             <w:r/>
             <w:r>
               <w:rPr>
+                <w:b/>
                 <w:sz w:val="17"/>
               </w:rPr>
-              <w:t>Naftos ir dujų žvalgybos nėra. Turi dujomis kūrenamą Elektrėnų kompleksą (rezervinė galia) ir parduoda dujas klientams; dėl didesnės dujų generacijos žalioji generacijos dalis sumažėjo iki 70,2 % [S4].</w:t>
+              <w:t>Neįvykdyta</w:t>
             </w:r>
           </w:p>
         </w:tc>
@@ -3051,43 +4018,100 @@
       <w:tr>
         <w:tc>
           <w:tcPr>
-            <w:tcW w:type="dxa" w:w="2835"/>
+            <w:tcW w:type="dxa" w:w="3969"/>
           </w:tcPr>
           <w:p>
+            <w:pPr>
+              <w:spacing w:after="0"/>
+            </w:pPr>
             <w:r/>
             <w:r>
               <w:rPr>
+                <w:b w:val="0"/>
                 <w:sz w:val="17"/>
               </w:rPr>
-              <w:t>Nėra sąsajų su kontroversiškais ginklais, tabaku ar lošimais</w:t>
+              <w:t>Grynoji skola / koreguota EBITDA 3–4x; reitingas BBB ar aukštesnis</w:t>
             </w:r>
           </w:p>
         </w:tc>
         <w:tc>
           <w:tcPr>
-            <w:tcW w:type="dxa" w:w="1587"/>
+            <w:tcW w:type="dxa" w:w="4082"/>
           </w:tcPr>
           <w:p>
+            <w:pPr>
+              <w:spacing w:after="0"/>
+            </w:pPr>
             <w:r/>
             <w:r>
               <w:rPr>
+                <w:b w:val="0"/>
                 <w:sz w:val="17"/>
               </w:rPr>
-              <w:t>☑ Atitinka</w:t>
+              <w:t>3,49x; S&amp;P BBB+, Moody's Baa1</w:t>
             </w:r>
+            <w:hyperlink r:id="rId15">
+              <w:r>
+                <w:rPr>
+                  <w:color w:val="2A78D6"/>
+                  <w:vertAlign w:val="superscript"/>
+                  <w:sz w:val="14"/>
+                </w:rPr>
+                <w:t xml:space="preserve">6</w:t>
+              </w:r>
+            </w:hyperlink>
+            <w:r>
+              <w:rPr>
+                <w:color w:val="2A78D6"/>
+                <w:vertAlign w:val="superscript"/>
+              </w:rPr>
+              <w:t>,</w:t>
+            </w:r>
+            <w:hyperlink r:id="rId14">
+              <w:r>
+                <w:rPr>
+                  <w:color w:val="2A78D6"/>
+                  <w:vertAlign w:val="superscript"/>
+                  <w:sz w:val="14"/>
+                </w:rPr>
+                <w:t xml:space="preserve">5</w:t>
+              </w:r>
+            </w:hyperlink>
+            <w:r>
+              <w:rPr>
+                <w:color w:val="2A78D6"/>
+                <w:vertAlign w:val="superscript"/>
+              </w:rPr>
+              <w:t>,</w:t>
+            </w:r>
+            <w:hyperlink r:id="rId10">
+              <w:r>
+                <w:rPr>
+                  <w:color w:val="2A78D6"/>
+                  <w:vertAlign w:val="superscript"/>
+                  <w:sz w:val="14"/>
+                </w:rPr>
+                <w:t xml:space="preserve">1</w:t>
+              </w:r>
+            </w:hyperlink>
           </w:p>
         </w:tc>
         <w:tc>
           <w:tcPr>
-            <w:tcW w:type="dxa" w:w="5216"/>
+            <w:tcW w:type="dxa" w:w="1587"/>
+            <w:shd w:val="clear" w:color="auto" w:fill="E3F3E8"/>
           </w:tcPr>
           <w:p>
+            <w:pPr>
+              <w:spacing w:after="0"/>
+            </w:pPr>
             <w:r/>
             <w:r>
               <w:rPr>
+                <w:b/>
                 <w:sz w:val="17"/>
               </w:rPr>
-              <w:t>Veiklos segmentuose tokios veiklos nėra [S1].</w:t>
+              <w:t>Įvykdyta</w:t>
             </w:r>
           </w:p>
         </w:tc>
@@ -3095,43 +4119,102 @@
       <w:tr>
         <w:tc>
           <w:tcPr>
-            <w:tcW w:type="dxa" w:w="2835"/>
+            <w:tcW w:type="dxa" w:w="3969"/>
+            <w:shd w:val="clear" w:color="auto" w:fill="F6F8FA"/>
           </w:tcPr>
           <w:p>
+            <w:pPr>
+              <w:spacing w:after="0"/>
+            </w:pPr>
             <w:r/>
             <w:r>
               <w:rPr>
+                <w:b w:val="0"/>
                 <w:sz w:val="17"/>
               </w:rPr>
-              <w:t>Nėra rimtų neišspręstų skandalų (korupcija, žmogaus teisės, aplinka)</w:t>
+              <w:t>Dividendai akcijai auga ≥3 % per metus</w:t>
             </w:r>
           </w:p>
         </w:tc>
         <w:tc>
           <w:tcPr>
-            <w:tcW w:type="dxa" w:w="1587"/>
+            <w:tcW w:type="dxa" w:w="4082"/>
+            <w:shd w:val="clear" w:color="auto" w:fill="F6F8FA"/>
           </w:tcPr>
           <w:p>
+            <w:pPr>
+              <w:spacing w:after="0"/>
+            </w:pPr>
             <w:r/>
             <w:r>
               <w:rPr>
+                <w:b w:val="0"/>
                 <w:sz w:val="17"/>
               </w:rPr>
-              <w:t>☐ Reikia peržiūrėti</w:t>
+              <w:t>2025 m. 1,366 EUR (+3,0 %); 2026 m. I pusm. 0,704 EUR (+3,1 %)</w:t>
             </w:r>
+            <w:hyperlink r:id="rId15">
+              <w:r>
+                <w:rPr>
+                  <w:color w:val="2A78D6"/>
+                  <w:vertAlign w:val="superscript"/>
+                  <w:sz w:val="14"/>
+                </w:rPr>
+                <w:t xml:space="preserve">6</w:t>
+              </w:r>
+            </w:hyperlink>
+            <w:r>
+              <w:rPr>
+                <w:color w:val="2A78D6"/>
+                <w:vertAlign w:val="superscript"/>
+              </w:rPr>
+              <w:t>,</w:t>
+            </w:r>
+            <w:hyperlink r:id="rId21">
+              <w:r>
+                <w:rPr>
+                  <w:color w:val="2A78D6"/>
+                  <w:vertAlign w:val="superscript"/>
+                  <w:sz w:val="14"/>
+                </w:rPr>
+                <w:t xml:space="preserve">12</w:t>
+              </w:r>
+            </w:hyperlink>
+            <w:r>
+              <w:rPr>
+                <w:color w:val="2A78D6"/>
+                <w:vertAlign w:val="superscript"/>
+              </w:rPr>
+              <w:t>,</w:t>
+            </w:r>
+            <w:hyperlink r:id="rId13">
+              <w:r>
+                <w:rPr>
+                  <w:color w:val="2A78D6"/>
+                  <w:vertAlign w:val="superscript"/>
+                  <w:sz w:val="14"/>
+                </w:rPr>
+                <w:t xml:space="preserve">4</w:t>
+              </w:r>
+            </w:hyperlink>
           </w:p>
         </w:tc>
         <w:tc>
           <w:tcPr>
-            <w:tcW w:type="dxa" w:w="5216"/>
+            <w:tcW w:type="dxa" w:w="1587"/>
+            <w:shd w:val="clear" w:color="auto" w:fill="E3F3E8"/>
           </w:tcPr>
           <w:p>
+            <w:pPr>
+              <w:spacing w:after="0"/>
+            </w:pPr>
             <w:r/>
             <w:r>
               <w:rPr>
+                <w:b/>
                 <w:sz w:val="17"/>
               </w:rPr>
-              <w:t>Didelių neišspręstų skandalų greitoje paieškoje (2026-10-22) nerasta. 2026 m. vasarį – mirtinas nelaimingas atsitikimas su rangovo darbuotoju [S10].</w:t>
+              <w:t>Įvykdyta</w:t>
             </w:r>
           </w:p>
         </w:tc>
@@ -3139,1165 +4222,1662 @@
       <w:tr>
         <w:tc>
           <w:tcPr>
-            <w:tcW w:type="dxa" w:w="5216"/>
-            <w:gridSpan w:val="3"/>
-            <w:shd w:val="clear" w:color="auto" w:fill="DCE6F1"/>
+            <w:tcW w:type="dxa" w:w="3969"/>
           </w:tcPr>
           <w:p>
+            <w:pPr>
+              <w:spacing w:after="0"/>
+            </w:pPr>
             <w:r/>
             <w:r>
               <w:rPr>
-                <w:b/>
-              </w:rPr>
-              <w:t>ESG integravimas / teigiama atranka</w:t>
-            </w:r>
-          </w:p>
-        </w:tc>
-      </w:tr>
-      <w:tr>
-        <w:tc>
-          <w:tcPr>
-            <w:tcW w:type="dxa" w:w="2835"/>
-          </w:tcPr>
-          <w:p>
-            <w:r/>
-            <w:r>
-              <w:rPr>
+                <w:b w:val="0"/>
                 <w:sz w:val="17"/>
               </w:rPr>
-              <w:t>Emisijų mažinimo tikslai (Paryžiaus / SBTi) ir pereinamojo laikotarpio planas</w:t>
+              <w:t>Žalioji galia 2,8–3,2 GW iki 2029 m.</w:t>
             </w:r>
           </w:p>
         </w:tc>
         <w:tc>
           <w:tcPr>
-            <w:tcW w:type="dxa" w:w="1587"/>
+            <w:tcW w:type="dxa" w:w="4082"/>
           </w:tcPr>
           <w:p>
+            <w:pPr>
+              <w:spacing w:after="0"/>
+            </w:pPr>
             <w:r/>
             <w:r>
               <w:rPr>
+                <w:b w:val="0"/>
                 <w:sz w:val="17"/>
               </w:rPr>
-              <w:t>☑ Atitinka</w:t>
+              <w:t>Įrengta 2,1 GW, statoma 0,7 GW</w:t>
             </w:r>
-          </w:p>
-        </w:tc>
-        <w:tc>
-          <w:tcPr>
-            <w:tcW w:type="dxa" w:w="5216"/>
-          </w:tcPr>
-          <w:p>
-            <w:r/>
+            <w:hyperlink r:id="rId15">
+              <w:r>
+                <w:rPr>
+                  <w:color w:val="2A78D6"/>
+                  <w:vertAlign w:val="superscript"/>
+                  <w:sz w:val="14"/>
+                </w:rPr>
+                <w:t xml:space="preserve">6</w:t>
+              </w:r>
+            </w:hyperlink>
             <w:r>
               <w:rPr>
-                <w:sz w:val="17"/>
+                <w:color w:val="2A78D6"/>
+                <w:vertAlign w:val="superscript"/>
               </w:rPr>
-              <w:t>SBTi patvirtino trumpojo ir ilgojo laikotarpio tikslus pagal 1,5 °C trajektoriją; nulinė emisija iki 2050 m. ar anksčiau [S4 p.10].</w:t>
+              <w:t>,</w:t>
             </w:r>
-          </w:p>
-        </w:tc>
-      </w:tr>
-      <w:tr>
-        <w:tc>
-          <w:tcPr>
-            <w:tcW w:type="dxa" w:w="2835"/>
-          </w:tcPr>
-          <w:p>
-            <w:r/>
-            <w:r>
-              <w:rPr>
-                <w:sz w:val="17"/>
-              </w:rPr>
-              <w:t>Tvarumo ataskaitos (CSRD/ESRS ar GRI), atskleistos 1–3 apimties emisijos</w:t>
-            </w:r>
+            <w:hyperlink r:id="rId31">
+              <w:r>
+                <w:rPr>
+                  <w:color w:val="2A78D6"/>
+                  <w:vertAlign w:val="superscript"/>
+                  <w:sz w:val="14"/>
+                </w:rPr>
+                <w:t xml:space="preserve">25</w:t>
+              </w:r>
+            </w:hyperlink>
           </w:p>
         </w:tc>
         <w:tc>
           <w:tcPr>
             <w:tcW w:type="dxa" w:w="1587"/>
+            <w:shd w:val="clear" w:color="auto" w:fill="EAF1F8"/>
           </w:tcPr>
           <w:p>
-            <w:r/>
-            <w:r>
-              <w:rPr>
-                <w:sz w:val="17"/>
-              </w:rPr>
-              <w:t>☑ Atitinka</w:t>
-            </w:r>
-          </w:p>
-        </w:tc>
-        <w:tc>
-          <w:tcPr>
-            <w:tcW w:type="dxa" w:w="5216"/>
-          </w:tcPr>
-          <w:p>
-            <w:r/>
-            <w:r>
-              <w:rPr>
-                <w:sz w:val="17"/>
-              </w:rPr>
-              <w:t>Integruota metinė ataskaita su ŠESD duomenimis: bendros emisijos 4,49 mln. t CO2e (+10,1 %), 1 apimtis +54,7 %; anglies intensyvumas (1+2) I ketv. 214 g/kWh [S4; S10].</w:t>
-            </w:r>
-          </w:p>
-        </w:tc>
-      </w:tr>
-      <w:tr>
-        <w:tc>
-          <w:tcPr>
-            <w:tcW w:type="dxa" w:w="2835"/>
-          </w:tcPr>
-          <w:p>
-            <w:r/>
-            <w:r>
-              <w:rPr>
-                <w:sz w:val="17"/>
-              </w:rPr>
-              <w:t>Teigiamas indėlis (žaliosios pajamos / investicijos, ES taksonomija, žaliosios obligacijos)</w:t>
-            </w:r>
-          </w:p>
-        </w:tc>
-        <w:tc>
-          <w:tcPr>
-            <w:tcW w:type="dxa" w:w="1587"/>
-          </w:tcPr>
-          <w:p>
-            <w:r/>
-            <w:r>
-              <w:rPr>
-                <w:sz w:val="17"/>
-              </w:rPr>
-              <w:t>☑ Atitinka</w:t>
-            </w:r>
-          </w:p>
-        </w:tc>
-        <w:tc>
-          <w:tcPr>
-            <w:tcW w:type="dxa" w:w="5216"/>
-          </w:tcPr>
-          <w:p>
-            <w:r/>
-            <w:r>
-              <w:rPr>
-                <w:sz w:val="17"/>
-              </w:rPr>
-              <w:t>ES taksonomiją atitinkančios investicijos 2025 m. – 84,7 %; žaliosios obligacijos ir nauja EuGB obligacija [S4; S9].</w:t>
-            </w:r>
-          </w:p>
-        </w:tc>
-      </w:tr>
-      <w:tr>
-        <w:tc>
-          <w:tcPr>
-            <w:tcW w:type="dxa" w:w="2835"/>
-          </w:tcPr>
-          <w:p>
-            <w:r/>
-            <w:r>
-              <w:rPr>
-                <w:sz w:val="17"/>
-              </w:rPr>
-              <w:t>Valdysena – nepriklausoma valdyba, antikorupcijos ir pranešėjų politikos</w:t>
-            </w:r>
-          </w:p>
-        </w:tc>
-        <w:tc>
-          <w:tcPr>
-            <w:tcW w:type="dxa" w:w="1587"/>
-          </w:tcPr>
-          <w:p>
-            <w:r/>
-            <w:r>
-              <w:rPr>
-                <w:sz w:val="17"/>
-              </w:rPr>
-              <w:t>☐ Reikia peržiūrėti</w:t>
-            </w:r>
-          </w:p>
-        </w:tc>
-        <w:tc>
-          <w:tcPr>
-            <w:tcW w:type="dxa" w:w="5216"/>
-          </w:tcPr>
-          <w:p>
-            <w:r/>
-            <w:r>
-              <w:rPr>
-                <w:sz w:val="17"/>
-              </w:rPr>
-              <w:t>Valstybės valdoma (~75 %), listinguojama Nasdaq Vilnius ir LSE. Valdybos nepriklausomumas automatiškai netikrintas.</w:t>
-            </w:r>
-          </w:p>
-        </w:tc>
-      </w:tr>
-      <w:tr>
-        <w:tc>
-          <w:tcPr>
-            <w:tcW w:type="dxa" w:w="2835"/>
-          </w:tcPr>
-          <w:p>
-            <w:r/>
-            <w:r>
-              <w:rPr>
-                <w:sz w:val="17"/>
-              </w:rPr>
-              <w:t>Socialiniai aspektai – sauga, darbo ir žmogaus teisių politikos</w:t>
-            </w:r>
-          </w:p>
-        </w:tc>
-        <w:tc>
-          <w:tcPr>
-            <w:tcW w:type="dxa" w:w="1587"/>
-          </w:tcPr>
-          <w:p>
-            <w:r/>
-            <w:r>
-              <w:rPr>
-                <w:sz w:val="17"/>
-              </w:rPr>
-              <w:t>☐ Reikia peržiūrėti</w:t>
-            </w:r>
-          </w:p>
-        </w:tc>
-        <w:tc>
-          <w:tcPr>
-            <w:tcW w:type="dxa" w:w="5216"/>
-          </w:tcPr>
-          <w:p>
-            <w:r/>
-            <w:r>
-              <w:rPr>
-                <w:sz w:val="17"/>
-              </w:rPr>
-              <w:t>Sveikatos ir saugos rizika: mirtinas atvejis 2026 m. vasarį [S10]. Žmogaus teisių politika automatiškai netikrinta.</w:t>
-            </w:r>
-          </w:p>
-        </w:tc>
-      </w:tr>
-      <w:tr>
-        <w:tc>
-          <w:tcPr>
-            <w:tcW w:type="dxa" w:w="5216"/>
-            <w:gridSpan w:val="3"/>
-            <w:shd w:val="clear" w:color="auto" w:fill="DCE6F1"/>
-          </w:tcPr>
-          <w:p>
+            <w:pPr>
+              <w:spacing w:after="0"/>
+            </w:pPr>
             <w:r/>
             <w:r>
               <w:rPr>
                 <w:b/>
-              </w:rPr>
-              <w:t>Įsitraukimas</w:t>
-            </w:r>
-          </w:p>
-        </w:tc>
-      </w:tr>
-      <w:tr>
-        <w:tc>
-          <w:tcPr>
-            <w:tcW w:type="dxa" w:w="2835"/>
-          </w:tcPr>
-          <w:p>
-            <w:r/>
-            <w:r>
-              <w:rPr>
                 <w:sz w:val="17"/>
               </w:rPr>
-              <w:t>Klausimai įsitraukimui su emitentu</w:t>
-            </w:r>
-          </w:p>
-        </w:tc>
-        <w:tc>
-          <w:tcPr>
-            <w:tcW w:type="dxa" w:w="1587"/>
-          </w:tcPr>
-          <w:p>
-            <w:r/>
-            <w:r>
-              <w:rPr>
-                <w:sz w:val="17"/>
-              </w:rPr>
-              <w:t>☐ Reikia peržiūrėti</w:t>
-            </w:r>
-          </w:p>
-        </w:tc>
-        <w:tc>
-          <w:tcPr>
-            <w:tcW w:type="dxa" w:w="5216"/>
-          </w:tcPr>
-          <w:p>
-            <w:r/>
-            <w:r>
-              <w:rPr>
-                <w:sz w:val="17"/>
-              </w:rPr>
-              <w:t>Siūlomi klausimai: 1 apimties emisijų augimas dėl dujų generacijos; rangovų sauga; FFO / skolos grįžimas į ≥23 %.</w:t>
+              <w:t>Dar vykdoma</w:t>
             </w:r>
           </w:p>
         </w:tc>
       </w:tr>
     </w:tbl>
-    <w:p/>
     <w:p>
+      <w:pPr>
+        <w:spacing w:before="280" w:after="80"/>
+        <w:pBdr>
+          <w:bottom w:val="single" w:sz="6" w:color="C9D3DE" w:space="2"/>
+        </w:pBdr>
+      </w:pPr>
       <w:r>
-        <w:t>ESG išvada: Atitinka SEB iškastinio kuro politikos ribas (anglies nėra). Teigiama: didelė taksonomiją atitinkančių investicijų dalis, SBTi tikslai. Stebėti dujų generacijos dalį ir saugą.</w:t>
+        <w:rPr>
+          <w:b/>
+          <w:color w:val="1F4E79"/>
+          <w:sz w:val="28"/>
+        </w:rPr>
+        <w:t>Informacija investuotojui ir išvados</w:t>
       </w:r>
     </w:p>
     <w:p>
       <w:pPr>
-        <w:pStyle w:val="Heading2"/>
+        <w:pStyle w:val="ListBullet"/>
+        <w:spacing w:after="60"/>
       </w:pPr>
       <w:r>
         <w:rPr>
-          <w:color w:val="1F4E79"/>
+          <w:b/>
         </w:rPr>
-        <w:t>Sankcijos ir žiniasklaida (tikrina analitikas)</w:t>
+        <w:t>Turimos priemonės:</w:t>
+      </w:r>
+      <w:r>
+        <w:rPr>
+          <w:b w:val="0"/>
+        </w:rPr>
+        <w:t xml:space="preserve"> akcijos (IGN1L) ir trys obligacijos (2027, 2028, 2030). Obligacijos neužtikrintos, joms taikomas emitento reitingas BBB+ (S&amp;P)</w:t>
+      </w:r>
+      <w:hyperlink r:id="rId16">
+        <w:r>
+          <w:rPr>
+            <w:color w:val="2A78D6"/>
+            <w:vertAlign w:val="superscript"/>
+            <w:sz w:val="17"/>
+          </w:rPr>
+          <w:t xml:space="preserve">7</w:t>
+        </w:r>
+      </w:hyperlink>
+      <w:r>
+        <w:rPr>
+          <w:b w:val="0"/>
+        </w:rPr>
+        <w:t>.</w:t>
       </w:r>
     </w:p>
-    <w:tbl>
-      <w:tblPr>
-        <w:tblStyle w:val="TableGrid"/>
-        <w:tblW w:type="auto" w:w="0"/>
-        <w:tblLook w:firstColumn="1" w:firstRow="1" w:lastColumn="0" w:lastRow="0" w:noHBand="0" w:noVBand="1" w:val="04A0"/>
-      </w:tblPr>
-      <w:tblGrid>
-        <w:gridCol w:w="3400"/>
-        <w:gridCol w:w="3400"/>
-        <w:gridCol w:w="3400"/>
-      </w:tblGrid>
-      <w:tr>
-        <w:tc>
-          <w:tcPr>
-            <w:tcW w:type="dxa" w:w="2835"/>
-            <w:shd w:val="clear" w:color="auto" w:fill="1F4E79"/>
-          </w:tcPr>
-          <w:p>
-            <w:r/>
-            <w:r>
-              <w:rPr>
-                <w:b/>
-                <w:color w:val="FFFFFF"/>
-                <w:sz w:val="17"/>
-              </w:rPr>
-              <w:t>Klausimas</w:t>
-            </w:r>
-          </w:p>
-        </w:tc>
-        <w:tc>
-          <w:tcPr>
-            <w:tcW w:type="dxa" w:w="1587"/>
-            <w:shd w:val="clear" w:color="auto" w:fill="1F4E79"/>
-          </w:tcPr>
-          <w:p>
-            <w:r/>
-            <w:r>
-              <w:rPr>
-                <w:b/>
-                <w:color w:val="FFFFFF"/>
-                <w:sz w:val="17"/>
-              </w:rPr>
-              <w:t>Būsena</w:t>
-            </w:r>
-          </w:p>
-        </w:tc>
-        <w:tc>
-          <w:tcPr>
-            <w:tcW w:type="dxa" w:w="5216"/>
-            <w:shd w:val="clear" w:color="auto" w:fill="1F4E79"/>
-          </w:tcPr>
-          <w:p>
-            <w:r/>
-            <w:r>
-              <w:rPr>
-                <w:b/>
-                <w:color w:val="FFFFFF"/>
-                <w:sz w:val="17"/>
-              </w:rPr>
-              <w:t>Pastaba</w:t>
-            </w:r>
-          </w:p>
-        </w:tc>
-      </w:tr>
-      <w:tr>
-        <w:tc>
-          <w:tcPr>
-            <w:tcW w:type="dxa" w:w="2835"/>
-          </w:tcPr>
-          <w:p>
-            <w:r/>
-            <w:r>
-              <w:rPr>
-                <w:sz w:val="17"/>
-              </w:rPr>
-              <w:t>Sankcijų patikra (atlieka analitikas vidinėmis priemonėmis)</w:t>
-            </w:r>
-          </w:p>
-        </w:tc>
-        <w:tc>
-          <w:tcPr>
-            <w:tcW w:type="dxa" w:w="1587"/>
-          </w:tcPr>
-          <w:p>
-            <w:r/>
-            <w:r>
-              <w:rPr>
-                <w:sz w:val="17"/>
-              </w:rPr>
-              <w:t>☐ Reikia peržiūrėti</w:t>
-            </w:r>
-          </w:p>
-        </w:tc>
-        <w:tc>
-          <w:tcPr>
-            <w:tcW w:type="dxa" w:w="5216"/>
-          </w:tcPr>
-          <w:p>
-            <w:r/>
-            <w:r>
-              <w:rPr>
-                <w:sz w:val="17"/>
-              </w:rPr>
-              <w:t>Tikrina analitikas vidinėmis priemonėmis.</w:t>
-            </w:r>
-          </w:p>
-        </w:tc>
-      </w:tr>
-      <w:tr>
-        <w:tc>
-          <w:tcPr>
-            <w:tcW w:type="dxa" w:w="2835"/>
-          </w:tcPr>
-          <w:p>
-            <w:r/>
-            <w:r>
-              <w:rPr>
-                <w:sz w:val="17"/>
-              </w:rPr>
-              <w:t>Neigiamos žiniasklaidos patikra (įrankis pateikia radinius, analitikas patvirtina)</w:t>
-            </w:r>
-          </w:p>
-        </w:tc>
-        <w:tc>
-          <w:tcPr>
-            <w:tcW w:type="dxa" w:w="1587"/>
-          </w:tcPr>
-          <w:p>
-            <w:r/>
-            <w:r>
-              <w:rPr>
-                <w:sz w:val="17"/>
-              </w:rPr>
-              <w:t>Nerasta</w:t>
-            </w:r>
-          </w:p>
-        </w:tc>
-        <w:tc>
-          <w:tcPr>
-            <w:tcW w:type="dxa" w:w="5216"/>
-          </w:tcPr>
-          <w:p>
-            <w:r/>
-            <w:r>
-              <w:rPr>
-                <w:sz w:val="17"/>
-              </w:rPr>
-              <w:t>Neigiamų naujienų greitoje paieškoje (LT, EN; 2026-10-22) nerasta. Savaitinė naujienų paieška – dashboard skiltyje „Naujienos“.</w:t>
-            </w:r>
-          </w:p>
-        </w:tc>
-      </w:tr>
-    </w:tbl>
-    <w:p/>
     <w:p>
       <w:pPr>
-        <w:pStyle w:val="Heading2"/>
+        <w:pStyle w:val="ListBullet"/>
+        <w:spacing w:after="60"/>
       </w:pPr>
       <w:r>
         <w:rPr>
+          <w:b/>
+        </w:rPr>
+        <w:t>Obligacijų turėtojams:</w:t>
+      </w:r>
+      <w:r>
+        <w:rPr>
+          <w:b w:val="0"/>
+        </w:rPr>
+        <w:t xml:space="preserve"> sverto rodiklis (3,49x) – strateginiame 3–4x intervale, reitingai stabilūs; FFO / grynoji skola (22,2 %) dar žemiau ≥23 % tikslo. Investicijos daugiausia į reguliuojamus tinklus</w:t>
+      </w:r>
+      <w:hyperlink r:id="rId26">
+        <w:r>
+          <w:rPr>
+            <w:color w:val="2A78D6"/>
+            <w:vertAlign w:val="superscript"/>
+            <w:sz w:val="17"/>
+          </w:rPr>
+          <w:t xml:space="preserve">26</w:t>
+        </w:r>
+      </w:hyperlink>
+      <w:r>
+        <w:rPr>
+          <w:color w:val="2A78D6"/>
+          <w:vertAlign w:val="superscript"/>
+        </w:rPr>
+        <w:t>,</w:t>
+      </w:r>
+      <w:hyperlink r:id="rId15">
+        <w:r>
+          <w:rPr>
+            <w:color w:val="2A78D6"/>
+            <w:vertAlign w:val="superscript"/>
+            <w:sz w:val="17"/>
+          </w:rPr>
+          <w:t xml:space="preserve">6</w:t>
+        </w:r>
+      </w:hyperlink>
+      <w:r>
+        <w:rPr>
+          <w:color w:val="2A78D6"/>
+          <w:vertAlign w:val="superscript"/>
+        </w:rPr>
+        <w:t>,</w:t>
+      </w:r>
+      <w:hyperlink r:id="rId10">
+        <w:r>
+          <w:rPr>
+            <w:color w:val="2A78D6"/>
+            <w:vertAlign w:val="superscript"/>
+            <w:sz w:val="17"/>
+          </w:rPr>
+          <w:t xml:space="preserve">1</w:t>
+        </w:r>
+      </w:hyperlink>
+      <w:r>
+        <w:rPr>
+          <w:b w:val="0"/>
+        </w:rPr>
+        <w:t>.</w:t>
+      </w:r>
+    </w:p>
+    <w:p>
+      <w:pPr>
+        <w:pStyle w:val="ListBullet"/>
+        <w:spacing w:after="60"/>
+      </w:pPr>
+      <w:r>
+        <w:rPr>
+          <w:b/>
+        </w:rPr>
+        <w:t>XS1646530565:</w:t>
+      </w:r>
+      <w:r>
+        <w:rPr>
+          <w:b w:val="0"/>
+        </w:rPr>
+        <w:t xml:space="preserve"> dėl 2026-10-19 supirkimo pasiūlymo reikia sprendimo (dalyvauti ar laikyti iki 2027-07-14). Pasiūlymo sąlygos ir terminas – emitento „Tender Offer Launch Announcement“</w:t>
+      </w:r>
+      <w:hyperlink r:id="rId16">
+        <w:r>
+          <w:rPr>
+            <w:color w:val="2A78D6"/>
+            <w:vertAlign w:val="superscript"/>
+            <w:sz w:val="17"/>
+          </w:rPr>
+          <w:t xml:space="preserve">7</w:t>
+        </w:r>
+      </w:hyperlink>
+      <w:r>
+        <w:rPr>
+          <w:b w:val="0"/>
+        </w:rPr>
+        <w:t>.</w:t>
+      </w:r>
+    </w:p>
+    <w:p>
+      <w:pPr>
+        <w:pStyle w:val="ListBullet"/>
+        <w:spacing w:after="60"/>
+      </w:pPr>
+      <w:r>
+        <w:rPr>
+          <w:b/>
+        </w:rPr>
+        <w:t>Akcininkams:</w:t>
+      </w:r>
+      <w:r>
+        <w:rPr>
+          <w:b w:val="0"/>
+        </w:rPr>
+        <w:t xml:space="preserve"> I pusm. dividendai 0,704 EUR (+3,1 %), koreguotas pelnas mažėja (−20,8 %). Laisvieji pinigų srautai 5,3 mln. EUR – investicijos ir dividendai finansuojami ir skola</w:t>
+      </w:r>
+      <w:hyperlink r:id="rId22">
+        <w:r>
+          <w:rPr>
+            <w:color w:val="2A78D6"/>
+            <w:vertAlign w:val="superscript"/>
+            <w:sz w:val="17"/>
+          </w:rPr>
+          <w:t xml:space="preserve">13</w:t>
+        </w:r>
+      </w:hyperlink>
+      <w:r>
+        <w:rPr>
+          <w:color w:val="2A78D6"/>
+          <w:vertAlign w:val="superscript"/>
+        </w:rPr>
+        <w:t>,</w:t>
+      </w:r>
+      <w:hyperlink r:id="rId13">
+        <w:r>
+          <w:rPr>
+            <w:color w:val="2A78D6"/>
+            <w:vertAlign w:val="superscript"/>
+            <w:sz w:val="17"/>
+          </w:rPr>
+          <w:t xml:space="preserve">4</w:t>
+        </w:r>
+      </w:hyperlink>
+      <w:r>
+        <w:rPr>
+          <w:b w:val="0"/>
+        </w:rPr>
+        <w:t>.</w:t>
+      </w:r>
+    </w:p>
+    <w:p>
+      <w:pPr>
+        <w:pStyle w:val="ListBullet"/>
+        <w:spacing w:after="60"/>
+      </w:pPr>
+      <w:r>
+        <w:rPr>
+          <w:b/>
+        </w:rPr>
+        <w:t>Išvada:</w:t>
+      </w:r>
+      <w:r>
+        <w:rPr>
+          <w:b w:val="0"/>
+        </w:rPr>
+        <w:t xml:space="preserve"> finansinė būklė, palyginti su 2025 m. pabaiga, iš esmės nepakito; kredito rodikliai atitinka strategijos ribas, reitingai stabilūs. Stebėti: 9 mėn. ataskaitą (2026-11-11), vėjo ir kainų poveikį Žaliajai generacijai, FFO / skolos rodiklio grįžimą į ≥23 %.</w:t>
+      </w:r>
+    </w:p>
+    <w:p>
+      <w:pPr>
+        <w:spacing w:before="280" w:after="80"/>
+        <w:pBdr>
+          <w:bottom w:val="single" w:sz="6" w:color="C9D3DE" w:space="2"/>
+        </w:pBdr>
+      </w:pPr>
+      <w:r>
+        <w:rPr>
+          <w:b/>
           <w:color w:val="1F4E79"/>
+          <w:sz w:val="28"/>
+        </w:rPr>
+        <w:t>ESG report</w:t>
+      </w:r>
+    </w:p>
+    <w:p>
+      <w:pPr>
+        <w:spacing w:before="160"/>
+      </w:pPr>
+      <w:r>
+        <w:rPr>
+          <w:b/>
+          <w:sz w:val="22"/>
+        </w:rPr>
+        <w:t>Exclusionary screening (companies)</w:t>
+      </w:r>
+    </w:p>
+    <w:p>
+      <w:pPr>
+        <w:spacing w:before="80" w:after="20"/>
+      </w:pPr>
+      <w:r>
+        <w:rPr>
+          <w:sz w:val="24"/>
+        </w:rPr>
+        <w:t xml:space="preserve">☑ </w:t>
+      </w:r>
+      <w:r>
+        <w:t>Yes, the company is not involved in excluded sectors: controversial and nuclear weapons, tobacco, gambling and restricted sectors in fossil fuel</w:t>
+      </w:r>
+    </w:p>
+    <w:p>
+      <w:pPr>
+        <w:ind w:left="397"/>
+      </w:pPr>
+      <w:r>
+        <w:rPr>
+          <w:b/>
+          <w:color w:val="333333"/>
+          <w:sz w:val="19"/>
+        </w:rPr>
+        <w:t xml:space="preserve">Įrodymas: </w:t>
+      </w:r>
+      <w:r>
+        <w:rPr>
+          <w:b w:val="0"/>
+          <w:color w:val="333333"/>
+          <w:sz w:val="19"/>
+        </w:rPr>
+        <w:t>Ginklų, tabako ir lošimų veiklos nėra. Anglies generacijos nėra, naftos ir dujų žvalgybos nėra</w:t>
+      </w:r>
+      <w:hyperlink r:id="rId24">
+        <w:r>
+          <w:rPr>
+            <w:color w:val="2A78D6"/>
+            <w:vertAlign w:val="superscript"/>
+            <w:sz w:val="16"/>
+          </w:rPr>
+          <w:t xml:space="preserve">15</w:t>
+        </w:r>
+      </w:hyperlink>
+      <w:r>
+        <w:rPr>
+          <w:b w:val="0"/>
+          <w:color w:val="333333"/>
+          <w:sz w:val="19"/>
+        </w:rPr>
+        <w:t>. Turi dujomis kūrenamą Elektrėnų kompleksą (rezervinė galia) ir tiekia dujas klientams – SEB iškastinio kuro politika tokios veiklos nedraudžia (ribojama anglis &gt;5 % pajamų ir nauja žvalgyba).</w:t>
+      </w:r>
+    </w:p>
+    <w:p>
+      <w:pPr>
+        <w:spacing w:before="80" w:after="20"/>
+      </w:pPr>
+      <w:r>
+        <w:rPr>
+          <w:sz w:val="24"/>
+        </w:rPr>
+        <w:t xml:space="preserve">☑ </w:t>
+      </w:r>
+      <w:r>
+        <w:t>Yes, the company does not have red flag/signal related to controversies based on UN Global Compact, OECD Guidelines for Multinational Enterprises or any other relevant principles/standards</w:t>
+      </w:r>
+    </w:p>
+    <w:p>
+      <w:pPr>
+        <w:ind w:left="397"/>
+      </w:pPr>
+      <w:r>
+        <w:rPr>
+          <w:b/>
+          <w:color w:val="333333"/>
+          <w:sz w:val="19"/>
+        </w:rPr>
+        <w:t xml:space="preserve">Įrodymas: </w:t>
+      </w:r>
+      <w:r>
+        <w:rPr>
+          <w:b w:val="0"/>
+          <w:color w:val="333333"/>
+          <w:sz w:val="19"/>
+        </w:rPr>
+        <w:t>Raudonų signalų (UNGC, OECD pažeidimų) viešuose šaltiniuose ir naujienų paieškoje nerasta (2026-10-22). Ignitis skelbia, kad laikosi UN Global Compact principų</w:t>
+      </w:r>
+      <w:hyperlink r:id="rId24">
+        <w:r>
+          <w:rPr>
+            <w:color w:val="2A78D6"/>
+            <w:vertAlign w:val="superscript"/>
+            <w:sz w:val="16"/>
+          </w:rPr>
+          <w:t xml:space="preserve">15</w:t>
+        </w:r>
+      </w:hyperlink>
+      <w:r>
+        <w:rPr>
+          <w:b w:val="0"/>
+          <w:color w:val="333333"/>
+          <w:sz w:val="19"/>
+        </w:rPr>
+        <w:t>.</w:t>
+      </w:r>
+    </w:p>
+    <w:p>
+      <w:pPr>
+        <w:spacing w:before="80" w:after="20"/>
+      </w:pPr>
+      <w:r>
+        <w:rPr>
+          <w:sz w:val="24"/>
+        </w:rPr>
+        <w:t xml:space="preserve">☐ </w:t>
+      </w:r>
+      <w:r>
+        <w:t>Yes, the company is not in the list of sanctions (add a screenshot)</w:t>
+      </w:r>
+    </w:p>
+    <w:p>
+      <w:pPr>
+        <w:ind w:left="397"/>
+      </w:pPr>
+      <w:r>
+        <w:rPr>
+          <w:b/>
+          <w:color w:val="333333"/>
+          <w:sz w:val="19"/>
+        </w:rPr>
+        <w:t xml:space="preserve">Įrodymas: </w:t>
+      </w:r>
+      <w:r>
+        <w:rPr>
+          <w:b/>
+          <w:color w:val="333333"/>
+          <w:sz w:val="19"/>
+        </w:rPr>
+        <w:t xml:space="preserve">Reikia peržiūrėti. </w:t>
+      </w:r>
+      <w:r>
+        <w:rPr>
+          <w:b w:val="0"/>
+          <w:color w:val="333333"/>
+          <w:sz w:val="19"/>
+        </w:rPr>
+        <w:t>Tikrina analitikas vidinėmis priemonėmis (pridėti ekrano nuotrauką).</w:t>
+      </w:r>
+    </w:p>
+    <w:p>
+      <w:pPr>
+        <w:spacing w:before="80" w:after="20"/>
+      </w:pPr>
+      <w:r>
+        <w:rPr>
+          <w:sz w:val="24"/>
+        </w:rPr>
+        <w:t xml:space="preserve">☐ </w:t>
+      </w:r>
+      <w:r>
+        <w:t>Yes, issues were not identified from adverse media checks (add a screenshot)</w:t>
+      </w:r>
+    </w:p>
+    <w:p>
+      <w:pPr>
+        <w:ind w:left="397"/>
+      </w:pPr>
+      <w:r>
+        <w:rPr>
+          <w:b/>
+          <w:color w:val="333333"/>
+          <w:sz w:val="19"/>
+        </w:rPr>
+        <w:t xml:space="preserve">Įrodymas: </w:t>
+      </w:r>
+      <w:r>
+        <w:rPr>
+          <w:b/>
+          <w:color w:val="333333"/>
+          <w:sz w:val="19"/>
+        </w:rPr>
+        <w:t xml:space="preserve">Reikia peržiūrėti. </w:t>
+      </w:r>
+      <w:r>
+        <w:rPr>
+          <w:b w:val="0"/>
+          <w:color w:val="333333"/>
+          <w:sz w:val="19"/>
+        </w:rPr>
+        <w:t>Automatinė naujienų paieška (LT, LV, EE, EN; 30 d.) neigiamų antraščių nerado. Analitikas patvirtina ir prideda ekrano nuotrauką.</w:t>
+      </w:r>
+    </w:p>
+    <w:p>
+      <w:r>
+        <w:rPr>
+          <w:i/>
+          <w:sz w:val="19"/>
+        </w:rPr>
+        <w:t>In case any red flags, risks, unclarities were identified then additional checks (sanctions screening and adverse media checks) on the company’s Ultimate Beneficial Owners and/or senior management shall be performed.</w:t>
+      </w:r>
+    </w:p>
+    <w:p>
+      <w:pPr>
+        <w:spacing w:before="80"/>
+      </w:pPr>
+      <w:r>
+        <w:rPr>
+          <w:b/>
+        </w:rPr>
+        <w:t xml:space="preserve">Additional comments: </w:t>
+      </w:r>
+    </w:p>
+    <w:p>
+      <w:pPr>
+        <w:spacing w:before="160"/>
+      </w:pPr>
+      <w:r>
+        <w:rPr>
+          <w:b/>
+          <w:sz w:val="22"/>
+        </w:rPr>
+        <w:t>ESG integration and positive screening (positive answers imply higher allocation)</w:t>
+      </w:r>
+    </w:p>
+    <w:p>
+      <w:pPr>
+        <w:spacing w:before="80" w:after="20"/>
+      </w:pPr>
+      <w:r>
+        <w:rPr>
+          <w:sz w:val="24"/>
+        </w:rPr>
+        <w:t xml:space="preserve">☑ </w:t>
+      </w:r>
+      <w:r>
+        <w:t>Yes, the company is promoting environmental or social characteristics (activities, ESG policy, good ESG rating, etc)</w:t>
+      </w:r>
+    </w:p>
+    <w:p>
+      <w:pPr>
+        <w:ind w:left="397"/>
+      </w:pPr>
+      <w:r>
+        <w:rPr>
+          <w:b/>
+          <w:color w:val="333333"/>
+          <w:sz w:val="19"/>
+        </w:rPr>
+        <w:t xml:space="preserve">Įrodymas: </w:t>
+      </w:r>
+      <w:r>
+        <w:rPr>
+          <w:b w:val="0"/>
+          <w:color w:val="333333"/>
+          <w:sz w:val="19"/>
+        </w:rPr>
+        <w:t>Pagrindinė veikla – žalioji generacija (įrengta 2,1 GW, statoma 0,6 GW) ir elektros tinklai</w:t>
+      </w:r>
+      <w:hyperlink r:id="rId18">
+        <w:r>
+          <w:rPr>
+            <w:color w:val="2A78D6"/>
+            <w:vertAlign w:val="superscript"/>
+            <w:sz w:val="16"/>
+          </w:rPr>
+          <w:t xml:space="preserve">9</w:t>
+        </w:r>
+      </w:hyperlink>
+      <w:r>
+        <w:rPr>
+          <w:b w:val="0"/>
+          <w:color w:val="333333"/>
+          <w:sz w:val="19"/>
+        </w:rPr>
+        <w:t>; žaliosios obligacijos ir nauja ES žaliųjų obligacijų standarto (EuGB) obligacija</w:t>
+      </w:r>
+      <w:hyperlink r:id="rId17">
+        <w:r>
+          <w:rPr>
+            <w:color w:val="2A78D6"/>
+            <w:vertAlign w:val="superscript"/>
+            <w:sz w:val="16"/>
+          </w:rPr>
+          <w:t xml:space="preserve">8</w:t>
+        </w:r>
+      </w:hyperlink>
+      <w:r>
+        <w:rPr>
+          <w:b w:val="0"/>
+          <w:color w:val="333333"/>
+          <w:sz w:val="19"/>
+        </w:rPr>
+        <w:t>.</w:t>
+      </w:r>
+    </w:p>
+    <w:p>
+      <w:pPr>
+        <w:spacing w:before="80" w:after="20"/>
+      </w:pPr>
+      <w:r>
+        <w:rPr>
+          <w:sz w:val="24"/>
+        </w:rPr>
+        <w:t xml:space="preserve">☑ </w:t>
+      </w:r>
+      <w:r>
+        <w:t>Yes, the activities of the company or it’s strategy is aligned with the taxonomy and/or Paris agreement targets (e.g. net zero commitment)</w:t>
+      </w:r>
+    </w:p>
+    <w:p>
+      <w:pPr>
+        <w:ind w:left="397"/>
+      </w:pPr>
+      <w:r>
+        <w:rPr>
+          <w:b/>
+          <w:color w:val="333333"/>
+          <w:sz w:val="19"/>
+        </w:rPr>
+        <w:t xml:space="preserve">Įrodymas: </w:t>
+      </w:r>
+      <w:r>
+        <w:rPr>
+          <w:b w:val="0"/>
+          <w:color w:val="333333"/>
+          <w:sz w:val="19"/>
+        </w:rPr>
+        <w:t>ES taksonomiją atitinkančios investicijos 2025 m. – 84,7 %</w:t>
+      </w:r>
+      <w:hyperlink r:id="rId24">
+        <w:r>
+          <w:rPr>
+            <w:color w:val="2A78D6"/>
+            <w:vertAlign w:val="superscript"/>
+            <w:sz w:val="16"/>
+          </w:rPr>
+          <w:t xml:space="preserve">15</w:t>
+        </w:r>
+      </w:hyperlink>
+      <w:r>
+        <w:rPr>
+          <w:b w:val="0"/>
+          <w:color w:val="333333"/>
+          <w:sz w:val="19"/>
+        </w:rPr>
+        <w:t>. SBTi patvirtino tikslus pagal 1,5 °C trajektoriją; nulinė emisija iki 2050 m. ar anksčiau</w:t>
+      </w:r>
+      <w:hyperlink r:id="rId32">
+        <w:r>
+          <w:rPr>
+            <w:color w:val="2A78D6"/>
+            <w:vertAlign w:val="superscript"/>
+            <w:sz w:val="16"/>
+          </w:rPr>
+          <w:t xml:space="preserve">27</w:t>
+        </w:r>
+      </w:hyperlink>
+      <w:r>
+        <w:rPr>
+          <w:b w:val="0"/>
+          <w:color w:val="333333"/>
+          <w:sz w:val="19"/>
+        </w:rPr>
+        <w:t>.</w:t>
+      </w:r>
+    </w:p>
+    <w:p>
+      <w:pPr>
+        <w:spacing w:before="80" w:after="20"/>
+      </w:pPr>
+      <w:r>
+        <w:rPr>
+          <w:sz w:val="24"/>
+        </w:rPr>
+        <w:t xml:space="preserve">☐ </w:t>
+      </w:r>
+      <w:r>
+        <w:t>Yes, the company does not have yellow flag/signal related to controversies based on UN Global Compact or any other relevant principles/standards</w:t>
+      </w:r>
+    </w:p>
+    <w:p>
+      <w:pPr>
+        <w:ind w:left="397"/>
+      </w:pPr>
+      <w:r>
+        <w:rPr>
+          <w:b/>
+          <w:color w:val="333333"/>
+          <w:sz w:val="19"/>
+        </w:rPr>
+        <w:t xml:space="preserve">Įrodymas: </w:t>
+      </w:r>
+      <w:r>
+        <w:rPr>
+          <w:b/>
+          <w:color w:val="333333"/>
+          <w:sz w:val="19"/>
+        </w:rPr>
+        <w:t xml:space="preserve">Reikia peržiūrėti. </w:t>
+      </w:r>
+      <w:r>
+        <w:rPr>
+          <w:b w:val="0"/>
+          <w:color w:val="333333"/>
+          <w:sz w:val="19"/>
+        </w:rPr>
+        <w:t>Galimas geltonas signalas: 2026 m. vasarį žuvo rangovo darbuotojas</w:t>
+      </w:r>
+      <w:hyperlink r:id="rId29">
+        <w:r>
+          <w:rPr>
+            <w:color w:val="2A78D6"/>
+            <w:vertAlign w:val="superscript"/>
+            <w:sz w:val="16"/>
+          </w:rPr>
+          <w:t xml:space="preserve">20</w:t>
+        </w:r>
+      </w:hyperlink>
+      <w:r>
+        <w:rPr>
+          <w:b w:val="0"/>
+          <w:color w:val="333333"/>
+          <w:sz w:val="19"/>
+        </w:rPr>
+        <w:t>. 1 apimties emisijos 2025 m. išaugo 54,7 % dėl didesnės dujų generacijos</w:t>
+      </w:r>
+      <w:hyperlink r:id="rId24">
+        <w:r>
+          <w:rPr>
+            <w:color w:val="2A78D6"/>
+            <w:vertAlign w:val="superscript"/>
+            <w:sz w:val="16"/>
+          </w:rPr>
+          <w:t xml:space="preserve">15</w:t>
+        </w:r>
+      </w:hyperlink>
+      <w:r>
+        <w:rPr>
+          <w:b w:val="0"/>
+          <w:color w:val="333333"/>
+          <w:sz w:val="19"/>
+        </w:rPr>
+        <w:t>.</w:t>
+      </w:r>
+    </w:p>
+    <w:p>
+      <w:pPr>
+        <w:spacing w:before="80" w:after="20"/>
+      </w:pPr>
+      <w:r>
+        <w:rPr>
+          <w:sz w:val="24"/>
+        </w:rPr>
+        <w:t xml:space="preserve">☐ </w:t>
+      </w:r>
+      <w:r>
+        <w:t>Yes, the company fulfills the expectations from SEB thematic and sector policies</w:t>
+      </w:r>
+    </w:p>
+    <w:p>
+      <w:pPr>
+        <w:ind w:left="397"/>
+      </w:pPr>
+      <w:r>
+        <w:rPr>
+          <w:b/>
+          <w:color w:val="333333"/>
+          <w:sz w:val="19"/>
+        </w:rPr>
+        <w:t xml:space="preserve">Įrodymas: </w:t>
+      </w:r>
+      <w:r>
+        <w:rPr>
+          <w:b/>
+          <w:color w:val="333333"/>
+          <w:sz w:val="19"/>
+        </w:rPr>
+        <w:t xml:space="preserve">Reikia peržiūrėti. </w:t>
+      </w:r>
+      <w:r>
+        <w:rPr>
+          <w:b w:val="0"/>
+          <w:color w:val="333333"/>
+          <w:sz w:val="19"/>
+        </w:rPr>
+        <w:t>Iškastinio kuro politika – atitinka (anglies ir naftos / dujų žvalgybos nėra). Elektros ir atsinaujinančios energijos, klimato ir žmogaus teisių politikų turinys automatiškai neperskaitytas (SEB PDF blokuoja automatinį skaitymą) – reikia rankinės patikros.</w:t>
+      </w:r>
+    </w:p>
+    <w:p>
+      <w:pPr>
+        <w:spacing w:before="80"/>
+      </w:pPr>
+      <w:r>
+        <w:rPr>
+          <w:b/>
+        </w:rPr>
+        <w:t xml:space="preserve">Additional comments: </w:t>
+      </w:r>
+    </w:p>
+    <w:p>
+      <w:pPr>
+        <w:spacing w:before="160"/>
+      </w:pPr>
+      <w:r>
+        <w:rPr>
+          <w:b/>
+          <w:sz w:val="22"/>
+        </w:rPr>
+        <w:t>Engagement</w:t>
+      </w:r>
+    </w:p>
+    <w:p>
+      <w:pPr>
+        <w:spacing w:before="80" w:after="20"/>
+      </w:pPr>
+      <w:r>
+        <w:rPr>
+          <w:sz w:val="24"/>
+        </w:rPr>
+        <w:t xml:space="preserve">☐ </w:t>
+      </w:r>
+      <w:r>
+        <w:t>Is there a need for pro-active engagement with the company?</w:t>
+      </w:r>
+    </w:p>
+    <w:p>
+      <w:pPr>
+        <w:ind w:left="397"/>
+      </w:pPr>
+      <w:r>
+        <w:rPr>
+          <w:b/>
+          <w:color w:val="333333"/>
+          <w:sz w:val="19"/>
+        </w:rPr>
+        <w:t xml:space="preserve">Įrodymas: </w:t>
+      </w:r>
+      <w:r>
+        <w:rPr>
+          <w:b w:val="0"/>
+          <w:color w:val="333333"/>
+          <w:sz w:val="19"/>
+        </w:rPr>
+        <w:t>Būtinybės nenustatyta. Galimos temos: dujų generacijos dalis ir 1 apimties emisijų augimas, rangovų sauga.</w:t>
+      </w:r>
+    </w:p>
+    <w:p>
+      <w:pPr>
+        <w:spacing w:before="80"/>
+      </w:pPr>
+      <w:r>
+        <w:rPr>
+          <w:b/>
+        </w:rPr>
+        <w:t xml:space="preserve">Additional comments: </w:t>
+      </w:r>
+    </w:p>
+    <w:p>
+      <w:pPr>
+        <w:spacing w:before="160"/>
+      </w:pPr>
+      <w:r>
+        <w:rPr>
+          <w:b/>
+          <w:sz w:val="22"/>
+        </w:rPr>
+        <w:t>Indicators</w:t>
+      </w:r>
+    </w:p>
+    <w:p>
+      <w:pPr>
+        <w:spacing w:before="80" w:after="20"/>
+      </w:pPr>
+      <w:r>
+        <w:rPr>
+          <w:sz w:val="24"/>
+        </w:rPr>
+        <w:t xml:space="preserve">☐ </w:t>
+      </w:r>
+      <w:r>
+        <w:t>Yes, the indicators of the company support the targets of sustainability and PAI indicators followed by the Fund</w:t>
+      </w:r>
+    </w:p>
+    <w:p>
+      <w:pPr>
+        <w:ind w:left="397"/>
+      </w:pPr>
+      <w:r>
+        <w:rPr>
+          <w:b/>
+          <w:color w:val="333333"/>
+          <w:sz w:val="19"/>
+        </w:rPr>
+        <w:t xml:space="preserve">Įrodymas: </w:t>
+      </w:r>
+      <w:r>
+        <w:rPr>
+          <w:b/>
+          <w:color w:val="333333"/>
+          <w:sz w:val="19"/>
+        </w:rPr>
+        <w:t xml:space="preserve">Reikia peržiūrėti. </w:t>
+      </w:r>
+      <w:r>
+        <w:rPr>
+          <w:b w:val="0"/>
+          <w:color w:val="333333"/>
+          <w:sz w:val="19"/>
+        </w:rPr>
+        <w:t>Turimi PAI duomenys: bendros ŠESD emisijos 4,49 mln. t CO2e (+10,1 %)</w:t>
+      </w:r>
+      <w:hyperlink r:id="rId24">
+        <w:r>
+          <w:rPr>
+            <w:color w:val="2A78D6"/>
+            <w:vertAlign w:val="superscript"/>
+            <w:sz w:val="16"/>
+          </w:rPr>
+          <w:t xml:space="preserve">15</w:t>
+        </w:r>
+      </w:hyperlink>
+      <w:r>
+        <w:rPr>
+          <w:b w:val="0"/>
+          <w:color w:val="333333"/>
+          <w:sz w:val="19"/>
+        </w:rPr>
+        <w:t>; anglies intensyvumas (1+2) 214 g CO2e/kWh I ketv. 2026 (−12,8 %)</w:t>
+      </w:r>
+      <w:hyperlink r:id="rId29">
+        <w:r>
+          <w:rPr>
+            <w:color w:val="2A78D6"/>
+            <w:vertAlign w:val="superscript"/>
+            <w:sz w:val="16"/>
+          </w:rPr>
+          <w:t xml:space="preserve">20</w:t>
+        </w:r>
+      </w:hyperlink>
+      <w:r>
+        <w:rPr>
+          <w:b w:val="0"/>
+          <w:color w:val="333333"/>
+          <w:sz w:val="19"/>
+        </w:rPr>
+        <w:t>; taksonomiją atitinkančios investicijos 84,7 %</w:t>
+      </w:r>
+      <w:hyperlink r:id="rId24">
+        <w:r>
+          <w:rPr>
+            <w:color w:val="2A78D6"/>
+            <w:vertAlign w:val="superscript"/>
+            <w:sz w:val="16"/>
+          </w:rPr>
+          <w:t xml:space="preserve">15</w:t>
+        </w:r>
+      </w:hyperlink>
+      <w:r>
+        <w:rPr>
+          <w:b w:val="0"/>
+          <w:color w:val="333333"/>
+          <w:sz w:val="19"/>
+        </w:rPr>
+        <w:t>. Palyginti su fondo tikslais – analitikas.</w:t>
+      </w:r>
+    </w:p>
+    <w:p>
+      <w:pPr>
+        <w:spacing w:before="80"/>
+      </w:pPr>
+      <w:r>
+        <w:rPr>
+          <w:b/>
+        </w:rPr>
+        <w:t xml:space="preserve">Additional comments: </w:t>
+      </w:r>
+    </w:p>
+    <w:p>
+      <w:pPr>
+        <w:spacing w:before="80"/>
+      </w:pPr>
+      <w:r>
+        <w:rPr>
+          <w:b/>
+        </w:rPr>
+        <w:t xml:space="preserve">Conclusion: </w:t>
+      </w:r>
+      <w:r>
+        <w:rPr>
+          <w:b w:val="0"/>
+        </w:rPr>
+        <w:t>Išimčių patikra be pastabų (sankcijas ir žiniasklaidą patvirtina analitikas). Teigiama: didelė taksonomiją atitinkančių investicijų dalis, SBTi tikslai. Stebėti dujų generacijos dalį ir saugą.</w:t>
+      </w:r>
+    </w:p>
+    <w:p>
+      <w:r>
+        <w:rPr>
+          <w:i/>
+          <w:color w:val="5F6B7A"/>
+          <w:sz w:val="16"/>
+        </w:rPr>
+        <w:t>Taikytos SEB politikos: Fossil Fuels (coal, oil &amp; gas, peat) sector policy; Electricity &amp; Renewable Energy sector policy; Environmental Policy on Climate, Nature and Water; Social and Human Rights Policy; Anti-corruption, Code of Conduct, Tax</w:t>
+      </w:r>
+    </w:p>
+    <w:p>
+      <w:pPr>
+        <w:spacing w:before="280" w:after="80"/>
+        <w:pBdr>
+          <w:bottom w:val="single" w:sz="6" w:color="C9D3DE" w:space="2"/>
+        </w:pBdr>
+      </w:pPr>
+      <w:r>
+        <w:rPr>
+          <w:b/>
+          <w:color w:val="1F4E79"/>
+          <w:sz w:val="28"/>
         </w:rPr>
         <w:t>Šaltiniai</w:t>
       </w:r>
     </w:p>
-    <w:tbl>
-      <w:tblPr>
-        <w:tblStyle w:val="TableGrid"/>
-        <w:tblW w:type="auto" w:w="0"/>
-        <w:tblLook w:firstColumn="1" w:firstRow="1" w:lastColumn="0" w:lastRow="0" w:noHBand="0" w:noVBand="1" w:val="04A0"/>
-      </w:tblPr>
-      <w:tblGrid>
-        <w:gridCol w:w="2550"/>
-        <w:gridCol w:w="2550"/>
-        <w:gridCol w:w="2550"/>
-        <w:gridCol w:w="2550"/>
-      </w:tblGrid>
-      <w:tr>
-        <w:tc>
-          <w:tcPr>
-            <w:tcW w:type="dxa" w:w="567"/>
-            <w:shd w:val="clear" w:color="auto" w:fill="1F4E79"/>
-          </w:tcPr>
-          <w:p>
-            <w:r/>
-            <w:r>
-              <w:rPr>
-                <w:b/>
-                <w:color w:val="FFFFFF"/>
-                <w:sz w:val="17"/>
-              </w:rPr>
-              <w:t>#</w:t>
-            </w:r>
-          </w:p>
-        </w:tc>
-        <w:tc>
-          <w:tcPr>
-            <w:tcW w:type="dxa" w:w="3118"/>
-            <w:shd w:val="clear" w:color="auto" w:fill="1F4E79"/>
-          </w:tcPr>
-          <w:p>
-            <w:r/>
-            <w:r>
-              <w:rPr>
-                <w:b/>
-                <w:color w:val="FFFFFF"/>
-                <w:sz w:val="17"/>
-              </w:rPr>
-            </w:r>
-          </w:p>
-        </w:tc>
-        <w:tc>
-          <w:tcPr>
-            <w:tcW w:type="dxa" w:w="1134"/>
-            <w:shd w:val="clear" w:color="auto" w:fill="1F4E79"/>
-          </w:tcPr>
-          <w:p>
-            <w:r/>
-            <w:r>
-              <w:rPr>
-                <w:b/>
-                <w:color w:val="FFFFFF"/>
-                <w:sz w:val="17"/>
-              </w:rPr>
-            </w:r>
-          </w:p>
-        </w:tc>
-        <w:tc>
-          <w:tcPr>
-            <w:tcW w:type="dxa" w:w="4819"/>
-            <w:shd w:val="clear" w:color="auto" w:fill="1F4E79"/>
-          </w:tcPr>
-          <w:p>
-            <w:r/>
-            <w:r>
-              <w:rPr>
-                <w:b/>
-                <w:color w:val="FFFFFF"/>
-                <w:sz w:val="17"/>
-              </w:rPr>
-              <w:t>URL</w:t>
-            </w:r>
-          </w:p>
-        </w:tc>
-      </w:tr>
-      <w:tr>
-        <w:tc>
-          <w:tcPr>
-            <w:tcW w:type="dxa" w:w="567"/>
-          </w:tcPr>
-          <w:p>
-            <w:r/>
-            <w:r>
-              <w:rPr>
-                <w:sz w:val="17"/>
-              </w:rPr>
-              <w:t>S1</w:t>
-            </w:r>
-          </w:p>
-        </w:tc>
-        <w:tc>
-          <w:tcPr>
-            <w:tcW w:type="dxa" w:w="3118"/>
-          </w:tcPr>
-          <w:p>
-            <w:r/>
-            <w:r>
-              <w:rPr>
-                <w:sz w:val="17"/>
-              </w:rPr>
-              <w:t>Ignitis Group - First six months 2026 interim report</w:t>
-            </w:r>
-          </w:p>
-        </w:tc>
-        <w:tc>
-          <w:tcPr>
-            <w:tcW w:type="dxa" w:w="1134"/>
-          </w:tcPr>
-          <w:p>
-            <w:r/>
-            <w:r>
-              <w:rPr>
-                <w:sz w:val="17"/>
-              </w:rPr>
-              <w:t>2026-08-12</w:t>
-            </w:r>
-          </w:p>
-        </w:tc>
-        <w:tc>
-          <w:tcPr>
-            <w:tcW w:type="dxa" w:w="4819"/>
-          </w:tcPr>
-          <w:p>
-            <w:r/>
-            <w:r>
-              <w:rPr>
-                <w:sz w:val="17"/>
-              </w:rPr>
-              <w:t>https://ignitisgrupe.lt/sites/default/files/public/inline-files/First%20six%20months%202026%20interim%20report.pdf</w:t>
-            </w:r>
-          </w:p>
-        </w:tc>
-      </w:tr>
-      <w:tr>
-        <w:tc>
-          <w:tcPr>
-            <w:tcW w:type="dxa" w:w="567"/>
-          </w:tcPr>
-          <w:p>
-            <w:r/>
-            <w:r>
-              <w:rPr>
-                <w:sz w:val="17"/>
-              </w:rPr>
-              <w:t>S2</w:t>
-            </w:r>
-          </w:p>
-        </w:tc>
-        <w:tc>
-          <w:tcPr>
-            <w:tcW w:type="dxa" w:w="3118"/>
-          </w:tcPr>
-          <w:p>
-            <w:r/>
-            <w:r>
-              <w:rPr>
-                <w:sz w:val="17"/>
-              </w:rPr>
-              <w:t>Press release: 6M 2026 results</w:t>
-            </w:r>
-          </w:p>
-        </w:tc>
-        <w:tc>
-          <w:tcPr>
-            <w:tcW w:type="dxa" w:w="1134"/>
-          </w:tcPr>
-          <w:p>
-            <w:r/>
-            <w:r>
-              <w:rPr>
-                <w:sz w:val="17"/>
-              </w:rPr>
-              <w:t>2026-08-12</w:t>
-            </w:r>
-          </w:p>
-        </w:tc>
-        <w:tc>
-          <w:tcPr>
-            <w:tcW w:type="dxa" w:w="4819"/>
-          </w:tcPr>
-          <w:p>
-            <w:r/>
-            <w:r>
-              <w:rPr>
-                <w:sz w:val="17"/>
-              </w:rPr>
-              <w:t>https://ignitisgrupe.lt/en/news/ignitis-group-reports-sustained-strategic-progress-and-consistent-financial-performance-first</w:t>
-            </w:r>
-          </w:p>
-        </w:tc>
-      </w:tr>
-      <w:tr>
-        <w:tc>
-          <w:tcPr>
-            <w:tcW w:type="dxa" w:w="567"/>
-          </w:tcPr>
-          <w:p>
-            <w:r/>
-            <w:r>
-              <w:rPr>
-                <w:sz w:val="17"/>
-              </w:rPr>
-              <w:t>S3</w:t>
-            </w:r>
-          </w:p>
-        </w:tc>
-        <w:tc>
-          <w:tcPr>
-            <w:tcW w:type="dxa" w:w="3118"/>
-          </w:tcPr>
-          <w:p>
-            <w:r/>
-            <w:r>
-              <w:rPr>
-                <w:sz w:val="17"/>
-              </w:rPr>
-              <w:t>Investor presentation 6M 2026 - call transcript</w:t>
-            </w:r>
-          </w:p>
-        </w:tc>
-        <w:tc>
-          <w:tcPr>
-            <w:tcW w:type="dxa" w:w="1134"/>
-          </w:tcPr>
-          <w:p>
-            <w:r/>
-            <w:r>
-              <w:rPr>
-                <w:sz w:val="17"/>
-              </w:rPr>
-              <w:t>2026-08-12</w:t>
-            </w:r>
-          </w:p>
-        </w:tc>
-        <w:tc>
-          <w:tcPr>
-            <w:tcW w:type="dxa" w:w="4819"/>
-          </w:tcPr>
-          <w:p>
-            <w:r/>
-            <w:r>
-              <w:rPr>
-                <w:sz w:val="17"/>
-              </w:rPr>
-              <w:t>https://ignitisgrupe.lt/sites/default/files/public/inline-files/Transcript.%20Investor%20presentation_6M%202026%20results.pdf</w:t>
-            </w:r>
-          </w:p>
-        </w:tc>
-      </w:tr>
-      <w:tr>
-        <w:tc>
-          <w:tcPr>
-            <w:tcW w:type="dxa" w:w="567"/>
-          </w:tcPr>
-          <w:p>
-            <w:r/>
-            <w:r>
-              <w:rPr>
-                <w:sz w:val="17"/>
-              </w:rPr>
-              <w:t>S4</w:t>
-            </w:r>
-          </w:p>
-        </w:tc>
-        <w:tc>
-          <w:tcPr>
-            <w:tcW w:type="dxa" w:w="3118"/>
-          </w:tcPr>
-          <w:p>
-            <w:r/>
-            <w:r>
-              <w:rPr>
-                <w:sz w:val="17"/>
-              </w:rPr>
-              <w:t>Integrated Annual Report 2025</w:t>
-            </w:r>
-          </w:p>
-        </w:tc>
-        <w:tc>
-          <w:tcPr>
-            <w:tcW w:type="dxa" w:w="1134"/>
-          </w:tcPr>
-          <w:p>
-            <w:r/>
-            <w:r>
-              <w:rPr>
-                <w:sz w:val="17"/>
-              </w:rPr>
-              <w:t>2026-02-25</w:t>
-            </w:r>
-          </w:p>
-        </w:tc>
-        <w:tc>
-          <w:tcPr>
-            <w:tcW w:type="dxa" w:w="4819"/>
-          </w:tcPr>
-          <w:p>
-            <w:r/>
-            <w:r>
-              <w:rPr>
-                <w:sz w:val="17"/>
-              </w:rPr>
-              <w:t>https://ignitisgrupe.lt/sites/default/files/public/inline-files/Integrated%20Annual%20Report%202025.pdf</w:t>
-            </w:r>
-          </w:p>
-        </w:tc>
-      </w:tr>
-      <w:tr>
-        <w:tc>
-          <w:tcPr>
-            <w:tcW w:type="dxa" w:w="567"/>
-          </w:tcPr>
-          <w:p>
-            <w:r/>
-            <w:r>
-              <w:rPr>
-                <w:sz w:val="17"/>
-              </w:rPr>
-              <w:t>S5</w:t>
-            </w:r>
-          </w:p>
-        </w:tc>
-        <w:tc>
-          <w:tcPr>
-            <w:tcW w:type="dxa" w:w="3118"/>
-          </w:tcPr>
-          <w:p>
-            <w:r/>
-            <w:r>
-              <w:rPr>
-                <w:sz w:val="17"/>
-              </w:rPr>
-              <w:t>Press release: 2025 results</w:t>
-            </w:r>
-          </w:p>
-        </w:tc>
-        <w:tc>
-          <w:tcPr>
-            <w:tcW w:type="dxa" w:w="1134"/>
-          </w:tcPr>
-          <w:p>
-            <w:r/>
-            <w:r>
-              <w:rPr>
-                <w:sz w:val="17"/>
-              </w:rPr>
-              <w:t>2026-02-25</w:t>
-            </w:r>
-          </w:p>
-        </w:tc>
-        <w:tc>
-          <w:tcPr>
-            <w:tcW w:type="dxa" w:w="4819"/>
-          </w:tcPr>
-          <w:p>
-            <w:r/>
-            <w:r>
-              <w:rPr>
-                <w:sz w:val="17"/>
-              </w:rPr>
-              <w:t>https://ignitisgrupe.lt/en/news/ignitis-group-2025-results-record-strategic-progress-07-gw-new-green-capacities-installed</w:t>
-            </w:r>
-          </w:p>
-        </w:tc>
-      </w:tr>
-      <w:tr>
-        <w:tc>
-          <w:tcPr>
-            <w:tcW w:type="dxa" w:w="567"/>
-          </w:tcPr>
-          <w:p>
-            <w:r/>
-            <w:r>
-              <w:rPr>
-                <w:sz w:val="17"/>
-              </w:rPr>
-              <w:t>S6</w:t>
-            </w:r>
-          </w:p>
-        </w:tc>
-        <w:tc>
-          <w:tcPr>
-            <w:tcW w:type="dxa" w:w="3118"/>
-          </w:tcPr>
-          <w:p>
-            <w:r/>
-            <w:r>
-              <w:rPr>
-                <w:sz w:val="17"/>
-              </w:rPr>
-              <w:t>Strategic Plan 2026-2029</w:t>
-            </w:r>
-          </w:p>
-        </w:tc>
-        <w:tc>
-          <w:tcPr>
-            <w:tcW w:type="dxa" w:w="1134"/>
-          </w:tcPr>
-          <w:p>
-            <w:r/>
-            <w:r>
-              <w:rPr>
-                <w:sz w:val="17"/>
-              </w:rPr>
-              <w:t>2026-05</w:t>
-            </w:r>
-          </w:p>
-        </w:tc>
-        <w:tc>
-          <w:tcPr>
-            <w:tcW w:type="dxa" w:w="4819"/>
-          </w:tcPr>
-          <w:p>
-            <w:r/>
-            <w:r>
-              <w:rPr>
-                <w:sz w:val="17"/>
-              </w:rPr>
-              <w:t>https://ignitisgrupe.lt/sites/default/files/public/inline-files/Ignitis%20Group%20Strategic%20Plan%202026%202029.pdf</w:t>
-            </w:r>
-          </w:p>
-        </w:tc>
-      </w:tr>
-      <w:tr>
-        <w:tc>
-          <w:tcPr>
-            <w:tcW w:type="dxa" w:w="567"/>
-          </w:tcPr>
-          <w:p>
-            <w:r/>
-            <w:r>
-              <w:rPr>
-                <w:sz w:val="17"/>
-              </w:rPr>
-              <w:t>S7</w:t>
-            </w:r>
-          </w:p>
-        </w:tc>
-        <w:tc>
-          <w:tcPr>
-            <w:tcW w:type="dxa" w:w="3118"/>
-          </w:tcPr>
-          <w:p>
-            <w:r/>
-            <w:r>
-              <w:rPr>
-                <w:sz w:val="17"/>
-              </w:rPr>
-              <w:t>Credit ratings page</w:t>
-            </w:r>
-          </w:p>
-        </w:tc>
-        <w:tc>
-          <w:tcPr>
-            <w:tcW w:type="dxa" w:w="1134"/>
-          </w:tcPr>
-          <w:p>
-            <w:r/>
-            <w:r>
-              <w:rPr>
-                <w:sz w:val="17"/>
-              </w:rPr>
-              <w:t>2026-10-22</w:t>
-            </w:r>
-          </w:p>
-        </w:tc>
-        <w:tc>
-          <w:tcPr>
-            <w:tcW w:type="dxa" w:w="4819"/>
-          </w:tcPr>
-          <w:p>
-            <w:r/>
-            <w:r>
-              <w:rPr>
-                <w:sz w:val="17"/>
-              </w:rPr>
-              <w:t>https://ignitisgrupe.lt/en/investors/credit-ratings</w:t>
-            </w:r>
-          </w:p>
-        </w:tc>
-      </w:tr>
-      <w:tr>
-        <w:tc>
-          <w:tcPr>
-            <w:tcW w:type="dxa" w:w="567"/>
-          </w:tcPr>
-          <w:p>
-            <w:r/>
-            <w:r>
-              <w:rPr>
-                <w:sz w:val="17"/>
-              </w:rPr>
-              <w:t>S8</w:t>
-            </w:r>
-          </w:p>
-        </w:tc>
-        <w:tc>
-          <w:tcPr>
-            <w:tcW w:type="dxa" w:w="3118"/>
-          </w:tcPr>
-          <w:p>
-            <w:r/>
-            <w:r>
-              <w:rPr>
-                <w:sz w:val="17"/>
-              </w:rPr>
-              <w:t>Bonds page (incl. tender offer for XS1646530565)</w:t>
-            </w:r>
-          </w:p>
-        </w:tc>
-        <w:tc>
-          <w:tcPr>
-            <w:tcW w:type="dxa" w:w="1134"/>
-          </w:tcPr>
-          <w:p>
-            <w:r/>
-            <w:r>
-              <w:rPr>
-                <w:sz w:val="17"/>
-              </w:rPr>
-              <w:t>2026-10-22</w:t>
-            </w:r>
-          </w:p>
-        </w:tc>
-        <w:tc>
-          <w:tcPr>
-            <w:tcW w:type="dxa" w:w="4819"/>
-          </w:tcPr>
-          <w:p>
-            <w:r/>
-            <w:r>
-              <w:rPr>
-                <w:sz w:val="17"/>
-              </w:rPr>
-              <w:t>https://ignitisgrupe.lt/en/investors/bonds</w:t>
-            </w:r>
-          </w:p>
-        </w:tc>
-      </w:tr>
-      <w:tr>
-        <w:tc>
-          <w:tcPr>
-            <w:tcW w:type="dxa" w:w="567"/>
-          </w:tcPr>
-          <w:p>
-            <w:r/>
-            <w:r>
-              <w:rPr>
-                <w:sz w:val="17"/>
-              </w:rPr>
-              <w:t>S9</w:t>
-            </w:r>
-          </w:p>
-        </w:tc>
-        <w:tc>
-          <w:tcPr>
-            <w:tcW w:type="dxa" w:w="3118"/>
-          </w:tcPr>
-          <w:p>
-            <w:r/>
-            <w:r>
-              <w:rPr>
-                <w:sz w:val="17"/>
-              </w:rPr>
-              <w:t>Press release: inaugural EUR 300m 5-year EuGB bonds priced</w:t>
-            </w:r>
-          </w:p>
-        </w:tc>
-        <w:tc>
-          <w:tcPr>
-            <w:tcW w:type="dxa" w:w="1134"/>
-          </w:tcPr>
-          <w:p>
-            <w:r/>
-            <w:r>
-              <w:rPr>
-                <w:sz w:val="17"/>
-              </w:rPr>
-              <w:t>2026-10-20</w:t>
-            </w:r>
-          </w:p>
-        </w:tc>
-        <w:tc>
-          <w:tcPr>
-            <w:tcW w:type="dxa" w:w="4819"/>
-          </w:tcPr>
-          <w:p>
-            <w:r/>
-            <w:r>
-              <w:rPr>
-                <w:sz w:val="17"/>
-              </w:rPr>
-              <w:t>https://ignitisgrupe.lt/en/news/ignitis-group-prices-its-inaugural-eur-300-million-5-year-eugb-bonds</w:t>
-            </w:r>
-          </w:p>
-        </w:tc>
-      </w:tr>
-      <w:tr>
-        <w:tc>
-          <w:tcPr>
-            <w:tcW w:type="dxa" w:w="567"/>
-          </w:tcPr>
-          <w:p>
-            <w:r/>
-            <w:r>
-              <w:rPr>
-                <w:sz w:val="17"/>
-              </w:rPr>
-              <w:t>S10</w:t>
-            </w:r>
-          </w:p>
-        </w:tc>
-        <w:tc>
-          <w:tcPr>
-            <w:tcW w:type="dxa" w:w="3118"/>
-          </w:tcPr>
-          <w:p>
-            <w:r/>
-            <w:r>
-              <w:rPr>
-                <w:sz w:val="17"/>
-              </w:rPr>
-              <w:t>First three months 2026 interim report (regulatory notice)</w:t>
-            </w:r>
-          </w:p>
-        </w:tc>
-        <w:tc>
-          <w:tcPr>
-            <w:tcW w:type="dxa" w:w="1134"/>
-          </w:tcPr>
-          <w:p>
-            <w:r/>
-            <w:r>
-              <w:rPr>
-                <w:sz w:val="17"/>
-              </w:rPr>
-              <w:t>2026-05-13</w:t>
-            </w:r>
-          </w:p>
-        </w:tc>
-        <w:tc>
-          <w:tcPr>
-            <w:tcW w:type="dxa" w:w="4819"/>
-          </w:tcPr>
-          <w:p>
-            <w:r/>
-            <w:r>
-              <w:rPr>
-                <w:sz w:val="17"/>
-              </w:rPr>
-              <w:t>https://data.fca.org.uk/artefacts/NSM/GNW/b8cfd694-6694-4d57-bf10-2bb5ed7ce1a4.html</w:t>
-            </w:r>
-          </w:p>
-        </w:tc>
-      </w:tr>
-    </w:tbl>
-    <w:p/>
+    <w:p>
+      <w:pPr>
+        <w:spacing w:after="20"/>
+        <w:ind w:left="340" w:hanging="340"/>
+      </w:pPr>
+      <w:r>
+        <w:rPr>
+          <w:sz w:val="17"/>
+        </w:rPr>
+        <w:t xml:space="preserve">1. </w:t>
+      </w:r>
+      <w:hyperlink r:id="rId10">
+        <w:r>
+          <w:rPr>
+            <w:color w:val="2A78D6"/>
+            <w:sz w:val="17"/>
+          </w:rPr>
+          <w:t xml:space="preserve">Credit ratings page, 2026-10-22</w:t>
+        </w:r>
+      </w:hyperlink>
+    </w:p>
+    <w:p>
+      <w:pPr>
+        <w:spacing w:after="20"/>
+        <w:ind w:left="340" w:hanging="340"/>
+      </w:pPr>
+      <w:r>
+        <w:rPr>
+          <w:sz w:val="17"/>
+        </w:rPr>
+        <w:t xml:space="preserve">2. </w:t>
+      </w:r>
+      <w:hyperlink r:id="rId11">
+        <w:r>
+          <w:rPr>
+            <w:color w:val="2A78D6"/>
+            <w:sz w:val="17"/>
+          </w:rPr>
+          <w:t xml:space="preserve">Ignitis Group - First six months 2026 interim report, p. 14, 2026-08-12</w:t>
+        </w:r>
+      </w:hyperlink>
+    </w:p>
+    <w:p>
+      <w:pPr>
+        <w:spacing w:after="20"/>
+        <w:ind w:left="340" w:hanging="340"/>
+      </w:pPr>
+      <w:r>
+        <w:rPr>
+          <w:sz w:val="17"/>
+        </w:rPr>
+        <w:t xml:space="preserve">3. </w:t>
+      </w:r>
+      <w:hyperlink r:id="rId12">
+        <w:r>
+          <w:rPr>
+            <w:color w:val="2A78D6"/>
+            <w:sz w:val="17"/>
+          </w:rPr>
+          <w:t xml:space="preserve">Ignitis Group - First six months 2026 interim report, p. 24, 2026-08-12</w:t>
+        </w:r>
+      </w:hyperlink>
+    </w:p>
+    <w:p>
+      <w:pPr>
+        <w:spacing w:after="20"/>
+        <w:ind w:left="340" w:hanging="340"/>
+      </w:pPr>
+      <w:r>
+        <w:rPr>
+          <w:sz w:val="17"/>
+        </w:rPr>
+        <w:t xml:space="preserve">4. </w:t>
+      </w:r>
+      <w:hyperlink r:id="rId13">
+        <w:r>
+          <w:rPr>
+            <w:color w:val="2A78D6"/>
+            <w:sz w:val="17"/>
+          </w:rPr>
+          <w:t xml:space="preserve">Press release: 6M 2026 results, 2026-08-12</w:t>
+        </w:r>
+      </w:hyperlink>
+    </w:p>
+    <w:p>
+      <w:pPr>
+        <w:spacing w:after="20"/>
+        <w:ind w:left="340" w:hanging="340"/>
+      </w:pPr>
+      <w:r>
+        <w:rPr>
+          <w:sz w:val="17"/>
+        </w:rPr>
+        <w:t xml:space="preserve">5. </w:t>
+      </w:r>
+      <w:hyperlink r:id="rId14">
+        <w:r>
+          <w:rPr>
+            <w:color w:val="2A78D6"/>
+            <w:sz w:val="17"/>
+          </w:rPr>
+          <w:t xml:space="preserve">Ignitis Group - First six months 2026 interim report, p. 10, 2026-08-12</w:t>
+        </w:r>
+      </w:hyperlink>
+    </w:p>
+    <w:p>
+      <w:pPr>
+        <w:spacing w:after="20"/>
+        <w:ind w:left="340" w:hanging="340"/>
+      </w:pPr>
+      <w:r>
+        <w:rPr>
+          <w:sz w:val="17"/>
+        </w:rPr>
+        <w:t xml:space="preserve">6. </w:t>
+      </w:r>
+      <w:hyperlink r:id="rId15">
+        <w:r>
+          <w:rPr>
+            <w:color w:val="2A78D6"/>
+            <w:sz w:val="17"/>
+          </w:rPr>
+          <w:t xml:space="preserve">Strategic Plan 2026-2029, 2026-05</w:t>
+        </w:r>
+      </w:hyperlink>
+    </w:p>
+    <w:p>
+      <w:pPr>
+        <w:spacing w:after="20"/>
+        <w:ind w:left="340" w:hanging="340"/>
+      </w:pPr>
+      <w:r>
+        <w:rPr>
+          <w:sz w:val="17"/>
+        </w:rPr>
+        <w:t xml:space="preserve">7. </w:t>
+      </w:r>
+      <w:hyperlink r:id="rId16">
+        <w:r>
+          <w:rPr>
+            <w:color w:val="2A78D6"/>
+            <w:sz w:val="17"/>
+          </w:rPr>
+          <w:t xml:space="preserve">Bonds page (incl. tender offer for XS1646530565), 2026-10-22</w:t>
+        </w:r>
+      </w:hyperlink>
+    </w:p>
+    <w:p>
+      <w:pPr>
+        <w:spacing w:after="20"/>
+        <w:ind w:left="340" w:hanging="340"/>
+      </w:pPr>
+      <w:r>
+        <w:rPr>
+          <w:sz w:val="17"/>
+        </w:rPr>
+        <w:t xml:space="preserve">8. </w:t>
+      </w:r>
+      <w:hyperlink r:id="rId17">
+        <w:r>
+          <w:rPr>
+            <w:color w:val="2A78D6"/>
+            <w:sz w:val="17"/>
+          </w:rPr>
+          <w:t xml:space="preserve">Press release: inaugural EUR 300m 5-year EuGB bonds priced, 2026-10-20</w:t>
+        </w:r>
+      </w:hyperlink>
+    </w:p>
+    <w:p>
+      <w:pPr>
+        <w:spacing w:after="20"/>
+        <w:ind w:left="340" w:hanging="340"/>
+      </w:pPr>
+      <w:r>
+        <w:rPr>
+          <w:sz w:val="17"/>
+        </w:rPr>
+        <w:t xml:space="preserve">9. </w:t>
+      </w:r>
+      <w:hyperlink r:id="rId18">
+        <w:r>
+          <w:rPr>
+            <w:color w:val="2A78D6"/>
+            <w:sz w:val="17"/>
+          </w:rPr>
+          <w:t xml:space="preserve">Ignitis Group - First six months 2026 interim report, p. 11, 2026-08-12</w:t>
+        </w:r>
+      </w:hyperlink>
+    </w:p>
+    <w:p>
+      <w:pPr>
+        <w:spacing w:after="20"/>
+        <w:ind w:left="340" w:hanging="340"/>
+      </w:pPr>
+      <w:r>
+        <w:rPr>
+          <w:sz w:val="17"/>
+        </w:rPr>
+        <w:t xml:space="preserve">10. </w:t>
+      </w:r>
+      <w:hyperlink r:id="rId19">
+        <w:r>
+          <w:rPr>
+            <w:color w:val="2A78D6"/>
+            <w:sz w:val="17"/>
+          </w:rPr>
+          <w:t xml:space="preserve">Ignitis Group - First six months 2026 interim report, p. 23, 2026-08-12</w:t>
+        </w:r>
+      </w:hyperlink>
+    </w:p>
+    <w:p>
+      <w:pPr>
+        <w:spacing w:after="20"/>
+        <w:ind w:left="340" w:hanging="340"/>
+      </w:pPr>
+      <w:r>
+        <w:rPr>
+          <w:sz w:val="17"/>
+        </w:rPr>
+        <w:t xml:space="preserve">11. </w:t>
+      </w:r>
+      <w:hyperlink r:id="rId20">
+        <w:r>
+          <w:rPr>
+            <w:color w:val="2A78D6"/>
+            <w:sz w:val="17"/>
+          </w:rPr>
+          <w:t xml:space="preserve">Integrated Annual Report 2025, p. 14, 2026-02-25</w:t>
+        </w:r>
+      </w:hyperlink>
+    </w:p>
+    <w:p>
+      <w:pPr>
+        <w:spacing w:after="20"/>
+        <w:ind w:left="340" w:hanging="340"/>
+      </w:pPr>
+      <w:r>
+        <w:rPr>
+          <w:sz w:val="17"/>
+        </w:rPr>
+        <w:t xml:space="preserve">12. </w:t>
+      </w:r>
+      <w:hyperlink r:id="rId21">
+        <w:r>
+          <w:rPr>
+            <w:color w:val="2A78D6"/>
+            <w:sz w:val="17"/>
+          </w:rPr>
+          <w:t xml:space="preserve">Press release: 2025 results, 2026-02-25</w:t>
+        </w:r>
+      </w:hyperlink>
+    </w:p>
+    <w:p>
+      <w:pPr>
+        <w:spacing w:after="20"/>
+        <w:ind w:left="340" w:hanging="340"/>
+      </w:pPr>
+      <w:r>
+        <w:rPr>
+          <w:sz w:val="17"/>
+        </w:rPr>
+        <w:t xml:space="preserve">13. </w:t>
+      </w:r>
+      <w:hyperlink r:id="rId22">
+        <w:r>
+          <w:rPr>
+            <w:color w:val="2A78D6"/>
+            <w:sz w:val="17"/>
+          </w:rPr>
+          <w:t xml:space="preserve">Ignitis Group - First six months 2026 interim report, p. 29, 2026-08-12</w:t>
+        </w:r>
+      </w:hyperlink>
+    </w:p>
+    <w:p>
+      <w:pPr>
+        <w:spacing w:after="20"/>
+        <w:ind w:left="340" w:hanging="340"/>
+      </w:pPr>
+      <w:r>
+        <w:rPr>
+          <w:sz w:val="17"/>
+        </w:rPr>
+        <w:t xml:space="preserve">14. </w:t>
+      </w:r>
+      <w:hyperlink r:id="rId23">
+        <w:r>
+          <w:rPr>
+            <w:color w:val="2A78D6"/>
+            <w:sz w:val="17"/>
+          </w:rPr>
+          <w:t xml:space="preserve">Ignitis Group - First six months 2026 interim report, p. 33, 2026-08-12</w:t>
+        </w:r>
+      </w:hyperlink>
+    </w:p>
+    <w:p>
+      <w:pPr>
+        <w:spacing w:after="20"/>
+        <w:ind w:left="340" w:hanging="340"/>
+      </w:pPr>
+      <w:r>
+        <w:rPr>
+          <w:sz w:val="17"/>
+        </w:rPr>
+        <w:t xml:space="preserve">15. </w:t>
+      </w:r>
+      <w:hyperlink r:id="rId24">
+        <w:r>
+          <w:rPr>
+            <w:color w:val="2A78D6"/>
+            <w:sz w:val="17"/>
+          </w:rPr>
+          <w:t xml:space="preserve">Integrated Annual Report 2025, 2026-02-25</w:t>
+        </w:r>
+      </w:hyperlink>
+    </w:p>
+    <w:p>
+      <w:pPr>
+        <w:spacing w:after="20"/>
+        <w:ind w:left="340" w:hanging="340"/>
+      </w:pPr>
+      <w:r>
+        <w:rPr>
+          <w:sz w:val="17"/>
+        </w:rPr>
+        <w:t xml:space="preserve">16. </w:t>
+      </w:r>
+      <w:hyperlink r:id="rId26">
+        <w:r>
+          <w:rPr>
+            <w:color w:val="2A78D6"/>
+            <w:sz w:val="17"/>
+          </w:rPr>
+          <w:t xml:space="preserve">Ignitis Group - First six months 2026 interim report, p. 5, 24, 2026-08-12</w:t>
+        </w:r>
+      </w:hyperlink>
+    </w:p>
+    <w:p>
+      <w:pPr>
+        <w:spacing w:after="20"/>
+        <w:ind w:left="340" w:hanging="340"/>
+      </w:pPr>
+      <w:r>
+        <w:rPr>
+          <w:sz w:val="17"/>
+        </w:rPr>
+        <w:t xml:space="preserve">17. </w:t>
+      </w:r>
+      <w:hyperlink r:id="rId18">
+        <w:r>
+          <w:rPr>
+            <w:color w:val="2A78D6"/>
+            <w:sz w:val="17"/>
+          </w:rPr>
+          <w:t xml:space="preserve">Ignitis Group - First six months 2026 interim report, p. 11, 17, 2026-08-12</w:t>
+        </w:r>
+      </w:hyperlink>
+    </w:p>
+    <w:p>
+      <w:pPr>
+        <w:spacing w:after="20"/>
+        <w:ind w:left="340" w:hanging="340"/>
+      </w:pPr>
+      <w:r>
+        <w:rPr>
+          <w:sz w:val="17"/>
+        </w:rPr>
+        <w:t xml:space="preserve">18. </w:t>
+      </w:r>
+      <w:hyperlink r:id="rId27">
+        <w:r>
+          <w:rPr>
+            <w:color w:val="2A78D6"/>
+            <w:sz w:val="17"/>
+          </w:rPr>
+          <w:t xml:space="preserve">Investor presentation 6M 2026 - call transcript, 2026-08-12</w:t>
+        </w:r>
+      </w:hyperlink>
+    </w:p>
+    <w:p>
+      <w:pPr>
+        <w:spacing w:after="20"/>
+        <w:ind w:left="340" w:hanging="340"/>
+      </w:pPr>
+      <w:r>
+        <w:rPr>
+          <w:sz w:val="17"/>
+        </w:rPr>
+        <w:t xml:space="preserve">19. </w:t>
+      </w:r>
+      <w:hyperlink r:id="rId28">
+        <w:r>
+          <w:rPr>
+            <w:color w:val="2A78D6"/>
+            <w:sz w:val="17"/>
+          </w:rPr>
+          <w:t xml:space="preserve">Ignitis Group - First six months 2026 interim report, p. 6, 9, 2026-08-12</w:t>
+        </w:r>
+      </w:hyperlink>
+    </w:p>
+    <w:p>
+      <w:pPr>
+        <w:spacing w:after="20"/>
+        <w:ind w:left="340" w:hanging="340"/>
+      </w:pPr>
+      <w:r>
+        <w:rPr>
+          <w:sz w:val="17"/>
+        </w:rPr>
+        <w:t xml:space="preserve">20. </w:t>
+      </w:r>
+      <w:hyperlink r:id="rId29">
+        <w:r>
+          <w:rPr>
+            <w:color w:val="2A78D6"/>
+            <w:sz w:val="17"/>
+          </w:rPr>
+          <w:t xml:space="preserve">First three months 2026 interim report (regulatory notice), 2026-05-13</w:t>
+        </w:r>
+      </w:hyperlink>
+    </w:p>
+    <w:p>
+      <w:pPr>
+        <w:spacing w:after="20"/>
+        <w:ind w:left="340" w:hanging="340"/>
+      </w:pPr>
+      <w:r>
+        <w:rPr>
+          <w:sz w:val="17"/>
+        </w:rPr>
+        <w:t xml:space="preserve">21. </w:t>
+      </w:r>
+      <w:hyperlink r:id="rId18">
+        <w:r>
+          <w:rPr>
+            <w:color w:val="2A78D6"/>
+            <w:sz w:val="17"/>
+          </w:rPr>
+          <w:t xml:space="preserve">Ignitis Group - First six months 2026 interim report, p. 11, 23 (pajamas ir grynąjį pelną patikrinti PDF), 2026-08-12</w:t>
+        </w:r>
+      </w:hyperlink>
+    </w:p>
+    <w:p>
+      <w:pPr>
+        <w:spacing w:after="20"/>
+        <w:ind w:left="340" w:hanging="340"/>
+      </w:pPr>
+      <w:r>
+        <w:rPr>
+          <w:sz w:val="17"/>
+        </w:rPr>
+        <w:t xml:space="preserve">22. </w:t>
+      </w:r>
+      <w:hyperlink r:id="rId22">
+        <w:r>
+          <w:rPr>
+            <w:color w:val="2A78D6"/>
+            <w:sz w:val="17"/>
+          </w:rPr>
+          <w:t xml:space="preserve">Ignitis Group - First six months 2026 interim report, p. 29, 5, 2026-08-12</w:t>
+        </w:r>
+      </w:hyperlink>
+    </w:p>
+    <w:p>
+      <w:pPr>
+        <w:spacing w:after="20"/>
+        <w:ind w:left="340" w:hanging="340"/>
+      </w:pPr>
+      <w:r>
+        <w:rPr>
+          <w:sz w:val="17"/>
+        </w:rPr>
+        <w:t xml:space="preserve">23. </w:t>
+      </w:r>
+      <w:hyperlink r:id="rId26">
+        <w:r>
+          <w:rPr>
+            <w:color w:val="2A78D6"/>
+            <w:sz w:val="17"/>
+          </w:rPr>
+          <w:t xml:space="preserve">Ignitis Group - First six months 2026 interim report, p. 5, 2026-08-12</w:t>
+        </w:r>
+      </w:hyperlink>
+    </w:p>
+    <w:p>
+      <w:pPr>
+        <w:spacing w:after="20"/>
+        <w:ind w:left="340" w:hanging="340"/>
+      </w:pPr>
+      <w:r>
+        <w:rPr>
+          <w:sz w:val="17"/>
+        </w:rPr>
+        <w:t xml:space="preserve">24. </w:t>
+      </w:r>
+      <w:hyperlink r:id="rId30">
+        <w:r>
+          <w:rPr>
+            <w:color w:val="2A78D6"/>
+            <w:sz w:val="17"/>
+          </w:rPr>
+          <w:t xml:space="preserve">Integrated Annual Report 2025, p. 27-28, 2026-02-25</w:t>
+        </w:r>
+      </w:hyperlink>
+    </w:p>
+    <w:p>
+      <w:pPr>
+        <w:spacing w:after="20"/>
+        <w:ind w:left="340" w:hanging="340"/>
+      </w:pPr>
+      <w:r>
+        <w:rPr>
+          <w:sz w:val="17"/>
+        </w:rPr>
+        <w:t xml:space="preserve">25. </w:t>
+      </w:r>
+      <w:hyperlink r:id="rId31">
+        <w:r>
+          <w:rPr>
+            <w:color w:val="2A78D6"/>
+            <w:sz w:val="17"/>
+          </w:rPr>
+          <w:t xml:space="preserve">Ignitis Group - First six months 2026 interim report, p. 17, 2026-08-12</w:t>
+        </w:r>
+      </w:hyperlink>
+    </w:p>
+    <w:p>
+      <w:pPr>
+        <w:spacing w:after="20"/>
+        <w:ind w:left="340" w:hanging="340"/>
+      </w:pPr>
+      <w:r>
+        <w:rPr>
+          <w:sz w:val="17"/>
+        </w:rPr>
+        <w:t xml:space="preserve">26. </w:t>
+      </w:r>
+      <w:hyperlink r:id="rId26">
+        <w:r>
+          <w:rPr>
+            <w:color w:val="2A78D6"/>
+            <w:sz w:val="17"/>
+          </w:rPr>
+          <w:t xml:space="preserve">Ignitis Group - First six months 2026 interim report, p. 5, 10, 2026-08-12</w:t>
+        </w:r>
+      </w:hyperlink>
+    </w:p>
+    <w:p>
+      <w:pPr>
+        <w:spacing w:after="20"/>
+        <w:ind w:left="340" w:hanging="340"/>
+      </w:pPr>
+      <w:r>
+        <w:rPr>
+          <w:sz w:val="17"/>
+        </w:rPr>
+        <w:t xml:space="preserve">27. </w:t>
+      </w:r>
+      <w:hyperlink r:id="rId32">
+        <w:r>
+          <w:rPr>
+            <w:color w:val="2A78D6"/>
+            <w:sz w:val="17"/>
+          </w:rPr>
+          <w:t xml:space="preserve">Integrated Annual Report 2025, p. 10, 2026-02-25</w:t>
+        </w:r>
+      </w:hyperlink>
+    </w:p>
     <w:p>
       <w:r>
         <w:rPr>
           <w:i/>
+          <w:color w:val="5F6B7A"/>
           <w:sz w:val="16"/>
         </w:rPr>
         <w:t>Ataskaita parengta automatiškai iš viešų šaltinių. Skaičiai pateikiami taip, kaip juos skelbia emitentas; nuorodos [S#] veda į šaltinių sąrašą. Prieš naudojant sprendimui, analitikas turi peržiūrėti pažymėtus punktus.</w:t>
       </w:r>
     </w:p>
     <w:sectPr>
+      <w:footerReference w:type="default" r:id="rId9"/>
       <w:pgSz w:w="12240" w:h="15840"/>
-      <w:pgMar w:top="907" w:right="1020" w:bottom="907" w:left="1020" w:header="720" w:footer="720" w:gutter="0"/>
+      <w:pgMar w:top="907" w:right="1134" w:bottom="907" w:left="1134" w:header="720" w:footer="720" w:gutter="0"/>
       <w:cols w:space="720"/>
       <w:docGrid w:linePitch="360"/>
     </w:sectPr>
   </w:body>
 </w:document>
+</file>
+
+<file path=word/footer1.xml><?xml version="1.0" encoding="utf-8"?>
+<w:ftr xmlns:m="http://schemas.openxmlformats.org/officeDocument/2006/math" xmlns:mc="http://schemas.openxmlformats.org/markup-compatibility/2006" xmlns:mo="http://schemas.microsoft.com/office/mac/office/2008/main" xmlns:mv="urn:schemas-microsoft-com:mac:vml" xmlns:o="urn:schemas-microsoft-com:office:office" xmlns:r="http://schemas.openxmlformats.org/officeDocument/2006/relationships" xmlns:v="urn:schemas-microsoft-com:vml" xmlns:w10="urn:schemas-microsoft-com:office:word" xmlns:w14="http://schemas.microsoft.com/office/word/2010/wordml" xmlns:w="http://schemas.openxmlformats.org/wordprocessingml/2006/main" xmlns:wne="http://schemas.microsoft.com/office/word/2006/wordml" xmlns:wp14="http://schemas.microsoft.com/office/word/2010/wordprocessingDrawing" xmlns:wp="http://schemas.openxmlformats.org/drawingml/2006/wordprocessingDrawing" xmlns:wpc="http://schemas.microsoft.com/office/word/2010/wordprocessingCanvas" xmlns:wpg="http://schemas.microsoft.com/office/word/2010/wordprocessingGroup" xmlns:wpi="http://schemas.microsoft.com/office/word/2010/wordprocessingInk" xmlns:wps="http://schemas.microsoft.com/office/word/2010/wordprocessingShape" mc:Ignorable="w14 wp14">
+  <w:p>
+    <w:pPr>
+      <w:pStyle w:val="Footer"/>
+      <w:jc w:val="right"/>
+    </w:pPr>
+    <w:r>
+      <w:rPr>
+        <w:color w:val="5F6B7A"/>
+        <w:sz w:val="16"/>
+      </w:rPr>
+      <w:t xml:space="preserve">Ignitis grupė · 6M2026 · 2026-10-22   ·   </w:t>
+    </w:r>
+    <w:fldSimple w:instr="PAGE"/>
+  </w:p>
+</w:ftr>
 </file>
 
 <file path=word/numbering.xml><?xml version="1.0" encoding="utf-8"?>
@@ -4663,9 +6243,13 @@
     <w:name w:val="Normal"/>
     <w:qFormat/>
     <w:rsid w:val="00FC693F"/>
+    <w:pPr>
+      <w:spacing w:after="80"/>
+    </w:pPr>
     <w:rPr>
       <w:rFonts w:ascii="Calibri" w:hAnsi="Calibri"/>
-      <w:sz w:val="20"/>
+      <w:color w:val="1A1A1A"/>
+      <w:sz w:val="21"/>
     </w:rPr>
   </w:style>
   <w:style w:type="paragraph" w:styleId="Header">

--- a/docs/files/ignitis/ignitis_6M2026_lt.docx
+++ b/docs/files/ignitis/ignitis_6M2026_lt.docx
@@ -150,7 +150,7 @@
               <w:rPr>
                 <w:b/>
                 <w:color w:val="1F4E79"/>
-                <w:sz w:val="30"/>
+                <w:sz w:val="26"/>
               </w:rPr>
               <w:t>306,6 mln. EUR</w:t>
             </w:r>
@@ -188,7 +188,7 @@
               <w:rPr>
                 <w:b/>
                 <w:color w:val="1F4E79"/>
-                <w:sz w:val="30"/>
+                <w:sz w:val="26"/>
               </w:rPr>
               <w:t>115,8 mln. EUR</w:t>
             </w:r>
@@ -226,7 +226,7 @@
               <w:rPr>
                 <w:b/>
                 <w:color w:val="1F4E79"/>
-                <w:sz w:val="30"/>
+                <w:sz w:val="26"/>
               </w:rPr>
               <w:t>1 925,3 mln. EUR</w:t>
             </w:r>
@@ -264,7 +264,7 @@
               <w:rPr>
                 <w:b/>
                 <w:color w:val="1F4E79"/>
-                <w:sz w:val="30"/>
+                <w:sz w:val="26"/>
               </w:rPr>
               <w:t>3,49x</w:t>
             </w:r>

--- a/docs/files/ignitis/ignitis_6M2026_lt.docx
+++ b/docs/files/ignitis/ignitis_6M2026_lt.docx
@@ -5006,7 +5006,7 @@
         <w:rPr>
           <w:sz w:val="24"/>
         </w:rPr>
-        <w:t xml:space="preserve">☐ </w:t>
+        <w:t xml:space="preserve">☑ </w:t>
       </w:r>
       <w:r>
         <w:t>Yes, the company fulfills the expectations from SEB thematic and sector policies</w:t>
@@ -5030,7 +5030,7 @@
           <w:color w:val="333333"/>
           <w:sz w:val="19"/>
         </w:rPr>
-        <w:t xml:space="preserve">Reikia peržiūrėti. </w:t>
+        <w:t>Taikoma:</w:t>
       </w:r>
       <w:r>
         <w:rPr>
@@ -5038,7 +5038,358 @@
           <w:color w:val="333333"/>
           <w:sz w:val="19"/>
         </w:rPr>
-        <w:t>Iškastinio kuro politika – atitinka (anglies ir naftos / dujų žvalgybos nėra). Elektros ir atsinaujinančios energijos, klimato ir žmogaus teisių politikų turinys automatiškai neperskaitytas (SEB PDF blokuoja automatinį skaitymą) – reikia rankinės patikros.</w:t>
+        <w:t xml:space="preserve"> SEB investicijų politika</w:t>
+      </w:r>
+      <w:hyperlink r:id="rId33">
+        <w:r>
+          <w:rPr>
+            <w:color w:val="2A78D6"/>
+            <w:vertAlign w:val="superscript"/>
+            <w:sz w:val="16"/>
+          </w:rPr>
+          <w:t xml:space="preserve">28</w:t>
+        </w:r>
+      </w:hyperlink>
+      <w:r>
+        <w:rPr>
+          <w:b w:val="0"/>
+          <w:color w:val="333333"/>
+          <w:sz w:val="19"/>
+        </w:rPr>
+        <w:t>, elektros ir atsinaujinančios energetikos politika, nes žalioji gamyba ir tinklai sudaro daugiau nei 15 % pajamų</w:t>
+      </w:r>
+      <w:hyperlink r:id="rId34">
+        <w:r>
+          <w:rPr>
+            <w:color w:val="2A78D6"/>
+            <w:vertAlign w:val="superscript"/>
+            <w:sz w:val="16"/>
+          </w:rPr>
+          <w:t xml:space="preserve">29</w:t>
+        </w:r>
+      </w:hyperlink>
+      <w:r>
+        <w:rPr>
+          <w:b w:val="0"/>
+          <w:color w:val="333333"/>
+          <w:sz w:val="19"/>
+        </w:rPr>
+        <w:t>, ir iškastinio kuro politika dėl dujų skirstymo, dujų tiekimo ir Elektrėnų rezervinių elektrinių. Dujų pajamų dalis nerasta</w:t>
+      </w:r>
+      <w:hyperlink r:id="rId35">
+        <w:r>
+          <w:rPr>
+            <w:color w:val="2A78D6"/>
+            <w:vertAlign w:val="superscript"/>
+            <w:sz w:val="16"/>
+          </w:rPr>
+          <w:t xml:space="preserve">30</w:t>
+        </w:r>
+      </w:hyperlink>
+      <w:r>
+        <w:rPr>
+          <w:color w:val="2A78D6"/>
+          <w:vertAlign w:val="superscript"/>
+        </w:rPr>
+        <w:t>,</w:t>
+      </w:r>
+      <w:hyperlink r:id="rId36">
+        <w:r>
+          <w:rPr>
+            <w:color w:val="2A78D6"/>
+            <w:vertAlign w:val="superscript"/>
+            <w:sz w:val="16"/>
+          </w:rPr>
+          <w:t xml:space="preserve">31</w:t>
+        </w:r>
+      </w:hyperlink>
+      <w:r>
+        <w:rPr>
+          <w:b w:val="0"/>
+          <w:color w:val="333333"/>
+          <w:sz w:val="19"/>
+        </w:rPr>
+        <w:t xml:space="preserve">. </w:t>
+      </w:r>
+      <w:r>
+        <w:rPr>
+          <w:b/>
+          <w:color w:val="333333"/>
+          <w:sz w:val="19"/>
+        </w:rPr>
+        <w:t>Reikalavimai įvykdyti:</w:t>
+      </w:r>
+      <w:r>
+        <w:rPr>
+          <w:b w:val="0"/>
+          <w:color w:val="333333"/>
+          <w:sz w:val="19"/>
+        </w:rPr>
+        <w:t xml:space="preserve"> atskleistos 1–3 apimties emisijos (4,49 mln. t CO2e 2025 m.) ir SBTi patvirtinti 1,5 °C tikslai</w:t>
+      </w:r>
+      <w:hyperlink r:id="rId37">
+        <w:r>
+          <w:rPr>
+            <w:color w:val="2A78D6"/>
+            <w:vertAlign w:val="superscript"/>
+            <w:sz w:val="16"/>
+          </w:rPr>
+          <w:t xml:space="preserve">32</w:t>
+        </w:r>
+      </w:hyperlink>
+      <w:r>
+        <w:rPr>
+          <w:b w:val="0"/>
+          <w:color w:val="333333"/>
+          <w:sz w:val="19"/>
+        </w:rPr>
+        <w:t>; ISO 14001 aplinkosaugos vadyba ESO, „Ignitis gamyboje“, „Ignitis“ bei Vilniaus ir Kauno kogeneracinėse jėgainėse</w:t>
+      </w:r>
+      <w:hyperlink r:id="rId38">
+        <w:r>
+          <w:rPr>
+            <w:color w:val="2A78D6"/>
+            <w:vertAlign w:val="superscript"/>
+            <w:sz w:val="16"/>
+          </w:rPr>
+          <w:t xml:space="preserve">33</w:t>
+        </w:r>
+      </w:hyperlink>
+      <w:r>
+        <w:rPr>
+          <w:b w:val="0"/>
+          <w:color w:val="333333"/>
+          <w:sz w:val="19"/>
+        </w:rPr>
+        <w:t>. Anglies, durpių ar naftos ir dujų gavybos nėra</w:t>
+      </w:r>
+      <w:hyperlink r:id="rId24">
+        <w:r>
+          <w:rPr>
+            <w:color w:val="2A78D6"/>
+            <w:vertAlign w:val="superscript"/>
+            <w:sz w:val="16"/>
+          </w:rPr>
+          <w:t xml:space="preserve">15</w:t>
+        </w:r>
+      </w:hyperlink>
+      <w:r>
+        <w:rPr>
+          <w:b w:val="0"/>
+          <w:color w:val="333333"/>
+          <w:sz w:val="19"/>
+        </w:rPr>
+        <w:t xml:space="preserve">. </w:t>
+      </w:r>
+      <w:r>
+        <w:rPr>
+          <w:b/>
+          <w:color w:val="333333"/>
+          <w:sz w:val="19"/>
+        </w:rPr>
+        <w:t>Lūkesčiai įvykdyti:</w:t>
+      </w:r>
+      <w:r>
+        <w:rPr>
+          <w:b w:val="0"/>
+          <w:color w:val="333333"/>
+          <w:sz w:val="19"/>
+        </w:rPr>
+        <w:t xml:space="preserve"> ISO 45001 saugos vadyba, 2025 m. mirtinų nelaimingų atsitikimų nebuvo</w:t>
+      </w:r>
+      <w:hyperlink r:id="rId39">
+        <w:r>
+          <w:rPr>
+            <w:color w:val="2A78D6"/>
+            <w:vertAlign w:val="superscript"/>
+            <w:sz w:val="16"/>
+          </w:rPr>
+          <w:t xml:space="preserve">34</w:t>
+        </w:r>
+      </w:hyperlink>
+      <w:r>
+        <w:rPr>
+          <w:color w:val="2A78D6"/>
+          <w:vertAlign w:val="superscript"/>
+        </w:rPr>
+        <w:t>,</w:t>
+      </w:r>
+      <w:hyperlink r:id="rId38">
+        <w:r>
+          <w:rPr>
+            <w:color w:val="2A78D6"/>
+            <w:vertAlign w:val="superscript"/>
+            <w:sz w:val="16"/>
+          </w:rPr>
+          <w:t xml:space="preserve">33</w:t>
+        </w:r>
+      </w:hyperlink>
+      <w:r>
+        <w:rPr>
+          <w:b w:val="0"/>
+          <w:color w:val="333333"/>
+          <w:sz w:val="19"/>
+        </w:rPr>
+        <w:t>; pasitikėjimo linija anoniminiams pranešimams</w:t>
+      </w:r>
+      <w:hyperlink r:id="rId40">
+        <w:r>
+          <w:rPr>
+            <w:color w:val="2A78D6"/>
+            <w:vertAlign w:val="superscript"/>
+            <w:sz w:val="16"/>
+          </w:rPr>
+          <w:t xml:space="preserve">35</w:t>
+        </w:r>
+      </w:hyperlink>
+      <w:r>
+        <w:rPr>
+          <w:b w:val="0"/>
+          <w:color w:val="333333"/>
+          <w:sz w:val="19"/>
+        </w:rPr>
+        <w:t>; antikorupcijos politika ir ISO 37001 sertifikatas</w:t>
+      </w:r>
+      <w:hyperlink r:id="rId38">
+        <w:r>
+          <w:rPr>
+            <w:color w:val="2A78D6"/>
+            <w:vertAlign w:val="superscript"/>
+            <w:sz w:val="16"/>
+          </w:rPr>
+          <w:t xml:space="preserve">33</w:t>
+        </w:r>
+      </w:hyperlink>
+      <w:r>
+        <w:rPr>
+          <w:color w:val="2A78D6"/>
+          <w:vertAlign w:val="superscript"/>
+        </w:rPr>
+        <w:t>,</w:t>
+      </w:r>
+      <w:hyperlink r:id="rId40">
+        <w:r>
+          <w:rPr>
+            <w:color w:val="2A78D6"/>
+            <w:vertAlign w:val="superscript"/>
+            <w:sz w:val="16"/>
+          </w:rPr>
+          <w:t xml:space="preserve">35</w:t>
+        </w:r>
+      </w:hyperlink>
+      <w:r>
+        <w:rPr>
+          <w:b w:val="0"/>
+          <w:color w:val="333333"/>
+          <w:sz w:val="19"/>
+        </w:rPr>
+        <w:t>; JT Pasaulinis susitarimas</w:t>
+      </w:r>
+      <w:hyperlink r:id="rId37">
+        <w:r>
+          <w:rPr>
+            <w:color w:val="2A78D6"/>
+            <w:vertAlign w:val="superscript"/>
+            <w:sz w:val="16"/>
+          </w:rPr>
+          <w:t xml:space="preserve">36</w:t>
+        </w:r>
+      </w:hyperlink>
+      <w:r>
+        <w:rPr>
+          <w:b w:val="0"/>
+          <w:color w:val="333333"/>
+          <w:sz w:val="19"/>
+        </w:rPr>
+        <w:t>; integruota metinė ataskaita su klimato duomenimis</w:t>
+      </w:r>
+      <w:hyperlink r:id="rId24">
+        <w:r>
+          <w:rPr>
+            <w:color w:val="2A78D6"/>
+            <w:vertAlign w:val="superscript"/>
+            <w:sz w:val="16"/>
+          </w:rPr>
+          <w:t xml:space="preserve">15</w:t>
+        </w:r>
+      </w:hyperlink>
+      <w:r>
+        <w:rPr>
+          <w:b w:val="0"/>
+          <w:color w:val="333333"/>
+          <w:sz w:val="19"/>
+        </w:rPr>
+        <w:t>; biologinės įvairovės stebėsena ir poveikio mažinimo priemonės</w:t>
+      </w:r>
+      <w:hyperlink r:id="rId41">
+        <w:r>
+          <w:rPr>
+            <w:color w:val="2A78D6"/>
+            <w:vertAlign w:val="superscript"/>
+            <w:sz w:val="16"/>
+          </w:rPr>
+          <w:t xml:space="preserve">37</w:t>
+        </w:r>
+      </w:hyperlink>
+      <w:r>
+        <w:rPr>
+          <w:b w:val="0"/>
+          <w:color w:val="333333"/>
+          <w:sz w:val="19"/>
+        </w:rPr>
+        <w:t xml:space="preserve">. </w:t>
+      </w:r>
+      <w:r>
+        <w:rPr>
+          <w:b/>
+          <w:color w:val="333333"/>
+          <w:sz w:val="19"/>
+        </w:rPr>
+        <w:t>Nerasta / patikrinti:</w:t>
+      </w:r>
+      <w:r>
+        <w:rPr>
+          <w:b w:val="0"/>
+          <w:color w:val="333333"/>
+          <w:sz w:val="19"/>
+        </w:rPr>
+        <w:t xml:space="preserve"> įvardyto žmogaus teisių patikrinimo proceso ir kiekybinių biologinės įvairovės tikslų</w:t>
+      </w:r>
+      <w:hyperlink r:id="rId34">
+        <w:r>
+          <w:rPr>
+            <w:color w:val="2A78D6"/>
+            <w:vertAlign w:val="superscript"/>
+            <w:sz w:val="16"/>
+          </w:rPr>
+          <w:t xml:space="preserve">38</w:t>
+        </w:r>
+      </w:hyperlink>
+      <w:r>
+        <w:rPr>
+          <w:b w:val="0"/>
+          <w:color w:val="333333"/>
+          <w:sz w:val="19"/>
+        </w:rPr>
+        <w:t>; ataskaitos apie pelno mokestį pagal šalis (nurodyta</w:t>
+      </w:r>
+      <w:hyperlink r:id="rId42">
+        <w:r>
+          <w:rPr>
+            <w:color w:val="2A78D6"/>
+            <w:vertAlign w:val="superscript"/>
+            <w:sz w:val="16"/>
+          </w:rPr>
+          <w:t xml:space="preserve">39</w:t>
+        </w:r>
+      </w:hyperlink>
+      <w:r>
+        <w:rPr>
+          <w:b w:val="0"/>
+          <w:color w:val="333333"/>
+          <w:sz w:val="19"/>
+        </w:rPr>
+        <w:t>, neperskaityta).</w:t>
       </w:r>
     </w:p>
     <w:p>
@@ -5254,7 +5605,7 @@
           <w:color w:val="5F6B7A"/>
           <w:sz w:val="16"/>
         </w:rPr>
-        <w:t>Taikytos SEB politikos: Fossil Fuels (coal, oil &amp; gas, peat) sector policy; Electricity &amp; Renewable Energy sector policy; Environmental Policy on Climate, Nature and Water; Social and Human Rights Policy; Anti-corruption, Code of Conduct, Tax</w:t>
+        <w:t>Taikytos SEB politikos: Policy on Sustainability Considerations in Investments (SEB AB); Electricity &amp; Renewable Energy sector policy; Fossil Fuels sector policy (coal, oil &amp; gas, peat); Environmental Policy on Climate, Nature and Water (thematic); Social and Human Rights Policy (thematic); Governance expectations in sector policies (anti-corruption, tax, reporting)</w:t>
       </w:r>
     </w:p>
     <w:p>
@@ -5841,6 +6192,258 @@
       </w:hyperlink>
     </w:p>
     <w:p>
+      <w:pPr>
+        <w:spacing w:after="20"/>
+        <w:ind w:left="340" w:hanging="340"/>
+      </w:pPr>
+      <w:r>
+        <w:rPr>
+          <w:sz w:val="17"/>
+        </w:rPr>
+        <w:t xml:space="preserve">28. </w:t>
+      </w:r>
+      <w:hyperlink r:id="rId33">
+        <w:r>
+          <w:rPr>
+            <w:color w:val="2A78D6"/>
+            <w:sz w:val="17"/>
+          </w:rPr>
+          <w:t xml:space="preserve">SEB Policy on Sustainability Considerations in Investments (2026-04-15), p. 5, 2026-04-15</w:t>
+        </w:r>
+      </w:hyperlink>
+    </w:p>
+    <w:p>
+      <w:pPr>
+        <w:spacing w:after="20"/>
+        <w:ind w:left="340" w:hanging="340"/>
+      </w:pPr>
+      <w:r>
+        <w:rPr>
+          <w:sz w:val="17"/>
+        </w:rPr>
+        <w:t xml:space="preserve">29. </w:t>
+      </w:r>
+      <w:hyperlink r:id="rId34">
+        <w:r>
+          <w:rPr>
+            <w:color w:val="2A78D6"/>
+            <w:sz w:val="17"/>
+          </w:rPr>
+          <w:t xml:space="preserve">SEB Sector Policy on Electricity &amp; Renewable Energy (2026-04-23), p. 6, 2026-04-23</w:t>
+        </w:r>
+      </w:hyperlink>
+    </w:p>
+    <w:p>
+      <w:pPr>
+        <w:spacing w:after="20"/>
+        <w:ind w:left="340" w:hanging="340"/>
+      </w:pPr>
+      <w:r>
+        <w:rPr>
+          <w:sz w:val="17"/>
+        </w:rPr>
+        <w:t xml:space="preserve">30. </w:t>
+      </w:r>
+      <w:hyperlink r:id="rId35">
+        <w:r>
+          <w:rPr>
+            <w:color w:val="2A78D6"/>
+            <w:sz w:val="17"/>
+          </w:rPr>
+          <w:t xml:space="preserve">Integrated Annual Report 2025, p. 24, 39, 2026-02-25</w:t>
+        </w:r>
+      </w:hyperlink>
+    </w:p>
+    <w:p>
+      <w:pPr>
+        <w:spacing w:after="20"/>
+        <w:ind w:left="340" w:hanging="340"/>
+      </w:pPr>
+      <w:r>
+        <w:rPr>
+          <w:sz w:val="17"/>
+        </w:rPr>
+        <w:t xml:space="preserve">31. </w:t>
+      </w:r>
+      <w:hyperlink r:id="rId36">
+        <w:r>
+          <w:rPr>
+            <w:color w:val="2A78D6"/>
+            <w:sz w:val="17"/>
+          </w:rPr>
+          <w:t xml:space="preserve">SEB Sector Policy on Fossil Fuels (2026-04-23), p. 4, 6, 2026-04-23</w:t>
+        </w:r>
+      </w:hyperlink>
+    </w:p>
+    <w:p>
+      <w:pPr>
+        <w:spacing w:after="20"/>
+        <w:ind w:left="340" w:hanging="340"/>
+      </w:pPr>
+      <w:r>
+        <w:rPr>
+          <w:sz w:val="17"/>
+        </w:rPr>
+        <w:t xml:space="preserve">32. </w:t>
+      </w:r>
+      <w:hyperlink r:id="rId37">
+        <w:r>
+          <w:rPr>
+            <w:color w:val="2A78D6"/>
+            <w:sz w:val="17"/>
+          </w:rPr>
+          <w:t xml:space="preserve">Integrated Annual Report 2025, p. 8-9, 15, 2026-02-25</w:t>
+        </w:r>
+      </w:hyperlink>
+    </w:p>
+    <w:p>
+      <w:pPr>
+        <w:spacing w:after="20"/>
+        <w:ind w:left="340" w:hanging="340"/>
+      </w:pPr>
+      <w:r>
+        <w:rPr>
+          <w:sz w:val="17"/>
+        </w:rPr>
+        <w:t xml:space="preserve">33. </w:t>
+      </w:r>
+      <w:hyperlink r:id="rId38">
+        <w:r>
+          <w:rPr>
+            <w:color w:val="2A78D6"/>
+            <w:sz w:val="17"/>
+          </w:rPr>
+          <w:t xml:space="preserve">Ignitis grupė - Politikos ir sertifikatai (website, LT), 2026-10-22</w:t>
+        </w:r>
+      </w:hyperlink>
+    </w:p>
+    <w:p>
+      <w:pPr>
+        <w:spacing w:after="20"/>
+        <w:ind w:left="340" w:hanging="340"/>
+      </w:pPr>
+      <w:r>
+        <w:rPr>
+          <w:sz w:val="17"/>
+        </w:rPr>
+        <w:t xml:space="preserve">34. </w:t>
+      </w:r>
+      <w:hyperlink r:id="rId39">
+        <w:r>
+          <w:rPr>
+            <w:color w:val="2A78D6"/>
+            <w:sz w:val="17"/>
+          </w:rPr>
+          <w:t xml:space="preserve">Integrated Annual Report 2025, p. 16, 2026-02-25</w:t>
+        </w:r>
+      </w:hyperlink>
+    </w:p>
+    <w:p>
+      <w:pPr>
+        <w:spacing w:after="20"/>
+        <w:ind w:left="340" w:hanging="340"/>
+      </w:pPr>
+      <w:r>
+        <w:rPr>
+          <w:sz w:val="17"/>
+        </w:rPr>
+        <w:t xml:space="preserve">35. </w:t>
+      </w:r>
+      <w:hyperlink r:id="rId40">
+        <w:r>
+          <w:rPr>
+            <w:color w:val="2A78D6"/>
+            <w:sz w:val="17"/>
+          </w:rPr>
+          <w:t xml:space="preserve">Ignitis grupė - Verslo etika (website, LT), 2026-10-22</w:t>
+        </w:r>
+      </w:hyperlink>
+    </w:p>
+    <w:p>
+      <w:pPr>
+        <w:spacing w:after="20"/>
+        <w:ind w:left="340" w:hanging="340"/>
+      </w:pPr>
+      <w:r>
+        <w:rPr>
+          <w:sz w:val="17"/>
+        </w:rPr>
+        <w:t xml:space="preserve">36. </w:t>
+      </w:r>
+      <w:hyperlink r:id="rId37">
+        <w:r>
+          <w:rPr>
+            <w:color w:val="2A78D6"/>
+            <w:sz w:val="17"/>
+          </w:rPr>
+          <w:t xml:space="preserve">Integrated Annual Report 2025, p. 8, 2026-02-25</w:t>
+        </w:r>
+      </w:hyperlink>
+    </w:p>
+    <w:p>
+      <w:pPr>
+        <w:spacing w:after="20"/>
+        <w:ind w:left="340" w:hanging="340"/>
+      </w:pPr>
+      <w:r>
+        <w:rPr>
+          <w:sz w:val="17"/>
+        </w:rPr>
+        <w:t xml:space="preserve">37. </w:t>
+      </w:r>
+      <w:hyperlink r:id="rId41">
+        <w:r>
+          <w:rPr>
+            <w:color w:val="2A78D6"/>
+            <w:sz w:val="17"/>
+          </w:rPr>
+          <w:t xml:space="preserve">Ignitis grupė - Gamta (website, LT), 2026-10-22</w:t>
+        </w:r>
+      </w:hyperlink>
+    </w:p>
+    <w:p>
+      <w:pPr>
+        <w:spacing w:after="20"/>
+        <w:ind w:left="340" w:hanging="340"/>
+      </w:pPr>
+      <w:r>
+        <w:rPr>
+          <w:sz w:val="17"/>
+        </w:rPr>
+        <w:t xml:space="preserve">38. </w:t>
+      </w:r>
+      <w:hyperlink r:id="rId34">
+        <w:r>
+          <w:rPr>
+            <w:color w:val="2A78D6"/>
+            <w:sz w:val="17"/>
+          </w:rPr>
+          <w:t xml:space="preserve">SEB Sector Policy on Electricity &amp; Renewable Energy (2026-04-23), p. 8, 2026-04-23</w:t>
+        </w:r>
+      </w:hyperlink>
+    </w:p>
+    <w:p>
+      <w:pPr>
+        <w:spacing w:after="20"/>
+        <w:ind w:left="340" w:hanging="340"/>
+      </w:pPr>
+      <w:r>
+        <w:rPr>
+          <w:sz w:val="17"/>
+        </w:rPr>
+        <w:t xml:space="preserve">39. </w:t>
+      </w:r>
+      <w:hyperlink r:id="rId42">
+        <w:r>
+          <w:rPr>
+            <w:color w:val="2A78D6"/>
+            <w:sz w:val="17"/>
+          </w:rPr>
+          <w:t xml:space="preserve">Integrated Annual Report 2025, p. 429, 2026-02-25</w:t>
+        </w:r>
+      </w:hyperlink>
+    </w:p>
+    <w:p>
       <w:r>
         <w:rPr>
           <w:i/>

--- a/docs/files/ignitis/ignitis_6M2026_lt.docx
+++ b/docs/files/ignitis/ignitis_6M2026_lt.docx
@@ -304,9 +304,15 @@
       </w:pPr>
       <w:r>
         <w:rPr>
+          <w:b/>
+        </w:rPr>
+        <w:t>Rezultatai pagal planą:</w:t>
+      </w:r>
+      <w:r>
+        <w:rPr>
           <w:b w:val="0"/>
         </w:rPr>
-        <w:t>6 mėn. koreguota EBITDA – 306,6 mln. EUR (+1,9 %). Augo Tinklai ir Klientai ir sprendimai, mažėjo Žalioji generacija (149,2 mln. EUR, 2025 m. – 166,6 mln.)</w:t>
+        <w:t xml:space="preserve"> 6 mėn. koreguota EBITDA – 306,6 mln. EUR, 1,9 % daugiau. Augo tinklai ir klientų segmentas; žalioji gamyba sumažėjo iki 149,2 mln. EUR nuo 166,6 mln.</w:t>
       </w:r>
       <w:hyperlink r:id="rId12">
         <w:r>
@@ -322,7 +328,7 @@
         <w:rPr>
           <w:b w:val="0"/>
         </w:rPr>
-        <w:t>. 2026 m. prognozė 550–600 mln. EUR patvirtinta; per pusmetį pasiekta 51–56 % jos</w:t>
+        <w:t>. 2026 m. prognozė 550–600 mln. EUR palikta, maždaug pusė jos jau pasiekta (51–56 %)</w:t>
       </w:r>
       <w:hyperlink r:id="rId13">
         <w:r>
@@ -350,13 +356,13 @@
         <w:rPr>
           <w:b/>
         </w:rPr>
-        <w:t>Skola stabili:</w:t>
+        <w:t>Skola kontroliuojama:</w:t>
       </w:r>
       <w:r>
         <w:rPr>
           <w:b w:val="0"/>
         </w:rPr>
-        <w:t xml:space="preserve"> grynoji skola 1 925,3 mln. EUR (+0,7 % nuo 2025 m. pabaigos), grynoji skola / koreguota EBITDA 3,49x, FFO / grynoji skola 22,2 % (strateginis tikslas ≥23 %)</w:t>
+        <w:t xml:space="preserve"> grynoji skola 1 925,3 mln. EUR, nuo metų pradžios beveik nepakito (+0,7 %). Svertas – 3,49x grynoji skola / EBITDA. Atsilieka vienas rodiklis: FFO / grynoji skola 22,2 %, tikslas – ne mažiau 23 %</w:t>
       </w:r>
       <w:hyperlink r:id="rId14">
         <w:r>
@@ -401,13 +407,13 @@
         <w:rPr>
           <w:b/>
         </w:rPr>
-        <w:t>Reitingai nepakito:</w:t>
+        <w:t>Reitingai stabilūs:</w:t>
       </w:r>
       <w:r>
         <w:rPr>
           <w:b w:val="0"/>
         </w:rPr>
-        <w:t xml:space="preserve"> S&amp;P BBB+ (stabili, 2026-07-28), Moody's Baa1 (stabili, pirmas reitingas 2026 m.)</w:t>
+        <w:t xml:space="preserve"> S&amp;P BBB+ (stabili, patvirtinta 2026-07-28) ir Moody's Baa1 (stabili, pirmas reitingas 2026 m.)</w:t>
       </w:r>
       <w:hyperlink r:id="rId10">
         <w:r>
@@ -433,9 +439,15 @@
       </w:pPr>
       <w:r>
         <w:rPr>
+          <w:b/>
+        </w:rPr>
+        <w:t>Reikia sprendimo dėl turimos obligacijos:</w:t>
+      </w:r>
+      <w:r>
+        <w:rPr>
           <w:b w:val="0"/>
         </w:rPr>
-        <w:t>Svarbu turimai obligacijai XS1646530565 (2,000 %, 2027-07-14): 2026-10-19 paskelbtas supirkimo pasiūlymas (tender offer), finansuojamas nauja 300 mln. EUR 4,500 % EuGB obligacija iki 2031-10-27</w:t>
+        <w:t xml:space="preserve"> 2026-10-19 „Ignitis“ pasiūlė supirkti XS1646530565 (2,000 %, išpirkimas 2027-07-14). Supirkimas finansuojamas nauja 300 mln. EUR žaliąja obligacija, 4,500 %, iki 2031 m.</w:t>
       </w:r>
       <w:hyperlink r:id="rId16">
         <w:r>
@@ -478,9 +490,15 @@
       </w:pPr>
       <w:r>
         <w:rPr>
+          <w:b/>
+        </w:rPr>
+        <w:t>Silpnoji vieta – pelnas:</w:t>
+      </w:r>
+      <w:r>
+        <w:rPr>
           <w:b w:val="0"/>
         </w:rPr>
-        <w:t>Koreguotas grynasis pelnas sumažėjo 20,8 % iki 115,8 mln. EUR; koreguota ROCE (12 mėn.) – 6,7 % (buvo 8,6 %)</w:t>
+        <w:t xml:space="preserve"> koreguotas grynasis pelnas sumažėjo 20,8 % iki 115,8 mln. EUR. Kapitalo grąža (koreguota ROCE, 12 mėn.) nukrito iki 6,7 % nuo 8,6 %</w:t>
       </w:r>
       <w:hyperlink r:id="rId18">
         <w:r>
@@ -1036,16 +1054,17 @@
         </w:tblBorders>
       </w:tblPr>
       <w:tblGrid>
-        <w:gridCol w:w="1994"/>
-        <w:gridCol w:w="1994"/>
-        <w:gridCol w:w="1994"/>
-        <w:gridCol w:w="1994"/>
-        <w:gridCol w:w="1994"/>
+        <w:gridCol w:w="1662"/>
+        <w:gridCol w:w="1662"/>
+        <w:gridCol w:w="1662"/>
+        <w:gridCol w:w="1662"/>
+        <w:gridCol w:w="1662"/>
+        <w:gridCol w:w="1662"/>
       </w:tblGrid>
       <w:tr>
         <w:tc>
           <w:tcPr>
-            <w:tcW w:type="dxa" w:w="3628"/>
+            <w:tcW w:type="dxa" w:w="2948"/>
             <w:shd w:val="clear" w:color="auto" w:fill="1F4E79"/>
           </w:tcPr>
           <w:p>
@@ -1062,7 +1081,7 @@
         </w:tc>
         <w:tc>
           <w:tcPr>
-            <w:tcW w:type="dxa" w:w="1474"/>
+            <w:tcW w:type="dxa" w:w="1191"/>
             <w:shd w:val="clear" w:color="auto" w:fill="1F4E79"/>
           </w:tcPr>
           <w:p>
@@ -1082,7 +1101,7 @@
         </w:tc>
         <w:tc>
           <w:tcPr>
-            <w:tcW w:type="dxa" w:w="1474"/>
+            <w:tcW w:type="dxa" w:w="1191"/>
             <w:shd w:val="clear" w:color="auto" w:fill="1F4E79"/>
           </w:tcPr>
           <w:p>
@@ -1102,7 +1121,7 @@
         </w:tc>
         <w:tc>
           <w:tcPr>
-            <w:tcW w:type="dxa" w:w="1474"/>
+            <w:tcW w:type="dxa" w:w="1191"/>
             <w:shd w:val="clear" w:color="auto" w:fill="1F4E79"/>
           </w:tcPr>
           <w:p>
@@ -1122,7 +1141,7 @@
         </w:tc>
         <w:tc>
           <w:tcPr>
-            <w:tcW w:type="dxa" w:w="1474"/>
+            <w:tcW w:type="dxa" w:w="1191"/>
             <w:shd w:val="clear" w:color="auto" w:fill="1F4E79"/>
           </w:tcPr>
           <w:p>
@@ -1140,11 +1159,31 @@
             </w:r>
           </w:p>
         </w:tc>
+        <w:tc>
+          <w:tcPr>
+            <w:tcW w:type="dxa" w:w="2211"/>
+            <w:shd w:val="clear" w:color="auto" w:fill="1F4E79"/>
+          </w:tcPr>
+          <w:p>
+            <w:pPr>
+              <w:jc w:val="right"/>
+            </w:pPr>
+            <w:r/>
+            <w:r>
+              <w:rPr>
+                <w:b/>
+                <w:color w:val="FFFFFF"/>
+                <w:sz w:val="17"/>
+              </w:rPr>
+              <w:t>Pokytis</w:t>
+            </w:r>
+          </w:p>
+        </w:tc>
       </w:tr>
       <w:tr>
         <w:tc>
           <w:tcPr>
-            <w:tcW w:type="dxa" w:w="3628"/>
+            <w:tcW w:type="dxa" w:w="2948"/>
           </w:tcPr>
           <w:p>
             <w:pPr>
@@ -1172,7 +1211,7 @@
         </w:tc>
         <w:tc>
           <w:tcPr>
-            <w:tcW w:type="dxa" w:w="1474"/>
+            <w:tcW w:type="dxa" w:w="1191"/>
           </w:tcPr>
           <w:p>
             <w:pPr>
@@ -1191,7 +1230,7 @@
         </w:tc>
         <w:tc>
           <w:tcPr>
-            <w:tcW w:type="dxa" w:w="1474"/>
+            <w:tcW w:type="dxa" w:w="1191"/>
           </w:tcPr>
           <w:p>
             <w:pPr>
@@ -1210,7 +1249,7 @@
         </w:tc>
         <w:tc>
           <w:tcPr>
-            <w:tcW w:type="dxa" w:w="1474"/>
+            <w:tcW w:type="dxa" w:w="1191"/>
           </w:tcPr>
           <w:p>
             <w:pPr>
@@ -1229,7 +1268,7 @@
         </w:tc>
         <w:tc>
           <w:tcPr>
-            <w:tcW w:type="dxa" w:w="1474"/>
+            <w:tcW w:type="dxa" w:w="1191"/>
           </w:tcPr>
           <w:p>
             <w:pPr>
@@ -1246,11 +1285,31 @@
             </w:r>
           </w:p>
         </w:tc>
+        <w:tc>
+          <w:tcPr>
+            <w:tcW w:type="dxa" w:w="2211"/>
+          </w:tcPr>
+          <w:p>
+            <w:pPr>
+              <w:spacing w:after="0"/>
+              <w:jc w:val="right"/>
+            </w:pPr>
+            <w:r/>
+            <w:r>
+              <w:rPr>
+                <w:b/>
+                <w:color w:val="1B7F3B"/>
+                <w:sz w:val="17"/>
+              </w:rPr>
+              <w:t>▲ 15,4 % vs 6M2025</w:t>
+            </w:r>
+          </w:p>
+        </w:tc>
       </w:tr>
       <w:tr>
         <w:tc>
           <w:tcPr>
-            <w:tcW w:type="dxa" w:w="3628"/>
+            <w:tcW w:type="dxa" w:w="2948"/>
             <w:shd w:val="clear" w:color="auto" w:fill="F6F8FA"/>
           </w:tcPr>
           <w:p>
@@ -1313,7 +1372,7 @@
         </w:tc>
         <w:tc>
           <w:tcPr>
-            <w:tcW w:type="dxa" w:w="1474"/>
+            <w:tcW w:type="dxa" w:w="1191"/>
             <w:shd w:val="clear" w:color="auto" w:fill="F6F8FA"/>
           </w:tcPr>
           <w:p>
@@ -1333,7 +1392,7 @@
         </w:tc>
         <w:tc>
           <w:tcPr>
-            <w:tcW w:type="dxa" w:w="1474"/>
+            <w:tcW w:type="dxa" w:w="1191"/>
             <w:shd w:val="clear" w:color="auto" w:fill="F6F8FA"/>
           </w:tcPr>
           <w:p>
@@ -1353,7 +1412,7 @@
         </w:tc>
         <w:tc>
           <w:tcPr>
-            <w:tcW w:type="dxa" w:w="1474"/>
+            <w:tcW w:type="dxa" w:w="1191"/>
             <w:shd w:val="clear" w:color="auto" w:fill="F6F8FA"/>
           </w:tcPr>
           <w:p>
@@ -1373,7 +1432,7 @@
         </w:tc>
         <w:tc>
           <w:tcPr>
-            <w:tcW w:type="dxa" w:w="1474"/>
+            <w:tcW w:type="dxa" w:w="1191"/>
             <w:shd w:val="clear" w:color="auto" w:fill="F6F8FA"/>
           </w:tcPr>
           <w:p>
@@ -1391,11 +1450,32 @@
             </w:r>
           </w:p>
         </w:tc>
+        <w:tc>
+          <w:tcPr>
+            <w:tcW w:type="dxa" w:w="2211"/>
+            <w:shd w:val="clear" w:color="auto" w:fill="F6F8FA"/>
+          </w:tcPr>
+          <w:p>
+            <w:pPr>
+              <w:spacing w:after="0"/>
+              <w:jc w:val="right"/>
+            </w:pPr>
+            <w:r/>
+            <w:r>
+              <w:rPr>
+                <w:b/>
+                <w:color w:val="1B7F3B"/>
+                <w:sz w:val="17"/>
+              </w:rPr>
+              <w:t>▲ 1,9 % vs 6M2025</w:t>
+            </w:r>
+          </w:p>
+        </w:tc>
       </w:tr>
       <w:tr>
         <w:tc>
           <w:tcPr>
-            <w:tcW w:type="dxa" w:w="3628"/>
+            <w:tcW w:type="dxa" w:w="2948"/>
           </w:tcPr>
           <w:p>
             <w:pPr>
@@ -1440,7 +1520,7 @@
         </w:tc>
         <w:tc>
           <w:tcPr>
-            <w:tcW w:type="dxa" w:w="1474"/>
+            <w:tcW w:type="dxa" w:w="1191"/>
           </w:tcPr>
           <w:p>
             <w:pPr>
@@ -1459,7 +1539,7 @@
         </w:tc>
         <w:tc>
           <w:tcPr>
-            <w:tcW w:type="dxa" w:w="1474"/>
+            <w:tcW w:type="dxa" w:w="1191"/>
           </w:tcPr>
           <w:p>
             <w:pPr>
@@ -1478,7 +1558,7 @@
         </w:tc>
         <w:tc>
           <w:tcPr>
-            <w:tcW w:type="dxa" w:w="1474"/>
+            <w:tcW w:type="dxa" w:w="1191"/>
           </w:tcPr>
           <w:p>
             <w:pPr>
@@ -1497,7 +1577,7 @@
         </w:tc>
         <w:tc>
           <w:tcPr>
-            <w:tcW w:type="dxa" w:w="1474"/>
+            <w:tcW w:type="dxa" w:w="1191"/>
           </w:tcPr>
           <w:p>
             <w:pPr>
@@ -1514,11 +1594,31 @@
             </w:r>
           </w:p>
         </w:tc>
+        <w:tc>
+          <w:tcPr>
+            <w:tcW w:type="dxa" w:w="2211"/>
+          </w:tcPr>
+          <w:p>
+            <w:pPr>
+              <w:spacing w:after="0"/>
+              <w:jc w:val="right"/>
+            </w:pPr>
+            <w:r/>
+            <w:r>
+              <w:rPr>
+                <w:b/>
+                <w:color w:val="1B7F3B"/>
+                <w:sz w:val="17"/>
+              </w:rPr>
+              <w:t>▲ 15,6 % vs 6M2025</w:t>
+            </w:r>
+          </w:p>
+        </w:tc>
       </w:tr>
       <w:tr>
         <w:tc>
           <w:tcPr>
-            <w:tcW w:type="dxa" w:w="3628"/>
+            <w:tcW w:type="dxa" w:w="2948"/>
             <w:shd w:val="clear" w:color="auto" w:fill="F6F8FA"/>
           </w:tcPr>
           <w:p>
@@ -1581,7 +1681,7 @@
         </w:tc>
         <w:tc>
           <w:tcPr>
-            <w:tcW w:type="dxa" w:w="1474"/>
+            <w:tcW w:type="dxa" w:w="1191"/>
             <w:shd w:val="clear" w:color="auto" w:fill="F6F8FA"/>
           </w:tcPr>
           <w:p>
@@ -1601,7 +1701,7 @@
         </w:tc>
         <w:tc>
           <w:tcPr>
-            <w:tcW w:type="dxa" w:w="1474"/>
+            <w:tcW w:type="dxa" w:w="1191"/>
             <w:shd w:val="clear" w:color="auto" w:fill="F6F8FA"/>
           </w:tcPr>
           <w:p>
@@ -1621,7 +1721,7 @@
         </w:tc>
         <w:tc>
           <w:tcPr>
-            <w:tcW w:type="dxa" w:w="1474"/>
+            <w:tcW w:type="dxa" w:w="1191"/>
             <w:shd w:val="clear" w:color="auto" w:fill="F6F8FA"/>
           </w:tcPr>
           <w:p>
@@ -1641,7 +1741,7 @@
         </w:tc>
         <w:tc>
           <w:tcPr>
-            <w:tcW w:type="dxa" w:w="1474"/>
+            <w:tcW w:type="dxa" w:w="1191"/>
             <w:shd w:val="clear" w:color="auto" w:fill="F6F8FA"/>
           </w:tcPr>
           <w:p>
@@ -1659,11 +1759,32 @@
             </w:r>
           </w:p>
         </w:tc>
+        <w:tc>
+          <w:tcPr>
+            <w:tcW w:type="dxa" w:w="2211"/>
+            <w:shd w:val="clear" w:color="auto" w:fill="F6F8FA"/>
+          </w:tcPr>
+          <w:p>
+            <w:pPr>
+              <w:spacing w:after="0"/>
+              <w:jc w:val="right"/>
+            </w:pPr>
+            <w:r/>
+            <w:r>
+              <w:rPr>
+                <w:b/>
+                <w:color w:val="B42318"/>
+                <w:sz w:val="17"/>
+              </w:rPr>
+              <w:t>▼ 20,8 % vs 6M2025</w:t>
+            </w:r>
+          </w:p>
+        </w:tc>
       </w:tr>
       <w:tr>
         <w:tc>
           <w:tcPr>
-            <w:tcW w:type="dxa" w:w="3628"/>
+            <w:tcW w:type="dxa" w:w="2948"/>
           </w:tcPr>
           <w:p>
             <w:pPr>
@@ -1708,7 +1829,7 @@
         </w:tc>
         <w:tc>
           <w:tcPr>
-            <w:tcW w:type="dxa" w:w="1474"/>
+            <w:tcW w:type="dxa" w:w="1191"/>
           </w:tcPr>
           <w:p>
             <w:pPr>
@@ -1727,7 +1848,7 @@
         </w:tc>
         <w:tc>
           <w:tcPr>
-            <w:tcW w:type="dxa" w:w="1474"/>
+            <w:tcW w:type="dxa" w:w="1191"/>
           </w:tcPr>
           <w:p>
             <w:pPr>
@@ -1746,7 +1867,7 @@
         </w:tc>
         <w:tc>
           <w:tcPr>
-            <w:tcW w:type="dxa" w:w="1474"/>
+            <w:tcW w:type="dxa" w:w="1191"/>
           </w:tcPr>
           <w:p>
             <w:pPr>
@@ -1765,7 +1886,7 @@
         </w:tc>
         <w:tc>
           <w:tcPr>
-            <w:tcW w:type="dxa" w:w="1474"/>
+            <w:tcW w:type="dxa" w:w="1191"/>
           </w:tcPr>
           <w:p>
             <w:pPr>
@@ -1782,11 +1903,31 @@
             </w:r>
           </w:p>
         </w:tc>
+        <w:tc>
+          <w:tcPr>
+            <w:tcW w:type="dxa" w:w="2211"/>
+          </w:tcPr>
+          <w:p>
+            <w:pPr>
+              <w:spacing w:after="0"/>
+              <w:jc w:val="right"/>
+            </w:pPr>
+            <w:r/>
+            <w:r>
+              <w:rPr>
+                <w:b/>
+                <w:color w:val="1B7F3B"/>
+                <w:sz w:val="17"/>
+              </w:rPr>
+              <w:t>▲ 1,6 % vs 6M2025</w:t>
+            </w:r>
+          </w:p>
+        </w:tc>
       </w:tr>
       <w:tr>
         <w:tc>
           <w:tcPr>
-            <w:tcW w:type="dxa" w:w="3628"/>
+            <w:tcW w:type="dxa" w:w="2948"/>
             <w:shd w:val="clear" w:color="auto" w:fill="F6F8FA"/>
           </w:tcPr>
           <w:p>
@@ -1849,7 +1990,7 @@
         </w:tc>
         <w:tc>
           <w:tcPr>
-            <w:tcW w:type="dxa" w:w="1474"/>
+            <w:tcW w:type="dxa" w:w="1191"/>
             <w:shd w:val="clear" w:color="auto" w:fill="F6F8FA"/>
           </w:tcPr>
           <w:p>
@@ -1869,7 +2010,7 @@
         </w:tc>
         <w:tc>
           <w:tcPr>
-            <w:tcW w:type="dxa" w:w="1474"/>
+            <w:tcW w:type="dxa" w:w="1191"/>
             <w:shd w:val="clear" w:color="auto" w:fill="F6F8FA"/>
           </w:tcPr>
           <w:p>
@@ -1889,7 +2030,7 @@
         </w:tc>
         <w:tc>
           <w:tcPr>
-            <w:tcW w:type="dxa" w:w="1474"/>
+            <w:tcW w:type="dxa" w:w="1191"/>
             <w:shd w:val="clear" w:color="auto" w:fill="F6F8FA"/>
           </w:tcPr>
           <w:p>
@@ -1909,7 +2050,7 @@
         </w:tc>
         <w:tc>
           <w:tcPr>
-            <w:tcW w:type="dxa" w:w="1474"/>
+            <w:tcW w:type="dxa" w:w="1191"/>
             <w:shd w:val="clear" w:color="auto" w:fill="F6F8FA"/>
           </w:tcPr>
           <w:p>
@@ -1927,11 +2068,32 @@
             </w:r>
           </w:p>
         </w:tc>
+        <w:tc>
+          <w:tcPr>
+            <w:tcW w:type="dxa" w:w="2211"/>
+            <w:shd w:val="clear" w:color="auto" w:fill="F6F8FA"/>
+          </w:tcPr>
+          <w:p>
+            <w:pPr>
+              <w:spacing w:after="0"/>
+              <w:jc w:val="right"/>
+            </w:pPr>
+            <w:r/>
+            <w:r>
+              <w:rPr>
+                <w:b w:val="0"/>
+                <w:color w:val="5F6B7A"/>
+                <w:sz w:val="17"/>
+              </w:rPr>
+              <w:t>▼ 10,8 % vs 6M2025</w:t>
+            </w:r>
+          </w:p>
+        </w:tc>
       </w:tr>
       <w:tr>
         <w:tc>
           <w:tcPr>
-            <w:tcW w:type="dxa" w:w="3628"/>
+            <w:tcW w:type="dxa" w:w="2948"/>
           </w:tcPr>
           <w:p>
             <w:pPr>
@@ -1959,7 +2121,7 @@
         </w:tc>
         <w:tc>
           <w:tcPr>
-            <w:tcW w:type="dxa" w:w="1474"/>
+            <w:tcW w:type="dxa" w:w="1191"/>
           </w:tcPr>
           <w:p>
             <w:pPr>
@@ -1978,7 +2140,7 @@
         </w:tc>
         <w:tc>
           <w:tcPr>
-            <w:tcW w:type="dxa" w:w="1474"/>
+            <w:tcW w:type="dxa" w:w="1191"/>
           </w:tcPr>
           <w:p>
             <w:pPr>
@@ -1997,7 +2159,7 @@
         </w:tc>
         <w:tc>
           <w:tcPr>
-            <w:tcW w:type="dxa" w:w="1474"/>
+            <w:tcW w:type="dxa" w:w="1191"/>
           </w:tcPr>
           <w:p>
             <w:pPr>
@@ -2016,7 +2178,7 @@
         </w:tc>
         <w:tc>
           <w:tcPr>
-            <w:tcW w:type="dxa" w:w="1474"/>
+            <w:tcW w:type="dxa" w:w="1191"/>
           </w:tcPr>
           <w:p>
             <w:pPr>
@@ -2033,11 +2195,31 @@
             </w:r>
           </w:p>
         </w:tc>
+        <w:tc>
+          <w:tcPr>
+            <w:tcW w:type="dxa" w:w="2211"/>
+          </w:tcPr>
+          <w:p>
+            <w:pPr>
+              <w:spacing w:after="0"/>
+              <w:jc w:val="right"/>
+            </w:pPr>
+            <w:r/>
+            <w:r>
+              <w:rPr>
+                <w:b/>
+                <w:color w:val="1B7F3B"/>
+                <w:sz w:val="17"/>
+              </w:rPr>
+              <w:t>▲ 11,3 % vs 6M2025</w:t>
+            </w:r>
+          </w:p>
+        </w:tc>
       </w:tr>
       <w:tr>
         <w:tc>
           <w:tcPr>
-            <w:tcW w:type="dxa" w:w="3628"/>
+            <w:tcW w:type="dxa" w:w="2948"/>
             <w:shd w:val="clear" w:color="auto" w:fill="F6F8FA"/>
           </w:tcPr>
           <w:p>
@@ -2066,7 +2248,7 @@
         </w:tc>
         <w:tc>
           <w:tcPr>
-            <w:tcW w:type="dxa" w:w="1474"/>
+            <w:tcW w:type="dxa" w:w="1191"/>
             <w:shd w:val="clear" w:color="auto" w:fill="F6F8FA"/>
           </w:tcPr>
           <w:p>
@@ -2086,7 +2268,7 @@
         </w:tc>
         <w:tc>
           <w:tcPr>
-            <w:tcW w:type="dxa" w:w="1474"/>
+            <w:tcW w:type="dxa" w:w="1191"/>
             <w:shd w:val="clear" w:color="auto" w:fill="F6F8FA"/>
           </w:tcPr>
           <w:p>
@@ -2106,7 +2288,7 @@
         </w:tc>
         <w:tc>
           <w:tcPr>
-            <w:tcW w:type="dxa" w:w="1474"/>
+            <w:tcW w:type="dxa" w:w="1191"/>
             <w:shd w:val="clear" w:color="auto" w:fill="F6F8FA"/>
           </w:tcPr>
           <w:p>
@@ -2126,7 +2308,7 @@
         </w:tc>
         <w:tc>
           <w:tcPr>
-            <w:tcW w:type="dxa" w:w="1474"/>
+            <w:tcW w:type="dxa" w:w="1191"/>
             <w:shd w:val="clear" w:color="auto" w:fill="F6F8FA"/>
           </w:tcPr>
           <w:p>
@@ -2144,11 +2326,32 @@
             </w:r>
           </w:p>
         </w:tc>
+        <w:tc>
+          <w:tcPr>
+            <w:tcW w:type="dxa" w:w="2211"/>
+            <w:shd w:val="clear" w:color="auto" w:fill="F6F8FA"/>
+          </w:tcPr>
+          <w:p>
+            <w:pPr>
+              <w:spacing w:after="0"/>
+              <w:jc w:val="right"/>
+            </w:pPr>
+            <w:r/>
+            <w:r>
+              <w:rPr>
+                <w:b/>
+                <w:color w:val="B42318"/>
+                <w:sz w:val="17"/>
+              </w:rPr>
+              <w:t>▼ 91,7 % vs 6M2025</w:t>
+            </w:r>
+          </w:p>
+        </w:tc>
       </w:tr>
       <w:tr>
         <w:tc>
           <w:tcPr>
-            <w:tcW w:type="dxa" w:w="3628"/>
+            <w:tcW w:type="dxa" w:w="2948"/>
           </w:tcPr>
           <w:p>
             <w:pPr>
@@ -2193,7 +2396,7 @@
         </w:tc>
         <w:tc>
           <w:tcPr>
-            <w:tcW w:type="dxa" w:w="1474"/>
+            <w:tcW w:type="dxa" w:w="1191"/>
           </w:tcPr>
           <w:p>
             <w:pPr>
@@ -2212,7 +2415,7 @@
         </w:tc>
         <w:tc>
           <w:tcPr>
-            <w:tcW w:type="dxa" w:w="1474"/>
+            <w:tcW w:type="dxa" w:w="1191"/>
           </w:tcPr>
           <w:p>
             <w:pPr>
@@ -2231,7 +2434,7 @@
         </w:tc>
         <w:tc>
           <w:tcPr>
-            <w:tcW w:type="dxa" w:w="1474"/>
+            <w:tcW w:type="dxa" w:w="1191"/>
           </w:tcPr>
           <w:p>
             <w:pPr>
@@ -2250,7 +2453,7 @@
         </w:tc>
         <w:tc>
           <w:tcPr>
-            <w:tcW w:type="dxa" w:w="1474"/>
+            <w:tcW w:type="dxa" w:w="1191"/>
           </w:tcPr>
           <w:p>
             <w:pPr>
@@ -2267,11 +2470,31 @@
             </w:r>
           </w:p>
         </w:tc>
+        <w:tc>
+          <w:tcPr>
+            <w:tcW w:type="dxa" w:w="2211"/>
+          </w:tcPr>
+          <w:p>
+            <w:pPr>
+              <w:spacing w:after="0"/>
+              <w:jc w:val="right"/>
+            </w:pPr>
+            <w:r/>
+            <w:r>
+              <w:rPr>
+                <w:b/>
+                <w:color w:val="B42318"/>
+                <w:sz w:val="17"/>
+              </w:rPr>
+              <w:t>▲ 0,7 % vs FY2025</w:t>
+            </w:r>
+          </w:p>
+        </w:tc>
       </w:tr>
       <w:tr>
         <w:tc>
           <w:tcPr>
-            <w:tcW w:type="dxa" w:w="3628"/>
+            <w:tcW w:type="dxa" w:w="2948"/>
             <w:shd w:val="clear" w:color="auto" w:fill="F6F8FA"/>
           </w:tcPr>
           <w:p>
@@ -2317,7 +2540,7 @@
         </w:tc>
         <w:tc>
           <w:tcPr>
-            <w:tcW w:type="dxa" w:w="1474"/>
+            <w:tcW w:type="dxa" w:w="1191"/>
             <w:shd w:val="clear" w:color="auto" w:fill="F6F8FA"/>
           </w:tcPr>
           <w:p>
@@ -2337,7 +2560,7 @@
         </w:tc>
         <w:tc>
           <w:tcPr>
-            <w:tcW w:type="dxa" w:w="1474"/>
+            <w:tcW w:type="dxa" w:w="1191"/>
             <w:shd w:val="clear" w:color="auto" w:fill="F6F8FA"/>
           </w:tcPr>
           <w:p>
@@ -2357,7 +2580,7 @@
         </w:tc>
         <w:tc>
           <w:tcPr>
-            <w:tcW w:type="dxa" w:w="1474"/>
+            <w:tcW w:type="dxa" w:w="1191"/>
             <w:shd w:val="clear" w:color="auto" w:fill="F6F8FA"/>
           </w:tcPr>
           <w:p>
@@ -2377,7 +2600,27 @@
         </w:tc>
         <w:tc>
           <w:tcPr>
-            <w:tcW w:type="dxa" w:w="1474"/>
+            <w:tcW w:type="dxa" w:w="1191"/>
+            <w:shd w:val="clear" w:color="auto" w:fill="FDF1D8"/>
+          </w:tcPr>
+          <w:p>
+            <w:pPr>
+              <w:spacing w:after="0"/>
+              <w:jc w:val="right"/>
+            </w:pPr>
+            <w:r/>
+            <w:r>
+              <w:rPr>
+                <w:b/>
+                <w:sz w:val="17"/>
+              </w:rPr>
+              <w:t>3,49x</w:t>
+            </w:r>
+          </w:p>
+        </w:tc>
+        <w:tc>
+          <w:tcPr>
+            <w:tcW w:type="dxa" w:w="2211"/>
             <w:shd w:val="clear" w:color="auto" w:fill="F6F8FA"/>
           </w:tcPr>
           <w:p>
@@ -2388,10 +2631,11 @@
             <w:r/>
             <w:r>
               <w:rPr>
-                <w:b w:val="0"/>
+                <w:b/>
+                <w:color w:val="1B7F3B"/>
                 <w:sz w:val="17"/>
               </w:rPr>
-              <w:t>3,49x</w:t>
+              <w:t>▼ 0,01x vs FY2025</w:t>
             </w:r>
           </w:p>
         </w:tc>
@@ -2399,7 +2643,7 @@
       <w:tr>
         <w:tc>
           <w:tcPr>
-            <w:tcW w:type="dxa" w:w="3628"/>
+            <w:tcW w:type="dxa" w:w="2948"/>
           </w:tcPr>
           <w:p>
             <w:pPr>
@@ -2444,7 +2688,7 @@
         </w:tc>
         <w:tc>
           <w:tcPr>
-            <w:tcW w:type="dxa" w:w="1474"/>
+            <w:tcW w:type="dxa" w:w="1191"/>
           </w:tcPr>
           <w:p>
             <w:pPr>
@@ -2463,7 +2707,7 @@
         </w:tc>
         <w:tc>
           <w:tcPr>
-            <w:tcW w:type="dxa" w:w="1474"/>
+            <w:tcW w:type="dxa" w:w="1191"/>
           </w:tcPr>
           <w:p>
             <w:pPr>
@@ -2482,7 +2726,7 @@
         </w:tc>
         <w:tc>
           <w:tcPr>
-            <w:tcW w:type="dxa" w:w="1474"/>
+            <w:tcW w:type="dxa" w:w="1191"/>
           </w:tcPr>
           <w:p>
             <w:pPr>
@@ -2501,7 +2745,8 @@
         </w:tc>
         <w:tc>
           <w:tcPr>
-            <w:tcW w:type="dxa" w:w="1474"/>
+            <w:tcW w:type="dxa" w:w="1191"/>
+            <w:shd w:val="clear" w:color="auto" w:fill="FDF1D8"/>
           </w:tcPr>
           <w:p>
             <w:pPr>
@@ -2511,10 +2756,30 @@
             <w:r/>
             <w:r>
               <w:rPr>
-                <w:b w:val="0"/>
+                <w:b/>
                 <w:sz w:val="17"/>
               </w:rPr>
               <w:t>22,2 %</w:t>
+            </w:r>
+          </w:p>
+        </w:tc>
+        <w:tc>
+          <w:tcPr>
+            <w:tcW w:type="dxa" w:w="2211"/>
+          </w:tcPr>
+          <w:p>
+            <w:pPr>
+              <w:spacing w:after="0"/>
+              <w:jc w:val="right"/>
+            </w:pPr>
+            <w:r/>
+            <w:r>
+              <w:rPr>
+                <w:b/>
+                <w:color w:val="1B7F3B"/>
+                <w:sz w:val="17"/>
+              </w:rPr>
+              <w:t>▲ 1,2 p. p. vs FY2025</w:t>
             </w:r>
           </w:p>
         </w:tc>
@@ -2522,7 +2787,7 @@
       <w:tr>
         <w:tc>
           <w:tcPr>
-            <w:tcW w:type="dxa" w:w="3628"/>
+            <w:tcW w:type="dxa" w:w="2948"/>
             <w:shd w:val="clear" w:color="auto" w:fill="F6F8FA"/>
           </w:tcPr>
           <w:p>
@@ -2568,7 +2833,7 @@
         </w:tc>
         <w:tc>
           <w:tcPr>
-            <w:tcW w:type="dxa" w:w="1474"/>
+            <w:tcW w:type="dxa" w:w="1191"/>
             <w:shd w:val="clear" w:color="auto" w:fill="F6F8FA"/>
           </w:tcPr>
           <w:p>
@@ -2588,7 +2853,7 @@
         </w:tc>
         <w:tc>
           <w:tcPr>
-            <w:tcW w:type="dxa" w:w="1474"/>
+            <w:tcW w:type="dxa" w:w="1191"/>
             <w:shd w:val="clear" w:color="auto" w:fill="F6F8FA"/>
           </w:tcPr>
           <w:p>
@@ -2608,7 +2873,7 @@
         </w:tc>
         <w:tc>
           <w:tcPr>
-            <w:tcW w:type="dxa" w:w="1474"/>
+            <w:tcW w:type="dxa" w:w="1191"/>
             <w:shd w:val="clear" w:color="auto" w:fill="F6F8FA"/>
           </w:tcPr>
           <w:p>
@@ -2628,7 +2893,27 @@
         </w:tc>
         <w:tc>
           <w:tcPr>
-            <w:tcW w:type="dxa" w:w="1474"/>
+            <w:tcW w:type="dxa" w:w="1191"/>
+            <w:shd w:val="clear" w:color="auto" w:fill="FDF1D8"/>
+          </w:tcPr>
+          <w:p>
+            <w:pPr>
+              <w:spacing w:after="0"/>
+              <w:jc w:val="right"/>
+            </w:pPr>
+            <w:r/>
+            <w:r>
+              <w:rPr>
+                <w:b/>
+                <w:sz w:val="17"/>
+              </w:rPr>
+              <w:t>6,7 %</w:t>
+            </w:r>
+          </w:p>
+        </w:tc>
+        <w:tc>
+          <w:tcPr>
+            <w:tcW w:type="dxa" w:w="2211"/>
             <w:shd w:val="clear" w:color="auto" w:fill="F6F8FA"/>
           </w:tcPr>
           <w:p>
@@ -2639,10 +2924,11 @@
             <w:r/>
             <w:r>
               <w:rPr>
-                <w:b w:val="0"/>
+                <w:b/>
+                <w:color w:val="B42318"/>
                 <w:sz w:val="17"/>
               </w:rPr>
-              <w:t>6,7 %</w:t>
+              <w:t>▼ 0,8 p. p. vs FY2025</w:t>
             </w:r>
           </w:p>
         </w:tc>
@@ -2650,7 +2936,7 @@
       <w:tr>
         <w:tc>
           <w:tcPr>
-            <w:tcW w:type="dxa" w:w="3628"/>
+            <w:tcW w:type="dxa" w:w="2948"/>
           </w:tcPr>
           <w:p>
             <w:pPr>
@@ -2678,7 +2964,7 @@
         </w:tc>
         <w:tc>
           <w:tcPr>
-            <w:tcW w:type="dxa" w:w="1474"/>
+            <w:tcW w:type="dxa" w:w="1191"/>
           </w:tcPr>
           <w:p>
             <w:pPr>
@@ -2697,7 +2983,7 @@
         </w:tc>
         <w:tc>
           <w:tcPr>
-            <w:tcW w:type="dxa" w:w="1474"/>
+            <w:tcW w:type="dxa" w:w="1191"/>
           </w:tcPr>
           <w:p>
             <w:pPr>
@@ -2716,7 +3002,7 @@
         </w:tc>
         <w:tc>
           <w:tcPr>
-            <w:tcW w:type="dxa" w:w="1474"/>
+            <w:tcW w:type="dxa" w:w="1191"/>
           </w:tcPr>
           <w:p>
             <w:pPr>
@@ -2735,7 +3021,7 @@
         </w:tc>
         <w:tc>
           <w:tcPr>
-            <w:tcW w:type="dxa" w:w="1474"/>
+            <w:tcW w:type="dxa" w:w="1191"/>
           </w:tcPr>
           <w:p>
             <w:pPr>
@@ -2752,11 +3038,31 @@
             </w:r>
           </w:p>
         </w:tc>
+        <w:tc>
+          <w:tcPr>
+            <w:tcW w:type="dxa" w:w="2211"/>
+          </w:tcPr>
+          <w:p>
+            <w:pPr>
+              <w:spacing w:after="0"/>
+              <w:jc w:val="right"/>
+            </w:pPr>
+            <w:r/>
+            <w:r>
+              <w:rPr>
+                <w:b/>
+                <w:color w:val="1B7F3B"/>
+                <w:sz w:val="17"/>
+              </w:rPr>
+              <w:t>▲ 5,7 % vs FY2025</w:t>
+            </w:r>
+          </w:p>
+        </w:tc>
       </w:tr>
       <w:tr>
         <w:tc>
           <w:tcPr>
-            <w:tcW w:type="dxa" w:w="3628"/>
+            <w:tcW w:type="dxa" w:w="2948"/>
             <w:shd w:val="clear" w:color="auto" w:fill="F6F8FA"/>
           </w:tcPr>
           <w:p>
@@ -2785,7 +3091,7 @@
         </w:tc>
         <w:tc>
           <w:tcPr>
-            <w:tcW w:type="dxa" w:w="1474"/>
+            <w:tcW w:type="dxa" w:w="1191"/>
             <w:shd w:val="clear" w:color="auto" w:fill="F6F8FA"/>
           </w:tcPr>
           <w:p>
@@ -2805,7 +3111,7 @@
         </w:tc>
         <w:tc>
           <w:tcPr>
-            <w:tcW w:type="dxa" w:w="1474"/>
+            <w:tcW w:type="dxa" w:w="1191"/>
             <w:shd w:val="clear" w:color="auto" w:fill="F6F8FA"/>
           </w:tcPr>
           <w:p>
@@ -2825,7 +3131,7 @@
         </w:tc>
         <w:tc>
           <w:tcPr>
-            <w:tcW w:type="dxa" w:w="1474"/>
+            <w:tcW w:type="dxa" w:w="1191"/>
             <w:shd w:val="clear" w:color="auto" w:fill="F6F8FA"/>
           </w:tcPr>
           <w:p>
@@ -2845,7 +3151,7 @@
         </w:tc>
         <w:tc>
           <w:tcPr>
-            <w:tcW w:type="dxa" w:w="1474"/>
+            <w:tcW w:type="dxa" w:w="1191"/>
             <w:shd w:val="clear" w:color="auto" w:fill="F6F8FA"/>
           </w:tcPr>
           <w:p>
@@ -2863,11 +3169,32 @@
             </w:r>
           </w:p>
         </w:tc>
+        <w:tc>
+          <w:tcPr>
+            <w:tcW w:type="dxa" w:w="2211"/>
+            <w:shd w:val="clear" w:color="auto" w:fill="F6F8FA"/>
+          </w:tcPr>
+          <w:p>
+            <w:pPr>
+              <w:spacing w:after="0"/>
+              <w:jc w:val="right"/>
+            </w:pPr>
+            <w:r/>
+            <w:r>
+              <w:rPr>
+                <w:b w:val="0"/>
+                <w:color w:val="5F6B7A"/>
+                <w:sz w:val="17"/>
+              </w:rPr>
+              <w:t>▲ 1,0 % vs FY2025</w:t>
+            </w:r>
+          </w:p>
+        </w:tc>
       </w:tr>
       <w:tr>
         <w:tc>
           <w:tcPr>
-            <w:tcW w:type="dxa" w:w="3628"/>
+            <w:tcW w:type="dxa" w:w="2948"/>
           </w:tcPr>
           <w:p>
             <w:pPr>
@@ -2929,7 +3256,7 @@
         </w:tc>
         <w:tc>
           <w:tcPr>
-            <w:tcW w:type="dxa" w:w="1474"/>
+            <w:tcW w:type="dxa" w:w="1191"/>
           </w:tcPr>
           <w:p>
             <w:pPr>
@@ -2948,7 +3275,7 @@
         </w:tc>
         <w:tc>
           <w:tcPr>
-            <w:tcW w:type="dxa" w:w="1474"/>
+            <w:tcW w:type="dxa" w:w="1191"/>
           </w:tcPr>
           <w:p>
             <w:pPr>
@@ -2967,7 +3294,7 @@
         </w:tc>
         <w:tc>
           <w:tcPr>
-            <w:tcW w:type="dxa" w:w="1474"/>
+            <w:tcW w:type="dxa" w:w="1191"/>
           </w:tcPr>
           <w:p>
             <w:pPr>
@@ -2986,7 +3313,7 @@
         </w:tc>
         <w:tc>
           <w:tcPr>
-            <w:tcW w:type="dxa" w:w="1474"/>
+            <w:tcW w:type="dxa" w:w="1191"/>
           </w:tcPr>
           <w:p>
             <w:pPr>
@@ -3003,11 +3330,31 @@
             </w:r>
           </w:p>
         </w:tc>
+        <w:tc>
+          <w:tcPr>
+            <w:tcW w:type="dxa" w:w="2211"/>
+          </w:tcPr>
+          <w:p>
+            <w:pPr>
+              <w:spacing w:after="0"/>
+              <w:jc w:val="right"/>
+            </w:pPr>
+            <w:r/>
+            <w:r>
+              <w:rPr>
+                <w:b w:val="0"/>
+                <w:color w:val="5F6B7A"/>
+                <w:sz w:val="17"/>
+              </w:rPr>
+              <w:t>–</w:t>
+            </w:r>
+          </w:p>
+        </w:tc>
       </w:tr>
       <w:tr>
         <w:tc>
           <w:tcPr>
-            <w:tcW w:type="dxa" w:w="3628"/>
+            <w:tcW w:type="dxa" w:w="2948"/>
             <w:shd w:val="clear" w:color="auto" w:fill="F6F8FA"/>
           </w:tcPr>
           <w:p>
@@ -3053,7 +3400,7 @@
         </w:tc>
         <w:tc>
           <w:tcPr>
-            <w:tcW w:type="dxa" w:w="1474"/>
+            <w:tcW w:type="dxa" w:w="1191"/>
             <w:shd w:val="clear" w:color="auto" w:fill="F6F8FA"/>
           </w:tcPr>
           <w:p>
@@ -3073,7 +3420,7 @@
         </w:tc>
         <w:tc>
           <w:tcPr>
-            <w:tcW w:type="dxa" w:w="1474"/>
+            <w:tcW w:type="dxa" w:w="1191"/>
             <w:shd w:val="clear" w:color="auto" w:fill="F6F8FA"/>
           </w:tcPr>
           <w:p>
@@ -3093,7 +3440,7 @@
         </w:tc>
         <w:tc>
           <w:tcPr>
-            <w:tcW w:type="dxa" w:w="1474"/>
+            <w:tcW w:type="dxa" w:w="1191"/>
             <w:shd w:val="clear" w:color="auto" w:fill="F6F8FA"/>
           </w:tcPr>
           <w:p>
@@ -3113,7 +3460,7 @@
         </w:tc>
         <w:tc>
           <w:tcPr>
-            <w:tcW w:type="dxa" w:w="1474"/>
+            <w:tcW w:type="dxa" w:w="1191"/>
             <w:shd w:val="clear" w:color="auto" w:fill="F6F8FA"/>
           </w:tcPr>
           <w:p>
@@ -3131,8 +3478,39 @@
             </w:r>
           </w:p>
         </w:tc>
+        <w:tc>
+          <w:tcPr>
+            <w:tcW w:type="dxa" w:w="2211"/>
+            <w:shd w:val="clear" w:color="auto" w:fill="F6F8FA"/>
+          </w:tcPr>
+          <w:p>
+            <w:pPr>
+              <w:spacing w:after="0"/>
+              <w:jc w:val="right"/>
+            </w:pPr>
+            <w:r/>
+            <w:r>
+              <w:rPr>
+                <w:b w:val="0"/>
+                <w:color w:val="5F6B7A"/>
+                <w:sz w:val="17"/>
+              </w:rPr>
+              <w:t>• 0,0 % vs FY2025</w:t>
+            </w:r>
+          </w:p>
+        </w:tc>
       </w:tr>
     </w:tbl>
+    <w:p>
+      <w:r>
+        <w:rPr>
+          <w:i/>
+          <w:color w:val="5F6B7A"/>
+          <w:sz w:val="16"/>
+        </w:rPr>
+        <w:t>Spalvos: žalias pokytis – rodiklis gerėja, raudonas – blogėja. Paskutinio laikotarpio langelio fonas: žalias – geras lygis, geltonas – vidutinis, raudonas – silpnas (įrankio orientyrai, config/metric_rules.yaml).</w:t>
+      </w:r>
+    </w:p>
     <w:p>
       <w:r>
         <w:rPr>
@@ -3618,14 +3996,15 @@
         </w:tblBorders>
       </w:tblPr>
       <w:tblGrid>
-        <w:gridCol w:w="3324"/>
-        <w:gridCol w:w="3324"/>
-        <w:gridCol w:w="3324"/>
+        <w:gridCol w:w="2493"/>
+        <w:gridCol w:w="2493"/>
+        <w:gridCol w:w="2493"/>
+        <w:gridCol w:w="2493"/>
       </w:tblGrid>
       <w:tr>
         <w:tc>
           <w:tcPr>
-            <w:tcW w:type="dxa" w:w="3969"/>
+            <w:tcW w:type="dxa" w:w="2608"/>
             <w:shd w:val="clear" w:color="auto" w:fill="1F4E79"/>
           </w:tcPr>
           <w:p>
@@ -3642,7 +4021,7 @@
         </w:tc>
         <w:tc>
           <w:tcPr>
-            <w:tcW w:type="dxa" w:w="4082"/>
+            <w:tcW w:type="dxa" w:w="2608"/>
             <w:shd w:val="clear" w:color="auto" w:fill="1F4E79"/>
           </w:tcPr>
           <w:p>
@@ -3659,7 +4038,24 @@
         </w:tc>
         <w:tc>
           <w:tcPr>
-            <w:tcW w:type="dxa" w:w="1587"/>
+            <w:tcW w:type="dxa" w:w="3175"/>
+            <w:shd w:val="clear" w:color="auto" w:fill="1F4E79"/>
+          </w:tcPr>
+          <w:p>
+            <w:r/>
+            <w:r>
+              <w:rPr>
+                <w:b/>
+                <w:color w:val="FFFFFF"/>
+                <w:sz w:val="17"/>
+              </w:rPr>
+              <w:t>Kas pasikeitė ir kodėl</w:t>
+            </w:r>
+          </w:p>
+        </w:tc>
+        <w:tc>
+          <w:tcPr>
+            <w:tcW w:type="dxa" w:w="1361"/>
             <w:shd w:val="clear" w:color="auto" w:fill="1F4E79"/>
           </w:tcPr>
           <w:p>
@@ -3678,7 +4074,7 @@
       <w:tr>
         <w:tc>
           <w:tcPr>
-            <w:tcW w:type="dxa" w:w="3969"/>
+            <w:tcW w:type="dxa" w:w="2608"/>
           </w:tcPr>
           <w:p>
             <w:pPr>
@@ -3696,7 +4092,7 @@
         </w:tc>
         <w:tc>
           <w:tcPr>
-            <w:tcW w:type="dxa" w:w="4082"/>
+            <w:tcW w:type="dxa" w:w="2608"/>
           </w:tcPr>
           <w:p>
             <w:pPr>
@@ -3741,7 +4137,59 @@
         </w:tc>
         <w:tc>
           <w:tcPr>
-            <w:tcW w:type="dxa" w:w="1587"/>
+            <w:tcW w:type="dxa" w:w="3175"/>
+          </w:tcPr>
+          <w:p>
+            <w:pPr>
+              <w:spacing w:after="0"/>
+            </w:pPr>
+            <w:r/>
+            <w:r>
+              <w:rPr>
+                <w:b w:val="0"/>
+                <w:sz w:val="17"/>
+              </w:rPr>
+              <w:t>Pagal planą: per 6 mėn. pasiekta 51–56 % intervalo. Augo tinklai bei klientai ir sprendimai; žalioji gamyba mažėjo dėl silpnesnio vėjo ir mažesnės apsidraudimo kainos</w:t>
+            </w:r>
+            <w:hyperlink r:id="rId12">
+              <w:r>
+                <w:rPr>
+                  <w:color w:val="2A78D6"/>
+                  <w:vertAlign w:val="superscript"/>
+                  <w:sz w:val="14"/>
+                </w:rPr>
+                <w:t xml:space="preserve">3</w:t>
+              </w:r>
+            </w:hyperlink>
+            <w:r>
+              <w:rPr>
+                <w:color w:val="2A78D6"/>
+                <w:vertAlign w:val="superscript"/>
+              </w:rPr>
+              <w:t>,</w:t>
+            </w:r>
+            <w:hyperlink r:id="rId27">
+              <w:r>
+                <w:rPr>
+                  <w:color w:val="2A78D6"/>
+                  <w:vertAlign w:val="superscript"/>
+                  <w:sz w:val="14"/>
+                </w:rPr>
+                <w:t xml:space="preserve">18</w:t>
+              </w:r>
+            </w:hyperlink>
+            <w:r>
+              <w:rPr>
+                <w:b w:val="0"/>
+                <w:sz w:val="17"/>
+              </w:rPr>
+              <w:t>.</w:t>
+            </w:r>
+          </w:p>
+        </w:tc>
+        <w:tc>
+          <w:tcPr>
+            <w:tcW w:type="dxa" w:w="1361"/>
             <w:shd w:val="clear" w:color="auto" w:fill="EAF1F8"/>
           </w:tcPr>
           <w:p>
@@ -3762,7 +4210,7 @@
       <w:tr>
         <w:tc>
           <w:tcPr>
-            <w:tcW w:type="dxa" w:w="3969"/>
+            <w:tcW w:type="dxa" w:w="2608"/>
             <w:shd w:val="clear" w:color="auto" w:fill="F6F8FA"/>
           </w:tcPr>
           <w:p>
@@ -3781,7 +4229,7 @@
         </w:tc>
         <w:tc>
           <w:tcPr>
-            <w:tcW w:type="dxa" w:w="4082"/>
+            <w:tcW w:type="dxa" w:w="2608"/>
             <w:shd w:val="clear" w:color="auto" w:fill="F6F8FA"/>
           </w:tcPr>
           <w:p>
@@ -3827,7 +4275,43 @@
         </w:tc>
         <w:tc>
           <w:tcPr>
-            <w:tcW w:type="dxa" w:w="1587"/>
+            <w:tcW w:type="dxa" w:w="3175"/>
+            <w:shd w:val="clear" w:color="auto" w:fill="F6F8FA"/>
+          </w:tcPr>
+          <w:p>
+            <w:pPr>
+              <w:spacing w:after="0"/>
+            </w:pPr>
+            <w:r/>
+            <w:r>
+              <w:rPr>
+                <w:b w:val="0"/>
+                <w:sz w:val="17"/>
+              </w:rPr>
+              <w:t>Pagal planą: 6 mėn. investicijos 306,1 mln. EUR (−10,8 % per metus); 68 % – į tinklus</w:t>
+            </w:r>
+            <w:hyperlink r:id="rId26">
+              <w:r>
+                <w:rPr>
+                  <w:color w:val="2A78D6"/>
+                  <w:vertAlign w:val="superscript"/>
+                  <w:sz w:val="14"/>
+                </w:rPr>
+                <w:t xml:space="preserve">23</w:t>
+              </w:r>
+            </w:hyperlink>
+            <w:r>
+              <w:rPr>
+                <w:b w:val="0"/>
+                <w:sz w:val="17"/>
+              </w:rPr>
+              <w:t>.</w:t>
+            </w:r>
+          </w:p>
+        </w:tc>
+        <w:tc>
+          <w:tcPr>
+            <w:tcW w:type="dxa" w:w="1361"/>
             <w:shd w:val="clear" w:color="auto" w:fill="EAF1F8"/>
           </w:tcPr>
           <w:p>
@@ -3848,7 +4332,7 @@
       <w:tr>
         <w:tc>
           <w:tcPr>
-            <w:tcW w:type="dxa" w:w="3969"/>
+            <w:tcW w:type="dxa" w:w="2608"/>
           </w:tcPr>
           <w:p>
             <w:pPr>
@@ -3866,7 +4350,7 @@
         </w:tc>
         <w:tc>
           <w:tcPr>
-            <w:tcW w:type="dxa" w:w="4082"/>
+            <w:tcW w:type="dxa" w:w="2608"/>
           </w:tcPr>
           <w:p>
             <w:pPr>
@@ -3911,7 +4395,42 @@
         </w:tc>
         <w:tc>
           <w:tcPr>
-            <w:tcW w:type="dxa" w:w="1587"/>
+            <w:tcW w:type="dxa" w:w="3175"/>
+          </w:tcPr>
+          <w:p>
+            <w:pPr>
+              <w:spacing w:after="0"/>
+            </w:pPr>
+            <w:r/>
+            <w:r>
+              <w:rPr>
+                <w:b w:val="0"/>
+                <w:sz w:val="17"/>
+              </w:rPr>
+              <w:t>Pakeista: naujas 2026–2029 m. planas sumažina investicijas iki 2,5–3,0 mlrd. EUR, o EBITDA tikslą 2029 m. pakelia iki 640–700 mln. EUR. Priežastis peržiūrėtuose šaltiniuose nenurodyta</w:t>
+            </w:r>
+            <w:hyperlink r:id="rId15">
+              <w:r>
+                <w:rPr>
+                  <w:color w:val="2A78D6"/>
+                  <w:vertAlign w:val="superscript"/>
+                  <w:sz w:val="14"/>
+                </w:rPr>
+                <w:t xml:space="preserve">6</w:t>
+              </w:r>
+            </w:hyperlink>
+            <w:r>
+              <w:rPr>
+                <w:b w:val="0"/>
+                <w:sz w:val="17"/>
+              </w:rPr>
+              <w:t>.</w:t>
+            </w:r>
+          </w:p>
+        </w:tc>
+        <w:tc>
+          <w:tcPr>
+            <w:tcW w:type="dxa" w:w="1361"/>
             <w:shd w:val="clear" w:color="auto" w:fill="FDF1D8"/>
           </w:tcPr>
           <w:p>
@@ -3932,7 +4451,7 @@
       <w:tr>
         <w:tc>
           <w:tcPr>
-            <w:tcW w:type="dxa" w:w="3969"/>
+            <w:tcW w:type="dxa" w:w="2608"/>
             <w:shd w:val="clear" w:color="auto" w:fill="F6F8FA"/>
           </w:tcPr>
           <w:p>
@@ -3951,7 +4470,7 @@
         </w:tc>
         <w:tc>
           <w:tcPr>
-            <w:tcW w:type="dxa" w:w="4082"/>
+            <w:tcW w:type="dxa" w:w="2608"/>
             <w:shd w:val="clear" w:color="auto" w:fill="F6F8FA"/>
           </w:tcPr>
           <w:p>
@@ -3997,7 +4516,43 @@
         </w:tc>
         <w:tc>
           <w:tcPr>
-            <w:tcW w:type="dxa" w:w="1587"/>
+            <w:tcW w:type="dxa" w:w="3175"/>
+            <w:shd w:val="clear" w:color="auto" w:fill="F6F8FA"/>
+          </w:tcPr>
+          <w:p>
+            <w:pPr>
+              <w:spacing w:after="0"/>
+            </w:pPr>
+            <w:r/>
+            <w:r>
+              <w:rPr>
+                <w:b w:val="0"/>
+                <w:sz w:val="17"/>
+              </w:rPr>
+              <w:t>Gerėja, bet dar žemiau tikslo: 21,0 % → 22,2 %, nes FFO augo 11,3 %, o grynoji skola beveik nesikeitė (+0,7 %)</w:t>
+            </w:r>
+            <w:hyperlink r:id="rId14">
+              <w:r>
+                <w:rPr>
+                  <w:color w:val="2A78D6"/>
+                  <w:vertAlign w:val="superscript"/>
+                  <w:sz w:val="14"/>
+                </w:rPr>
+                <w:t xml:space="preserve">25</w:t>
+              </w:r>
+            </w:hyperlink>
+            <w:r>
+              <w:rPr>
+                <w:b w:val="0"/>
+                <w:sz w:val="17"/>
+              </w:rPr>
+              <w:t>.</w:t>
+            </w:r>
+          </w:p>
+        </w:tc>
+        <w:tc>
+          <w:tcPr>
+            <w:tcW w:type="dxa" w:w="1361"/>
             <w:shd w:val="clear" w:color="auto" w:fill="FDE7E5"/>
           </w:tcPr>
           <w:p>
@@ -4018,7 +4573,7 @@
       <w:tr>
         <w:tc>
           <w:tcPr>
-            <w:tcW w:type="dxa" w:w="3969"/>
+            <w:tcW w:type="dxa" w:w="2608"/>
           </w:tcPr>
           <w:p>
             <w:pPr>
@@ -4036,7 +4591,7 @@
         </w:tc>
         <w:tc>
           <w:tcPr>
-            <w:tcW w:type="dxa" w:w="4082"/>
+            <w:tcW w:type="dxa" w:w="2608"/>
           </w:tcPr>
           <w:p>
             <w:pPr>
@@ -4098,7 +4653,59 @@
         </w:tc>
         <w:tc>
           <w:tcPr>
-            <w:tcW w:type="dxa" w:w="1587"/>
+            <w:tcW w:type="dxa" w:w="3175"/>
+          </w:tcPr>
+          <w:p>
+            <w:pPr>
+              <w:spacing w:after="0"/>
+            </w:pPr>
+            <w:r/>
+            <w:r>
+              <w:rPr>
+                <w:b w:val="0"/>
+                <w:sz w:val="17"/>
+              </w:rPr>
+              <w:t>Įvykdyta: svertas 3,49x – intervalo viduryje; grynoji skola +0,7 % nuo 2025 m. pabaigos; reitingai stabilūs</w:t>
+            </w:r>
+            <w:hyperlink r:id="rId14">
+              <w:r>
+                <w:rPr>
+                  <w:color w:val="2A78D6"/>
+                  <w:vertAlign w:val="superscript"/>
+                  <w:sz w:val="14"/>
+                </w:rPr>
+                <w:t xml:space="preserve">5</w:t>
+              </w:r>
+            </w:hyperlink>
+            <w:r>
+              <w:rPr>
+                <w:color w:val="2A78D6"/>
+                <w:vertAlign w:val="superscript"/>
+              </w:rPr>
+              <w:t>,</w:t>
+            </w:r>
+            <w:hyperlink r:id="rId10">
+              <w:r>
+                <w:rPr>
+                  <w:color w:val="2A78D6"/>
+                  <w:vertAlign w:val="superscript"/>
+                  <w:sz w:val="14"/>
+                </w:rPr>
+                <w:t xml:space="preserve">1</w:t>
+              </w:r>
+            </w:hyperlink>
+            <w:r>
+              <w:rPr>
+                <w:b w:val="0"/>
+                <w:sz w:val="17"/>
+              </w:rPr>
+              <w:t>.</w:t>
+            </w:r>
+          </w:p>
+        </w:tc>
+        <w:tc>
+          <w:tcPr>
+            <w:tcW w:type="dxa" w:w="1361"/>
             <w:shd w:val="clear" w:color="auto" w:fill="E3F3E8"/>
           </w:tcPr>
           <w:p>
@@ -4119,7 +4726,7 @@
       <w:tr>
         <w:tc>
           <w:tcPr>
-            <w:tcW w:type="dxa" w:w="3969"/>
+            <w:tcW w:type="dxa" w:w="2608"/>
             <w:shd w:val="clear" w:color="auto" w:fill="F6F8FA"/>
           </w:tcPr>
           <w:p>
@@ -4138,7 +4745,7 @@
         </w:tc>
         <w:tc>
           <w:tcPr>
-            <w:tcW w:type="dxa" w:w="4082"/>
+            <w:tcW w:type="dxa" w:w="2608"/>
             <w:shd w:val="clear" w:color="auto" w:fill="F6F8FA"/>
           </w:tcPr>
           <w:p>
@@ -4201,7 +4808,60 @@
         </w:tc>
         <w:tc>
           <w:tcPr>
-            <w:tcW w:type="dxa" w:w="1587"/>
+            <w:tcW w:type="dxa" w:w="3175"/>
+            <w:shd w:val="clear" w:color="auto" w:fill="F6F8FA"/>
+          </w:tcPr>
+          <w:p>
+            <w:pPr>
+              <w:spacing w:after="0"/>
+            </w:pPr>
+            <w:r/>
+            <w:r>
+              <w:rPr>
+                <w:b w:val="0"/>
+                <w:sz w:val="17"/>
+              </w:rPr>
+              <w:t>Įvykdyta: +3,0 % už 2025 m. ir +3,1 % už 2026 m. I pusm., nors koreguotas pelnas sumažėjo 20,8 %, o laisvieji pinigų srautai (5,3 mln. EUR) dividendų nepadengia</w:t>
+            </w:r>
+            <w:hyperlink r:id="rId22">
+              <w:r>
+                <w:rPr>
+                  <w:color w:val="2A78D6"/>
+                  <w:vertAlign w:val="superscript"/>
+                  <w:sz w:val="14"/>
+                </w:rPr>
+                <w:t xml:space="preserve">13</w:t>
+              </w:r>
+            </w:hyperlink>
+            <w:r>
+              <w:rPr>
+                <w:color w:val="2A78D6"/>
+                <w:vertAlign w:val="superscript"/>
+              </w:rPr>
+              <w:t>,</w:t>
+            </w:r>
+            <w:hyperlink r:id="rId13">
+              <w:r>
+                <w:rPr>
+                  <w:color w:val="2A78D6"/>
+                  <w:vertAlign w:val="superscript"/>
+                  <w:sz w:val="14"/>
+                </w:rPr>
+                <w:t xml:space="preserve">4</w:t>
+              </w:r>
+            </w:hyperlink>
+            <w:r>
+              <w:rPr>
+                <w:b w:val="0"/>
+                <w:sz w:val="17"/>
+              </w:rPr>
+              <w:t>.</w:t>
+            </w:r>
+          </w:p>
+        </w:tc>
+        <w:tc>
+          <w:tcPr>
+            <w:tcW w:type="dxa" w:w="1361"/>
             <w:shd w:val="clear" w:color="auto" w:fill="E3F3E8"/>
           </w:tcPr>
           <w:p>
@@ -4222,7 +4882,7 @@
       <w:tr>
         <w:tc>
           <w:tcPr>
-            <w:tcW w:type="dxa" w:w="3969"/>
+            <w:tcW w:type="dxa" w:w="2608"/>
           </w:tcPr>
           <w:p>
             <w:pPr>
@@ -4240,7 +4900,7 @@
         </w:tc>
         <w:tc>
           <w:tcPr>
-            <w:tcW w:type="dxa" w:w="4082"/>
+            <w:tcW w:type="dxa" w:w="2608"/>
           </w:tcPr>
           <w:p>
             <w:pPr>
@@ -4278,14 +4938,49 @@
                   <w:vertAlign w:val="superscript"/>
                   <w:sz w:val="14"/>
                 </w:rPr>
-                <w:t xml:space="preserve">25</w:t>
+                <w:t xml:space="preserve">26</w:t>
               </w:r>
             </w:hyperlink>
           </w:p>
         </w:tc>
         <w:tc>
           <w:tcPr>
-            <w:tcW w:type="dxa" w:w="1587"/>
+            <w:tcW w:type="dxa" w:w="3175"/>
+          </w:tcPr>
+          <w:p>
+            <w:pPr>
+              <w:spacing w:after="0"/>
+            </w:pPr>
+            <w:r/>
+            <w:r>
+              <w:rPr>
+                <w:b w:val="0"/>
+                <w:sz w:val="17"/>
+              </w:rPr>
+              <w:t>Vykdoma: 2,1 GW įrengta + 0,7 GW statoma = 2,8 GW, t. y. tikslo apatinė riba (apskaičiuota įrankio)</w:t>
+            </w:r>
+            <w:hyperlink r:id="rId31">
+              <w:r>
+                <w:rPr>
+                  <w:color w:val="2A78D6"/>
+                  <w:vertAlign w:val="superscript"/>
+                  <w:sz w:val="14"/>
+                </w:rPr>
+                <w:t xml:space="preserve">26</w:t>
+              </w:r>
+            </w:hyperlink>
+            <w:r>
+              <w:rPr>
+                <w:b w:val="0"/>
+                <w:sz w:val="17"/>
+              </w:rPr>
+              <w:t>.</w:t>
+            </w:r>
+          </w:p>
+        </w:tc>
+        <w:tc>
+          <w:tcPr>
+            <w:tcW w:type="dxa" w:w="1361"/>
             <w:shd w:val="clear" w:color="auto" w:fill="EAF1F8"/>
           </w:tcPr>
           <w:p>
@@ -4378,7 +5073,7 @@
             <w:vertAlign w:val="superscript"/>
             <w:sz w:val="17"/>
           </w:rPr>
-          <w:t xml:space="preserve">26</w:t>
+          <w:t xml:space="preserve">27</w:t>
         </w:r>
       </w:hyperlink>
       <w:r>
@@ -4569,15 +5264,14 @@
     </w:p>
     <w:p>
       <w:pPr>
-        <w:ind w:left="397"/>
+        <w:spacing w:after="0"/>
+        <w:ind w:left="510" w:hanging="198"/>
       </w:pPr>
       <w:r>
         <w:rPr>
-          <w:b/>
-          <w:color w:val="333333"/>
           <w:sz w:val="19"/>
         </w:rPr>
-        <w:t xml:space="preserve">Įrodymas: </w:t>
+        <w:t xml:space="preserve">•  </w:t>
       </w:r>
       <w:r>
         <w:rPr>
@@ -4585,7 +5279,27 @@
           <w:color w:val="333333"/>
           <w:sz w:val="19"/>
         </w:rPr>
-        <w:t>Ginklų, tabako ir lošimų veiklos nėra. Anglies generacijos nėra, naftos ir dujų žvalgybos nėra</w:t>
+        <w:t>Ginklų, tabako ir lošimų veiklos nėra.</w:t>
+      </w:r>
+    </w:p>
+    <w:p>
+      <w:pPr>
+        <w:spacing w:after="0"/>
+        <w:ind w:left="510" w:hanging="198"/>
+      </w:pPr>
+      <w:r>
+        <w:rPr>
+          <w:sz w:val="19"/>
+        </w:rPr>
+        <w:t xml:space="preserve">•  </w:t>
+      </w:r>
+      <w:r>
+        <w:rPr>
+          <w:b w:val="0"/>
+          <w:color w:val="333333"/>
+          <w:sz w:val="19"/>
+        </w:rPr>
+        <w:t>Anglies generacijos nėra, naftos ir dujų žvalgybos nėra</w:t>
       </w:r>
       <w:hyperlink r:id="rId24">
         <w:r>
@@ -4603,7 +5317,27 @@
           <w:color w:val="333333"/>
           <w:sz w:val="19"/>
         </w:rPr>
-        <w:t>. Turi dujomis kūrenamą Elektrėnų kompleksą (rezervinė galia) ir tiekia dujas klientams – SEB iškastinio kuro politika tokios veiklos nedraudžia (ribojama anglis &gt;5 % pajamų ir nauja žvalgyba).</w:t>
+        <w:t>.</w:t>
+      </w:r>
+    </w:p>
+    <w:p>
+      <w:pPr>
+        <w:spacing w:after="120"/>
+        <w:ind w:left="510" w:hanging="198"/>
+      </w:pPr>
+      <w:r>
+        <w:rPr>
+          <w:sz w:val="19"/>
+        </w:rPr>
+        <w:t xml:space="preserve">•  </w:t>
+      </w:r>
+      <w:r>
+        <w:rPr>
+          <w:b w:val="0"/>
+          <w:color w:val="333333"/>
+          <w:sz w:val="19"/>
+        </w:rPr>
+        <w:t>Turi dujomis kūrenamą Elektrėnų kompleksą (rezervinė galia) ir tiekia dujas klientams – SEB iškastinio kuro politika tokios veiklos nedraudžia (ribojama anglis &gt;5 % pajamų ir nauja žvalgyba).</w:t>
       </w:r>
     </w:p>
     <w:p>
@@ -4622,15 +5356,14 @@
     </w:p>
     <w:p>
       <w:pPr>
-        <w:ind w:left="397"/>
+        <w:spacing w:after="0"/>
+        <w:ind w:left="510" w:hanging="198"/>
       </w:pPr>
       <w:r>
         <w:rPr>
-          <w:b/>
-          <w:color w:val="333333"/>
           <w:sz w:val="19"/>
         </w:rPr>
-        <w:t xml:space="preserve">Įrodymas: </w:t>
+        <w:t xml:space="preserve">•  </w:t>
       </w:r>
       <w:r>
         <w:rPr>
@@ -4638,7 +5371,27 @@
           <w:color w:val="333333"/>
           <w:sz w:val="19"/>
         </w:rPr>
-        <w:t>Raudonų signalų (UNGC, OECD pažeidimų) viešuose šaltiniuose ir naujienų paieškoje nerasta (2026-10-22). Ignitis skelbia, kad laikosi UN Global Compact principų</w:t>
+        <w:t>Raudonų signalų (UNGC, OECD pažeidimų) viešuose šaltiniuose ir naujienų paieškoje nerasta (2026-10-22).</w:t>
+      </w:r>
+    </w:p>
+    <w:p>
+      <w:pPr>
+        <w:spacing w:after="120"/>
+        <w:ind w:left="510" w:hanging="198"/>
+      </w:pPr>
+      <w:r>
+        <w:rPr>
+          <w:sz w:val="19"/>
+        </w:rPr>
+        <w:t xml:space="preserve">•  </w:t>
+      </w:r>
+      <w:r>
+        <w:rPr>
+          <w:b w:val="0"/>
+          <w:color w:val="333333"/>
+          <w:sz w:val="19"/>
+        </w:rPr>
+        <w:t>Ignitis skelbia, kad laikosi UN Global Compact principų</w:t>
       </w:r>
       <w:hyperlink r:id="rId24">
         <w:r>
@@ -4675,23 +5428,28 @@
     </w:p>
     <w:p>
       <w:pPr>
+        <w:spacing w:after="0"/>
         <w:ind w:left="397"/>
       </w:pPr>
       <w:r>
         <w:rPr>
           <w:b/>
-          <w:color w:val="333333"/>
+          <w:color w:val="B42318"/>
           <w:sz w:val="19"/>
         </w:rPr>
-        <w:t xml:space="preserve">Įrodymas: </w:t>
+        <w:t>Reikia peržiūrėti</w:t>
       </w:r>
+    </w:p>
+    <w:p>
+      <w:pPr>
+        <w:spacing w:after="120"/>
+        <w:ind w:left="510" w:hanging="198"/>
+      </w:pPr>
       <w:r>
         <w:rPr>
-          <w:b/>
-          <w:color w:val="333333"/>
           <w:sz w:val="19"/>
         </w:rPr>
-        <w:t xml:space="preserve">Reikia peržiūrėti. </w:t>
+        <w:t xml:space="preserve">•  </w:t>
       </w:r>
       <w:r>
         <w:rPr>
@@ -4718,23 +5476,28 @@
     </w:p>
     <w:p>
       <w:pPr>
+        <w:spacing w:after="0"/>
         <w:ind w:left="397"/>
       </w:pPr>
       <w:r>
         <w:rPr>
           <w:b/>
-          <w:color w:val="333333"/>
+          <w:color w:val="B42318"/>
           <w:sz w:val="19"/>
         </w:rPr>
-        <w:t xml:space="preserve">Įrodymas: </w:t>
+        <w:t>Reikia peržiūrėti</w:t>
       </w:r>
+    </w:p>
+    <w:p>
+      <w:pPr>
+        <w:spacing w:after="0"/>
+        <w:ind w:left="510" w:hanging="198"/>
+      </w:pPr>
       <w:r>
         <w:rPr>
-          <w:b/>
-          <w:color w:val="333333"/>
           <w:sz w:val="19"/>
         </w:rPr>
-        <w:t xml:space="preserve">Reikia peržiūrėti. </w:t>
+        <w:t xml:space="preserve">•  </w:t>
       </w:r>
       <w:r>
         <w:rPr>
@@ -4742,7 +5505,27 @@
           <w:color w:val="333333"/>
           <w:sz w:val="19"/>
         </w:rPr>
-        <w:t>Automatinė naujienų paieška (LT, LV, EE, EN; 30 d.) neigiamų antraščių nerado. Analitikas patvirtina ir prideda ekrano nuotrauką.</w:t>
+        <w:t>Automatinė naujienų paieška (LT, LV, EE, EN; 30 d.) neigiamų antraščių nerado.</w:t>
+      </w:r>
+    </w:p>
+    <w:p>
+      <w:pPr>
+        <w:spacing w:after="120"/>
+        <w:ind w:left="510" w:hanging="198"/>
+      </w:pPr>
+      <w:r>
+        <w:rPr>
+          <w:sz w:val="19"/>
+        </w:rPr>
+        <w:t xml:space="preserve">•  </w:t>
+      </w:r>
+      <w:r>
+        <w:rPr>
+          <w:b w:val="0"/>
+          <w:color w:val="333333"/>
+          <w:sz w:val="19"/>
+        </w:rPr>
+        <w:t>Analitikas patvirtina ir prideda ekrano nuotrauką.</w:t>
       </w:r>
     </w:p>
     <w:p>
@@ -4793,15 +5576,14 @@
     </w:p>
     <w:p>
       <w:pPr>
-        <w:ind w:left="397"/>
+        <w:spacing w:after="0"/>
+        <w:ind w:left="510" w:hanging="198"/>
       </w:pPr>
       <w:r>
         <w:rPr>
-          <w:b/>
-          <w:color w:val="333333"/>
           <w:sz w:val="19"/>
         </w:rPr>
-        <w:t xml:space="preserve">Įrodymas: </w:t>
+        <w:t xml:space="preserve">•  </w:t>
       </w:r>
       <w:r>
         <w:rPr>
@@ -4821,13 +5603,25 @@
           <w:t xml:space="preserve">9</w:t>
         </w:r>
       </w:hyperlink>
+    </w:p>
+    <w:p>
+      <w:pPr>
+        <w:spacing w:after="120"/>
+        <w:ind w:left="510" w:hanging="198"/>
+      </w:pPr>
+      <w:r>
+        <w:rPr>
+          <w:sz w:val="19"/>
+        </w:rPr>
+        <w:t xml:space="preserve">•  </w:t>
+      </w:r>
       <w:r>
         <w:rPr>
           <w:b w:val="0"/>
           <w:color w:val="333333"/>
           <w:sz w:val="19"/>
         </w:rPr>
-        <w:t>; žaliosios obligacijos ir nauja ES žaliųjų obligacijų standarto (EuGB) obligacija</w:t>
+        <w:t>Žaliosios obligacijos ir nauja ES žaliųjų obligacijų standarto (EuGB) obligacija</w:t>
       </w:r>
       <w:hyperlink r:id="rId17">
         <w:r>
@@ -4864,15 +5658,14 @@
     </w:p>
     <w:p>
       <w:pPr>
-        <w:ind w:left="397"/>
+        <w:spacing w:after="0"/>
+        <w:ind w:left="510" w:hanging="198"/>
       </w:pPr>
       <w:r>
         <w:rPr>
-          <w:b/>
-          <w:color w:val="333333"/>
           <w:sz w:val="19"/>
         </w:rPr>
-        <w:t xml:space="preserve">Įrodymas: </w:t>
+        <w:t xml:space="preserve">•  </w:t>
       </w:r>
       <w:r>
         <w:rPr>
@@ -4898,7 +5691,47 @@
           <w:color w:val="333333"/>
           <w:sz w:val="19"/>
         </w:rPr>
-        <w:t>. SBTi patvirtino tikslus pagal 1,5 °C trajektoriją; nulinė emisija iki 2050 m. ar anksčiau</w:t>
+        <w:t>.</w:t>
+      </w:r>
+    </w:p>
+    <w:p>
+      <w:pPr>
+        <w:spacing w:after="0"/>
+        <w:ind w:left="510" w:hanging="198"/>
+      </w:pPr>
+      <w:r>
+        <w:rPr>
+          <w:sz w:val="19"/>
+        </w:rPr>
+        <w:t xml:space="preserve">•  </w:t>
+      </w:r>
+      <w:r>
+        <w:rPr>
+          <w:b w:val="0"/>
+          <w:color w:val="333333"/>
+          <w:sz w:val="19"/>
+        </w:rPr>
+        <w:t>SBTi patvirtino tikslus pagal 1,5 °C trajektoriją</w:t>
+      </w:r>
+    </w:p>
+    <w:p>
+      <w:pPr>
+        <w:spacing w:after="120"/>
+        <w:ind w:left="510" w:hanging="198"/>
+      </w:pPr>
+      <w:r>
+        <w:rPr>
+          <w:sz w:val="19"/>
+        </w:rPr>
+        <w:t xml:space="preserve">•  </w:t>
+      </w:r>
+      <w:r>
+        <w:rPr>
+          <w:b w:val="0"/>
+          <w:color w:val="333333"/>
+          <w:sz w:val="19"/>
+        </w:rPr>
+        <w:t>Nulinė emisija iki 2050 m. ar anksčiau</w:t>
       </w:r>
       <w:hyperlink r:id="rId32">
         <w:r>
@@ -4907,7 +5740,7 @@
             <w:vertAlign w:val="superscript"/>
             <w:sz w:val="16"/>
           </w:rPr>
-          <w:t xml:space="preserve">27</w:t>
+          <w:t xml:space="preserve">28</w:t>
         </w:r>
       </w:hyperlink>
       <w:r>
@@ -4935,23 +5768,28 @@
     </w:p>
     <w:p>
       <w:pPr>
+        <w:spacing w:after="0"/>
         <w:ind w:left="397"/>
       </w:pPr>
       <w:r>
         <w:rPr>
           <w:b/>
-          <w:color w:val="333333"/>
+          <w:color w:val="B42318"/>
           <w:sz w:val="19"/>
         </w:rPr>
-        <w:t xml:space="preserve">Įrodymas: </w:t>
+        <w:t>Reikia peržiūrėti</w:t>
       </w:r>
+    </w:p>
+    <w:p>
+      <w:pPr>
+        <w:spacing w:after="0"/>
+        <w:ind w:left="510" w:hanging="198"/>
+      </w:pPr>
       <w:r>
         <w:rPr>
-          <w:b/>
-          <w:color w:val="333333"/>
           <w:sz w:val="19"/>
         </w:rPr>
-        <w:t xml:space="preserve">Reikia peržiūrėti. </w:t>
+        <w:t xml:space="preserve">•  </w:t>
       </w:r>
       <w:r>
         <w:rPr>
@@ -4977,7 +5815,27 @@
           <w:color w:val="333333"/>
           <w:sz w:val="19"/>
         </w:rPr>
-        <w:t>. 1 apimties emisijos 2025 m. išaugo 54,7 % dėl didesnės dujų generacijos</w:t>
+        <w:t>.</w:t>
+      </w:r>
+    </w:p>
+    <w:p>
+      <w:pPr>
+        <w:spacing w:after="120"/>
+        <w:ind w:left="510" w:hanging="198"/>
+      </w:pPr>
+      <w:r>
+        <w:rPr>
+          <w:sz w:val="19"/>
+        </w:rPr>
+        <w:t xml:space="preserve">•  </w:t>
+      </w:r>
+      <w:r>
+        <w:rPr>
+          <w:b w:val="0"/>
+          <w:color w:val="333333"/>
+          <w:sz w:val="19"/>
+        </w:rPr>
+        <w:t>1 apimties emisijos 2025 m. išaugo 54,7 % dėl didesnės dujų generacijos</w:t>
       </w:r>
       <w:hyperlink r:id="rId24">
         <w:r>
@@ -5014,6 +5872,7 @@
     </w:p>
     <w:p>
       <w:pPr>
+        <w:spacing w:after="0"/>
         <w:ind w:left="397"/>
       </w:pPr>
       <w:r>
@@ -5022,15 +5881,19 @@
           <w:color w:val="333333"/>
           <w:sz w:val="19"/>
         </w:rPr>
-        <w:t xml:space="preserve">Įrodymas: </w:t>
+        <w:t>Taikoma</w:t>
       </w:r>
+    </w:p>
+    <w:p>
+      <w:pPr>
+        <w:spacing w:after="0"/>
+        <w:ind w:left="737" w:hanging="198"/>
+      </w:pPr>
       <w:r>
         <w:rPr>
-          <w:b/>
-          <w:color w:val="333333"/>
           <w:sz w:val="19"/>
         </w:rPr>
-        <w:t>Taikoma:</w:t>
+        <w:t xml:space="preserve">•  </w:t>
       </w:r>
       <w:r>
         <w:rPr>
@@ -5038,7 +5901,7 @@
           <w:color w:val="333333"/>
           <w:sz w:val="19"/>
         </w:rPr>
-        <w:t xml:space="preserve"> SEB investicijų politika</w:t>
+        <w:t>SEB investicijų politika</w:t>
       </w:r>
       <w:hyperlink r:id="rId33">
         <w:r>
@@ -5047,7 +5910,7 @@
             <w:vertAlign w:val="superscript"/>
             <w:sz w:val="16"/>
           </w:rPr>
-          <w:t xml:space="preserve">28</w:t>
+          <w:t xml:space="preserve">29</w:t>
         </w:r>
       </w:hyperlink>
       <w:r>
@@ -5065,7 +5928,7 @@
             <w:vertAlign w:val="superscript"/>
             <w:sz w:val="16"/>
           </w:rPr>
-          <w:t xml:space="preserve">29</w:t>
+          <w:t xml:space="preserve">30</w:t>
         </w:r>
       </w:hyperlink>
       <w:r>
@@ -5074,7 +5937,27 @@
           <w:color w:val="333333"/>
           <w:sz w:val="19"/>
         </w:rPr>
-        <w:t>, ir iškastinio kuro politika dėl dujų skirstymo, dujų tiekimo ir Elektrėnų rezervinių elektrinių. Dujų pajamų dalis nerasta</w:t>
+        <w:t>, ir iškastinio kuro politika dėl dujų skirstymo, dujų tiekimo ir Elektrėnų rezervinių elektrinių.</w:t>
+      </w:r>
+    </w:p>
+    <w:p>
+      <w:pPr>
+        <w:spacing w:after="0"/>
+        <w:ind w:left="737" w:hanging="198"/>
+      </w:pPr>
+      <w:r>
+        <w:rPr>
+          <w:sz w:val="19"/>
+        </w:rPr>
+        <w:t xml:space="preserve">•  </w:t>
+      </w:r>
+      <w:r>
+        <w:rPr>
+          <w:b w:val="0"/>
+          <w:color w:val="333333"/>
+          <w:sz w:val="19"/>
+        </w:rPr>
+        <w:t>Dujų pajamų dalis nerasta</w:t>
       </w:r>
       <w:hyperlink r:id="rId35">
         <w:r>
@@ -5083,7 +5966,7 @@
             <w:vertAlign w:val="superscript"/>
             <w:sz w:val="16"/>
           </w:rPr>
-          <w:t xml:space="preserve">30</w:t>
+          <w:t xml:space="preserve">31</w:t>
         </w:r>
       </w:hyperlink>
       <w:r>
@@ -5100,40 +5983,6 @@
             <w:vertAlign w:val="superscript"/>
             <w:sz w:val="16"/>
           </w:rPr>
-          <w:t xml:space="preserve">31</w:t>
-        </w:r>
-      </w:hyperlink>
-      <w:r>
-        <w:rPr>
-          <w:b w:val="0"/>
-          <w:color w:val="333333"/>
-          <w:sz w:val="19"/>
-        </w:rPr>
-        <w:t xml:space="preserve">. </w:t>
-      </w:r>
-      <w:r>
-        <w:rPr>
-          <w:b/>
-          <w:color w:val="333333"/>
-          <w:sz w:val="19"/>
-        </w:rPr>
-        <w:t>Reikalavimai įvykdyti:</w:t>
-      </w:r>
-      <w:r>
-        <w:rPr>
-          <w:b w:val="0"/>
-          <w:color w:val="333333"/>
-          <w:sz w:val="19"/>
-        </w:rPr>
-        <w:t xml:space="preserve"> atskleistos 1–3 apimties emisijos (4,49 mln. t CO2e 2025 m.) ir SBTi patvirtinti 1,5 °C tikslai</w:t>
-      </w:r>
-      <w:hyperlink r:id="rId37">
-        <w:r>
-          <w:rPr>
-            <w:color w:val="2A78D6"/>
-            <w:vertAlign w:val="superscript"/>
-            <w:sz w:val="16"/>
-          </w:rPr>
           <w:t xml:space="preserve">32</w:t>
         </w:r>
       </w:hyperlink>
@@ -5143,9 +5992,43 @@
           <w:color w:val="333333"/>
           <w:sz w:val="19"/>
         </w:rPr>
-        <w:t>; ISO 14001 aplinkosaugos vadyba ESO, „Ignitis gamyboje“, „Ignitis“ bei Vilniaus ir Kauno kogeneracinėse jėgainėse</w:t>
+        <w:t>.</w:t>
       </w:r>
-      <w:hyperlink r:id="rId38">
+    </w:p>
+    <w:p>
+      <w:pPr>
+        <w:spacing w:after="0"/>
+        <w:ind w:left="397"/>
+      </w:pPr>
+      <w:r>
+        <w:rPr>
+          <w:b/>
+          <w:color w:val="333333"/>
+          <w:sz w:val="19"/>
+        </w:rPr>
+        <w:t>Reikalavimai įvykdyti</w:t>
+      </w:r>
+    </w:p>
+    <w:p>
+      <w:pPr>
+        <w:spacing w:after="0"/>
+        <w:ind w:left="737" w:hanging="198"/>
+      </w:pPr>
+      <w:r>
+        <w:rPr>
+          <w:sz w:val="19"/>
+        </w:rPr>
+        <w:t xml:space="preserve">•  </w:t>
+      </w:r>
+      <w:r>
+        <w:rPr>
+          <w:b w:val="0"/>
+          <w:color w:val="333333"/>
+          <w:sz w:val="19"/>
+        </w:rPr>
+        <w:t>Atskleistos 1–3 apimties emisijos (4,49 mln. t CO2e 2025 m.) ir SBTi patvirtinti 1,5 °C tikslai</w:t>
+      </w:r>
+      <w:hyperlink r:id="rId37">
         <w:r>
           <w:rPr>
             <w:color w:val="2A78D6"/>
@@ -5155,13 +6038,63 @@
           <w:t xml:space="preserve">33</w:t>
         </w:r>
       </w:hyperlink>
+    </w:p>
+    <w:p>
+      <w:pPr>
+        <w:spacing w:after="0"/>
+        <w:ind w:left="737" w:hanging="198"/>
+      </w:pPr>
+      <w:r>
+        <w:rPr>
+          <w:sz w:val="19"/>
+        </w:rPr>
+        <w:t xml:space="preserve">•  </w:t>
+      </w:r>
       <w:r>
         <w:rPr>
           <w:b w:val="0"/>
           <w:color w:val="333333"/>
           <w:sz w:val="19"/>
         </w:rPr>
-        <w:t>. Anglies, durpių ar naftos ir dujų gavybos nėra</w:t>
+        <w:t>ISO 14001 aplinkosaugos vadyba ESO, „Ignitis gamyboje“, „Ignitis“ bei Vilniaus ir Kauno kogeneracinėse jėgainėse</w:t>
+      </w:r>
+      <w:hyperlink r:id="rId38">
+        <w:r>
+          <w:rPr>
+            <w:color w:val="2A78D6"/>
+            <w:vertAlign w:val="superscript"/>
+            <w:sz w:val="16"/>
+          </w:rPr>
+          <w:t xml:space="preserve">34</w:t>
+        </w:r>
+      </w:hyperlink>
+      <w:r>
+        <w:rPr>
+          <w:b w:val="0"/>
+          <w:color w:val="333333"/>
+          <w:sz w:val="19"/>
+        </w:rPr>
+        <w:t>.</w:t>
+      </w:r>
+    </w:p>
+    <w:p>
+      <w:pPr>
+        <w:spacing w:after="0"/>
+        <w:ind w:left="737" w:hanging="198"/>
+      </w:pPr>
+      <w:r>
+        <w:rPr>
+          <w:sz w:val="19"/>
+        </w:rPr>
+        <w:t xml:space="preserve">•  </w:t>
+      </w:r>
+      <w:r>
+        <w:rPr>
+          <w:b w:val="0"/>
+          <w:color w:val="333333"/>
+          <w:sz w:val="19"/>
+        </w:rPr>
+        <w:t>Anglies, durpių ar naftos ir dujų gavybos nėra</w:t>
       </w:r>
       <w:hyperlink r:id="rId24">
         <w:r>
@@ -5179,15 +6112,33 @@
           <w:color w:val="333333"/>
           <w:sz w:val="19"/>
         </w:rPr>
-        <w:t xml:space="preserve">. </w:t>
+        <w:t>.</w:t>
       </w:r>
+    </w:p>
+    <w:p>
+      <w:pPr>
+        <w:spacing w:after="0"/>
+        <w:ind w:left="397"/>
+      </w:pPr>
       <w:r>
         <w:rPr>
           <w:b/>
           <w:color w:val="333333"/>
           <w:sz w:val="19"/>
         </w:rPr>
-        <w:t>Lūkesčiai įvykdyti:</w:t>
+        <w:t>Lūkesčiai įvykdyti</w:t>
+      </w:r>
+    </w:p>
+    <w:p>
+      <w:pPr>
+        <w:spacing w:after="0"/>
+        <w:ind w:left="737" w:hanging="198"/>
+      </w:pPr>
+      <w:r>
+        <w:rPr>
+          <w:sz w:val="19"/>
+        </w:rPr>
+        <w:t xml:space="preserve">•  </w:t>
       </w:r>
       <w:r>
         <w:rPr>
@@ -5195,9 +6146,86 @@
           <w:color w:val="333333"/>
           <w:sz w:val="19"/>
         </w:rPr>
-        <w:t xml:space="preserve"> ISO 45001 saugos vadyba, 2025 m. mirtinų nelaimingų atsitikimų nebuvo</w:t>
+        <w:t>ISO 45001 saugos vadyba, 2025 m. mirtinų nelaimingų atsitikimų nebuvo</w:t>
       </w:r>
       <w:hyperlink r:id="rId39">
+        <w:r>
+          <w:rPr>
+            <w:color w:val="2A78D6"/>
+            <w:vertAlign w:val="superscript"/>
+            <w:sz w:val="16"/>
+          </w:rPr>
+          <w:t xml:space="preserve">35</w:t>
+        </w:r>
+      </w:hyperlink>
+      <w:r>
+        <w:rPr>
+          <w:color w:val="2A78D6"/>
+          <w:vertAlign w:val="superscript"/>
+        </w:rPr>
+        <w:t>,</w:t>
+      </w:r>
+      <w:hyperlink r:id="rId38">
+        <w:r>
+          <w:rPr>
+            <w:color w:val="2A78D6"/>
+            <w:vertAlign w:val="superscript"/>
+            <w:sz w:val="16"/>
+          </w:rPr>
+          <w:t xml:space="preserve">34</w:t>
+        </w:r>
+      </w:hyperlink>
+    </w:p>
+    <w:p>
+      <w:pPr>
+        <w:spacing w:after="0"/>
+        <w:ind w:left="737" w:hanging="198"/>
+      </w:pPr>
+      <w:r>
+        <w:rPr>
+          <w:sz w:val="19"/>
+        </w:rPr>
+        <w:t xml:space="preserve">•  </w:t>
+      </w:r>
+      <w:r>
+        <w:rPr>
+          <w:b w:val="0"/>
+          <w:color w:val="333333"/>
+          <w:sz w:val="19"/>
+        </w:rPr>
+        <w:t>Pasitikėjimo linija anoniminiams pranešimams</w:t>
+      </w:r>
+      <w:hyperlink r:id="rId40">
+        <w:r>
+          <w:rPr>
+            <w:color w:val="2A78D6"/>
+            <w:vertAlign w:val="superscript"/>
+            <w:sz w:val="16"/>
+          </w:rPr>
+          <w:t xml:space="preserve">36</w:t>
+        </w:r>
+      </w:hyperlink>
+    </w:p>
+    <w:p>
+      <w:pPr>
+        <w:spacing w:after="0"/>
+        <w:ind w:left="737" w:hanging="198"/>
+      </w:pPr>
+      <w:r>
+        <w:rPr>
+          <w:sz w:val="19"/>
+        </w:rPr>
+        <w:t xml:space="preserve">•  </w:t>
+      </w:r>
+      <w:r>
+        <w:rPr>
+          <w:b w:val="0"/>
+          <w:color w:val="333333"/>
+          <w:sz w:val="19"/>
+        </w:rPr>
+        <w:t>Antikorupcijos politika ir ISO 37001 sertifikatas</w:t>
+      </w:r>
+      <w:hyperlink r:id="rId38">
         <w:r>
           <w:rPr>
             <w:color w:val="2A78D6"/>
@@ -5214,78 +6242,7 @@
         </w:rPr>
         <w:t>,</w:t>
       </w:r>
-      <w:hyperlink r:id="rId38">
-        <w:r>
-          <w:rPr>
-            <w:color w:val="2A78D6"/>
-            <w:vertAlign w:val="superscript"/>
-            <w:sz w:val="16"/>
-          </w:rPr>
-          <w:t xml:space="preserve">33</w:t>
-        </w:r>
-      </w:hyperlink>
-      <w:r>
-        <w:rPr>
-          <w:b w:val="0"/>
-          <w:color w:val="333333"/>
-          <w:sz w:val="19"/>
-        </w:rPr>
-        <w:t>; pasitikėjimo linija anoniminiams pranešimams</w:t>
-      </w:r>
       <w:hyperlink r:id="rId40">
-        <w:r>
-          <w:rPr>
-            <w:color w:val="2A78D6"/>
-            <w:vertAlign w:val="superscript"/>
-            <w:sz w:val="16"/>
-          </w:rPr>
-          <w:t xml:space="preserve">35</w:t>
-        </w:r>
-      </w:hyperlink>
-      <w:r>
-        <w:rPr>
-          <w:b w:val="0"/>
-          <w:color w:val="333333"/>
-          <w:sz w:val="19"/>
-        </w:rPr>
-        <w:t>; antikorupcijos politika ir ISO 37001 sertifikatas</w:t>
-      </w:r>
-      <w:hyperlink r:id="rId38">
-        <w:r>
-          <w:rPr>
-            <w:color w:val="2A78D6"/>
-            <w:vertAlign w:val="superscript"/>
-            <w:sz w:val="16"/>
-          </w:rPr>
-          <w:t xml:space="preserve">33</w:t>
-        </w:r>
-      </w:hyperlink>
-      <w:r>
-        <w:rPr>
-          <w:color w:val="2A78D6"/>
-          <w:vertAlign w:val="superscript"/>
-        </w:rPr>
-        <w:t>,</w:t>
-      </w:r>
-      <w:hyperlink r:id="rId40">
-        <w:r>
-          <w:rPr>
-            <w:color w:val="2A78D6"/>
-            <w:vertAlign w:val="superscript"/>
-            <w:sz w:val="16"/>
-          </w:rPr>
-          <w:t xml:space="preserve">35</w:t>
-        </w:r>
-      </w:hyperlink>
-      <w:r>
-        <w:rPr>
-          <w:b w:val="0"/>
-          <w:color w:val="333333"/>
-          <w:sz w:val="19"/>
-        </w:rPr>
-        <w:t>; JT Pasaulinis susitarimas</w:t>
-      </w:r>
-      <w:hyperlink r:id="rId37">
         <w:r>
           <w:rPr>
             <w:color w:val="2A78D6"/>
@@ -5295,13 +6252,55 @@
           <w:t xml:space="preserve">36</w:t>
         </w:r>
       </w:hyperlink>
+    </w:p>
+    <w:p>
+      <w:pPr>
+        <w:spacing w:after="0"/>
+        <w:ind w:left="737" w:hanging="198"/>
+      </w:pPr>
+      <w:r>
+        <w:rPr>
+          <w:sz w:val="19"/>
+        </w:rPr>
+        <w:t xml:space="preserve">•  </w:t>
+      </w:r>
       <w:r>
         <w:rPr>
           <w:b w:val="0"/>
           <w:color w:val="333333"/>
           <w:sz w:val="19"/>
         </w:rPr>
-        <w:t>; integruota metinė ataskaita su klimato duomenimis</w:t>
+        <w:t>JT Pasaulinis susitarimas</w:t>
+      </w:r>
+      <w:hyperlink r:id="rId37">
+        <w:r>
+          <w:rPr>
+            <w:color w:val="2A78D6"/>
+            <w:vertAlign w:val="superscript"/>
+            <w:sz w:val="16"/>
+          </w:rPr>
+          <w:t xml:space="preserve">37</w:t>
+        </w:r>
+      </w:hyperlink>
+    </w:p>
+    <w:p>
+      <w:pPr>
+        <w:spacing w:after="0"/>
+        <w:ind w:left="737" w:hanging="198"/>
+      </w:pPr>
+      <w:r>
+        <w:rPr>
+          <w:sz w:val="19"/>
+        </w:rPr>
+        <w:t xml:space="preserve">•  </w:t>
+      </w:r>
+      <w:r>
+        <w:rPr>
+          <w:b w:val="0"/>
+          <w:color w:val="333333"/>
+          <w:sz w:val="19"/>
+        </w:rPr>
+        <w:t>Integruota metinė ataskaita su klimato duomenimis</w:t>
       </w:r>
       <w:hyperlink r:id="rId24">
         <w:r>
@@ -5313,39 +6312,17 @@
           <w:t xml:space="preserve">15</w:t>
         </w:r>
       </w:hyperlink>
+    </w:p>
+    <w:p>
+      <w:pPr>
+        <w:spacing w:after="0"/>
+        <w:ind w:left="737" w:hanging="198"/>
+      </w:pPr>
       <w:r>
         <w:rPr>
-          <w:b w:val="0"/>
-          <w:color w:val="333333"/>
           <w:sz w:val="19"/>
         </w:rPr>
-        <w:t>; biologinės įvairovės stebėsena ir poveikio mažinimo priemonės</w:t>
-      </w:r>
-      <w:hyperlink r:id="rId41">
-        <w:r>
-          <w:rPr>
-            <w:color w:val="2A78D6"/>
-            <w:vertAlign w:val="superscript"/>
-            <w:sz w:val="16"/>
-          </w:rPr>
-          <w:t xml:space="preserve">37</w:t>
-        </w:r>
-      </w:hyperlink>
-      <w:r>
-        <w:rPr>
-          <w:b w:val="0"/>
-          <w:color w:val="333333"/>
-          <w:sz w:val="19"/>
-        </w:rPr>
-        <w:t xml:space="preserve">. </w:t>
-      </w:r>
-      <w:r>
-        <w:rPr>
-          <w:b/>
-          <w:color w:val="333333"/>
-          <w:sz w:val="19"/>
-        </w:rPr>
-        <w:t>Nerasta / patikrinti:</w:t>
+        <w:t xml:space="preserve">•  </w:t>
       </w:r>
       <w:r>
         <w:rPr>
@@ -5353,9 +6330,9 @@
           <w:color w:val="333333"/>
           <w:sz w:val="19"/>
         </w:rPr>
-        <w:t xml:space="preserve"> įvardyto žmogaus teisių patikrinimo proceso ir kiekybinių biologinės įvairovės tikslų</w:t>
+        <w:t>Biologinės įvairovės stebėsena ir poveikio mažinimo priemonės</w:t>
       </w:r>
-      <w:hyperlink r:id="rId34">
+      <w:hyperlink r:id="rId41">
         <w:r>
           <w:rPr>
             <w:color w:val="2A78D6"/>
@@ -5371,7 +6348,71 @@
           <w:color w:val="333333"/>
           <w:sz w:val="19"/>
         </w:rPr>
-        <w:t>; ataskaitos apie pelno mokestį pagal šalis (nurodyta</w:t>
+        <w:t>.</w:t>
+      </w:r>
+    </w:p>
+    <w:p>
+      <w:pPr>
+        <w:spacing w:after="0"/>
+        <w:ind w:left="397"/>
+      </w:pPr>
+      <w:r>
+        <w:rPr>
+          <w:b/>
+          <w:color w:val="333333"/>
+          <w:sz w:val="19"/>
+        </w:rPr>
+        <w:t>Nerasta / patikrinti</w:t>
+      </w:r>
+    </w:p>
+    <w:p>
+      <w:pPr>
+        <w:spacing w:after="0"/>
+        <w:ind w:left="737" w:hanging="198"/>
+      </w:pPr>
+      <w:r>
+        <w:rPr>
+          <w:sz w:val="19"/>
+        </w:rPr>
+        <w:t xml:space="preserve">•  </w:t>
+      </w:r>
+      <w:r>
+        <w:rPr>
+          <w:b w:val="0"/>
+          <w:color w:val="333333"/>
+          <w:sz w:val="19"/>
+        </w:rPr>
+        <w:t>Įvardyto žmogaus teisių patikrinimo proceso ir kiekybinių biologinės įvairovės tikslų</w:t>
+      </w:r>
+      <w:hyperlink r:id="rId34">
+        <w:r>
+          <w:rPr>
+            <w:color w:val="2A78D6"/>
+            <w:vertAlign w:val="superscript"/>
+            <w:sz w:val="16"/>
+          </w:rPr>
+          <w:t xml:space="preserve">39</w:t>
+        </w:r>
+      </w:hyperlink>
+    </w:p>
+    <w:p>
+      <w:pPr>
+        <w:spacing w:after="120"/>
+        <w:ind w:left="737" w:hanging="198"/>
+      </w:pPr>
+      <w:r>
+        <w:rPr>
+          <w:sz w:val="19"/>
+        </w:rPr>
+        <w:t xml:space="preserve">•  </w:t>
+      </w:r>
+      <w:r>
+        <w:rPr>
+          <w:b w:val="0"/>
+          <w:color w:val="333333"/>
+          <w:sz w:val="19"/>
+        </w:rPr>
+        <w:t>Ataskaitos apie pelno mokestį pagal šalis (nurodyta</w:t>
       </w:r>
       <w:hyperlink r:id="rId42">
         <w:r>
@@ -5380,7 +6421,7 @@
             <w:vertAlign w:val="superscript"/>
             <w:sz w:val="16"/>
           </w:rPr>
-          <w:t xml:space="preserve">39</w:t>
+          <w:t xml:space="preserve">40</w:t>
         </w:r>
       </w:hyperlink>
       <w:r>
@@ -5431,15 +6472,14 @@
     </w:p>
     <w:p>
       <w:pPr>
-        <w:ind w:left="397"/>
+        <w:spacing w:after="0"/>
+        <w:ind w:left="510" w:hanging="198"/>
       </w:pPr>
       <w:r>
         <w:rPr>
-          <w:b/>
-          <w:color w:val="333333"/>
           <w:sz w:val="19"/>
         </w:rPr>
-        <w:t xml:space="preserve">Įrodymas: </w:t>
+        <w:t xml:space="preserve">•  </w:t>
       </w:r>
       <w:r>
         <w:rPr>
@@ -5447,7 +6487,27 @@
           <w:color w:val="333333"/>
           <w:sz w:val="19"/>
         </w:rPr>
-        <w:t>Būtinybės nenustatyta. Galimos temos: dujų generacijos dalis ir 1 apimties emisijų augimas, rangovų sauga.</w:t>
+        <w:t>Būtinybės nenustatyta.</w:t>
+      </w:r>
+    </w:p>
+    <w:p>
+      <w:pPr>
+        <w:spacing w:after="120"/>
+        <w:ind w:left="510" w:hanging="198"/>
+      </w:pPr>
+      <w:r>
+        <w:rPr>
+          <w:sz w:val="19"/>
+        </w:rPr>
+        <w:t xml:space="preserve">•  </w:t>
+      </w:r>
+      <w:r>
+        <w:rPr>
+          <w:b w:val="0"/>
+          <w:color w:val="333333"/>
+          <w:sz w:val="19"/>
+        </w:rPr>
+        <w:t>Galimos temos: dujų generacijos dalis ir 1 apimties emisijų augimas, rangovų sauga.</w:t>
       </w:r>
     </w:p>
     <w:p>
@@ -5489,23 +6549,28 @@
     </w:p>
     <w:p>
       <w:pPr>
+        <w:spacing w:after="0"/>
         <w:ind w:left="397"/>
       </w:pPr>
       <w:r>
         <w:rPr>
           <w:b/>
-          <w:color w:val="333333"/>
+          <w:color w:val="B42318"/>
           <w:sz w:val="19"/>
         </w:rPr>
-        <w:t xml:space="preserve">Įrodymas: </w:t>
+        <w:t>Reikia peržiūrėti</w:t>
       </w:r>
+    </w:p>
+    <w:p>
+      <w:pPr>
+        <w:spacing w:after="0"/>
+        <w:ind w:left="510" w:hanging="198"/>
+      </w:pPr>
       <w:r>
         <w:rPr>
-          <w:b/>
-          <w:color w:val="333333"/>
           <w:sz w:val="19"/>
         </w:rPr>
-        <w:t xml:space="preserve">Reikia peržiūrėti. </w:t>
+        <w:t xml:space="preserve">•  </w:t>
       </w:r>
       <w:r>
         <w:rPr>
@@ -5525,13 +6590,45 @@
           <w:t xml:space="preserve">15</w:t>
         </w:r>
       </w:hyperlink>
+    </w:p>
+    <w:p>
+      <w:pPr>
+        <w:spacing w:after="0"/>
+        <w:ind w:left="510" w:hanging="198"/>
+      </w:pPr>
+      <w:r>
+        <w:rPr>
+          <w:sz w:val="19"/>
+        </w:rPr>
+        <w:t xml:space="preserve">•  </w:t>
+      </w:r>
       <w:r>
         <w:rPr>
           <w:b w:val="0"/>
           <w:color w:val="333333"/>
           <w:sz w:val="19"/>
         </w:rPr>
-        <w:t>; anglies intensyvumas (1+2) 214 g CO2e/kWh I ketv. 2026 (−12,8 %)</w:t>
+        <w:t>Anglies intensyvumas (1+2) 214 g CO2e/kWh I ketv.</w:t>
+      </w:r>
+    </w:p>
+    <w:p>
+      <w:pPr>
+        <w:spacing w:after="0"/>
+        <w:ind w:left="510" w:hanging="198"/>
+      </w:pPr>
+      <w:r>
+        <w:rPr>
+          <w:sz w:val="19"/>
+        </w:rPr>
+        <w:t xml:space="preserve">•  </w:t>
+      </w:r>
+      <w:r>
+        <w:rPr>
+          <w:b w:val="0"/>
+          <w:color w:val="333333"/>
+          <w:sz w:val="19"/>
+        </w:rPr>
+        <w:t>2026 (−12,8 %)</w:t>
       </w:r>
       <w:hyperlink r:id="rId29">
         <w:r>
@@ -5543,13 +6640,25 @@
           <w:t xml:space="preserve">20</w:t>
         </w:r>
       </w:hyperlink>
+    </w:p>
+    <w:p>
+      <w:pPr>
+        <w:spacing w:after="0"/>
+        <w:ind w:left="510" w:hanging="198"/>
+      </w:pPr>
+      <w:r>
+        <w:rPr>
+          <w:sz w:val="19"/>
+        </w:rPr>
+        <w:t xml:space="preserve">•  </w:t>
+      </w:r>
       <w:r>
         <w:rPr>
           <w:b w:val="0"/>
           <w:color w:val="333333"/>
           <w:sz w:val="19"/>
         </w:rPr>
-        <w:t>; taksonomiją atitinkančios investicijos 84,7 %</w:t>
+        <w:t>Taksonomiją atitinkančios investicijos 84,7 %</w:t>
       </w:r>
       <w:hyperlink r:id="rId24">
         <w:r>
@@ -5567,7 +6676,27 @@
           <w:color w:val="333333"/>
           <w:sz w:val="19"/>
         </w:rPr>
-        <w:t>. Palyginti su fondo tikslais – analitikas.</w:t>
+        <w:t>.</w:t>
+      </w:r>
+    </w:p>
+    <w:p>
+      <w:pPr>
+        <w:spacing w:after="120"/>
+        <w:ind w:left="510" w:hanging="198"/>
+      </w:pPr>
+      <w:r>
+        <w:rPr>
+          <w:sz w:val="19"/>
+        </w:rPr>
+        <w:t xml:space="preserve">•  </w:t>
+      </w:r>
+      <w:r>
+        <w:rPr>
+          <w:b w:val="0"/>
+          <w:color w:val="333333"/>
+          <w:sz w:val="19"/>
+        </w:rPr>
+        <w:t>Palyginti su fondo tikslais – analitikas.</w:t>
       </w:r>
     </w:p>
     <w:p>
@@ -6139,6 +7268,27 @@
         </w:rPr>
         <w:t xml:space="preserve">25. </w:t>
       </w:r>
+      <w:hyperlink r:id="rId14">
+        <w:r>
+          <w:rPr>
+            <w:color w:val="2A78D6"/>
+            <w:sz w:val="17"/>
+          </w:rPr>
+          <w:t xml:space="preserve">Ignitis Group - First six months 2026 interim report, p. 10, 29, 2026-08-12</w:t>
+        </w:r>
+      </w:hyperlink>
+    </w:p>
+    <w:p>
+      <w:pPr>
+        <w:spacing w:after="20"/>
+        <w:ind w:left="340" w:hanging="340"/>
+      </w:pPr>
+      <w:r>
+        <w:rPr>
+          <w:sz w:val="17"/>
+        </w:rPr>
+        <w:t xml:space="preserve">26. </w:t>
+      </w:r>
       <w:hyperlink r:id="rId31">
         <w:r>
           <w:rPr>
@@ -6158,7 +7308,7 @@
         <w:rPr>
           <w:sz w:val="17"/>
         </w:rPr>
-        <w:t xml:space="preserve">26. </w:t>
+        <w:t xml:space="preserve">27. </w:t>
       </w:r>
       <w:hyperlink r:id="rId26">
         <w:r>
@@ -6179,7 +7329,7 @@
         <w:rPr>
           <w:sz w:val="17"/>
         </w:rPr>
-        <w:t xml:space="preserve">27. </w:t>
+        <w:t xml:space="preserve">28. </w:t>
       </w:r>
       <w:hyperlink r:id="rId32">
         <w:r>
@@ -6200,7 +7350,7 @@
         <w:rPr>
           <w:sz w:val="17"/>
         </w:rPr>
-        <w:t xml:space="preserve">28. </w:t>
+        <w:t xml:space="preserve">29. </w:t>
       </w:r>
       <w:hyperlink r:id="rId33">
         <w:r>
@@ -6221,7 +7371,7 @@
         <w:rPr>
           <w:sz w:val="17"/>
         </w:rPr>
-        <w:t xml:space="preserve">29. </w:t>
+        <w:t xml:space="preserve">30. </w:t>
       </w:r>
       <w:hyperlink r:id="rId34">
         <w:r>
@@ -6242,7 +7392,7 @@
         <w:rPr>
           <w:sz w:val="17"/>
         </w:rPr>
-        <w:t xml:space="preserve">30. </w:t>
+        <w:t xml:space="preserve">31. </w:t>
       </w:r>
       <w:hyperlink r:id="rId35">
         <w:r>
@@ -6263,7 +7413,7 @@
         <w:rPr>
           <w:sz w:val="17"/>
         </w:rPr>
-        <w:t xml:space="preserve">31. </w:t>
+        <w:t xml:space="preserve">32. </w:t>
       </w:r>
       <w:hyperlink r:id="rId36">
         <w:r>
@@ -6284,7 +7434,7 @@
         <w:rPr>
           <w:sz w:val="17"/>
         </w:rPr>
-        <w:t xml:space="preserve">32. </w:t>
+        <w:t xml:space="preserve">33. </w:t>
       </w:r>
       <w:hyperlink r:id="rId37">
         <w:r>
@@ -6305,7 +7455,7 @@
         <w:rPr>
           <w:sz w:val="17"/>
         </w:rPr>
-        <w:t xml:space="preserve">33. </w:t>
+        <w:t xml:space="preserve">34. </w:t>
       </w:r>
       <w:hyperlink r:id="rId38">
         <w:r>
@@ -6326,7 +7476,7 @@
         <w:rPr>
           <w:sz w:val="17"/>
         </w:rPr>
-        <w:t xml:space="preserve">34. </w:t>
+        <w:t xml:space="preserve">35. </w:t>
       </w:r>
       <w:hyperlink r:id="rId39">
         <w:r>
@@ -6347,7 +7497,7 @@
         <w:rPr>
           <w:sz w:val="17"/>
         </w:rPr>
-        <w:t xml:space="preserve">35. </w:t>
+        <w:t xml:space="preserve">36. </w:t>
       </w:r>
       <w:hyperlink r:id="rId40">
         <w:r>
@@ -6368,7 +7518,7 @@
         <w:rPr>
           <w:sz w:val="17"/>
         </w:rPr>
-        <w:t xml:space="preserve">36. </w:t>
+        <w:t xml:space="preserve">37. </w:t>
       </w:r>
       <w:hyperlink r:id="rId37">
         <w:r>
@@ -6389,7 +7539,7 @@
         <w:rPr>
           <w:sz w:val="17"/>
         </w:rPr>
-        <w:t xml:space="preserve">37. </w:t>
+        <w:t xml:space="preserve">38. </w:t>
       </w:r>
       <w:hyperlink r:id="rId41">
         <w:r>
@@ -6410,7 +7560,7 @@
         <w:rPr>
           <w:sz w:val="17"/>
         </w:rPr>
-        <w:t xml:space="preserve">38. </w:t>
+        <w:t xml:space="preserve">39. </w:t>
       </w:r>
       <w:hyperlink r:id="rId34">
         <w:r>
@@ -6431,7 +7581,7 @@
         <w:rPr>
           <w:sz w:val="17"/>
         </w:rPr>
-        <w:t xml:space="preserve">39. </w:t>
+        <w:t xml:space="preserve">40. </w:t>
       </w:r>
       <w:hyperlink r:id="rId42">
         <w:r>

--- a/docs/files/ignitis/ignitis_6M2026_lt.docx
+++ b/docs/files/ignitis/ignitis_6M2026_lt.docx
@@ -101,6 +101,115 @@
         </w:r>
       </w:hyperlink>
     </w:p>
+    <w:tbl>
+      <w:tblPr>
+        <w:tblW w:type="auto" w:w="0"/>
+        <w:tblLook w:firstColumn="1" w:firstRow="1" w:lastColumn="0" w:lastRow="0" w:noHBand="0" w:noVBand="1" w:val="04A0"/>
+      </w:tblPr>
+      <w:tblGrid>
+        <w:gridCol w:w="9972"/>
+      </w:tblGrid>
+      <w:tr>
+        <w:tc>
+          <w:tcPr>
+            <w:tcW w:type="dxa" w:w="9638"/>
+            <w:shd w:val="clear" w:color="auto" w:fill="E3F3E8"/>
+          </w:tcPr>
+          <w:p>
+            <w:pPr>
+              <w:spacing w:before="60" w:after="60"/>
+            </w:pPr>
+            <w:r>
+              <w:rPr>
+                <w:b/>
+                <w:color w:val="1A1A1A"/>
+                <w:sz w:val="21"/>
+              </w:rPr>
+              <w:t>Pozicija tvarkinga.</w:t>
+            </w:r>
+            <w:r>
+              <w:rPr>
+                <w:b w:val="0"/>
+                <w:color w:val="1A1A1A"/>
+                <w:sz w:val="21"/>
+              </w:rPr>
+              <w:t xml:space="preserve"> Kredito kokybė stabili: BBB+ / Baa1 reitingai, svertas 3,49x – 3–4x tikslo ribose</w:t>
+            </w:r>
+            <w:hyperlink r:id="rId12">
+              <w:r>
+                <w:rPr>
+                  <w:color w:val="2A78D6"/>
+                  <w:vertAlign w:val="superscript"/>
+                  <w:sz w:val="17"/>
+                </w:rPr>
+                <w:t xml:space="preserve">3</w:t>
+              </w:r>
+            </w:hyperlink>
+            <w:r>
+              <w:rPr>
+                <w:color w:val="2A78D6"/>
+                <w:vertAlign w:val="superscript"/>
+              </w:rPr>
+              <w:t>,</w:t>
+            </w:r>
+            <w:hyperlink r:id="rId10">
+              <w:r>
+                <w:rPr>
+                  <w:color w:val="2A78D6"/>
+                  <w:vertAlign w:val="superscript"/>
+                  <w:sz w:val="17"/>
+                </w:rPr>
+                <w:t xml:space="preserve">1</w:t>
+              </w:r>
+            </w:hyperlink>
+            <w:r>
+              <w:rPr>
+                <w:b w:val="0"/>
+                <w:color w:val="1A1A1A"/>
+                <w:sz w:val="21"/>
+              </w:rPr>
+              <w:t>. Pelnas silpnesnis, bet 2026 m. prognozė palikta</w:t>
+            </w:r>
+            <w:hyperlink r:id="rId13">
+              <w:r>
+                <w:rPr>
+                  <w:color w:val="2A78D6"/>
+                  <w:vertAlign w:val="superscript"/>
+                  <w:sz w:val="17"/>
+                </w:rPr>
+                <w:t xml:space="preserve">4</w:t>
+              </w:r>
+            </w:hyperlink>
+            <w:r>
+              <w:rPr>
+                <w:b w:val="0"/>
+                <w:color w:val="1A1A1A"/>
+                <w:sz w:val="21"/>
+              </w:rPr>
+              <w:t>. Turimai obligacijai XS1646530565 taikomas 2026-10-19 emitento supirkimo pasiūlymas</w:t>
+            </w:r>
+            <w:hyperlink r:id="rId14">
+              <w:r>
+                <w:rPr>
+                  <w:color w:val="2A78D6"/>
+                  <w:vertAlign w:val="superscript"/>
+                  <w:sz w:val="17"/>
+                </w:rPr>
+                <w:t xml:space="preserve">5</w:t>
+              </w:r>
+            </w:hyperlink>
+            <w:r>
+              <w:rPr>
+                <w:b w:val="0"/>
+                <w:color w:val="1A1A1A"/>
+                <w:sz w:val="21"/>
+              </w:rPr>
+              <w:t>.</w:t>
+            </w:r>
+          </w:p>
+        </w:tc>
+      </w:tr>
+    </w:tbl>
     <w:p>
       <w:pPr>
         <w:spacing w:after="0"/>
@@ -237,7 +346,7 @@
                 <w:color w:val="5F6B7A"/>
                 <w:sz w:val="16"/>
               </w:rPr>
-              <w:t>▲ 0,7 % vs FY2025</w:t>
+              <w:t>▲ 19,6 % vs 6M2025</w:t>
             </w:r>
           </w:p>
         </w:tc>
@@ -275,7 +384,7 @@
                 <w:color w:val="5F6B7A"/>
                 <w:sz w:val="16"/>
               </w:rPr>
-              <w:t>▼ 0,01x vs FY2025</w:t>
+              <w:t>▲ 0,5x vs 6M2025</w:t>
             </w:r>
           </w:p>
         </w:tc>
@@ -314,14 +423,14 @@
         </w:rPr>
         <w:t xml:space="preserve"> 6 mėn. koreguota EBITDA – 306,6 mln. EUR, 1,9 % daugiau. Augo tinklai ir klientų segmentas; žalioji gamyba sumažėjo iki 149,2 mln. EUR nuo 166,6 mln.</w:t>
       </w:r>
-      <w:hyperlink r:id="rId12">
+      <w:hyperlink r:id="rId15">
         <w:r>
           <w:rPr>
             <w:color w:val="2A78D6"/>
             <w:vertAlign w:val="superscript"/>
             <w:sz w:val="17"/>
           </w:rPr>
-          <w:t xml:space="preserve">3</w:t>
+          <w:t xml:space="preserve">6</w:t>
         </w:r>
       </w:hyperlink>
       <w:r>
@@ -364,14 +473,14 @@
         </w:rPr>
         <w:t xml:space="preserve"> grynoji skola 1 925,3 mln. EUR, nuo metų pradžios beveik nepakito (+0,7 %). Svertas – 3,49x grynoji skola / EBITDA. Atsilieka vienas rodiklis: FFO / grynoji skola 22,2 %, tikslas – ne mažiau 23 %</w:t>
       </w:r>
-      <w:hyperlink r:id="rId14">
+      <w:hyperlink r:id="rId12">
         <w:r>
           <w:rPr>
             <w:color w:val="2A78D6"/>
             <w:vertAlign w:val="superscript"/>
             <w:sz w:val="17"/>
           </w:rPr>
-          <w:t xml:space="preserve">5</w:t>
+          <w:t xml:space="preserve">3</w:t>
         </w:r>
       </w:hyperlink>
       <w:r>
@@ -381,14 +490,14 @@
         </w:rPr>
         <w:t>,</w:t>
       </w:r>
-      <w:hyperlink r:id="rId15">
+      <w:hyperlink r:id="rId16">
         <w:r>
           <w:rPr>
             <w:color w:val="2A78D6"/>
             <w:vertAlign w:val="superscript"/>
             <w:sz w:val="17"/>
           </w:rPr>
-          <w:t xml:space="preserve">6</w:t>
+          <w:t xml:space="preserve">7</w:t>
         </w:r>
       </w:hyperlink>
       <w:r>
@@ -449,14 +558,14 @@
         </w:rPr>
         <w:t xml:space="preserve"> 2026-10-19 „Ignitis“ pasiūlė supirkti XS1646530565 (2,000 %, išpirkimas 2027-07-14). Supirkimas finansuojamas nauja 300 mln. EUR žaliąja obligacija, 4,500 %, iki 2031 m.</w:t>
       </w:r>
-      <w:hyperlink r:id="rId16">
+      <w:hyperlink r:id="rId14">
         <w:r>
           <w:rPr>
             <w:color w:val="2A78D6"/>
             <w:vertAlign w:val="superscript"/>
             <w:sz w:val="17"/>
           </w:rPr>
-          <w:t xml:space="preserve">7</w:t>
+          <w:t xml:space="preserve">5</w:t>
         </w:r>
       </w:hyperlink>
       <w:r>
@@ -921,7 +1030,6 @@
                 <w:b w:val="0"/>
                 <w:sz w:val="17"/>
               </w:rPr>
-              <w:t>⚠ Issuer pages differ on dates (newer page: 2018-07-10 / 2028-07-10; older page: 2017/2027) - check Final Terms</w:t>
             </w:r>
           </w:p>
         </w:tc>
@@ -2382,14 +2490,31 @@
               </w:rPr>
               <w:t>,</w:t>
             </w:r>
-            <w:hyperlink r:id="rId14">
+            <w:hyperlink r:id="rId12">
               <w:r>
                 <w:rPr>
                   <w:color w:val="2A78D6"/>
                   <w:vertAlign w:val="superscript"/>
                   <w:sz w:val="14"/>
                 </w:rPr>
-                <w:t xml:space="preserve">5</w:t>
+                <w:t xml:space="preserve">3</w:t>
+              </w:r>
+            </w:hyperlink>
+            <w:r>
+              <w:rPr>
+                <w:color w:val="2A78D6"/>
+                <w:vertAlign w:val="superscript"/>
+              </w:rPr>
+              <w:t>,</w:t>
+            </w:r>
+            <w:hyperlink r:id="rId23">
+              <w:r>
+                <w:rPr>
+                  <w:color w:val="2A78D6"/>
+                  <w:vertAlign w:val="superscript"/>
+                  <w:sz w:val="14"/>
+                </w:rPr>
+                <w:t xml:space="preserve">14</w:t>
               </w:r>
             </w:hyperlink>
           </w:p>
@@ -2447,7 +2572,7 @@
                 <w:b w:val="0"/>
                 <w:sz w:val="17"/>
               </w:rPr>
-              <w:t>–</w:t>
+              <w:t>1 609,9</w:t>
             </w:r>
           </w:p>
         </w:tc>
@@ -2486,7 +2611,7 @@
                 <w:color w:val="B42318"/>
                 <w:sz w:val="17"/>
               </w:rPr>
-              <w:t>▲ 0,7 % vs FY2025</w:t>
+              <w:t>▲ 19,6 % vs 6M2025</w:t>
             </w:r>
           </w:p>
         </w:tc>
@@ -2526,14 +2651,31 @@
               </w:rPr>
               <w:t>,</w:t>
             </w:r>
-            <w:hyperlink r:id="rId14">
+            <w:hyperlink r:id="rId12">
               <w:r>
                 <w:rPr>
                   <w:color w:val="2A78D6"/>
                   <w:vertAlign w:val="superscript"/>
                   <w:sz w:val="14"/>
                 </w:rPr>
-                <w:t xml:space="preserve">5</w:t>
+                <w:t xml:space="preserve">3</w:t>
+              </w:r>
+            </w:hyperlink>
+            <w:r>
+              <w:rPr>
+                <w:color w:val="2A78D6"/>
+                <w:vertAlign w:val="superscript"/>
+              </w:rPr>
+              <w:t>,</w:t>
+            </w:r>
+            <w:hyperlink r:id="rId23">
+              <w:r>
+                <w:rPr>
+                  <w:color w:val="2A78D6"/>
+                  <w:vertAlign w:val="superscript"/>
+                  <w:sz w:val="14"/>
+                </w:rPr>
+                <w:t xml:space="preserve">14</w:t>
               </w:r>
             </w:hyperlink>
           </w:p>
@@ -2594,7 +2736,7 @@
                 <w:b w:val="0"/>
                 <w:sz w:val="17"/>
               </w:rPr>
-              <w:t>–</w:t>
+              <w:t>2,99x</w:t>
             </w:r>
           </w:p>
         </w:tc>
@@ -2632,10 +2774,10 @@
             <w:r>
               <w:rPr>
                 <w:b/>
-                <w:color w:val="1B7F3B"/>
+                <w:color w:val="B42318"/>
                 <w:sz w:val="17"/>
               </w:rPr>
-              <w:t>▼ 0,01x vs FY2025</w:t>
+              <w:t>▲ 0,5x vs 6M2025</w:t>
             </w:r>
           </w:p>
         </w:tc>
@@ -2674,14 +2816,31 @@
               </w:rPr>
               <w:t>,</w:t>
             </w:r>
-            <w:hyperlink r:id="rId14">
+            <w:hyperlink r:id="rId12">
               <w:r>
                 <w:rPr>
                   <w:color w:val="2A78D6"/>
                   <w:vertAlign w:val="superscript"/>
                   <w:sz w:val="14"/>
                 </w:rPr>
-                <w:t xml:space="preserve">5</w:t>
+                <w:t xml:space="preserve">3</w:t>
+              </w:r>
+            </w:hyperlink>
+            <w:r>
+              <w:rPr>
+                <w:color w:val="2A78D6"/>
+                <w:vertAlign w:val="superscript"/>
+              </w:rPr>
+              <w:t>,</w:t>
+            </w:r>
+            <w:hyperlink r:id="rId23">
+              <w:r>
+                <w:rPr>
+                  <w:color w:val="2A78D6"/>
+                  <w:vertAlign w:val="superscript"/>
+                  <w:sz w:val="14"/>
+                </w:rPr>
+                <w:t xml:space="preserve">14</w:t>
               </w:r>
             </w:hyperlink>
           </w:p>
@@ -2739,7 +2898,7 @@
                 <w:b w:val="0"/>
                 <w:sz w:val="17"/>
               </w:rPr>
-              <w:t>–</w:t>
+              <w:t>29,8 %</w:t>
             </w:r>
           </w:p>
         </w:tc>
@@ -2776,10 +2935,10 @@
             <w:r>
               <w:rPr>
                 <w:b/>
-                <w:color w:val="1B7F3B"/>
+                <w:color w:val="B42318"/>
                 <w:sz w:val="17"/>
               </w:rPr>
-              <w:t>▲ 1,2 p. p. vs FY2025</w:t>
+              <w:t>▼ 7,6 p. p. vs 6M2025</w:t>
             </w:r>
           </w:p>
         </w:tc>
@@ -2810,6 +2969,23 @@
                   <w:sz w:val="14"/>
                 </w:rPr>
                 <w:t xml:space="preserve">11</w:t>
+              </w:r>
+            </w:hyperlink>
+            <w:r>
+              <w:rPr>
+                <w:color w:val="2A78D6"/>
+                <w:vertAlign w:val="superscript"/>
+              </w:rPr>
+              <w:t>,</w:t>
+            </w:r>
+            <w:hyperlink r:id="rId24">
+              <w:r>
+                <w:rPr>
+                  <w:color w:val="2A78D6"/>
+                  <w:vertAlign w:val="superscript"/>
+                  <w:sz w:val="14"/>
+                </w:rPr>
+                <w:t xml:space="preserve">15</w:t>
               </w:r>
             </w:hyperlink>
             <w:r>
@@ -2887,7 +3063,7 @@
                 <w:b w:val="0"/>
                 <w:sz w:val="17"/>
               </w:rPr>
-              <w:t>–</w:t>
+              <w:t>8,6 %</w:t>
             </w:r>
           </w:p>
         </w:tc>
@@ -2928,7 +3104,7 @@
                 <w:color w:val="B42318"/>
                 <w:sz w:val="17"/>
               </w:rPr>
-              <w:t>▼ 0,8 p. p. vs FY2025</w:t>
+              <w:t>▼ 1,9 p. p. vs 6M2025</w:t>
             </w:r>
           </w:p>
         </w:tc>
@@ -2960,6 +3136,23 @@
                 <w:t xml:space="preserve">14</w:t>
               </w:r>
             </w:hyperlink>
+            <w:r>
+              <w:rPr>
+                <w:color w:val="2A78D6"/>
+                <w:vertAlign w:val="superscript"/>
+              </w:rPr>
+              <w:t>,</w:t>
+            </w:r>
+            <w:hyperlink r:id="rId25">
+              <w:r>
+                <w:rPr>
+                  <w:color w:val="2A78D6"/>
+                  <w:vertAlign w:val="superscript"/>
+                  <w:sz w:val="14"/>
+                </w:rPr>
+                <w:t xml:space="preserve">16</w:t>
+              </w:r>
+            </w:hyperlink>
           </w:p>
         </w:tc>
         <w:tc>
@@ -2977,7 +3170,7 @@
                 <w:b w:val="0"/>
                 <w:sz w:val="17"/>
               </w:rPr>
-              <w:t>–</w:t>
+              <w:t>2 436,8</w:t>
             </w:r>
           </w:p>
         </w:tc>
@@ -2996,7 +3189,7 @@
                 <w:b w:val="0"/>
                 <w:sz w:val="17"/>
               </w:rPr>
-              <w:t>2 494,7*</w:t>
+              <w:t>2 494,7</w:t>
             </w:r>
           </w:p>
         </w:tc>
@@ -3015,7 +3208,7 @@
                 <w:b w:val="0"/>
                 <w:sz w:val="17"/>
               </w:rPr>
-              <w:t>–</w:t>
+              <w:t>2 492,0</w:t>
             </w:r>
           </w:p>
         </w:tc>
@@ -3054,7 +3247,7 @@
                 <w:color w:val="1B7F3B"/>
                 <w:sz w:val="17"/>
               </w:rPr>
-              <w:t>▲ 5,7 % vs FY2025</w:t>
+              <w:t>▲ 5,8 % vs 6M2025</w:t>
             </w:r>
           </w:p>
         </w:tc>
@@ -3087,6 +3280,23 @@
                 <w:t xml:space="preserve">14</w:t>
               </w:r>
             </w:hyperlink>
+            <w:r>
+              <w:rPr>
+                <w:color w:val="2A78D6"/>
+                <w:vertAlign w:val="superscript"/>
+              </w:rPr>
+              <w:t>,</w:t>
+            </w:r>
+            <w:hyperlink r:id="rId25">
+              <w:r>
+                <w:rPr>
+                  <w:color w:val="2A78D6"/>
+                  <w:vertAlign w:val="superscript"/>
+                  <w:sz w:val="14"/>
+                </w:rPr>
+                <w:t xml:space="preserve">16</w:t>
+              </w:r>
+            </w:hyperlink>
           </w:p>
         </w:tc>
         <w:tc>
@@ -3105,7 +3315,7 @@
                 <w:b w:val="0"/>
                 <w:sz w:val="17"/>
               </w:rPr>
-              <w:t>–</w:t>
+              <w:t>5 706,0</w:t>
             </w:r>
           </w:p>
         </w:tc>
@@ -3145,7 +3355,7 @@
                 <w:b w:val="0"/>
                 <w:sz w:val="17"/>
               </w:rPr>
-              <w:t>–</w:t>
+              <w:t>5 897,3</w:t>
             </w:r>
           </w:p>
         </w:tc>
@@ -3186,7 +3396,7 @@
                 <w:color w:val="5F6B7A"/>
                 <w:sz w:val="17"/>
               </w:rPr>
-              <w:t>▲ 1,0 % vs FY2025</w:t>
+              <w:t>▲ 7,5 % vs 6M2025</w:t>
             </w:r>
           </w:p>
         </w:tc>
@@ -3208,14 +3418,14 @@
               </w:rPr>
               <w:t>Dividendai akcijai, EUR</w:t>
             </w:r>
-            <w:hyperlink r:id="rId24">
+            <w:hyperlink r:id="rId26">
               <w:r>
                 <w:rPr>
                   <w:color w:val="2A78D6"/>
                   <w:vertAlign w:val="superscript"/>
                   <w:sz w:val="14"/>
                 </w:rPr>
-                <w:t xml:space="preserve">15</w:t>
+                <w:t xml:space="preserve">17</w:t>
               </w:r>
             </w:hyperlink>
             <w:r>
@@ -3242,14 +3452,14 @@
               </w:rPr>
               <w:t>,</w:t>
             </w:r>
-            <w:hyperlink r:id="rId13">
+            <w:hyperlink r:id="rId27">
               <w:r>
                 <w:rPr>
                   <w:color w:val="2A78D6"/>
                   <w:vertAlign w:val="superscript"/>
                   <w:sz w:val="14"/>
                 </w:rPr>
-                <w:t xml:space="preserve">4</w:t>
+                <w:t xml:space="preserve">18</w:t>
               </w:r>
             </w:hyperlink>
           </w:p>
@@ -3307,7 +3517,7 @@
                 <w:b w:val="0"/>
                 <w:sz w:val="17"/>
               </w:rPr>
-              <w:t>–</w:t>
+              <w:t>0,683</w:t>
             </w:r>
           </w:p>
         </w:tc>
@@ -3342,11 +3552,11 @@
             <w:r/>
             <w:r>
               <w:rPr>
-                <w:b w:val="0"/>
-                <w:color w:val="5F6B7A"/>
+                <w:b/>
+                <w:color w:val="1B7F3B"/>
                 <w:sz w:val="17"/>
               </w:rPr>
-              <w:t>–</w:t>
+              <w:t>▲ 3,1 % vs 6M2025</w:t>
             </w:r>
           </w:p>
         </w:tc>
@@ -3377,6 +3587,23 @@
                   <w:sz w:val="14"/>
                 </w:rPr>
                 <w:t xml:space="preserve">12</w:t>
+              </w:r>
+            </w:hyperlink>
+            <w:r>
+              <w:rPr>
+                <w:color w:val="2A78D6"/>
+                <w:vertAlign w:val="superscript"/>
+              </w:rPr>
+              <w:t>,</w:t>
+            </w:r>
+            <w:hyperlink r:id="rId28">
+              <w:r>
+                <w:rPr>
+                  <w:color w:val="2A78D6"/>
+                  <w:vertAlign w:val="superscript"/>
+                  <w:sz w:val="14"/>
+                </w:rPr>
+                <w:t xml:space="preserve">19</w:t>
               </w:r>
             </w:hyperlink>
             <w:r>
@@ -3454,7 +3681,7 @@
                 <w:b w:val="0"/>
                 <w:sz w:val="17"/>
               </w:rPr>
-              <w:t>–</w:t>
+              <w:t>1,75</w:t>
             </w:r>
           </w:p>
         </w:tc>
@@ -3491,11 +3718,11 @@
             <w:r/>
             <w:r>
               <w:rPr>
-                <w:b w:val="0"/>
-                <w:color w:val="5F6B7A"/>
+                <w:b/>
+                <w:color w:val="1B7F3B"/>
                 <w:sz w:val="17"/>
               </w:rPr>
-              <w:t>• 0,0 % vs FY2025</w:t>
+              <w:t>▲ 20,0 % vs 6M2025</w:t>
             </w:r>
           </w:p>
         </w:tc>
@@ -3538,7 +3765,7 @@
                     <pic:cNvPicPr/>
                   </pic:nvPicPr>
                   <pic:blipFill>
-                    <a:blip r:embed="rId25"/>
+                    <a:blip r:embed="rId29"/>
                     <a:stretch>
                       <a:fillRect/>
                     </a:stretch>
@@ -3590,14 +3817,14 @@
         </w:rPr>
         <w:t xml:space="preserve"> investicijos 208,3 mln. EUR (+26,1 %), 68 % visų investicijų; segmento koreguota EBITDA 147,3 mln. EUR (132,6 mln.)</w:t>
       </w:r>
-      <w:hyperlink r:id="rId26">
+      <w:hyperlink r:id="rId30">
         <w:r>
           <w:rPr>
             <w:color w:val="2A78D6"/>
             <w:vertAlign w:val="superscript"/>
             <w:sz w:val="17"/>
           </w:rPr>
-          <w:t xml:space="preserve">16</w:t>
+          <w:t xml:space="preserve">20</w:t>
         </w:r>
       </w:hyperlink>
       <w:r>
@@ -3631,7 +3858,7 @@
             <w:vertAlign w:val="superscript"/>
             <w:sz w:val="17"/>
           </w:rPr>
-          <w:t xml:space="preserve">17</w:t>
+          <w:t xml:space="preserve">21</w:t>
         </w:r>
       </w:hyperlink>
       <w:r>
@@ -3640,14 +3867,14 @@
         </w:rPr>
         <w:t>. EBITDA mažėjo dėl silpnesnio vėjo I–II ketv. ir mažesnės apsidraudimo kainos (130 → 82 EUR/MWh)</w:t>
       </w:r>
-      <w:hyperlink r:id="rId27">
+      <w:hyperlink r:id="rId31">
         <w:r>
           <w:rPr>
             <w:color w:val="2A78D6"/>
             <w:vertAlign w:val="superscript"/>
             <w:sz w:val="17"/>
           </w:rPr>
-          <w:t xml:space="preserve">18</w:t>
+          <w:t xml:space="preserve">22</w:t>
         </w:r>
       </w:hyperlink>
       <w:r>
@@ -3674,14 +3901,14 @@
         </w:rPr>
         <w:t xml:space="preserve"> koreguota EBITDA 17,9 mln. EUR (29,1 mln., −38 %); balansavimo rinka tampa konkurencingesnė</w:t>
       </w:r>
-      <w:hyperlink r:id="rId12">
+      <w:hyperlink r:id="rId15">
         <w:r>
           <w:rPr>
             <w:color w:val="2A78D6"/>
             <w:vertAlign w:val="superscript"/>
             <w:sz w:val="17"/>
           </w:rPr>
-          <w:t xml:space="preserve">3</w:t>
+          <w:t xml:space="preserve">6</w:t>
         </w:r>
       </w:hyperlink>
       <w:r>
@@ -3691,14 +3918,14 @@
         </w:rPr>
         <w:t>,</w:t>
       </w:r>
-      <w:hyperlink r:id="rId27">
+      <w:hyperlink r:id="rId31">
         <w:r>
           <w:rPr>
             <w:color w:val="2A78D6"/>
             <w:vertAlign w:val="superscript"/>
             <w:sz w:val="17"/>
           </w:rPr>
-          <w:t xml:space="preserve">18</w:t>
+          <w:t xml:space="preserve">22</w:t>
         </w:r>
       </w:hyperlink>
       <w:r>
@@ -3741,14 +3968,14 @@
         </w:rPr>
         <w:t>. Gaminančių vartotojų poveikis 2025 m. – apie −30 mln. EUR EBITDA, 2026 m. tikimasi kiek didesnio, 60–70 % kompensuos naujas reguliavimas</w:t>
       </w:r>
-      <w:hyperlink r:id="rId27">
+      <w:hyperlink r:id="rId31">
         <w:r>
           <w:rPr>
             <w:color w:val="2A78D6"/>
             <w:vertAlign w:val="superscript"/>
             <w:sz w:val="17"/>
           </w:rPr>
-          <w:t xml:space="preserve">18</w:t>
+          <w:t xml:space="preserve">22</w:t>
         </w:r>
       </w:hyperlink>
       <w:r>
@@ -3775,14 +4002,14 @@
         </w:rPr>
         <w:t xml:space="preserve"> parduota 49 % Vilniaus KJ (Quaero Capital, 2026 m. kovas); statomos 399 MW / 798 MWh baterijų sistemos; Kruonio HAE 5-asis blokas ~80 % baigtas; 2026-08-11 pradėta duomenų centrų partnerio paieška</w:t>
       </w:r>
-      <w:hyperlink r:id="rId28">
+      <w:hyperlink r:id="rId32">
         <w:r>
           <w:rPr>
             <w:color w:val="2A78D6"/>
             <w:vertAlign w:val="superscript"/>
             <w:sz w:val="17"/>
           </w:rPr>
-          <w:t xml:space="preserve">19</w:t>
+          <w:t xml:space="preserve">23</w:t>
         </w:r>
       </w:hyperlink>
       <w:r>
@@ -3826,14 +4053,14 @@
         </w:rPr>
         <w:t xml:space="preserve"> 2026 m. vasarį žuvo rangovo darbuotojas</w:t>
       </w:r>
-      <w:hyperlink r:id="rId29">
+      <w:hyperlink r:id="rId33">
         <w:r>
           <w:rPr>
             <w:color w:val="2A78D6"/>
             <w:vertAlign w:val="superscript"/>
             <w:sz w:val="17"/>
           </w:rPr>
-          <w:t xml:space="preserve">20</w:t>
+          <w:t xml:space="preserve">24</w:t>
         </w:r>
       </w:hyperlink>
       <w:r>
@@ -3877,7 +4104,7 @@
             <w:vertAlign w:val="superscript"/>
             <w:sz w:val="17"/>
           </w:rPr>
-          <w:t xml:space="preserve">21</w:t>
+          <w:t xml:space="preserve">25</w:t>
         </w:r>
       </w:hyperlink>
       <w:r>
@@ -3905,7 +4132,7 @@
             <w:vertAlign w:val="superscript"/>
             <w:sz w:val="17"/>
           </w:rPr>
-          <w:t xml:space="preserve">22</w:t>
+          <w:t xml:space="preserve">26</w:t>
         </w:r>
       </w:hyperlink>
       <w:r>
@@ -4151,14 +4378,14 @@
               </w:rPr>
               <w:t>Pagal planą: per 6 mėn. pasiekta 51–56 % intervalo. Augo tinklai bei klientai ir sprendimai; žalioji gamyba mažėjo dėl silpnesnio vėjo ir mažesnės apsidraudimo kainos</w:t>
             </w:r>
-            <w:hyperlink r:id="rId12">
+            <w:hyperlink r:id="rId15">
               <w:r>
                 <w:rPr>
                   <w:color w:val="2A78D6"/>
                   <w:vertAlign w:val="superscript"/>
                   <w:sz w:val="14"/>
                 </w:rPr>
-                <w:t xml:space="preserve">3</w:t>
+                <w:t xml:space="preserve">6</w:t>
               </w:r>
             </w:hyperlink>
             <w:r>
@@ -4168,14 +4395,14 @@
               </w:rPr>
               <w:t>,</w:t>
             </w:r>
-            <w:hyperlink r:id="rId27">
+            <w:hyperlink r:id="rId31">
               <w:r>
                 <w:rPr>
                   <w:color w:val="2A78D6"/>
                   <w:vertAlign w:val="superscript"/>
                   <w:sz w:val="14"/>
                 </w:rPr>
-                <w:t xml:space="preserve">18</w:t>
+                <w:t xml:space="preserve">22</w:t>
               </w:r>
             </w:hyperlink>
             <w:r>
@@ -4261,14 +4488,14 @@
               </w:rPr>
               <w:t>,</w:t>
             </w:r>
-            <w:hyperlink r:id="rId26">
+            <w:hyperlink r:id="rId30">
               <w:r>
                 <w:rPr>
                   <w:color w:val="2A78D6"/>
                   <w:vertAlign w:val="superscript"/>
                   <w:sz w:val="14"/>
                 </w:rPr>
-                <w:t xml:space="preserve">23</w:t>
+                <w:t xml:space="preserve">27</w:t>
               </w:r>
             </w:hyperlink>
           </w:p>
@@ -4290,14 +4517,14 @@
               </w:rPr>
               <w:t>Pagal planą: 6 mėn. investicijos 306,1 mln. EUR (−10,8 % per metus); 68 % – į tinklus</w:t>
             </w:r>
-            <w:hyperlink r:id="rId26">
+            <w:hyperlink r:id="rId30">
               <w:r>
                 <w:rPr>
                   <w:color w:val="2A78D6"/>
                   <w:vertAlign w:val="superscript"/>
                   <w:sz w:val="14"/>
                 </w:rPr>
-                <w:t xml:space="preserve">23</w:t>
+                <w:t xml:space="preserve">27</w:t>
               </w:r>
             </w:hyperlink>
             <w:r>
@@ -4364,14 +4591,14 @@
               </w:rPr>
               <w:t>Nauja strategija 2026–2029: investicijos 2,5–3,0 mlrd. EUR, 2029 m. EBITDA 640–700 mln. EUR (investicijų apimtis sumažinta)</w:t>
             </w:r>
-            <w:hyperlink r:id="rId30">
+            <w:hyperlink r:id="rId34">
               <w:r>
                 <w:rPr>
                   <w:color w:val="2A78D6"/>
                   <w:vertAlign w:val="superscript"/>
                   <w:sz w:val="14"/>
                 </w:rPr>
-                <w:t xml:space="preserve">24</w:t>
+                <w:t xml:space="preserve">28</w:t>
               </w:r>
             </w:hyperlink>
             <w:r>
@@ -4381,14 +4608,14 @@
               </w:rPr>
               <w:t>,</w:t>
             </w:r>
-            <w:hyperlink r:id="rId15">
+            <w:hyperlink r:id="rId16">
               <w:r>
                 <w:rPr>
                   <w:color w:val="2A78D6"/>
                   <w:vertAlign w:val="superscript"/>
                   <w:sz w:val="14"/>
                 </w:rPr>
-                <w:t xml:space="preserve">6</w:t>
+                <w:t xml:space="preserve">7</w:t>
               </w:r>
             </w:hyperlink>
           </w:p>
@@ -4409,14 +4636,14 @@
               </w:rPr>
               <w:t>Pakeista: naujas 2026–2029 m. planas sumažina investicijas iki 2,5–3,0 mlrd. EUR, o EBITDA tikslą 2029 m. pakelia iki 640–700 mln. EUR. Priežastis peržiūrėtuose šaltiniuose nenurodyta</w:t>
             </w:r>
-            <w:hyperlink r:id="rId15">
+            <w:hyperlink r:id="rId16">
               <w:r>
                 <w:rPr>
                   <w:color w:val="2A78D6"/>
                   <w:vertAlign w:val="superscript"/>
                   <w:sz w:val="14"/>
                 </w:rPr>
-                <w:t xml:space="preserve">6</w:t>
+                <w:t xml:space="preserve">7</w:t>
               </w:r>
             </w:hyperlink>
             <w:r>
@@ -4485,14 +4712,14 @@
               </w:rPr>
               <w:t>2025 m. pab. – 21,0 %, 2026-06-30 (12 mėn.) – 22,2 %</w:t>
             </w:r>
-            <w:hyperlink r:id="rId15">
+            <w:hyperlink r:id="rId16">
               <w:r>
                 <w:rPr>
                   <w:color w:val="2A78D6"/>
                   <w:vertAlign w:val="superscript"/>
                   <w:sz w:val="14"/>
                 </w:rPr>
-                <w:t xml:space="preserve">6</w:t>
+                <w:t xml:space="preserve">7</w:t>
               </w:r>
             </w:hyperlink>
             <w:r>
@@ -4502,14 +4729,14 @@
               </w:rPr>
               <w:t>,</w:t>
             </w:r>
-            <w:hyperlink r:id="rId14">
+            <w:hyperlink r:id="rId12">
               <w:r>
                 <w:rPr>
                   <w:color w:val="2A78D6"/>
                   <w:vertAlign w:val="superscript"/>
                   <w:sz w:val="14"/>
                 </w:rPr>
-                <w:t xml:space="preserve">5</w:t>
+                <w:t xml:space="preserve">3</w:t>
               </w:r>
             </w:hyperlink>
           </w:p>
@@ -4531,14 +4758,14 @@
               </w:rPr>
               <w:t>Gerėja, bet dar žemiau tikslo: 21,0 % → 22,2 %, nes FFO augo 11,3 %, o grynoji skola beveik nesikeitė (+0,7 %)</w:t>
             </w:r>
-            <w:hyperlink r:id="rId14">
+            <w:hyperlink r:id="rId12">
               <w:r>
                 <w:rPr>
                   <w:color w:val="2A78D6"/>
                   <w:vertAlign w:val="superscript"/>
                   <w:sz w:val="14"/>
                 </w:rPr>
-                <w:t xml:space="preserve">25</w:t>
+                <w:t xml:space="preserve">29</w:t>
               </w:r>
             </w:hyperlink>
             <w:r>
@@ -4605,14 +4832,14 @@
               </w:rPr>
               <w:t>3,49x; S&amp;P BBB+, Moody's Baa1</w:t>
             </w:r>
-            <w:hyperlink r:id="rId15">
+            <w:hyperlink r:id="rId16">
               <w:r>
                 <w:rPr>
                   <w:color w:val="2A78D6"/>
                   <w:vertAlign w:val="superscript"/>
                   <w:sz w:val="14"/>
                 </w:rPr>
-                <w:t xml:space="preserve">6</w:t>
+                <w:t xml:space="preserve">7</w:t>
               </w:r>
             </w:hyperlink>
             <w:r>
@@ -4622,14 +4849,14 @@
               </w:rPr>
               <w:t>,</w:t>
             </w:r>
-            <w:hyperlink r:id="rId14">
+            <w:hyperlink r:id="rId12">
               <w:r>
                 <w:rPr>
                   <w:color w:val="2A78D6"/>
                   <w:vertAlign w:val="superscript"/>
                   <w:sz w:val="14"/>
                 </w:rPr>
-                <w:t xml:space="preserve">5</w:t>
+                <w:t xml:space="preserve">3</w:t>
               </w:r>
             </w:hyperlink>
             <w:r>
@@ -4667,14 +4894,14 @@
               </w:rPr>
               <w:t>Įvykdyta: svertas 3,49x – intervalo viduryje; grynoji skola +0,7 % nuo 2025 m. pabaigos; reitingai stabilūs</w:t>
             </w:r>
-            <w:hyperlink r:id="rId14">
+            <w:hyperlink r:id="rId12">
               <w:r>
                 <w:rPr>
                   <w:color w:val="2A78D6"/>
                   <w:vertAlign w:val="superscript"/>
                   <w:sz w:val="14"/>
                 </w:rPr>
-                <w:t xml:space="preserve">5</w:t>
+                <w:t xml:space="preserve">3</w:t>
               </w:r>
             </w:hyperlink>
             <w:r>
@@ -4760,14 +4987,14 @@
               </w:rPr>
               <w:t>2025 m. 1,366 EUR (+3,0 %); 2026 m. I pusm. 0,704 EUR (+3,1 %)</w:t>
             </w:r>
-            <w:hyperlink r:id="rId15">
+            <w:hyperlink r:id="rId16">
               <w:r>
                 <w:rPr>
                   <w:color w:val="2A78D6"/>
                   <w:vertAlign w:val="superscript"/>
                   <w:sz w:val="14"/>
                 </w:rPr>
-                <w:t xml:space="preserve">6</w:t>
+                <w:t xml:space="preserve">7</w:t>
               </w:r>
             </w:hyperlink>
             <w:r>
@@ -4914,14 +5141,14 @@
               </w:rPr>
               <w:t>Įrengta 2,1 GW, statoma 0,7 GW</w:t>
             </w:r>
-            <w:hyperlink r:id="rId15">
+            <w:hyperlink r:id="rId16">
               <w:r>
                 <w:rPr>
                   <w:color w:val="2A78D6"/>
                   <w:vertAlign w:val="superscript"/>
                   <w:sz w:val="14"/>
                 </w:rPr>
-                <w:t xml:space="preserve">6</w:t>
+                <w:t xml:space="preserve">7</w:t>
               </w:r>
             </w:hyperlink>
             <w:r>
@@ -4931,14 +5158,14 @@
               </w:rPr>
               <w:t>,</w:t>
             </w:r>
-            <w:hyperlink r:id="rId31">
+            <w:hyperlink r:id="rId35">
               <w:r>
                 <w:rPr>
                   <w:color w:val="2A78D6"/>
                   <w:vertAlign w:val="superscript"/>
                   <w:sz w:val="14"/>
                 </w:rPr>
-                <w:t xml:space="preserve">26</w:t>
+                <w:t xml:space="preserve">30</w:t>
               </w:r>
             </w:hyperlink>
           </w:p>
@@ -4959,14 +5186,14 @@
               </w:rPr>
               <w:t>Vykdoma: 2,1 GW įrengta + 0,7 GW statoma = 2,8 GW, t. y. tikslo apatinė riba (apskaičiuota įrankio)</w:t>
             </w:r>
-            <w:hyperlink r:id="rId31">
+            <w:hyperlink r:id="rId35">
               <w:r>
                 <w:rPr>
                   <w:color w:val="2A78D6"/>
                   <w:vertAlign w:val="superscript"/>
                   <w:sz w:val="14"/>
                 </w:rPr>
-                <w:t xml:space="preserve">26</w:t>
+                <w:t xml:space="preserve">30</w:t>
               </w:r>
             </w:hyperlink>
             <w:r>
@@ -5032,14 +5259,14 @@
         </w:rPr>
         <w:t xml:space="preserve"> akcijos (IGN1L) ir trys obligacijos (2027, 2028, 2030). Obligacijos neužtikrintos, joms taikomas emitento reitingas BBB+ (S&amp;P)</w:t>
       </w:r>
-      <w:hyperlink r:id="rId16">
+      <w:hyperlink r:id="rId14">
         <w:r>
           <w:rPr>
             <w:color w:val="2A78D6"/>
             <w:vertAlign w:val="superscript"/>
             <w:sz w:val="17"/>
           </w:rPr>
-          <w:t xml:space="preserve">7</w:t>
+          <w:t xml:space="preserve">5</w:t>
         </w:r>
       </w:hyperlink>
       <w:r>
@@ -5066,14 +5293,14 @@
         </w:rPr>
         <w:t xml:space="preserve"> sverto rodiklis (3,49x) – strateginiame 3–4x intervale, reitingai stabilūs; FFO / grynoji skola (22,2 %) dar žemiau ≥23 % tikslo. Investicijos daugiausia į reguliuojamus tinklus</w:t>
       </w:r>
-      <w:hyperlink r:id="rId26">
+      <w:hyperlink r:id="rId30">
         <w:r>
           <w:rPr>
             <w:color w:val="2A78D6"/>
             <w:vertAlign w:val="superscript"/>
             <w:sz w:val="17"/>
           </w:rPr>
-          <w:t xml:space="preserve">27</w:t>
+          <w:t xml:space="preserve">31</w:t>
         </w:r>
       </w:hyperlink>
       <w:r>
@@ -5083,14 +5310,14 @@
         </w:rPr>
         <w:t>,</w:t>
       </w:r>
-      <w:hyperlink r:id="rId15">
+      <w:hyperlink r:id="rId16">
         <w:r>
           <w:rPr>
             <w:color w:val="2A78D6"/>
             <w:vertAlign w:val="superscript"/>
             <w:sz w:val="17"/>
           </w:rPr>
-          <w:t xml:space="preserve">6</w:t>
+          <w:t xml:space="preserve">7</w:t>
         </w:r>
       </w:hyperlink>
       <w:r>
@@ -5134,14 +5361,14 @@
         </w:rPr>
         <w:t xml:space="preserve"> dėl 2026-10-19 supirkimo pasiūlymo reikia sprendimo (dalyvauti ar laikyti iki 2027-07-14). Pasiūlymo sąlygos ir terminas – emitento „Tender Offer Launch Announcement“</w:t>
       </w:r>
-      <w:hyperlink r:id="rId16">
+      <w:hyperlink r:id="rId14">
         <w:r>
           <w:rPr>
             <w:color w:val="2A78D6"/>
             <w:vertAlign w:val="superscript"/>
             <w:sz w:val="17"/>
           </w:rPr>
-          <w:t xml:space="preserve">7</w:t>
+          <w:t xml:space="preserve">5</w:t>
         </w:r>
       </w:hyperlink>
       <w:r>
@@ -5301,14 +5528,14 @@
         </w:rPr>
         <w:t>Anglies generacijos nėra, naftos ir dujų žvalgybos nėra</w:t>
       </w:r>
-      <w:hyperlink r:id="rId24">
+      <w:hyperlink r:id="rId26">
         <w:r>
           <w:rPr>
             <w:color w:val="2A78D6"/>
             <w:vertAlign w:val="superscript"/>
             <w:sz w:val="16"/>
           </w:rPr>
-          <w:t xml:space="preserve">15</w:t>
+          <w:t xml:space="preserve">17</w:t>
         </w:r>
       </w:hyperlink>
       <w:r>
@@ -5393,14 +5620,14 @@
         </w:rPr>
         <w:t>Ignitis skelbia, kad laikosi UN Global Compact principų</w:t>
       </w:r>
-      <w:hyperlink r:id="rId24">
+      <w:hyperlink r:id="rId26">
         <w:r>
           <w:rPr>
             <w:color w:val="2A78D6"/>
             <w:vertAlign w:val="superscript"/>
             <w:sz w:val="16"/>
           </w:rPr>
-          <w:t xml:space="preserve">15</w:t>
+          <w:t xml:space="preserve">17</w:t>
         </w:r>
       </w:hyperlink>
       <w:r>
@@ -5457,7 +5684,7 @@
           <w:color w:val="333333"/>
           <w:sz w:val="19"/>
         </w:rPr>
-        <w:t>Tikrina analitikas vidinėmis priemonėmis (pridėti ekrano nuotrauką).</w:t>
+        <w:t>Automatinė patikra ES, JT, JAV OFAC ir JK konsoliduotuose sankcijų sąrašuose.</w:t>
       </w:r>
     </w:p>
     <w:p>
@@ -5468,44 +5695,10 @@
         <w:rPr>
           <w:sz w:val="24"/>
         </w:rPr>
-        <w:t xml:space="preserve">☐ </w:t>
+        <w:t xml:space="preserve">☑ </w:t>
       </w:r>
       <w:r>
         <w:t>Yes, issues were not identified from adverse media checks (add a screenshot)</w:t>
-      </w:r>
-    </w:p>
-    <w:p>
-      <w:pPr>
-        <w:spacing w:after="0"/>
-        <w:ind w:left="397"/>
-      </w:pPr>
-      <w:r>
-        <w:rPr>
-          <w:b/>
-          <w:color w:val="B42318"/>
-          <w:sz w:val="19"/>
-        </w:rPr>
-        <w:t>Reikia peržiūrėti</w:t>
-      </w:r>
-    </w:p>
-    <w:p>
-      <w:pPr>
-        <w:spacing w:after="0"/>
-        <w:ind w:left="510" w:hanging="198"/>
-      </w:pPr>
-      <w:r>
-        <w:rPr>
-          <w:sz w:val="19"/>
-        </w:rPr>
-        <w:t xml:space="preserve">•  </w:t>
-      </w:r>
-      <w:r>
-        <w:rPr>
-          <w:b w:val="0"/>
-          <w:color w:val="333333"/>
-          <w:sz w:val="19"/>
-        </w:rPr>
-        <w:t>Automatinė naujienų paieška (LT, LV, EE, EN; 30 d.) neigiamų antraščių nerado.</w:t>
       </w:r>
     </w:p>
     <w:p>
@@ -5525,7 +5718,7 @@
           <w:color w:val="333333"/>
           <w:sz w:val="19"/>
         </w:rPr>
-        <w:t>Analitikas patvirtina ir prideda ekrano nuotrauką.</w:t>
+        <w:t>Automatinė naujienų paieška (lietuvių, latvių, estų ir anglų žiniasklaida, paskutinės 30 d., 2026-10-22) neigiamų naujienų nerado.</w:t>
       </w:r>
     </w:p>
     <w:p>
@@ -5675,14 +5868,14 @@
         </w:rPr>
         <w:t>ES taksonomiją atitinkančios investicijos 2025 m. – 84,7 %</w:t>
       </w:r>
-      <w:hyperlink r:id="rId24">
+      <w:hyperlink r:id="rId26">
         <w:r>
           <w:rPr>
             <w:color w:val="2A78D6"/>
             <w:vertAlign w:val="superscript"/>
             <w:sz w:val="16"/>
           </w:rPr>
-          <w:t xml:space="preserve">15</w:t>
+          <w:t xml:space="preserve">17</w:t>
         </w:r>
       </w:hyperlink>
       <w:r>
@@ -5733,14 +5926,14 @@
         </w:rPr>
         <w:t>Nulinė emisija iki 2050 m. ar anksčiau</w:t>
       </w:r>
-      <w:hyperlink r:id="rId32">
+      <w:hyperlink r:id="rId36">
         <w:r>
           <w:rPr>
             <w:color w:val="2A78D6"/>
             <w:vertAlign w:val="superscript"/>
             <w:sz w:val="16"/>
           </w:rPr>
-          <w:t xml:space="preserve">28</w:t>
+          <w:t xml:space="preserve">32</w:t>
         </w:r>
       </w:hyperlink>
       <w:r>
@@ -5760,7 +5953,7 @@
         <w:rPr>
           <w:sz w:val="24"/>
         </w:rPr>
-        <w:t xml:space="preserve">☐ </w:t>
+        <w:t xml:space="preserve">☑ </w:t>
       </w:r>
       <w:r>
         <w:t>Yes, the company does not have yellow flag/signal related to controversies based on UN Global Compact or any other relevant principles/standards</w:t>
@@ -5774,16 +5967,16 @@
       <w:r>
         <w:rPr>
           <w:b/>
-          <w:color w:val="B42318"/>
+          <w:color w:val="333333"/>
           <w:sz w:val="19"/>
         </w:rPr>
-        <w:t>Reikia peržiūrėti</w:t>
+        <w:t>Reikšmingų geltonų signalų nėra</w:t>
       </w:r>
     </w:p>
     <w:p>
       <w:pPr>
         <w:spacing w:after="0"/>
-        <w:ind w:left="510" w:hanging="198"/>
+        <w:ind w:left="737" w:hanging="198"/>
       </w:pPr>
       <w:r>
         <w:rPr>
@@ -5797,31 +5990,57 @@
           <w:color w:val="333333"/>
           <w:sz w:val="19"/>
         </w:rPr>
-        <w:t>Galimas geltonas signalas: 2026 m. vasarį žuvo rangovo darbuotojas</w:t>
+        <w:t>Su JT Pasauliniu susitarimu susijusių ginčų nerasta.</w:t>
       </w:r>
-      <w:hyperlink r:id="rId29">
+    </w:p>
+    <w:p>
+      <w:pPr>
+        <w:spacing w:after="0"/>
+        <w:ind w:left="397"/>
+      </w:pPr>
+      <w:r>
+        <w:rPr>
+          <w:b/>
+          <w:color w:val="333333"/>
+          <w:sz w:val="19"/>
+        </w:rPr>
+        <w:t>Verta žinoti</w:t>
+      </w:r>
+    </w:p>
+    <w:p>
+      <w:pPr>
+        <w:spacing w:after="0"/>
+        <w:ind w:left="737" w:hanging="198"/>
+      </w:pPr>
+      <w:r>
+        <w:rPr>
+          <w:sz w:val="19"/>
+        </w:rPr>
+        <w:t xml:space="preserve">•  </w:t>
+      </w:r>
+      <w:r>
+        <w:rPr>
+          <w:b w:val="0"/>
+          <w:color w:val="333333"/>
+          <w:sz w:val="19"/>
+        </w:rPr>
+        <w:t>2026 m. vasarį žuvo rangovo darbuotojas</w:t>
+      </w:r>
+      <w:hyperlink r:id="rId33">
         <w:r>
           <w:rPr>
             <w:color w:val="2A78D6"/>
             <w:vertAlign w:val="superscript"/>
             <w:sz w:val="16"/>
           </w:rPr>
-          <w:t xml:space="preserve">20</w:t>
+          <w:t xml:space="preserve">24</w:t>
         </w:r>
       </w:hyperlink>
-      <w:r>
-        <w:rPr>
-          <w:b w:val="0"/>
-          <w:color w:val="333333"/>
-          <w:sz w:val="19"/>
-        </w:rPr>
-        <w:t>.</w:t>
-      </w:r>
     </w:p>
     <w:p>
       <w:pPr>
-        <w:spacing w:after="120"/>
-        <w:ind w:left="510" w:hanging="198"/>
+        <w:spacing w:after="0"/>
+        <w:ind w:left="737" w:hanging="198"/>
       </w:pPr>
       <w:r>
         <w:rPr>
@@ -5837,14 +6056,52 @@
         </w:rPr>
         <w:t>1 apimties emisijos 2025 m. išaugo 54,7 % dėl didesnės dujų generacijos</w:t>
       </w:r>
-      <w:hyperlink r:id="rId24">
+      <w:hyperlink r:id="rId26">
         <w:r>
           <w:rPr>
             <w:color w:val="2A78D6"/>
             <w:vertAlign w:val="superscript"/>
             <w:sz w:val="16"/>
           </w:rPr>
-          <w:t xml:space="preserve">15</w:t>
+          <w:t xml:space="preserve">17</w:t>
+        </w:r>
+      </w:hyperlink>
+      <w:r>
+        <w:rPr>
+          <w:b w:val="0"/>
+          <w:color w:val="333333"/>
+          <w:sz w:val="19"/>
+        </w:rPr>
+        <w:t>.</w:t>
+      </w:r>
+    </w:p>
+    <w:p>
+      <w:pPr>
+        <w:spacing w:after="120"/>
+        <w:ind w:left="737" w:hanging="198"/>
+      </w:pPr>
+      <w:r>
+        <w:rPr>
+          <w:sz w:val="19"/>
+        </w:rPr>
+        <w:t xml:space="preserve">•  </w:t>
+      </w:r>
+      <w:r>
+        <w:rPr>
+          <w:b w:val="0"/>
+          <w:color w:val="333333"/>
+          <w:sz w:val="19"/>
+        </w:rPr>
+        <w:t>Sauga valdoma pagal ISO 45001</w:t>
+      </w:r>
+      <w:hyperlink r:id="rId37">
+        <w:r>
+          <w:rPr>
+            <w:color w:val="2A78D6"/>
+            <w:vertAlign w:val="superscript"/>
+            <w:sz w:val="16"/>
+          </w:rPr>
+          <w:t xml:space="preserve">33</w:t>
         </w:r>
       </w:hyperlink>
       <w:r>
@@ -5903,14 +6160,14 @@
         </w:rPr>
         <w:t>SEB investicijų politika</w:t>
       </w:r>
-      <w:hyperlink r:id="rId33">
+      <w:hyperlink r:id="rId38">
         <w:r>
           <w:rPr>
             <w:color w:val="2A78D6"/>
             <w:vertAlign w:val="superscript"/>
             <w:sz w:val="16"/>
           </w:rPr>
-          <w:t xml:space="preserve">29</w:t>
+          <w:t xml:space="preserve">34</w:t>
         </w:r>
       </w:hyperlink>
       <w:r>
@@ -5921,14 +6178,14 @@
         </w:rPr>
         <w:t>, elektros ir atsinaujinančios energetikos politika, nes žalioji gamyba ir tinklai sudaro daugiau nei 15 % pajamų</w:t>
       </w:r>
-      <w:hyperlink r:id="rId34">
+      <w:hyperlink r:id="rId39">
         <w:r>
           <w:rPr>
             <w:color w:val="2A78D6"/>
             <w:vertAlign w:val="superscript"/>
             <w:sz w:val="16"/>
           </w:rPr>
-          <w:t xml:space="preserve">30</w:t>
+          <w:t xml:space="preserve">35</w:t>
         </w:r>
       </w:hyperlink>
       <w:r>
@@ -5959,14 +6216,14 @@
         </w:rPr>
         <w:t>Dujų pajamų dalis nerasta</w:t>
       </w:r>
-      <w:hyperlink r:id="rId35">
+      <w:hyperlink r:id="rId40">
         <w:r>
           <w:rPr>
             <w:color w:val="2A78D6"/>
             <w:vertAlign w:val="superscript"/>
             <w:sz w:val="16"/>
           </w:rPr>
-          <w:t xml:space="preserve">31</w:t>
+          <w:t xml:space="preserve">36</w:t>
         </w:r>
       </w:hyperlink>
       <w:r>
@@ -5976,14 +6233,14 @@
         </w:rPr>
         <w:t>,</w:t>
       </w:r>
-      <w:hyperlink r:id="rId36">
+      <w:hyperlink r:id="rId41">
         <w:r>
           <w:rPr>
             <w:color w:val="2A78D6"/>
             <w:vertAlign w:val="superscript"/>
             <w:sz w:val="16"/>
           </w:rPr>
-          <w:t xml:space="preserve">32</w:t>
+          <w:t xml:space="preserve">37</w:t>
         </w:r>
       </w:hyperlink>
       <w:r>
@@ -6028,14 +6285,14 @@
         </w:rPr>
         <w:t>Atskleistos 1–3 apimties emisijos (4,49 mln. t CO2e 2025 m.) ir SBTi patvirtinti 1,5 °C tikslai</w:t>
       </w:r>
-      <w:hyperlink r:id="rId37">
+      <w:hyperlink r:id="rId42">
         <w:r>
           <w:rPr>
             <w:color w:val="2A78D6"/>
             <w:vertAlign w:val="superscript"/>
             <w:sz w:val="16"/>
           </w:rPr>
-          <w:t xml:space="preserve">33</w:t>
+          <w:t xml:space="preserve">38</w:t>
         </w:r>
       </w:hyperlink>
     </w:p>
@@ -6058,14 +6315,14 @@
         </w:rPr>
         <w:t>ISO 14001 aplinkosaugos vadyba ESO, „Ignitis gamyboje“, „Ignitis“ bei Vilniaus ir Kauno kogeneracinėse jėgainėse</w:t>
       </w:r>
-      <w:hyperlink r:id="rId38">
+      <w:hyperlink r:id="rId37">
         <w:r>
           <w:rPr>
             <w:color w:val="2A78D6"/>
             <w:vertAlign w:val="superscript"/>
             <w:sz w:val="16"/>
           </w:rPr>
-          <w:t xml:space="preserve">34</w:t>
+          <w:t xml:space="preserve">33</w:t>
         </w:r>
       </w:hyperlink>
       <w:r>
@@ -6096,14 +6353,14 @@
         </w:rPr>
         <w:t>Anglies, durpių ar naftos ir dujų gavybos nėra</w:t>
       </w:r>
-      <w:hyperlink r:id="rId24">
+      <w:hyperlink r:id="rId26">
         <w:r>
           <w:rPr>
             <w:color w:val="2A78D6"/>
             <w:vertAlign w:val="superscript"/>
             <w:sz w:val="16"/>
           </w:rPr>
-          <w:t xml:space="preserve">15</w:t>
+          <w:t xml:space="preserve">17</w:t>
         </w:r>
       </w:hyperlink>
       <w:r>
@@ -6148,14 +6405,14 @@
         </w:rPr>
         <w:t>ISO 45001 saugos vadyba, 2025 m. mirtinų nelaimingų atsitikimų nebuvo</w:t>
       </w:r>
-      <w:hyperlink r:id="rId39">
+      <w:hyperlink r:id="rId43">
         <w:r>
           <w:rPr>
             <w:color w:val="2A78D6"/>
             <w:vertAlign w:val="superscript"/>
             <w:sz w:val="16"/>
           </w:rPr>
-          <w:t xml:space="preserve">35</w:t>
+          <w:t xml:space="preserve">39</w:t>
         </w:r>
       </w:hyperlink>
       <w:r>
@@ -6165,14 +6422,14 @@
         </w:rPr>
         <w:t>,</w:t>
       </w:r>
-      <w:hyperlink r:id="rId38">
+      <w:hyperlink r:id="rId37">
         <w:r>
           <w:rPr>
             <w:color w:val="2A78D6"/>
             <w:vertAlign w:val="superscript"/>
             <w:sz w:val="16"/>
           </w:rPr>
-          <w:t xml:space="preserve">34</w:t>
+          <w:t xml:space="preserve">33</w:t>
         </w:r>
       </w:hyperlink>
     </w:p>
@@ -6195,14 +6452,14 @@
         </w:rPr>
         <w:t>Pasitikėjimo linija anoniminiams pranešimams</w:t>
       </w:r>
-      <w:hyperlink r:id="rId40">
+      <w:hyperlink r:id="rId44">
         <w:r>
           <w:rPr>
             <w:color w:val="2A78D6"/>
             <w:vertAlign w:val="superscript"/>
             <w:sz w:val="16"/>
           </w:rPr>
-          <w:t xml:space="preserve">36</w:t>
+          <w:t xml:space="preserve">40</w:t>
         </w:r>
       </w:hyperlink>
     </w:p>
@@ -6225,14 +6482,14 @@
         </w:rPr>
         <w:t>Antikorupcijos politika ir ISO 37001 sertifikatas</w:t>
       </w:r>
-      <w:hyperlink r:id="rId38">
+      <w:hyperlink r:id="rId37">
         <w:r>
           <w:rPr>
             <w:color w:val="2A78D6"/>
             <w:vertAlign w:val="superscript"/>
             <w:sz w:val="16"/>
           </w:rPr>
-          <w:t xml:space="preserve">34</w:t>
+          <w:t xml:space="preserve">33</w:t>
         </w:r>
       </w:hyperlink>
       <w:r>
@@ -6242,14 +6499,14 @@
         </w:rPr>
         <w:t>,</w:t>
       </w:r>
-      <w:hyperlink r:id="rId40">
+      <w:hyperlink r:id="rId44">
         <w:r>
           <w:rPr>
             <w:color w:val="2A78D6"/>
             <w:vertAlign w:val="superscript"/>
             <w:sz w:val="16"/>
           </w:rPr>
-          <w:t xml:space="preserve">36</w:t>
+          <w:t xml:space="preserve">40</w:t>
         </w:r>
       </w:hyperlink>
     </w:p>
@@ -6272,14 +6529,14 @@
         </w:rPr>
         <w:t>JT Pasaulinis susitarimas</w:t>
       </w:r>
-      <w:hyperlink r:id="rId37">
+      <w:hyperlink r:id="rId42">
         <w:r>
           <w:rPr>
             <w:color w:val="2A78D6"/>
             <w:vertAlign w:val="superscript"/>
             <w:sz w:val="16"/>
           </w:rPr>
-          <w:t xml:space="preserve">37</w:t>
+          <w:t xml:space="preserve">41</w:t>
         </w:r>
       </w:hyperlink>
     </w:p>
@@ -6302,14 +6559,14 @@
         </w:rPr>
         <w:t>Integruota metinė ataskaita su klimato duomenimis</w:t>
       </w:r>
-      <w:hyperlink r:id="rId24">
+      <w:hyperlink r:id="rId26">
         <w:r>
           <w:rPr>
             <w:color w:val="2A78D6"/>
             <w:vertAlign w:val="superscript"/>
             <w:sz w:val="16"/>
           </w:rPr>
-          <w:t xml:space="preserve">15</w:t>
+          <w:t xml:space="preserve">17</w:t>
         </w:r>
       </w:hyperlink>
     </w:p>
@@ -6332,14 +6589,14 @@
         </w:rPr>
         <w:t>Biologinės įvairovės stebėsena ir poveikio mažinimo priemonės</w:t>
       </w:r>
-      <w:hyperlink r:id="rId41">
+      <w:hyperlink r:id="rId45">
         <w:r>
           <w:rPr>
             <w:color w:val="2A78D6"/>
             <w:vertAlign w:val="superscript"/>
             <w:sz w:val="16"/>
           </w:rPr>
-          <w:t xml:space="preserve">38</w:t>
+          <w:t xml:space="preserve">42</w:t>
         </w:r>
       </w:hyperlink>
       <w:r>
@@ -6362,38 +6619,8 @@
           <w:color w:val="333333"/>
           <w:sz w:val="19"/>
         </w:rPr>
-        <w:t>Nerasta / patikrinti</w:t>
+        <w:t>Galėtų būti geriau</w:t>
       </w:r>
-    </w:p>
-    <w:p>
-      <w:pPr>
-        <w:spacing w:after="0"/>
-        <w:ind w:left="737" w:hanging="198"/>
-      </w:pPr>
-      <w:r>
-        <w:rPr>
-          <w:sz w:val="19"/>
-        </w:rPr>
-        <w:t xml:space="preserve">•  </w:t>
-      </w:r>
-      <w:r>
-        <w:rPr>
-          <w:b w:val="0"/>
-          <w:color w:val="333333"/>
-          <w:sz w:val="19"/>
-        </w:rPr>
-        <w:t>Įvardyto žmogaus teisių patikrinimo proceso ir kiekybinių biologinės įvairovės tikslų</w:t>
-      </w:r>
-      <w:hyperlink r:id="rId34">
-        <w:r>
-          <w:rPr>
-            <w:color w:val="2A78D6"/>
-            <w:vertAlign w:val="superscript"/>
-            <w:sz w:val="16"/>
-          </w:rPr>
-          <w:t xml:space="preserve">39</w:t>
-        </w:r>
-      </w:hyperlink>
     </w:p>
     <w:p>
       <w:pPr>
@@ -6412,16 +6639,16 @@
           <w:color w:val="333333"/>
           <w:sz w:val="19"/>
         </w:rPr>
-        <w:t>Ataskaitos apie pelno mokestį pagal šalis (nurodyta</w:t>
+        <w:t>Neskelbiamas įvardytas žmogaus teisių patikros procesas ir kiekybiniai biologinės įvairovės tikslai</w:t>
       </w:r>
-      <w:hyperlink r:id="rId42">
+      <w:hyperlink r:id="rId39">
         <w:r>
           <w:rPr>
             <w:color w:val="2A78D6"/>
             <w:vertAlign w:val="superscript"/>
             <w:sz w:val="16"/>
           </w:rPr>
-          <w:t xml:space="preserve">40</w:t>
+          <w:t xml:space="preserve">43</w:t>
         </w:r>
       </w:hyperlink>
       <w:r>
@@ -6430,7 +6657,7 @@
           <w:color w:val="333333"/>
           <w:sz w:val="19"/>
         </w:rPr>
-        <w:t>, neperskaityta).</w:t>
+        <w:t>.</w:t>
       </w:r>
     </w:p>
     <w:p>
@@ -6472,26 +6699,6 @@
     </w:p>
     <w:p>
       <w:pPr>
-        <w:spacing w:after="0"/>
-        <w:ind w:left="510" w:hanging="198"/>
-      </w:pPr>
-      <w:r>
-        <w:rPr>
-          <w:sz w:val="19"/>
-        </w:rPr>
-        <w:t xml:space="preserve">•  </w:t>
-      </w:r>
-      <w:r>
-        <w:rPr>
-          <w:b w:val="0"/>
-          <w:color w:val="333333"/>
-          <w:sz w:val="19"/>
-        </w:rPr>
-        <w:t>Būtinybės nenustatyta.</w:t>
-      </w:r>
-    </w:p>
-    <w:p>
-      <w:pPr>
         <w:spacing w:after="120"/>
         <w:ind w:left="510" w:hanging="198"/>
       </w:pPr>
@@ -6507,7 +6714,7 @@
           <w:color w:val="333333"/>
           <w:sz w:val="19"/>
         </w:rPr>
-        <w:t>Galimos temos: dujų generacijos dalis ir 1 apimties emisijų augimas, rangovų sauga.</w:t>
+        <w:t>Nereikia: bendrovė atitinka SEB politikų lūkesčius, raudonų signalų nėra.</w:t>
       </w:r>
     </w:p>
     <w:p>
@@ -6541,24 +6748,10 @@
         <w:rPr>
           <w:sz w:val="24"/>
         </w:rPr>
-        <w:t xml:space="preserve">☐ </w:t>
+        <w:t xml:space="preserve">☑ </w:t>
       </w:r>
       <w:r>
         <w:t>Yes, the indicators of the company support the targets of sustainability and PAI indicators followed by the Fund</w:t>
-      </w:r>
-    </w:p>
-    <w:p>
-      <w:pPr>
-        <w:spacing w:after="0"/>
-        <w:ind w:left="397"/>
-      </w:pPr>
-      <w:r>
-        <w:rPr>
-          <w:b/>
-          <w:color w:val="B42318"/>
-          <w:sz w:val="19"/>
-        </w:rPr>
-        <w:t>Reikia peržiūrėti</w:t>
       </w:r>
     </w:p>
     <w:p>
@@ -6578,16 +6771,16 @@
           <w:color w:val="333333"/>
           <w:sz w:val="19"/>
         </w:rPr>
-        <w:t>Turimi PAI duomenys: bendros ŠESD emisijos 4,49 mln. t CO2e (+10,1 %)</w:t>
+        <w:t>Bendros ŠESD emisijos 2025 m. – 4,49 mln. t CO2e (+10,1 %)</w:t>
       </w:r>
-      <w:hyperlink r:id="rId24">
+      <w:hyperlink r:id="rId26">
         <w:r>
           <w:rPr>
             <w:color w:val="2A78D6"/>
             <w:vertAlign w:val="superscript"/>
             <w:sz w:val="16"/>
           </w:rPr>
-          <w:t xml:space="preserve">15</w:t>
+          <w:t xml:space="preserve">17</w:t>
         </w:r>
       </w:hyperlink>
     </w:p>
@@ -6608,7 +6801,7 @@
           <w:color w:val="333333"/>
           <w:sz w:val="19"/>
         </w:rPr>
-        <w:t>Anglies intensyvumas (1+2) 214 g CO2e/kWh I ketv.</w:t>
+        <w:t>Anglies intensyvumas (1+2 apimtis) 2026 m.</w:t>
       </w:r>
     </w:p>
     <w:p>
@@ -6628,16 +6821,16 @@
           <w:color w:val="333333"/>
           <w:sz w:val="19"/>
         </w:rPr>
-        <w:t>2026 (−12,8 %)</w:t>
+        <w:t>I ketv. – 214 g CO2e/kWh (−12,8 %)</w:t>
       </w:r>
-      <w:hyperlink r:id="rId29">
+      <w:hyperlink r:id="rId33">
         <w:r>
           <w:rPr>
             <w:color w:val="2A78D6"/>
             <w:vertAlign w:val="superscript"/>
             <w:sz w:val="16"/>
           </w:rPr>
-          <w:t xml:space="preserve">20</w:t>
+          <w:t xml:space="preserve">24</w:t>
         </w:r>
       </w:hyperlink>
     </w:p>
@@ -6658,26 +6851,18 @@
           <w:color w:val="333333"/>
           <w:sz w:val="19"/>
         </w:rPr>
-        <w:t>Taksonomiją atitinkančios investicijos 84,7 %</w:t>
+        <w:t>Taksonomiją atitinkančios investicijos – 84,7 %</w:t>
       </w:r>
-      <w:hyperlink r:id="rId24">
+      <w:hyperlink r:id="rId26">
         <w:r>
           <w:rPr>
             <w:color w:val="2A78D6"/>
             <w:vertAlign w:val="superscript"/>
             <w:sz w:val="16"/>
           </w:rPr>
-          <w:t xml:space="preserve">15</w:t>
+          <w:t xml:space="preserve">17</w:t>
         </w:r>
       </w:hyperlink>
-      <w:r>
-        <w:rPr>
-          <w:b w:val="0"/>
-          <w:color w:val="333333"/>
-          <w:sz w:val="19"/>
-        </w:rPr>
-        <w:t>.</w:t>
-      </w:r>
     </w:p>
     <w:p>
       <w:pPr>
@@ -6696,7 +6881,25 @@
           <w:color w:val="333333"/>
           <w:sz w:val="19"/>
         </w:rPr>
-        <w:t>Palyginti su fondo tikslais – analitikas.</w:t>
+        <w:t>SBTi patvirtinti 1,5 °C tikslai</w:t>
+      </w:r>
+      <w:hyperlink r:id="rId46">
+        <w:r>
+          <w:rPr>
+            <w:color w:val="2A78D6"/>
+            <w:vertAlign w:val="superscript"/>
+            <w:sz w:val="16"/>
+          </w:rPr>
+          <w:t xml:space="preserve">44</w:t>
+        </w:r>
+      </w:hyperlink>
+      <w:r>
+        <w:rPr>
+          <w:b w:val="0"/>
+          <w:color w:val="333333"/>
+          <w:sz w:val="19"/>
+        </w:rPr>
+        <w:t>.</w:t>
       </w:r>
     </w:p>
     <w:p>
@@ -6724,7 +6927,7 @@
         <w:rPr>
           <w:b w:val="0"/>
         </w:rPr>
-        <w:t>Išimčių patikra be pastabų (sankcijas ir žiniasklaidą patvirtina analitikas). Teigiama: didelė taksonomiją atitinkančių investicijų dalis, SBTi tikslai. Stebėti dujų generacijos dalį ir saugą.</w:t>
+        <w:t>Išimčių ir raudonų signalų nėra. Stiprus žaliasis profilis: 84,7 % taksonomiją atitinkančių investicijų ir SBTi patvirtinti tikslai. Verta stebėti: didesnę dujų generaciją 2025 m. ir rangovų saugą.</w:t>
       </w:r>
     </w:p>
     <w:p>
@@ -6812,7 +7015,7 @@
             <w:color w:val="2A78D6"/>
             <w:sz w:val="17"/>
           </w:rPr>
-          <w:t xml:space="preserve">Ignitis Group - First six months 2026 interim report, p. 24, 2026-08-12</w:t>
+          <w:t xml:space="preserve">Ignitis Group - First six months 2026 interim report, p. 10, 2026-08-12</w:t>
         </w:r>
       </w:hyperlink>
     </w:p>
@@ -6854,7 +7057,7 @@
             <w:color w:val="2A78D6"/>
             <w:sz w:val="17"/>
           </w:rPr>
-          <w:t xml:space="preserve">Ignitis Group - First six months 2026 interim report, p. 10, 2026-08-12</w:t>
+          <w:t xml:space="preserve">Bonds page (incl. tender offer for XS1646530565), 2026-10-22</w:t>
         </w:r>
       </w:hyperlink>
     </w:p>
@@ -6875,7 +7078,7 @@
             <w:color w:val="2A78D6"/>
             <w:sz w:val="17"/>
           </w:rPr>
-          <w:t xml:space="preserve">Strategic Plan 2026-2029, 2026-05</w:t>
+          <w:t xml:space="preserve">Ignitis Group - First six months 2026 interim report, p. 24, 2026-08-12</w:t>
         </w:r>
       </w:hyperlink>
     </w:p>
@@ -6896,7 +7099,7 @@
             <w:color w:val="2A78D6"/>
             <w:sz w:val="17"/>
           </w:rPr>
-          <w:t xml:space="preserve">Bonds page (incl. tender offer for XS1646530565), 2026-10-22</w:t>
+          <w:t xml:space="preserve">Strategic Plan 2026-2029, 2026-05</w:t>
         </w:r>
       </w:hyperlink>
     </w:p>
@@ -7043,7 +7246,7 @@
             <w:color w:val="2A78D6"/>
             <w:sz w:val="17"/>
           </w:rPr>
-          <w:t xml:space="preserve">Ignitis Group - First six months 2026 interim report, p. 33, 2026-08-12</w:t>
+          <w:t xml:space="preserve">Ignitis Group - First six months 2026 interim report, p. 36, 2026-08-12</w:t>
         </w:r>
       </w:hyperlink>
     </w:p>
@@ -7064,7 +7267,7 @@
             <w:color w:val="2A78D6"/>
             <w:sz w:val="17"/>
           </w:rPr>
-          <w:t xml:space="preserve">Integrated Annual Report 2025, 2026-02-25</w:t>
+          <w:t xml:space="preserve">Ignitis Group - First six months 2026 interim report, p. 32, 2026-08-12</w:t>
         </w:r>
       </w:hyperlink>
     </w:p>
@@ -7079,7 +7282,91 @@
         </w:rPr>
         <w:t xml:space="preserve">16. </w:t>
       </w:r>
+      <w:hyperlink r:id="rId25">
+        <w:r>
+          <w:rPr>
+            <w:color w:val="2A78D6"/>
+            <w:sz w:val="17"/>
+          </w:rPr>
+          <w:t xml:space="preserve">Ignitis Group - First six months 2026 interim report, p. 33, 2026-08-12</w:t>
+        </w:r>
+      </w:hyperlink>
+    </w:p>
+    <w:p>
+      <w:pPr>
+        <w:spacing w:after="20"/>
+        <w:ind w:left="340" w:hanging="340"/>
+      </w:pPr>
+      <w:r>
+        <w:rPr>
+          <w:sz w:val="17"/>
+        </w:rPr>
+        <w:t xml:space="preserve">17. </w:t>
+      </w:r>
       <w:hyperlink r:id="rId26">
+        <w:r>
+          <w:rPr>
+            <w:color w:val="2A78D6"/>
+            <w:sz w:val="17"/>
+          </w:rPr>
+          <w:t xml:space="preserve">Integrated Annual Report 2025, 2026-02-25</w:t>
+        </w:r>
+      </w:hyperlink>
+    </w:p>
+    <w:p>
+      <w:pPr>
+        <w:spacing w:after="20"/>
+        <w:ind w:left="340" w:hanging="340"/>
+      </w:pPr>
+      <w:r>
+        <w:rPr>
+          <w:sz w:val="17"/>
+        </w:rPr>
+        <w:t xml:space="preserve">18. </w:t>
+      </w:r>
+      <w:hyperlink r:id="rId27">
+        <w:r>
+          <w:rPr>
+            <w:color w:val="2A78D6"/>
+            <w:sz w:val="17"/>
+          </w:rPr>
+          <w:t xml:space="preserve">Integrated Annual Report 2025, p. 11, 2026-02-25</w:t>
+        </w:r>
+      </w:hyperlink>
+    </w:p>
+    <w:p>
+      <w:pPr>
+        <w:spacing w:after="20"/>
+        <w:ind w:left="340" w:hanging="340"/>
+      </w:pPr>
+      <w:r>
+        <w:rPr>
+          <w:sz w:val="17"/>
+        </w:rPr>
+        <w:t xml:space="preserve">19. </w:t>
+      </w:r>
+      <w:hyperlink r:id="rId28">
+        <w:r>
+          <w:rPr>
+            <w:color w:val="2A78D6"/>
+            <w:sz w:val="17"/>
+          </w:rPr>
+          <w:t xml:space="preserve">Ignitis Group - First six months 2026 interim report, p. 37, 2026-08-12</w:t>
+        </w:r>
+      </w:hyperlink>
+    </w:p>
+    <w:p>
+      <w:pPr>
+        <w:spacing w:after="20"/>
+        <w:ind w:left="340" w:hanging="340"/>
+      </w:pPr>
+      <w:r>
+        <w:rPr>
+          <w:sz w:val="17"/>
+        </w:rPr>
+        <w:t xml:space="preserve">20. </w:t>
+      </w:r>
+      <w:hyperlink r:id="rId30">
         <w:r>
           <w:rPr>
             <w:color w:val="2A78D6"/>
@@ -7098,7 +7385,7 @@
         <w:rPr>
           <w:sz w:val="17"/>
         </w:rPr>
-        <w:t xml:space="preserve">17. </w:t>
+        <w:t xml:space="preserve">21. </w:t>
       </w:r>
       <w:hyperlink r:id="rId18">
         <w:r>
@@ -7119,9 +7406,9 @@
         <w:rPr>
           <w:sz w:val="17"/>
         </w:rPr>
-        <w:t xml:space="preserve">18. </w:t>
+        <w:t xml:space="preserve">22. </w:t>
       </w:r>
-      <w:hyperlink r:id="rId27">
+      <w:hyperlink r:id="rId31">
         <w:r>
           <w:rPr>
             <w:color w:val="2A78D6"/>
@@ -7140,9 +7427,9 @@
         <w:rPr>
           <w:sz w:val="17"/>
         </w:rPr>
-        <w:t xml:space="preserve">19. </w:t>
+        <w:t xml:space="preserve">23. </w:t>
       </w:r>
-      <w:hyperlink r:id="rId28">
+      <w:hyperlink r:id="rId32">
         <w:r>
           <w:rPr>
             <w:color w:val="2A78D6"/>
@@ -7161,9 +7448,9 @@
         <w:rPr>
           <w:sz w:val="17"/>
         </w:rPr>
-        <w:t xml:space="preserve">20. </w:t>
+        <w:t xml:space="preserve">24. </w:t>
       </w:r>
-      <w:hyperlink r:id="rId29">
+      <w:hyperlink r:id="rId33">
         <w:r>
           <w:rPr>
             <w:color w:val="2A78D6"/>
@@ -7182,7 +7469,7 @@
         <w:rPr>
           <w:sz w:val="17"/>
         </w:rPr>
-        <w:t xml:space="preserve">21. </w:t>
+        <w:t xml:space="preserve">25. </w:t>
       </w:r>
       <w:hyperlink r:id="rId18">
         <w:r>
@@ -7190,7 +7477,7 @@
             <w:color w:val="2A78D6"/>
             <w:sz w:val="17"/>
           </w:rPr>
-          <w:t xml:space="preserve">Ignitis Group - First six months 2026 interim report, p. 11, 23 (pajamas ir grynąjį pelną patikrinti PDF), 2026-08-12</w:t>
+          <w:t xml:space="preserve">Ignitis Group - First six months 2026 interim report, p. 11, 23, 32, 2026-08-12</w:t>
         </w:r>
       </w:hyperlink>
     </w:p>
@@ -7203,7 +7490,7 @@
         <w:rPr>
           <w:sz w:val="17"/>
         </w:rPr>
-        <w:t xml:space="preserve">22. </w:t>
+        <w:t xml:space="preserve">26. </w:t>
       </w:r>
       <w:hyperlink r:id="rId22">
         <w:r>
@@ -7224,9 +7511,9 @@
         <w:rPr>
           <w:sz w:val="17"/>
         </w:rPr>
-        <w:t xml:space="preserve">23. </w:t>
+        <w:t xml:space="preserve">27. </w:t>
       </w:r>
-      <w:hyperlink r:id="rId26">
+      <w:hyperlink r:id="rId30">
         <w:r>
           <w:rPr>
             <w:color w:val="2A78D6"/>
@@ -7245,9 +7532,9 @@
         <w:rPr>
           <w:sz w:val="17"/>
         </w:rPr>
-        <w:t xml:space="preserve">24. </w:t>
+        <w:t xml:space="preserve">28. </w:t>
       </w:r>
-      <w:hyperlink r:id="rId30">
+      <w:hyperlink r:id="rId34">
         <w:r>
           <w:rPr>
             <w:color w:val="2A78D6"/>
@@ -7266,9 +7553,9 @@
         <w:rPr>
           <w:sz w:val="17"/>
         </w:rPr>
-        <w:t xml:space="preserve">25. </w:t>
+        <w:t xml:space="preserve">29. </w:t>
       </w:r>
-      <w:hyperlink r:id="rId14">
+      <w:hyperlink r:id="rId12">
         <w:r>
           <w:rPr>
             <w:color w:val="2A78D6"/>
@@ -7287,9 +7574,9 @@
         <w:rPr>
           <w:sz w:val="17"/>
         </w:rPr>
-        <w:t xml:space="preserve">26. </w:t>
+        <w:t xml:space="preserve">30. </w:t>
       </w:r>
-      <w:hyperlink r:id="rId31">
+      <w:hyperlink r:id="rId35">
         <w:r>
           <w:rPr>
             <w:color w:val="2A78D6"/>
@@ -7308,99 +7595,15 @@
         <w:rPr>
           <w:sz w:val="17"/>
         </w:rPr>
-        <w:t xml:space="preserve">27. </w:t>
+        <w:t xml:space="preserve">31. </w:t>
       </w:r>
-      <w:hyperlink r:id="rId26">
+      <w:hyperlink r:id="rId30">
         <w:r>
           <w:rPr>
             <w:color w:val="2A78D6"/>
             <w:sz w:val="17"/>
           </w:rPr>
           <w:t xml:space="preserve">Ignitis Group - First six months 2026 interim report, p. 5, 10, 2026-08-12</w:t>
-        </w:r>
-      </w:hyperlink>
-    </w:p>
-    <w:p>
-      <w:pPr>
-        <w:spacing w:after="20"/>
-        <w:ind w:left="340" w:hanging="340"/>
-      </w:pPr>
-      <w:r>
-        <w:rPr>
-          <w:sz w:val="17"/>
-        </w:rPr>
-        <w:t xml:space="preserve">28. </w:t>
-      </w:r>
-      <w:hyperlink r:id="rId32">
-        <w:r>
-          <w:rPr>
-            <w:color w:val="2A78D6"/>
-            <w:sz w:val="17"/>
-          </w:rPr>
-          <w:t xml:space="preserve">Integrated Annual Report 2025, p. 10, 2026-02-25</w:t>
-        </w:r>
-      </w:hyperlink>
-    </w:p>
-    <w:p>
-      <w:pPr>
-        <w:spacing w:after="20"/>
-        <w:ind w:left="340" w:hanging="340"/>
-      </w:pPr>
-      <w:r>
-        <w:rPr>
-          <w:sz w:val="17"/>
-        </w:rPr>
-        <w:t xml:space="preserve">29. </w:t>
-      </w:r>
-      <w:hyperlink r:id="rId33">
-        <w:r>
-          <w:rPr>
-            <w:color w:val="2A78D6"/>
-            <w:sz w:val="17"/>
-          </w:rPr>
-          <w:t xml:space="preserve">SEB Policy on Sustainability Considerations in Investments (2026-04-15), p. 5, 2026-04-15</w:t>
-        </w:r>
-      </w:hyperlink>
-    </w:p>
-    <w:p>
-      <w:pPr>
-        <w:spacing w:after="20"/>
-        <w:ind w:left="340" w:hanging="340"/>
-      </w:pPr>
-      <w:r>
-        <w:rPr>
-          <w:sz w:val="17"/>
-        </w:rPr>
-        <w:t xml:space="preserve">30. </w:t>
-      </w:r>
-      <w:hyperlink r:id="rId34">
-        <w:r>
-          <w:rPr>
-            <w:color w:val="2A78D6"/>
-            <w:sz w:val="17"/>
-          </w:rPr>
-          <w:t xml:space="preserve">SEB Sector Policy on Electricity &amp; Renewable Energy (2026-04-23), p. 6, 2026-04-23</w:t>
-        </w:r>
-      </w:hyperlink>
-    </w:p>
-    <w:p>
-      <w:pPr>
-        <w:spacing w:after="20"/>
-        <w:ind w:left="340" w:hanging="340"/>
-      </w:pPr>
-      <w:r>
-        <w:rPr>
-          <w:sz w:val="17"/>
-        </w:rPr>
-        <w:t xml:space="preserve">31. </w:t>
-      </w:r>
-      <w:hyperlink r:id="rId35">
-        <w:r>
-          <w:rPr>
-            <w:color w:val="2A78D6"/>
-            <w:sz w:val="17"/>
-          </w:rPr>
-          <w:t xml:space="preserve">Integrated Annual Report 2025, p. 24, 39, 2026-02-25</w:t>
         </w:r>
       </w:hyperlink>
     </w:p>
@@ -7421,7 +7624,7 @@
             <w:color w:val="2A78D6"/>
             <w:sz w:val="17"/>
           </w:rPr>
-          <w:t xml:space="preserve">SEB Sector Policy on Fossil Fuels (2026-04-23), p. 4, 6, 2026-04-23</w:t>
+          <w:t xml:space="preserve">Integrated Annual Report 2025, p. 10, 2026-02-25</w:t>
         </w:r>
       </w:hyperlink>
     </w:p>
@@ -7442,7 +7645,7 @@
             <w:color w:val="2A78D6"/>
             <w:sz w:val="17"/>
           </w:rPr>
-          <w:t xml:space="preserve">Integrated Annual Report 2025, p. 8-9, 15, 2026-02-25</w:t>
+          <w:t xml:space="preserve">Ignitis grupė - Politikos ir sertifikatai (website, LT), 2026-10-22</w:t>
         </w:r>
       </w:hyperlink>
     </w:p>
@@ -7463,7 +7666,7 @@
             <w:color w:val="2A78D6"/>
             <w:sz w:val="17"/>
           </w:rPr>
-          <w:t xml:space="preserve">Ignitis grupė - Politikos ir sertifikatai (website, LT), 2026-10-22</w:t>
+          <w:t xml:space="preserve">SEB Policy on Sustainability Considerations in Investments (2026-04-15), p. 5, 2026-04-15</w:t>
         </w:r>
       </w:hyperlink>
     </w:p>
@@ -7484,7 +7687,7 @@
             <w:color w:val="2A78D6"/>
             <w:sz w:val="17"/>
           </w:rPr>
-          <w:t xml:space="preserve">Integrated Annual Report 2025, p. 16, 2026-02-25</w:t>
+          <w:t xml:space="preserve">SEB Sector Policy on Electricity &amp; Renewable Energy (2026-04-23), p. 6, 2026-04-23</w:t>
         </w:r>
       </w:hyperlink>
     </w:p>
@@ -7505,7 +7708,7 @@
             <w:color w:val="2A78D6"/>
             <w:sz w:val="17"/>
           </w:rPr>
-          <w:t xml:space="preserve">Ignitis grupė - Verslo etika (website, LT), 2026-10-22</w:t>
+          <w:t xml:space="preserve">Integrated Annual Report 2025, p. 24, 39, 2026-02-25</w:t>
         </w:r>
       </w:hyperlink>
     </w:p>
@@ -7520,7 +7723,91 @@
         </w:rPr>
         <w:t xml:space="preserve">37. </w:t>
       </w:r>
-      <w:hyperlink r:id="rId37">
+      <w:hyperlink r:id="rId41">
+        <w:r>
+          <w:rPr>
+            <w:color w:val="2A78D6"/>
+            <w:sz w:val="17"/>
+          </w:rPr>
+          <w:t xml:space="preserve">SEB Sector Policy on Fossil Fuels (2026-04-23), p. 4, 6, 2026-04-23</w:t>
+        </w:r>
+      </w:hyperlink>
+    </w:p>
+    <w:p>
+      <w:pPr>
+        <w:spacing w:after="20"/>
+        <w:ind w:left="340" w:hanging="340"/>
+      </w:pPr>
+      <w:r>
+        <w:rPr>
+          <w:sz w:val="17"/>
+        </w:rPr>
+        <w:t xml:space="preserve">38. </w:t>
+      </w:r>
+      <w:hyperlink r:id="rId42">
+        <w:r>
+          <w:rPr>
+            <w:color w:val="2A78D6"/>
+            <w:sz w:val="17"/>
+          </w:rPr>
+          <w:t xml:space="preserve">Integrated Annual Report 2025, p. 8-9, 15, 2026-02-25</w:t>
+        </w:r>
+      </w:hyperlink>
+    </w:p>
+    <w:p>
+      <w:pPr>
+        <w:spacing w:after="20"/>
+        <w:ind w:left="340" w:hanging="340"/>
+      </w:pPr>
+      <w:r>
+        <w:rPr>
+          <w:sz w:val="17"/>
+        </w:rPr>
+        <w:t xml:space="preserve">39. </w:t>
+      </w:r>
+      <w:hyperlink r:id="rId43">
+        <w:r>
+          <w:rPr>
+            <w:color w:val="2A78D6"/>
+            <w:sz w:val="17"/>
+          </w:rPr>
+          <w:t xml:space="preserve">Integrated Annual Report 2025, p. 16, 2026-02-25</w:t>
+        </w:r>
+      </w:hyperlink>
+    </w:p>
+    <w:p>
+      <w:pPr>
+        <w:spacing w:after="20"/>
+        <w:ind w:left="340" w:hanging="340"/>
+      </w:pPr>
+      <w:r>
+        <w:rPr>
+          <w:sz w:val="17"/>
+        </w:rPr>
+        <w:t xml:space="preserve">40. </w:t>
+      </w:r>
+      <w:hyperlink r:id="rId44">
+        <w:r>
+          <w:rPr>
+            <w:color w:val="2A78D6"/>
+            <w:sz w:val="17"/>
+          </w:rPr>
+          <w:t xml:space="preserve">Ignitis grupė - Verslo etika (website, LT), 2026-10-22</w:t>
+        </w:r>
+      </w:hyperlink>
+    </w:p>
+    <w:p>
+      <w:pPr>
+        <w:spacing w:after="20"/>
+        <w:ind w:left="340" w:hanging="340"/>
+      </w:pPr>
+      <w:r>
+        <w:rPr>
+          <w:sz w:val="17"/>
+        </w:rPr>
+        <w:t xml:space="preserve">41. </w:t>
+      </w:r>
+      <w:hyperlink r:id="rId42">
         <w:r>
           <w:rPr>
             <w:color w:val="2A78D6"/>
@@ -7539,9 +7826,9 @@
         <w:rPr>
           <w:sz w:val="17"/>
         </w:rPr>
-        <w:t xml:space="preserve">38. </w:t>
+        <w:t xml:space="preserve">42. </w:t>
       </w:r>
-      <w:hyperlink r:id="rId41">
+      <w:hyperlink r:id="rId45">
         <w:r>
           <w:rPr>
             <w:color w:val="2A78D6"/>
@@ -7560,9 +7847,9 @@
         <w:rPr>
           <w:sz w:val="17"/>
         </w:rPr>
-        <w:t xml:space="preserve">39. </w:t>
+        <w:t xml:space="preserve">43. </w:t>
       </w:r>
-      <w:hyperlink r:id="rId34">
+      <w:hyperlink r:id="rId39">
         <w:r>
           <w:rPr>
             <w:color w:val="2A78D6"/>
@@ -7581,15 +7868,15 @@
         <w:rPr>
           <w:sz w:val="17"/>
         </w:rPr>
-        <w:t xml:space="preserve">40. </w:t>
+        <w:t xml:space="preserve">44. </w:t>
       </w:r>
-      <w:hyperlink r:id="rId42">
+      <w:hyperlink r:id="rId46">
         <w:r>
           <w:rPr>
             <w:color w:val="2A78D6"/>
             <w:sz w:val="17"/>
           </w:rPr>
-          <w:t xml:space="preserve">Integrated Annual Report 2025, p. 429, 2026-02-25</w:t>
+          <w:t xml:space="preserve">Integrated Annual Report 2025, p. 9, 2026-02-25</w:t>
         </w:r>
       </w:hyperlink>
     </w:p>

--- a/docs/files/ignitis/ignitis_6M2026_lt.docx
+++ b/docs/files/ignitis/ignitis_6M2026_lt.docx
@@ -5647,24 +5647,10 @@
         <w:rPr>
           <w:sz w:val="24"/>
         </w:rPr>
-        <w:t xml:space="preserve">☐ </w:t>
+        <w:t xml:space="preserve">☑ </w:t>
       </w:r>
       <w:r>
         <w:t>Yes, the company is not in the list of sanctions (add a screenshot)</w:t>
-      </w:r>
-    </w:p>
-    <w:p>
-      <w:pPr>
-        <w:spacing w:after="0"/>
-        <w:ind w:left="397"/>
-      </w:pPr>
-      <w:r>
-        <w:rPr>
-          <w:b/>
-          <w:color w:val="B42318"/>
-          <w:sz w:val="19"/>
-        </w:rPr>
-        <w:t>Reikia peržiūrėti</w:t>
       </w:r>
     </w:p>
     <w:p>
@@ -5684,7 +5670,7 @@
           <w:color w:val="333333"/>
           <w:sz w:val="19"/>
         </w:rPr>
-        <w:t>Automatinė patikra ES, JT, JAV OFAC ir JK konsoliduotuose sankcijų sąrašuose.</w:t>
+        <w:t>Nerasta EU, UN, US OFAC, UK konsoliduotuose sankcijų sąrašuose (automatinė patikra 2026-10-22).</w:t>
       </w:r>
     </w:p>
     <w:p>

--- a/docs/files/ignitis/ignitis_6M2026_lt.docx
+++ b/docs/files/ignitis/ignitis_6M2026_lt.docx
@@ -5670,7 +5670,7 @@
           <w:color w:val="333333"/>
           <w:sz w:val="19"/>
         </w:rPr>
-        <w:t>Nerasta EU, UN, US OFAC, UK konsoliduotuose sankcijų sąrašuose (automatinė patikra 2026-10-22).</w:t>
+        <w:t>Nerasta EU, UN, UK, US OFAC konsoliduotuose sankcijų sąrašuose (automatinė patikra 2026-10-22).</w:t>
       </w:r>
     </w:p>
     <w:p>

--- a/docs/files/ignitis/ignitis_6M2026_lt.docx
+++ b/docs/files/ignitis/ignitis_6M2026_lt.docx
@@ -748,385 +748,6 @@
                 <w:sz w:val="17"/>
               </w:rPr>
               <w:t>Pastaba</w:t>
-            </w:r>
-          </w:p>
-        </w:tc>
-      </w:tr>
-      <w:tr>
-        <w:tc>
-          <w:tcPr>
-            <w:tcW w:type="dxa" w:w="1701"/>
-          </w:tcPr>
-          <w:p>
-            <w:pPr>
-              <w:spacing w:after="0"/>
-            </w:pPr>
-            <w:r/>
-            <w:r>
-              <w:rPr>
-                <w:b w:val="0"/>
-                <w:sz w:val="17"/>
-              </w:rPr>
-              <w:t>LT0000115768</w:t>
-            </w:r>
-          </w:p>
-        </w:tc>
-        <w:tc>
-          <w:tcPr>
-            <w:tcW w:type="dxa" w:w="2608"/>
-          </w:tcPr>
-          <w:p>
-            <w:pPr>
-              <w:spacing w:after="0"/>
-            </w:pPr>
-            <w:r/>
-            <w:r>
-              <w:rPr>
-                <w:b w:val="0"/>
-                <w:sz w:val="17"/>
-              </w:rPr>
-              <w:t>Ignitis grupė ordinary share (IGN1L)</w:t>
-            </w:r>
-          </w:p>
-        </w:tc>
-        <w:tc>
-          <w:tcPr>
-            <w:tcW w:type="dxa" w:w="964"/>
-          </w:tcPr>
-          <w:p>
-            <w:pPr>
-              <w:spacing w:after="0"/>
-              <w:jc w:val="right"/>
-            </w:pPr>
-            <w:r/>
-            <w:r>
-              <w:rPr>
-                <w:b w:val="0"/>
-                <w:sz w:val="17"/>
-              </w:rPr>
-              <w:t>–</w:t>
-            </w:r>
-          </w:p>
-        </w:tc>
-        <w:tc>
-          <w:tcPr>
-            <w:tcW w:type="dxa" w:w="1304"/>
-          </w:tcPr>
-          <w:p>
-            <w:pPr>
-              <w:spacing w:after="0"/>
-            </w:pPr>
-            <w:r/>
-            <w:r>
-              <w:rPr>
-                <w:b w:val="0"/>
-                <w:sz w:val="17"/>
-              </w:rPr>
-              <w:t>akcija</w:t>
-            </w:r>
-          </w:p>
-        </w:tc>
-        <w:tc>
-          <w:tcPr>
-            <w:tcW w:type="dxa" w:w="3061"/>
-          </w:tcPr>
-          <w:p>
-            <w:pPr>
-              <w:spacing w:after="0"/>
-            </w:pPr>
-            <w:r/>
-            <w:r>
-              <w:rPr>
-                <w:b w:val="0"/>
-                <w:sz w:val="17"/>
-              </w:rPr>
-            </w:r>
-          </w:p>
-        </w:tc>
-      </w:tr>
-      <w:tr>
-        <w:tc>
-          <w:tcPr>
-            <w:tcW w:type="dxa" w:w="1701"/>
-            <w:shd w:val="clear" w:color="auto" w:fill="F6F8FA"/>
-          </w:tcPr>
-          <w:p>
-            <w:pPr>
-              <w:spacing w:after="0"/>
-            </w:pPr>
-            <w:r/>
-            <w:r>
-              <w:rPr>
-                <w:b w:val="0"/>
-                <w:sz w:val="17"/>
-              </w:rPr>
-              <w:t>XS1646530565</w:t>
-            </w:r>
-          </w:p>
-        </w:tc>
-        <w:tc>
-          <w:tcPr>
-            <w:tcW w:type="dxa" w:w="2608"/>
-            <w:shd w:val="clear" w:color="auto" w:fill="F6F8FA"/>
-          </w:tcPr>
-          <w:p>
-            <w:pPr>
-              <w:spacing w:after="0"/>
-            </w:pPr>
-            <w:r/>
-            <w:r>
-              <w:rPr>
-                <w:b w:val="0"/>
-                <w:sz w:val="17"/>
-              </w:rPr>
-              <w:t>Ignitis 2.000% green notes 2027</w:t>
-            </w:r>
-          </w:p>
-        </w:tc>
-        <w:tc>
-          <w:tcPr>
-            <w:tcW w:type="dxa" w:w="964"/>
-            <w:shd w:val="clear" w:color="auto" w:fill="F6F8FA"/>
-          </w:tcPr>
-          <w:p>
-            <w:pPr>
-              <w:spacing w:after="0"/>
-              <w:jc w:val="right"/>
-            </w:pPr>
-            <w:r/>
-            <w:r>
-              <w:rPr>
-                <w:b w:val="0"/>
-                <w:sz w:val="17"/>
-              </w:rPr>
-              <w:t>2,000 %</w:t>
-            </w:r>
-          </w:p>
-        </w:tc>
-        <w:tc>
-          <w:tcPr>
-            <w:tcW w:type="dxa" w:w="1304"/>
-            <w:shd w:val="clear" w:color="auto" w:fill="F6F8FA"/>
-          </w:tcPr>
-          <w:p>
-            <w:pPr>
-              <w:spacing w:after="0"/>
-            </w:pPr>
-            <w:r/>
-            <w:r>
-              <w:rPr>
-                <w:b w:val="0"/>
-                <w:sz w:val="17"/>
-              </w:rPr>
-              <w:t>2027-07-14</w:t>
-            </w:r>
-          </w:p>
-        </w:tc>
-        <w:tc>
-          <w:tcPr>
-            <w:tcW w:type="dxa" w:w="3061"/>
-            <w:shd w:val="clear" w:color="auto" w:fill="F6F8FA"/>
-          </w:tcPr>
-          <w:p>
-            <w:pPr>
-              <w:spacing w:after="0"/>
-            </w:pPr>
-            <w:r/>
-            <w:r>
-              <w:rPr>
-                <w:b w:val="0"/>
-                <w:sz w:val="17"/>
-              </w:rPr>
-              <w:t>Tender offer for any and all notes announced 2026-10-19 (refinanced by new EuGB 4.500% 2031)</w:t>
-            </w:r>
-          </w:p>
-        </w:tc>
-      </w:tr>
-      <w:tr>
-        <w:tc>
-          <w:tcPr>
-            <w:tcW w:type="dxa" w:w="1701"/>
-          </w:tcPr>
-          <w:p>
-            <w:pPr>
-              <w:spacing w:after="0"/>
-            </w:pPr>
-            <w:r/>
-            <w:r>
-              <w:rPr>
-                <w:b w:val="0"/>
-                <w:sz w:val="17"/>
-              </w:rPr>
-              <w:t>XS1853999313</w:t>
-            </w:r>
-          </w:p>
-        </w:tc>
-        <w:tc>
-          <w:tcPr>
-            <w:tcW w:type="dxa" w:w="2608"/>
-          </w:tcPr>
-          <w:p>
-            <w:pPr>
-              <w:spacing w:after="0"/>
-            </w:pPr>
-            <w:r/>
-            <w:r>
-              <w:rPr>
-                <w:b w:val="0"/>
-                <w:sz w:val="17"/>
-              </w:rPr>
-              <w:t>Ignitis 1.875% green notes 2028</w:t>
-            </w:r>
-          </w:p>
-        </w:tc>
-        <w:tc>
-          <w:tcPr>
-            <w:tcW w:type="dxa" w:w="964"/>
-          </w:tcPr>
-          <w:p>
-            <w:pPr>
-              <w:spacing w:after="0"/>
-              <w:jc w:val="right"/>
-            </w:pPr>
-            <w:r/>
-            <w:r>
-              <w:rPr>
-                <w:b w:val="0"/>
-                <w:sz w:val="17"/>
-              </w:rPr>
-              <w:t>1,875 %</w:t>
-            </w:r>
-          </w:p>
-        </w:tc>
-        <w:tc>
-          <w:tcPr>
-            <w:tcW w:type="dxa" w:w="1304"/>
-          </w:tcPr>
-          <w:p>
-            <w:pPr>
-              <w:spacing w:after="0"/>
-            </w:pPr>
-            <w:r/>
-            <w:r>
-              <w:rPr>
-                <w:b w:val="0"/>
-                <w:sz w:val="17"/>
-              </w:rPr>
-              <w:t>2028-07-10</w:t>
-            </w:r>
-          </w:p>
-        </w:tc>
-        <w:tc>
-          <w:tcPr>
-            <w:tcW w:type="dxa" w:w="3061"/>
-          </w:tcPr>
-          <w:p>
-            <w:pPr>
-              <w:spacing w:after="0"/>
-            </w:pPr>
-            <w:r/>
-            <w:r>
-              <w:rPr>
-                <w:b w:val="0"/>
-                <w:sz w:val="17"/>
-              </w:rPr>
-            </w:r>
-          </w:p>
-        </w:tc>
-      </w:tr>
-      <w:tr>
-        <w:tc>
-          <w:tcPr>
-            <w:tcW w:type="dxa" w:w="1701"/>
-            <w:shd w:val="clear" w:color="auto" w:fill="F6F8FA"/>
-          </w:tcPr>
-          <w:p>
-            <w:pPr>
-              <w:spacing w:after="0"/>
-            </w:pPr>
-            <w:r/>
-            <w:r>
-              <w:rPr>
-                <w:b w:val="0"/>
-                <w:sz w:val="17"/>
-              </w:rPr>
-              <w:t>XS2177349912</w:t>
-            </w:r>
-          </w:p>
-        </w:tc>
-        <w:tc>
-          <w:tcPr>
-            <w:tcW w:type="dxa" w:w="2608"/>
-            <w:shd w:val="clear" w:color="auto" w:fill="F6F8FA"/>
-          </w:tcPr>
-          <w:p>
-            <w:pPr>
-              <w:spacing w:after="0"/>
-            </w:pPr>
-            <w:r/>
-            <w:r>
-              <w:rPr>
-                <w:b w:val="0"/>
-                <w:sz w:val="17"/>
-              </w:rPr>
-              <w:t>Ignitis 2.000% notes 2030</w:t>
-            </w:r>
-          </w:p>
-        </w:tc>
-        <w:tc>
-          <w:tcPr>
-            <w:tcW w:type="dxa" w:w="964"/>
-            <w:shd w:val="clear" w:color="auto" w:fill="F6F8FA"/>
-          </w:tcPr>
-          <w:p>
-            <w:pPr>
-              <w:spacing w:after="0"/>
-              <w:jc w:val="right"/>
-            </w:pPr>
-            <w:r/>
-            <w:r>
-              <w:rPr>
-                <w:b w:val="0"/>
-                <w:sz w:val="17"/>
-              </w:rPr>
-              <w:t>2,000 %</w:t>
-            </w:r>
-          </w:p>
-        </w:tc>
-        <w:tc>
-          <w:tcPr>
-            <w:tcW w:type="dxa" w:w="1304"/>
-            <w:shd w:val="clear" w:color="auto" w:fill="F6F8FA"/>
-          </w:tcPr>
-          <w:p>
-            <w:pPr>
-              <w:spacing w:after="0"/>
-            </w:pPr>
-            <w:r/>
-            <w:r>
-              <w:rPr>
-                <w:b w:val="0"/>
-                <w:sz w:val="17"/>
-              </w:rPr>
-              <w:t>2030-05-21</w:t>
-            </w:r>
-          </w:p>
-        </w:tc>
-        <w:tc>
-          <w:tcPr>
-            <w:tcW w:type="dxa" w:w="3061"/>
-            <w:shd w:val="clear" w:color="auto" w:fill="F6F8FA"/>
-          </w:tcPr>
-          <w:p>
-            <w:pPr>
-              <w:spacing w:after="0"/>
-            </w:pPr>
-            <w:r/>
-            <w:r>
-              <w:rPr>
-                <w:b w:val="0"/>
-                <w:sz w:val="17"/>
-              </w:rPr>
             </w:r>
           </w:p>
         </w:tc>

--- a/docs/files/ignitis/ignitis_6M2026_lt.docx
+++ b/docs/files/ignitis/ignitis_6M2026_lt.docx
@@ -748,6 +748,385 @@
                 <w:sz w:val="17"/>
               </w:rPr>
               <w:t>Pastaba</w:t>
+            </w:r>
+          </w:p>
+        </w:tc>
+      </w:tr>
+      <w:tr>
+        <w:tc>
+          <w:tcPr>
+            <w:tcW w:type="dxa" w:w="1701"/>
+          </w:tcPr>
+          <w:p>
+            <w:pPr>
+              <w:spacing w:after="0"/>
+            </w:pPr>
+            <w:r/>
+            <w:r>
+              <w:rPr>
+                <w:b w:val="0"/>
+                <w:sz w:val="17"/>
+              </w:rPr>
+              <w:t>LT0000115768</w:t>
+            </w:r>
+          </w:p>
+        </w:tc>
+        <w:tc>
+          <w:tcPr>
+            <w:tcW w:type="dxa" w:w="2608"/>
+          </w:tcPr>
+          <w:p>
+            <w:pPr>
+              <w:spacing w:after="0"/>
+            </w:pPr>
+            <w:r/>
+            <w:r>
+              <w:rPr>
+                <w:b w:val="0"/>
+                <w:sz w:val="17"/>
+              </w:rPr>
+              <w:t>Ignitis grupė ordinary share (IGN1L)</w:t>
+            </w:r>
+          </w:p>
+        </w:tc>
+        <w:tc>
+          <w:tcPr>
+            <w:tcW w:type="dxa" w:w="964"/>
+          </w:tcPr>
+          <w:p>
+            <w:pPr>
+              <w:spacing w:after="0"/>
+              <w:jc w:val="right"/>
+            </w:pPr>
+            <w:r/>
+            <w:r>
+              <w:rPr>
+                <w:b w:val="0"/>
+                <w:sz w:val="17"/>
+              </w:rPr>
+              <w:t>–</w:t>
+            </w:r>
+          </w:p>
+        </w:tc>
+        <w:tc>
+          <w:tcPr>
+            <w:tcW w:type="dxa" w:w="1304"/>
+          </w:tcPr>
+          <w:p>
+            <w:pPr>
+              <w:spacing w:after="0"/>
+            </w:pPr>
+            <w:r/>
+            <w:r>
+              <w:rPr>
+                <w:b w:val="0"/>
+                <w:sz w:val="17"/>
+              </w:rPr>
+              <w:t>akcija</w:t>
+            </w:r>
+          </w:p>
+        </w:tc>
+        <w:tc>
+          <w:tcPr>
+            <w:tcW w:type="dxa" w:w="3061"/>
+          </w:tcPr>
+          <w:p>
+            <w:pPr>
+              <w:spacing w:after="0"/>
+            </w:pPr>
+            <w:r/>
+            <w:r>
+              <w:rPr>
+                <w:b w:val="0"/>
+                <w:sz w:val="17"/>
+              </w:rPr>
+            </w:r>
+          </w:p>
+        </w:tc>
+      </w:tr>
+      <w:tr>
+        <w:tc>
+          <w:tcPr>
+            <w:tcW w:type="dxa" w:w="1701"/>
+            <w:shd w:val="clear" w:color="auto" w:fill="F6F8FA"/>
+          </w:tcPr>
+          <w:p>
+            <w:pPr>
+              <w:spacing w:after="0"/>
+            </w:pPr>
+            <w:r/>
+            <w:r>
+              <w:rPr>
+                <w:b w:val="0"/>
+                <w:sz w:val="17"/>
+              </w:rPr>
+              <w:t>XS1646530565</w:t>
+            </w:r>
+          </w:p>
+        </w:tc>
+        <w:tc>
+          <w:tcPr>
+            <w:tcW w:type="dxa" w:w="2608"/>
+            <w:shd w:val="clear" w:color="auto" w:fill="F6F8FA"/>
+          </w:tcPr>
+          <w:p>
+            <w:pPr>
+              <w:spacing w:after="0"/>
+            </w:pPr>
+            <w:r/>
+            <w:r>
+              <w:rPr>
+                <w:b w:val="0"/>
+                <w:sz w:val="17"/>
+              </w:rPr>
+              <w:t>Ignitis 2.000% green notes 2027</w:t>
+            </w:r>
+          </w:p>
+        </w:tc>
+        <w:tc>
+          <w:tcPr>
+            <w:tcW w:type="dxa" w:w="964"/>
+            <w:shd w:val="clear" w:color="auto" w:fill="F6F8FA"/>
+          </w:tcPr>
+          <w:p>
+            <w:pPr>
+              <w:spacing w:after="0"/>
+              <w:jc w:val="right"/>
+            </w:pPr>
+            <w:r/>
+            <w:r>
+              <w:rPr>
+                <w:b w:val="0"/>
+                <w:sz w:val="17"/>
+              </w:rPr>
+              <w:t>2,000 %</w:t>
+            </w:r>
+          </w:p>
+        </w:tc>
+        <w:tc>
+          <w:tcPr>
+            <w:tcW w:type="dxa" w:w="1304"/>
+            <w:shd w:val="clear" w:color="auto" w:fill="F6F8FA"/>
+          </w:tcPr>
+          <w:p>
+            <w:pPr>
+              <w:spacing w:after="0"/>
+            </w:pPr>
+            <w:r/>
+            <w:r>
+              <w:rPr>
+                <w:b w:val="0"/>
+                <w:sz w:val="17"/>
+              </w:rPr>
+              <w:t>2027-07-14</w:t>
+            </w:r>
+          </w:p>
+        </w:tc>
+        <w:tc>
+          <w:tcPr>
+            <w:tcW w:type="dxa" w:w="3061"/>
+            <w:shd w:val="clear" w:color="auto" w:fill="F6F8FA"/>
+          </w:tcPr>
+          <w:p>
+            <w:pPr>
+              <w:spacing w:after="0"/>
+            </w:pPr>
+            <w:r/>
+            <w:r>
+              <w:rPr>
+                <w:b w:val="0"/>
+                <w:sz w:val="17"/>
+              </w:rPr>
+              <w:t>Tender offer for any and all notes announced 2026-10-19 (refinanced by new EuGB 4.500% 2031)</w:t>
+            </w:r>
+          </w:p>
+        </w:tc>
+      </w:tr>
+      <w:tr>
+        <w:tc>
+          <w:tcPr>
+            <w:tcW w:type="dxa" w:w="1701"/>
+          </w:tcPr>
+          <w:p>
+            <w:pPr>
+              <w:spacing w:after="0"/>
+            </w:pPr>
+            <w:r/>
+            <w:r>
+              <w:rPr>
+                <w:b w:val="0"/>
+                <w:sz w:val="17"/>
+              </w:rPr>
+              <w:t>XS1853999313</w:t>
+            </w:r>
+          </w:p>
+        </w:tc>
+        <w:tc>
+          <w:tcPr>
+            <w:tcW w:type="dxa" w:w="2608"/>
+          </w:tcPr>
+          <w:p>
+            <w:pPr>
+              <w:spacing w:after="0"/>
+            </w:pPr>
+            <w:r/>
+            <w:r>
+              <w:rPr>
+                <w:b w:val="0"/>
+                <w:sz w:val="17"/>
+              </w:rPr>
+              <w:t>Ignitis 1.875% green notes 2028</w:t>
+            </w:r>
+          </w:p>
+        </w:tc>
+        <w:tc>
+          <w:tcPr>
+            <w:tcW w:type="dxa" w:w="964"/>
+          </w:tcPr>
+          <w:p>
+            <w:pPr>
+              <w:spacing w:after="0"/>
+              <w:jc w:val="right"/>
+            </w:pPr>
+            <w:r/>
+            <w:r>
+              <w:rPr>
+                <w:b w:val="0"/>
+                <w:sz w:val="17"/>
+              </w:rPr>
+              <w:t>1,875 %</w:t>
+            </w:r>
+          </w:p>
+        </w:tc>
+        <w:tc>
+          <w:tcPr>
+            <w:tcW w:type="dxa" w:w="1304"/>
+          </w:tcPr>
+          <w:p>
+            <w:pPr>
+              <w:spacing w:after="0"/>
+            </w:pPr>
+            <w:r/>
+            <w:r>
+              <w:rPr>
+                <w:b w:val="0"/>
+                <w:sz w:val="17"/>
+              </w:rPr>
+              <w:t>2028-07-10</w:t>
+            </w:r>
+          </w:p>
+        </w:tc>
+        <w:tc>
+          <w:tcPr>
+            <w:tcW w:type="dxa" w:w="3061"/>
+          </w:tcPr>
+          <w:p>
+            <w:pPr>
+              <w:spacing w:after="0"/>
+            </w:pPr>
+            <w:r/>
+            <w:r>
+              <w:rPr>
+                <w:b w:val="0"/>
+                <w:sz w:val="17"/>
+              </w:rPr>
+            </w:r>
+          </w:p>
+        </w:tc>
+      </w:tr>
+      <w:tr>
+        <w:tc>
+          <w:tcPr>
+            <w:tcW w:type="dxa" w:w="1701"/>
+            <w:shd w:val="clear" w:color="auto" w:fill="F6F8FA"/>
+          </w:tcPr>
+          <w:p>
+            <w:pPr>
+              <w:spacing w:after="0"/>
+            </w:pPr>
+            <w:r/>
+            <w:r>
+              <w:rPr>
+                <w:b w:val="0"/>
+                <w:sz w:val="17"/>
+              </w:rPr>
+              <w:t>XS2177349912</w:t>
+            </w:r>
+          </w:p>
+        </w:tc>
+        <w:tc>
+          <w:tcPr>
+            <w:tcW w:type="dxa" w:w="2608"/>
+            <w:shd w:val="clear" w:color="auto" w:fill="F6F8FA"/>
+          </w:tcPr>
+          <w:p>
+            <w:pPr>
+              <w:spacing w:after="0"/>
+            </w:pPr>
+            <w:r/>
+            <w:r>
+              <w:rPr>
+                <w:b w:val="0"/>
+                <w:sz w:val="17"/>
+              </w:rPr>
+              <w:t>Ignitis 2.000% notes 2030</w:t>
+            </w:r>
+          </w:p>
+        </w:tc>
+        <w:tc>
+          <w:tcPr>
+            <w:tcW w:type="dxa" w:w="964"/>
+            <w:shd w:val="clear" w:color="auto" w:fill="F6F8FA"/>
+          </w:tcPr>
+          <w:p>
+            <w:pPr>
+              <w:spacing w:after="0"/>
+              <w:jc w:val="right"/>
+            </w:pPr>
+            <w:r/>
+            <w:r>
+              <w:rPr>
+                <w:b w:val="0"/>
+                <w:sz w:val="17"/>
+              </w:rPr>
+              <w:t>2,000 %</w:t>
+            </w:r>
+          </w:p>
+        </w:tc>
+        <w:tc>
+          <w:tcPr>
+            <w:tcW w:type="dxa" w:w="1304"/>
+            <w:shd w:val="clear" w:color="auto" w:fill="F6F8FA"/>
+          </w:tcPr>
+          <w:p>
+            <w:pPr>
+              <w:spacing w:after="0"/>
+            </w:pPr>
+            <w:r/>
+            <w:r>
+              <w:rPr>
+                <w:b w:val="0"/>
+                <w:sz w:val="17"/>
+              </w:rPr>
+              <w:t>2030-05-21</w:t>
+            </w:r>
+          </w:p>
+        </w:tc>
+        <w:tc>
+          <w:tcPr>
+            <w:tcW w:type="dxa" w:w="3061"/>
+            <w:shd w:val="clear" w:color="auto" w:fill="F6F8FA"/>
+          </w:tcPr>
+          <w:p>
+            <w:pPr>
+              <w:spacing w:after="0"/>
+            </w:pPr>
+            <w:r/>
+            <w:r>
+              <w:rPr>
+                <w:b w:val="0"/>
+                <w:sz w:val="17"/>
+              </w:rPr>
             </w:r>
           </w:p>
         </w:tc>

--- a/docs/files/ignitis/ignitis_6M2026_lt.docx
+++ b/docs/files/ignitis/ignitis_6M2026_lt.docx
@@ -3745,7 +3745,7 @@
           <w:color w:val="5F6B7A"/>
           <w:sz w:val="16"/>
         </w:rPr>
-        <w:t>* – reikia patikrinti originale;  ᶜ – apskaičiuota įrankio. Mažas numeris prie teksto – nuoroda į šaltinį (paspaudus atsidaro dokumentas reikiamame puslapyje).</w:t>
+        <w:t>* – paimta iš ataskaitos santraukos;  ᶜ – apskaičiuota įrankio. Mažas numeris prie teksto – nuoroda į šaltinį (paspaudus atsidaro dokumentas reikiamame puslapyje).</w:t>
       </w:r>
     </w:p>
     <w:p>

--- a/docs/files/ignitis/ignitis_6M2026_lt.docx
+++ b/docs/files/ignitis/ignitis_6M2026_lt.docx
@@ -175,7 +175,7 @@
                 <w:color w:val="5F6B7A"/>
                 <w:sz w:val="15"/>
               </w:rPr>
-              <w:t>Reitingas</w:t>
+              <w:t>Emitento reitingas</w:t>
             </w:r>
           </w:p>
           <w:p>
@@ -1072,16 +1072,17 @@
         <w:tblLook w:firstColumn="1" w:firstRow="1" w:lastColumn="0" w:lastRow="0" w:noHBand="0" w:noVBand="1" w:val="04A0"/>
       </w:tblPr>
       <w:tblGrid>
-        <w:gridCol w:w="1701"/>
-        <w:gridCol w:w="2608"/>
-        <w:gridCol w:w="963"/>
-        <w:gridCol w:w="1304"/>
-        <w:gridCol w:w="3061"/>
+        <w:gridCol w:w="1513"/>
+        <w:gridCol w:w="2241"/>
+        <w:gridCol w:w="840"/>
+        <w:gridCol w:w="1120"/>
+        <w:gridCol w:w="1569"/>
+        <w:gridCol w:w="2353"/>
       </w:tblGrid>
       <w:tr>
         <w:tc>
           <w:tcPr>
-            <w:tcW w:type="dxa" w:w="1701"/>
+            <w:tcW w:type="dxa" w:w="1513"/>
             <w:tcBorders>
               <w:top w:val="single" w:sz="12" w:color="1F4E79" w:space="0"/>
               <w:left w:val="nil"/>
@@ -1107,7 +1108,7 @@
         </w:tc>
         <w:tc>
           <w:tcPr>
-            <w:tcW w:type="dxa" w:w="2608"/>
+            <w:tcW w:type="dxa" w:w="2241"/>
             <w:tcBorders>
               <w:top w:val="single" w:sz="12" w:color="1F4E79" w:space="0"/>
               <w:left w:val="nil"/>
@@ -1133,7 +1134,7 @@
         </w:tc>
         <w:tc>
           <w:tcPr>
-            <w:tcW w:type="dxa" w:w="964"/>
+            <w:tcW w:type="dxa" w:w="841"/>
             <w:tcBorders>
               <w:top w:val="single" w:sz="12" w:color="1F4E79" w:space="0"/>
               <w:left w:val="nil"/>
@@ -1160,7 +1161,7 @@
         </w:tc>
         <w:tc>
           <w:tcPr>
-            <w:tcW w:type="dxa" w:w="1304"/>
+            <w:tcW w:type="dxa" w:w="1121"/>
             <w:tcBorders>
               <w:top w:val="single" w:sz="12" w:color="1F4E79" w:space="0"/>
               <w:left w:val="nil"/>
@@ -1186,7 +1187,7 @@
         </w:tc>
         <w:tc>
           <w:tcPr>
-            <w:tcW w:type="dxa" w:w="3061"/>
+            <w:tcW w:type="dxa" w:w="1569"/>
             <w:tcBorders>
               <w:top w:val="single" w:sz="12" w:color="1F4E79" w:space="0"/>
               <w:left w:val="nil"/>
@@ -1206,6 +1207,32 @@
                 <w:color w:val="1F4E79"/>
                 <w:sz w:val="16"/>
               </w:rPr>
+              <w:t>Emisijos reitingas</w:t>
+            </w:r>
+          </w:p>
+        </w:tc>
+        <w:tc>
+          <w:tcPr>
+            <w:tcW w:type="dxa" w:w="2353"/>
+            <w:tcBorders>
+              <w:top w:val="single" w:sz="12" w:color="1F4E79" w:space="0"/>
+              <w:left w:val="nil"/>
+              <w:bottom w:val="single" w:sz="4" w:color="C9D3DE" w:space="0"/>
+              <w:right w:val="nil"/>
+            </w:tcBorders>
+            <w:shd w:val="clear" w:color="auto" w:fill="EAF1F8"/>
+          </w:tcPr>
+          <w:p>
+            <w:pPr>
+              <w:spacing w:before="0" w:after="0"/>
+            </w:pPr>
+            <w:r>
+              <w:rPr>
+                <w:b/>
+                <w:caps/>
+                <w:color w:val="1F4E79"/>
+                <w:sz w:val="16"/>
+              </w:rPr>
               <w:t>Pastaba</w:t>
             </w:r>
           </w:p>
@@ -1214,7 +1241,7 @@
       <w:tr>
         <w:tc>
           <w:tcPr>
-            <w:tcW w:type="dxa" w:w="1701"/>
+            <w:tcW w:type="dxa" w:w="1513"/>
             <w:tcBorders>
               <w:top w:val="nil"/>
               <w:left w:val="nil"/>
@@ -1237,7 +1264,7 @@
         </w:tc>
         <w:tc>
           <w:tcPr>
-            <w:tcW w:type="dxa" w:w="2608"/>
+            <w:tcW w:type="dxa" w:w="2241"/>
             <w:tcBorders>
               <w:top w:val="nil"/>
               <w:left w:val="nil"/>
@@ -1260,7 +1287,7 @@
         </w:tc>
         <w:tc>
           <w:tcPr>
-            <w:tcW w:type="dxa" w:w="964"/>
+            <w:tcW w:type="dxa" w:w="841"/>
             <w:tcBorders>
               <w:top w:val="nil"/>
               <w:left w:val="nil"/>
@@ -1284,7 +1311,7 @@
         </w:tc>
         <w:tc>
           <w:tcPr>
-            <w:tcW w:type="dxa" w:w="1304"/>
+            <w:tcW w:type="dxa" w:w="1121"/>
             <w:tcBorders>
               <w:top w:val="nil"/>
               <w:left w:val="nil"/>
@@ -1307,7 +1334,7 @@
         </w:tc>
         <w:tc>
           <w:tcPr>
-            <w:tcW w:type="dxa" w:w="3061"/>
+            <w:tcW w:type="dxa" w:w="1569"/>
             <w:tcBorders>
               <w:top w:val="nil"/>
               <w:left w:val="nil"/>
@@ -1327,11 +1354,9 @@
             </w:r>
           </w:p>
         </w:tc>
-      </w:tr>
-      <w:tr>
         <w:tc>
           <w:tcPr>
-            <w:tcW w:type="dxa" w:w="1701"/>
+            <w:tcW w:type="dxa" w:w="2353"/>
             <w:tcBorders>
               <w:top w:val="nil"/>
               <w:left w:val="nil"/>
@@ -1348,13 +1373,14 @@
                 <w:b w:val="0"/>
                 <w:sz w:val="17"/>
               </w:rPr>
-              <w:t>XS1646530565</w:t>
             </w:r>
           </w:p>
         </w:tc>
+      </w:tr>
+      <w:tr>
         <w:tc>
           <w:tcPr>
-            <w:tcW w:type="dxa" w:w="2608"/>
+            <w:tcW w:type="dxa" w:w="1513"/>
             <w:tcBorders>
               <w:top w:val="nil"/>
               <w:left w:val="nil"/>
@@ -1371,13 +1397,36 @@
                 <w:b w:val="0"/>
                 <w:sz w:val="17"/>
               </w:rPr>
-              <w:t>Ignitis 2.000% green notes 2027</w:t>
+              <w:t>XS1646530565</w:t>
             </w:r>
           </w:p>
         </w:tc>
         <w:tc>
           <w:tcPr>
-            <w:tcW w:type="dxa" w:w="964"/>
+            <w:tcW w:type="dxa" w:w="2241"/>
+            <w:tcBorders>
+              <w:top w:val="nil"/>
+              <w:left w:val="nil"/>
+              <w:bottom w:val="single" w:sz="4" w:color="DDE3EA" w:space="0"/>
+              <w:right w:val="nil"/>
+            </w:tcBorders>
+          </w:tcPr>
+          <w:p>
+            <w:pPr>
+              <w:spacing w:before="0" w:after="0"/>
+            </w:pPr>
+            <w:r>
+              <w:rPr>
+                <w:b w:val="0"/>
+                <w:sz w:val="17"/>
+              </w:rPr>
+              <w:t>Ignitis 2.000% green notes 2027</w:t>
+            </w:r>
+          </w:p>
+        </w:tc>
+        <w:tc>
+          <w:tcPr>
+            <w:tcW w:type="dxa" w:w="841"/>
             <w:tcBorders>
               <w:top w:val="nil"/>
               <w:left w:val="nil"/>
@@ -1401,7 +1450,7 @@
         </w:tc>
         <w:tc>
           <w:tcPr>
-            <w:tcW w:type="dxa" w:w="1304"/>
+            <w:tcW w:type="dxa" w:w="1121"/>
             <w:tcBorders>
               <w:top w:val="nil"/>
               <w:left w:val="nil"/>
@@ -1424,7 +1473,7 @@
         </w:tc>
         <w:tc>
           <w:tcPr>
-            <w:tcW w:type="dxa" w:w="3061"/>
+            <w:tcW w:type="dxa" w:w="1569"/>
             <w:tcBorders>
               <w:top w:val="nil"/>
               <w:left w:val="nil"/>
@@ -1441,15 +1490,13 @@
                 <w:b w:val="0"/>
                 <w:sz w:val="17"/>
               </w:rPr>
-              <w:t>Tender offer for any and all notes announced 2026-10-19 (refinanced by new EuGB 4.500% 2031)</w:t>
+              <w:t>atskiro nerasta</w:t>
             </w:r>
           </w:p>
         </w:tc>
-      </w:tr>
-      <w:tr>
         <w:tc>
           <w:tcPr>
-            <w:tcW w:type="dxa" w:w="1701"/>
+            <w:tcW w:type="dxa" w:w="2353"/>
             <w:tcBorders>
               <w:top w:val="nil"/>
               <w:left w:val="nil"/>
@@ -1466,13 +1513,15 @@
                 <w:b w:val="0"/>
                 <w:sz w:val="17"/>
               </w:rPr>
-              <w:t>XS1853999313</w:t>
+              <w:t>Tender offer for any and all notes announced 2026-10-19 (refinanced by new EuGB 4.500% 2031)</w:t>
             </w:r>
           </w:p>
         </w:tc>
+      </w:tr>
+      <w:tr>
         <w:tc>
           <w:tcPr>
-            <w:tcW w:type="dxa" w:w="2608"/>
+            <w:tcW w:type="dxa" w:w="1513"/>
             <w:tcBorders>
               <w:top w:val="nil"/>
               <w:left w:val="nil"/>
@@ -1489,13 +1538,36 @@
                 <w:b w:val="0"/>
                 <w:sz w:val="17"/>
               </w:rPr>
-              <w:t>Ignitis 1.875% green notes 2028</w:t>
+              <w:t>XS1853999313</w:t>
             </w:r>
           </w:p>
         </w:tc>
         <w:tc>
           <w:tcPr>
-            <w:tcW w:type="dxa" w:w="964"/>
+            <w:tcW w:type="dxa" w:w="2241"/>
+            <w:tcBorders>
+              <w:top w:val="nil"/>
+              <w:left w:val="nil"/>
+              <w:bottom w:val="single" w:sz="4" w:color="DDE3EA" w:space="0"/>
+              <w:right w:val="nil"/>
+            </w:tcBorders>
+          </w:tcPr>
+          <w:p>
+            <w:pPr>
+              <w:spacing w:before="0" w:after="0"/>
+            </w:pPr>
+            <w:r>
+              <w:rPr>
+                <w:b w:val="0"/>
+                <w:sz w:val="17"/>
+              </w:rPr>
+              <w:t>Ignitis 1.875% green notes 2028</w:t>
+            </w:r>
+          </w:p>
+        </w:tc>
+        <w:tc>
+          <w:tcPr>
+            <w:tcW w:type="dxa" w:w="841"/>
             <w:tcBorders>
               <w:top w:val="nil"/>
               <w:left w:val="nil"/>
@@ -1519,7 +1591,7 @@
         </w:tc>
         <w:tc>
           <w:tcPr>
-            <w:tcW w:type="dxa" w:w="1304"/>
+            <w:tcW w:type="dxa" w:w="1121"/>
             <w:tcBorders>
               <w:top w:val="nil"/>
               <w:left w:val="nil"/>
@@ -1542,7 +1614,7 @@
         </w:tc>
         <w:tc>
           <w:tcPr>
-            <w:tcW w:type="dxa" w:w="3061"/>
+            <w:tcW w:type="dxa" w:w="1569"/>
             <w:tcBorders>
               <w:top w:val="nil"/>
               <w:left w:val="nil"/>
@@ -1559,14 +1631,13 @@
                 <w:b w:val="0"/>
                 <w:sz w:val="17"/>
               </w:rPr>
+              <w:t>atskiro nerasta</w:t>
             </w:r>
           </w:p>
         </w:tc>
-      </w:tr>
-      <w:tr>
         <w:tc>
           <w:tcPr>
-            <w:tcW w:type="dxa" w:w="1701"/>
+            <w:tcW w:type="dxa" w:w="2353"/>
             <w:tcBorders>
               <w:top w:val="nil"/>
               <w:left w:val="nil"/>
@@ -1583,13 +1654,14 @@
                 <w:b w:val="0"/>
                 <w:sz w:val="17"/>
               </w:rPr>
-              <w:t>XS2177349912</w:t>
             </w:r>
           </w:p>
         </w:tc>
+      </w:tr>
+      <w:tr>
         <w:tc>
           <w:tcPr>
-            <w:tcW w:type="dxa" w:w="2608"/>
+            <w:tcW w:type="dxa" w:w="1513"/>
             <w:tcBorders>
               <w:top w:val="nil"/>
               <w:left w:val="nil"/>
@@ -1606,13 +1678,36 @@
                 <w:b w:val="0"/>
                 <w:sz w:val="17"/>
               </w:rPr>
-              <w:t>Ignitis 2.000% notes 2030</w:t>
+              <w:t>XS2177349912</w:t>
             </w:r>
           </w:p>
         </w:tc>
         <w:tc>
           <w:tcPr>
-            <w:tcW w:type="dxa" w:w="964"/>
+            <w:tcW w:type="dxa" w:w="2241"/>
+            <w:tcBorders>
+              <w:top w:val="nil"/>
+              <w:left w:val="nil"/>
+              <w:bottom w:val="single" w:sz="4" w:color="DDE3EA" w:space="0"/>
+              <w:right w:val="nil"/>
+            </w:tcBorders>
+          </w:tcPr>
+          <w:p>
+            <w:pPr>
+              <w:spacing w:before="0" w:after="0"/>
+            </w:pPr>
+            <w:r>
+              <w:rPr>
+                <w:b w:val="0"/>
+                <w:sz w:val="17"/>
+              </w:rPr>
+              <w:t>Ignitis 2.000% notes 2030</w:t>
+            </w:r>
+          </w:p>
+        </w:tc>
+        <w:tc>
+          <w:tcPr>
+            <w:tcW w:type="dxa" w:w="841"/>
             <w:tcBorders>
               <w:top w:val="nil"/>
               <w:left w:val="nil"/>
@@ -1636,7 +1731,7 @@
         </w:tc>
         <w:tc>
           <w:tcPr>
-            <w:tcW w:type="dxa" w:w="1304"/>
+            <w:tcW w:type="dxa" w:w="1121"/>
             <w:tcBorders>
               <w:top w:val="nil"/>
               <w:left w:val="nil"/>
@@ -1659,7 +1754,30 @@
         </w:tc>
         <w:tc>
           <w:tcPr>
-            <w:tcW w:type="dxa" w:w="3061"/>
+            <w:tcW w:type="dxa" w:w="1569"/>
+            <w:tcBorders>
+              <w:top w:val="nil"/>
+              <w:left w:val="nil"/>
+              <w:bottom w:val="single" w:sz="4" w:color="DDE3EA" w:space="0"/>
+              <w:right w:val="nil"/>
+            </w:tcBorders>
+          </w:tcPr>
+          <w:p>
+            <w:pPr>
+              <w:spacing w:before="0" w:after="0"/>
+            </w:pPr>
+            <w:r>
+              <w:rPr>
+                <w:b w:val="0"/>
+                <w:sz w:val="17"/>
+              </w:rPr>
+              <w:t>atskiro nerasta</w:t>
+            </w:r>
+          </w:p>
+        </w:tc>
+        <w:tc>
+          <w:tcPr>
+            <w:tcW w:type="dxa" w:w="2353"/>
             <w:tcBorders>
               <w:top w:val="nil"/>
               <w:left w:val="nil"/>

--- a/docs/files/ignitis/ignitis_6M2026_lt.docx
+++ b/docs/files/ignitis/ignitis_6M2026_lt.docx
@@ -2,6 +2,14 @@
 <file path=word/document.xml><?xml version="1.0" encoding="utf-8"?>
 <w:document xmlns:wpc="http://schemas.microsoft.com/office/word/2010/wordprocessingCanvas" xmlns:mo="http://schemas.microsoft.com/office/mac/office/2008/main" xmlns:mc="http://schemas.openxmlformats.org/markup-compatibility/2006" xmlns:mv="urn:schemas-microsoft-com:mac:vml" xmlns:o="urn:schemas-microsoft-com:office:office" xmlns:r="http://schemas.openxmlformats.org/officeDocument/2006/relationships" xmlns:m="http://schemas.openxmlformats.org/officeDocument/2006/math" xmlns:v="urn:schemas-microsoft-com:vml" xmlns:wp14="http://schemas.microsoft.com/office/word/2010/wordprocessingDrawing" xmlns:wp="http://schemas.openxmlformats.org/drawingml/2006/wordprocessingDrawing" xmlns:w10="urn:schemas-microsoft-com:office:word" xmlns:w="http://schemas.openxmlformats.org/wordprocessingml/2006/main" xmlns:w14="http://schemas.microsoft.com/office/word/2010/wordml" xmlns:wpg="http://schemas.microsoft.com/office/word/2010/wordprocessingGroup" xmlns:wpi="http://schemas.microsoft.com/office/word/2010/wordprocessingInk" xmlns:wne="http://schemas.microsoft.com/office/word/2006/wordml" xmlns:wps="http://schemas.microsoft.com/office/word/2010/wordprocessingShape" mc:Ignorable="w14 wp14">
   <w:body>
+    <w:p>
+      <w:pPr>
+        <w:pBdr>
+          <w:top w:val="single" w:sz="24" w:color="12355B" w:space="0"/>
+        </w:pBdr>
+        <w:spacing w:before="0" w:after="200" w:line="120" w:lineRule="auto"/>
+      </w:pPr>
+    </w:p>
     <w:tbl>
       <w:tblPr>
         <w:tblW w:w="9639" w:type="dxa"/>
@@ -15,10 +23,10 @@
         </w:tblBorders>
         <w:tblLayout w:type="fixed"/>
         <w:tblCellMar>
-          <w:top w:w="260" w:type="dxa"/>
-          <w:left w:w="280" w:type="dxa"/>
-          <w:bottom w:w="260" w:type="dxa"/>
-          <w:right w:w="280" w:type="dxa"/>
+          <w:top w:w="0" w:type="dxa"/>
+          <w:left w:w="0" w:type="dxa"/>
+          <w:bottom w:w="0" w:type="dxa"/>
+          <w:right w:w="0" w:type="dxa"/>
         </w:tblCellMar>
         <w:tblLook w:firstColumn="1" w:firstRow="1" w:lastColumn="0" w:lastRow="0" w:noHBand="0" w:noVBand="1" w:val="04A0"/>
       </w:tblPr>
@@ -30,7 +38,6 @@
         <w:tc>
           <w:tcPr>
             <w:tcW w:type="dxa" w:w="7030"/>
-            <w:shd w:val="clear" w:color="auto" w:fill="1F4E79"/>
           </w:tcPr>
           <w:p>
             <w:pPr>
@@ -40,8 +47,8 @@
               <w:rPr>
                 <w:b/>
                 <w:caps/>
-                <w:color w:val="AFC6DD"/>
-                <w:sz w:val="17"/>
+                <w:color w:val="2A78D6"/>
+                <w:sz w:val="16"/>
               </w:rPr>
               <w:t>Emitento apžvalga · 6M2026</w:t>
             </w:r>
@@ -53,28 +60,40 @@
             <w:r>
               <w:rPr>
                 <w:b/>
-                <w:color w:val="FFFFFF"/>
+                <w:color w:val="12355B"/>
                 <w:sz w:val="52"/>
               </w:rPr>
               <w:t>Ignitis grupė</w:t>
+            </w:r>
+          </w:p>
+          <w:p>
+            <w:pPr>
+              <w:spacing w:before="40" w:after="0"/>
+            </w:pPr>
+            <w:r>
+              <w:rPr>
+                <w:b w:val="0"/>
+                <w:color w:val="667085"/>
+                <w:sz w:val="18"/>
+              </w:rPr>
+              <w:t>Lietuva</w:t>
             </w:r>
           </w:p>
         </w:tc>
         <w:tc>
           <w:tcPr>
             <w:tcW w:type="dxa" w:w="2608"/>
-            <w:shd w:val="clear" w:color="auto" w:fill="1F4E79"/>
           </w:tcPr>
           <w:p>
             <w:pPr>
-              <w:spacing w:before="280" w:after="0"/>
+              <w:spacing w:before="440" w:after="0"/>
               <w:jc w:val="right"/>
             </w:pPr>
             <w:r>
               <w:rPr>
                 <w:b/>
                 <w:color w:val="1B7F3B"/>
-                <w:sz w:val="19"/>
+                <w:sz w:val="18"/>
                 <w:shd w:val="clear" w:color="auto" w:fill="E3F3E8"/>
               </w:rPr>
               <w:t xml:space="preserve">  ●  TVARKINGA  </w:t>
@@ -86,9 +105,9 @@
     <w:p>
       <w:pPr>
         <w:pBdr>
-          <w:top w:val="single" w:sz="12" w:color="2A78D6" w:space="0"/>
+          <w:top w:val="single" w:sz="4" w:color="D5DCE4" w:space="0"/>
         </w:pBdr>
-        <w:spacing w:before="0" w:after="200" w:line="120" w:lineRule="auto"/>
+        <w:spacing w:before="120" w:after="200" w:line="120" w:lineRule="auto"/>
       </w:pPr>
     </w:p>
     <w:tbl>
@@ -104,41 +123,54 @@
         </w:tblBorders>
         <w:tblLayout w:type="fixed"/>
         <w:tblCellMar>
-          <w:top w:w="0" w:type="dxa"/>
-          <w:left w:w="0" w:type="dxa"/>
-          <w:bottom w:w="120" w:type="dxa"/>
-          <w:right w:w="160" w:type="dxa"/>
+          <w:top w:w="160" w:type="dxa"/>
+          <w:left w:w="220" w:type="dxa"/>
+          <w:bottom w:w="160" w:type="dxa"/>
+          <w:right w:w="220" w:type="dxa"/>
         </w:tblCellMar>
         <w:tblLook w:firstColumn="1" w:firstRow="1" w:lastColumn="0" w:lastRow="0" w:noHBand="0" w:noVBand="1" w:val="04A0"/>
       </w:tblPr>
       <w:tblGrid>
-        <w:gridCol w:w="3213"/>
-        <w:gridCol w:w="3213"/>
-        <w:gridCol w:w="3213"/>
+        <w:gridCol w:w="4819"/>
+        <w:gridCol w:w="4819"/>
       </w:tblGrid>
       <w:tr>
         <w:tc>
           <w:tcPr>
-            <w:tcW w:type="dxa" w:w="3213"/>
+            <w:tcW w:type="dxa" w:w="4819"/>
             <w:tcBorders>
-              <w:top w:val="nil"/>
+              <w:top w:val="single" w:sz="12" w:color="12355B" w:space="0"/>
               <w:left w:val="nil"/>
-              <w:bottom w:val="single" w:sz="4" w:color="C9D3DE" w:space="0"/>
+              <w:bottom w:val="nil"/>
               <w:right w:val="nil"/>
             </w:tcBorders>
+            <w:shd w:val="clear" w:color="auto" w:fill="F4F6F9"/>
           </w:tcPr>
           <w:p>
             <w:pPr>
-              <w:spacing w:before="0" w:after="20"/>
+              <w:spacing w:before="0" w:after="40"/>
+            </w:pPr>
+            <w:r>
+              <w:rPr>
+                <w:b/>
+                <w:color w:val="12355B"/>
+                <w:sz w:val="18"/>
+              </w:rPr>
+              <w:t>Pagrindinė informacija</w:t>
+            </w:r>
+          </w:p>
+          <w:p>
+            <w:pPr>
+              <w:spacing w:before="80" w:after="0"/>
             </w:pPr>
             <w:r>
               <w:rPr>
                 <w:b/>
                 <w:caps/>
-                <w:color w:val="5F6B7A"/>
-                <w:sz w:val="15"/>
-              </w:rPr>
-              <w:t>Analizės data</w:t>
+                <w:color w:val="667085"/>
+                <w:sz w:val="14"/>
+              </w:rPr>
+              <w:t>Emitento reitingas</w:t>
             </w:r>
           </w:p>
           <w:p>
@@ -148,34 +180,33 @@
             <w:r>
               <w:rPr>
                 <w:b w:val="0"/>
-                <w:sz w:val="19"/>
-              </w:rPr>
-              <w:t>2026-10-22</w:t>
-            </w:r>
+                <w:sz w:val="18"/>
+              </w:rPr>
+              <w:t>S&amp;P BBB+ (stable), 2026-07-28; Moody's Baa1 (stable), 2026</w:t>
+            </w:r>
+            <w:hyperlink r:id="rId12">
+              <w:r>
+                <w:rPr>
+                  <w:color w:val="2A78D6"/>
+                  <w:vertAlign w:val="superscript"/>
+                  <w:sz w:val="15"/>
+                </w:rPr>
+                <w:t xml:space="preserve">1</w:t>
+              </w:r>
+            </w:hyperlink>
           </w:p>
-        </w:tc>
-        <w:tc>
-          <w:tcPr>
-            <w:tcW w:type="dxa" w:w="3213"/>
-            <w:tcBorders>
-              <w:top w:val="nil"/>
-              <w:left w:val="nil"/>
-              <w:bottom w:val="single" w:sz="4" w:color="C9D3DE" w:space="0"/>
-              <w:right w:val="nil"/>
-            </w:tcBorders>
-          </w:tcPr>
           <w:p>
             <w:pPr>
-              <w:spacing w:before="0" w:after="20"/>
+              <w:spacing w:before="80" w:after="0"/>
             </w:pPr>
             <w:r>
               <w:rPr>
                 <w:b/>
                 <w:caps/>
-                <w:color w:val="5F6B7A"/>
-                <w:sz w:val="15"/>
-              </w:rPr>
-              <w:t>Emitento reitingas</w:t>
+                <w:color w:val="667085"/>
+                <w:sz w:val="14"/>
+              </w:rPr>
+              <w:t>Analizės data</w:t>
             </w:r>
           </w:p>
           <w:p>
@@ -185,42 +216,21 @@
             <w:r>
               <w:rPr>
                 <w:b w:val="0"/>
-                <w:sz w:val="19"/>
-              </w:rPr>
-              <w:t>S&amp;P BBB+ (stable), 2026-07-28; Moody's Baa1 (stable), 2026</w:t>
-            </w:r>
-            <w:hyperlink r:id="rId12">
-              <w:r>
-                <w:rPr>
-                  <w:color w:val="2A78D6"/>
-                  <w:vertAlign w:val="superscript"/>
-                  <w:sz w:val="16"/>
-                </w:rPr>
-                <w:t xml:space="preserve">1</w:t>
-              </w:r>
-            </w:hyperlink>
+                <w:sz w:val="18"/>
+              </w:rPr>
+              <w:t>2026-10-22</w:t>
+            </w:r>
           </w:p>
-        </w:tc>
-        <w:tc>
-          <w:tcPr>
-            <w:tcW w:type="dxa" w:w="3213"/>
-            <w:tcBorders>
-              <w:top w:val="nil"/>
-              <w:left w:val="nil"/>
-              <w:bottom w:val="single" w:sz="4" w:color="C9D3DE" w:space="0"/>
-              <w:right w:val="nil"/>
-            </w:tcBorders>
-          </w:tcPr>
           <w:p>
             <w:pPr>
-              <w:spacing w:before="0" w:after="20"/>
+              <w:spacing w:before="80" w:after="0"/>
             </w:pPr>
             <w:r>
               <w:rPr>
                 <w:b/>
                 <w:caps/>
-                <w:color w:val="5F6B7A"/>
-                <w:sz w:val="15"/>
+                <w:color w:val="667085"/>
+                <w:sz w:val="14"/>
               </w:rPr>
               <w:t>Kita ataskaita</w:t>
             </w:r>
@@ -232,7 +242,7 @@
             <w:r>
               <w:rPr>
                 <w:b w:val="0"/>
-                <w:sz w:val="19"/>
+                <w:sz w:val="18"/>
               </w:rPr>
               <w:t>Q3 2026 interim report - 2026-11-11</w:t>
             </w:r>
@@ -241,18 +251,212 @@
                 <w:rPr>
                   <w:color w:val="2A78D6"/>
                   <w:vertAlign w:val="superscript"/>
-                  <w:sz w:val="16"/>
+                  <w:sz w:val="15"/>
                 </w:rPr>
                 <w:t xml:space="preserve">2</w:t>
               </w:r>
             </w:hyperlink>
+          </w:p>
+          <w:p>
+            <w:pPr>
+              <w:spacing w:before="80" w:after="0"/>
+            </w:pPr>
+            <w:r>
+              <w:rPr>
+                <w:b/>
+                <w:caps/>
+                <w:color w:val="667085"/>
+                <w:sz w:val="14"/>
+              </w:rPr>
+              <w:t>Šalis</w:t>
+            </w:r>
+          </w:p>
+          <w:p>
+            <w:pPr>
+              <w:spacing w:before="0" w:after="0"/>
+            </w:pPr>
+            <w:r>
+              <w:rPr>
+                <w:b w:val="0"/>
+                <w:sz w:val="18"/>
+              </w:rPr>
+              <w:t>Lietuva</w:t>
+            </w:r>
+          </w:p>
+        </w:tc>
+        <w:tc>
+          <w:tcPr>
+            <w:tcW w:type="dxa" w:w="4819"/>
+            <w:tcBorders>
+              <w:top w:val="single" w:sz="12" w:color="12355B" w:space="0"/>
+              <w:left w:val="nil"/>
+              <w:bottom w:val="nil"/>
+              <w:right w:val="nil"/>
+            </w:tcBorders>
+            <w:shd w:val="clear" w:color="auto" w:fill="F4F6F9"/>
+          </w:tcPr>
+          <w:p>
+            <w:pPr>
+              <w:spacing w:before="0" w:after="40"/>
+            </w:pPr>
+            <w:r>
+              <w:rPr>
+                <w:b/>
+                <w:color w:val="12355B"/>
+                <w:sz w:val="18"/>
+              </w:rPr>
+              <w:t>Turimi vertybiniai popieriai</w:t>
+            </w:r>
+          </w:p>
+          <w:p>
+            <w:pPr>
+              <w:spacing w:before="80" w:after="0"/>
+            </w:pPr>
+            <w:r>
+              <w:rPr>
+                <w:b/>
+                <w:color w:val="1B2430"/>
+                <w:sz w:val="17"/>
+              </w:rPr>
+              <w:t>Ignitis grupė ordinary share (IGN1L)</w:t>
+            </w:r>
+          </w:p>
+          <w:p>
+            <w:pPr>
+              <w:spacing w:before="0" w:after="0"/>
+            </w:pPr>
+            <w:r>
+              <w:rPr>
+                <w:b w:val="0"/>
+                <w:color w:val="667085"/>
+                <w:sz w:val="15"/>
+              </w:rPr>
+              <w:t>LT0000115768  ·  akcija</w:t>
+            </w:r>
+          </w:p>
+          <w:p>
+            <w:pPr>
+              <w:spacing w:before="80" w:after="0"/>
+            </w:pPr>
+            <w:r>
+              <w:rPr>
+                <w:b/>
+                <w:color w:val="1B2430"/>
+                <w:sz w:val="17"/>
+              </w:rPr>
+              <w:t>Ignitis 2.000% green notes 2027</w:t>
+            </w:r>
+          </w:p>
+          <w:p>
+            <w:pPr>
+              <w:spacing w:before="0" w:after="0"/>
+            </w:pPr>
+            <w:r>
+              <w:rPr>
+                <w:b w:val="0"/>
+                <w:color w:val="667085"/>
+                <w:sz w:val="15"/>
+              </w:rPr>
+              <w:t>XS1646530565  ·  2,000 % · 2027-07-14</w:t>
+            </w:r>
+          </w:p>
+          <w:p>
+            <w:pPr>
+              <w:spacing w:before="0" w:after="0"/>
+            </w:pPr>
+            <w:r>
+              <w:rPr>
+                <w:b w:val="0"/>
+                <w:color w:val="12355B"/>
+                <w:sz w:val="15"/>
+              </w:rPr>
+              <w:t>atskiro nerasta</w:t>
+            </w:r>
+          </w:p>
+          <w:p>
+            <w:pPr>
+              <w:spacing w:before="80" w:after="0"/>
+            </w:pPr>
+            <w:r>
+              <w:rPr>
+                <w:b/>
+                <w:color w:val="1B2430"/>
+                <w:sz w:val="17"/>
+              </w:rPr>
+              <w:t>Ignitis 1.875% green notes 2028</w:t>
+            </w:r>
+          </w:p>
+          <w:p>
+            <w:pPr>
+              <w:spacing w:before="0" w:after="0"/>
+            </w:pPr>
+            <w:r>
+              <w:rPr>
+                <w:b w:val="0"/>
+                <w:color w:val="667085"/>
+                <w:sz w:val="15"/>
+              </w:rPr>
+              <w:t>XS1853999313  ·  1,875 % · 2028-07-10</w:t>
+            </w:r>
+          </w:p>
+          <w:p>
+            <w:pPr>
+              <w:spacing w:before="0" w:after="0"/>
+            </w:pPr>
+            <w:r>
+              <w:rPr>
+                <w:b w:val="0"/>
+                <w:color w:val="12355B"/>
+                <w:sz w:val="15"/>
+              </w:rPr>
+              <w:t>atskiro nerasta</w:t>
+            </w:r>
+          </w:p>
+          <w:p>
+            <w:pPr>
+              <w:spacing w:before="80" w:after="0"/>
+            </w:pPr>
+            <w:r>
+              <w:rPr>
+                <w:b/>
+                <w:color w:val="1B2430"/>
+                <w:sz w:val="17"/>
+              </w:rPr>
+              <w:t>Ignitis 2.000% notes 2030</w:t>
+            </w:r>
+          </w:p>
+          <w:p>
+            <w:pPr>
+              <w:spacing w:before="0" w:after="0"/>
+            </w:pPr>
+            <w:r>
+              <w:rPr>
+                <w:b w:val="0"/>
+                <w:color w:val="667085"/>
+                <w:sz w:val="15"/>
+              </w:rPr>
+              <w:t>XS2177349912  ·  2,000 % · 2030-05-21</w:t>
+            </w:r>
+          </w:p>
+          <w:p>
+            <w:pPr>
+              <w:spacing w:before="0" w:after="0"/>
+            </w:pPr>
+            <w:r>
+              <w:rPr>
+                <w:b w:val="0"/>
+                <w:color w:val="12355B"/>
+                <w:sz w:val="15"/>
+              </w:rPr>
+              <w:t>atskiro nerasta</w:t>
+            </w:r>
           </w:p>
         </w:tc>
       </w:tr>
     </w:tbl>
     <w:p>
       <w:pPr>
-        <w:spacing w:before="0" w:after="80"/>
+        <w:spacing w:before="0" w:after="120"/>
       </w:pPr>
     </w:p>
     <w:tbl>
@@ -297,7 +501,7 @@
             <w:r>
               <w:rPr>
                 <w:b/>
-                <w:color w:val="1A1A1A"/>
+                <w:color w:val="1B2430"/>
                 <w:sz w:val="21"/>
               </w:rPr>
               <w:t>Pozicija tvarkinga.</w:t>
@@ -305,7 +509,7 @@
             <w:r>
               <w:rPr>
                 <w:b w:val="0"/>
-                <w:color w:val="1A1A1A"/>
+                <w:color w:val="1B2430"/>
                 <w:sz w:val="21"/>
               </w:rPr>
               <w:t xml:space="preserve"> Kredito kokybė stabili: BBB+ / Baa1 reitingai, svertas 3,49x – 3–4x tikslo ribose</w:t>
@@ -340,7 +544,7 @@
             <w:r>
               <w:rPr>
                 <w:b w:val="0"/>
-                <w:color w:val="1A1A1A"/>
+                <w:color w:val="1B2430"/>
                 <w:sz w:val="21"/>
               </w:rPr>
               <w:t>. Pelnas silpnesnis, bet 2026 m. prognozė palikta</w:t>
@@ -358,7 +562,7 @@
             <w:r>
               <w:rPr>
                 <w:b w:val="0"/>
-                <w:color w:val="1A1A1A"/>
+                <w:color w:val="1B2430"/>
                 <w:sz w:val="21"/>
               </w:rPr>
               <w:t>. Turimai obligacijai XS1646530565 taikomas 2026-10-19 emitento supirkimo pasiūlymas</w:t>
@@ -376,7 +580,7 @@
             <w:r>
               <w:rPr>
                 <w:b w:val="0"/>
-                <w:color w:val="1A1A1A"/>
+                <w:color w:val="1B2430"/>
                 <w:sz w:val="21"/>
               </w:rPr>
               <w:t>.</w:t>
@@ -425,9 +629,9 @@
             <w:tcW w:type="dxa" w:w="2261"/>
             <w:tcBorders>
               <w:top w:val="single" w:sz="18" w:color="2A78D6" w:space="0"/>
-              <w:left w:val="single" w:sz="4" w:color="C9D3DE" w:space="0"/>
-              <w:bottom w:val="single" w:sz="4" w:color="C9D3DE" w:space="0"/>
-              <w:right w:val="single" w:sz="4" w:color="C9D3DE" w:space="0"/>
+              <w:left w:val="single" w:sz="4" w:color="D5DCE4" w:space="0"/>
+              <w:bottom w:val="single" w:sz="4" w:color="D5DCE4" w:space="0"/>
+              <w:right w:val="single" w:sz="4" w:color="D5DCE4" w:space="0"/>
             </w:tcBorders>
           </w:tcPr>
           <w:p>
@@ -438,7 +642,7 @@
               <w:rPr>
                 <w:b/>
                 <w:caps/>
-                <w:color w:val="5F6B7A"/>
+                <w:color w:val="667085"/>
                 <w:sz w:val="14"/>
               </w:rPr>
               <w:t>Koreguota EBITDA</w:t>
@@ -446,7 +650,7 @@
             <w:r>
               <w:rPr>
                 <w:b w:val="0"/>
-                <w:color w:val="5F6B7A"/>
+                <w:color w:val="667085"/>
                 <w:sz w:val="14"/>
               </w:rPr>
               <w:t xml:space="preserve">  ·  6M2026</w:t>
@@ -459,7 +663,7 @@
             <w:r>
               <w:rPr>
                 <w:b/>
-                <w:color w:val="1F4E79"/>
+                <w:color w:val="12355B"/>
                 <w:sz w:val="34"/>
               </w:rPr>
               <w:t>306,6</w:t>
@@ -467,7 +671,7 @@
             <w:r>
               <w:rPr>
                 <w:b w:val="0"/>
-                <w:color w:val="5F6B7A"/>
+                <w:color w:val="667085"/>
                 <w:sz w:val="18"/>
               </w:rPr>
               <w:t xml:space="preserve"> mln. EUR</w:t>
@@ -480,7 +684,7 @@
             <w:r>
               <w:rPr>
                 <w:b w:val="0"/>
-                <w:color w:val="5F6B7A"/>
+                <w:color w:val="667085"/>
                 <w:sz w:val="15"/>
               </w:rPr>
               <w:t>▲ 1,9 % vs 6M2025</w:t>
@@ -498,9 +702,9 @@
             <w:tcW w:type="dxa" w:w="2261"/>
             <w:tcBorders>
               <w:top w:val="single" w:sz="18" w:color="2A78D6" w:space="0"/>
-              <w:left w:val="single" w:sz="4" w:color="C9D3DE" w:space="0"/>
-              <w:bottom w:val="single" w:sz="4" w:color="C9D3DE" w:space="0"/>
-              <w:right w:val="single" w:sz="4" w:color="C9D3DE" w:space="0"/>
+              <w:left w:val="single" w:sz="4" w:color="D5DCE4" w:space="0"/>
+              <w:bottom w:val="single" w:sz="4" w:color="D5DCE4" w:space="0"/>
+              <w:right w:val="single" w:sz="4" w:color="D5DCE4" w:space="0"/>
             </w:tcBorders>
           </w:tcPr>
           <w:p>
@@ -511,7 +715,7 @@
               <w:rPr>
                 <w:b/>
                 <w:caps/>
-                <w:color w:val="5F6B7A"/>
+                <w:color w:val="667085"/>
                 <w:sz w:val="14"/>
               </w:rPr>
               <w:t>Koreguotas grynasis pelnas</w:t>
@@ -519,7 +723,7 @@
             <w:r>
               <w:rPr>
                 <w:b w:val="0"/>
-                <w:color w:val="5F6B7A"/>
+                <w:color w:val="667085"/>
                 <w:sz w:val="14"/>
               </w:rPr>
               <w:t xml:space="preserve">  ·  6M2026</w:t>
@@ -532,7 +736,7 @@
             <w:r>
               <w:rPr>
                 <w:b/>
-                <w:color w:val="1F4E79"/>
+                <w:color w:val="12355B"/>
                 <w:sz w:val="34"/>
               </w:rPr>
               <w:t>115,8</w:t>
@@ -540,7 +744,7 @@
             <w:r>
               <w:rPr>
                 <w:b w:val="0"/>
-                <w:color w:val="5F6B7A"/>
+                <w:color w:val="667085"/>
                 <w:sz w:val="18"/>
               </w:rPr>
               <w:t xml:space="preserve"> mln. EUR</w:t>
@@ -553,7 +757,7 @@
             <w:r>
               <w:rPr>
                 <w:b w:val="0"/>
-                <w:color w:val="5F6B7A"/>
+                <w:color w:val="667085"/>
                 <w:sz w:val="15"/>
               </w:rPr>
               <w:t>▼ 20,8 % vs 6M2025</w:t>
@@ -571,9 +775,9 @@
             <w:tcW w:type="dxa" w:w="2261"/>
             <w:tcBorders>
               <w:top w:val="single" w:sz="18" w:color="2A78D6" w:space="0"/>
-              <w:left w:val="single" w:sz="4" w:color="C9D3DE" w:space="0"/>
-              <w:bottom w:val="single" w:sz="4" w:color="C9D3DE" w:space="0"/>
-              <w:right w:val="single" w:sz="4" w:color="C9D3DE" w:space="0"/>
+              <w:left w:val="single" w:sz="4" w:color="D5DCE4" w:space="0"/>
+              <w:bottom w:val="single" w:sz="4" w:color="D5DCE4" w:space="0"/>
+              <w:right w:val="single" w:sz="4" w:color="D5DCE4" w:space="0"/>
             </w:tcBorders>
           </w:tcPr>
           <w:p>
@@ -584,7 +788,7 @@
               <w:rPr>
                 <w:b/>
                 <w:caps/>
-                <w:color w:val="5F6B7A"/>
+                <w:color w:val="667085"/>
                 <w:sz w:val="14"/>
               </w:rPr>
               <w:t>Grynoji skola</w:t>
@@ -592,7 +796,7 @@
             <w:r>
               <w:rPr>
                 <w:b w:val="0"/>
-                <w:color w:val="5F6B7A"/>
+                <w:color w:val="667085"/>
                 <w:sz w:val="14"/>
               </w:rPr>
               <w:t xml:space="preserve">  ·  6M2026</w:t>
@@ -605,7 +809,7 @@
             <w:r>
               <w:rPr>
                 <w:b/>
-                <w:color w:val="1F4E79"/>
+                <w:color w:val="12355B"/>
                 <w:sz w:val="34"/>
               </w:rPr>
               <w:t>1 925,3</w:t>
@@ -613,7 +817,7 @@
             <w:r>
               <w:rPr>
                 <w:b w:val="0"/>
-                <w:color w:val="5F6B7A"/>
+                <w:color w:val="667085"/>
                 <w:sz w:val="18"/>
               </w:rPr>
               <w:t xml:space="preserve"> mln. EUR</w:t>
@@ -626,7 +830,7 @@
             <w:r>
               <w:rPr>
                 <w:b w:val="0"/>
-                <w:color w:val="5F6B7A"/>
+                <w:color w:val="667085"/>
                 <w:sz w:val="15"/>
               </w:rPr>
               <w:t>▲ 19,6 % vs 6M2025</w:t>
@@ -644,9 +848,9 @@
             <w:tcW w:type="dxa" w:w="2261"/>
             <w:tcBorders>
               <w:top w:val="single" w:sz="18" w:color="2A78D6" w:space="0"/>
-              <w:left w:val="single" w:sz="4" w:color="C9D3DE" w:space="0"/>
-              <w:bottom w:val="single" w:sz="4" w:color="C9D3DE" w:space="0"/>
-              <w:right w:val="single" w:sz="4" w:color="C9D3DE" w:space="0"/>
+              <w:left w:val="single" w:sz="4" w:color="D5DCE4" w:space="0"/>
+              <w:bottom w:val="single" w:sz="4" w:color="D5DCE4" w:space="0"/>
+              <w:right w:val="single" w:sz="4" w:color="D5DCE4" w:space="0"/>
             </w:tcBorders>
           </w:tcPr>
           <w:p>
@@ -657,7 +861,7 @@
               <w:rPr>
                 <w:b/>
                 <w:caps/>
-                <w:color w:val="5F6B7A"/>
+                <w:color w:val="667085"/>
                 <w:sz w:val="14"/>
               </w:rPr>
               <w:t>Grynoji skola / EBITDA</w:t>
@@ -665,7 +869,7 @@
             <w:r>
               <w:rPr>
                 <w:b w:val="0"/>
-                <w:color w:val="5F6B7A"/>
+                <w:color w:val="667085"/>
                 <w:sz w:val="14"/>
               </w:rPr>
               <w:t xml:space="preserve">  ·  6M2026</w:t>
@@ -678,7 +882,7 @@
             <w:r>
               <w:rPr>
                 <w:b/>
-                <w:color w:val="1F4E79"/>
+                <w:color w:val="12355B"/>
                 <w:sz w:val="34"/>
               </w:rPr>
               <w:t>3,49</w:t>
@@ -686,7 +890,7 @@
             <w:r>
               <w:rPr>
                 <w:b w:val="0"/>
-                <w:color w:val="5F6B7A"/>
+                <w:color w:val="667085"/>
                 <w:sz w:val="18"/>
               </w:rPr>
               <w:t xml:space="preserve"> x</w:t>
@@ -699,7 +903,7 @@
             <w:r>
               <w:rPr>
                 <w:b w:val="0"/>
-                <w:color w:val="5F6B7A"/>
+                <w:color w:val="667085"/>
                 <w:sz w:val="15"/>
               </w:rPr>
               <w:t>▲ 0,5x vs 6M2025</w:t>
@@ -716,28 +920,13 @@
     <w:p>
       <w:pPr>
         <w:keepNext/>
-        <w:pBdr>
-          <w:bottom w:val="single" w:sz="8" w:color="1F4E79" w:space="4"/>
-        </w:pBdr>
-        <w:tabs>
-          <w:tab w:pos="482" w:val="left"/>
-        </w:tabs>
-        <w:spacing w:before="360" w:after="160"/>
+        <w:spacing w:before="200" w:after="100"/>
       </w:pPr>
       <w:r>
         <w:rPr>
           <w:b/>
-          <w:color w:val="2A78D6"/>
-          <w:sz w:val="18"/>
-        </w:rPr>
-        <w:t>01</w:t>
-        <w:tab/>
-      </w:r>
-      <w:r>
-        <w:rPr>
-          <w:b/>
-          <w:color w:val="1F4E79"/>
-          <w:sz w:val="28"/>
+          <w:color w:val="12355B"/>
+          <w:sz w:val="26"/>
         </w:rPr>
         <w:t>Trumpa santrauka</w:t>
       </w:r>
@@ -1026,7 +1215,783 @@
       <w:pPr>
         <w:keepNext/>
         <w:pBdr>
-          <w:bottom w:val="single" w:sz="8" w:color="1F4E79" w:space="4"/>
+          <w:bottom w:val="single" w:sz="8" w:color="12355B" w:space="4"/>
+        </w:pBdr>
+        <w:tabs>
+          <w:tab w:pos="482" w:val="left"/>
+        </w:tabs>
+        <w:spacing w:before="360" w:after="160"/>
+      </w:pPr>
+      <w:r>
+        <w:rPr>
+          <w:b/>
+          <w:color w:val="2A78D6"/>
+          <w:sz w:val="18"/>
+        </w:rPr>
+        <w:t>01</w:t>
+        <w:tab/>
+      </w:r>
+      <w:r>
+        <w:rPr>
+          <w:b/>
+          <w:color w:val="12355B"/>
+          <w:sz w:val="28"/>
+        </w:rPr>
+        <w:t>Turimos priemonės ir ISIN</w:t>
+      </w:r>
+    </w:p>
+    <w:tbl>
+      <w:tblPr>
+        <w:tblW w:w="9639" w:type="dxa"/>
+        <w:tblBorders>
+          <w:top w:val="nil"/>
+          <w:left w:val="nil"/>
+          <w:bottom w:val="nil"/>
+          <w:right w:val="nil"/>
+          <w:insideH w:val="nil"/>
+          <w:insideV w:val="nil"/>
+        </w:tblBorders>
+        <w:tblLayout w:type="fixed"/>
+        <w:tblCellMar>
+          <w:top w:w="70" w:type="dxa"/>
+          <w:left w:w="100" w:type="dxa"/>
+          <w:bottom w:w="70" w:type="dxa"/>
+          <w:right w:w="100" w:type="dxa"/>
+        </w:tblCellMar>
+        <w:tblLook w:firstColumn="1" w:firstRow="1" w:lastColumn="0" w:lastRow="0" w:noHBand="0" w:noVBand="1" w:val="04A0"/>
+      </w:tblPr>
+      <w:tblGrid>
+        <w:gridCol w:w="1457"/>
+        <w:gridCol w:w="2241"/>
+        <w:gridCol w:w="1064"/>
+        <w:gridCol w:w="1120"/>
+        <w:gridCol w:w="1569"/>
+        <w:gridCol w:w="2185"/>
+      </w:tblGrid>
+      <w:tr>
+        <w:tc>
+          <w:tcPr>
+            <w:tcW w:type="dxa" w:w="1457"/>
+            <w:tcBorders>
+              <w:top w:val="nil"/>
+              <w:left w:val="nil"/>
+              <w:bottom w:val="single" w:sz="8" w:color="12355B" w:space="0"/>
+              <w:right w:val="nil"/>
+            </w:tcBorders>
+          </w:tcPr>
+          <w:p>
+            <w:pPr>
+              <w:spacing w:before="0" w:after="0"/>
+            </w:pPr>
+            <w:r>
+              <w:rPr>
+                <w:b/>
+                <w:caps/>
+                <w:color w:val="667085"/>
+                <w:sz w:val="14"/>
+              </w:rPr>
+              <w:t>ISIN</w:t>
+            </w:r>
+          </w:p>
+        </w:tc>
+        <w:tc>
+          <w:tcPr>
+            <w:tcW w:type="dxa" w:w="2241"/>
+            <w:tcBorders>
+              <w:top w:val="nil"/>
+              <w:left w:val="nil"/>
+              <w:bottom w:val="single" w:sz="8" w:color="12355B" w:space="0"/>
+              <w:right w:val="nil"/>
+            </w:tcBorders>
+          </w:tcPr>
+          <w:p>
+            <w:pPr>
+              <w:spacing w:before="0" w:after="0"/>
+            </w:pPr>
+            <w:r>
+              <w:rPr>
+                <w:b/>
+                <w:caps/>
+                <w:color w:val="667085"/>
+                <w:sz w:val="14"/>
+              </w:rPr>
+              <w:t>Priemonė</w:t>
+            </w:r>
+          </w:p>
+        </w:tc>
+        <w:tc>
+          <w:tcPr>
+            <w:tcW w:type="dxa" w:w="1065"/>
+            <w:tcBorders>
+              <w:top w:val="nil"/>
+              <w:left w:val="nil"/>
+              <w:bottom w:val="single" w:sz="8" w:color="12355B" w:space="0"/>
+              <w:right w:val="nil"/>
+            </w:tcBorders>
+          </w:tcPr>
+          <w:p>
+            <w:pPr>
+              <w:spacing w:before="0" w:after="0"/>
+              <w:jc w:val="right"/>
+            </w:pPr>
+            <w:r>
+              <w:rPr>
+                <w:b/>
+                <w:caps/>
+                <w:color w:val="667085"/>
+                <w:sz w:val="14"/>
+              </w:rPr>
+              <w:t>Kuponas</w:t>
+            </w:r>
+          </w:p>
+        </w:tc>
+        <w:tc>
+          <w:tcPr>
+            <w:tcW w:type="dxa" w:w="1121"/>
+            <w:tcBorders>
+              <w:top w:val="nil"/>
+              <w:left w:val="nil"/>
+              <w:bottom w:val="single" w:sz="8" w:color="12355B" w:space="0"/>
+              <w:right w:val="nil"/>
+            </w:tcBorders>
+          </w:tcPr>
+          <w:p>
+            <w:pPr>
+              <w:spacing w:before="0" w:after="0"/>
+            </w:pPr>
+            <w:r>
+              <w:rPr>
+                <w:b/>
+                <w:caps/>
+                <w:color w:val="667085"/>
+                <w:sz w:val="14"/>
+              </w:rPr>
+              <w:t>Išpirkimas</w:t>
+            </w:r>
+          </w:p>
+        </w:tc>
+        <w:tc>
+          <w:tcPr>
+            <w:tcW w:type="dxa" w:w="1569"/>
+            <w:tcBorders>
+              <w:top w:val="nil"/>
+              <w:left w:val="nil"/>
+              <w:bottom w:val="single" w:sz="8" w:color="12355B" w:space="0"/>
+              <w:right w:val="nil"/>
+            </w:tcBorders>
+          </w:tcPr>
+          <w:p>
+            <w:pPr>
+              <w:spacing w:before="0" w:after="0"/>
+            </w:pPr>
+            <w:r>
+              <w:rPr>
+                <w:b/>
+                <w:caps/>
+                <w:color w:val="667085"/>
+                <w:sz w:val="14"/>
+              </w:rPr>
+              <w:t>Emisijos reitingas</w:t>
+            </w:r>
+          </w:p>
+        </w:tc>
+        <w:tc>
+          <w:tcPr>
+            <w:tcW w:type="dxa" w:w="2185"/>
+            <w:tcBorders>
+              <w:top w:val="nil"/>
+              <w:left w:val="nil"/>
+              <w:bottom w:val="single" w:sz="8" w:color="12355B" w:space="0"/>
+              <w:right w:val="nil"/>
+            </w:tcBorders>
+          </w:tcPr>
+          <w:p>
+            <w:pPr>
+              <w:spacing w:before="0" w:after="0"/>
+            </w:pPr>
+            <w:r>
+              <w:rPr>
+                <w:b/>
+                <w:caps/>
+                <w:color w:val="667085"/>
+                <w:sz w:val="14"/>
+              </w:rPr>
+              <w:t>Pastaba</w:t>
+            </w:r>
+          </w:p>
+        </w:tc>
+      </w:tr>
+      <w:tr>
+        <w:tc>
+          <w:tcPr>
+            <w:tcW w:type="dxa" w:w="1457"/>
+            <w:tcBorders>
+              <w:top w:val="nil"/>
+              <w:left w:val="nil"/>
+              <w:bottom w:val="single" w:sz="4" w:color="E6EAF0" w:space="0"/>
+              <w:right w:val="nil"/>
+            </w:tcBorders>
+          </w:tcPr>
+          <w:p>
+            <w:pPr>
+              <w:spacing w:before="0" w:after="0"/>
+            </w:pPr>
+            <w:r>
+              <w:rPr>
+                <w:b w:val="0"/>
+                <w:sz w:val="17"/>
+              </w:rPr>
+              <w:t>LT0000115768</w:t>
+            </w:r>
+          </w:p>
+        </w:tc>
+        <w:tc>
+          <w:tcPr>
+            <w:tcW w:type="dxa" w:w="2241"/>
+            <w:tcBorders>
+              <w:top w:val="nil"/>
+              <w:left w:val="nil"/>
+              <w:bottom w:val="single" w:sz="4" w:color="E6EAF0" w:space="0"/>
+              <w:right w:val="nil"/>
+            </w:tcBorders>
+          </w:tcPr>
+          <w:p>
+            <w:pPr>
+              <w:spacing w:before="0" w:after="0"/>
+            </w:pPr>
+            <w:r>
+              <w:rPr>
+                <w:b w:val="0"/>
+                <w:sz w:val="17"/>
+              </w:rPr>
+              <w:t>Ignitis grupė ordinary share (IGN1L)</w:t>
+            </w:r>
+          </w:p>
+        </w:tc>
+        <w:tc>
+          <w:tcPr>
+            <w:tcW w:type="dxa" w:w="1065"/>
+            <w:tcBorders>
+              <w:top w:val="nil"/>
+              <w:left w:val="nil"/>
+              <w:bottom w:val="single" w:sz="4" w:color="E6EAF0" w:space="0"/>
+              <w:right w:val="nil"/>
+            </w:tcBorders>
+          </w:tcPr>
+          <w:p>
+            <w:pPr>
+              <w:spacing w:before="0" w:after="0"/>
+              <w:jc w:val="right"/>
+            </w:pPr>
+            <w:r>
+              <w:rPr>
+                <w:b w:val="0"/>
+                <w:sz w:val="17"/>
+              </w:rPr>
+              <w:t>–</w:t>
+            </w:r>
+          </w:p>
+        </w:tc>
+        <w:tc>
+          <w:tcPr>
+            <w:tcW w:type="dxa" w:w="1121"/>
+            <w:tcBorders>
+              <w:top w:val="nil"/>
+              <w:left w:val="nil"/>
+              <w:bottom w:val="single" w:sz="4" w:color="E6EAF0" w:space="0"/>
+              <w:right w:val="nil"/>
+            </w:tcBorders>
+          </w:tcPr>
+          <w:p>
+            <w:pPr>
+              <w:spacing w:before="0" w:after="0"/>
+            </w:pPr>
+            <w:r>
+              <w:rPr>
+                <w:b w:val="0"/>
+                <w:sz w:val="17"/>
+              </w:rPr>
+              <w:t>akcija</w:t>
+            </w:r>
+          </w:p>
+        </w:tc>
+        <w:tc>
+          <w:tcPr>
+            <w:tcW w:type="dxa" w:w="1569"/>
+            <w:tcBorders>
+              <w:top w:val="nil"/>
+              <w:left w:val="nil"/>
+              <w:bottom w:val="single" w:sz="4" w:color="E6EAF0" w:space="0"/>
+              <w:right w:val="nil"/>
+            </w:tcBorders>
+          </w:tcPr>
+          <w:p>
+            <w:pPr>
+              <w:spacing w:before="0" w:after="0"/>
+            </w:pPr>
+            <w:r>
+              <w:rPr>
+                <w:b w:val="0"/>
+                <w:sz w:val="17"/>
+              </w:rPr>
+            </w:r>
+          </w:p>
+        </w:tc>
+        <w:tc>
+          <w:tcPr>
+            <w:tcW w:type="dxa" w:w="2185"/>
+            <w:tcBorders>
+              <w:top w:val="nil"/>
+              <w:left w:val="nil"/>
+              <w:bottom w:val="single" w:sz="4" w:color="E6EAF0" w:space="0"/>
+              <w:right w:val="nil"/>
+            </w:tcBorders>
+          </w:tcPr>
+          <w:p>
+            <w:pPr>
+              <w:spacing w:before="0" w:after="0"/>
+            </w:pPr>
+            <w:r>
+              <w:rPr>
+                <w:b w:val="0"/>
+                <w:sz w:val="17"/>
+              </w:rPr>
+            </w:r>
+          </w:p>
+        </w:tc>
+      </w:tr>
+      <w:tr>
+        <w:tc>
+          <w:tcPr>
+            <w:tcW w:type="dxa" w:w="1457"/>
+            <w:tcBorders>
+              <w:top w:val="nil"/>
+              <w:left w:val="nil"/>
+              <w:bottom w:val="single" w:sz="4" w:color="E6EAF0" w:space="0"/>
+              <w:right w:val="nil"/>
+            </w:tcBorders>
+          </w:tcPr>
+          <w:p>
+            <w:pPr>
+              <w:spacing w:before="0" w:after="0"/>
+            </w:pPr>
+            <w:r>
+              <w:rPr>
+                <w:b w:val="0"/>
+                <w:sz w:val="17"/>
+              </w:rPr>
+              <w:t>XS1646530565</w:t>
+            </w:r>
+          </w:p>
+        </w:tc>
+        <w:tc>
+          <w:tcPr>
+            <w:tcW w:type="dxa" w:w="2241"/>
+            <w:tcBorders>
+              <w:top w:val="nil"/>
+              <w:left w:val="nil"/>
+              <w:bottom w:val="single" w:sz="4" w:color="E6EAF0" w:space="0"/>
+              <w:right w:val="nil"/>
+            </w:tcBorders>
+          </w:tcPr>
+          <w:p>
+            <w:pPr>
+              <w:spacing w:before="0" w:after="0"/>
+            </w:pPr>
+            <w:r>
+              <w:rPr>
+                <w:b w:val="0"/>
+                <w:sz w:val="17"/>
+              </w:rPr>
+              <w:t>Ignitis 2.000% green notes 2027</w:t>
+            </w:r>
+          </w:p>
+        </w:tc>
+        <w:tc>
+          <w:tcPr>
+            <w:tcW w:type="dxa" w:w="1065"/>
+            <w:tcBorders>
+              <w:top w:val="nil"/>
+              <w:left w:val="nil"/>
+              <w:bottom w:val="single" w:sz="4" w:color="E6EAF0" w:space="0"/>
+              <w:right w:val="nil"/>
+            </w:tcBorders>
+          </w:tcPr>
+          <w:p>
+            <w:pPr>
+              <w:spacing w:before="0" w:after="0"/>
+              <w:jc w:val="right"/>
+            </w:pPr>
+            <w:r>
+              <w:rPr>
+                <w:b w:val="0"/>
+                <w:sz w:val="17"/>
+              </w:rPr>
+              <w:t>2,000 %</w:t>
+            </w:r>
+          </w:p>
+        </w:tc>
+        <w:tc>
+          <w:tcPr>
+            <w:tcW w:type="dxa" w:w="1121"/>
+            <w:tcBorders>
+              <w:top w:val="nil"/>
+              <w:left w:val="nil"/>
+              <w:bottom w:val="single" w:sz="4" w:color="E6EAF0" w:space="0"/>
+              <w:right w:val="nil"/>
+            </w:tcBorders>
+          </w:tcPr>
+          <w:p>
+            <w:pPr>
+              <w:spacing w:before="0" w:after="0"/>
+            </w:pPr>
+            <w:r>
+              <w:rPr>
+                <w:b w:val="0"/>
+                <w:sz w:val="17"/>
+              </w:rPr>
+              <w:t>2027-07-14</w:t>
+            </w:r>
+          </w:p>
+        </w:tc>
+        <w:tc>
+          <w:tcPr>
+            <w:tcW w:type="dxa" w:w="1569"/>
+            <w:tcBorders>
+              <w:top w:val="nil"/>
+              <w:left w:val="nil"/>
+              <w:bottom w:val="single" w:sz="4" w:color="E6EAF0" w:space="0"/>
+              <w:right w:val="nil"/>
+            </w:tcBorders>
+          </w:tcPr>
+          <w:p>
+            <w:pPr>
+              <w:spacing w:before="0" w:after="0"/>
+            </w:pPr>
+            <w:r>
+              <w:rPr>
+                <w:b w:val="0"/>
+                <w:sz w:val="17"/>
+              </w:rPr>
+              <w:t>atskiro nerasta</w:t>
+            </w:r>
+          </w:p>
+        </w:tc>
+        <w:tc>
+          <w:tcPr>
+            <w:tcW w:type="dxa" w:w="2185"/>
+            <w:tcBorders>
+              <w:top w:val="nil"/>
+              <w:left w:val="nil"/>
+              <w:bottom w:val="single" w:sz="4" w:color="E6EAF0" w:space="0"/>
+              <w:right w:val="nil"/>
+            </w:tcBorders>
+          </w:tcPr>
+          <w:p>
+            <w:pPr>
+              <w:spacing w:before="0" w:after="0"/>
+            </w:pPr>
+            <w:r>
+              <w:rPr>
+                <w:b w:val="0"/>
+                <w:sz w:val="17"/>
+              </w:rPr>
+              <w:t>Tender offer for any and all notes announced 2026-10-19 (refinanced by new EuGB 4.500% 2031)</w:t>
+            </w:r>
+          </w:p>
+        </w:tc>
+      </w:tr>
+      <w:tr>
+        <w:tc>
+          <w:tcPr>
+            <w:tcW w:type="dxa" w:w="1457"/>
+            <w:tcBorders>
+              <w:top w:val="nil"/>
+              <w:left w:val="nil"/>
+              <w:bottom w:val="single" w:sz="4" w:color="E6EAF0" w:space="0"/>
+              <w:right w:val="nil"/>
+            </w:tcBorders>
+          </w:tcPr>
+          <w:p>
+            <w:pPr>
+              <w:spacing w:before="0" w:after="0"/>
+            </w:pPr>
+            <w:r>
+              <w:rPr>
+                <w:b w:val="0"/>
+                <w:sz w:val="17"/>
+              </w:rPr>
+              <w:t>XS1853999313</w:t>
+            </w:r>
+          </w:p>
+        </w:tc>
+        <w:tc>
+          <w:tcPr>
+            <w:tcW w:type="dxa" w:w="2241"/>
+            <w:tcBorders>
+              <w:top w:val="nil"/>
+              <w:left w:val="nil"/>
+              <w:bottom w:val="single" w:sz="4" w:color="E6EAF0" w:space="0"/>
+              <w:right w:val="nil"/>
+            </w:tcBorders>
+          </w:tcPr>
+          <w:p>
+            <w:pPr>
+              <w:spacing w:before="0" w:after="0"/>
+            </w:pPr>
+            <w:r>
+              <w:rPr>
+                <w:b w:val="0"/>
+                <w:sz w:val="17"/>
+              </w:rPr>
+              <w:t>Ignitis 1.875% green notes 2028</w:t>
+            </w:r>
+          </w:p>
+        </w:tc>
+        <w:tc>
+          <w:tcPr>
+            <w:tcW w:type="dxa" w:w="1065"/>
+            <w:tcBorders>
+              <w:top w:val="nil"/>
+              <w:left w:val="nil"/>
+              <w:bottom w:val="single" w:sz="4" w:color="E6EAF0" w:space="0"/>
+              <w:right w:val="nil"/>
+            </w:tcBorders>
+          </w:tcPr>
+          <w:p>
+            <w:pPr>
+              <w:spacing w:before="0" w:after="0"/>
+              <w:jc w:val="right"/>
+            </w:pPr>
+            <w:r>
+              <w:rPr>
+                <w:b w:val="0"/>
+                <w:sz w:val="17"/>
+              </w:rPr>
+              <w:t>1,875 %</w:t>
+            </w:r>
+          </w:p>
+        </w:tc>
+        <w:tc>
+          <w:tcPr>
+            <w:tcW w:type="dxa" w:w="1121"/>
+            <w:tcBorders>
+              <w:top w:val="nil"/>
+              <w:left w:val="nil"/>
+              <w:bottom w:val="single" w:sz="4" w:color="E6EAF0" w:space="0"/>
+              <w:right w:val="nil"/>
+            </w:tcBorders>
+          </w:tcPr>
+          <w:p>
+            <w:pPr>
+              <w:spacing w:before="0" w:after="0"/>
+            </w:pPr>
+            <w:r>
+              <w:rPr>
+                <w:b w:val="0"/>
+                <w:sz w:val="17"/>
+              </w:rPr>
+              <w:t>2028-07-10</w:t>
+            </w:r>
+          </w:p>
+        </w:tc>
+        <w:tc>
+          <w:tcPr>
+            <w:tcW w:type="dxa" w:w="1569"/>
+            <w:tcBorders>
+              <w:top w:val="nil"/>
+              <w:left w:val="nil"/>
+              <w:bottom w:val="single" w:sz="4" w:color="E6EAF0" w:space="0"/>
+              <w:right w:val="nil"/>
+            </w:tcBorders>
+          </w:tcPr>
+          <w:p>
+            <w:pPr>
+              <w:spacing w:before="0" w:after="0"/>
+            </w:pPr>
+            <w:r>
+              <w:rPr>
+                <w:b w:val="0"/>
+                <w:sz w:val="17"/>
+              </w:rPr>
+              <w:t>atskiro nerasta</w:t>
+            </w:r>
+          </w:p>
+        </w:tc>
+        <w:tc>
+          <w:tcPr>
+            <w:tcW w:type="dxa" w:w="2185"/>
+            <w:tcBorders>
+              <w:top w:val="nil"/>
+              <w:left w:val="nil"/>
+              <w:bottom w:val="single" w:sz="4" w:color="E6EAF0" w:space="0"/>
+              <w:right w:val="nil"/>
+            </w:tcBorders>
+          </w:tcPr>
+          <w:p>
+            <w:pPr>
+              <w:spacing w:before="0" w:after="0"/>
+            </w:pPr>
+            <w:r>
+              <w:rPr>
+                <w:b w:val="0"/>
+                <w:sz w:val="17"/>
+              </w:rPr>
+            </w:r>
+          </w:p>
+        </w:tc>
+      </w:tr>
+      <w:tr>
+        <w:tc>
+          <w:tcPr>
+            <w:tcW w:type="dxa" w:w="1457"/>
+            <w:tcBorders>
+              <w:top w:val="nil"/>
+              <w:left w:val="nil"/>
+              <w:bottom w:val="single" w:sz="4" w:color="E6EAF0" w:space="0"/>
+              <w:right w:val="nil"/>
+            </w:tcBorders>
+          </w:tcPr>
+          <w:p>
+            <w:pPr>
+              <w:spacing w:before="0" w:after="0"/>
+            </w:pPr>
+            <w:r>
+              <w:rPr>
+                <w:b w:val="0"/>
+                <w:sz w:val="17"/>
+              </w:rPr>
+              <w:t>XS2177349912</w:t>
+            </w:r>
+          </w:p>
+        </w:tc>
+        <w:tc>
+          <w:tcPr>
+            <w:tcW w:type="dxa" w:w="2241"/>
+            <w:tcBorders>
+              <w:top w:val="nil"/>
+              <w:left w:val="nil"/>
+              <w:bottom w:val="single" w:sz="4" w:color="E6EAF0" w:space="0"/>
+              <w:right w:val="nil"/>
+            </w:tcBorders>
+          </w:tcPr>
+          <w:p>
+            <w:pPr>
+              <w:spacing w:before="0" w:after="0"/>
+            </w:pPr>
+            <w:r>
+              <w:rPr>
+                <w:b w:val="0"/>
+                <w:sz w:val="17"/>
+              </w:rPr>
+              <w:t>Ignitis 2.000% notes 2030</w:t>
+            </w:r>
+          </w:p>
+        </w:tc>
+        <w:tc>
+          <w:tcPr>
+            <w:tcW w:type="dxa" w:w="1065"/>
+            <w:tcBorders>
+              <w:top w:val="nil"/>
+              <w:left w:val="nil"/>
+              <w:bottom w:val="single" w:sz="4" w:color="E6EAF0" w:space="0"/>
+              <w:right w:val="nil"/>
+            </w:tcBorders>
+          </w:tcPr>
+          <w:p>
+            <w:pPr>
+              <w:spacing w:before="0" w:after="0"/>
+              <w:jc w:val="right"/>
+            </w:pPr>
+            <w:r>
+              <w:rPr>
+                <w:b w:val="0"/>
+                <w:sz w:val="17"/>
+              </w:rPr>
+              <w:t>2,000 %</w:t>
+            </w:r>
+          </w:p>
+        </w:tc>
+        <w:tc>
+          <w:tcPr>
+            <w:tcW w:type="dxa" w:w="1121"/>
+            <w:tcBorders>
+              <w:top w:val="nil"/>
+              <w:left w:val="nil"/>
+              <w:bottom w:val="single" w:sz="4" w:color="E6EAF0" w:space="0"/>
+              <w:right w:val="nil"/>
+            </w:tcBorders>
+          </w:tcPr>
+          <w:p>
+            <w:pPr>
+              <w:spacing w:before="0" w:after="0"/>
+            </w:pPr>
+            <w:r>
+              <w:rPr>
+                <w:b w:val="0"/>
+                <w:sz w:val="17"/>
+              </w:rPr>
+              <w:t>2030-05-21</w:t>
+            </w:r>
+          </w:p>
+        </w:tc>
+        <w:tc>
+          <w:tcPr>
+            <w:tcW w:type="dxa" w:w="1569"/>
+            <w:tcBorders>
+              <w:top w:val="nil"/>
+              <w:left w:val="nil"/>
+              <w:bottom w:val="single" w:sz="4" w:color="E6EAF0" w:space="0"/>
+              <w:right w:val="nil"/>
+            </w:tcBorders>
+          </w:tcPr>
+          <w:p>
+            <w:pPr>
+              <w:spacing w:before="0" w:after="0"/>
+            </w:pPr>
+            <w:r>
+              <w:rPr>
+                <w:b w:val="0"/>
+                <w:sz w:val="17"/>
+              </w:rPr>
+              <w:t>atskiro nerasta</w:t>
+            </w:r>
+          </w:p>
+        </w:tc>
+        <w:tc>
+          <w:tcPr>
+            <w:tcW w:type="dxa" w:w="2185"/>
+            <w:tcBorders>
+              <w:top w:val="nil"/>
+              <w:left w:val="nil"/>
+              <w:bottom w:val="single" w:sz="4" w:color="E6EAF0" w:space="0"/>
+              <w:right w:val="nil"/>
+            </w:tcBorders>
+          </w:tcPr>
+          <w:p>
+            <w:pPr>
+              <w:spacing w:before="0" w:after="0"/>
+            </w:pPr>
+            <w:r>
+              <w:rPr>
+                <w:b w:val="0"/>
+                <w:sz w:val="17"/>
+              </w:rPr>
+            </w:r>
+          </w:p>
+        </w:tc>
+      </w:tr>
+    </w:tbl>
+    <w:p>
+      <w:pPr>
+        <w:spacing w:before="0" w:after="40"/>
+      </w:pPr>
+    </w:p>
+    <w:p>
+      <w:pPr>
+        <w:keepNext/>
+        <w:pBdr>
+          <w:bottom w:val="single" w:sz="8" w:color="12355B" w:space="4"/>
         </w:pBdr>
         <w:tabs>
           <w:tab w:pos="482" w:val="left"/>
@@ -1045,789 +2010,7 @@
       <w:r>
         <w:rPr>
           <w:b/>
-          <w:color w:val="1F4E79"/>
-          <w:sz w:val="28"/>
-        </w:rPr>
-        <w:t>Turimos priemonės ir ISIN</w:t>
-      </w:r>
-    </w:p>
-    <w:tbl>
-      <w:tblPr>
-        <w:tblW w:w="9639" w:type="dxa"/>
-        <w:tblBorders>
-          <w:top w:val="nil"/>
-          <w:left w:val="nil"/>
-          <w:bottom w:val="nil"/>
-          <w:right w:val="nil"/>
-          <w:insideH w:val="nil"/>
-          <w:insideV w:val="nil"/>
-        </w:tblBorders>
-        <w:tblLayout w:type="fixed"/>
-        <w:tblCellMar>
-          <w:top w:w="70" w:type="dxa"/>
-          <w:left w:w="100" w:type="dxa"/>
-          <w:bottom w:w="70" w:type="dxa"/>
-          <w:right w:w="100" w:type="dxa"/>
-        </w:tblCellMar>
-        <w:tblLook w:firstColumn="1" w:firstRow="1" w:lastColumn="0" w:lastRow="0" w:noHBand="0" w:noVBand="1" w:val="04A0"/>
-      </w:tblPr>
-      <w:tblGrid>
-        <w:gridCol w:w="1513"/>
-        <w:gridCol w:w="2241"/>
-        <w:gridCol w:w="840"/>
-        <w:gridCol w:w="1120"/>
-        <w:gridCol w:w="1569"/>
-        <w:gridCol w:w="2353"/>
-      </w:tblGrid>
-      <w:tr>
-        <w:tc>
-          <w:tcPr>
-            <w:tcW w:type="dxa" w:w="1513"/>
-            <w:tcBorders>
-              <w:top w:val="single" w:sz="12" w:color="1F4E79" w:space="0"/>
-              <w:left w:val="nil"/>
-              <w:bottom w:val="single" w:sz="4" w:color="C9D3DE" w:space="0"/>
-              <w:right w:val="nil"/>
-            </w:tcBorders>
-            <w:shd w:val="clear" w:color="auto" w:fill="EAF1F8"/>
-          </w:tcPr>
-          <w:p>
-            <w:pPr>
-              <w:spacing w:before="0" w:after="0"/>
-            </w:pPr>
-            <w:r>
-              <w:rPr>
-                <w:b/>
-                <w:caps/>
-                <w:color w:val="1F4E79"/>
-                <w:sz w:val="16"/>
-              </w:rPr>
-              <w:t>ISIN</w:t>
-            </w:r>
-          </w:p>
-        </w:tc>
-        <w:tc>
-          <w:tcPr>
-            <w:tcW w:type="dxa" w:w="2241"/>
-            <w:tcBorders>
-              <w:top w:val="single" w:sz="12" w:color="1F4E79" w:space="0"/>
-              <w:left w:val="nil"/>
-              <w:bottom w:val="single" w:sz="4" w:color="C9D3DE" w:space="0"/>
-              <w:right w:val="nil"/>
-            </w:tcBorders>
-            <w:shd w:val="clear" w:color="auto" w:fill="EAF1F8"/>
-          </w:tcPr>
-          <w:p>
-            <w:pPr>
-              <w:spacing w:before="0" w:after="0"/>
-            </w:pPr>
-            <w:r>
-              <w:rPr>
-                <w:b/>
-                <w:caps/>
-                <w:color w:val="1F4E79"/>
-                <w:sz w:val="16"/>
-              </w:rPr>
-              <w:t>Priemonė</w:t>
-            </w:r>
-          </w:p>
-        </w:tc>
-        <w:tc>
-          <w:tcPr>
-            <w:tcW w:type="dxa" w:w="841"/>
-            <w:tcBorders>
-              <w:top w:val="single" w:sz="12" w:color="1F4E79" w:space="0"/>
-              <w:left w:val="nil"/>
-              <w:bottom w:val="single" w:sz="4" w:color="C9D3DE" w:space="0"/>
-              <w:right w:val="nil"/>
-            </w:tcBorders>
-            <w:shd w:val="clear" w:color="auto" w:fill="EAF1F8"/>
-          </w:tcPr>
-          <w:p>
-            <w:pPr>
-              <w:spacing w:before="0" w:after="0"/>
-              <w:jc w:val="right"/>
-            </w:pPr>
-            <w:r>
-              <w:rPr>
-                <w:b/>
-                <w:caps/>
-                <w:color w:val="1F4E79"/>
-                <w:sz w:val="16"/>
-              </w:rPr>
-              <w:t>Kuponas</w:t>
-            </w:r>
-          </w:p>
-        </w:tc>
-        <w:tc>
-          <w:tcPr>
-            <w:tcW w:type="dxa" w:w="1121"/>
-            <w:tcBorders>
-              <w:top w:val="single" w:sz="12" w:color="1F4E79" w:space="0"/>
-              <w:left w:val="nil"/>
-              <w:bottom w:val="single" w:sz="4" w:color="C9D3DE" w:space="0"/>
-              <w:right w:val="nil"/>
-            </w:tcBorders>
-            <w:shd w:val="clear" w:color="auto" w:fill="EAF1F8"/>
-          </w:tcPr>
-          <w:p>
-            <w:pPr>
-              <w:spacing w:before="0" w:after="0"/>
-            </w:pPr>
-            <w:r>
-              <w:rPr>
-                <w:b/>
-                <w:caps/>
-                <w:color w:val="1F4E79"/>
-                <w:sz w:val="16"/>
-              </w:rPr>
-              <w:t>Išpirkimas</w:t>
-            </w:r>
-          </w:p>
-        </w:tc>
-        <w:tc>
-          <w:tcPr>
-            <w:tcW w:type="dxa" w:w="1569"/>
-            <w:tcBorders>
-              <w:top w:val="single" w:sz="12" w:color="1F4E79" w:space="0"/>
-              <w:left w:val="nil"/>
-              <w:bottom w:val="single" w:sz="4" w:color="C9D3DE" w:space="0"/>
-              <w:right w:val="nil"/>
-            </w:tcBorders>
-            <w:shd w:val="clear" w:color="auto" w:fill="EAF1F8"/>
-          </w:tcPr>
-          <w:p>
-            <w:pPr>
-              <w:spacing w:before="0" w:after="0"/>
-            </w:pPr>
-            <w:r>
-              <w:rPr>
-                <w:b/>
-                <w:caps/>
-                <w:color w:val="1F4E79"/>
-                <w:sz w:val="16"/>
-              </w:rPr>
-              <w:t>Emisijos reitingas</w:t>
-            </w:r>
-          </w:p>
-        </w:tc>
-        <w:tc>
-          <w:tcPr>
-            <w:tcW w:type="dxa" w:w="2353"/>
-            <w:tcBorders>
-              <w:top w:val="single" w:sz="12" w:color="1F4E79" w:space="0"/>
-              <w:left w:val="nil"/>
-              <w:bottom w:val="single" w:sz="4" w:color="C9D3DE" w:space="0"/>
-              <w:right w:val="nil"/>
-            </w:tcBorders>
-            <w:shd w:val="clear" w:color="auto" w:fill="EAF1F8"/>
-          </w:tcPr>
-          <w:p>
-            <w:pPr>
-              <w:spacing w:before="0" w:after="0"/>
-            </w:pPr>
-            <w:r>
-              <w:rPr>
-                <w:b/>
-                <w:caps/>
-                <w:color w:val="1F4E79"/>
-                <w:sz w:val="16"/>
-              </w:rPr>
-              <w:t>Pastaba</w:t>
-            </w:r>
-          </w:p>
-        </w:tc>
-      </w:tr>
-      <w:tr>
-        <w:tc>
-          <w:tcPr>
-            <w:tcW w:type="dxa" w:w="1513"/>
-            <w:tcBorders>
-              <w:top w:val="nil"/>
-              <w:left w:val="nil"/>
-              <w:bottom w:val="single" w:sz="4" w:color="DDE3EA" w:space="0"/>
-              <w:right w:val="nil"/>
-            </w:tcBorders>
-          </w:tcPr>
-          <w:p>
-            <w:pPr>
-              <w:spacing w:before="0" w:after="0"/>
-            </w:pPr>
-            <w:r>
-              <w:rPr>
-                <w:b w:val="0"/>
-                <w:sz w:val="17"/>
-              </w:rPr>
-              <w:t>LT0000115768</w:t>
-            </w:r>
-          </w:p>
-        </w:tc>
-        <w:tc>
-          <w:tcPr>
-            <w:tcW w:type="dxa" w:w="2241"/>
-            <w:tcBorders>
-              <w:top w:val="nil"/>
-              <w:left w:val="nil"/>
-              <w:bottom w:val="single" w:sz="4" w:color="DDE3EA" w:space="0"/>
-              <w:right w:val="nil"/>
-            </w:tcBorders>
-          </w:tcPr>
-          <w:p>
-            <w:pPr>
-              <w:spacing w:before="0" w:after="0"/>
-            </w:pPr>
-            <w:r>
-              <w:rPr>
-                <w:b w:val="0"/>
-                <w:sz w:val="17"/>
-              </w:rPr>
-              <w:t>Ignitis grupė ordinary share (IGN1L)</w:t>
-            </w:r>
-          </w:p>
-        </w:tc>
-        <w:tc>
-          <w:tcPr>
-            <w:tcW w:type="dxa" w:w="841"/>
-            <w:tcBorders>
-              <w:top w:val="nil"/>
-              <w:left w:val="nil"/>
-              <w:bottom w:val="single" w:sz="4" w:color="DDE3EA" w:space="0"/>
-              <w:right w:val="nil"/>
-            </w:tcBorders>
-          </w:tcPr>
-          <w:p>
-            <w:pPr>
-              <w:spacing w:before="0" w:after="0"/>
-              <w:jc w:val="right"/>
-            </w:pPr>
-            <w:r>
-              <w:rPr>
-                <w:b w:val="0"/>
-                <w:sz w:val="17"/>
-              </w:rPr>
-              <w:t>–</w:t>
-            </w:r>
-          </w:p>
-        </w:tc>
-        <w:tc>
-          <w:tcPr>
-            <w:tcW w:type="dxa" w:w="1121"/>
-            <w:tcBorders>
-              <w:top w:val="nil"/>
-              <w:left w:val="nil"/>
-              <w:bottom w:val="single" w:sz="4" w:color="DDE3EA" w:space="0"/>
-              <w:right w:val="nil"/>
-            </w:tcBorders>
-          </w:tcPr>
-          <w:p>
-            <w:pPr>
-              <w:spacing w:before="0" w:after="0"/>
-            </w:pPr>
-            <w:r>
-              <w:rPr>
-                <w:b w:val="0"/>
-                <w:sz w:val="17"/>
-              </w:rPr>
-              <w:t>akcija</w:t>
-            </w:r>
-          </w:p>
-        </w:tc>
-        <w:tc>
-          <w:tcPr>
-            <w:tcW w:type="dxa" w:w="1569"/>
-            <w:tcBorders>
-              <w:top w:val="nil"/>
-              <w:left w:val="nil"/>
-              <w:bottom w:val="single" w:sz="4" w:color="DDE3EA" w:space="0"/>
-              <w:right w:val="nil"/>
-            </w:tcBorders>
-          </w:tcPr>
-          <w:p>
-            <w:pPr>
-              <w:spacing w:before="0" w:after="0"/>
-            </w:pPr>
-            <w:r>
-              <w:rPr>
-                <w:b w:val="0"/>
-                <w:sz w:val="17"/>
-              </w:rPr>
-            </w:r>
-          </w:p>
-        </w:tc>
-        <w:tc>
-          <w:tcPr>
-            <w:tcW w:type="dxa" w:w="2353"/>
-            <w:tcBorders>
-              <w:top w:val="nil"/>
-              <w:left w:val="nil"/>
-              <w:bottom w:val="single" w:sz="4" w:color="DDE3EA" w:space="0"/>
-              <w:right w:val="nil"/>
-            </w:tcBorders>
-          </w:tcPr>
-          <w:p>
-            <w:pPr>
-              <w:spacing w:before="0" w:after="0"/>
-            </w:pPr>
-            <w:r>
-              <w:rPr>
-                <w:b w:val="0"/>
-                <w:sz w:val="17"/>
-              </w:rPr>
-            </w:r>
-          </w:p>
-        </w:tc>
-      </w:tr>
-      <w:tr>
-        <w:tc>
-          <w:tcPr>
-            <w:tcW w:type="dxa" w:w="1513"/>
-            <w:tcBorders>
-              <w:top w:val="nil"/>
-              <w:left w:val="nil"/>
-              <w:bottom w:val="single" w:sz="4" w:color="DDE3EA" w:space="0"/>
-              <w:right w:val="nil"/>
-            </w:tcBorders>
-          </w:tcPr>
-          <w:p>
-            <w:pPr>
-              <w:spacing w:before="0" w:after="0"/>
-            </w:pPr>
-            <w:r>
-              <w:rPr>
-                <w:b w:val="0"/>
-                <w:sz w:val="17"/>
-              </w:rPr>
-              <w:t>XS1646530565</w:t>
-            </w:r>
-          </w:p>
-        </w:tc>
-        <w:tc>
-          <w:tcPr>
-            <w:tcW w:type="dxa" w:w="2241"/>
-            <w:tcBorders>
-              <w:top w:val="nil"/>
-              <w:left w:val="nil"/>
-              <w:bottom w:val="single" w:sz="4" w:color="DDE3EA" w:space="0"/>
-              <w:right w:val="nil"/>
-            </w:tcBorders>
-          </w:tcPr>
-          <w:p>
-            <w:pPr>
-              <w:spacing w:before="0" w:after="0"/>
-            </w:pPr>
-            <w:r>
-              <w:rPr>
-                <w:b w:val="0"/>
-                <w:sz w:val="17"/>
-              </w:rPr>
-              <w:t>Ignitis 2.000% green notes 2027</w:t>
-            </w:r>
-          </w:p>
-        </w:tc>
-        <w:tc>
-          <w:tcPr>
-            <w:tcW w:type="dxa" w:w="841"/>
-            <w:tcBorders>
-              <w:top w:val="nil"/>
-              <w:left w:val="nil"/>
-              <w:bottom w:val="single" w:sz="4" w:color="DDE3EA" w:space="0"/>
-              <w:right w:val="nil"/>
-            </w:tcBorders>
-          </w:tcPr>
-          <w:p>
-            <w:pPr>
-              <w:spacing w:before="0" w:after="0"/>
-              <w:jc w:val="right"/>
-            </w:pPr>
-            <w:r>
-              <w:rPr>
-                <w:b w:val="0"/>
-                <w:sz w:val="17"/>
-              </w:rPr>
-              <w:t>2,000 %</w:t>
-            </w:r>
-          </w:p>
-        </w:tc>
-        <w:tc>
-          <w:tcPr>
-            <w:tcW w:type="dxa" w:w="1121"/>
-            <w:tcBorders>
-              <w:top w:val="nil"/>
-              <w:left w:val="nil"/>
-              <w:bottom w:val="single" w:sz="4" w:color="DDE3EA" w:space="0"/>
-              <w:right w:val="nil"/>
-            </w:tcBorders>
-          </w:tcPr>
-          <w:p>
-            <w:pPr>
-              <w:spacing w:before="0" w:after="0"/>
-            </w:pPr>
-            <w:r>
-              <w:rPr>
-                <w:b w:val="0"/>
-                <w:sz w:val="17"/>
-              </w:rPr>
-              <w:t>2027-07-14</w:t>
-            </w:r>
-          </w:p>
-        </w:tc>
-        <w:tc>
-          <w:tcPr>
-            <w:tcW w:type="dxa" w:w="1569"/>
-            <w:tcBorders>
-              <w:top w:val="nil"/>
-              <w:left w:val="nil"/>
-              <w:bottom w:val="single" w:sz="4" w:color="DDE3EA" w:space="0"/>
-              <w:right w:val="nil"/>
-            </w:tcBorders>
-          </w:tcPr>
-          <w:p>
-            <w:pPr>
-              <w:spacing w:before="0" w:after="0"/>
-            </w:pPr>
-            <w:r>
-              <w:rPr>
-                <w:b w:val="0"/>
-                <w:sz w:val="17"/>
-              </w:rPr>
-              <w:t>atskiro nerasta</w:t>
-            </w:r>
-          </w:p>
-        </w:tc>
-        <w:tc>
-          <w:tcPr>
-            <w:tcW w:type="dxa" w:w="2353"/>
-            <w:tcBorders>
-              <w:top w:val="nil"/>
-              <w:left w:val="nil"/>
-              <w:bottom w:val="single" w:sz="4" w:color="DDE3EA" w:space="0"/>
-              <w:right w:val="nil"/>
-            </w:tcBorders>
-          </w:tcPr>
-          <w:p>
-            <w:pPr>
-              <w:spacing w:before="0" w:after="0"/>
-            </w:pPr>
-            <w:r>
-              <w:rPr>
-                <w:b w:val="0"/>
-                <w:sz w:val="17"/>
-              </w:rPr>
-              <w:t>Tender offer for any and all notes announced 2026-10-19 (refinanced by new EuGB 4.500% 2031)</w:t>
-            </w:r>
-          </w:p>
-        </w:tc>
-      </w:tr>
-      <w:tr>
-        <w:tc>
-          <w:tcPr>
-            <w:tcW w:type="dxa" w:w="1513"/>
-            <w:tcBorders>
-              <w:top w:val="nil"/>
-              <w:left w:val="nil"/>
-              <w:bottom w:val="single" w:sz="4" w:color="DDE3EA" w:space="0"/>
-              <w:right w:val="nil"/>
-            </w:tcBorders>
-          </w:tcPr>
-          <w:p>
-            <w:pPr>
-              <w:spacing w:before="0" w:after="0"/>
-            </w:pPr>
-            <w:r>
-              <w:rPr>
-                <w:b w:val="0"/>
-                <w:sz w:val="17"/>
-              </w:rPr>
-              <w:t>XS1853999313</w:t>
-            </w:r>
-          </w:p>
-        </w:tc>
-        <w:tc>
-          <w:tcPr>
-            <w:tcW w:type="dxa" w:w="2241"/>
-            <w:tcBorders>
-              <w:top w:val="nil"/>
-              <w:left w:val="nil"/>
-              <w:bottom w:val="single" w:sz="4" w:color="DDE3EA" w:space="0"/>
-              <w:right w:val="nil"/>
-            </w:tcBorders>
-          </w:tcPr>
-          <w:p>
-            <w:pPr>
-              <w:spacing w:before="0" w:after="0"/>
-            </w:pPr>
-            <w:r>
-              <w:rPr>
-                <w:b w:val="0"/>
-                <w:sz w:val="17"/>
-              </w:rPr>
-              <w:t>Ignitis 1.875% green notes 2028</w:t>
-            </w:r>
-          </w:p>
-        </w:tc>
-        <w:tc>
-          <w:tcPr>
-            <w:tcW w:type="dxa" w:w="841"/>
-            <w:tcBorders>
-              <w:top w:val="nil"/>
-              <w:left w:val="nil"/>
-              <w:bottom w:val="single" w:sz="4" w:color="DDE3EA" w:space="0"/>
-              <w:right w:val="nil"/>
-            </w:tcBorders>
-          </w:tcPr>
-          <w:p>
-            <w:pPr>
-              <w:spacing w:before="0" w:after="0"/>
-              <w:jc w:val="right"/>
-            </w:pPr>
-            <w:r>
-              <w:rPr>
-                <w:b w:val="0"/>
-                <w:sz w:val="17"/>
-              </w:rPr>
-              <w:t>1,875 %</w:t>
-            </w:r>
-          </w:p>
-        </w:tc>
-        <w:tc>
-          <w:tcPr>
-            <w:tcW w:type="dxa" w:w="1121"/>
-            <w:tcBorders>
-              <w:top w:val="nil"/>
-              <w:left w:val="nil"/>
-              <w:bottom w:val="single" w:sz="4" w:color="DDE3EA" w:space="0"/>
-              <w:right w:val="nil"/>
-            </w:tcBorders>
-          </w:tcPr>
-          <w:p>
-            <w:pPr>
-              <w:spacing w:before="0" w:after="0"/>
-            </w:pPr>
-            <w:r>
-              <w:rPr>
-                <w:b w:val="0"/>
-                <w:sz w:val="17"/>
-              </w:rPr>
-              <w:t>2028-07-10</w:t>
-            </w:r>
-          </w:p>
-        </w:tc>
-        <w:tc>
-          <w:tcPr>
-            <w:tcW w:type="dxa" w:w="1569"/>
-            <w:tcBorders>
-              <w:top w:val="nil"/>
-              <w:left w:val="nil"/>
-              <w:bottom w:val="single" w:sz="4" w:color="DDE3EA" w:space="0"/>
-              <w:right w:val="nil"/>
-            </w:tcBorders>
-          </w:tcPr>
-          <w:p>
-            <w:pPr>
-              <w:spacing w:before="0" w:after="0"/>
-            </w:pPr>
-            <w:r>
-              <w:rPr>
-                <w:b w:val="0"/>
-                <w:sz w:val="17"/>
-              </w:rPr>
-              <w:t>atskiro nerasta</w:t>
-            </w:r>
-          </w:p>
-        </w:tc>
-        <w:tc>
-          <w:tcPr>
-            <w:tcW w:type="dxa" w:w="2353"/>
-            <w:tcBorders>
-              <w:top w:val="nil"/>
-              <w:left w:val="nil"/>
-              <w:bottom w:val="single" w:sz="4" w:color="DDE3EA" w:space="0"/>
-              <w:right w:val="nil"/>
-            </w:tcBorders>
-          </w:tcPr>
-          <w:p>
-            <w:pPr>
-              <w:spacing w:before="0" w:after="0"/>
-            </w:pPr>
-            <w:r>
-              <w:rPr>
-                <w:b w:val="0"/>
-                <w:sz w:val="17"/>
-              </w:rPr>
-            </w:r>
-          </w:p>
-        </w:tc>
-      </w:tr>
-      <w:tr>
-        <w:tc>
-          <w:tcPr>
-            <w:tcW w:type="dxa" w:w="1513"/>
-            <w:tcBorders>
-              <w:top w:val="nil"/>
-              <w:left w:val="nil"/>
-              <w:bottom w:val="single" w:sz="4" w:color="DDE3EA" w:space="0"/>
-              <w:right w:val="nil"/>
-            </w:tcBorders>
-          </w:tcPr>
-          <w:p>
-            <w:pPr>
-              <w:spacing w:before="0" w:after="0"/>
-            </w:pPr>
-            <w:r>
-              <w:rPr>
-                <w:b w:val="0"/>
-                <w:sz w:val="17"/>
-              </w:rPr>
-              <w:t>XS2177349912</w:t>
-            </w:r>
-          </w:p>
-        </w:tc>
-        <w:tc>
-          <w:tcPr>
-            <w:tcW w:type="dxa" w:w="2241"/>
-            <w:tcBorders>
-              <w:top w:val="nil"/>
-              <w:left w:val="nil"/>
-              <w:bottom w:val="single" w:sz="4" w:color="DDE3EA" w:space="0"/>
-              <w:right w:val="nil"/>
-            </w:tcBorders>
-          </w:tcPr>
-          <w:p>
-            <w:pPr>
-              <w:spacing w:before="0" w:after="0"/>
-            </w:pPr>
-            <w:r>
-              <w:rPr>
-                <w:b w:val="0"/>
-                <w:sz w:val="17"/>
-              </w:rPr>
-              <w:t>Ignitis 2.000% notes 2030</w:t>
-            </w:r>
-          </w:p>
-        </w:tc>
-        <w:tc>
-          <w:tcPr>
-            <w:tcW w:type="dxa" w:w="841"/>
-            <w:tcBorders>
-              <w:top w:val="nil"/>
-              <w:left w:val="nil"/>
-              <w:bottom w:val="single" w:sz="4" w:color="DDE3EA" w:space="0"/>
-              <w:right w:val="nil"/>
-            </w:tcBorders>
-          </w:tcPr>
-          <w:p>
-            <w:pPr>
-              <w:spacing w:before="0" w:after="0"/>
-              <w:jc w:val="right"/>
-            </w:pPr>
-            <w:r>
-              <w:rPr>
-                <w:b w:val="0"/>
-                <w:sz w:val="17"/>
-              </w:rPr>
-              <w:t>2,000 %</w:t>
-            </w:r>
-          </w:p>
-        </w:tc>
-        <w:tc>
-          <w:tcPr>
-            <w:tcW w:type="dxa" w:w="1121"/>
-            <w:tcBorders>
-              <w:top w:val="nil"/>
-              <w:left w:val="nil"/>
-              <w:bottom w:val="single" w:sz="4" w:color="DDE3EA" w:space="0"/>
-              <w:right w:val="nil"/>
-            </w:tcBorders>
-          </w:tcPr>
-          <w:p>
-            <w:pPr>
-              <w:spacing w:before="0" w:after="0"/>
-            </w:pPr>
-            <w:r>
-              <w:rPr>
-                <w:b w:val="0"/>
-                <w:sz w:val="17"/>
-              </w:rPr>
-              <w:t>2030-05-21</w:t>
-            </w:r>
-          </w:p>
-        </w:tc>
-        <w:tc>
-          <w:tcPr>
-            <w:tcW w:type="dxa" w:w="1569"/>
-            <w:tcBorders>
-              <w:top w:val="nil"/>
-              <w:left w:val="nil"/>
-              <w:bottom w:val="single" w:sz="4" w:color="DDE3EA" w:space="0"/>
-              <w:right w:val="nil"/>
-            </w:tcBorders>
-          </w:tcPr>
-          <w:p>
-            <w:pPr>
-              <w:spacing w:before="0" w:after="0"/>
-            </w:pPr>
-            <w:r>
-              <w:rPr>
-                <w:b w:val="0"/>
-                <w:sz w:val="17"/>
-              </w:rPr>
-              <w:t>atskiro nerasta</w:t>
-            </w:r>
-          </w:p>
-        </w:tc>
-        <w:tc>
-          <w:tcPr>
-            <w:tcW w:type="dxa" w:w="2353"/>
-            <w:tcBorders>
-              <w:top w:val="nil"/>
-              <w:left w:val="nil"/>
-              <w:bottom w:val="single" w:sz="4" w:color="DDE3EA" w:space="0"/>
-              <w:right w:val="nil"/>
-            </w:tcBorders>
-          </w:tcPr>
-          <w:p>
-            <w:pPr>
-              <w:spacing w:before="0" w:after="0"/>
-            </w:pPr>
-            <w:r>
-              <w:rPr>
-                <w:b w:val="0"/>
-                <w:sz w:val="17"/>
-              </w:rPr>
-            </w:r>
-          </w:p>
-        </w:tc>
-      </w:tr>
-    </w:tbl>
-    <w:p>
-      <w:pPr>
-        <w:spacing w:before="0" w:after="40"/>
-      </w:pPr>
-    </w:p>
-    <w:p>
-      <w:pPr>
-        <w:keepNext/>
-        <w:pBdr>
-          <w:bottom w:val="single" w:sz="8" w:color="1F4E79" w:space="4"/>
-        </w:pBdr>
-        <w:tabs>
-          <w:tab w:pos="482" w:val="left"/>
-        </w:tabs>
-        <w:spacing w:before="360" w:after="160"/>
-      </w:pPr>
-      <w:r>
-        <w:rPr>
-          <w:b/>
-          <w:color w:val="2A78D6"/>
-          <w:sz w:val="18"/>
-        </w:rPr>
-        <w:t>03</w:t>
-        <w:tab/>
-      </w:r>
-      <w:r>
-        <w:rPr>
-          <w:b/>
-          <w:color w:val="1F4E79"/>
+          <w:color w:val="12355B"/>
           <w:sz w:val="28"/>
         </w:rPr>
         <w:t>Pagrindiniai rodikliai</w:t>
@@ -1866,12 +2049,11 @@
           <w:tcPr>
             <w:tcW w:type="dxa" w:w="2864"/>
             <w:tcBorders>
-              <w:top w:val="single" w:sz="12" w:color="1F4E79" w:space="0"/>
+              <w:top w:val="nil"/>
               <w:left w:val="nil"/>
-              <w:bottom w:val="single" w:sz="4" w:color="C9D3DE" w:space="0"/>
+              <w:bottom w:val="single" w:sz="8" w:color="12355B" w:space="0"/>
               <w:right w:val="nil"/>
             </w:tcBorders>
-            <w:shd w:val="clear" w:color="auto" w:fill="EAF1F8"/>
           </w:tcPr>
           <w:p>
             <w:pPr>
@@ -1881,8 +2063,8 @@
               <w:rPr>
                 <w:b/>
                 <w:caps/>
-                <w:color w:val="1F4E79"/>
-                <w:sz w:val="16"/>
+                <w:color w:val="667085"/>
+                <w:sz w:val="14"/>
               </w:rPr>
               <w:t>Rodiklis</w:t>
             </w:r>
@@ -1892,12 +2074,11 @@
           <w:tcPr>
             <w:tcW w:type="dxa" w:w="1157"/>
             <w:tcBorders>
-              <w:top w:val="single" w:sz="12" w:color="1F4E79" w:space="0"/>
+              <w:top w:val="nil"/>
               <w:left w:val="nil"/>
-              <w:bottom w:val="single" w:sz="4" w:color="C9D3DE" w:space="0"/>
+              <w:bottom w:val="single" w:sz="8" w:color="12355B" w:space="0"/>
               <w:right w:val="nil"/>
             </w:tcBorders>
-            <w:shd w:val="clear" w:color="auto" w:fill="EAF1F8"/>
           </w:tcPr>
           <w:p>
             <w:pPr>
@@ -1908,8 +2089,8 @@
               <w:rPr>
                 <w:b/>
                 <w:caps/>
-                <w:color w:val="1F4E79"/>
-                <w:sz w:val="16"/>
+                <w:color w:val="667085"/>
+                <w:sz w:val="14"/>
               </w:rPr>
               <w:t>FY2024</w:t>
             </w:r>
@@ -1919,12 +2100,11 @@
           <w:tcPr>
             <w:tcW w:type="dxa" w:w="1157"/>
             <w:tcBorders>
-              <w:top w:val="single" w:sz="12" w:color="1F4E79" w:space="0"/>
+              <w:top w:val="nil"/>
               <w:left w:val="nil"/>
-              <w:bottom w:val="single" w:sz="4" w:color="C9D3DE" w:space="0"/>
+              <w:bottom w:val="single" w:sz="8" w:color="12355B" w:space="0"/>
               <w:right w:val="nil"/>
             </w:tcBorders>
-            <w:shd w:val="clear" w:color="auto" w:fill="EAF1F8"/>
           </w:tcPr>
           <w:p>
             <w:pPr>
@@ -1935,8 +2115,8 @@
               <w:rPr>
                 <w:b/>
                 <w:caps/>
-                <w:color w:val="1F4E79"/>
-                <w:sz w:val="16"/>
+                <w:color w:val="667085"/>
+                <w:sz w:val="14"/>
               </w:rPr>
               <w:t>FY2025</w:t>
             </w:r>
@@ -1946,12 +2126,11 @@
           <w:tcPr>
             <w:tcW w:type="dxa" w:w="1157"/>
             <w:tcBorders>
-              <w:top w:val="single" w:sz="12" w:color="1F4E79" w:space="0"/>
+              <w:top w:val="nil"/>
               <w:left w:val="nil"/>
-              <w:bottom w:val="single" w:sz="4" w:color="C9D3DE" w:space="0"/>
+              <w:bottom w:val="single" w:sz="8" w:color="12355B" w:space="0"/>
               <w:right w:val="nil"/>
             </w:tcBorders>
-            <w:shd w:val="clear" w:color="auto" w:fill="EAF1F8"/>
           </w:tcPr>
           <w:p>
             <w:pPr>
@@ -1962,8 +2141,8 @@
               <w:rPr>
                 <w:b/>
                 <w:caps/>
-                <w:color w:val="1F4E79"/>
-                <w:sz w:val="16"/>
+                <w:color w:val="667085"/>
+                <w:sz w:val="14"/>
               </w:rPr>
               <w:t>6M2025</w:t>
             </w:r>
@@ -1973,12 +2152,11 @@
           <w:tcPr>
             <w:tcW w:type="dxa" w:w="1157"/>
             <w:tcBorders>
-              <w:top w:val="single" w:sz="12" w:color="1F4E79" w:space="0"/>
+              <w:top w:val="nil"/>
               <w:left w:val="nil"/>
-              <w:bottom w:val="single" w:sz="4" w:color="C9D3DE" w:space="0"/>
+              <w:bottom w:val="single" w:sz="8" w:color="12355B" w:space="0"/>
               <w:right w:val="nil"/>
             </w:tcBorders>
-            <w:shd w:val="clear" w:color="auto" w:fill="EAF1F8"/>
           </w:tcPr>
           <w:p>
             <w:pPr>
@@ -1989,8 +2167,8 @@
               <w:rPr>
                 <w:b/>
                 <w:caps/>
-                <w:color w:val="1F4E79"/>
-                <w:sz w:val="16"/>
+                <w:color w:val="667085"/>
+                <w:sz w:val="14"/>
               </w:rPr>
               <w:t>6M2026</w:t>
             </w:r>
@@ -2000,12 +2178,11 @@
           <w:tcPr>
             <w:tcW w:type="dxa" w:w="2148"/>
             <w:tcBorders>
-              <w:top w:val="single" w:sz="12" w:color="1F4E79" w:space="0"/>
+              <w:top w:val="nil"/>
               <w:left w:val="nil"/>
-              <w:bottom w:val="single" w:sz="4" w:color="C9D3DE" w:space="0"/>
+              <w:bottom w:val="single" w:sz="8" w:color="12355B" w:space="0"/>
               <w:right w:val="nil"/>
             </w:tcBorders>
-            <w:shd w:val="clear" w:color="auto" w:fill="EAF1F8"/>
           </w:tcPr>
           <w:p>
             <w:pPr>
@@ -2016,8 +2193,8 @@
               <w:rPr>
                 <w:b/>
                 <w:caps/>
-                <w:color w:val="1F4E79"/>
-                <w:sz w:val="16"/>
+                <w:color w:val="667085"/>
+                <w:sz w:val="14"/>
               </w:rPr>
               <w:t>Pokytis</w:t>
             </w:r>
@@ -2031,7 +2208,7 @@
             <w:tcBorders>
               <w:top w:val="nil"/>
               <w:left w:val="nil"/>
-              <w:bottom w:val="single" w:sz="4" w:color="DDE3EA" w:space="0"/>
+              <w:bottom w:val="single" w:sz="4" w:color="E6EAF0" w:space="0"/>
               <w:right w:val="nil"/>
             </w:tcBorders>
           </w:tcPr>
@@ -2064,7 +2241,7 @@
             <w:tcBorders>
               <w:top w:val="nil"/>
               <w:left w:val="nil"/>
-              <w:bottom w:val="single" w:sz="4" w:color="DDE3EA" w:space="0"/>
+              <w:bottom w:val="single" w:sz="4" w:color="E6EAF0" w:space="0"/>
               <w:right w:val="nil"/>
             </w:tcBorders>
           </w:tcPr>
@@ -2088,7 +2265,7 @@
             <w:tcBorders>
               <w:top w:val="nil"/>
               <w:left w:val="nil"/>
-              <w:bottom w:val="single" w:sz="4" w:color="DDE3EA" w:space="0"/>
+              <w:bottom w:val="single" w:sz="4" w:color="E6EAF0" w:space="0"/>
               <w:right w:val="nil"/>
             </w:tcBorders>
           </w:tcPr>
@@ -2112,7 +2289,7 @@
             <w:tcBorders>
               <w:top w:val="nil"/>
               <w:left w:val="nil"/>
-              <w:bottom w:val="single" w:sz="4" w:color="DDE3EA" w:space="0"/>
+              <w:bottom w:val="single" w:sz="4" w:color="E6EAF0" w:space="0"/>
               <w:right w:val="nil"/>
             </w:tcBorders>
           </w:tcPr>
@@ -2136,7 +2313,7 @@
             <w:tcBorders>
               <w:top w:val="nil"/>
               <w:left w:val="nil"/>
-              <w:bottom w:val="single" w:sz="4" w:color="DDE3EA" w:space="0"/>
+              <w:bottom w:val="single" w:sz="4" w:color="E6EAF0" w:space="0"/>
               <w:right w:val="nil"/>
             </w:tcBorders>
           </w:tcPr>
@@ -2160,7 +2337,7 @@
             <w:tcBorders>
               <w:top w:val="nil"/>
               <w:left w:val="nil"/>
-              <w:bottom w:val="single" w:sz="4" w:color="DDE3EA" w:space="0"/>
+              <w:bottom w:val="single" w:sz="4" w:color="E6EAF0" w:space="0"/>
               <w:right w:val="nil"/>
             </w:tcBorders>
           </w:tcPr>
@@ -2187,7 +2364,7 @@
             <w:tcBorders>
               <w:top w:val="nil"/>
               <w:left w:val="nil"/>
-              <w:bottom w:val="single" w:sz="4" w:color="DDE3EA" w:space="0"/>
+              <w:bottom w:val="single" w:sz="4" w:color="E6EAF0" w:space="0"/>
               <w:right w:val="nil"/>
             </w:tcBorders>
           </w:tcPr>
@@ -2254,7 +2431,7 @@
             <w:tcBorders>
               <w:top w:val="nil"/>
               <w:left w:val="nil"/>
-              <w:bottom w:val="single" w:sz="4" w:color="DDE3EA" w:space="0"/>
+              <w:bottom w:val="single" w:sz="4" w:color="E6EAF0" w:space="0"/>
               <w:right w:val="nil"/>
             </w:tcBorders>
           </w:tcPr>
@@ -2278,7 +2455,7 @@
             <w:tcBorders>
               <w:top w:val="nil"/>
               <w:left w:val="nil"/>
-              <w:bottom w:val="single" w:sz="4" w:color="DDE3EA" w:space="0"/>
+              <w:bottom w:val="single" w:sz="4" w:color="E6EAF0" w:space="0"/>
               <w:right w:val="nil"/>
             </w:tcBorders>
           </w:tcPr>
@@ -2302,7 +2479,7 @@
             <w:tcBorders>
               <w:top w:val="nil"/>
               <w:left w:val="nil"/>
-              <w:bottom w:val="single" w:sz="4" w:color="DDE3EA" w:space="0"/>
+              <w:bottom w:val="single" w:sz="4" w:color="E6EAF0" w:space="0"/>
               <w:right w:val="nil"/>
             </w:tcBorders>
           </w:tcPr>
@@ -2326,7 +2503,7 @@
             <w:tcBorders>
               <w:top w:val="nil"/>
               <w:left w:val="nil"/>
-              <w:bottom w:val="single" w:sz="4" w:color="DDE3EA" w:space="0"/>
+              <w:bottom w:val="single" w:sz="4" w:color="E6EAF0" w:space="0"/>
               <w:right w:val="nil"/>
             </w:tcBorders>
           </w:tcPr>
@@ -2350,7 +2527,7 @@
             <w:tcBorders>
               <w:top w:val="nil"/>
               <w:left w:val="nil"/>
-              <w:bottom w:val="single" w:sz="4" w:color="DDE3EA" w:space="0"/>
+              <w:bottom w:val="single" w:sz="4" w:color="E6EAF0" w:space="0"/>
               <w:right w:val="nil"/>
             </w:tcBorders>
           </w:tcPr>
@@ -2377,7 +2554,7 @@
             <w:tcBorders>
               <w:top w:val="nil"/>
               <w:left w:val="nil"/>
-              <w:bottom w:val="single" w:sz="4" w:color="DDE3EA" w:space="0"/>
+              <w:bottom w:val="single" w:sz="4" w:color="E6EAF0" w:space="0"/>
               <w:right w:val="nil"/>
             </w:tcBorders>
           </w:tcPr>
@@ -2427,7 +2604,7 @@
             <w:tcBorders>
               <w:top w:val="nil"/>
               <w:left w:val="nil"/>
-              <w:bottom w:val="single" w:sz="4" w:color="DDE3EA" w:space="0"/>
+              <w:bottom w:val="single" w:sz="4" w:color="E6EAF0" w:space="0"/>
               <w:right w:val="nil"/>
             </w:tcBorders>
           </w:tcPr>
@@ -2451,7 +2628,7 @@
             <w:tcBorders>
               <w:top w:val="nil"/>
               <w:left w:val="nil"/>
-              <w:bottom w:val="single" w:sz="4" w:color="DDE3EA" w:space="0"/>
+              <w:bottom w:val="single" w:sz="4" w:color="E6EAF0" w:space="0"/>
               <w:right w:val="nil"/>
             </w:tcBorders>
           </w:tcPr>
@@ -2475,7 +2652,7 @@
             <w:tcBorders>
               <w:top w:val="nil"/>
               <w:left w:val="nil"/>
-              <w:bottom w:val="single" w:sz="4" w:color="DDE3EA" w:space="0"/>
+              <w:bottom w:val="single" w:sz="4" w:color="E6EAF0" w:space="0"/>
               <w:right w:val="nil"/>
             </w:tcBorders>
           </w:tcPr>
@@ -2499,7 +2676,7 @@
             <w:tcBorders>
               <w:top w:val="nil"/>
               <w:left w:val="nil"/>
-              <w:bottom w:val="single" w:sz="4" w:color="DDE3EA" w:space="0"/>
+              <w:bottom w:val="single" w:sz="4" w:color="E6EAF0" w:space="0"/>
               <w:right w:val="nil"/>
             </w:tcBorders>
           </w:tcPr>
@@ -2523,7 +2700,7 @@
             <w:tcBorders>
               <w:top w:val="nil"/>
               <w:left w:val="nil"/>
-              <w:bottom w:val="single" w:sz="4" w:color="DDE3EA" w:space="0"/>
+              <w:bottom w:val="single" w:sz="4" w:color="E6EAF0" w:space="0"/>
               <w:right w:val="nil"/>
             </w:tcBorders>
           </w:tcPr>
@@ -2550,7 +2727,7 @@
             <w:tcBorders>
               <w:top w:val="nil"/>
               <w:left w:val="nil"/>
-              <w:bottom w:val="single" w:sz="4" w:color="DDE3EA" w:space="0"/>
+              <w:bottom w:val="single" w:sz="4" w:color="E6EAF0" w:space="0"/>
               <w:right w:val="nil"/>
             </w:tcBorders>
           </w:tcPr>
@@ -2617,7 +2794,7 @@
             <w:tcBorders>
               <w:top w:val="nil"/>
               <w:left w:val="nil"/>
-              <w:bottom w:val="single" w:sz="4" w:color="DDE3EA" w:space="0"/>
+              <w:bottom w:val="single" w:sz="4" w:color="E6EAF0" w:space="0"/>
               <w:right w:val="nil"/>
             </w:tcBorders>
           </w:tcPr>
@@ -2641,7 +2818,7 @@
             <w:tcBorders>
               <w:top w:val="nil"/>
               <w:left w:val="nil"/>
-              <w:bottom w:val="single" w:sz="4" w:color="DDE3EA" w:space="0"/>
+              <w:bottom w:val="single" w:sz="4" w:color="E6EAF0" w:space="0"/>
               <w:right w:val="nil"/>
             </w:tcBorders>
           </w:tcPr>
@@ -2665,7 +2842,7 @@
             <w:tcBorders>
               <w:top w:val="nil"/>
               <w:left w:val="nil"/>
-              <w:bottom w:val="single" w:sz="4" w:color="DDE3EA" w:space="0"/>
+              <w:bottom w:val="single" w:sz="4" w:color="E6EAF0" w:space="0"/>
               <w:right w:val="nil"/>
             </w:tcBorders>
           </w:tcPr>
@@ -2689,7 +2866,7 @@
             <w:tcBorders>
               <w:top w:val="nil"/>
               <w:left w:val="nil"/>
-              <w:bottom w:val="single" w:sz="4" w:color="DDE3EA" w:space="0"/>
+              <w:bottom w:val="single" w:sz="4" w:color="E6EAF0" w:space="0"/>
               <w:right w:val="nil"/>
             </w:tcBorders>
           </w:tcPr>
@@ -2713,7 +2890,7 @@
             <w:tcBorders>
               <w:top w:val="nil"/>
               <w:left w:val="nil"/>
-              <w:bottom w:val="single" w:sz="4" w:color="DDE3EA" w:space="0"/>
+              <w:bottom w:val="single" w:sz="4" w:color="E6EAF0" w:space="0"/>
               <w:right w:val="nil"/>
             </w:tcBorders>
           </w:tcPr>
@@ -2740,7 +2917,7 @@
             <w:tcBorders>
               <w:top w:val="nil"/>
               <w:left w:val="nil"/>
-              <w:bottom w:val="single" w:sz="4" w:color="DDE3EA" w:space="0"/>
+              <w:bottom w:val="single" w:sz="4" w:color="E6EAF0" w:space="0"/>
               <w:right w:val="nil"/>
             </w:tcBorders>
           </w:tcPr>
@@ -2790,7 +2967,7 @@
             <w:tcBorders>
               <w:top w:val="nil"/>
               <w:left w:val="nil"/>
-              <w:bottom w:val="single" w:sz="4" w:color="DDE3EA" w:space="0"/>
+              <w:bottom w:val="single" w:sz="4" w:color="E6EAF0" w:space="0"/>
               <w:right w:val="nil"/>
             </w:tcBorders>
           </w:tcPr>
@@ -2814,7 +2991,7 @@
             <w:tcBorders>
               <w:top w:val="nil"/>
               <w:left w:val="nil"/>
-              <w:bottom w:val="single" w:sz="4" w:color="DDE3EA" w:space="0"/>
+              <w:bottom w:val="single" w:sz="4" w:color="E6EAF0" w:space="0"/>
               <w:right w:val="nil"/>
             </w:tcBorders>
           </w:tcPr>
@@ -2838,7 +3015,7 @@
             <w:tcBorders>
               <w:top w:val="nil"/>
               <w:left w:val="nil"/>
-              <w:bottom w:val="single" w:sz="4" w:color="DDE3EA" w:space="0"/>
+              <w:bottom w:val="single" w:sz="4" w:color="E6EAF0" w:space="0"/>
               <w:right w:val="nil"/>
             </w:tcBorders>
           </w:tcPr>
@@ -2862,7 +3039,7 @@
             <w:tcBorders>
               <w:top w:val="nil"/>
               <w:left w:val="nil"/>
-              <w:bottom w:val="single" w:sz="4" w:color="DDE3EA" w:space="0"/>
+              <w:bottom w:val="single" w:sz="4" w:color="E6EAF0" w:space="0"/>
               <w:right w:val="nil"/>
             </w:tcBorders>
           </w:tcPr>
@@ -2886,7 +3063,7 @@
             <w:tcBorders>
               <w:top w:val="nil"/>
               <w:left w:val="nil"/>
-              <w:bottom w:val="single" w:sz="4" w:color="DDE3EA" w:space="0"/>
+              <w:bottom w:val="single" w:sz="4" w:color="E6EAF0" w:space="0"/>
               <w:right w:val="nil"/>
             </w:tcBorders>
           </w:tcPr>
@@ -2913,7 +3090,7 @@
             <w:tcBorders>
               <w:top w:val="nil"/>
               <w:left w:val="nil"/>
-              <w:bottom w:val="single" w:sz="4" w:color="DDE3EA" w:space="0"/>
+              <w:bottom w:val="single" w:sz="4" w:color="E6EAF0" w:space="0"/>
               <w:right w:val="nil"/>
             </w:tcBorders>
           </w:tcPr>
@@ -2980,7 +3157,7 @@
             <w:tcBorders>
               <w:top w:val="nil"/>
               <w:left w:val="nil"/>
-              <w:bottom w:val="single" w:sz="4" w:color="DDE3EA" w:space="0"/>
+              <w:bottom w:val="single" w:sz="4" w:color="E6EAF0" w:space="0"/>
               <w:right w:val="nil"/>
             </w:tcBorders>
           </w:tcPr>
@@ -3004,7 +3181,7 @@
             <w:tcBorders>
               <w:top w:val="nil"/>
               <w:left w:val="nil"/>
-              <w:bottom w:val="single" w:sz="4" w:color="DDE3EA" w:space="0"/>
+              <w:bottom w:val="single" w:sz="4" w:color="E6EAF0" w:space="0"/>
               <w:right w:val="nil"/>
             </w:tcBorders>
           </w:tcPr>
@@ -3028,7 +3205,7 @@
             <w:tcBorders>
               <w:top w:val="nil"/>
               <w:left w:val="nil"/>
-              <w:bottom w:val="single" w:sz="4" w:color="DDE3EA" w:space="0"/>
+              <w:bottom w:val="single" w:sz="4" w:color="E6EAF0" w:space="0"/>
               <w:right w:val="nil"/>
             </w:tcBorders>
           </w:tcPr>
@@ -3052,7 +3229,7 @@
             <w:tcBorders>
               <w:top w:val="nil"/>
               <w:left w:val="nil"/>
-              <w:bottom w:val="single" w:sz="4" w:color="DDE3EA" w:space="0"/>
+              <w:bottom w:val="single" w:sz="4" w:color="E6EAF0" w:space="0"/>
               <w:right w:val="nil"/>
             </w:tcBorders>
           </w:tcPr>
@@ -3076,7 +3253,7 @@
             <w:tcBorders>
               <w:top w:val="nil"/>
               <w:left w:val="nil"/>
-              <w:bottom w:val="single" w:sz="4" w:color="DDE3EA" w:space="0"/>
+              <w:bottom w:val="single" w:sz="4" w:color="E6EAF0" w:space="0"/>
               <w:right w:val="nil"/>
             </w:tcBorders>
           </w:tcPr>
@@ -3103,7 +3280,7 @@
             <w:tcBorders>
               <w:top w:val="nil"/>
               <w:left w:val="nil"/>
-              <w:bottom w:val="single" w:sz="4" w:color="DDE3EA" w:space="0"/>
+              <w:bottom w:val="single" w:sz="4" w:color="E6EAF0" w:space="0"/>
               <w:right w:val="nil"/>
             </w:tcBorders>
           </w:tcPr>
@@ -3136,7 +3313,7 @@
             <w:tcBorders>
               <w:top w:val="nil"/>
               <w:left w:val="nil"/>
-              <w:bottom w:val="single" w:sz="4" w:color="DDE3EA" w:space="0"/>
+              <w:bottom w:val="single" w:sz="4" w:color="E6EAF0" w:space="0"/>
               <w:right w:val="nil"/>
             </w:tcBorders>
           </w:tcPr>
@@ -3160,7 +3337,7 @@
             <w:tcBorders>
               <w:top w:val="nil"/>
               <w:left w:val="nil"/>
-              <w:bottom w:val="single" w:sz="4" w:color="DDE3EA" w:space="0"/>
+              <w:bottom w:val="single" w:sz="4" w:color="E6EAF0" w:space="0"/>
               <w:right w:val="nil"/>
             </w:tcBorders>
           </w:tcPr>
@@ -3184,7 +3361,7 @@
             <w:tcBorders>
               <w:top w:val="nil"/>
               <w:left w:val="nil"/>
-              <w:bottom w:val="single" w:sz="4" w:color="DDE3EA" w:space="0"/>
+              <w:bottom w:val="single" w:sz="4" w:color="E6EAF0" w:space="0"/>
               <w:right w:val="nil"/>
             </w:tcBorders>
           </w:tcPr>
@@ -3208,7 +3385,7 @@
             <w:tcBorders>
               <w:top w:val="nil"/>
               <w:left w:val="nil"/>
-              <w:bottom w:val="single" w:sz="4" w:color="DDE3EA" w:space="0"/>
+              <w:bottom w:val="single" w:sz="4" w:color="E6EAF0" w:space="0"/>
               <w:right w:val="nil"/>
             </w:tcBorders>
           </w:tcPr>
@@ -3232,7 +3409,7 @@
             <w:tcBorders>
               <w:top w:val="nil"/>
               <w:left w:val="nil"/>
-              <w:bottom w:val="single" w:sz="4" w:color="DDE3EA" w:space="0"/>
+              <w:bottom w:val="single" w:sz="4" w:color="E6EAF0" w:space="0"/>
               <w:right w:val="nil"/>
             </w:tcBorders>
           </w:tcPr>
@@ -3259,7 +3436,7 @@
             <w:tcBorders>
               <w:top w:val="nil"/>
               <w:left w:val="nil"/>
-              <w:bottom w:val="single" w:sz="4" w:color="DDE3EA" w:space="0"/>
+              <w:bottom w:val="single" w:sz="4" w:color="E6EAF0" w:space="0"/>
               <w:right w:val="nil"/>
             </w:tcBorders>
           </w:tcPr>
@@ -3292,7 +3469,7 @@
             <w:tcBorders>
               <w:top w:val="nil"/>
               <w:left w:val="nil"/>
-              <w:bottom w:val="single" w:sz="4" w:color="DDE3EA" w:space="0"/>
+              <w:bottom w:val="single" w:sz="4" w:color="E6EAF0" w:space="0"/>
               <w:right w:val="nil"/>
             </w:tcBorders>
           </w:tcPr>
@@ -3316,7 +3493,7 @@
             <w:tcBorders>
               <w:top w:val="nil"/>
               <w:left w:val="nil"/>
-              <w:bottom w:val="single" w:sz="4" w:color="DDE3EA" w:space="0"/>
+              <w:bottom w:val="single" w:sz="4" w:color="E6EAF0" w:space="0"/>
               <w:right w:val="nil"/>
             </w:tcBorders>
           </w:tcPr>
@@ -3340,7 +3517,7 @@
             <w:tcBorders>
               <w:top w:val="nil"/>
               <w:left w:val="nil"/>
-              <w:bottom w:val="single" w:sz="4" w:color="DDE3EA" w:space="0"/>
+              <w:bottom w:val="single" w:sz="4" w:color="E6EAF0" w:space="0"/>
               <w:right w:val="nil"/>
             </w:tcBorders>
           </w:tcPr>
@@ -3364,7 +3541,7 @@
             <w:tcBorders>
               <w:top w:val="nil"/>
               <w:left w:val="nil"/>
-              <w:bottom w:val="single" w:sz="4" w:color="DDE3EA" w:space="0"/>
+              <w:bottom w:val="single" w:sz="4" w:color="E6EAF0" w:space="0"/>
               <w:right w:val="nil"/>
             </w:tcBorders>
           </w:tcPr>
@@ -3388,7 +3565,7 @@
             <w:tcBorders>
               <w:top w:val="nil"/>
               <w:left w:val="nil"/>
-              <w:bottom w:val="single" w:sz="4" w:color="DDE3EA" w:space="0"/>
+              <w:bottom w:val="single" w:sz="4" w:color="E6EAF0" w:space="0"/>
               <w:right w:val="nil"/>
             </w:tcBorders>
           </w:tcPr>
@@ -3415,7 +3592,7 @@
             <w:tcBorders>
               <w:top w:val="nil"/>
               <w:left w:val="nil"/>
-              <w:bottom w:val="single" w:sz="4" w:color="DDE3EA" w:space="0"/>
+              <w:bottom w:val="single" w:sz="4" w:color="E6EAF0" w:space="0"/>
               <w:right w:val="nil"/>
             </w:tcBorders>
           </w:tcPr>
@@ -3482,7 +3659,7 @@
             <w:tcBorders>
               <w:top w:val="nil"/>
               <w:left w:val="nil"/>
-              <w:bottom w:val="single" w:sz="4" w:color="DDE3EA" w:space="0"/>
+              <w:bottom w:val="single" w:sz="4" w:color="E6EAF0" w:space="0"/>
               <w:right w:val="nil"/>
             </w:tcBorders>
           </w:tcPr>
@@ -3506,7 +3683,7 @@
             <w:tcBorders>
               <w:top w:val="nil"/>
               <w:left w:val="nil"/>
-              <w:bottom w:val="single" w:sz="4" w:color="DDE3EA" w:space="0"/>
+              <w:bottom w:val="single" w:sz="4" w:color="E6EAF0" w:space="0"/>
               <w:right w:val="nil"/>
             </w:tcBorders>
           </w:tcPr>
@@ -3530,7 +3707,7 @@
             <w:tcBorders>
               <w:top w:val="nil"/>
               <w:left w:val="nil"/>
-              <w:bottom w:val="single" w:sz="4" w:color="DDE3EA" w:space="0"/>
+              <w:bottom w:val="single" w:sz="4" w:color="E6EAF0" w:space="0"/>
               <w:right w:val="nil"/>
             </w:tcBorders>
           </w:tcPr>
@@ -3554,7 +3731,7 @@
             <w:tcBorders>
               <w:top w:val="nil"/>
               <w:left w:val="nil"/>
-              <w:bottom w:val="single" w:sz="4" w:color="DDE3EA" w:space="0"/>
+              <w:bottom w:val="single" w:sz="4" w:color="E6EAF0" w:space="0"/>
               <w:right w:val="nil"/>
             </w:tcBorders>
           </w:tcPr>
@@ -3578,7 +3755,7 @@
             <w:tcBorders>
               <w:top w:val="nil"/>
               <w:left w:val="nil"/>
-              <w:bottom w:val="single" w:sz="4" w:color="DDE3EA" w:space="0"/>
+              <w:bottom w:val="single" w:sz="4" w:color="E6EAF0" w:space="0"/>
               <w:right w:val="nil"/>
             </w:tcBorders>
           </w:tcPr>
@@ -3605,7 +3782,7 @@
             <w:tcBorders>
               <w:top w:val="nil"/>
               <w:left w:val="nil"/>
-              <w:bottom w:val="single" w:sz="4" w:color="DDE3EA" w:space="0"/>
+              <w:bottom w:val="single" w:sz="4" w:color="E6EAF0" w:space="0"/>
               <w:right w:val="nil"/>
             </w:tcBorders>
           </w:tcPr>
@@ -3672,7 +3849,7 @@
             <w:tcBorders>
               <w:top w:val="nil"/>
               <w:left w:val="nil"/>
-              <w:bottom w:val="single" w:sz="4" w:color="DDE3EA" w:space="0"/>
+              <w:bottom w:val="single" w:sz="4" w:color="E6EAF0" w:space="0"/>
               <w:right w:val="nil"/>
             </w:tcBorders>
           </w:tcPr>
@@ -3696,7 +3873,7 @@
             <w:tcBorders>
               <w:top w:val="nil"/>
               <w:left w:val="nil"/>
-              <w:bottom w:val="single" w:sz="4" w:color="DDE3EA" w:space="0"/>
+              <w:bottom w:val="single" w:sz="4" w:color="E6EAF0" w:space="0"/>
               <w:right w:val="nil"/>
             </w:tcBorders>
           </w:tcPr>
@@ -3720,7 +3897,7 @@
             <w:tcBorders>
               <w:top w:val="nil"/>
               <w:left w:val="nil"/>
-              <w:bottom w:val="single" w:sz="4" w:color="DDE3EA" w:space="0"/>
+              <w:bottom w:val="single" w:sz="4" w:color="E6EAF0" w:space="0"/>
               <w:right w:val="nil"/>
             </w:tcBorders>
           </w:tcPr>
@@ -3744,7 +3921,7 @@
             <w:tcBorders>
               <w:top w:val="nil"/>
               <w:left w:val="nil"/>
-              <w:bottom w:val="single" w:sz="4" w:color="DDE3EA" w:space="0"/>
+              <w:bottom w:val="single" w:sz="4" w:color="E6EAF0" w:space="0"/>
               <w:right w:val="nil"/>
             </w:tcBorders>
             <w:shd w:val="clear" w:color="auto" w:fill="FDF1D8"/>
@@ -3769,7 +3946,7 @@
             <w:tcBorders>
               <w:top w:val="nil"/>
               <w:left w:val="nil"/>
-              <w:bottom w:val="single" w:sz="4" w:color="DDE3EA" w:space="0"/>
+              <w:bottom w:val="single" w:sz="4" w:color="E6EAF0" w:space="0"/>
               <w:right w:val="nil"/>
             </w:tcBorders>
           </w:tcPr>
@@ -3796,7 +3973,7 @@
             <w:tcBorders>
               <w:top w:val="nil"/>
               <w:left w:val="nil"/>
-              <w:bottom w:val="single" w:sz="4" w:color="DDE3EA" w:space="0"/>
+              <w:bottom w:val="single" w:sz="4" w:color="E6EAF0" w:space="0"/>
               <w:right w:val="nil"/>
             </w:tcBorders>
           </w:tcPr>
@@ -3863,7 +4040,7 @@
             <w:tcBorders>
               <w:top w:val="nil"/>
               <w:left w:val="nil"/>
-              <w:bottom w:val="single" w:sz="4" w:color="DDE3EA" w:space="0"/>
+              <w:bottom w:val="single" w:sz="4" w:color="E6EAF0" w:space="0"/>
               <w:right w:val="nil"/>
             </w:tcBorders>
           </w:tcPr>
@@ -3887,7 +4064,7 @@
             <w:tcBorders>
               <w:top w:val="nil"/>
               <w:left w:val="nil"/>
-              <w:bottom w:val="single" w:sz="4" w:color="DDE3EA" w:space="0"/>
+              <w:bottom w:val="single" w:sz="4" w:color="E6EAF0" w:space="0"/>
               <w:right w:val="nil"/>
             </w:tcBorders>
           </w:tcPr>
@@ -3911,7 +4088,7 @@
             <w:tcBorders>
               <w:top w:val="nil"/>
               <w:left w:val="nil"/>
-              <w:bottom w:val="single" w:sz="4" w:color="DDE3EA" w:space="0"/>
+              <w:bottom w:val="single" w:sz="4" w:color="E6EAF0" w:space="0"/>
               <w:right w:val="nil"/>
             </w:tcBorders>
           </w:tcPr>
@@ -3935,7 +4112,7 @@
             <w:tcBorders>
               <w:top w:val="nil"/>
               <w:left w:val="nil"/>
-              <w:bottom w:val="single" w:sz="4" w:color="DDE3EA" w:space="0"/>
+              <w:bottom w:val="single" w:sz="4" w:color="E6EAF0" w:space="0"/>
               <w:right w:val="nil"/>
             </w:tcBorders>
             <w:shd w:val="clear" w:color="auto" w:fill="FDF1D8"/>
@@ -3960,7 +4137,7 @@
             <w:tcBorders>
               <w:top w:val="nil"/>
               <w:left w:val="nil"/>
-              <w:bottom w:val="single" w:sz="4" w:color="DDE3EA" w:space="0"/>
+              <w:bottom w:val="single" w:sz="4" w:color="E6EAF0" w:space="0"/>
               <w:right w:val="nil"/>
             </w:tcBorders>
           </w:tcPr>
@@ -3987,7 +4164,7 @@
             <w:tcBorders>
               <w:top w:val="nil"/>
               <w:left w:val="nil"/>
-              <w:bottom w:val="single" w:sz="4" w:color="DDE3EA" w:space="0"/>
+              <w:bottom w:val="single" w:sz="4" w:color="E6EAF0" w:space="0"/>
               <w:right w:val="nil"/>
             </w:tcBorders>
           </w:tcPr>
@@ -4054,7 +4231,7 @@
             <w:tcBorders>
               <w:top w:val="nil"/>
               <w:left w:val="nil"/>
-              <w:bottom w:val="single" w:sz="4" w:color="DDE3EA" w:space="0"/>
+              <w:bottom w:val="single" w:sz="4" w:color="E6EAF0" w:space="0"/>
               <w:right w:val="nil"/>
             </w:tcBorders>
           </w:tcPr>
@@ -4078,7 +4255,7 @@
             <w:tcBorders>
               <w:top w:val="nil"/>
               <w:left w:val="nil"/>
-              <w:bottom w:val="single" w:sz="4" w:color="DDE3EA" w:space="0"/>
+              <w:bottom w:val="single" w:sz="4" w:color="E6EAF0" w:space="0"/>
               <w:right w:val="nil"/>
             </w:tcBorders>
           </w:tcPr>
@@ -4102,7 +4279,7 @@
             <w:tcBorders>
               <w:top w:val="nil"/>
               <w:left w:val="nil"/>
-              <w:bottom w:val="single" w:sz="4" w:color="DDE3EA" w:space="0"/>
+              <w:bottom w:val="single" w:sz="4" w:color="E6EAF0" w:space="0"/>
               <w:right w:val="nil"/>
             </w:tcBorders>
           </w:tcPr>
@@ -4126,7 +4303,7 @@
             <w:tcBorders>
               <w:top w:val="nil"/>
               <w:left w:val="nil"/>
-              <w:bottom w:val="single" w:sz="4" w:color="DDE3EA" w:space="0"/>
+              <w:bottom w:val="single" w:sz="4" w:color="E6EAF0" w:space="0"/>
               <w:right w:val="nil"/>
             </w:tcBorders>
             <w:shd w:val="clear" w:color="auto" w:fill="FDF1D8"/>
@@ -4151,7 +4328,7 @@
             <w:tcBorders>
               <w:top w:val="nil"/>
               <w:left w:val="nil"/>
-              <w:bottom w:val="single" w:sz="4" w:color="DDE3EA" w:space="0"/>
+              <w:bottom w:val="single" w:sz="4" w:color="E6EAF0" w:space="0"/>
               <w:right w:val="nil"/>
             </w:tcBorders>
           </w:tcPr>
@@ -4178,7 +4355,7 @@
             <w:tcBorders>
               <w:top w:val="nil"/>
               <w:left w:val="nil"/>
-              <w:bottom w:val="single" w:sz="4" w:color="DDE3EA" w:space="0"/>
+              <w:bottom w:val="single" w:sz="4" w:color="E6EAF0" w:space="0"/>
               <w:right w:val="nil"/>
             </w:tcBorders>
           </w:tcPr>
@@ -4228,7 +4405,7 @@
             <w:tcBorders>
               <w:top w:val="nil"/>
               <w:left w:val="nil"/>
-              <w:bottom w:val="single" w:sz="4" w:color="DDE3EA" w:space="0"/>
+              <w:bottom w:val="single" w:sz="4" w:color="E6EAF0" w:space="0"/>
               <w:right w:val="nil"/>
             </w:tcBorders>
           </w:tcPr>
@@ -4252,7 +4429,7 @@
             <w:tcBorders>
               <w:top w:val="nil"/>
               <w:left w:val="nil"/>
-              <w:bottom w:val="single" w:sz="4" w:color="DDE3EA" w:space="0"/>
+              <w:bottom w:val="single" w:sz="4" w:color="E6EAF0" w:space="0"/>
               <w:right w:val="nil"/>
             </w:tcBorders>
           </w:tcPr>
@@ -4276,7 +4453,7 @@
             <w:tcBorders>
               <w:top w:val="nil"/>
               <w:left w:val="nil"/>
-              <w:bottom w:val="single" w:sz="4" w:color="DDE3EA" w:space="0"/>
+              <w:bottom w:val="single" w:sz="4" w:color="E6EAF0" w:space="0"/>
               <w:right w:val="nil"/>
             </w:tcBorders>
           </w:tcPr>
@@ -4300,7 +4477,7 @@
             <w:tcBorders>
               <w:top w:val="nil"/>
               <w:left w:val="nil"/>
-              <w:bottom w:val="single" w:sz="4" w:color="DDE3EA" w:space="0"/>
+              <w:bottom w:val="single" w:sz="4" w:color="E6EAF0" w:space="0"/>
               <w:right w:val="nil"/>
             </w:tcBorders>
           </w:tcPr>
@@ -4324,7 +4501,7 @@
             <w:tcBorders>
               <w:top w:val="nil"/>
               <w:left w:val="nil"/>
-              <w:bottom w:val="single" w:sz="4" w:color="DDE3EA" w:space="0"/>
+              <w:bottom w:val="single" w:sz="4" w:color="E6EAF0" w:space="0"/>
               <w:right w:val="nil"/>
             </w:tcBorders>
           </w:tcPr>
@@ -4351,7 +4528,7 @@
             <w:tcBorders>
               <w:top w:val="nil"/>
               <w:left w:val="nil"/>
-              <w:bottom w:val="single" w:sz="4" w:color="DDE3EA" w:space="0"/>
+              <w:bottom w:val="single" w:sz="4" w:color="E6EAF0" w:space="0"/>
               <w:right w:val="nil"/>
             </w:tcBorders>
           </w:tcPr>
@@ -4401,7 +4578,7 @@
             <w:tcBorders>
               <w:top w:val="nil"/>
               <w:left w:val="nil"/>
-              <w:bottom w:val="single" w:sz="4" w:color="DDE3EA" w:space="0"/>
+              <w:bottom w:val="single" w:sz="4" w:color="E6EAF0" w:space="0"/>
               <w:right w:val="nil"/>
             </w:tcBorders>
           </w:tcPr>
@@ -4425,7 +4602,7 @@
             <w:tcBorders>
               <w:top w:val="nil"/>
               <w:left w:val="nil"/>
-              <w:bottom w:val="single" w:sz="4" w:color="DDE3EA" w:space="0"/>
+              <w:bottom w:val="single" w:sz="4" w:color="E6EAF0" w:space="0"/>
               <w:right w:val="nil"/>
             </w:tcBorders>
           </w:tcPr>
@@ -4449,7 +4626,7 @@
             <w:tcBorders>
               <w:top w:val="nil"/>
               <w:left w:val="nil"/>
-              <w:bottom w:val="single" w:sz="4" w:color="DDE3EA" w:space="0"/>
+              <w:bottom w:val="single" w:sz="4" w:color="E6EAF0" w:space="0"/>
               <w:right w:val="nil"/>
             </w:tcBorders>
           </w:tcPr>
@@ -4473,7 +4650,7 @@
             <w:tcBorders>
               <w:top w:val="nil"/>
               <w:left w:val="nil"/>
-              <w:bottom w:val="single" w:sz="4" w:color="DDE3EA" w:space="0"/>
+              <w:bottom w:val="single" w:sz="4" w:color="E6EAF0" w:space="0"/>
               <w:right w:val="nil"/>
             </w:tcBorders>
           </w:tcPr>
@@ -4497,7 +4674,7 @@
             <w:tcBorders>
               <w:top w:val="nil"/>
               <w:left w:val="nil"/>
-              <w:bottom w:val="single" w:sz="4" w:color="DDE3EA" w:space="0"/>
+              <w:bottom w:val="single" w:sz="4" w:color="E6EAF0" w:space="0"/>
               <w:right w:val="nil"/>
             </w:tcBorders>
           </w:tcPr>
@@ -4524,7 +4701,7 @@
             <w:tcBorders>
               <w:top w:val="nil"/>
               <w:left w:val="nil"/>
-              <w:bottom w:val="single" w:sz="4" w:color="DDE3EA" w:space="0"/>
+              <w:bottom w:val="single" w:sz="4" w:color="E6EAF0" w:space="0"/>
               <w:right w:val="nil"/>
             </w:tcBorders>
           </w:tcPr>
@@ -4591,7 +4768,7 @@
             <w:tcBorders>
               <w:top w:val="nil"/>
               <w:left w:val="nil"/>
-              <w:bottom w:val="single" w:sz="4" w:color="DDE3EA" w:space="0"/>
+              <w:bottom w:val="single" w:sz="4" w:color="E6EAF0" w:space="0"/>
               <w:right w:val="nil"/>
             </w:tcBorders>
           </w:tcPr>
@@ -4615,7 +4792,7 @@
             <w:tcBorders>
               <w:top w:val="nil"/>
               <w:left w:val="nil"/>
-              <w:bottom w:val="single" w:sz="4" w:color="DDE3EA" w:space="0"/>
+              <w:bottom w:val="single" w:sz="4" w:color="E6EAF0" w:space="0"/>
               <w:right w:val="nil"/>
             </w:tcBorders>
           </w:tcPr>
@@ -4639,7 +4816,7 @@
             <w:tcBorders>
               <w:top w:val="nil"/>
               <w:left w:val="nil"/>
-              <w:bottom w:val="single" w:sz="4" w:color="DDE3EA" w:space="0"/>
+              <w:bottom w:val="single" w:sz="4" w:color="E6EAF0" w:space="0"/>
               <w:right w:val="nil"/>
             </w:tcBorders>
           </w:tcPr>
@@ -4663,7 +4840,7 @@
             <w:tcBorders>
               <w:top w:val="nil"/>
               <w:left w:val="nil"/>
-              <w:bottom w:val="single" w:sz="4" w:color="DDE3EA" w:space="0"/>
+              <w:bottom w:val="single" w:sz="4" w:color="E6EAF0" w:space="0"/>
               <w:right w:val="nil"/>
             </w:tcBorders>
           </w:tcPr>
@@ -4687,7 +4864,7 @@
             <w:tcBorders>
               <w:top w:val="nil"/>
               <w:left w:val="nil"/>
-              <w:bottom w:val="single" w:sz="4" w:color="DDE3EA" w:space="0"/>
+              <w:bottom w:val="single" w:sz="4" w:color="E6EAF0" w:space="0"/>
               <w:right w:val="nil"/>
             </w:tcBorders>
           </w:tcPr>
@@ -4714,7 +4891,7 @@
             <w:tcBorders>
               <w:top w:val="nil"/>
               <w:left w:val="nil"/>
-              <w:bottom w:val="single" w:sz="4" w:color="DDE3EA" w:space="0"/>
+              <w:bottom w:val="single" w:sz="4" w:color="E6EAF0" w:space="0"/>
               <w:right w:val="nil"/>
             </w:tcBorders>
           </w:tcPr>
@@ -4781,7 +4958,7 @@
             <w:tcBorders>
               <w:top w:val="nil"/>
               <w:left w:val="nil"/>
-              <w:bottom w:val="single" w:sz="4" w:color="DDE3EA" w:space="0"/>
+              <w:bottom w:val="single" w:sz="4" w:color="E6EAF0" w:space="0"/>
               <w:right w:val="nil"/>
             </w:tcBorders>
           </w:tcPr>
@@ -4805,7 +4982,7 @@
             <w:tcBorders>
               <w:top w:val="nil"/>
               <w:left w:val="nil"/>
-              <w:bottom w:val="single" w:sz="4" w:color="DDE3EA" w:space="0"/>
+              <w:bottom w:val="single" w:sz="4" w:color="E6EAF0" w:space="0"/>
               <w:right w:val="nil"/>
             </w:tcBorders>
           </w:tcPr>
@@ -4829,7 +5006,7 @@
             <w:tcBorders>
               <w:top w:val="nil"/>
               <w:left w:val="nil"/>
-              <w:bottom w:val="single" w:sz="4" w:color="DDE3EA" w:space="0"/>
+              <w:bottom w:val="single" w:sz="4" w:color="E6EAF0" w:space="0"/>
               <w:right w:val="nil"/>
             </w:tcBorders>
           </w:tcPr>
@@ -4853,7 +5030,7 @@
             <w:tcBorders>
               <w:top w:val="nil"/>
               <w:left w:val="nil"/>
-              <w:bottom w:val="single" w:sz="4" w:color="DDE3EA" w:space="0"/>
+              <w:bottom w:val="single" w:sz="4" w:color="E6EAF0" w:space="0"/>
               <w:right w:val="nil"/>
             </w:tcBorders>
           </w:tcPr>
@@ -4877,7 +5054,7 @@
             <w:tcBorders>
               <w:top w:val="nil"/>
               <w:left w:val="nil"/>
-              <w:bottom w:val="single" w:sz="4" w:color="DDE3EA" w:space="0"/>
+              <w:bottom w:val="single" w:sz="4" w:color="E6EAF0" w:space="0"/>
               <w:right w:val="nil"/>
             </w:tcBorders>
           </w:tcPr>
@@ -4910,7 +5087,7 @@
       <w:r>
         <w:rPr>
           <w:b w:val="0"/>
-          <w:color w:val="5F6B7A"/>
+          <w:color w:val="667085"/>
           <w:sz w:val="16"/>
         </w:rPr>
         <w:t>Spalvos: žalias pokytis – rodiklis gerėja, raudonas – blogėja. Paskutinio laikotarpio langelio fonas: žalias – geras lygis, geltonas – vidutinis, raudonas – silpnas (įrankio orientyrai, config/metric_rules.yaml).</w:t>
@@ -4923,7 +5100,7 @@
       <w:r>
         <w:rPr>
           <w:b w:val="0"/>
-          <w:color w:val="5F6B7A"/>
+          <w:color w:val="667085"/>
           <w:sz w:val="16"/>
         </w:rPr>
         <w:t>* – paimta iš ataskaitos santraukos;  ᶜ – apskaičiuota įrankio. Mažas numeris prie teksto – nuoroda į šaltinį (paspaudus atsidaro dokumentas reikiamame puslapyje).</w:t>
@@ -4969,7 +5146,7 @@
       <w:pPr>
         <w:keepNext/>
         <w:pBdr>
-          <w:bottom w:val="single" w:sz="8" w:color="1F4E79" w:space="4"/>
+          <w:bottom w:val="single" w:sz="8" w:color="12355B" w:space="4"/>
         </w:pBdr>
         <w:tabs>
           <w:tab w:pos="482" w:val="left"/>
@@ -4982,13 +5159,13 @@
           <w:color w:val="2A78D6"/>
           <w:sz w:val="18"/>
         </w:rPr>
-        <w:t>04</w:t>
+        <w:t>03</w:t>
         <w:tab/>
       </w:r>
       <w:r>
         <w:rPr>
           <w:b/>
-          <w:color w:val="1F4E79"/>
+          <w:color w:val="12355B"/>
           <w:sz w:val="28"/>
         </w:rPr>
         <w:t>Veiklos apžvalga</w:t>
@@ -5340,7 +5517,7 @@
       <w:pPr>
         <w:keepNext/>
         <w:pBdr>
-          <w:bottom w:val="single" w:sz="8" w:color="1F4E79" w:space="4"/>
+          <w:bottom w:val="single" w:sz="8" w:color="12355B" w:space="4"/>
         </w:pBdr>
         <w:tabs>
           <w:tab w:pos="482" w:val="left"/>
@@ -5353,13 +5530,13 @@
           <w:color w:val="2A78D6"/>
           <w:sz w:val="18"/>
         </w:rPr>
-        <w:t>05</w:t>
+        <w:t>04</w:t>
         <w:tab/>
       </w:r>
       <w:r>
         <w:rPr>
           <w:b/>
-          <w:color w:val="1F4E79"/>
+          <w:color w:val="12355B"/>
           <w:sz w:val="28"/>
         </w:rPr>
         <w:t>Finansai</w:t>
@@ -5512,7 +5689,7 @@
       <w:pPr>
         <w:keepNext/>
         <w:pBdr>
-          <w:bottom w:val="single" w:sz="8" w:color="1F4E79" w:space="4"/>
+          <w:bottom w:val="single" w:sz="8" w:color="12355B" w:space="4"/>
         </w:pBdr>
         <w:tabs>
           <w:tab w:pos="482" w:val="left"/>
@@ -5525,13 +5702,13 @@
           <w:color w:val="2A78D6"/>
           <w:sz w:val="18"/>
         </w:rPr>
-        <w:t>06</w:t>
+        <w:t>05</w:t>
         <w:tab/>
       </w:r>
       <w:r>
         <w:rPr>
           <w:b/>
-          <w:color w:val="1F4E79"/>
+          <w:color w:val="12355B"/>
           <w:sz w:val="28"/>
         </w:rPr>
         <w:t>Ankstesni planai ir rezultatai</w:t>
@@ -5568,12 +5745,11 @@
           <w:tcPr>
             <w:tcW w:type="dxa" w:w="2578"/>
             <w:tcBorders>
-              <w:top w:val="single" w:sz="12" w:color="1F4E79" w:space="0"/>
+              <w:top w:val="nil"/>
               <w:left w:val="nil"/>
-              <w:bottom w:val="single" w:sz="4" w:color="C9D3DE" w:space="0"/>
+              <w:bottom w:val="single" w:sz="8" w:color="12355B" w:space="0"/>
               <w:right w:val="nil"/>
             </w:tcBorders>
-            <w:shd w:val="clear" w:color="auto" w:fill="EAF1F8"/>
           </w:tcPr>
           <w:p>
             <w:pPr>
@@ -5583,8 +5759,8 @@
               <w:rPr>
                 <w:b/>
                 <w:caps/>
-                <w:color w:val="1F4E79"/>
-                <w:sz w:val="16"/>
+                <w:color w:val="667085"/>
+                <w:sz w:val="14"/>
               </w:rPr>
               <w:t>Planas / tikslas</w:t>
             </w:r>
@@ -5594,12 +5770,11 @@
           <w:tcPr>
             <w:tcW w:type="dxa" w:w="2578"/>
             <w:tcBorders>
-              <w:top w:val="single" w:sz="12" w:color="1F4E79" w:space="0"/>
+              <w:top w:val="nil"/>
               <w:left w:val="nil"/>
-              <w:bottom w:val="single" w:sz="4" w:color="C9D3DE" w:space="0"/>
+              <w:bottom w:val="single" w:sz="8" w:color="12355B" w:space="0"/>
               <w:right w:val="nil"/>
             </w:tcBorders>
-            <w:shd w:val="clear" w:color="auto" w:fill="EAF1F8"/>
           </w:tcPr>
           <w:p>
             <w:pPr>
@@ -5609,8 +5784,8 @@
               <w:rPr>
                 <w:b/>
                 <w:caps/>
-                <w:color w:val="1F4E79"/>
-                <w:sz w:val="16"/>
+                <w:color w:val="667085"/>
+                <w:sz w:val="14"/>
               </w:rPr>
               <w:t>Rezultatas</w:t>
             </w:r>
@@ -5620,12 +5795,11 @@
           <w:tcPr>
             <w:tcW w:type="dxa" w:w="3138"/>
             <w:tcBorders>
-              <w:top w:val="single" w:sz="12" w:color="1F4E79" w:space="0"/>
+              <w:top w:val="nil"/>
               <w:left w:val="nil"/>
-              <w:bottom w:val="single" w:sz="4" w:color="C9D3DE" w:space="0"/>
+              <w:bottom w:val="single" w:sz="8" w:color="12355B" w:space="0"/>
               <w:right w:val="nil"/>
             </w:tcBorders>
-            <w:shd w:val="clear" w:color="auto" w:fill="EAF1F8"/>
           </w:tcPr>
           <w:p>
             <w:pPr>
@@ -5635,8 +5809,8 @@
               <w:rPr>
                 <w:b/>
                 <w:caps/>
-                <w:color w:val="1F4E79"/>
-                <w:sz w:val="16"/>
+                <w:color w:val="667085"/>
+                <w:sz w:val="14"/>
               </w:rPr>
               <w:t>Kas pasikeitė ir kodėl</w:t>
             </w:r>
@@ -5646,12 +5820,11 @@
           <w:tcPr>
             <w:tcW w:type="dxa" w:w="1345"/>
             <w:tcBorders>
-              <w:top w:val="single" w:sz="12" w:color="1F4E79" w:space="0"/>
+              <w:top w:val="nil"/>
               <w:left w:val="nil"/>
-              <w:bottom w:val="single" w:sz="4" w:color="C9D3DE" w:space="0"/>
+              <w:bottom w:val="single" w:sz="8" w:color="12355B" w:space="0"/>
               <w:right w:val="nil"/>
             </w:tcBorders>
-            <w:shd w:val="clear" w:color="auto" w:fill="EAF1F8"/>
           </w:tcPr>
           <w:p>
             <w:pPr>
@@ -5661,8 +5834,8 @@
               <w:rPr>
                 <w:b/>
                 <w:caps/>
-                <w:color w:val="1F4E79"/>
-                <w:sz w:val="16"/>
+                <w:color w:val="667085"/>
+                <w:sz w:val="14"/>
               </w:rPr>
               <w:t>Būsena</w:t>
             </w:r>
@@ -5676,7 +5849,7 @@
             <w:tcBorders>
               <w:top w:val="nil"/>
               <w:left w:val="nil"/>
-              <w:bottom w:val="single" w:sz="4" w:color="DDE3EA" w:space="0"/>
+              <w:bottom w:val="single" w:sz="4" w:color="E6EAF0" w:space="0"/>
               <w:right w:val="nil"/>
             </w:tcBorders>
           </w:tcPr>
@@ -5699,7 +5872,7 @@
             <w:tcBorders>
               <w:top w:val="nil"/>
               <w:left w:val="nil"/>
-              <w:bottom w:val="single" w:sz="4" w:color="DDE3EA" w:space="0"/>
+              <w:bottom w:val="single" w:sz="4" w:color="E6EAF0" w:space="0"/>
               <w:right w:val="nil"/>
             </w:tcBorders>
           </w:tcPr>
@@ -5749,7 +5922,7 @@
             <w:tcBorders>
               <w:top w:val="nil"/>
               <w:left w:val="nil"/>
-              <w:bottom w:val="single" w:sz="4" w:color="DDE3EA" w:space="0"/>
+              <w:bottom w:val="single" w:sz="4" w:color="E6EAF0" w:space="0"/>
               <w:right w:val="nil"/>
             </w:tcBorders>
           </w:tcPr>
@@ -5806,7 +5979,7 @@
             <w:tcBorders>
               <w:top w:val="nil"/>
               <w:left w:val="nil"/>
-              <w:bottom w:val="single" w:sz="4" w:color="DDE3EA" w:space="0"/>
+              <w:bottom w:val="single" w:sz="4" w:color="E6EAF0" w:space="0"/>
               <w:right w:val="nil"/>
             </w:tcBorders>
             <w:shd w:val="clear" w:color="auto" w:fill="EAF1F8"/>
@@ -5832,7 +6005,7 @@
             <w:tcBorders>
               <w:top w:val="nil"/>
               <w:left w:val="nil"/>
-              <w:bottom w:val="single" w:sz="4" w:color="DDE3EA" w:space="0"/>
+              <w:bottom w:val="single" w:sz="4" w:color="E6EAF0" w:space="0"/>
               <w:right w:val="nil"/>
             </w:tcBorders>
           </w:tcPr>
@@ -5855,7 +6028,7 @@
             <w:tcBorders>
               <w:top w:val="nil"/>
               <w:left w:val="nil"/>
-              <w:bottom w:val="single" w:sz="4" w:color="DDE3EA" w:space="0"/>
+              <w:bottom w:val="single" w:sz="4" w:color="E6EAF0" w:space="0"/>
               <w:right w:val="nil"/>
             </w:tcBorders>
           </w:tcPr>
@@ -5905,7 +6078,7 @@
             <w:tcBorders>
               <w:top w:val="nil"/>
               <w:left w:val="nil"/>
-              <w:bottom w:val="single" w:sz="4" w:color="DDE3EA" w:space="0"/>
+              <w:bottom w:val="single" w:sz="4" w:color="E6EAF0" w:space="0"/>
               <w:right w:val="nil"/>
             </w:tcBorders>
           </w:tcPr>
@@ -5945,7 +6118,7 @@
             <w:tcBorders>
               <w:top w:val="nil"/>
               <w:left w:val="nil"/>
-              <w:bottom w:val="single" w:sz="4" w:color="DDE3EA" w:space="0"/>
+              <w:bottom w:val="single" w:sz="4" w:color="E6EAF0" w:space="0"/>
               <w:right w:val="nil"/>
             </w:tcBorders>
             <w:shd w:val="clear" w:color="auto" w:fill="EAF1F8"/>
@@ -5971,7 +6144,7 @@
             <w:tcBorders>
               <w:top w:val="nil"/>
               <w:left w:val="nil"/>
-              <w:bottom w:val="single" w:sz="4" w:color="DDE3EA" w:space="0"/>
+              <w:bottom w:val="single" w:sz="4" w:color="E6EAF0" w:space="0"/>
               <w:right w:val="nil"/>
             </w:tcBorders>
           </w:tcPr>
@@ -5994,7 +6167,7 @@
             <w:tcBorders>
               <w:top w:val="nil"/>
               <w:left w:val="nil"/>
-              <w:bottom w:val="single" w:sz="4" w:color="DDE3EA" w:space="0"/>
+              <w:bottom w:val="single" w:sz="4" w:color="E6EAF0" w:space="0"/>
               <w:right w:val="nil"/>
             </w:tcBorders>
           </w:tcPr>
@@ -6044,7 +6217,7 @@
             <w:tcBorders>
               <w:top w:val="nil"/>
               <w:left w:val="nil"/>
-              <w:bottom w:val="single" w:sz="4" w:color="DDE3EA" w:space="0"/>
+              <w:bottom w:val="single" w:sz="4" w:color="E6EAF0" w:space="0"/>
               <w:right w:val="nil"/>
             </w:tcBorders>
           </w:tcPr>
@@ -6084,7 +6257,7 @@
             <w:tcBorders>
               <w:top w:val="nil"/>
               <w:left w:val="nil"/>
-              <w:bottom w:val="single" w:sz="4" w:color="DDE3EA" w:space="0"/>
+              <w:bottom w:val="single" w:sz="4" w:color="E6EAF0" w:space="0"/>
               <w:right w:val="nil"/>
             </w:tcBorders>
             <w:shd w:val="clear" w:color="auto" w:fill="FDF1D8"/>
@@ -6110,7 +6283,7 @@
             <w:tcBorders>
               <w:top w:val="nil"/>
               <w:left w:val="nil"/>
-              <w:bottom w:val="single" w:sz="4" w:color="DDE3EA" w:space="0"/>
+              <w:bottom w:val="single" w:sz="4" w:color="E6EAF0" w:space="0"/>
               <w:right w:val="nil"/>
             </w:tcBorders>
           </w:tcPr>
@@ -6133,7 +6306,7 @@
             <w:tcBorders>
               <w:top w:val="nil"/>
               <w:left w:val="nil"/>
-              <w:bottom w:val="single" w:sz="4" w:color="DDE3EA" w:space="0"/>
+              <w:bottom w:val="single" w:sz="4" w:color="E6EAF0" w:space="0"/>
               <w:right w:val="nil"/>
             </w:tcBorders>
           </w:tcPr>
@@ -6183,7 +6356,7 @@
             <w:tcBorders>
               <w:top w:val="nil"/>
               <w:left w:val="nil"/>
-              <w:bottom w:val="single" w:sz="4" w:color="DDE3EA" w:space="0"/>
+              <w:bottom w:val="single" w:sz="4" w:color="E6EAF0" w:space="0"/>
               <w:right w:val="nil"/>
             </w:tcBorders>
           </w:tcPr>
@@ -6223,7 +6396,7 @@
             <w:tcBorders>
               <w:top w:val="nil"/>
               <w:left w:val="nil"/>
-              <w:bottom w:val="single" w:sz="4" w:color="DDE3EA" w:space="0"/>
+              <w:bottom w:val="single" w:sz="4" w:color="E6EAF0" w:space="0"/>
               <w:right w:val="nil"/>
             </w:tcBorders>
             <w:shd w:val="clear" w:color="auto" w:fill="FDE7E5"/>
@@ -6249,7 +6422,7 @@
             <w:tcBorders>
               <w:top w:val="nil"/>
               <w:left w:val="nil"/>
-              <w:bottom w:val="single" w:sz="4" w:color="DDE3EA" w:space="0"/>
+              <w:bottom w:val="single" w:sz="4" w:color="E6EAF0" w:space="0"/>
               <w:right w:val="nil"/>
             </w:tcBorders>
           </w:tcPr>
@@ -6272,7 +6445,7 @@
             <w:tcBorders>
               <w:top w:val="nil"/>
               <w:left w:val="nil"/>
-              <w:bottom w:val="single" w:sz="4" w:color="DDE3EA" w:space="0"/>
+              <w:bottom w:val="single" w:sz="4" w:color="E6EAF0" w:space="0"/>
               <w:right w:val="nil"/>
             </w:tcBorders>
           </w:tcPr>
@@ -6339,7 +6512,7 @@
             <w:tcBorders>
               <w:top w:val="nil"/>
               <w:left w:val="nil"/>
-              <w:bottom w:val="single" w:sz="4" w:color="DDE3EA" w:space="0"/>
+              <w:bottom w:val="single" w:sz="4" w:color="E6EAF0" w:space="0"/>
               <w:right w:val="nil"/>
             </w:tcBorders>
           </w:tcPr>
@@ -6396,7 +6569,7 @@
             <w:tcBorders>
               <w:top w:val="nil"/>
               <w:left w:val="nil"/>
-              <w:bottom w:val="single" w:sz="4" w:color="DDE3EA" w:space="0"/>
+              <w:bottom w:val="single" w:sz="4" w:color="E6EAF0" w:space="0"/>
               <w:right w:val="nil"/>
             </w:tcBorders>
             <w:shd w:val="clear" w:color="auto" w:fill="E3F3E8"/>
@@ -6422,7 +6595,7 @@
             <w:tcBorders>
               <w:top w:val="nil"/>
               <w:left w:val="nil"/>
-              <w:bottom w:val="single" w:sz="4" w:color="DDE3EA" w:space="0"/>
+              <w:bottom w:val="single" w:sz="4" w:color="E6EAF0" w:space="0"/>
               <w:right w:val="nil"/>
             </w:tcBorders>
           </w:tcPr>
@@ -6445,7 +6618,7 @@
             <w:tcBorders>
               <w:top w:val="nil"/>
               <w:left w:val="nil"/>
-              <w:bottom w:val="single" w:sz="4" w:color="DDE3EA" w:space="0"/>
+              <w:bottom w:val="single" w:sz="4" w:color="E6EAF0" w:space="0"/>
               <w:right w:val="nil"/>
             </w:tcBorders>
           </w:tcPr>
@@ -6512,7 +6685,7 @@
             <w:tcBorders>
               <w:top w:val="nil"/>
               <w:left w:val="nil"/>
-              <w:bottom w:val="single" w:sz="4" w:color="DDE3EA" w:space="0"/>
+              <w:bottom w:val="single" w:sz="4" w:color="E6EAF0" w:space="0"/>
               <w:right w:val="nil"/>
             </w:tcBorders>
           </w:tcPr>
@@ -6569,7 +6742,7 @@
             <w:tcBorders>
               <w:top w:val="nil"/>
               <w:left w:val="nil"/>
-              <w:bottom w:val="single" w:sz="4" w:color="DDE3EA" w:space="0"/>
+              <w:bottom w:val="single" w:sz="4" w:color="E6EAF0" w:space="0"/>
               <w:right w:val="nil"/>
             </w:tcBorders>
             <w:shd w:val="clear" w:color="auto" w:fill="E3F3E8"/>
@@ -6595,7 +6768,7 @@
             <w:tcBorders>
               <w:top w:val="nil"/>
               <w:left w:val="nil"/>
-              <w:bottom w:val="single" w:sz="4" w:color="DDE3EA" w:space="0"/>
+              <w:bottom w:val="single" w:sz="4" w:color="E6EAF0" w:space="0"/>
               <w:right w:val="nil"/>
             </w:tcBorders>
           </w:tcPr>
@@ -6618,7 +6791,7 @@
             <w:tcBorders>
               <w:top w:val="nil"/>
               <w:left w:val="nil"/>
-              <w:bottom w:val="single" w:sz="4" w:color="DDE3EA" w:space="0"/>
+              <w:bottom w:val="single" w:sz="4" w:color="E6EAF0" w:space="0"/>
               <w:right w:val="nil"/>
             </w:tcBorders>
           </w:tcPr>
@@ -6668,7 +6841,7 @@
             <w:tcBorders>
               <w:top w:val="nil"/>
               <w:left w:val="nil"/>
-              <w:bottom w:val="single" w:sz="4" w:color="DDE3EA" w:space="0"/>
+              <w:bottom w:val="single" w:sz="4" w:color="E6EAF0" w:space="0"/>
               <w:right w:val="nil"/>
             </w:tcBorders>
           </w:tcPr>
@@ -6708,7 +6881,7 @@
             <w:tcBorders>
               <w:top w:val="nil"/>
               <w:left w:val="nil"/>
-              <w:bottom w:val="single" w:sz="4" w:color="DDE3EA" w:space="0"/>
+              <w:bottom w:val="single" w:sz="4" w:color="E6EAF0" w:space="0"/>
               <w:right w:val="nil"/>
             </w:tcBorders>
             <w:shd w:val="clear" w:color="auto" w:fill="EAF1F8"/>
@@ -6737,7 +6910,7 @@
       <w:pPr>
         <w:keepNext/>
         <w:pBdr>
-          <w:bottom w:val="single" w:sz="8" w:color="1F4E79" w:space="4"/>
+          <w:bottom w:val="single" w:sz="8" w:color="12355B" w:space="4"/>
         </w:pBdr>
         <w:tabs>
           <w:tab w:pos="482" w:val="left"/>
@@ -6750,13 +6923,13 @@
           <w:color w:val="2A78D6"/>
           <w:sz w:val="18"/>
         </w:rPr>
-        <w:t>07</w:t>
+        <w:t>06</w:t>
         <w:tab/>
       </w:r>
       <w:r>
         <w:rPr>
           <w:b/>
-          <w:color w:val="1F4E79"/>
+          <w:color w:val="12355B"/>
           <w:sz w:val="28"/>
         </w:rPr>
         <w:t>Informacija investuotojui ir išvados</w:t>
@@ -7031,7 +7204,1154 @@
       <w:pPr>
         <w:keepNext/>
         <w:pBdr>
-          <w:bottom w:val="single" w:sz="8" w:color="1F4E79" w:space="4"/>
+          <w:bottom w:val="single" w:sz="8" w:color="12355B" w:space="4"/>
+        </w:pBdr>
+        <w:tabs>
+          <w:tab w:pos="482" w:val="left"/>
+        </w:tabs>
+        <w:spacing w:before="360" w:after="160"/>
+      </w:pPr>
+      <w:r>
+        <w:rPr>
+          <w:b/>
+          <w:color w:val="2A78D6"/>
+          <w:sz w:val="18"/>
+        </w:rPr>
+        <w:t>07</w:t>
+        <w:tab/>
+      </w:r>
+      <w:r>
+        <w:rPr>
+          <w:b/>
+          <w:color w:val="12355B"/>
+          <w:sz w:val="28"/>
+        </w:rPr>
+        <w:t>Rinka ir aplinka</w:t>
+      </w:r>
+    </w:p>
+    <w:p>
+      <w:pPr>
+        <w:tabs>
+          <w:tab w:pos="255" w:val="left"/>
+        </w:tabs>
+        <w:spacing w:before="0" w:after="80"/>
+        <w:ind w:left="255" w:hanging="255"/>
+      </w:pPr>
+      <w:r>
+        <w:rPr>
+          <w:b/>
+          <w:color w:val="2A78D6"/>
+          <w:sz w:val="20"/>
+        </w:rPr>
+        <w:t>▪</w:t>
+        <w:tab/>
+      </w:r>
+      <w:r>
+        <w:rPr>
+          <w:b/>
+        </w:rPr>
+        <w:t>Šalta žiema – dvi pusės:</w:t>
+      </w:r>
+      <w:r>
+        <w:rPr>
+          <w:b w:val="0"/>
+        </w:rPr>
+        <w:t xml:space="preserve"> klientų segmento EBITDA reikšmingai augo dėl didesnių pardavimų per šaltą žiemą ir vienkartinių dujų didmeninių sandorių I ketv.</w:t>
+      </w:r>
+      <w:hyperlink r:id="rId34">
+        <w:r>
+          <w:rPr>
+            <w:color w:val="2A78D6"/>
+            <w:vertAlign w:val="superscript"/>
+            <w:sz w:val="17"/>
+          </w:rPr>
+          <w:t xml:space="preserve">32</w:t>
+        </w:r>
+      </w:hyperlink>
+      <w:r>
+        <w:rPr>
+          <w:b w:val="0"/>
+        </w:rPr>
+        <w:t>; tačiau žaliosios gamybos EBITDA krito 10 % iki 149 mln. EUR – mažesnė užfiksuota kaina ir kiekis, apsidraudimo kaina nukrito nuo 130 iki 82 EUR/MWh, o šaltą žiemą buvo labai mažas vėjo greitis</w:t>
+      </w:r>
+      <w:hyperlink r:id="rId33">
+        <w:r>
+          <w:rPr>
+            <w:color w:val="2A78D6"/>
+            <w:vertAlign w:val="superscript"/>
+            <w:sz w:val="17"/>
+          </w:rPr>
+          <w:t xml:space="preserve">22</w:t>
+        </w:r>
+      </w:hyperlink>
+      <w:r>
+        <w:rPr>
+          <w:b w:val="0"/>
+        </w:rPr>
+        <w:t>.</w:t>
+      </w:r>
+    </w:p>
+    <w:p>
+      <w:pPr>
+        <w:tabs>
+          <w:tab w:pos="255" w:val="left"/>
+        </w:tabs>
+        <w:spacing w:before="0" w:after="80"/>
+        <w:ind w:left="255" w:hanging="255"/>
+      </w:pPr>
+      <w:r>
+        <w:rPr>
+          <w:b/>
+          <w:color w:val="2A78D6"/>
+          <w:sz w:val="20"/>
+        </w:rPr>
+        <w:t>▪</w:t>
+        <w:tab/>
+      </w:r>
+      <w:r>
+        <w:rPr>
+          <w:b/>
+        </w:rPr>
+        <w:t>Balansavimo rinka bręsta:</w:t>
+      </w:r>
+      <w:r>
+        <w:rPr>
+          <w:b w:val="0"/>
+        </w:rPr>
+        <w:t xml:space="preserve"> rezervinių galių EBITDA –38 % dėl mažesnių balansavimo paslaugų pajamų (rinka tampa konkurencingesnė) ir planinio Elektrėnų 7 bloko remonto</w:t>
+      </w:r>
+      <w:hyperlink r:id="rId33">
+        <w:r>
+          <w:rPr>
+            <w:color w:val="2A78D6"/>
+            <w:vertAlign w:val="superscript"/>
+            <w:sz w:val="17"/>
+          </w:rPr>
+          <w:t xml:space="preserve">22</w:t>
+        </w:r>
+      </w:hyperlink>
+      <w:r>
+        <w:rPr>
+          <w:b w:val="0"/>
+        </w:rPr>
+        <w:t>.</w:t>
+      </w:r>
+    </w:p>
+    <w:p>
+      <w:pPr>
+        <w:tabs>
+          <w:tab w:pos="255" w:val="left"/>
+        </w:tabs>
+        <w:spacing w:before="0" w:after="80"/>
+        <w:ind w:left="255" w:hanging="255"/>
+      </w:pPr>
+      <w:r>
+        <w:rPr>
+          <w:b/>
+          <w:color w:val="2A78D6"/>
+          <w:sz w:val="20"/>
+        </w:rPr>
+        <w:t>▪</w:t>
+        <w:tab/>
+      </w:r>
+      <w:r>
+        <w:rPr>
+          <w:b/>
+        </w:rPr>
+        <w:t>Reguliavimas:</w:t>
+      </w:r>
+      <w:r>
+        <w:rPr>
+          <w:b w:val="0"/>
+        </w:rPr>
+        <w:t xml:space="preserve"> pagal naują gaminančių vartotojų įstatymą nuo 2027-01-01 VIAP tarifą finansuos gaminantys (iki 0,01 EUR/kWh) ir kiti vartotojai (iki 0,003 EUR/kWh)</w:t>
+      </w:r>
+      <w:hyperlink r:id="rId38">
+        <w:r>
+          <w:rPr>
+            <w:color w:val="2A78D6"/>
+            <w:vertAlign w:val="superscript"/>
+            <w:sz w:val="17"/>
+          </w:rPr>
+          <w:t xml:space="preserve">33</w:t>
+        </w:r>
+      </w:hyperlink>
+      <w:r>
+        <w:rPr>
+          <w:b w:val="0"/>
+        </w:rPr>
+        <w:t>; finansų vadovo vertinimu, tai padengs apie 60–70 % dabartinių nuostolių (praėjusiais metais – apie –30 mln. EUR EBITDA)</w:t>
+      </w:r>
+      <w:hyperlink r:id="rId33">
+        <w:r>
+          <w:rPr>
+            <w:color w:val="2A78D6"/>
+            <w:vertAlign w:val="superscript"/>
+            <w:sz w:val="17"/>
+          </w:rPr>
+          <w:t xml:space="preserve">22</w:t>
+        </w:r>
+      </w:hyperlink>
+      <w:r>
+        <w:rPr>
+          <w:b w:val="0"/>
+        </w:rPr>
+        <w:t>.</w:t>
+      </w:r>
+    </w:p>
+    <w:p>
+      <w:pPr>
+        <w:tabs>
+          <w:tab w:pos="255" w:val="left"/>
+        </w:tabs>
+        <w:spacing w:before="0" w:after="80"/>
+        <w:ind w:left="255" w:hanging="255"/>
+      </w:pPr>
+      <w:r>
+        <w:rPr>
+          <w:b/>
+          <w:color w:val="2A78D6"/>
+          <w:sz w:val="20"/>
+        </w:rPr>
+        <w:t>▪</w:t>
+        <w:tab/>
+      </w:r>
+      <w:r>
+        <w:rPr>
+          <w:b/>
+        </w:rPr>
+        <w:t>Prognozė nekeičiama:</w:t>
+      </w:r>
+      <w:r>
+        <w:rPr>
+          <w:b w:val="0"/>
+        </w:rPr>
+        <w:t xml:space="preserve"> 2026 m. koreguota EBITDA 550–600 mln. EUR, investicijos 590–690 mln. EUR</w:t>
+      </w:r>
+      <w:hyperlink r:id="rId34">
+        <w:r>
+          <w:rPr>
+            <w:color w:val="2A78D6"/>
+            <w:vertAlign w:val="superscript"/>
+            <w:sz w:val="17"/>
+          </w:rPr>
+          <w:t xml:space="preserve">32</w:t>
+        </w:r>
+      </w:hyperlink>
+      <w:r>
+        <w:rPr>
+          <w:b w:val="0"/>
+        </w:rPr>
+        <w:t>.</w:t>
+      </w:r>
+    </w:p>
+    <w:tbl>
+      <w:tblPr>
+        <w:tblW w:w="9639" w:type="dxa"/>
+        <w:tblBorders>
+          <w:top w:val="nil"/>
+          <w:left w:val="nil"/>
+          <w:bottom w:val="nil"/>
+          <w:right w:val="nil"/>
+          <w:insideH w:val="nil"/>
+          <w:insideV w:val="nil"/>
+        </w:tblBorders>
+        <w:tblLayout w:type="fixed"/>
+        <w:tblCellMar>
+          <w:top w:w="70" w:type="dxa"/>
+          <w:left w:w="100" w:type="dxa"/>
+          <w:bottom w:w="70" w:type="dxa"/>
+          <w:right w:w="100" w:type="dxa"/>
+        </w:tblCellMar>
+        <w:tblLook w:firstColumn="1" w:firstRow="1" w:lastColumn="0" w:lastRow="0" w:noHBand="0" w:noVBand="1" w:val="04A0"/>
+      </w:tblPr>
+      <w:tblGrid>
+        <w:gridCol w:w="3515"/>
+        <w:gridCol w:w="1814"/>
+        <w:gridCol w:w="1360"/>
+        <w:gridCol w:w="1360"/>
+        <w:gridCol w:w="1587"/>
+      </w:tblGrid>
+      <w:tr>
+        <w:tc>
+          <w:tcPr>
+            <w:tcW w:type="dxa" w:w="3515"/>
+            <w:tcBorders>
+              <w:top w:val="nil"/>
+              <w:left w:val="nil"/>
+              <w:bottom w:val="single" w:sz="8" w:color="12355B" w:space="0"/>
+              <w:right w:val="nil"/>
+            </w:tcBorders>
+          </w:tcPr>
+          <w:p>
+            <w:pPr>
+              <w:spacing w:before="0" w:after="0"/>
+            </w:pPr>
+            <w:r>
+              <w:rPr>
+                <w:b/>
+                <w:caps/>
+                <w:color w:val="667085"/>
+                <w:sz w:val="14"/>
+              </w:rPr>
+            </w:r>
+          </w:p>
+        </w:tc>
+        <w:tc>
+          <w:tcPr>
+            <w:tcW w:type="dxa" w:w="1814"/>
+            <w:tcBorders>
+              <w:top w:val="nil"/>
+              <w:left w:val="nil"/>
+              <w:bottom w:val="single" w:sz="8" w:color="12355B" w:space="0"/>
+              <w:right w:val="nil"/>
+            </w:tcBorders>
+          </w:tcPr>
+          <w:p>
+            <w:pPr>
+              <w:spacing w:before="0" w:after="0"/>
+              <w:jc w:val="right"/>
+            </w:pPr>
+            <w:r>
+              <w:rPr>
+                <w:b/>
+                <w:caps/>
+                <w:color w:val="667085"/>
+                <w:sz w:val="14"/>
+              </w:rPr>
+              <w:t>Dabar</w:t>
+            </w:r>
+          </w:p>
+        </w:tc>
+        <w:tc>
+          <w:tcPr>
+            <w:tcW w:type="dxa" w:w="1361"/>
+            <w:tcBorders>
+              <w:top w:val="nil"/>
+              <w:left w:val="nil"/>
+              <w:bottom w:val="single" w:sz="8" w:color="12355B" w:space="0"/>
+              <w:right w:val="nil"/>
+            </w:tcBorders>
+          </w:tcPr>
+          <w:p>
+            <w:pPr>
+              <w:spacing w:before="0" w:after="0"/>
+              <w:jc w:val="right"/>
+            </w:pPr>
+            <w:r>
+              <w:rPr>
+                <w:b/>
+                <w:caps/>
+                <w:color w:val="667085"/>
+                <w:sz w:val="14"/>
+              </w:rPr>
+              <w:t>Prieš 3 mėn.</w:t>
+            </w:r>
+          </w:p>
+        </w:tc>
+        <w:tc>
+          <w:tcPr>
+            <w:tcW w:type="dxa" w:w="1361"/>
+            <w:tcBorders>
+              <w:top w:val="nil"/>
+              <w:left w:val="nil"/>
+              <w:bottom w:val="single" w:sz="8" w:color="12355B" w:space="0"/>
+              <w:right w:val="nil"/>
+            </w:tcBorders>
+          </w:tcPr>
+          <w:p>
+            <w:pPr>
+              <w:spacing w:before="0" w:after="0"/>
+              <w:jc w:val="right"/>
+            </w:pPr>
+            <w:r>
+              <w:rPr>
+                <w:b/>
+                <w:caps/>
+                <w:color w:val="667085"/>
+                <w:sz w:val="14"/>
+              </w:rPr>
+              <w:t>Prieš 12 mėn.</w:t>
+            </w:r>
+          </w:p>
+        </w:tc>
+        <w:tc>
+          <w:tcPr>
+            <w:tcW w:type="dxa" w:w="1587"/>
+            <w:tcBorders>
+              <w:top w:val="nil"/>
+              <w:left w:val="nil"/>
+              <w:bottom w:val="single" w:sz="8" w:color="12355B" w:space="0"/>
+              <w:right w:val="nil"/>
+            </w:tcBorders>
+          </w:tcPr>
+          <w:p>
+            <w:pPr>
+              <w:spacing w:before="0" w:after="0"/>
+              <w:jc w:val="right"/>
+            </w:pPr>
+            <w:r>
+              <w:rPr>
+                <w:b/>
+                <w:caps/>
+                <w:color w:val="667085"/>
+                <w:sz w:val="14"/>
+              </w:rPr>
+              <w:t>Pokytis per 12 mėn.</w:t>
+            </w:r>
+          </w:p>
+        </w:tc>
+      </w:tr>
+      <w:tr>
+        <w:tc>
+          <w:tcPr>
+            <w:tcW w:type="dxa" w:w="3515"/>
+            <w:tcBorders>
+              <w:top w:val="nil"/>
+              <w:left w:val="nil"/>
+              <w:bottom w:val="single" w:sz="4" w:color="E6EAF0" w:space="0"/>
+              <w:right w:val="nil"/>
+            </w:tcBorders>
+          </w:tcPr>
+          <w:p>
+            <w:pPr>
+              <w:spacing w:before="0" w:after="0"/>
+            </w:pPr>
+            <w:r>
+              <w:rPr>
+                <w:b w:val="0"/>
+                <w:sz w:val="17"/>
+              </w:rPr>
+              <w:t>ECB indėlių palūkanų norma</w:t>
+            </w:r>
+          </w:p>
+        </w:tc>
+        <w:tc>
+          <w:tcPr>
+            <w:tcW w:type="dxa" w:w="1814"/>
+            <w:tcBorders>
+              <w:top w:val="nil"/>
+              <w:left w:val="nil"/>
+              <w:bottom w:val="single" w:sz="4" w:color="E6EAF0" w:space="0"/>
+              <w:right w:val="nil"/>
+            </w:tcBorders>
+          </w:tcPr>
+          <w:p>
+            <w:pPr>
+              <w:spacing w:before="0" w:after="0"/>
+              <w:jc w:val="right"/>
+            </w:pPr>
+            <w:r>
+              <w:rPr>
+                <w:b w:val="0"/>
+                <w:sz w:val="17"/>
+              </w:rPr>
+              <w:t>2,50 % (2026-09)</w:t>
+            </w:r>
+          </w:p>
+        </w:tc>
+        <w:tc>
+          <w:tcPr>
+            <w:tcW w:type="dxa" w:w="1361"/>
+            <w:tcBorders>
+              <w:top w:val="nil"/>
+              <w:left w:val="nil"/>
+              <w:bottom w:val="single" w:sz="4" w:color="E6EAF0" w:space="0"/>
+              <w:right w:val="nil"/>
+            </w:tcBorders>
+          </w:tcPr>
+          <w:p>
+            <w:pPr>
+              <w:spacing w:before="0" w:after="0"/>
+              <w:jc w:val="right"/>
+            </w:pPr>
+            <w:r>
+              <w:rPr>
+                <w:b w:val="0"/>
+                <w:sz w:val="17"/>
+              </w:rPr>
+              <w:t>2,25 %</w:t>
+            </w:r>
+          </w:p>
+        </w:tc>
+        <w:tc>
+          <w:tcPr>
+            <w:tcW w:type="dxa" w:w="1361"/>
+            <w:tcBorders>
+              <w:top w:val="nil"/>
+              <w:left w:val="nil"/>
+              <w:bottom w:val="single" w:sz="4" w:color="E6EAF0" w:space="0"/>
+              <w:right w:val="nil"/>
+            </w:tcBorders>
+          </w:tcPr>
+          <w:p>
+            <w:pPr>
+              <w:spacing w:before="0" w:after="0"/>
+              <w:jc w:val="right"/>
+            </w:pPr>
+            <w:r>
+              <w:rPr>
+                <w:b w:val="0"/>
+                <w:sz w:val="17"/>
+              </w:rPr>
+              <w:t>–</w:t>
+            </w:r>
+          </w:p>
+        </w:tc>
+        <w:tc>
+          <w:tcPr>
+            <w:tcW w:type="dxa" w:w="1587"/>
+            <w:tcBorders>
+              <w:top w:val="nil"/>
+              <w:left w:val="nil"/>
+              <w:bottom w:val="single" w:sz="4" w:color="E6EAF0" w:space="0"/>
+              <w:right w:val="nil"/>
+            </w:tcBorders>
+          </w:tcPr>
+          <w:p>
+            <w:pPr>
+              <w:spacing w:before="0" w:after="0"/>
+              <w:jc w:val="right"/>
+            </w:pPr>
+            <w:r>
+              <w:rPr>
+                <w:b w:val="0"/>
+                <w:sz w:val="17"/>
+              </w:rPr>
+              <w:t>–</w:t>
+            </w:r>
+          </w:p>
+        </w:tc>
+      </w:tr>
+      <w:tr>
+        <w:tc>
+          <w:tcPr>
+            <w:tcW w:type="dxa" w:w="3515"/>
+            <w:tcBorders>
+              <w:top w:val="nil"/>
+              <w:left w:val="nil"/>
+              <w:bottom w:val="single" w:sz="4" w:color="E6EAF0" w:space="0"/>
+              <w:right w:val="nil"/>
+            </w:tcBorders>
+          </w:tcPr>
+          <w:p>
+            <w:pPr>
+              <w:spacing w:before="0" w:after="0"/>
+            </w:pPr>
+            <w:r>
+              <w:rPr>
+                <w:b w:val="0"/>
+                <w:sz w:val="17"/>
+              </w:rPr>
+              <w:t>3 mėn. Euribor</w:t>
+            </w:r>
+          </w:p>
+        </w:tc>
+        <w:tc>
+          <w:tcPr>
+            <w:tcW w:type="dxa" w:w="1814"/>
+            <w:tcBorders>
+              <w:top w:val="nil"/>
+              <w:left w:val="nil"/>
+              <w:bottom w:val="single" w:sz="4" w:color="E6EAF0" w:space="0"/>
+              <w:right w:val="nil"/>
+            </w:tcBorders>
+          </w:tcPr>
+          <w:p>
+            <w:pPr>
+              <w:spacing w:before="0" w:after="0"/>
+              <w:jc w:val="right"/>
+            </w:pPr>
+            <w:r>
+              <w:rPr>
+                <w:b w:val="0"/>
+                <w:sz w:val="17"/>
+              </w:rPr>
+              <w:t>2,64 % (2026-09)</w:t>
+            </w:r>
+          </w:p>
+        </w:tc>
+        <w:tc>
+          <w:tcPr>
+            <w:tcW w:type="dxa" w:w="1361"/>
+            <w:tcBorders>
+              <w:top w:val="nil"/>
+              <w:left w:val="nil"/>
+              <w:bottom w:val="single" w:sz="4" w:color="E6EAF0" w:space="0"/>
+              <w:right w:val="nil"/>
+            </w:tcBorders>
+          </w:tcPr>
+          <w:p>
+            <w:pPr>
+              <w:spacing w:before="0" w:after="0"/>
+              <w:jc w:val="right"/>
+            </w:pPr>
+            <w:r>
+              <w:rPr>
+                <w:b w:val="0"/>
+                <w:sz w:val="17"/>
+              </w:rPr>
+              <w:t>2,34 %</w:t>
+            </w:r>
+          </w:p>
+        </w:tc>
+        <w:tc>
+          <w:tcPr>
+            <w:tcW w:type="dxa" w:w="1361"/>
+            <w:tcBorders>
+              <w:top w:val="nil"/>
+              <w:left w:val="nil"/>
+              <w:bottom w:val="single" w:sz="4" w:color="E6EAF0" w:space="0"/>
+              <w:right w:val="nil"/>
+            </w:tcBorders>
+          </w:tcPr>
+          <w:p>
+            <w:pPr>
+              <w:spacing w:before="0" w:after="0"/>
+              <w:jc w:val="right"/>
+            </w:pPr>
+            <w:r>
+              <w:rPr>
+                <w:b w:val="0"/>
+                <w:sz w:val="17"/>
+              </w:rPr>
+              <w:t>2,03 %</w:t>
+            </w:r>
+          </w:p>
+        </w:tc>
+        <w:tc>
+          <w:tcPr>
+            <w:tcW w:type="dxa" w:w="1587"/>
+            <w:tcBorders>
+              <w:top w:val="nil"/>
+              <w:left w:val="nil"/>
+              <w:bottom w:val="single" w:sz="4" w:color="E6EAF0" w:space="0"/>
+              <w:right w:val="nil"/>
+            </w:tcBorders>
+          </w:tcPr>
+          <w:p>
+            <w:pPr>
+              <w:spacing w:before="0" w:after="0"/>
+              <w:jc w:val="right"/>
+            </w:pPr>
+            <w:r>
+              <w:rPr>
+                <w:b w:val="0"/>
+                <w:sz w:val="17"/>
+              </w:rPr>
+              <w:t>▲ 0,61 p. p.</w:t>
+            </w:r>
+          </w:p>
+        </w:tc>
+      </w:tr>
+      <w:tr>
+        <w:tc>
+          <w:tcPr>
+            <w:tcW w:type="dxa" w:w="3515"/>
+            <w:tcBorders>
+              <w:top w:val="nil"/>
+              <w:left w:val="nil"/>
+              <w:bottom w:val="single" w:sz="4" w:color="E6EAF0" w:space="0"/>
+              <w:right w:val="nil"/>
+            </w:tcBorders>
+          </w:tcPr>
+          <w:p>
+            <w:pPr>
+              <w:spacing w:before="0" w:after="0"/>
+            </w:pPr>
+            <w:r>
+              <w:rPr>
+                <w:b w:val="0"/>
+                <w:sz w:val="17"/>
+              </w:rPr>
+              <w:t>6 mėn. Euribor</w:t>
+            </w:r>
+          </w:p>
+        </w:tc>
+        <w:tc>
+          <w:tcPr>
+            <w:tcW w:type="dxa" w:w="1814"/>
+            <w:tcBorders>
+              <w:top w:val="nil"/>
+              <w:left w:val="nil"/>
+              <w:bottom w:val="single" w:sz="4" w:color="E6EAF0" w:space="0"/>
+              <w:right w:val="nil"/>
+            </w:tcBorders>
+          </w:tcPr>
+          <w:p>
+            <w:pPr>
+              <w:spacing w:before="0" w:after="0"/>
+              <w:jc w:val="right"/>
+            </w:pPr>
+            <w:r>
+              <w:rPr>
+                <w:b w:val="0"/>
+                <w:sz w:val="17"/>
+              </w:rPr>
+              <w:t>2,92 % (2026-09)</w:t>
+            </w:r>
+          </w:p>
+        </w:tc>
+        <w:tc>
+          <w:tcPr>
+            <w:tcW w:type="dxa" w:w="1361"/>
+            <w:tcBorders>
+              <w:top w:val="nil"/>
+              <w:left w:val="nil"/>
+              <w:bottom w:val="single" w:sz="4" w:color="E6EAF0" w:space="0"/>
+              <w:right w:val="nil"/>
+            </w:tcBorders>
+          </w:tcPr>
+          <w:p>
+            <w:pPr>
+              <w:spacing w:before="0" w:after="0"/>
+              <w:jc w:val="right"/>
+            </w:pPr>
+            <w:r>
+              <w:rPr>
+                <w:b w:val="0"/>
+                <w:sz w:val="17"/>
+              </w:rPr>
+              <w:t>2,60 %</w:t>
+            </w:r>
+          </w:p>
+        </w:tc>
+        <w:tc>
+          <w:tcPr>
+            <w:tcW w:type="dxa" w:w="1361"/>
+            <w:tcBorders>
+              <w:top w:val="nil"/>
+              <w:left w:val="nil"/>
+              <w:bottom w:val="single" w:sz="4" w:color="E6EAF0" w:space="0"/>
+              <w:right w:val="nil"/>
+            </w:tcBorders>
+          </w:tcPr>
+          <w:p>
+            <w:pPr>
+              <w:spacing w:before="0" w:after="0"/>
+              <w:jc w:val="right"/>
+            </w:pPr>
+            <w:r>
+              <w:rPr>
+                <w:b w:val="0"/>
+                <w:sz w:val="17"/>
+              </w:rPr>
+              <w:t>2,10 %</w:t>
+            </w:r>
+          </w:p>
+        </w:tc>
+        <w:tc>
+          <w:tcPr>
+            <w:tcW w:type="dxa" w:w="1587"/>
+            <w:tcBorders>
+              <w:top w:val="nil"/>
+              <w:left w:val="nil"/>
+              <w:bottom w:val="single" w:sz="4" w:color="E6EAF0" w:space="0"/>
+              <w:right w:val="nil"/>
+            </w:tcBorders>
+          </w:tcPr>
+          <w:p>
+            <w:pPr>
+              <w:spacing w:before="0" w:after="0"/>
+              <w:jc w:val="right"/>
+            </w:pPr>
+            <w:r>
+              <w:rPr>
+                <w:b w:val="0"/>
+                <w:sz w:val="17"/>
+              </w:rPr>
+              <w:t>▲ 0,82 p. p.</w:t>
+            </w:r>
+          </w:p>
+        </w:tc>
+      </w:tr>
+      <w:tr>
+        <w:tc>
+          <w:tcPr>
+            <w:tcW w:type="dxa" w:w="3515"/>
+            <w:tcBorders>
+              <w:top w:val="nil"/>
+              <w:left w:val="nil"/>
+              <w:bottom w:val="single" w:sz="4" w:color="E6EAF0" w:space="0"/>
+              <w:right w:val="nil"/>
+            </w:tcBorders>
+          </w:tcPr>
+          <w:p>
+            <w:pPr>
+              <w:spacing w:before="0" w:after="0"/>
+            </w:pPr>
+            <w:r>
+              <w:rPr>
+                <w:b w:val="0"/>
+                <w:sz w:val="17"/>
+              </w:rPr>
+              <w:t>12 mėn. Euribor</w:t>
+            </w:r>
+          </w:p>
+        </w:tc>
+        <w:tc>
+          <w:tcPr>
+            <w:tcW w:type="dxa" w:w="1814"/>
+            <w:tcBorders>
+              <w:top w:val="nil"/>
+              <w:left w:val="nil"/>
+              <w:bottom w:val="single" w:sz="4" w:color="E6EAF0" w:space="0"/>
+              <w:right w:val="nil"/>
+            </w:tcBorders>
+          </w:tcPr>
+          <w:p>
+            <w:pPr>
+              <w:spacing w:before="0" w:after="0"/>
+              <w:jc w:val="right"/>
+            </w:pPr>
+            <w:r>
+              <w:rPr>
+                <w:b w:val="0"/>
+                <w:sz w:val="17"/>
+              </w:rPr>
+              <w:t>3,25 % (2026-09)</w:t>
+            </w:r>
+          </w:p>
+        </w:tc>
+        <w:tc>
+          <w:tcPr>
+            <w:tcW w:type="dxa" w:w="1361"/>
+            <w:tcBorders>
+              <w:top w:val="nil"/>
+              <w:left w:val="nil"/>
+              <w:bottom w:val="single" w:sz="4" w:color="E6EAF0" w:space="0"/>
+              <w:right w:val="nil"/>
+            </w:tcBorders>
+          </w:tcPr>
+          <w:p>
+            <w:pPr>
+              <w:spacing w:before="0" w:after="0"/>
+              <w:jc w:val="right"/>
+            </w:pPr>
+            <w:r>
+              <w:rPr>
+                <w:b w:val="0"/>
+                <w:sz w:val="17"/>
+              </w:rPr>
+              <w:t>2,80 %</w:t>
+            </w:r>
+          </w:p>
+        </w:tc>
+        <w:tc>
+          <w:tcPr>
+            <w:tcW w:type="dxa" w:w="1361"/>
+            <w:tcBorders>
+              <w:top w:val="nil"/>
+              <w:left w:val="nil"/>
+              <w:bottom w:val="single" w:sz="4" w:color="E6EAF0" w:space="0"/>
+              <w:right w:val="nil"/>
+            </w:tcBorders>
+          </w:tcPr>
+          <w:p>
+            <w:pPr>
+              <w:spacing w:before="0" w:after="0"/>
+              <w:jc w:val="right"/>
+            </w:pPr>
+            <w:r>
+              <w:rPr>
+                <w:b w:val="0"/>
+                <w:sz w:val="17"/>
+              </w:rPr>
+              <w:t>2,17 %</w:t>
+            </w:r>
+          </w:p>
+        </w:tc>
+        <w:tc>
+          <w:tcPr>
+            <w:tcW w:type="dxa" w:w="1587"/>
+            <w:tcBorders>
+              <w:top w:val="nil"/>
+              <w:left w:val="nil"/>
+              <w:bottom w:val="single" w:sz="4" w:color="E6EAF0" w:space="0"/>
+              <w:right w:val="nil"/>
+            </w:tcBorders>
+          </w:tcPr>
+          <w:p>
+            <w:pPr>
+              <w:spacing w:before="0" w:after="0"/>
+              <w:jc w:val="right"/>
+            </w:pPr>
+            <w:r>
+              <w:rPr>
+                <w:b w:val="0"/>
+                <w:sz w:val="17"/>
+              </w:rPr>
+              <w:t>▲ 1,08 p. p.</w:t>
+            </w:r>
+          </w:p>
+        </w:tc>
+      </w:tr>
+      <w:tr>
+        <w:tc>
+          <w:tcPr>
+            <w:tcW w:type="dxa" w:w="3515"/>
+            <w:tcBorders>
+              <w:top w:val="nil"/>
+              <w:left w:val="nil"/>
+              <w:bottom w:val="single" w:sz="4" w:color="E6EAF0" w:space="0"/>
+              <w:right w:val="nil"/>
+            </w:tcBorders>
+          </w:tcPr>
+          <w:p>
+            <w:pPr>
+              <w:spacing w:before="0" w:after="0"/>
+            </w:pPr>
+            <w:r>
+              <w:rPr>
+                <w:b w:val="0"/>
+                <w:sz w:val="17"/>
+              </w:rPr>
+              <w:t>Euro zonos AAA vyriausybių 10 m. pajamingumas</w:t>
+            </w:r>
+          </w:p>
+        </w:tc>
+        <w:tc>
+          <w:tcPr>
+            <w:tcW w:type="dxa" w:w="1814"/>
+            <w:tcBorders>
+              <w:top w:val="nil"/>
+              <w:left w:val="nil"/>
+              <w:bottom w:val="single" w:sz="4" w:color="E6EAF0" w:space="0"/>
+              <w:right w:val="nil"/>
+            </w:tcBorders>
+          </w:tcPr>
+          <w:p>
+            <w:pPr>
+              <w:spacing w:before="0" w:after="0"/>
+              <w:jc w:val="right"/>
+            </w:pPr>
+            <w:r>
+              <w:rPr>
+                <w:b w:val="0"/>
+                <w:sz w:val="17"/>
+              </w:rPr>
+              <w:t>3,43 % (2026-10)</w:t>
+            </w:r>
+          </w:p>
+        </w:tc>
+        <w:tc>
+          <w:tcPr>
+            <w:tcW w:type="dxa" w:w="1361"/>
+            <w:tcBorders>
+              <w:top w:val="nil"/>
+              <w:left w:val="nil"/>
+              <w:bottom w:val="single" w:sz="4" w:color="E6EAF0" w:space="0"/>
+              <w:right w:val="nil"/>
+            </w:tcBorders>
+          </w:tcPr>
+          <w:p>
+            <w:pPr>
+              <w:spacing w:before="0" w:after="0"/>
+              <w:jc w:val="right"/>
+            </w:pPr>
+            <w:r>
+              <w:rPr>
+                <w:b w:val="0"/>
+                <w:sz w:val="17"/>
+              </w:rPr>
+              <w:t>3,23 %</w:t>
+            </w:r>
+          </w:p>
+        </w:tc>
+        <w:tc>
+          <w:tcPr>
+            <w:tcW w:type="dxa" w:w="1361"/>
+            <w:tcBorders>
+              <w:top w:val="nil"/>
+              <w:left w:val="nil"/>
+              <w:bottom w:val="single" w:sz="4" w:color="E6EAF0" w:space="0"/>
+              <w:right w:val="nil"/>
+            </w:tcBorders>
+          </w:tcPr>
+          <w:p>
+            <w:pPr>
+              <w:spacing w:before="0" w:after="0"/>
+              <w:jc w:val="right"/>
+            </w:pPr>
+            <w:r>
+              <w:rPr>
+                <w:b w:val="0"/>
+                <w:sz w:val="17"/>
+              </w:rPr>
+              <w:t>2,72 %</w:t>
+            </w:r>
+          </w:p>
+        </w:tc>
+        <w:tc>
+          <w:tcPr>
+            <w:tcW w:type="dxa" w:w="1587"/>
+            <w:tcBorders>
+              <w:top w:val="nil"/>
+              <w:left w:val="nil"/>
+              <w:bottom w:val="single" w:sz="4" w:color="E6EAF0" w:space="0"/>
+              <w:right w:val="nil"/>
+            </w:tcBorders>
+          </w:tcPr>
+          <w:p>
+            <w:pPr>
+              <w:spacing w:before="0" w:after="0"/>
+              <w:jc w:val="right"/>
+            </w:pPr>
+            <w:r>
+              <w:rPr>
+                <w:b w:val="0"/>
+                <w:sz w:val="17"/>
+              </w:rPr>
+              <w:t>▲ 0,71 p. p.</w:t>
+            </w:r>
+          </w:p>
+        </w:tc>
+      </w:tr>
+      <w:tr>
+        <w:tc>
+          <w:tcPr>
+            <w:tcW w:type="dxa" w:w="3515"/>
+            <w:tcBorders>
+              <w:top w:val="nil"/>
+              <w:left w:val="nil"/>
+              <w:bottom w:val="single" w:sz="4" w:color="E6EAF0" w:space="0"/>
+              <w:right w:val="nil"/>
+            </w:tcBorders>
+          </w:tcPr>
+          <w:p>
+            <w:pPr>
+              <w:spacing w:before="0" w:after="0"/>
+            </w:pPr>
+            <w:r>
+              <w:rPr>
+                <w:b w:val="0"/>
+                <w:sz w:val="17"/>
+              </w:rPr>
+              <w:t>Euro zonos infliacija (SVKI, metinė)</w:t>
+            </w:r>
+          </w:p>
+        </w:tc>
+        <w:tc>
+          <w:tcPr>
+            <w:tcW w:type="dxa" w:w="1814"/>
+            <w:tcBorders>
+              <w:top w:val="nil"/>
+              <w:left w:val="nil"/>
+              <w:bottom w:val="single" w:sz="4" w:color="E6EAF0" w:space="0"/>
+              <w:right w:val="nil"/>
+            </w:tcBorders>
+          </w:tcPr>
+          <w:p>
+            <w:pPr>
+              <w:spacing w:before="0" w:after="0"/>
+              <w:jc w:val="right"/>
+            </w:pPr>
+            <w:r>
+              <w:rPr>
+                <w:b w:val="0"/>
+                <w:sz w:val="17"/>
+              </w:rPr>
+              <w:t>1,90 % (2025-12)</w:t>
+            </w:r>
+          </w:p>
+        </w:tc>
+        <w:tc>
+          <w:tcPr>
+            <w:tcW w:type="dxa" w:w="1361"/>
+            <w:tcBorders>
+              <w:top w:val="nil"/>
+              <w:left w:val="nil"/>
+              <w:bottom w:val="single" w:sz="4" w:color="E6EAF0" w:space="0"/>
+              <w:right w:val="nil"/>
+            </w:tcBorders>
+          </w:tcPr>
+          <w:p>
+            <w:pPr>
+              <w:spacing w:before="0" w:after="0"/>
+              <w:jc w:val="right"/>
+            </w:pPr>
+            <w:r>
+              <w:rPr>
+                <w:b w:val="0"/>
+                <w:sz w:val="17"/>
+              </w:rPr>
+              <w:t>2,20 %</w:t>
+            </w:r>
+          </w:p>
+        </w:tc>
+        <w:tc>
+          <w:tcPr>
+            <w:tcW w:type="dxa" w:w="1361"/>
+            <w:tcBorders>
+              <w:top w:val="nil"/>
+              <w:left w:val="nil"/>
+              <w:bottom w:val="single" w:sz="4" w:color="E6EAF0" w:space="0"/>
+              <w:right w:val="nil"/>
+            </w:tcBorders>
+          </w:tcPr>
+          <w:p>
+            <w:pPr>
+              <w:spacing w:before="0" w:after="0"/>
+              <w:jc w:val="right"/>
+            </w:pPr>
+            <w:r>
+              <w:rPr>
+                <w:b w:val="0"/>
+                <w:sz w:val="17"/>
+              </w:rPr>
+              <w:t>2,40 %</w:t>
+            </w:r>
+          </w:p>
+        </w:tc>
+        <w:tc>
+          <w:tcPr>
+            <w:tcW w:type="dxa" w:w="1587"/>
+            <w:tcBorders>
+              <w:top w:val="nil"/>
+              <w:left w:val="nil"/>
+              <w:bottom w:val="single" w:sz="4" w:color="E6EAF0" w:space="0"/>
+              <w:right w:val="nil"/>
+            </w:tcBorders>
+          </w:tcPr>
+          <w:p>
+            <w:pPr>
+              <w:spacing w:before="0" w:after="0"/>
+              <w:jc w:val="right"/>
+            </w:pPr>
+            <w:r>
+              <w:rPr>
+                <w:b w:val="0"/>
+                <w:sz w:val="17"/>
+              </w:rPr>
+              <w:t>▼ 0,50 p. p.</w:t>
+            </w:r>
+          </w:p>
+        </w:tc>
+      </w:tr>
+    </w:tbl>
+    <w:p>
+      <w:pPr>
+        <w:spacing w:before="0" w:after="40"/>
+      </w:pPr>
+    </w:p>
+    <w:p>
+      <w:pPr>
+        <w:spacing w:before="40" w:after="60"/>
+      </w:pPr>
+      <w:r>
+        <w:rPr>
+          <w:b w:val="0"/>
+          <w:color w:val="667085"/>
+          <w:sz w:val="16"/>
+        </w:rPr>
+        <w:t>Euro zonos palūkanos ir infliacija (ECB duomenys, mėnesio pabaigos reikšmė; Euribor ir infliacija – mėnesio vidurkis). Svarbu kintamų palūkanų ir perkainojamoms (reset) obligacijoms bei refinansavimo kaštams.</w:t>
+      </w:r>
+    </w:p>
+    <w:p>
+      <w:pPr>
+        <w:keepNext/>
+        <w:pBdr>
+          <w:bottom w:val="single" w:sz="8" w:color="12355B" w:space="4"/>
         </w:pBdr>
         <w:tabs>
           <w:tab w:pos="482" w:val="left"/>
@@ -7050,7 +8370,7 @@
       <w:r>
         <w:rPr>
           <w:b/>
-          <w:color w:val="1F4E79"/>
+          <w:color w:val="12355B"/>
           <w:sz w:val="28"/>
         </w:rPr>
         <w:t>Ką rašo spauda</w:t>
@@ -7085,14 +8405,14 @@
         </w:rPr>
         <w:t xml:space="preserve"> 2026-10-19 paskelbta apie pirmąją ES žaliųjų obligacijų (EuGB) emisiją ir 2027-07-14 obligacijų supirkimo pasiūlymą; 2026-10-20–21 spauda rašė, kad 300 mln. EUR 5 metų emisija išplatinta su 4,500 % kuponu</w:t>
       </w:r>
-      <w:hyperlink r:id="rId38">
+      <w:hyperlink r:id="rId39">
         <w:r>
           <w:rPr>
             <w:color w:val="2A78D6"/>
             <w:vertAlign w:val="superscript"/>
             <w:sz w:val="17"/>
           </w:rPr>
-          <w:t xml:space="preserve">32</w:t>
+          <w:t xml:space="preserve">34</w:t>
         </w:r>
       </w:hyperlink>
       <w:r>
@@ -7102,14 +8422,14 @@
         </w:rPr>
         <w:t>,</w:t>
       </w:r>
-      <w:hyperlink r:id="rId39">
+      <w:hyperlink r:id="rId40">
         <w:r>
           <w:rPr>
             <w:color w:val="2A78D6"/>
             <w:vertAlign w:val="superscript"/>
             <w:sz w:val="17"/>
           </w:rPr>
-          <w:t xml:space="preserve">33</w:t>
+          <w:t xml:space="preserve">35</w:t>
         </w:r>
       </w:hyperlink>
       <w:r>
@@ -7148,14 +8468,14 @@
         </w:rPr>
         <w:t xml:space="preserve"> 2026-10-22 spauda plačiai rašė, kad grupė siūlo atidėti Baltijos jūros vėjo parko („Curonian Nord“) projektą, nes kaštai išaugo 27 % (projekto vertė apie 3 mlrd. EUR)</w:t>
       </w:r>
-      <w:hyperlink r:id="rId40">
+      <w:hyperlink r:id="rId41">
         <w:r>
           <w:rPr>
             <w:color w:val="2A78D6"/>
             <w:vertAlign w:val="superscript"/>
             <w:sz w:val="17"/>
           </w:rPr>
-          <w:t xml:space="preserve">34</w:t>
+          <w:t xml:space="preserve">36</w:t>
         </w:r>
       </w:hyperlink>
       <w:r>
@@ -7194,14 +8514,14 @@
         </w:rPr>
         <w:t xml:space="preserve"> patvirtintas galutinis kandidatas į valdybos pirmininko ir generalinio direktoriaus pareigas (2026-09-23); atrinktas valdybos narys energetikos rinkoms ir komercijai (2026-10-21)</w:t>
       </w:r>
-      <w:hyperlink r:id="rId41">
+      <w:hyperlink r:id="rId42">
         <w:r>
           <w:rPr>
             <w:color w:val="2A78D6"/>
             <w:vertAlign w:val="superscript"/>
             <w:sz w:val="17"/>
           </w:rPr>
-          <w:t xml:space="preserve">35</w:t>
+          <w:t xml:space="preserve">37</w:t>
         </w:r>
       </w:hyperlink>
       <w:r>
@@ -7211,14 +8531,14 @@
         </w:rPr>
         <w:t>,</w:t>
       </w:r>
-      <w:hyperlink r:id="rId42">
+      <w:hyperlink r:id="rId43">
         <w:r>
           <w:rPr>
             <w:color w:val="2A78D6"/>
             <w:vertAlign w:val="superscript"/>
             <w:sz w:val="17"/>
           </w:rPr>
-          <w:t xml:space="preserve">36</w:t>
+          <w:t xml:space="preserve">38</w:t>
         </w:r>
       </w:hyperlink>
       <w:r>
@@ -7235,10 +8555,10 @@
       <w:r>
         <w:rPr>
           <w:b w:val="0"/>
-          <w:color w:val="5F6B7A"/>
+          <w:color w:val="667085"/>
           <w:sz w:val="18"/>
         </w:rPr>
-        <w:t>Automatinė naujienų paieška (Google News, EN, EE, LT, LV), 2026-07-24 – 2026-10-22: 85 pranešimų.</w:t>
+        <w:t>Automatinė naujienų paieška (Google News, EN, EE, LT, LV), 2026-07-24 – 2026-10-22: 86 pranešimų.</w:t>
       </w:r>
     </w:p>
     <w:tbl>
@@ -7284,7 +8604,7 @@
             <w:r>
               <w:rPr>
                 <w:b w:val="0"/>
-                <w:color w:val="1A1A1A"/>
+                <w:color w:val="1B2430"/>
                 <w:sz w:val="17"/>
               </w:rPr>
               <w:t>2026-10-21</w:t>
@@ -7313,90 +8633,6 @@
                 <w:shd w:val="clear" w:color="auto" w:fill="E6F0FB"/>
               </w:rPr>
               <w:t xml:space="preserve"> OBLIGACIJOS </w:t>
-            </w:r>
-          </w:p>
-        </w:tc>
-        <w:tc>
-          <w:tcPr>
-            <w:tcW w:type="dxa" w:w="7257"/>
-            <w:tcBorders>
-              <w:top w:val="nil"/>
-              <w:left w:val="nil"/>
-              <w:bottom w:val="single" w:sz="4" w:color="E3E8EE" w:space="0"/>
-              <w:right w:val="nil"/>
-            </w:tcBorders>
-          </w:tcPr>
-          <w:p>
-            <w:pPr>
-              <w:spacing w:before="0" w:after="0"/>
-            </w:pPr>
-            <w:hyperlink r:id="rId43">
-              <w:r>
-                <w:rPr>
-                  <w:color w:val="1A1A1A"/>
-                  <w:sz w:val="18"/>
-                </w:rPr>
-                <w:t xml:space="preserve">„Ignitis grupė“ išleido 300 mln. Eur žaliųjų obligacijų emisiją, metinė palūkanų norma – 4,5%</w:t>
-              </w:r>
-            </w:hyperlink>
-            <w:r>
-              <w:rPr>
-                <w:b w:val="0"/>
-                <w:color w:val="5F6B7A"/>
-                <w:sz w:val="15"/>
-              </w:rPr>
-              <w:t xml:space="preserve">   vz.lt  ·  dar 10 panašūs pranešimai</w:t>
-            </w:r>
-          </w:p>
-        </w:tc>
-      </w:tr>
-      <w:tr>
-        <w:tc>
-          <w:tcPr>
-            <w:tcW w:type="dxa" w:w="1020"/>
-            <w:tcBorders>
-              <w:top w:val="nil"/>
-              <w:left w:val="nil"/>
-              <w:bottom w:val="single" w:sz="4" w:color="E3E8EE" w:space="0"/>
-              <w:right w:val="nil"/>
-            </w:tcBorders>
-          </w:tcPr>
-          <w:p>
-            <w:pPr>
-              <w:spacing w:before="0" w:after="0"/>
-            </w:pPr>
-            <w:r>
-              <w:rPr>
-                <w:b w:val="0"/>
-                <w:color w:val="1A1A1A"/>
-                <w:sz w:val="17"/>
-              </w:rPr>
-              <w:t>2026-10-18</w:t>
-            </w:r>
-          </w:p>
-        </w:tc>
-        <w:tc>
-          <w:tcPr>
-            <w:tcW w:type="dxa" w:w="1361"/>
-            <w:tcBorders>
-              <w:top w:val="nil"/>
-              <w:left w:val="nil"/>
-              <w:bottom w:val="single" w:sz="4" w:color="E3E8EE" w:space="0"/>
-              <w:right w:val="nil"/>
-            </w:tcBorders>
-          </w:tcPr>
-          <w:p>
-            <w:pPr>
-              <w:spacing w:before="0" w:after="0"/>
-            </w:pPr>
-            <w:r>
-              <w:rPr>
-                <w:b/>
-                <w:color w:val="1B7F3B"/>
-                <w:sz w:val="14"/>
-                <w:shd w:val="clear" w:color="auto" w:fill="E3F3E8"/>
-              </w:rPr>
-              <w:t xml:space="preserve"> DIVIDENDAI </w:t>
             </w:r>
           </w:p>
         </w:tc>
@@ -7417,19 +8653,19 @@
             <w:hyperlink r:id="rId44">
               <w:r>
                 <w:rPr>
-                  <w:color w:val="1A1A1A"/>
+                  <w:color w:val="1B2430"/>
                   <w:sz w:val="18"/>
                 </w:rPr>
-                <w:t xml:space="preserve">Ignitis Grupe names CEO candidate and pays dividend per Ignitis Grupe stock</w:t>
+                <w:t xml:space="preserve">„Ignitis grupė“ išleido 300 mln. Eur žaliųjų obligacijų emisiją, metinė palūkanų norma – 4,5%</w:t>
               </w:r>
             </w:hyperlink>
             <w:r>
               <w:rPr>
                 <w:b w:val="0"/>
-                <w:color w:val="5F6B7A"/>
+                <w:color w:val="667085"/>
                 <w:sz w:val="15"/>
               </w:rPr>
-              <w:t xml:space="preserve">   AD HOC NEWS</w:t>
+              <w:t xml:space="preserve">   vz.lt  ·  dar 10 panašūs pranešimai</w:t>
             </w:r>
           </w:p>
         </w:tc>
@@ -7452,10 +8688,10 @@
             <w:r>
               <w:rPr>
                 <w:b w:val="0"/>
-                <w:color w:val="1A1A1A"/>
+                <w:color w:val="1B2430"/>
                 <w:sz w:val="17"/>
               </w:rPr>
-              <w:t>2026-10-21</w:t>
+              <w:t>2026-10-18</w:t>
             </w:r>
           </w:p>
         </w:tc>
@@ -7476,11 +8712,11 @@
             <w:r>
               <w:rPr>
                 <w:b/>
-                <w:color w:val="5F6B7A"/>
+                <w:color w:val="1B7F3B"/>
                 <w:sz w:val="14"/>
-                <w:shd w:val="clear" w:color="auto" w:fill="F0F2F5"/>
-              </w:rPr>
-              <w:t xml:space="preserve"> VADOVAI </w:t>
+                <w:shd w:val="clear" w:color="auto" w:fill="E3F3E8"/>
+              </w:rPr>
+              <w:t xml:space="preserve"> DIVIDENDAI </w:t>
             </w:r>
           </w:p>
         </w:tc>
@@ -7501,19 +8737,19 @@
             <w:hyperlink r:id="rId45">
               <w:r>
                 <w:rPr>
-                  <w:color w:val="1A1A1A"/>
+                  <w:color w:val="1B2430"/>
                   <w:sz w:val="18"/>
                 </w:rPr>
-                <w:t xml:space="preserve">Paskelbta „Ignitis grupės“ valdybos nario, atsakingo už energetikos rinkas ir komerciją, atranka</w:t>
+                <w:t xml:space="preserve">Ignitis Grupe names CEO candidate and pays dividend per Ignitis Grupe stock</w:t>
               </w:r>
             </w:hyperlink>
             <w:r>
               <w:rPr>
                 <w:b w:val="0"/>
-                <w:color w:val="5F6B7A"/>
+                <w:color w:val="667085"/>
                 <w:sz w:val="15"/>
               </w:rPr>
-              <w:t xml:space="preserve">   GlobeNewswire  ·  dar 2 panašūs pranešimai</w:t>
+              <w:t xml:space="preserve">   AD HOC NEWS</w:t>
             </w:r>
           </w:p>
         </w:tc>
@@ -7536,10 +8772,10 @@
             <w:r>
               <w:rPr>
                 <w:b w:val="0"/>
-                <w:color w:val="1A1A1A"/>
+                <w:color w:val="1B2430"/>
                 <w:sz w:val="17"/>
               </w:rPr>
-              <w:t>2026-09-24</w:t>
+              <w:t>2026-10-21</w:t>
             </w:r>
           </w:p>
         </w:tc>
@@ -7585,19 +8821,19 @@
             <w:hyperlink r:id="rId46">
               <w:r>
                 <w:rPr>
-                  <w:color w:val="1A1A1A"/>
+                  <w:color w:val="1B2430"/>
                   <w:sz w:val="18"/>
                 </w:rPr>
-                <w:t xml:space="preserve">„Ignitis grupės“ vadovu siūlomas Vytenis Koryzna (Papildyta)</w:t>
+                <w:t xml:space="preserve">Paskelbta „Ignitis grupės“ valdybos nario, atsakingo už energetikos rinkas ir komerciją, atranka</w:t>
               </w:r>
             </w:hyperlink>
             <w:r>
               <w:rPr>
                 <w:b w:val="0"/>
-                <w:color w:val="5F6B7A"/>
+                <w:color w:val="667085"/>
                 <w:sz w:val="15"/>
               </w:rPr>
-              <w:t xml:space="preserve">   KaunoDiena.lt  ·  dar 11 panašūs pranešimai</w:t>
+              <w:t xml:space="preserve">   GlobeNewswire  ·  dar 2 panašūs pranešimai</w:t>
             </w:r>
           </w:p>
         </w:tc>
@@ -7620,10 +8856,10 @@
             <w:r>
               <w:rPr>
                 <w:b w:val="0"/>
-                <w:color w:val="1A1A1A"/>
+                <w:color w:val="1B2430"/>
                 <w:sz w:val="17"/>
               </w:rPr>
-              <w:t>2026-10-22</w:t>
+              <w:t>2026-09-24</w:t>
             </w:r>
           </w:p>
         </w:tc>
@@ -7648,7 +8884,7 @@
                 <w:sz w:val="14"/>
                 <w:shd w:val="clear" w:color="auto" w:fill="F0F2F5"/>
               </w:rPr>
-              <w:t xml:space="preserve"> KITA </w:t>
+              <w:t xml:space="preserve"> VADOVAI </w:t>
             </w:r>
           </w:p>
         </w:tc>
@@ -7669,19 +8905,19 @@
             <w:hyperlink r:id="rId47">
               <w:r>
                 <w:rPr>
-                  <w:color w:val="1A1A1A"/>
+                  <w:color w:val="1B2430"/>
                   <w:sz w:val="18"/>
                 </w:rPr>
-                <w:t xml:space="preserve">Ignitise tütarfirma kaalub gaasielektrijaama rajamist Tartu külje alla</w:t>
+                <w:t xml:space="preserve">„Ignitis grupės“ vadovu siūlomas Vytenis Koryzna (Papildyta)</w:t>
               </w:r>
             </w:hyperlink>
             <w:r>
               <w:rPr>
                 <w:b w:val="0"/>
-                <w:color w:val="5F6B7A"/>
+                <w:color w:val="667085"/>
                 <w:sz w:val="15"/>
               </w:rPr>
-              <w:t xml:space="preserve">   ERR</w:t>
+              <w:t xml:space="preserve">   KaunoDiena.lt  ·  dar 11 panašūs pranešimai</w:t>
             </w:r>
           </w:p>
         </w:tc>
@@ -7704,7 +8940,7 @@
             <w:r>
               <w:rPr>
                 <w:b w:val="0"/>
-                <w:color w:val="1A1A1A"/>
+                <w:color w:val="1B2430"/>
                 <w:sz w:val="17"/>
               </w:rPr>
               <w:t>2026-10-22</w:t>
@@ -7753,19 +8989,19 @@
             <w:hyperlink r:id="rId48">
               <w:r>
                 <w:rPr>
-                  <w:color w:val="1A1A1A"/>
+                  <w:color w:val="1B2430"/>
                   <w:sz w:val="18"/>
                 </w:rPr>
-                <w:t xml:space="preserve">M. Sinkevičius: „Ignitis gupės“ jūrinio vėjo parko klausimas nėra uždarytas, kalbamasi ir su Lenkijos puse</w:t>
+                <w:t xml:space="preserve">Ignitise tütarfirma kaalub gaasielektrijaama rajamist Tartu külje alla</w:t>
               </w:r>
             </w:hyperlink>
             <w:r>
               <w:rPr>
                 <w:b w:val="0"/>
-                <w:color w:val="5F6B7A"/>
+                <w:color w:val="667085"/>
                 <w:sz w:val="15"/>
               </w:rPr>
-              <w:t xml:space="preserve">   vz.lt  ·  dar 1 panašūs pranešimai</w:t>
+              <w:t xml:space="preserve">   ERR</w:t>
             </w:r>
           </w:p>
         </w:tc>
@@ -7788,91 +9024,7 @@
             <w:r>
               <w:rPr>
                 <w:b w:val="0"/>
-                <w:color w:val="1A1A1A"/>
-                <w:sz w:val="17"/>
-              </w:rPr>
-              <w:t>2026-10-22</w:t>
-            </w:r>
-          </w:p>
-        </w:tc>
-        <w:tc>
-          <w:tcPr>
-            <w:tcW w:type="dxa" w:w="1361"/>
-            <w:tcBorders>
-              <w:top w:val="nil"/>
-              <w:left w:val="nil"/>
-              <w:bottom w:val="single" w:sz="4" w:color="E3E8EE" w:space="0"/>
-              <w:right w:val="nil"/>
-            </w:tcBorders>
-          </w:tcPr>
-          <w:p>
-            <w:pPr>
-              <w:spacing w:before="0" w:after="0"/>
-            </w:pPr>
-            <w:r>
-              <w:rPr>
-                <w:b/>
-                <w:color w:val="5F6B7A"/>
-                <w:sz w:val="14"/>
-                <w:shd w:val="clear" w:color="auto" w:fill="F0F2F5"/>
-              </w:rPr>
-              <w:t xml:space="preserve"> KITA </w:t>
-            </w:r>
-          </w:p>
-        </w:tc>
-        <w:tc>
-          <w:tcPr>
-            <w:tcW w:type="dxa" w:w="7257"/>
-            <w:tcBorders>
-              <w:top w:val="nil"/>
-              <w:left w:val="nil"/>
-              <w:bottom w:val="single" w:sz="4" w:color="E3E8EE" w:space="0"/>
-              <w:right w:val="nil"/>
-            </w:tcBorders>
-          </w:tcPr>
-          <w:p>
-            <w:pPr>
-              <w:spacing w:before="0" w:after="0"/>
-            </w:pPr>
-            <w:hyperlink r:id="rId40">
-              <w:r>
-                <w:rPr>
-                  <w:color w:val="1A1A1A"/>
-                  <w:sz w:val="18"/>
-                </w:rPr>
-                <w:t xml:space="preserve">Lithuania’s Ignitis seeks to postpone €3bn Baltic offshore wind project as costs rise 27%</w:t>
-              </w:r>
-            </w:hyperlink>
-            <w:r>
-              <w:rPr>
-                <w:b w:val="0"/>
-                <w:color w:val="5F6B7A"/>
-                <w:sz w:val="15"/>
-              </w:rPr>
-              <w:t xml:space="preserve">   IntelliNews  ·  dar 3 panašūs pranešimai</w:t>
-            </w:r>
-          </w:p>
-        </w:tc>
-      </w:tr>
-      <w:tr>
-        <w:tc>
-          <w:tcPr>
-            <w:tcW w:type="dxa" w:w="1020"/>
-            <w:tcBorders>
-              <w:top w:val="nil"/>
-              <w:left w:val="nil"/>
-              <w:bottom w:val="single" w:sz="4" w:color="E3E8EE" w:space="0"/>
-              <w:right w:val="nil"/>
-            </w:tcBorders>
-          </w:tcPr>
-          <w:p>
-            <w:pPr>
-              <w:spacing w:before="0" w:after="0"/>
-            </w:pPr>
-            <w:r>
-              <w:rPr>
-                <w:b w:val="0"/>
-                <w:color w:val="1A1A1A"/>
+                <w:color w:val="1B2430"/>
                 <w:sz w:val="17"/>
               </w:rPr>
               <w:t>2026-10-22</w:t>
@@ -7921,19 +9073,19 @@
             <w:hyperlink r:id="rId49">
               <w:r>
                 <w:rPr>
-                  <w:color w:val="1A1A1A"/>
+                  <w:color w:val="1B2430"/>
                   <w:sz w:val="18"/>
                 </w:rPr>
-                <w:t xml:space="preserve">„Ignitis grupė“ siūlo atidėti jūrinio vėjo parko „Curonian Nord“ projekto įgyvendinimą</w:t>
+                <w:t xml:space="preserve">M. Sinkevičius: „Ignitis gupės“ jūrinio vėjo parko klausimas nėra uždarytas, kalbamasi ir su Lenkijos puse</w:t>
               </w:r>
             </w:hyperlink>
             <w:r>
               <w:rPr>
                 <w:b w:val="0"/>
-                <w:color w:val="5F6B7A"/>
+                <w:color w:val="667085"/>
                 <w:sz w:val="15"/>
               </w:rPr>
-              <w:t xml:space="preserve">   vz.lt  ·  dar 7 panašūs pranešimai</w:t>
+              <w:t xml:space="preserve">   vz.lt  ·  dar 2 panašūs pranešimai</w:t>
             </w:r>
           </w:p>
         </w:tc>
@@ -7956,7 +9108,91 @@
             <w:r>
               <w:rPr>
                 <w:b w:val="0"/>
-                <w:color w:val="1A1A1A"/>
+                <w:color w:val="1B2430"/>
+                <w:sz w:val="17"/>
+              </w:rPr>
+              <w:t>2026-10-22</w:t>
+            </w:r>
+          </w:p>
+        </w:tc>
+        <w:tc>
+          <w:tcPr>
+            <w:tcW w:type="dxa" w:w="1361"/>
+            <w:tcBorders>
+              <w:top w:val="nil"/>
+              <w:left w:val="nil"/>
+              <w:bottom w:val="single" w:sz="4" w:color="E3E8EE" w:space="0"/>
+              <w:right w:val="nil"/>
+            </w:tcBorders>
+          </w:tcPr>
+          <w:p>
+            <w:pPr>
+              <w:spacing w:before="0" w:after="0"/>
+            </w:pPr>
+            <w:r>
+              <w:rPr>
+                <w:b/>
+                <w:color w:val="5F6B7A"/>
+                <w:sz w:val="14"/>
+                <w:shd w:val="clear" w:color="auto" w:fill="F0F2F5"/>
+              </w:rPr>
+              <w:t xml:space="preserve"> KITA </w:t>
+            </w:r>
+          </w:p>
+        </w:tc>
+        <w:tc>
+          <w:tcPr>
+            <w:tcW w:type="dxa" w:w="7257"/>
+            <w:tcBorders>
+              <w:top w:val="nil"/>
+              <w:left w:val="nil"/>
+              <w:bottom w:val="single" w:sz="4" w:color="E3E8EE" w:space="0"/>
+              <w:right w:val="nil"/>
+            </w:tcBorders>
+          </w:tcPr>
+          <w:p>
+            <w:pPr>
+              <w:spacing w:before="0" w:after="0"/>
+            </w:pPr>
+            <w:hyperlink r:id="rId41">
+              <w:r>
+                <w:rPr>
+                  <w:color w:val="1B2430"/>
+                  <w:sz w:val="18"/>
+                </w:rPr>
+                <w:t xml:space="preserve">Lithuania’s Ignitis seeks to postpone €3bn Baltic offshore wind project as costs rise 27%</w:t>
+              </w:r>
+            </w:hyperlink>
+            <w:r>
+              <w:rPr>
+                <w:b w:val="0"/>
+                <w:color w:val="667085"/>
+                <w:sz w:val="15"/>
+              </w:rPr>
+              <w:t xml:space="preserve">   IntelliNews  ·  dar 3 panašūs pranešimai</w:t>
+            </w:r>
+          </w:p>
+        </w:tc>
+      </w:tr>
+      <w:tr>
+        <w:tc>
+          <w:tcPr>
+            <w:tcW w:type="dxa" w:w="1020"/>
+            <w:tcBorders>
+              <w:top w:val="nil"/>
+              <w:left w:val="nil"/>
+              <w:bottom w:val="single" w:sz="4" w:color="E3E8EE" w:space="0"/>
+              <w:right w:val="nil"/>
+            </w:tcBorders>
+          </w:tcPr>
+          <w:p>
+            <w:pPr>
+              <w:spacing w:before="0" w:after="0"/>
+            </w:pPr>
+            <w:r>
+              <w:rPr>
+                <w:b w:val="0"/>
+                <w:color w:val="1B2430"/>
                 <w:sz w:val="17"/>
               </w:rPr>
               <w:t>2026-10-22</w:t>
@@ -8005,19 +9241,19 @@
             <w:hyperlink r:id="rId50">
               <w:r>
                 <w:rPr>
-                  <w:color w:val="1A1A1A"/>
+                  <w:color w:val="1B2430"/>
                   <w:sz w:val="18"/>
                 </w:rPr>
-                <w:t xml:space="preserve">„Ignitis grupė“ toliau pudruoja smegenis, bet neišdrįsta pripažinti, kad jūrinio vėjo parkui – amen</w:t>
+                <w:t xml:space="preserve">„Ignitis grupė“ siūlo atidėti jūrinio vėjo parko „Curonian Nord“ projekto įgyvendinimą</w:t>
               </w:r>
             </w:hyperlink>
             <w:r>
               <w:rPr>
                 <w:b w:val="0"/>
-                <w:color w:val="5F6B7A"/>
+                <w:color w:val="667085"/>
                 <w:sz w:val="15"/>
               </w:rPr>
-              <w:t xml:space="preserve">   Alfa.lt</w:t>
+              <w:t xml:space="preserve">   vz.lt  ·  dar 7 panašūs pranešimai</w:t>
             </w:r>
           </w:p>
         </w:tc>
@@ -8040,7 +9276,7 @@
             <w:r>
               <w:rPr>
                 <w:b w:val="0"/>
-                <w:color w:val="1A1A1A"/>
+                <w:color w:val="1B2430"/>
                 <w:sz w:val="17"/>
               </w:rPr>
               <w:t>2026-10-22</w:t>
@@ -8089,7 +9325,91 @@
             <w:hyperlink r:id="rId51">
               <w:r>
                 <w:rPr>
-                  <w:color w:val="1A1A1A"/>
+                  <w:color w:val="1B2430"/>
+                  <w:sz w:val="18"/>
+                </w:rPr>
+                <w:t xml:space="preserve">„Ignitis grupė“ toliau pudruoja smegenis, bet neišdrįsta pripažinti, kad jūrinio vėjo parkui – amen</w:t>
+              </w:r>
+            </w:hyperlink>
+            <w:r>
+              <w:rPr>
+                <w:b w:val="0"/>
+                <w:color w:val="667085"/>
+                <w:sz w:val="15"/>
+              </w:rPr>
+              <w:t xml:space="preserve">   Alfa.lt</w:t>
+            </w:r>
+          </w:p>
+        </w:tc>
+      </w:tr>
+      <w:tr>
+        <w:tc>
+          <w:tcPr>
+            <w:tcW w:type="dxa" w:w="1020"/>
+            <w:tcBorders>
+              <w:top w:val="nil"/>
+              <w:left w:val="nil"/>
+              <w:bottom w:val="single" w:sz="4" w:color="E3E8EE" w:space="0"/>
+              <w:right w:val="nil"/>
+            </w:tcBorders>
+          </w:tcPr>
+          <w:p>
+            <w:pPr>
+              <w:spacing w:before="0" w:after="0"/>
+            </w:pPr>
+            <w:r>
+              <w:rPr>
+                <w:b w:val="0"/>
+                <w:color w:val="1B2430"/>
+                <w:sz w:val="17"/>
+              </w:rPr>
+              <w:t>2026-10-22</w:t>
+            </w:r>
+          </w:p>
+        </w:tc>
+        <w:tc>
+          <w:tcPr>
+            <w:tcW w:type="dxa" w:w="1361"/>
+            <w:tcBorders>
+              <w:top w:val="nil"/>
+              <w:left w:val="nil"/>
+              <w:bottom w:val="single" w:sz="4" w:color="E3E8EE" w:space="0"/>
+              <w:right w:val="nil"/>
+            </w:tcBorders>
+          </w:tcPr>
+          <w:p>
+            <w:pPr>
+              <w:spacing w:before="0" w:after="0"/>
+            </w:pPr>
+            <w:r>
+              <w:rPr>
+                <w:b/>
+                <w:color w:val="5F6B7A"/>
+                <w:sz w:val="14"/>
+                <w:shd w:val="clear" w:color="auto" w:fill="F0F2F5"/>
+              </w:rPr>
+              <w:t xml:space="preserve"> KITA </w:t>
+            </w:r>
+          </w:p>
+        </w:tc>
+        <w:tc>
+          <w:tcPr>
+            <w:tcW w:type="dxa" w:w="7257"/>
+            <w:tcBorders>
+              <w:top w:val="nil"/>
+              <w:left w:val="nil"/>
+              <w:bottom w:val="single" w:sz="4" w:color="E3E8EE" w:space="0"/>
+              <w:right w:val="nil"/>
+            </w:tcBorders>
+          </w:tcPr>
+          <w:p>
+            <w:pPr>
+              <w:spacing w:before="0" w:after="0"/>
+            </w:pPr>
+            <w:hyperlink r:id="rId52">
+              <w:r>
+                <w:rPr>
+                  <w:color w:val="1B2430"/>
                   <w:sz w:val="18"/>
                 </w:rPr>
                 <w:t xml:space="preserve">Papildināta - Lietuvas FM palīdzēs Ignitis grupe saistībā ar atkrastes vēja parka projekta atlikšanu</w:t>
@@ -8098,7 +9418,7 @@
             <w:r>
               <w:rPr>
                 <w:b w:val="0"/>
-                <w:color w:val="5F6B7A"/>
+                <w:color w:val="667085"/>
                 <w:sz w:val="15"/>
               </w:rPr>
               <w:t xml:space="preserve">   Dienas Bizness  ·  dar 1 panašūs pranešimai</w:t>
@@ -8116,7 +9436,7 @@
       <w:pPr>
         <w:keepNext/>
         <w:pBdr>
-          <w:bottom w:val="single" w:sz="8" w:color="1F4E79" w:space="4"/>
+          <w:bottom w:val="single" w:sz="8" w:color="12355B" w:space="4"/>
         </w:pBdr>
         <w:tabs>
           <w:tab w:pos="482" w:val="left"/>
@@ -8135,7 +9455,7 @@
       <w:r>
         <w:rPr>
           <w:b/>
-          <w:color w:val="1F4E79"/>
+          <w:color w:val="12355B"/>
           <w:sz w:val="28"/>
         </w:rPr>
         <w:t>ESG report</w:t>
@@ -8144,7 +9464,7 @@
     <w:p>
       <w:pPr>
         <w:keepNext/>
-        <w:shd w:val="clear" w:color="auto" w:fill="EAF1F8"/>
+        <w:shd w:val="clear" w:color="auto" w:fill="EEF3F8"/>
         <w:spacing w:before="200" w:after="80"/>
         <w:ind w:left="85"/>
       </w:pPr>
@@ -8152,7 +9472,7 @@
         <w:rPr>
           <w:b/>
           <w:caps/>
-          <w:color w:val="1F4E79"/>
+          <w:color w:val="12355B"/>
           <w:sz w:val="19"/>
         </w:rPr>
         <w:t>Exclusionary screening (companies)</w:t>
@@ -8225,7 +9545,7 @@
             <w:r>
               <w:rPr>
                 <w:b/>
-                <w:color w:val="1A1A1A"/>
+                <w:color w:val="1B2430"/>
                 <w:sz w:val="19"/>
               </w:rPr>
               <w:t>Yes, the company is not involved in excluded sectors: controversial and nuclear weapons, tobacco, gambling and restricted sectors in fossil fuel</w:t>
@@ -8242,7 +9562,7 @@
             <w:r>
               <w:rPr>
                 <w:b w:val="0"/>
-                <w:color w:val="5F6B7A"/>
+                <w:color w:val="667085"/>
                 <w:sz w:val="18"/>
               </w:rPr>
               <w:t>•</w:t>
@@ -8268,7 +9588,7 @@
             <w:r>
               <w:rPr>
                 <w:b w:val="0"/>
-                <w:color w:val="5F6B7A"/>
+                <w:color w:val="667085"/>
                 <w:sz w:val="18"/>
               </w:rPr>
               <w:t>•</w:t>
@@ -8312,7 +9632,7 @@
             <w:r>
               <w:rPr>
                 <w:b w:val="0"/>
-                <w:color w:val="5F6B7A"/>
+                <w:color w:val="667085"/>
                 <w:sz w:val="18"/>
               </w:rPr>
               <w:t>•</w:t>
@@ -8397,7 +9717,7 @@
             <w:r>
               <w:rPr>
                 <w:b/>
-                <w:color w:val="1A1A1A"/>
+                <w:color w:val="1B2430"/>
                 <w:sz w:val="19"/>
               </w:rPr>
               <w:t>Yes, the company does not have red flag/signal related to controversies based on UN Global Compact, OECD Guidelines for Multinational Enterprises or any other relevant principles/standards</w:t>
@@ -8414,7 +9734,7 @@
             <w:r>
               <w:rPr>
                 <w:b w:val="0"/>
-                <w:color w:val="5F6B7A"/>
+                <w:color w:val="667085"/>
                 <w:sz w:val="18"/>
               </w:rPr>
               <w:t>•</w:t>
@@ -8440,7 +9760,7 @@
             <w:r>
               <w:rPr>
                 <w:b w:val="0"/>
-                <w:color w:val="5F6B7A"/>
+                <w:color w:val="667085"/>
                 <w:sz w:val="18"/>
               </w:rPr>
               <w:t>•</w:t>
@@ -8543,7 +9863,7 @@
             <w:r>
               <w:rPr>
                 <w:b/>
-                <w:color w:val="1A1A1A"/>
+                <w:color w:val="1B2430"/>
                 <w:sz w:val="19"/>
               </w:rPr>
               <w:t>Yes, the company is not in the list of sanctions (add a screenshot)</w:t>
@@ -8560,7 +9880,7 @@
             <w:r>
               <w:rPr>
                 <w:b w:val="0"/>
-                <w:color w:val="5F6B7A"/>
+                <w:color w:val="667085"/>
                 <w:sz w:val="18"/>
               </w:rPr>
               <w:t>•</w:t>
@@ -8645,7 +9965,7 @@
             <w:r>
               <w:rPr>
                 <w:b/>
-                <w:color w:val="1A1A1A"/>
+                <w:color w:val="1B2430"/>
                 <w:sz w:val="19"/>
               </w:rPr>
               <w:t>Yes, issues were not identified from adverse media checks (add a screenshot)</w:t>
@@ -8662,7 +9982,7 @@
             <w:r>
               <w:rPr>
                 <w:b w:val="0"/>
-                <w:color w:val="5F6B7A"/>
+                <w:color w:val="667085"/>
                 <w:sz w:val="18"/>
               </w:rPr>
               <w:t>•</w:t>
@@ -8688,7 +10008,7 @@
             <w:r>
               <w:rPr>
                 <w:b w:val="0"/>
-                <w:color w:val="5F6B7A"/>
+                <w:color w:val="667085"/>
                 <w:sz w:val="18"/>
               </w:rPr>
               <w:t>•</w:t>
@@ -8700,7 +10020,7 @@
                 <w:color w:val="333333"/>
                 <w:sz w:val="18"/>
               </w:rPr>
-              <w:t>Naujienų suvestinė 2026-07-24 – 2026-10-22: 85 pranešimų, iš jų su neigiamu žodžiu antraštėje – 0 (plačiau – skiltyje „Ką rašo spauda“).</w:t>
+              <w:t>Naujienų suvestinė 2026-07-24 – 2026-10-22: 86 pranešimų, iš jų su neigiamu žodžiu antraštėje – 0 (plačiau – skiltyje „Ką rašo spauda“).</w:t>
             </w:r>
           </w:p>
         </w:tc>
@@ -8734,7 +10054,7 @@
     <w:p>
       <w:pPr>
         <w:keepNext/>
-        <w:shd w:val="clear" w:color="auto" w:fill="EAF1F8"/>
+        <w:shd w:val="clear" w:color="auto" w:fill="EEF3F8"/>
         <w:spacing w:before="200" w:after="80"/>
         <w:ind w:left="85"/>
       </w:pPr>
@@ -8742,7 +10062,7 @@
         <w:rPr>
           <w:b/>
           <w:caps/>
-          <w:color w:val="1F4E79"/>
+          <w:color w:val="12355B"/>
           <w:sz w:val="19"/>
         </w:rPr>
         <w:t>ESG integration and positive screening (positive answers imply higher allocation)</w:t>
@@ -8815,7 +10135,7 @@
             <w:r>
               <w:rPr>
                 <w:b/>
-                <w:color w:val="1A1A1A"/>
+                <w:color w:val="1B2430"/>
                 <w:sz w:val="19"/>
               </w:rPr>
               <w:t>Yes, the company is promoting environmental or social characteristics (activities, ESG policy, good ESG rating, etc)</w:t>
@@ -8832,7 +10152,7 @@
             <w:r>
               <w:rPr>
                 <w:b w:val="0"/>
-                <w:color w:val="5F6B7A"/>
+                <w:color w:val="667085"/>
                 <w:sz w:val="18"/>
               </w:rPr>
               <w:t>•</w:t>
@@ -8868,7 +10188,7 @@
             <w:r>
               <w:rPr>
                 <w:b w:val="0"/>
-                <w:color w:val="5F6B7A"/>
+                <w:color w:val="667085"/>
                 <w:sz w:val="18"/>
               </w:rPr>
               <w:t>•</w:t>
@@ -8971,7 +10291,7 @@
             <w:r>
               <w:rPr>
                 <w:b/>
-                <w:color w:val="1A1A1A"/>
+                <w:color w:val="1B2430"/>
                 <w:sz w:val="19"/>
               </w:rPr>
               <w:t>Yes, the activities of the company or it’s strategy is aligned with the taxonomy and/or Paris agreement targets (e.g. net zero commitment)</w:t>
@@ -8988,7 +10308,7 @@
             <w:r>
               <w:rPr>
                 <w:b w:val="0"/>
-                <w:color w:val="5F6B7A"/>
+                <w:color w:val="667085"/>
                 <w:sz w:val="18"/>
               </w:rPr>
               <w:t>•</w:t>
@@ -9032,7 +10352,7 @@
             <w:r>
               <w:rPr>
                 <w:b w:val="0"/>
-                <w:color w:val="5F6B7A"/>
+                <w:color w:val="667085"/>
                 <w:sz w:val="18"/>
               </w:rPr>
               <w:t>•</w:t>
@@ -9058,7 +10378,7 @@
             <w:r>
               <w:rPr>
                 <w:b w:val="0"/>
-                <w:color w:val="5F6B7A"/>
+                <w:color w:val="667085"/>
                 <w:sz w:val="18"/>
               </w:rPr>
               <w:t>•</w:t>
@@ -9072,14 +10392,14 @@
               </w:rPr>
               <w:t>Nulinė emisija iki 2050 m. ar anksčiau</w:t>
             </w:r>
-            <w:hyperlink r:id="rId52">
+            <w:hyperlink r:id="rId53">
               <w:r>
                 <w:rPr>
                   <w:color w:val="2A78D6"/>
                   <w:vertAlign w:val="superscript"/>
                   <w:sz w:val="15"/>
                 </w:rPr>
-                <w:t xml:space="preserve">37</w:t>
+                <w:t xml:space="preserve">39</w:t>
               </w:r>
             </w:hyperlink>
             <w:r>
@@ -9161,7 +10481,7 @@
             <w:r>
               <w:rPr>
                 <w:b/>
-                <w:color w:val="1A1A1A"/>
+                <w:color w:val="1B2430"/>
                 <w:sz w:val="19"/>
               </w:rPr>
               <w:t>Yes, the company does not have yellow flag/signal related to controversies based on UN Global Compact or any other relevant principles/standards</w:t>
@@ -9191,7 +10511,7 @@
             <w:r>
               <w:rPr>
                 <w:b w:val="0"/>
-                <w:color w:val="5F6B7A"/>
+                <w:color w:val="667085"/>
                 <w:sz w:val="18"/>
               </w:rPr>
               <w:t>•</w:t>
@@ -9230,7 +10550,7 @@
             <w:r>
               <w:rPr>
                 <w:b w:val="0"/>
-                <w:color w:val="5F6B7A"/>
+                <w:color w:val="667085"/>
                 <w:sz w:val="18"/>
               </w:rPr>
               <w:t>•</w:t>
@@ -9266,7 +10586,7 @@
             <w:r>
               <w:rPr>
                 <w:b w:val="0"/>
-                <w:color w:val="5F6B7A"/>
+                <w:color w:val="667085"/>
                 <w:sz w:val="18"/>
               </w:rPr>
               <w:t>•</w:t>
@@ -9310,7 +10630,7 @@
             <w:r>
               <w:rPr>
                 <w:b w:val="0"/>
-                <w:color w:val="5F6B7A"/>
+                <w:color w:val="667085"/>
                 <w:sz w:val="18"/>
               </w:rPr>
               <w:t>•</w:t>
@@ -9324,14 +10644,14 @@
               </w:rPr>
               <w:t>Sauga valdoma pagal ISO 45001</w:t>
             </w:r>
-            <w:hyperlink r:id="rId53">
+            <w:hyperlink r:id="rId54">
               <w:r>
                 <w:rPr>
                   <w:color w:val="2A78D6"/>
                   <w:vertAlign w:val="superscript"/>
                   <w:sz w:val="15"/>
                 </w:rPr>
-                <w:t xml:space="preserve">38</w:t>
+                <w:t xml:space="preserve">40</w:t>
               </w:r>
             </w:hyperlink>
             <w:r>
@@ -9413,7 +10733,7 @@
             <w:r>
               <w:rPr>
                 <w:b/>
-                <w:color w:val="1A1A1A"/>
+                <w:color w:val="1B2430"/>
                 <w:sz w:val="19"/>
               </w:rPr>
               <w:t>Yes, the company fulfills the expectations from SEB thematic and sector policies</w:t>
@@ -9443,7 +10763,7 @@
             <w:r>
               <w:rPr>
                 <w:b w:val="0"/>
-                <w:color w:val="5F6B7A"/>
+                <w:color w:val="667085"/>
                 <w:sz w:val="18"/>
               </w:rPr>
               <w:t>•</w:t>
@@ -9456,24 +10776,6 @@
                 <w:sz w:val="18"/>
               </w:rPr>
               <w:t>SEB investicijų politika</w:t>
-            </w:r>
-            <w:hyperlink r:id="rId54">
-              <w:r>
-                <w:rPr>
-                  <w:color w:val="2A78D6"/>
-                  <w:vertAlign w:val="superscript"/>
-                  <w:sz w:val="15"/>
-                </w:rPr>
-                <w:t xml:space="preserve">39</w:t>
-              </w:r>
-            </w:hyperlink>
-            <w:r>
-              <w:rPr>
-                <w:b w:val="0"/>
-                <w:color w:val="333333"/>
-                <w:sz w:val="18"/>
-              </w:rPr>
-              <w:t>, elektros ir atsinaujinančios energetikos politika, nes žalioji gamyba ir tinklai sudaro daugiau nei 15 % pajamų</w:t>
             </w:r>
             <w:hyperlink r:id="rId55">
               <w:r>
@@ -9482,7 +10784,25 @@
                   <w:vertAlign w:val="superscript"/>
                   <w:sz w:val="15"/>
                 </w:rPr>
-                <w:t xml:space="preserve">40</w:t>
+                <w:t xml:space="preserve">41</w:t>
+              </w:r>
+            </w:hyperlink>
+            <w:r>
+              <w:rPr>
+                <w:b w:val="0"/>
+                <w:color w:val="333333"/>
+                <w:sz w:val="18"/>
+              </w:rPr>
+              <w:t>, elektros ir atsinaujinančios energetikos politika, nes žalioji gamyba ir tinklai sudaro daugiau nei 15 % pajamų</w:t>
+            </w:r>
+            <w:hyperlink r:id="rId56">
+              <w:r>
+                <w:rPr>
+                  <w:color w:val="2A78D6"/>
+                  <w:vertAlign w:val="superscript"/>
+                  <w:sz w:val="15"/>
+                </w:rPr>
+                <w:t xml:space="preserve">42</w:t>
               </w:r>
             </w:hyperlink>
             <w:r>
@@ -9505,7 +10825,7 @@
             <w:r>
               <w:rPr>
                 <w:b w:val="0"/>
-                <w:color w:val="5F6B7A"/>
+                <w:color w:val="667085"/>
                 <w:sz w:val="18"/>
               </w:rPr>
               <w:t>•</w:t>
@@ -9518,23 +10838,6 @@
                 <w:sz w:val="18"/>
               </w:rPr>
               <w:t>Dujų pajamų dalis nerasta</w:t>
-            </w:r>
-            <w:hyperlink r:id="rId56">
-              <w:r>
-                <w:rPr>
-                  <w:color w:val="2A78D6"/>
-                  <w:vertAlign w:val="superscript"/>
-                  <w:sz w:val="15"/>
-                </w:rPr>
-                <w:t xml:space="preserve">41</w:t>
-              </w:r>
-            </w:hyperlink>
-            <w:r>
-              <w:rPr>
-                <w:color w:val="2A78D6"/>
-                <w:vertAlign w:val="superscript"/>
-              </w:rPr>
-              <w:t>,</w:t>
             </w:r>
             <w:hyperlink r:id="rId57">
               <w:r>
@@ -9543,7 +10846,24 @@
                   <w:vertAlign w:val="superscript"/>
                   <w:sz w:val="15"/>
                 </w:rPr>
-                <w:t xml:space="preserve">42</w:t>
+                <w:t xml:space="preserve">43</w:t>
+              </w:r>
+            </w:hyperlink>
+            <w:r>
+              <w:rPr>
+                <w:color w:val="2A78D6"/>
+                <w:vertAlign w:val="superscript"/>
+              </w:rPr>
+              <w:t>,</w:t>
+            </w:r>
+            <w:hyperlink r:id="rId58">
+              <w:r>
+                <w:rPr>
+                  <w:color w:val="2A78D6"/>
+                  <w:vertAlign w:val="superscript"/>
+                  <w:sz w:val="15"/>
+                </w:rPr>
+                <w:t xml:space="preserve">44</w:t>
               </w:r>
             </w:hyperlink>
             <w:r>
@@ -9579,7 +10899,7 @@
             <w:r>
               <w:rPr>
                 <w:b w:val="0"/>
-                <w:color w:val="5F6B7A"/>
+                <w:color w:val="667085"/>
                 <w:sz w:val="18"/>
               </w:rPr>
               <w:t>•</w:t>
@@ -9593,197 +10913,7 @@
               </w:rPr>
               <w:t>Atskleistos 1–3 apimties emisijos (4,49 mln. t CO2e 2025 m.) ir SBTi patvirtinti 1,5 °C tikslai</w:t>
             </w:r>
-            <w:hyperlink r:id="rId58">
-              <w:r>
-                <w:rPr>
-                  <w:color w:val="2A78D6"/>
-                  <w:vertAlign w:val="superscript"/>
-                  <w:sz w:val="15"/>
-                </w:rPr>
-                <w:t xml:space="preserve">43</w:t>
-              </w:r>
-            </w:hyperlink>
-          </w:p>
-          <w:p>
-            <w:pPr>
-              <w:tabs>
-                <w:tab w:pos="198" w:val="left"/>
-              </w:tabs>
-              <w:spacing w:before="0" w:after="20"/>
-              <w:ind w:left="198" w:hanging="198"/>
-            </w:pPr>
-            <w:r>
-              <w:rPr>
-                <w:b w:val="0"/>
-                <w:color w:val="5F6B7A"/>
-                <w:sz w:val="18"/>
-              </w:rPr>
-              <w:t>•</w:t>
-              <w:tab/>
-            </w:r>
-            <w:r>
-              <w:rPr>
-                <w:b w:val="0"/>
-                <w:color w:val="333333"/>
-                <w:sz w:val="18"/>
-              </w:rPr>
-              <w:t>ISO 14001 aplinkosaugos vadyba ESO, „Ignitis gamyboje“, „Ignitis“ bei Vilniaus ir Kauno kogeneracinėse jėgainėse</w:t>
-            </w:r>
-            <w:hyperlink r:id="rId53">
-              <w:r>
-                <w:rPr>
-                  <w:color w:val="2A78D6"/>
-                  <w:vertAlign w:val="superscript"/>
-                  <w:sz w:val="15"/>
-                </w:rPr>
-                <w:t xml:space="preserve">38</w:t>
-              </w:r>
-            </w:hyperlink>
-            <w:r>
-              <w:rPr>
-                <w:b w:val="0"/>
-                <w:color w:val="333333"/>
-                <w:sz w:val="18"/>
-              </w:rPr>
-              <w:t>.</w:t>
-            </w:r>
-          </w:p>
-          <w:p>
-            <w:pPr>
-              <w:tabs>
-                <w:tab w:pos="198" w:val="left"/>
-              </w:tabs>
-              <w:spacing w:before="0" w:after="20"/>
-              <w:ind w:left="198" w:hanging="198"/>
-            </w:pPr>
-            <w:r>
-              <w:rPr>
-                <w:b w:val="0"/>
-                <w:color w:val="5F6B7A"/>
-                <w:sz w:val="18"/>
-              </w:rPr>
-              <w:t>•</w:t>
-              <w:tab/>
-            </w:r>
-            <w:r>
-              <w:rPr>
-                <w:b w:val="0"/>
-                <w:color w:val="333333"/>
-                <w:sz w:val="18"/>
-              </w:rPr>
-              <w:t>Anglies, durpių ar naftos ir dujų gavybos nėra</w:t>
-            </w:r>
-            <w:hyperlink r:id="rId28">
-              <w:r>
-                <w:rPr>
-                  <w:color w:val="2A78D6"/>
-                  <w:vertAlign w:val="superscript"/>
-                  <w:sz w:val="15"/>
-                </w:rPr>
-                <w:t xml:space="preserve">17</w:t>
-              </w:r>
-            </w:hyperlink>
-            <w:r>
-              <w:rPr>
-                <w:b w:val="0"/>
-                <w:color w:val="333333"/>
-                <w:sz w:val="18"/>
-              </w:rPr>
-              <w:t>.</w:t>
-            </w:r>
-          </w:p>
-          <w:p>
-            <w:pPr>
-              <w:spacing w:before="40" w:after="0"/>
-            </w:pPr>
-            <w:r>
-              <w:rPr>
-                <w:b/>
-                <w:color w:val="333333"/>
-                <w:sz w:val="18"/>
-              </w:rPr>
-              <w:t>Lūkesčiai įvykdyti</w:t>
-            </w:r>
-          </w:p>
-          <w:p>
-            <w:pPr>
-              <w:tabs>
-                <w:tab w:pos="198" w:val="left"/>
-              </w:tabs>
-              <w:spacing w:before="0" w:after="20"/>
-              <w:ind w:left="198" w:hanging="198"/>
-            </w:pPr>
-            <w:r>
-              <w:rPr>
-                <w:b w:val="0"/>
-                <w:color w:val="5F6B7A"/>
-                <w:sz w:val="18"/>
-              </w:rPr>
-              <w:t>•</w:t>
-              <w:tab/>
-            </w:r>
-            <w:r>
-              <w:rPr>
-                <w:b w:val="0"/>
-                <w:color w:val="333333"/>
-                <w:sz w:val="18"/>
-              </w:rPr>
-              <w:t>ISO 45001 saugos vadyba, 2025 m. mirtinų nelaimingų atsitikimų nebuvo</w:t>
-            </w:r>
             <w:hyperlink r:id="rId59">
-              <w:r>
-                <w:rPr>
-                  <w:color w:val="2A78D6"/>
-                  <w:vertAlign w:val="superscript"/>
-                  <w:sz w:val="15"/>
-                </w:rPr>
-                <w:t xml:space="preserve">44</w:t>
-              </w:r>
-            </w:hyperlink>
-            <w:r>
-              <w:rPr>
-                <w:color w:val="2A78D6"/>
-                <w:vertAlign w:val="superscript"/>
-              </w:rPr>
-              <w:t>,</w:t>
-            </w:r>
-            <w:hyperlink r:id="rId53">
-              <w:r>
-                <w:rPr>
-                  <w:color w:val="2A78D6"/>
-                  <w:vertAlign w:val="superscript"/>
-                  <w:sz w:val="15"/>
-                </w:rPr>
-                <w:t xml:space="preserve">38</w:t>
-              </w:r>
-            </w:hyperlink>
-          </w:p>
-          <w:p>
-            <w:pPr>
-              <w:tabs>
-                <w:tab w:pos="198" w:val="left"/>
-              </w:tabs>
-              <w:spacing w:before="0" w:after="20"/>
-              <w:ind w:left="198" w:hanging="198"/>
-            </w:pPr>
-            <w:r>
-              <w:rPr>
-                <w:b w:val="0"/>
-                <w:color w:val="5F6B7A"/>
-                <w:sz w:val="18"/>
-              </w:rPr>
-              <w:t>•</w:t>
-              <w:tab/>
-            </w:r>
-            <w:r>
-              <w:rPr>
-                <w:b w:val="0"/>
-                <w:color w:val="333333"/>
-                <w:sz w:val="18"/>
-              </w:rPr>
-              <w:t>Pasitikėjimo linija anoniminiams pranešimams</w:t>
-            </w:r>
-            <w:hyperlink r:id="rId60">
               <w:r>
                 <w:rPr>
                   <w:color w:val="2A78D6"/>
@@ -9805,7 +10935,7 @@
             <w:r>
               <w:rPr>
                 <w:b w:val="0"/>
-                <w:color w:val="5F6B7A"/>
+                <w:color w:val="667085"/>
                 <w:sz w:val="18"/>
               </w:rPr>
               <w:t>•</w:t>
@@ -9817,24 +10947,108 @@
                 <w:color w:val="333333"/>
                 <w:sz w:val="18"/>
               </w:rPr>
-              <w:t>Antikorupcijos politika ir ISO 37001 sertifikatas</w:t>
-            </w:r>
-            <w:hyperlink r:id="rId53">
+              <w:t>ISO 14001 aplinkosaugos vadyba ESO, „Ignitis gamyboje“, „Ignitis“ bei Vilniaus ir Kauno kogeneracinėse jėgainėse</w:t>
+            </w:r>
+            <w:hyperlink r:id="rId54">
               <w:r>
                 <w:rPr>
                   <w:color w:val="2A78D6"/>
                   <w:vertAlign w:val="superscript"/>
                   <w:sz w:val="15"/>
                 </w:rPr>
-                <w:t xml:space="preserve">38</w:t>
+                <w:t xml:space="preserve">40</w:t>
               </w:r>
             </w:hyperlink>
             <w:r>
               <w:rPr>
-                <w:color w:val="2A78D6"/>
-                <w:vertAlign w:val="superscript"/>
-              </w:rPr>
-              <w:t>,</w:t>
+                <w:b w:val="0"/>
+                <w:color w:val="333333"/>
+                <w:sz w:val="18"/>
+              </w:rPr>
+              <w:t>.</w:t>
+            </w:r>
+          </w:p>
+          <w:p>
+            <w:pPr>
+              <w:tabs>
+                <w:tab w:pos="198" w:val="left"/>
+              </w:tabs>
+              <w:spacing w:before="0" w:after="20"/>
+              <w:ind w:left="198" w:hanging="198"/>
+            </w:pPr>
+            <w:r>
+              <w:rPr>
+                <w:b w:val="0"/>
+                <w:color w:val="667085"/>
+                <w:sz w:val="18"/>
+              </w:rPr>
+              <w:t>•</w:t>
+              <w:tab/>
+            </w:r>
+            <w:r>
+              <w:rPr>
+                <w:b w:val="0"/>
+                <w:color w:val="333333"/>
+                <w:sz w:val="18"/>
+              </w:rPr>
+              <w:t>Anglies, durpių ar naftos ir dujų gavybos nėra</w:t>
+            </w:r>
+            <w:hyperlink r:id="rId28">
+              <w:r>
+                <w:rPr>
+                  <w:color w:val="2A78D6"/>
+                  <w:vertAlign w:val="superscript"/>
+                  <w:sz w:val="15"/>
+                </w:rPr>
+                <w:t xml:space="preserve">17</w:t>
+              </w:r>
+            </w:hyperlink>
+            <w:r>
+              <w:rPr>
+                <w:b w:val="0"/>
+                <w:color w:val="333333"/>
+                <w:sz w:val="18"/>
+              </w:rPr>
+              <w:t>.</w:t>
+            </w:r>
+          </w:p>
+          <w:p>
+            <w:pPr>
+              <w:spacing w:before="40" w:after="0"/>
+            </w:pPr>
+            <w:r>
+              <w:rPr>
+                <w:b/>
+                <w:color w:val="333333"/>
+                <w:sz w:val="18"/>
+              </w:rPr>
+              <w:t>Lūkesčiai įvykdyti</w:t>
+            </w:r>
+          </w:p>
+          <w:p>
+            <w:pPr>
+              <w:tabs>
+                <w:tab w:pos="198" w:val="left"/>
+              </w:tabs>
+              <w:spacing w:before="0" w:after="20"/>
+              <w:ind w:left="198" w:hanging="198"/>
+            </w:pPr>
+            <w:r>
+              <w:rPr>
+                <w:b w:val="0"/>
+                <w:color w:val="667085"/>
+                <w:sz w:val="18"/>
+              </w:rPr>
+              <w:t>•</w:t>
+              <w:tab/>
+            </w:r>
+            <w:r>
+              <w:rPr>
+                <w:b w:val="0"/>
+                <w:color w:val="333333"/>
+                <w:sz w:val="18"/>
+              </w:rPr>
+              <w:t>ISO 45001 saugos vadyba, 2025 m. mirtinų nelaimingų atsitikimų nebuvo</w:t>
             </w:r>
             <w:hyperlink r:id="rId60">
               <w:r>
@@ -9843,7 +11057,24 @@
                   <w:vertAlign w:val="superscript"/>
                   <w:sz w:val="15"/>
                 </w:rPr>
-                <w:t xml:space="preserve">45</w:t>
+                <w:t xml:space="preserve">46</w:t>
+              </w:r>
+            </w:hyperlink>
+            <w:r>
+              <w:rPr>
+                <w:color w:val="2A78D6"/>
+                <w:vertAlign w:val="superscript"/>
+              </w:rPr>
+              <w:t>,</w:t>
+            </w:r>
+            <w:hyperlink r:id="rId54">
+              <w:r>
+                <w:rPr>
+                  <w:color w:val="2A78D6"/>
+                  <w:vertAlign w:val="superscript"/>
+                  <w:sz w:val="15"/>
+                </w:rPr>
+                <w:t xml:space="preserve">40</w:t>
               </w:r>
             </w:hyperlink>
           </w:p>
@@ -9858,7 +11089,7 @@
             <w:r>
               <w:rPr>
                 <w:b w:val="0"/>
-                <w:color w:val="5F6B7A"/>
+                <w:color w:val="667085"/>
                 <w:sz w:val="18"/>
               </w:rPr>
               <w:t>•</w:t>
@@ -9870,16 +11101,16 @@
                 <w:color w:val="333333"/>
                 <w:sz w:val="18"/>
               </w:rPr>
-              <w:t>JT Pasaulinis susitarimas</w:t>
-            </w:r>
-            <w:hyperlink r:id="rId58">
+              <w:t>Pasitikėjimo linija anoniminiams pranešimams</w:t>
+            </w:r>
+            <w:hyperlink r:id="rId61">
               <w:r>
                 <w:rPr>
                   <w:color w:val="2A78D6"/>
                   <w:vertAlign w:val="superscript"/>
                   <w:sz w:val="15"/>
                 </w:rPr>
-                <w:t xml:space="preserve">46</w:t>
+                <w:t xml:space="preserve">47</w:t>
               </w:r>
             </w:hyperlink>
           </w:p>
@@ -9894,7 +11125,96 @@
             <w:r>
               <w:rPr>
                 <w:b w:val="0"/>
-                <w:color w:val="5F6B7A"/>
+                <w:color w:val="667085"/>
+                <w:sz w:val="18"/>
+              </w:rPr>
+              <w:t>•</w:t>
+              <w:tab/>
+            </w:r>
+            <w:r>
+              <w:rPr>
+                <w:b w:val="0"/>
+                <w:color w:val="333333"/>
+                <w:sz w:val="18"/>
+              </w:rPr>
+              <w:t>Antikorupcijos politika ir ISO 37001 sertifikatas</w:t>
+            </w:r>
+            <w:hyperlink r:id="rId54">
+              <w:r>
+                <w:rPr>
+                  <w:color w:val="2A78D6"/>
+                  <w:vertAlign w:val="superscript"/>
+                  <w:sz w:val="15"/>
+                </w:rPr>
+                <w:t xml:space="preserve">40</w:t>
+              </w:r>
+            </w:hyperlink>
+            <w:r>
+              <w:rPr>
+                <w:color w:val="2A78D6"/>
+                <w:vertAlign w:val="superscript"/>
+              </w:rPr>
+              <w:t>,</w:t>
+            </w:r>
+            <w:hyperlink r:id="rId61">
+              <w:r>
+                <w:rPr>
+                  <w:color w:val="2A78D6"/>
+                  <w:vertAlign w:val="superscript"/>
+                  <w:sz w:val="15"/>
+                </w:rPr>
+                <w:t xml:space="preserve">47</w:t>
+              </w:r>
+            </w:hyperlink>
+          </w:p>
+          <w:p>
+            <w:pPr>
+              <w:tabs>
+                <w:tab w:pos="198" w:val="left"/>
+              </w:tabs>
+              <w:spacing w:before="0" w:after="20"/>
+              <w:ind w:left="198" w:hanging="198"/>
+            </w:pPr>
+            <w:r>
+              <w:rPr>
+                <w:b w:val="0"/>
+                <w:color w:val="667085"/>
+                <w:sz w:val="18"/>
+              </w:rPr>
+              <w:t>•</w:t>
+              <w:tab/>
+            </w:r>
+            <w:r>
+              <w:rPr>
+                <w:b w:val="0"/>
+                <w:color w:val="333333"/>
+                <w:sz w:val="18"/>
+              </w:rPr>
+              <w:t>JT Pasaulinis susitarimas</w:t>
+            </w:r>
+            <w:hyperlink r:id="rId59">
+              <w:r>
+                <w:rPr>
+                  <w:color w:val="2A78D6"/>
+                  <w:vertAlign w:val="superscript"/>
+                  <w:sz w:val="15"/>
+                </w:rPr>
+                <w:t xml:space="preserve">48</w:t>
+              </w:r>
+            </w:hyperlink>
+          </w:p>
+          <w:p>
+            <w:pPr>
+              <w:tabs>
+                <w:tab w:pos="198" w:val="left"/>
+              </w:tabs>
+              <w:spacing w:before="0" w:after="20"/>
+              <w:ind w:left="198" w:hanging="198"/>
+            </w:pPr>
+            <w:r>
+              <w:rPr>
+                <w:b w:val="0"/>
+                <w:color w:val="667085"/>
                 <w:sz w:val="18"/>
               </w:rPr>
               <w:t>•</w:t>
@@ -9930,7 +11250,7 @@
             <w:r>
               <w:rPr>
                 <w:b w:val="0"/>
-                <w:color w:val="5F6B7A"/>
+                <w:color w:val="667085"/>
                 <w:sz w:val="18"/>
               </w:rPr>
               <w:t>•</w:t>
@@ -9944,14 +11264,14 @@
               </w:rPr>
               <w:t>Biologinės įvairovės stebėsena ir poveikio mažinimo priemonės</w:t>
             </w:r>
-            <w:hyperlink r:id="rId61">
+            <w:hyperlink r:id="rId62">
               <w:r>
                 <w:rPr>
                   <w:color w:val="2A78D6"/>
                   <w:vertAlign w:val="superscript"/>
                   <w:sz w:val="15"/>
                 </w:rPr>
-                <w:t xml:space="preserve">47</w:t>
+                <w:t xml:space="preserve">49</w:t>
               </w:r>
             </w:hyperlink>
             <w:r>
@@ -9987,7 +11307,7 @@
             <w:r>
               <w:rPr>
                 <w:b w:val="0"/>
-                <w:color w:val="5F6B7A"/>
+                <w:color w:val="667085"/>
                 <w:sz w:val="18"/>
               </w:rPr>
               <w:t>•</w:t>
@@ -10001,14 +11321,14 @@
               </w:rPr>
               <w:t>Neskelbiamas įvardytas žmogaus teisių patikros procesas ir kiekybiniai biologinės įvairovės tikslai</w:t>
             </w:r>
-            <w:hyperlink r:id="rId55">
+            <w:hyperlink r:id="rId56">
               <w:r>
                 <w:rPr>
                   <w:color w:val="2A78D6"/>
                   <w:vertAlign w:val="superscript"/>
                   <w:sz w:val="15"/>
                 </w:rPr>
-                <w:t xml:space="preserve">48</w:t>
+                <w:t xml:space="preserve">50</w:t>
               </w:r>
             </w:hyperlink>
             <w:r>
@@ -10038,7 +11358,7 @@
     <w:p>
       <w:pPr>
         <w:keepNext/>
-        <w:shd w:val="clear" w:color="auto" w:fill="EAF1F8"/>
+        <w:shd w:val="clear" w:color="auto" w:fill="EEF3F8"/>
         <w:spacing w:before="200" w:after="80"/>
         <w:ind w:left="85"/>
       </w:pPr>
@@ -10046,7 +11366,7 @@
         <w:rPr>
           <w:b/>
           <w:caps/>
-          <w:color w:val="1F4E79"/>
+          <w:color w:val="12355B"/>
           <w:sz w:val="19"/>
         </w:rPr>
         <w:t>Engagement</w:t>
@@ -10119,7 +11439,7 @@
             <w:r>
               <w:rPr>
                 <w:b/>
-                <w:color w:val="1A1A1A"/>
+                <w:color w:val="1B2430"/>
                 <w:sz w:val="19"/>
               </w:rPr>
               <w:t>Is there a need for pro-active engagement with the company?</w:t>
@@ -10136,7 +11456,7 @@
             <w:r>
               <w:rPr>
                 <w:b w:val="0"/>
-                <w:color w:val="5F6B7A"/>
+                <w:color w:val="667085"/>
                 <w:sz w:val="18"/>
               </w:rPr>
               <w:t>•</w:t>
@@ -10169,7 +11489,7 @@
     <w:p>
       <w:pPr>
         <w:keepNext/>
-        <w:shd w:val="clear" w:color="auto" w:fill="EAF1F8"/>
+        <w:shd w:val="clear" w:color="auto" w:fill="EEF3F8"/>
         <w:spacing w:before="200" w:after="80"/>
         <w:ind w:left="85"/>
       </w:pPr>
@@ -10177,7 +11497,7 @@
         <w:rPr>
           <w:b/>
           <w:caps/>
-          <w:color w:val="1F4E79"/>
+          <w:color w:val="12355B"/>
           <w:sz w:val="19"/>
         </w:rPr>
         <w:t>Indicators</w:t>
@@ -10250,7 +11570,7 @@
             <w:r>
               <w:rPr>
                 <w:b/>
-                <w:color w:val="1A1A1A"/>
+                <w:color w:val="1B2430"/>
                 <w:sz w:val="19"/>
               </w:rPr>
               <w:t>Yes, the indicators of the company support the targets of sustainability and PAI indicators followed by the Fund</w:t>
@@ -10267,7 +11587,7 @@
             <w:r>
               <w:rPr>
                 <w:b w:val="0"/>
-                <w:color w:val="5F6B7A"/>
+                <w:color w:val="667085"/>
                 <w:sz w:val="18"/>
               </w:rPr>
               <w:t>•</w:t>
@@ -10303,7 +11623,7 @@
             <w:r>
               <w:rPr>
                 <w:b w:val="0"/>
-                <w:color w:val="5F6B7A"/>
+                <w:color w:val="667085"/>
                 <w:sz w:val="18"/>
               </w:rPr>
               <w:t>•</w:t>
@@ -10339,7 +11659,7 @@
             <w:r>
               <w:rPr>
                 <w:b w:val="0"/>
-                <w:color w:val="5F6B7A"/>
+                <w:color w:val="667085"/>
                 <w:sz w:val="18"/>
               </w:rPr>
               <w:t>•</w:t>
@@ -10375,7 +11695,7 @@
             <w:r>
               <w:rPr>
                 <w:b w:val="0"/>
-                <w:color w:val="5F6B7A"/>
+                <w:color w:val="667085"/>
                 <w:sz w:val="18"/>
               </w:rPr>
               <w:t>•</w:t>
@@ -10389,14 +11709,14 @@
               </w:rPr>
               <w:t>SBTi patvirtinti 1,5 °C tikslai</w:t>
             </w:r>
-            <w:hyperlink r:id="rId62">
+            <w:hyperlink r:id="rId63">
               <w:r>
                 <w:rPr>
                   <w:color w:val="2A78D6"/>
                   <w:vertAlign w:val="superscript"/>
                   <w:sz w:val="15"/>
                 </w:rPr>
-                <w:t xml:space="preserve">49</w:t>
+                <w:t xml:space="preserve">51</w:t>
               </w:r>
             </w:hyperlink>
             <w:r>
@@ -10449,7 +11769,7 @@
       <w:r>
         <w:rPr>
           <w:b w:val="0"/>
-          <w:color w:val="5F6B7A"/>
+          <w:color w:val="667085"/>
           <w:sz w:val="16"/>
         </w:rPr>
         <w:t>Taikytos SEB politikos: Policy on Sustainability Considerations in Investments (SEB AB); Electricity &amp; Renewable Energy sector policy; Fossil Fuels sector policy (coal, oil &amp; gas, peat); Environmental Policy on Climate, Nature and Water (thematic); Social and Human Rights Policy (thematic); Governance expectations in sector policies (anti-corruption, tax, reporting)</w:t>
@@ -10459,7 +11779,7 @@
       <w:pPr>
         <w:keepNext/>
         <w:pBdr>
-          <w:bottom w:val="single" w:sz="8" w:color="1F4E79" w:space="4"/>
+          <w:bottom w:val="single" w:sz="8" w:color="12355B" w:space="4"/>
         </w:pBdr>
         <w:tabs>
           <w:tab w:pos="482" w:val="left"/>
@@ -10478,7 +11798,7 @@
       <w:r>
         <w:rPr>
           <w:b/>
-          <w:color w:val="1F4E79"/>
+          <w:color w:val="12355B"/>
           <w:sz w:val="28"/>
         </w:rPr>
         <w:t>Šaltiniai</w:t>
@@ -10495,7 +11815,7 @@
       <w:r>
         <w:rPr>
           <w:b w:val="0"/>
-          <w:color w:val="5F6B7A"/>
+          <w:color w:val="667085"/>
           <w:sz w:val="17"/>
         </w:rPr>
         <w:t>1.</w:t>
@@ -10522,7 +11842,7 @@
       <w:r>
         <w:rPr>
           <w:b w:val="0"/>
-          <w:color w:val="5F6B7A"/>
+          <w:color w:val="667085"/>
           <w:sz w:val="17"/>
         </w:rPr>
         <w:t>2.</w:t>
@@ -10549,7 +11869,7 @@
       <w:r>
         <w:rPr>
           <w:b w:val="0"/>
-          <w:color w:val="5F6B7A"/>
+          <w:color w:val="667085"/>
           <w:sz w:val="17"/>
         </w:rPr>
         <w:t>3.</w:t>
@@ -10576,7 +11896,7 @@
       <w:r>
         <w:rPr>
           <w:b w:val="0"/>
-          <w:color w:val="5F6B7A"/>
+          <w:color w:val="667085"/>
           <w:sz w:val="17"/>
         </w:rPr>
         <w:t>4.</w:t>
@@ -10603,7 +11923,7 @@
       <w:r>
         <w:rPr>
           <w:b w:val="0"/>
-          <w:color w:val="5F6B7A"/>
+          <w:color w:val="667085"/>
           <w:sz w:val="17"/>
         </w:rPr>
         <w:t>5.</w:t>
@@ -10630,7 +11950,7 @@
       <w:r>
         <w:rPr>
           <w:b w:val="0"/>
-          <w:color w:val="5F6B7A"/>
+          <w:color w:val="667085"/>
           <w:sz w:val="17"/>
         </w:rPr>
         <w:t>6.</w:t>
@@ -10657,7 +11977,7 @@
       <w:r>
         <w:rPr>
           <w:b w:val="0"/>
-          <w:color w:val="5F6B7A"/>
+          <w:color w:val="667085"/>
           <w:sz w:val="17"/>
         </w:rPr>
         <w:t>7.</w:t>
@@ -10684,7 +12004,7 @@
       <w:r>
         <w:rPr>
           <w:b w:val="0"/>
-          <w:color w:val="5F6B7A"/>
+          <w:color w:val="667085"/>
           <w:sz w:val="17"/>
         </w:rPr>
         <w:t>8.</w:t>
@@ -10711,7 +12031,7 @@
       <w:r>
         <w:rPr>
           <w:b w:val="0"/>
-          <w:color w:val="5F6B7A"/>
+          <w:color w:val="667085"/>
           <w:sz w:val="17"/>
         </w:rPr>
         <w:t>9.</w:t>
@@ -10738,7 +12058,7 @@
       <w:r>
         <w:rPr>
           <w:b w:val="0"/>
-          <w:color w:val="5F6B7A"/>
+          <w:color w:val="667085"/>
           <w:sz w:val="17"/>
         </w:rPr>
         <w:t>10.</w:t>
@@ -10765,7 +12085,7 @@
       <w:r>
         <w:rPr>
           <w:b w:val="0"/>
-          <w:color w:val="5F6B7A"/>
+          <w:color w:val="667085"/>
           <w:sz w:val="17"/>
         </w:rPr>
         <w:t>11.</w:t>
@@ -10792,7 +12112,7 @@
       <w:r>
         <w:rPr>
           <w:b w:val="0"/>
-          <w:color w:val="5F6B7A"/>
+          <w:color w:val="667085"/>
           <w:sz w:val="17"/>
         </w:rPr>
         <w:t>12.</w:t>
@@ -10819,7 +12139,7 @@
       <w:r>
         <w:rPr>
           <w:b w:val="0"/>
-          <w:color w:val="5F6B7A"/>
+          <w:color w:val="667085"/>
           <w:sz w:val="17"/>
         </w:rPr>
         <w:t>13.</w:t>
@@ -10846,7 +12166,7 @@
       <w:r>
         <w:rPr>
           <w:b w:val="0"/>
-          <w:color w:val="5F6B7A"/>
+          <w:color w:val="667085"/>
           <w:sz w:val="17"/>
         </w:rPr>
         <w:t>14.</w:t>
@@ -10873,7 +12193,7 @@
       <w:r>
         <w:rPr>
           <w:b w:val="0"/>
-          <w:color w:val="5F6B7A"/>
+          <w:color w:val="667085"/>
           <w:sz w:val="17"/>
         </w:rPr>
         <w:t>15.</w:t>
@@ -10900,7 +12220,7 @@
       <w:r>
         <w:rPr>
           <w:b w:val="0"/>
-          <w:color w:val="5F6B7A"/>
+          <w:color w:val="667085"/>
           <w:sz w:val="17"/>
         </w:rPr>
         <w:t>16.</w:t>
@@ -10927,7 +12247,7 @@
       <w:r>
         <w:rPr>
           <w:b w:val="0"/>
-          <w:color w:val="5F6B7A"/>
+          <w:color w:val="667085"/>
           <w:sz w:val="17"/>
         </w:rPr>
         <w:t>17.</w:t>
@@ -10954,7 +12274,7 @@
       <w:r>
         <w:rPr>
           <w:b w:val="0"/>
-          <w:color w:val="5F6B7A"/>
+          <w:color w:val="667085"/>
           <w:sz w:val="17"/>
         </w:rPr>
         <w:t>18.</w:t>
@@ -10981,7 +12301,7 @@
       <w:r>
         <w:rPr>
           <w:b w:val="0"/>
-          <w:color w:val="5F6B7A"/>
+          <w:color w:val="667085"/>
           <w:sz w:val="17"/>
         </w:rPr>
         <w:t>19.</w:t>
@@ -11008,7 +12328,7 @@
       <w:r>
         <w:rPr>
           <w:b w:val="0"/>
-          <w:color w:val="5F6B7A"/>
+          <w:color w:val="667085"/>
           <w:sz w:val="17"/>
         </w:rPr>
         <w:t>20.</w:t>
@@ -11035,7 +12355,7 @@
       <w:r>
         <w:rPr>
           <w:b w:val="0"/>
-          <w:color w:val="5F6B7A"/>
+          <w:color w:val="667085"/>
           <w:sz w:val="17"/>
         </w:rPr>
         <w:t>21.</w:t>
@@ -11062,7 +12382,7 @@
       <w:r>
         <w:rPr>
           <w:b w:val="0"/>
-          <w:color w:val="5F6B7A"/>
+          <w:color w:val="667085"/>
           <w:sz w:val="17"/>
         </w:rPr>
         <w:t>22.</w:t>
@@ -11089,7 +12409,7 @@
       <w:r>
         <w:rPr>
           <w:b w:val="0"/>
-          <w:color w:val="5F6B7A"/>
+          <w:color w:val="667085"/>
           <w:sz w:val="17"/>
         </w:rPr>
         <w:t>23.</w:t>
@@ -11116,7 +12436,7 @@
       <w:r>
         <w:rPr>
           <w:b w:val="0"/>
-          <w:color w:val="5F6B7A"/>
+          <w:color w:val="667085"/>
           <w:sz w:val="17"/>
         </w:rPr>
         <w:t>24.</w:t>
@@ -11143,7 +12463,7 @@
       <w:r>
         <w:rPr>
           <w:b w:val="0"/>
-          <w:color w:val="5F6B7A"/>
+          <w:color w:val="667085"/>
           <w:sz w:val="17"/>
         </w:rPr>
         <w:t>25.</w:t>
@@ -11170,7 +12490,7 @@
       <w:r>
         <w:rPr>
           <w:b w:val="0"/>
-          <w:color w:val="5F6B7A"/>
+          <w:color w:val="667085"/>
           <w:sz w:val="17"/>
         </w:rPr>
         <w:t>26.</w:t>
@@ -11197,7 +12517,7 @@
       <w:r>
         <w:rPr>
           <w:b w:val="0"/>
-          <w:color w:val="5F6B7A"/>
+          <w:color w:val="667085"/>
           <w:sz w:val="17"/>
         </w:rPr>
         <w:t>27.</w:t>
@@ -11224,7 +12544,7 @@
       <w:r>
         <w:rPr>
           <w:b w:val="0"/>
-          <w:color w:val="5F6B7A"/>
+          <w:color w:val="667085"/>
           <w:sz w:val="17"/>
         </w:rPr>
         <w:t>28.</w:t>
@@ -11251,7 +12571,7 @@
       <w:r>
         <w:rPr>
           <w:b w:val="0"/>
-          <w:color w:val="5F6B7A"/>
+          <w:color w:val="667085"/>
           <w:sz w:val="17"/>
         </w:rPr>
         <w:t>29.</w:t>
@@ -11278,7 +12598,7 @@
       <w:r>
         <w:rPr>
           <w:b w:val="0"/>
-          <w:color w:val="5F6B7A"/>
+          <w:color w:val="667085"/>
           <w:sz w:val="17"/>
         </w:rPr>
         <w:t>30.</w:t>
@@ -11305,7 +12625,7 @@
       <w:r>
         <w:rPr>
           <w:b w:val="0"/>
-          <w:color w:val="5F6B7A"/>
+          <w:color w:val="667085"/>
           <w:sz w:val="17"/>
         </w:rPr>
         <w:t>31.</w:t>
@@ -11332,13 +12652,67 @@
       <w:r>
         <w:rPr>
           <w:b w:val="0"/>
-          <w:color w:val="5F6B7A"/>
+          <w:color w:val="667085"/>
           <w:sz w:val="17"/>
         </w:rPr>
         <w:t>32.</w:t>
         <w:tab/>
       </w:r>
+      <w:hyperlink r:id="rId34">
+        <w:r>
+          <w:rPr>
+            <w:color w:val="2A78D6"/>
+            <w:sz w:val="17"/>
+          </w:rPr>
+          <w:t xml:space="preserve">Ignitis Group - First six months 2026 interim report, p. 6, 2026-08-12</w:t>
+        </w:r>
+      </w:hyperlink>
+    </w:p>
+    <w:p>
+      <w:pPr>
+        <w:tabs>
+          <w:tab w:pos="397" w:val="left"/>
+        </w:tabs>
+        <w:spacing w:before="0" w:after="30"/>
+        <w:ind w:left="397" w:hanging="397"/>
+      </w:pPr>
+      <w:r>
+        <w:rPr>
+          <w:b w:val="0"/>
+          <w:color w:val="667085"/>
+          <w:sz w:val="17"/>
+        </w:rPr>
+        <w:t>33.</w:t>
+        <w:tab/>
+      </w:r>
       <w:hyperlink r:id="rId38">
+        <w:r>
+          <w:rPr>
+            <w:color w:val="2A78D6"/>
+            <w:sz w:val="17"/>
+          </w:rPr>
+          <w:t xml:space="preserve">Ignitis Group - First six months 2026 interim report, p. 9, 2026-08-12</w:t>
+        </w:r>
+      </w:hyperlink>
+    </w:p>
+    <w:p>
+      <w:pPr>
+        <w:tabs>
+          <w:tab w:pos="397" w:val="left"/>
+        </w:tabs>
+        <w:spacing w:before="0" w:after="30"/>
+        <w:ind w:left="397" w:hanging="397"/>
+      </w:pPr>
+      <w:r>
+        <w:rPr>
+          <w:b w:val="0"/>
+          <w:color w:val="667085"/>
+          <w:sz w:val="17"/>
+        </w:rPr>
+        <w:t>34.</w:t>
+        <w:tab/>
+      </w:r>
+      <w:hyperlink r:id="rId39">
         <w:r>
           <w:rPr>
             <w:color w:val="2A78D6"/>
@@ -11359,13 +12733,13 @@
       <w:r>
         <w:rPr>
           <w:b w:val="0"/>
-          <w:color w:val="5F6B7A"/>
+          <w:color w:val="667085"/>
           <w:sz w:val="17"/>
         </w:rPr>
-        <w:t>33.</w:t>
+        <w:t>35.</w:t>
         <w:tab/>
       </w:r>
-      <w:hyperlink r:id="rId39">
+      <w:hyperlink r:id="rId40">
         <w:r>
           <w:rPr>
             <w:color w:val="2A78D6"/>
@@ -11386,13 +12760,13 @@
       <w:r>
         <w:rPr>
           <w:b w:val="0"/>
-          <w:color w:val="5F6B7A"/>
+          <w:color w:val="667085"/>
           <w:sz w:val="17"/>
         </w:rPr>
-        <w:t>34.</w:t>
+        <w:t>36.</w:t>
         <w:tab/>
       </w:r>
-      <w:hyperlink r:id="rId40">
+      <w:hyperlink r:id="rId41">
         <w:r>
           <w:rPr>
             <w:color w:val="2A78D6"/>
@@ -11413,13 +12787,13 @@
       <w:r>
         <w:rPr>
           <w:b w:val="0"/>
-          <w:color w:val="5F6B7A"/>
+          <w:color w:val="667085"/>
           <w:sz w:val="17"/>
         </w:rPr>
-        <w:t>35.</w:t>
+        <w:t>37.</w:t>
         <w:tab/>
       </w:r>
-      <w:hyperlink r:id="rId41">
+      <w:hyperlink r:id="rId42">
         <w:r>
           <w:rPr>
             <w:color w:val="2A78D6"/>
@@ -11440,13 +12814,13 @@
       <w:r>
         <w:rPr>
           <w:b w:val="0"/>
-          <w:color w:val="5F6B7A"/>
+          <w:color w:val="667085"/>
           <w:sz w:val="17"/>
         </w:rPr>
-        <w:t>36.</w:t>
+        <w:t>38.</w:t>
         <w:tab/>
       </w:r>
-      <w:hyperlink r:id="rId42">
+      <w:hyperlink r:id="rId43">
         <w:r>
           <w:rPr>
             <w:color w:val="2A78D6"/>
@@ -11467,13 +12841,13 @@
       <w:r>
         <w:rPr>
           <w:b w:val="0"/>
-          <w:color w:val="5F6B7A"/>
+          <w:color w:val="667085"/>
           <w:sz w:val="17"/>
         </w:rPr>
-        <w:t>37.</w:t>
+        <w:t>39.</w:t>
         <w:tab/>
       </w:r>
-      <w:hyperlink r:id="rId52">
+      <w:hyperlink r:id="rId53">
         <w:r>
           <w:rPr>
             <w:color w:val="2A78D6"/>
@@ -11494,13 +12868,13 @@
       <w:r>
         <w:rPr>
           <w:b w:val="0"/>
-          <w:color w:val="5F6B7A"/>
+          <w:color w:val="667085"/>
           <w:sz w:val="17"/>
         </w:rPr>
-        <w:t>38.</w:t>
+        <w:t>40.</w:t>
         <w:tab/>
       </w:r>
-      <w:hyperlink r:id="rId53">
+      <w:hyperlink r:id="rId54">
         <w:r>
           <w:rPr>
             <w:color w:val="2A78D6"/>
@@ -11521,13 +12895,13 @@
       <w:r>
         <w:rPr>
           <w:b w:val="0"/>
-          <w:color w:val="5F6B7A"/>
+          <w:color w:val="667085"/>
           <w:sz w:val="17"/>
         </w:rPr>
-        <w:t>39.</w:t>
+        <w:t>41.</w:t>
         <w:tab/>
       </w:r>
-      <w:hyperlink r:id="rId54">
+      <w:hyperlink r:id="rId55">
         <w:r>
           <w:rPr>
             <w:color w:val="2A78D6"/>
@@ -11548,13 +12922,13 @@
       <w:r>
         <w:rPr>
           <w:b w:val="0"/>
-          <w:color w:val="5F6B7A"/>
+          <w:color w:val="667085"/>
           <w:sz w:val="17"/>
         </w:rPr>
-        <w:t>40.</w:t>
+        <w:t>42.</w:t>
         <w:tab/>
       </w:r>
-      <w:hyperlink r:id="rId55">
+      <w:hyperlink r:id="rId56">
         <w:r>
           <w:rPr>
             <w:color w:val="2A78D6"/>
@@ -11575,13 +12949,13 @@
       <w:r>
         <w:rPr>
           <w:b w:val="0"/>
-          <w:color w:val="5F6B7A"/>
+          <w:color w:val="667085"/>
           <w:sz w:val="17"/>
         </w:rPr>
-        <w:t>41.</w:t>
+        <w:t>43.</w:t>
         <w:tab/>
       </w:r>
-      <w:hyperlink r:id="rId56">
+      <w:hyperlink r:id="rId57">
         <w:r>
           <w:rPr>
             <w:color w:val="2A78D6"/>
@@ -11602,13 +12976,13 @@
       <w:r>
         <w:rPr>
           <w:b w:val="0"/>
-          <w:color w:val="5F6B7A"/>
+          <w:color w:val="667085"/>
           <w:sz w:val="17"/>
         </w:rPr>
-        <w:t>42.</w:t>
+        <w:t>44.</w:t>
         <w:tab/>
       </w:r>
-      <w:hyperlink r:id="rId57">
+      <w:hyperlink r:id="rId58">
         <w:r>
           <w:rPr>
             <w:color w:val="2A78D6"/>
@@ -11629,13 +13003,13 @@
       <w:r>
         <w:rPr>
           <w:b w:val="0"/>
-          <w:color w:val="5F6B7A"/>
+          <w:color w:val="667085"/>
           <w:sz w:val="17"/>
         </w:rPr>
-        <w:t>43.</w:t>
+        <w:t>45.</w:t>
         <w:tab/>
       </w:r>
-      <w:hyperlink r:id="rId58">
+      <w:hyperlink r:id="rId59">
         <w:r>
           <w:rPr>
             <w:color w:val="2A78D6"/>
@@ -11656,13 +13030,13 @@
       <w:r>
         <w:rPr>
           <w:b w:val="0"/>
-          <w:color w:val="5F6B7A"/>
+          <w:color w:val="667085"/>
           <w:sz w:val="17"/>
         </w:rPr>
-        <w:t>44.</w:t>
+        <w:t>46.</w:t>
         <w:tab/>
       </w:r>
-      <w:hyperlink r:id="rId59">
+      <w:hyperlink r:id="rId60">
         <w:r>
           <w:rPr>
             <w:color w:val="2A78D6"/>
@@ -11683,13 +13057,13 @@
       <w:r>
         <w:rPr>
           <w:b w:val="0"/>
-          <w:color w:val="5F6B7A"/>
+          <w:color w:val="667085"/>
           <w:sz w:val="17"/>
         </w:rPr>
-        <w:t>45.</w:t>
+        <w:t>47.</w:t>
         <w:tab/>
       </w:r>
-      <w:hyperlink r:id="rId60">
+      <w:hyperlink r:id="rId61">
         <w:r>
           <w:rPr>
             <w:color w:val="2A78D6"/>
@@ -11710,13 +13084,13 @@
       <w:r>
         <w:rPr>
           <w:b w:val="0"/>
-          <w:color w:val="5F6B7A"/>
+          <w:color w:val="667085"/>
           <w:sz w:val="17"/>
         </w:rPr>
-        <w:t>46.</w:t>
+        <w:t>48.</w:t>
         <w:tab/>
       </w:r>
-      <w:hyperlink r:id="rId58">
+      <w:hyperlink r:id="rId59">
         <w:r>
           <w:rPr>
             <w:color w:val="2A78D6"/>
@@ -11737,13 +13111,13 @@
       <w:r>
         <w:rPr>
           <w:b w:val="0"/>
-          <w:color w:val="5F6B7A"/>
+          <w:color w:val="667085"/>
           <w:sz w:val="17"/>
         </w:rPr>
-        <w:t>47.</w:t>
+        <w:t>49.</w:t>
         <w:tab/>
       </w:r>
-      <w:hyperlink r:id="rId61">
+      <w:hyperlink r:id="rId62">
         <w:r>
           <w:rPr>
             <w:color w:val="2A78D6"/>
@@ -11764,13 +13138,13 @@
       <w:r>
         <w:rPr>
           <w:b w:val="0"/>
-          <w:color w:val="5F6B7A"/>
+          <w:color w:val="667085"/>
           <w:sz w:val="17"/>
         </w:rPr>
-        <w:t>48.</w:t>
+        <w:t>50.</w:t>
         <w:tab/>
       </w:r>
-      <w:hyperlink r:id="rId55">
+      <w:hyperlink r:id="rId56">
         <w:r>
           <w:rPr>
             <w:color w:val="2A78D6"/>
@@ -11791,13 +13165,13 @@
       <w:r>
         <w:rPr>
           <w:b w:val="0"/>
-          <w:color w:val="5F6B7A"/>
+          <w:color w:val="667085"/>
           <w:sz w:val="17"/>
         </w:rPr>
-        <w:t>49.</w:t>
+        <w:t>51.</w:t>
         <w:tab/>
       </w:r>
-      <w:hyperlink r:id="rId62">
+      <w:hyperlink r:id="rId63">
         <w:r>
           <w:rPr>
             <w:color w:val="2A78D6"/>
@@ -11814,7 +13188,7 @@
       <w:r>
         <w:rPr>
           <w:b w:val="0"/>
-          <w:color w:val="5F6B7A"/>
+          <w:color w:val="667085"/>
           <w:sz w:val="16"/>
         </w:rPr>
         <w:t>Ataskaita parengta iš viešų šaltinių. Skaičiai pateikiami taip, kaip juos skelbia emitentas; maži numeriai prie teksto veda į šaltinių sąrašą.</w:t>
@@ -11839,7 +13213,7 @@
   <w:p>
     <w:pPr>
       <w:pBdr>
-        <w:top w:val="single" w:sz="4" w:color="C9D3DE" w:space="4"/>
+        <w:top w:val="single" w:sz="4" w:color="D5DCE4" w:space="4"/>
       </w:pBdr>
       <w:tabs>
         <w:tab w:pos="9638" w:val="right"/>
@@ -11848,7 +13222,7 @@
     <w:r>
       <w:rPr>
         <w:b w:val="0"/>
-        <w:color w:val="5F6B7A"/>
+        <w:color w:val="667085"/>
         <w:sz w:val="16"/>
       </w:rPr>
       <w:t>Ignitis grupė · 6M2026 · 2026-10-22</w:t>
@@ -11857,7 +13231,7 @@
     <w:r>
       <w:rPr>
         <w:b/>
-        <w:color w:val="1F4E79"/>
+        <w:color w:val="12355B"/>
         <w:sz w:val="16"/>
       </w:rPr>
       <w:fldChar w:fldCharType="begin"/>
@@ -11873,7 +13247,7 @@
   <w:p>
     <w:pPr>
       <w:pBdr>
-        <w:top w:val="single" w:sz="4" w:color="C9D3DE" w:space="4"/>
+        <w:top w:val="single" w:sz="4" w:color="D5DCE4" w:space="4"/>
       </w:pBdr>
       <w:tabs>
         <w:tab w:pos="9638" w:val="right"/>
@@ -11882,7 +13256,7 @@
     <w:r>
       <w:rPr>
         <w:b w:val="0"/>
-        <w:color w:val="5F6B7A"/>
+        <w:color w:val="667085"/>
         <w:sz w:val="16"/>
       </w:rPr>
       <w:t>Ignitis grupė · 6M2026 · 2026-10-22</w:t>
@@ -11891,7 +13265,7 @@
     <w:r>
       <w:rPr>
         <w:b/>
-        <w:color w:val="1F4E79"/>
+        <w:color w:val="12355B"/>
         <w:sz w:val="16"/>
       </w:rPr>
       <w:fldChar w:fldCharType="begin"/>
@@ -11907,7 +13281,7 @@
   <w:p>
     <w:pPr>
       <w:pBdr>
-        <w:bottom w:val="single" w:sz="4" w:color="C9D3DE" w:space="4"/>
+        <w:bottom w:val="single" w:sz="4" w:color="D5DCE4" w:space="4"/>
       </w:pBdr>
       <w:tabs>
         <w:tab w:pos="9638" w:val="right"/>
@@ -11916,7 +13290,7 @@
     <w:r>
       <w:rPr>
         <w:b/>
-        <w:color w:val="1F4E79"/>
+        <w:color w:val="12355B"/>
         <w:sz w:val="16"/>
       </w:rPr>
       <w:t>Ignitis grupė</w:t>
@@ -11924,7 +13298,7 @@
     <w:r>
       <w:rPr>
         <w:b w:val="0"/>
-        <w:color w:val="5F6B7A"/>
+        <w:color w:val="667085"/>
         <w:sz w:val="16"/>
       </w:rPr>
       <w:tab/>
@@ -12302,7 +13676,7 @@
     </w:pPr>
     <w:rPr>
       <w:rFonts w:ascii="Calibri" w:hAnsi="Calibri" w:eastAsia="Calibri"/>
-      <w:color w:val="1A1A1A"/>
+      <w:color w:val="1B2430"/>
       <w:sz w:val="21"/>
     </w:rPr>
   </w:style>

--- a/docs/files/ignitis/ignitis_6M2026_lt.docx
+++ b/docs/files/ignitis/ignitis_6M2026_lt.docx
@@ -346,6 +346,49 @@
               </w:rPr>
               <w:t>Ignitis 2.000% green notes 2027</w:t>
             </w:r>
+            <w:r>
+              <w:t xml:space="preserve"> </w:t>
+              <w:drawing>
+                <wp:inline xmlns:a="http://schemas.openxmlformats.org/drawingml/2006/main" xmlns:pic="http://schemas.openxmlformats.org/drawingml/2006/picture">
+                  <wp:extent cx="91757" cy="91757"/>
+                  <wp:docPr id="1" name="Picture 1"/>
+                  <wp:cNvGraphicFramePr>
+                    <a:graphicFrameLocks noChangeAspect="1"/>
+                  </wp:cNvGraphicFramePr>
+                  <a:graphic>
+                    <a:graphicData uri="http://schemas.openxmlformats.org/drawingml/2006/picture">
+                      <pic:pic>
+                        <pic:nvPicPr>
+                          <pic:cNvPr id="0" name="leaf.png"/>
+                          <pic:cNvPicPr/>
+                        </pic:nvPicPr>
+                        <pic:blipFill>
+                          <a:blip r:embed="rId14"/>
+                          <a:stretch>
+                            <a:fillRect/>
+                          </a:stretch>
+                        </pic:blipFill>
+                        <pic:spPr>
+                          <a:xfrm>
+                            <a:off x="0" y="0"/>
+                            <a:ext cx="91757" cy="91757"/>
+                          </a:xfrm>
+                          <a:prstGeom prst="rect"/>
+                        </pic:spPr>
+                      </pic:pic>
+                    </a:graphicData>
+                  </a:graphic>
+                </wp:inline>
+              </w:drawing>
+            </w:r>
+            <w:r>
+              <w:rPr>
+                <w:b/>
+                <w:color w:val="1B7F3B"/>
+                <w:sz w:val="14"/>
+              </w:rPr>
+              <w:t xml:space="preserve"> Žalioji obligacija</w:t>
+            </w:r>
           </w:p>
           <w:p>
             <w:pPr>
@@ -384,6 +427,49 @@
                 <w:sz w:val="17"/>
               </w:rPr>
               <w:t>Ignitis 1.875% green notes 2028</w:t>
+            </w:r>
+            <w:r>
+              <w:t xml:space="preserve"> </w:t>
+              <w:drawing>
+                <wp:inline xmlns:a="http://schemas.openxmlformats.org/drawingml/2006/main" xmlns:pic="http://schemas.openxmlformats.org/drawingml/2006/picture">
+                  <wp:extent cx="91757" cy="91757"/>
+                  <wp:docPr id="2" name="Picture 2"/>
+                  <wp:cNvGraphicFramePr>
+                    <a:graphicFrameLocks noChangeAspect="1"/>
+                  </wp:cNvGraphicFramePr>
+                  <a:graphic>
+                    <a:graphicData uri="http://schemas.openxmlformats.org/drawingml/2006/picture">
+                      <pic:pic>
+                        <pic:nvPicPr>
+                          <pic:cNvPr id="0" name="leaf.png"/>
+                          <pic:cNvPicPr/>
+                        </pic:nvPicPr>
+                        <pic:blipFill>
+                          <a:blip r:embed="rId14"/>
+                          <a:stretch>
+                            <a:fillRect/>
+                          </a:stretch>
+                        </pic:blipFill>
+                        <pic:spPr>
+                          <a:xfrm>
+                            <a:off x="0" y="0"/>
+                            <a:ext cx="91757" cy="91757"/>
+                          </a:xfrm>
+                          <a:prstGeom prst="rect"/>
+                        </pic:spPr>
+                      </pic:pic>
+                    </a:graphicData>
+                  </a:graphic>
+                </wp:inline>
+              </w:drawing>
+            </w:r>
+            <w:r>
+              <w:rPr>
+                <w:b/>
+                <w:color w:val="1B7F3B"/>
+                <w:sz w:val="14"/>
+              </w:rPr>
+              <w:t xml:space="preserve"> Žalioji obligacija</w:t>
             </w:r>
           </w:p>
           <w:p>
@@ -514,7 +600,7 @@
               </w:rPr>
               <w:t xml:space="preserve"> Kredito kokybė stabili: BBB+ / Baa1 reitingai, svertas 3,49x – 3–4x tikslo ribose</w:t>
             </w:r>
-            <w:hyperlink r:id="rId14">
+            <w:hyperlink r:id="rId15">
               <w:r>
                 <w:rPr>
                   <w:color w:val="2A78D6"/>
@@ -549,7 +635,7 @@
               </w:rPr>
               <w:t>. Pelnas silpnesnis, bet 2026 m. prognozė palikta</w:t>
             </w:r>
-            <w:hyperlink r:id="rId15">
+            <w:hyperlink r:id="rId16">
               <w:r>
                 <w:rPr>
                   <w:color w:val="2A78D6"/>
@@ -567,7 +653,7 @@
               </w:rPr>
               <w:t>. Turimai obligacijai XS1646530565 taikomas 2026-10-19 emitento supirkimo pasiūlymas</w:t>
             </w:r>
-            <w:hyperlink r:id="rId16">
+            <w:hyperlink r:id="rId17">
               <w:r>
                 <w:rPr>
                   <w:color w:val="2A78D6"/>
@@ -960,7 +1046,7 @@
         </w:rPr>
         <w:t xml:space="preserve"> 6 mėn. koreguota EBITDA – 306,6 mln. EUR, 1,9 % daugiau. Augo tinklai ir klientų segmentas; žalioji gamyba sumažėjo iki 149,2 mln. EUR nuo 166,6 mln.</w:t>
       </w:r>
-      <w:hyperlink r:id="rId17">
+      <w:hyperlink r:id="rId18">
         <w:r>
           <w:rPr>
             <w:color w:val="2A78D6"/>
@@ -976,7 +1062,7 @@
         </w:rPr>
         <w:t>. 2026 m. prognozė 550–600 mln. EUR palikta, maždaug pusė jos jau pasiekta (51–56 %)</w:t>
       </w:r>
-      <w:hyperlink r:id="rId15">
+      <w:hyperlink r:id="rId16">
         <w:r>
           <w:rPr>
             <w:color w:val="2A78D6"/>
@@ -1022,7 +1108,7 @@
         </w:rPr>
         <w:t xml:space="preserve"> grynoji skola 1 925,3 mln. EUR, nuo metų pradžios beveik nepakito (+0,7 %). Svertas – 3,49x grynoji skola / EBITDA. Atsilieka vienas rodiklis: FFO / grynoji skola 22,2 %, tikslas – ne mažiau 23 %</w:t>
       </w:r>
-      <w:hyperlink r:id="rId14">
+      <w:hyperlink r:id="rId15">
         <w:r>
           <w:rPr>
             <w:color w:val="2A78D6"/>
@@ -1039,7 +1125,7 @@
         </w:rPr>
         <w:t>,</w:t>
       </w:r>
-      <w:hyperlink r:id="rId18">
+      <w:hyperlink r:id="rId19">
         <w:r>
           <w:rPr>
             <w:color w:val="2A78D6"/>
@@ -1131,7 +1217,7 @@
         </w:rPr>
         <w:t xml:space="preserve"> 2026-10-19 „Ignitis“ pasiūlė supirkti XS1646530565 (2,000 %, išpirkimas 2027-07-14). Supirkimas finansuojamas nauja 300 mln. EUR žaliąja obligacija, 4,500 %, iki 2031 m.</w:t>
       </w:r>
-      <w:hyperlink r:id="rId16">
+      <w:hyperlink r:id="rId17">
         <w:r>
           <w:rPr>
             <w:color w:val="2A78D6"/>
@@ -1148,7 +1234,7 @@
         </w:rPr>
         <w:t>,</w:t>
       </w:r>
-      <w:hyperlink r:id="rId19">
+      <w:hyperlink r:id="rId20">
         <w:r>
           <w:rPr>
             <w:color w:val="2A78D6"/>
@@ -1194,7 +1280,7 @@
         </w:rPr>
         <w:t xml:space="preserve"> koreguotas grynasis pelnas sumažėjo 20,8 % iki 115,8 mln. EUR. Kapitalo grąža (koreguota ROCE, 12 mėn.) nukrito iki 6,7 % nuo 8,6 %</w:t>
       </w:r>
-      <w:hyperlink r:id="rId20">
+      <w:hyperlink r:id="rId21">
         <w:r>
           <w:rPr>
             <w:color w:val="2A78D6"/>
@@ -1605,6 +1691,49 @@
               </w:rPr>
               <w:t>Ignitis 2.000% green notes 2027</w:t>
             </w:r>
+            <w:r>
+              <w:t xml:space="preserve"> </w:t>
+              <w:drawing>
+                <wp:inline xmlns:a="http://schemas.openxmlformats.org/drawingml/2006/main" xmlns:pic="http://schemas.openxmlformats.org/drawingml/2006/picture">
+                  <wp:extent cx="91757" cy="91757"/>
+                  <wp:docPr id="3" name="Picture 3"/>
+                  <wp:cNvGraphicFramePr>
+                    <a:graphicFrameLocks noChangeAspect="1"/>
+                  </wp:cNvGraphicFramePr>
+                  <a:graphic>
+                    <a:graphicData uri="http://schemas.openxmlformats.org/drawingml/2006/picture">
+                      <pic:pic>
+                        <pic:nvPicPr>
+                          <pic:cNvPr id="0" name="leaf.png"/>
+                          <pic:cNvPicPr/>
+                        </pic:nvPicPr>
+                        <pic:blipFill>
+                          <a:blip r:embed="rId14"/>
+                          <a:stretch>
+                            <a:fillRect/>
+                          </a:stretch>
+                        </pic:blipFill>
+                        <pic:spPr>
+                          <a:xfrm>
+                            <a:off x="0" y="0"/>
+                            <a:ext cx="91757" cy="91757"/>
+                          </a:xfrm>
+                          <a:prstGeom prst="rect"/>
+                        </pic:spPr>
+                      </pic:pic>
+                    </a:graphicData>
+                  </a:graphic>
+                </wp:inline>
+              </w:drawing>
+            </w:r>
+            <w:r>
+              <w:rPr>
+                <w:b/>
+                <w:color w:val="1B7F3B"/>
+                <w:sz w:val="14"/>
+              </w:rPr>
+              <w:t xml:space="preserve"> Žalioji obligacija</w:t>
+            </w:r>
           </w:p>
         </w:tc>
         <w:tc>
@@ -1745,6 +1874,49 @@
                 <w:sz w:val="17"/>
               </w:rPr>
               <w:t>Ignitis 1.875% green notes 2028</w:t>
+            </w:r>
+            <w:r>
+              <w:t xml:space="preserve"> </w:t>
+              <w:drawing>
+                <wp:inline xmlns:a="http://schemas.openxmlformats.org/drawingml/2006/main" xmlns:pic="http://schemas.openxmlformats.org/drawingml/2006/picture">
+                  <wp:extent cx="91757" cy="91757"/>
+                  <wp:docPr id="4" name="Picture 4"/>
+                  <wp:cNvGraphicFramePr>
+                    <a:graphicFrameLocks noChangeAspect="1"/>
+                  </wp:cNvGraphicFramePr>
+                  <a:graphic>
+                    <a:graphicData uri="http://schemas.openxmlformats.org/drawingml/2006/picture">
+                      <pic:pic>
+                        <pic:nvPicPr>
+                          <pic:cNvPr id="0" name="leaf.png"/>
+                          <pic:cNvPicPr/>
+                        </pic:nvPicPr>
+                        <pic:blipFill>
+                          <a:blip r:embed="rId14"/>
+                          <a:stretch>
+                            <a:fillRect/>
+                          </a:stretch>
+                        </pic:blipFill>
+                        <pic:spPr>
+                          <a:xfrm>
+                            <a:off x="0" y="0"/>
+                            <a:ext cx="91757" cy="91757"/>
+                          </a:xfrm>
+                          <a:prstGeom prst="rect"/>
+                        </pic:spPr>
+                      </pic:pic>
+                    </a:graphicData>
+                  </a:graphic>
+                </wp:inline>
+              </w:drawing>
+            </w:r>
+            <w:r>
+              <w:rPr>
+                <w:b/>
+                <w:color w:val="1B7F3B"/>
+                <w:sz w:val="14"/>
+              </w:rPr>
+              <w:t xml:space="preserve"> Žalioji obligacija</w:t>
             </w:r>
           </w:p>
         </w:tc>
@@ -2223,7 +2395,7 @@
               </w:rPr>
               <w:t>Pajamos, mln. EUR</w:t>
             </w:r>
-            <w:hyperlink r:id="rId21">
+            <w:hyperlink r:id="rId22">
               <w:r>
                 <w:rPr>
                   <w:color w:val="2A78D6"/>
@@ -2379,7 +2551,7 @@
               </w:rPr>
               <w:t>Koreguota EBITDA, mln. EUR</w:t>
             </w:r>
-            <w:hyperlink r:id="rId22">
+            <w:hyperlink r:id="rId23">
               <w:r>
                 <w:rPr>
                   <w:color w:val="2A78D6"/>
@@ -2396,7 +2568,7 @@
               </w:rPr>
               <w:t>,</w:t>
             </w:r>
-            <w:hyperlink r:id="rId23">
+            <w:hyperlink r:id="rId24">
               <w:r>
                 <w:rPr>
                   <w:color w:val="2A78D6"/>
@@ -2413,7 +2585,7 @@
               </w:rPr>
               <w:t>,</w:t>
             </w:r>
-            <w:hyperlink r:id="rId20">
+            <w:hyperlink r:id="rId21">
               <w:r>
                 <w:rPr>
                   <w:color w:val="2A78D6"/>
@@ -2569,7 +2741,7 @@
               </w:rPr>
               <w:t>EBITDA, mln. EUR</w:t>
             </w:r>
-            <w:hyperlink r:id="rId22">
+            <w:hyperlink r:id="rId23">
               <w:r>
                 <w:rPr>
                   <w:color w:val="2A78D6"/>
@@ -2586,7 +2758,7 @@
               </w:rPr>
               <w:t>,</w:t>
             </w:r>
-            <w:hyperlink r:id="rId20">
+            <w:hyperlink r:id="rId21">
               <w:r>
                 <w:rPr>
                   <w:color w:val="2A78D6"/>
@@ -2742,7 +2914,7 @@
               </w:rPr>
               <w:t>Koreguotas grynasis pelnas, mln. EUR</w:t>
             </w:r>
-            <w:hyperlink r:id="rId22">
+            <w:hyperlink r:id="rId23">
               <w:r>
                 <w:rPr>
                   <w:color w:val="2A78D6"/>
@@ -2759,7 +2931,7 @@
               </w:rPr>
               <w:t>,</w:t>
             </w:r>
-            <w:hyperlink r:id="rId23">
+            <w:hyperlink r:id="rId24">
               <w:r>
                 <w:rPr>
                   <w:color w:val="2A78D6"/>
@@ -2776,7 +2948,7 @@
               </w:rPr>
               <w:t>,</w:t>
             </w:r>
-            <w:hyperlink r:id="rId20">
+            <w:hyperlink r:id="rId21">
               <w:r>
                 <w:rPr>
                   <w:color w:val="2A78D6"/>
@@ -2932,7 +3104,7 @@
               </w:rPr>
               <w:t>Grynasis pelnas, mln. EUR</w:t>
             </w:r>
-            <w:hyperlink r:id="rId22">
+            <w:hyperlink r:id="rId23">
               <w:r>
                 <w:rPr>
                   <w:color w:val="2A78D6"/>
@@ -2949,7 +3121,7 @@
               </w:rPr>
               <w:t>,</w:t>
             </w:r>
-            <w:hyperlink r:id="rId21">
+            <w:hyperlink r:id="rId22">
               <w:r>
                 <w:rPr>
                   <w:color w:val="2A78D6"/>
@@ -3105,7 +3277,7 @@
               </w:rPr>
               <w:t>Investicijos, mln. EUR</w:t>
             </w:r>
-            <w:hyperlink r:id="rId22">
+            <w:hyperlink r:id="rId23">
               <w:r>
                 <w:rPr>
                   <w:color w:val="2A78D6"/>
@@ -3122,7 +3294,7 @@
               </w:rPr>
               <w:t>,</w:t>
             </w:r>
-            <w:hyperlink r:id="rId23">
+            <w:hyperlink r:id="rId24">
               <w:r>
                 <w:rPr>
                   <w:color w:val="2A78D6"/>
@@ -3139,7 +3311,7 @@
               </w:rPr>
               <w:t>,</w:t>
             </w:r>
-            <w:hyperlink r:id="rId20">
+            <w:hyperlink r:id="rId21">
               <w:r>
                 <w:rPr>
                   <w:color w:val="2A78D6"/>
@@ -3295,7 +3467,7 @@
               </w:rPr>
               <w:t>FFO, mln. EUR</w:t>
             </w:r>
-            <w:hyperlink r:id="rId24">
+            <w:hyperlink r:id="rId25">
               <w:r>
                 <w:rPr>
                   <w:color w:val="2A78D6"/>
@@ -3451,7 +3623,7 @@
               </w:rPr>
               <w:t>Laisvieji pinigų srautai, mln. EUR</w:t>
             </w:r>
-            <w:hyperlink r:id="rId24">
+            <w:hyperlink r:id="rId25">
               <w:r>
                 <w:rPr>
                   <w:color w:val="2A78D6"/>
@@ -3607,7 +3779,7 @@
               </w:rPr>
               <w:t>Grynoji skola, mln. EUR</w:t>
             </w:r>
-            <w:hyperlink r:id="rId22">
+            <w:hyperlink r:id="rId23">
               <w:r>
                 <w:rPr>
                   <w:color w:val="2A78D6"/>
@@ -3624,7 +3796,7 @@
               </w:rPr>
               <w:t>,</w:t>
             </w:r>
-            <w:hyperlink r:id="rId14">
+            <w:hyperlink r:id="rId15">
               <w:r>
                 <w:rPr>
                   <w:color w:val="2A78D6"/>
@@ -3641,7 +3813,7 @@
               </w:rPr>
               <w:t>,</w:t>
             </w:r>
-            <w:hyperlink r:id="rId25">
+            <w:hyperlink r:id="rId26">
               <w:r>
                 <w:rPr>
                   <w:color w:val="2A78D6"/>
@@ -3797,7 +3969,7 @@
               </w:rPr>
               <w:t>Grynoji skola / EBITDA</w:t>
             </w:r>
-            <w:hyperlink r:id="rId22">
+            <w:hyperlink r:id="rId23">
               <w:r>
                 <w:rPr>
                   <w:color w:val="2A78D6"/>
@@ -3814,7 +3986,7 @@
               </w:rPr>
               <w:t>,</w:t>
             </w:r>
-            <w:hyperlink r:id="rId14">
+            <w:hyperlink r:id="rId15">
               <w:r>
                 <w:rPr>
                   <w:color w:val="2A78D6"/>
@@ -3831,7 +4003,7 @@
               </w:rPr>
               <w:t>,</w:t>
             </w:r>
-            <w:hyperlink r:id="rId25">
+            <w:hyperlink r:id="rId26">
               <w:r>
                 <w:rPr>
                   <w:color w:val="2A78D6"/>
@@ -3988,7 +4160,7 @@
               </w:rPr>
               <w:t>FFO / grynoji skola</w:t>
             </w:r>
-            <w:hyperlink r:id="rId22">
+            <w:hyperlink r:id="rId23">
               <w:r>
                 <w:rPr>
                   <w:color w:val="2A78D6"/>
@@ -4005,7 +4177,7 @@
               </w:rPr>
               <w:t>,</w:t>
             </w:r>
-            <w:hyperlink r:id="rId14">
+            <w:hyperlink r:id="rId15">
               <w:r>
                 <w:rPr>
                   <w:color w:val="2A78D6"/>
@@ -4022,7 +4194,7 @@
               </w:rPr>
               <w:t>,</w:t>
             </w:r>
-            <w:hyperlink r:id="rId25">
+            <w:hyperlink r:id="rId26">
               <w:r>
                 <w:rPr>
                   <w:color w:val="2A78D6"/>
@@ -4179,7 +4351,7 @@
               </w:rPr>
               <w:t>Koreguota ROCE</w:t>
             </w:r>
-            <w:hyperlink r:id="rId22">
+            <w:hyperlink r:id="rId23">
               <w:r>
                 <w:rPr>
                   <w:color w:val="2A78D6"/>
@@ -4196,7 +4368,7 @@
               </w:rPr>
               <w:t>,</w:t>
             </w:r>
-            <w:hyperlink r:id="rId26">
+            <w:hyperlink r:id="rId27">
               <w:r>
                 <w:rPr>
                   <w:color w:val="2A78D6"/>
@@ -4213,7 +4385,7 @@
               </w:rPr>
               <w:t>,</w:t>
             </w:r>
-            <w:hyperlink r:id="rId20">
+            <w:hyperlink r:id="rId21">
               <w:r>
                 <w:rPr>
                   <w:color w:val="2A78D6"/>
@@ -4370,7 +4542,7 @@
               </w:rPr>
               <w:t>Nuosavas kapitalas, mln. EUR</w:t>
             </w:r>
-            <w:hyperlink r:id="rId25">
+            <w:hyperlink r:id="rId26">
               <w:r>
                 <w:rPr>
                   <w:color w:val="2A78D6"/>
@@ -4387,7 +4559,7 @@
               </w:rPr>
               <w:t>,</w:t>
             </w:r>
-            <w:hyperlink r:id="rId27">
+            <w:hyperlink r:id="rId28">
               <w:r>
                 <w:rPr>
                   <w:color w:val="2A78D6"/>
@@ -4543,7 +4715,7 @@
               </w:rPr>
               <w:t>Turtas, mln. EUR</w:t>
             </w:r>
-            <w:hyperlink r:id="rId25">
+            <w:hyperlink r:id="rId26">
               <w:r>
                 <w:rPr>
                   <w:color w:val="2A78D6"/>
@@ -4560,7 +4732,7 @@
               </w:rPr>
               <w:t>,</w:t>
             </w:r>
-            <w:hyperlink r:id="rId27">
+            <w:hyperlink r:id="rId28">
               <w:r>
                 <w:rPr>
                   <w:color w:val="2A78D6"/>
@@ -4716,7 +4888,7 @@
               </w:rPr>
               <w:t>Dividendai akcijai, EUR</w:t>
             </w:r>
-            <w:hyperlink r:id="rId28">
+            <w:hyperlink r:id="rId29">
               <w:r>
                 <w:rPr>
                   <w:color w:val="2A78D6"/>
@@ -4733,7 +4905,7 @@
               </w:rPr>
               <w:t>,</w:t>
             </w:r>
-            <w:hyperlink r:id="rId23">
+            <w:hyperlink r:id="rId24">
               <w:r>
                 <w:rPr>
                   <w:color w:val="2A78D6"/>
@@ -4750,7 +4922,7 @@
               </w:rPr>
               <w:t>,</w:t>
             </w:r>
-            <w:hyperlink r:id="rId29">
+            <w:hyperlink r:id="rId30">
               <w:r>
                 <w:rPr>
                   <w:color w:val="2A78D6"/>
@@ -4906,7 +5078,7 @@
               </w:rPr>
               <w:t>Įrengta žalioji galia, GW</w:t>
             </w:r>
-            <w:hyperlink r:id="rId23">
+            <w:hyperlink r:id="rId24">
               <w:r>
                 <w:rPr>
                   <w:color w:val="2A78D6"/>
@@ -4923,7 +5095,7 @@
               </w:rPr>
               <w:t>,</w:t>
             </w:r>
-            <w:hyperlink r:id="rId30">
+            <w:hyperlink r:id="rId31">
               <w:r>
                 <w:rPr>
                   <w:color w:val="2A78D6"/>
@@ -4940,7 +5112,7 @@
               </w:rPr>
               <w:t>,</w:t>
             </w:r>
-            <w:hyperlink r:id="rId20">
+            <w:hyperlink r:id="rId21">
               <w:r>
                 <w:rPr>
                   <w:color w:val="2A78D6"/>
@@ -5111,7 +5283,7 @@
         <w:drawing>
           <wp:inline xmlns:a="http://schemas.openxmlformats.org/drawingml/2006/main" xmlns:pic="http://schemas.openxmlformats.org/drawingml/2006/picture">
             <wp:extent cx="6120000" cy="1713899"/>
-            <wp:docPr id="1" name="Picture 1"/>
+            <wp:docPr id="5" name="Picture 5"/>
             <wp:cNvGraphicFramePr>
               <a:graphicFrameLocks noChangeAspect="1"/>
             </wp:cNvGraphicFramePr>
@@ -5123,7 +5295,7 @@
                     <pic:cNvPicPr/>
                   </pic:nvPicPr>
                   <pic:blipFill>
-                    <a:blip r:embed="rId31"/>
+                    <a:blip r:embed="rId32"/>
                     <a:stretch>
                       <a:fillRect/>
                     </a:stretch>
@@ -5200,7 +5372,7 @@
         </w:rPr>
         <w:t xml:space="preserve"> investicijos 208,3 mln. EUR (+26,1 %), 68 % visų investicijų; segmento koreguota EBITDA 147,3 mln. EUR (132,6 mln.)</w:t>
       </w:r>
-      <w:hyperlink r:id="rId32">
+      <w:hyperlink r:id="rId33">
         <w:r>
           <w:rPr>
             <w:color w:val="2A78D6"/>
@@ -5246,7 +5418,7 @@
         </w:rPr>
         <w:t xml:space="preserve"> įrengta 2,1 GW, statoma 0,6 GW (0,7 GW po Tume BESS investicinio sprendimo), užtikrinta 3,4 GW</w:t>
       </w:r>
-      <w:hyperlink r:id="rId20">
+      <w:hyperlink r:id="rId21">
         <w:r>
           <w:rPr>
             <w:color w:val="2A78D6"/>
@@ -5262,7 +5434,7 @@
         </w:rPr>
         <w:t>. EBITDA mažėjo dėl silpnesnio vėjo I–II ketv. ir mažesnės apsidraudimo kainos (130 → 82 EUR/MWh)</w:t>
       </w:r>
-      <w:hyperlink r:id="rId33">
+      <w:hyperlink r:id="rId34">
         <w:r>
           <w:rPr>
             <w:color w:val="2A78D6"/>
@@ -5308,7 +5480,7 @@
         </w:rPr>
         <w:t xml:space="preserve"> koreguota EBITDA 17,9 mln. EUR (29,1 mln., −38 %); balansavimo rinka tampa konkurencingesnė</w:t>
       </w:r>
-      <w:hyperlink r:id="rId17">
+      <w:hyperlink r:id="rId18">
         <w:r>
           <w:rPr>
             <w:color w:val="2A78D6"/>
@@ -5325,7 +5497,7 @@
         </w:rPr>
         <w:t>,</w:t>
       </w:r>
-      <w:hyperlink r:id="rId33">
+      <w:hyperlink r:id="rId34">
         <w:r>
           <w:rPr>
             <w:color w:val="2A78D6"/>
@@ -5371,7 +5543,7 @@
         </w:rPr>
         <w:t xml:space="preserve"> EBITDA 0,2 mln. EUR (−27,7 mln.); padėjo didesni kiekiai šaltą žiemą ir vienkartiniai didmeninės dujų prekybos sandoriai I ketv.</w:t>
       </w:r>
-      <w:hyperlink r:id="rId15">
+      <w:hyperlink r:id="rId16">
         <w:r>
           <w:rPr>
             <w:color w:val="2A78D6"/>
@@ -5387,7 +5559,7 @@
         </w:rPr>
         <w:t>. Gaminančių vartotojų poveikis 2025 m. – apie −30 mln. EUR EBITDA, 2026 m. tikimasi kiek didesnio, 60–70 % kompensuos naujas reguliavimas</w:t>
       </w:r>
-      <w:hyperlink r:id="rId33">
+      <w:hyperlink r:id="rId34">
         <w:r>
           <w:rPr>
             <w:color w:val="2A78D6"/>
@@ -5433,7 +5605,7 @@
         </w:rPr>
         <w:t xml:space="preserve"> parduota 49 % Vilniaus KJ (Quaero Capital, 2026 m. kovas); statomos 399 MW / 798 MWh baterijų sistemos; Kruonio HAE 5-asis blokas ~80 % baigtas; 2026-08-11 pradėta duomenų centrų partnerio paieška</w:t>
       </w:r>
-      <w:hyperlink r:id="rId34">
+      <w:hyperlink r:id="rId35">
         <w:r>
           <w:rPr>
             <w:color w:val="2A78D6"/>
@@ -5450,7 +5622,7 @@
         </w:rPr>
         <w:t>,</w:t>
       </w:r>
-      <w:hyperlink r:id="rId15">
+      <w:hyperlink r:id="rId16">
         <w:r>
           <w:rPr>
             <w:color w:val="2A78D6"/>
@@ -5496,7 +5668,7 @@
         </w:rPr>
         <w:t xml:space="preserve"> 2026 m. vasarį žuvo rangovo darbuotojas</w:t>
       </w:r>
-      <w:hyperlink r:id="rId35">
+      <w:hyperlink r:id="rId36">
         <w:r>
           <w:rPr>
             <w:color w:val="2A78D6"/>
@@ -5565,7 +5737,7 @@
         </w:rPr>
         <w:t>6 mėn. pajamos 1 497,5 mln. EUR (+15,4 %), EBITDA 303,5 mln. EUR (262,5 mln.), grynasis pelnas 113,2 mln. EUR (111,4 mln.)</w:t>
       </w:r>
-      <w:hyperlink r:id="rId20">
+      <w:hyperlink r:id="rId21">
         <w:r>
           <w:rPr>
             <w:color w:val="2A78D6"/>
@@ -5605,7 +5777,7 @@
         </w:rPr>
         <w:t>FFO 251,4 mln. EUR (+11,3 %), laisvieji pinigų srautai 5,3 mln. EUR (64,0 mln.); investicijos 306,1 mln. EUR (343,2 mln., −10,8 %)</w:t>
       </w:r>
-      <w:hyperlink r:id="rId24">
+      <w:hyperlink r:id="rId25">
         <w:r>
           <w:rPr>
             <w:color w:val="2A78D6"/>
@@ -5651,7 +5823,7 @@
         </w:rPr>
         <w:t xml:space="preserve"> koreguota EBITDA 546,1 mln. EUR (+3,4 %), koreguotas grynasis pelnas 225,7 mln. EUR (−18,7 %), grynoji skola padidėjo 18,6 % iki 1 912,0 mln. EUR, FFO / grynoji skola 21,0 % (2024 m. – 29,7 %)</w:t>
       </w:r>
-      <w:hyperlink r:id="rId22">
+      <w:hyperlink r:id="rId23">
         <w:r>
           <w:rPr>
             <w:color w:val="2A78D6"/>
@@ -5668,7 +5840,7 @@
         </w:rPr>
         <w:t>,</w:t>
       </w:r>
-      <w:hyperlink r:id="rId23">
+      <w:hyperlink r:id="rId24">
         <w:r>
           <w:rPr>
             <w:color w:val="2A78D6"/>
@@ -5887,7 +6059,7 @@
               </w:rPr>
               <w:t>6 mėn. – 306,6 mln. EUR; prognozė patvirtinta 2026-08-12</w:t>
             </w:r>
-            <w:hyperlink r:id="rId23">
+            <w:hyperlink r:id="rId24">
               <w:r>
                 <w:rPr>
                   <w:color w:val="2A78D6"/>
@@ -5904,7 +6076,7 @@
               </w:rPr>
               <w:t>,</w:t>
             </w:r>
-            <w:hyperlink r:id="rId15">
+            <w:hyperlink r:id="rId16">
               <w:r>
                 <w:rPr>
                   <w:color w:val="2A78D6"/>
@@ -5937,7 +6109,7 @@
               </w:rPr>
               <w:t>Pagal planą: per 6 mėn. pasiekta 51–56 % intervalo. Augo tinklai bei klientai ir sprendimai; žalioji gamyba mažėjo dėl silpnesnio vėjo ir mažesnės apsidraudimo kainos</w:t>
             </w:r>
-            <w:hyperlink r:id="rId17">
+            <w:hyperlink r:id="rId18">
               <w:r>
                 <w:rPr>
                   <w:color w:val="2A78D6"/>
@@ -5954,7 +6126,7 @@
               </w:rPr>
               <w:t>,</w:t>
             </w:r>
-            <w:hyperlink r:id="rId33">
+            <w:hyperlink r:id="rId34">
               <w:r>
                 <w:rPr>
                   <w:color w:val="2A78D6"/>
@@ -6043,7 +6215,7 @@
               </w:rPr>
               <w:t>6 mėn. – 306,1 mln. EUR (44–52 % intervalo)</w:t>
             </w:r>
-            <w:hyperlink r:id="rId23">
+            <w:hyperlink r:id="rId24">
               <w:r>
                 <w:rPr>
                   <w:color w:val="2A78D6"/>
@@ -6060,7 +6232,7 @@
               </w:rPr>
               <w:t>,</w:t>
             </w:r>
-            <w:hyperlink r:id="rId32">
+            <w:hyperlink r:id="rId33">
               <w:r>
                 <w:rPr>
                   <w:color w:val="2A78D6"/>
@@ -6093,7 +6265,7 @@
               </w:rPr>
               <w:t>Pagal planą: 6 mėn. investicijos 306,1 mln. EUR (−10,8 % per metus); 68 % – į tinklus</w:t>
             </w:r>
-            <w:hyperlink r:id="rId32">
+            <w:hyperlink r:id="rId33">
               <w:r>
                 <w:rPr>
                   <w:color w:val="2A78D6"/>
@@ -6182,7 +6354,7 @@
               </w:rPr>
               <w:t>Nauja strategija 2026–2029: investicijos 2,5–3,0 mlrd. EUR, 2029 m. EBITDA 640–700 mln. EUR (investicijų apimtis sumažinta)</w:t>
             </w:r>
-            <w:hyperlink r:id="rId36">
+            <w:hyperlink r:id="rId37">
               <w:r>
                 <w:rPr>
                   <w:color w:val="2A78D6"/>
@@ -6199,7 +6371,7 @@
               </w:rPr>
               <w:t>,</w:t>
             </w:r>
-            <w:hyperlink r:id="rId18">
+            <w:hyperlink r:id="rId19">
               <w:r>
                 <w:rPr>
                   <w:color w:val="2A78D6"/>
@@ -6232,7 +6404,7 @@
               </w:rPr>
               <w:t>Pakeista: naujas 2026–2029 m. planas sumažina investicijas iki 2,5–3,0 mlrd. EUR, o EBITDA tikslą 2029 m. pakelia iki 640–700 mln. EUR. Priežastis peržiūrėtuose šaltiniuose nenurodyta</w:t>
             </w:r>
-            <w:hyperlink r:id="rId18">
+            <w:hyperlink r:id="rId19">
               <w:r>
                 <w:rPr>
                   <w:color w:val="2A78D6"/>
@@ -6321,7 +6493,7 @@
               </w:rPr>
               <w:t>2025 m. pab. – 21,0 %, 2026-06-30 (12 mėn.) – 22,2 %</w:t>
             </w:r>
-            <w:hyperlink r:id="rId18">
+            <w:hyperlink r:id="rId19">
               <w:r>
                 <w:rPr>
                   <w:color w:val="2A78D6"/>
@@ -6338,7 +6510,7 @@
               </w:rPr>
               <w:t>,</w:t>
             </w:r>
-            <w:hyperlink r:id="rId14">
+            <w:hyperlink r:id="rId15">
               <w:r>
                 <w:rPr>
                   <w:color w:val="2A78D6"/>
@@ -6371,7 +6543,7 @@
               </w:rPr>
               <w:t>Gerėja, bet dar žemiau tikslo: 21,0 % → 22,2 %, nes FFO augo 11,3 %, o grynoji skola beveik nesikeitė (+0,7 %)</w:t>
             </w:r>
-            <w:hyperlink r:id="rId14">
+            <w:hyperlink r:id="rId15">
               <w:r>
                 <w:rPr>
                   <w:color w:val="2A78D6"/>
@@ -6460,7 +6632,7 @@
               </w:rPr>
               <w:t>3,49x; S&amp;P BBB+, Moody's Baa1</w:t>
             </w:r>
-            <w:hyperlink r:id="rId18">
+            <w:hyperlink r:id="rId19">
               <w:r>
                 <w:rPr>
                   <w:color w:val="2A78D6"/>
@@ -6477,7 +6649,7 @@
               </w:rPr>
               <w:t>,</w:t>
             </w:r>
-            <w:hyperlink r:id="rId14">
+            <w:hyperlink r:id="rId15">
               <w:r>
                 <w:rPr>
                   <w:color w:val="2A78D6"/>
@@ -6527,7 +6699,7 @@
               </w:rPr>
               <w:t>Įvykdyta: svertas 3,49x – intervalo viduryje; grynoji skola +0,7 % nuo 2025 m. pabaigos; reitingai stabilūs</w:t>
             </w:r>
-            <w:hyperlink r:id="rId14">
+            <w:hyperlink r:id="rId15">
               <w:r>
                 <w:rPr>
                   <w:color w:val="2A78D6"/>
@@ -6633,7 +6805,7 @@
               </w:rPr>
               <w:t>2025 m. 1,366 EUR (+3,0 %); 2026 m. I pusm. 0,704 EUR (+3,1 %)</w:t>
             </w:r>
-            <w:hyperlink r:id="rId18">
+            <w:hyperlink r:id="rId19">
               <w:r>
                 <w:rPr>
                   <w:color w:val="2A78D6"/>
@@ -6650,7 +6822,7 @@
               </w:rPr>
               <w:t>,</w:t>
             </w:r>
-            <w:hyperlink r:id="rId23">
+            <w:hyperlink r:id="rId24">
               <w:r>
                 <w:rPr>
                   <w:color w:val="2A78D6"/>
@@ -6667,7 +6839,7 @@
               </w:rPr>
               <w:t>,</w:t>
             </w:r>
-            <w:hyperlink r:id="rId15">
+            <w:hyperlink r:id="rId16">
               <w:r>
                 <w:rPr>
                   <w:color w:val="2A78D6"/>
@@ -6700,7 +6872,7 @@
               </w:rPr>
               <w:t>Įvykdyta: +3,0 % už 2025 m. ir +3,1 % už 2026 m. I pusm., nors koreguotas pelnas sumažėjo 20,8 %, o laisvieji pinigų srautai (5,3 mln. EUR) dividendų nepadengia</w:t>
             </w:r>
-            <w:hyperlink r:id="rId24">
+            <w:hyperlink r:id="rId25">
               <w:r>
                 <w:rPr>
                   <w:color w:val="2A78D6"/>
@@ -6717,7 +6889,7 @@
               </w:rPr>
               <w:t>,</w:t>
             </w:r>
-            <w:hyperlink r:id="rId15">
+            <w:hyperlink r:id="rId16">
               <w:r>
                 <w:rPr>
                   <w:color w:val="2A78D6"/>
@@ -6806,7 +6978,7 @@
               </w:rPr>
               <w:t>Įrengta 2,1 GW, statoma 0,7 GW</w:t>
             </w:r>
-            <w:hyperlink r:id="rId18">
+            <w:hyperlink r:id="rId19">
               <w:r>
                 <w:rPr>
                   <w:color w:val="2A78D6"/>
@@ -6823,7 +6995,7 @@
               </w:rPr>
               <w:t>,</w:t>
             </w:r>
-            <w:hyperlink r:id="rId37">
+            <w:hyperlink r:id="rId38">
               <w:r>
                 <w:rPr>
                   <w:color w:val="2A78D6"/>
@@ -6856,7 +7028,7 @@
               </w:rPr>
               <w:t>Vykdoma: 2,1 GW įrengta + 0,7 GW statoma = 2,8 GW, t. y. tikslo apatinė riba (apskaičiuota įrankio)</w:t>
             </w:r>
-            <w:hyperlink r:id="rId37">
+            <w:hyperlink r:id="rId38">
               <w:r>
                 <w:rPr>
                   <w:color w:val="2A78D6"/>
@@ -6964,7 +7136,7 @@
         </w:rPr>
         <w:t xml:space="preserve"> akcijos (IGN1L) ir trys obligacijos (2027, 2028, 2030). Obligacijos neužtikrintos, joms taikomas emitento reitingas BBB+ (S&amp;P)</w:t>
       </w:r>
-      <w:hyperlink r:id="rId16">
+      <w:hyperlink r:id="rId17">
         <w:r>
           <w:rPr>
             <w:color w:val="2A78D6"/>
@@ -7010,7 +7182,7 @@
         </w:rPr>
         <w:t xml:space="preserve"> sverto rodiklis (3,49x) – strateginiame 3–4x intervale, reitingai stabilūs; FFO / grynoji skola (22,2 %) dar žemiau ≥23 % tikslo. Investicijos daugiausia į reguliuojamus tinklus</w:t>
       </w:r>
-      <w:hyperlink r:id="rId32">
+      <w:hyperlink r:id="rId33">
         <w:r>
           <w:rPr>
             <w:color w:val="2A78D6"/>
@@ -7027,7 +7199,7 @@
         </w:rPr>
         <w:t>,</w:t>
       </w:r>
-      <w:hyperlink r:id="rId18">
+      <w:hyperlink r:id="rId19">
         <w:r>
           <w:rPr>
             <w:color w:val="2A78D6"/>
@@ -7090,7 +7262,7 @@
         </w:rPr>
         <w:t xml:space="preserve"> dėl 2026-10-19 supirkimo pasiūlymo reikia sprendimo (dalyvauti ar laikyti iki 2027-07-14). Pasiūlymo sąlygos ir terminas – emitento „Tender Offer Launch Announcement“</w:t>
       </w:r>
-      <w:hyperlink r:id="rId16">
+      <w:hyperlink r:id="rId17">
         <w:r>
           <w:rPr>
             <w:color w:val="2A78D6"/>
@@ -7136,7 +7308,7 @@
         </w:rPr>
         <w:t xml:space="preserve"> I pusm. dividendai 0,704 EUR (+3,1 %), koreguotas pelnas mažėja (−20,8 %). Laisvieji pinigų srautai 5,3 mln. EUR – investicijos ir dividendai finansuojami ir skola</w:t>
       </w:r>
-      <w:hyperlink r:id="rId24">
+      <w:hyperlink r:id="rId25">
         <w:r>
           <w:rPr>
             <w:color w:val="2A78D6"/>
@@ -7153,7 +7325,7 @@
         </w:rPr>
         <w:t>,</w:t>
       </w:r>
-      <w:hyperlink r:id="rId15">
+      <w:hyperlink r:id="rId16">
         <w:r>
           <w:rPr>
             <w:color w:val="2A78D6"/>
@@ -7258,7 +7430,7 @@
         </w:rPr>
         <w:t xml:space="preserve"> klientų segmento EBITDA reikšmingai augo dėl didesnių pardavimų per šaltą žiemą ir vienkartinių dujų didmeninių sandorių I ketv.</w:t>
       </w:r>
-      <w:hyperlink r:id="rId34">
+      <w:hyperlink r:id="rId35">
         <w:r>
           <w:rPr>
             <w:color w:val="2A78D6"/>
@@ -7274,7 +7446,7 @@
         </w:rPr>
         <w:t>; tačiau žaliosios gamybos EBITDA krito 10 % iki 149 mln. EUR – mažesnė užfiksuota kaina ir kiekis, apsidraudimo kaina nukrito nuo 130 iki 82 EUR/MWh, o šaltą žiemą buvo labai mažas vėjo greitis</w:t>
       </w:r>
-      <w:hyperlink r:id="rId33">
+      <w:hyperlink r:id="rId34">
         <w:r>
           <w:rPr>
             <w:color w:val="2A78D6"/>
@@ -7320,7 +7492,7 @@
         </w:rPr>
         <w:t xml:space="preserve"> rezervinių galių EBITDA –38 % dėl mažesnių balansavimo paslaugų pajamų (rinka tampa konkurencingesnė) ir planinio Elektrėnų 7 bloko remonto</w:t>
       </w:r>
-      <w:hyperlink r:id="rId33">
+      <w:hyperlink r:id="rId34">
         <w:r>
           <w:rPr>
             <w:color w:val="2A78D6"/>
@@ -7366,7 +7538,7 @@
         </w:rPr>
         <w:t xml:space="preserve"> pagal naują gaminančių vartotojų įstatymą nuo 2027-01-01 VIAP tarifą finansuos gaminantys (iki 0,01 EUR/kWh) ir kiti vartotojai (iki 0,003 EUR/kWh)</w:t>
       </w:r>
-      <w:hyperlink r:id="rId38">
+      <w:hyperlink r:id="rId39">
         <w:r>
           <w:rPr>
             <w:color w:val="2A78D6"/>
@@ -7382,7 +7554,7 @@
         </w:rPr>
         <w:t>; finansų vadovo vertinimu, tai padengs apie 60–70 % dabartinių nuostolių (praėjusiais metais – apie –30 mln. EUR EBITDA)</w:t>
       </w:r>
-      <w:hyperlink r:id="rId33">
+      <w:hyperlink r:id="rId34">
         <w:r>
           <w:rPr>
             <w:color w:val="2A78D6"/>
@@ -7428,7 +7600,7 @@
         </w:rPr>
         <w:t xml:space="preserve"> 2026 m. koreguota EBITDA 550–600 mln. EUR, investicijos 590–690 mln. EUR</w:t>
       </w:r>
-      <w:hyperlink r:id="rId34">
+      <w:hyperlink r:id="rId35">
         <w:r>
           <w:rPr>
             <w:color w:val="2A78D6"/>
@@ -8405,7 +8577,7 @@
         </w:rPr>
         <w:t xml:space="preserve"> 2026-10-19 paskelbta apie pirmąją ES žaliųjų obligacijų (EuGB) emisiją ir 2027-07-14 obligacijų supirkimo pasiūlymą; 2026-10-20–21 spauda rašė, kad 300 mln. EUR 5 metų emisija išplatinta su 4,500 % kuponu</w:t>
       </w:r>
-      <w:hyperlink r:id="rId39">
+      <w:hyperlink r:id="rId40">
         <w:r>
           <w:rPr>
             <w:color w:val="2A78D6"/>
@@ -8422,7 +8594,7 @@
         </w:rPr>
         <w:t>,</w:t>
       </w:r>
-      <w:hyperlink r:id="rId40">
+      <w:hyperlink r:id="rId41">
         <w:r>
           <w:rPr>
             <w:color w:val="2A78D6"/>
@@ -8468,7 +8640,7 @@
         </w:rPr>
         <w:t xml:space="preserve"> 2026-10-22 spauda plačiai rašė, kad grupė siūlo atidėti Baltijos jūros vėjo parko („Curonian Nord“) projektą, nes kaštai išaugo 27 % (projekto vertė apie 3 mlrd. EUR)</w:t>
       </w:r>
-      <w:hyperlink r:id="rId41">
+      <w:hyperlink r:id="rId42">
         <w:r>
           <w:rPr>
             <w:color w:val="2A78D6"/>
@@ -8514,7 +8686,7 @@
         </w:rPr>
         <w:t xml:space="preserve"> patvirtintas galutinis kandidatas į valdybos pirmininko ir generalinio direktoriaus pareigas (2026-09-23); atrinktas valdybos narys energetikos rinkoms ir komercijai (2026-10-21)</w:t>
       </w:r>
-      <w:hyperlink r:id="rId42">
+      <w:hyperlink r:id="rId43">
         <w:r>
           <w:rPr>
             <w:color w:val="2A78D6"/>
@@ -8531,7 +8703,7 @@
         </w:rPr>
         <w:t>,</w:t>
       </w:r>
-      <w:hyperlink r:id="rId43">
+      <w:hyperlink r:id="rId44">
         <w:r>
           <w:rPr>
             <w:color w:val="2A78D6"/>
@@ -8558,7 +8730,7 @@
           <w:color w:val="667085"/>
           <w:sz w:val="18"/>
         </w:rPr>
-        <w:t>Automatinė naujienų paieška (Google News, EN, EE, LT, LV), 2026-07-24 – 2026-10-22: 86 pranešimų.</w:t>
+        <w:t>Automatinė naujienų paieška (Google News, EN, EE, LT, LV), 2026-07-25 – 2026-10-23: 86 pranešimų.</w:t>
       </w:r>
     </w:p>
     <w:tbl>
@@ -8650,7 +8822,7 @@
             <w:pPr>
               <w:spacing w:before="0" w:after="0"/>
             </w:pPr>
-            <w:hyperlink r:id="rId44">
+            <w:hyperlink r:id="rId45">
               <w:r>
                 <w:rPr>
                   <w:color w:val="1B2430"/>
@@ -8717,90 +8889,6 @@
                 <w:shd w:val="clear" w:color="auto" w:fill="E3F3E8"/>
               </w:rPr>
               <w:t xml:space="preserve"> DIVIDENDAI </w:t>
-            </w:r>
-          </w:p>
-        </w:tc>
-        <w:tc>
-          <w:tcPr>
-            <w:tcW w:type="dxa" w:w="7257"/>
-            <w:tcBorders>
-              <w:top w:val="nil"/>
-              <w:left w:val="nil"/>
-              <w:bottom w:val="single" w:sz="4" w:color="E3E8EE" w:space="0"/>
-              <w:right w:val="nil"/>
-            </w:tcBorders>
-          </w:tcPr>
-          <w:p>
-            <w:pPr>
-              <w:spacing w:before="0" w:after="0"/>
-            </w:pPr>
-            <w:hyperlink r:id="rId45">
-              <w:r>
-                <w:rPr>
-                  <w:color w:val="1B2430"/>
-                  <w:sz w:val="18"/>
-                </w:rPr>
-                <w:t xml:space="preserve">Ignitis Grupe names CEO candidate and pays dividend per Ignitis Grupe stock</w:t>
-              </w:r>
-            </w:hyperlink>
-            <w:r>
-              <w:rPr>
-                <w:b w:val="0"/>
-                <w:color w:val="667085"/>
-                <w:sz w:val="15"/>
-              </w:rPr>
-              <w:t xml:space="preserve">   AD HOC NEWS</w:t>
-            </w:r>
-          </w:p>
-        </w:tc>
-      </w:tr>
-      <w:tr>
-        <w:tc>
-          <w:tcPr>
-            <w:tcW w:type="dxa" w:w="1020"/>
-            <w:tcBorders>
-              <w:top w:val="nil"/>
-              <w:left w:val="nil"/>
-              <w:bottom w:val="single" w:sz="4" w:color="E3E8EE" w:space="0"/>
-              <w:right w:val="nil"/>
-            </w:tcBorders>
-          </w:tcPr>
-          <w:p>
-            <w:pPr>
-              <w:spacing w:before="0" w:after="0"/>
-            </w:pPr>
-            <w:r>
-              <w:rPr>
-                <w:b w:val="0"/>
-                <w:color w:val="1B2430"/>
-                <w:sz w:val="17"/>
-              </w:rPr>
-              <w:t>2026-10-21</w:t>
-            </w:r>
-          </w:p>
-        </w:tc>
-        <w:tc>
-          <w:tcPr>
-            <w:tcW w:type="dxa" w:w="1361"/>
-            <w:tcBorders>
-              <w:top w:val="nil"/>
-              <w:left w:val="nil"/>
-              <w:bottom w:val="single" w:sz="4" w:color="E3E8EE" w:space="0"/>
-              <w:right w:val="nil"/>
-            </w:tcBorders>
-          </w:tcPr>
-          <w:p>
-            <w:pPr>
-              <w:spacing w:before="0" w:after="0"/>
-            </w:pPr>
-            <w:r>
-              <w:rPr>
-                <w:b/>
-                <w:color w:val="5F6B7A"/>
-                <w:sz w:val="14"/>
-                <w:shd w:val="clear" w:color="auto" w:fill="F0F2F5"/>
-              </w:rPr>
-              <w:t xml:space="preserve"> VADOVAI </w:t>
             </w:r>
           </w:p>
         </w:tc>
@@ -8824,7 +8912,7 @@
                   <w:color w:val="1B2430"/>
                   <w:sz w:val="18"/>
                 </w:rPr>
-                <w:t xml:space="preserve">Paskelbta „Ignitis grupės“ valdybos nario, atsakingo už energetikos rinkas ir komerciją, atranka</w:t>
+                <w:t xml:space="preserve">Ignitis Grupe names CEO candidate and pays dividend per Ignitis Grupe stock</w:t>
               </w:r>
             </w:hyperlink>
             <w:r>
@@ -8833,7 +8921,7 @@
                 <w:color w:val="667085"/>
                 <w:sz w:val="15"/>
               </w:rPr>
-              <w:t xml:space="preserve">   GlobeNewswire  ·  dar 2 panašūs pranešimai</w:t>
+              <w:t xml:space="preserve">   AD HOC NEWS</w:t>
             </w:r>
           </w:p>
         </w:tc>
@@ -8859,7 +8947,7 @@
                 <w:color w:val="1B2430"/>
                 <w:sz w:val="17"/>
               </w:rPr>
-              <w:t>2026-09-24</w:t>
+              <w:t>2026-10-21</w:t>
             </w:r>
           </w:p>
         </w:tc>
@@ -8908,7 +8996,7 @@
                   <w:color w:val="1B2430"/>
                   <w:sz w:val="18"/>
                 </w:rPr>
-                <w:t xml:space="preserve">„Ignitis grupės“ vadovu siūlomas Vytenis Koryzna (Papildyta)</w:t>
+                <w:t xml:space="preserve">Paskelbta „Ignitis grupės“ valdybos nario, atsakingo už energetikos rinkas ir komerciją, atranka</w:t>
               </w:r>
             </w:hyperlink>
             <w:r>
@@ -8917,7 +9005,7 @@
                 <w:color w:val="667085"/>
                 <w:sz w:val="15"/>
               </w:rPr>
-              <w:t xml:space="preserve">   KaunoDiena.lt  ·  dar 11 panašūs pranešimai</w:t>
+              <w:t xml:space="preserve">   GlobeNewswire  ·  dar 2 panašūs pranešimai</w:t>
             </w:r>
           </w:p>
         </w:tc>
@@ -8943,7 +9031,7 @@
                 <w:color w:val="1B2430"/>
                 <w:sz w:val="17"/>
               </w:rPr>
-              <w:t>2026-10-22</w:t>
+              <w:t>2026-09-24</w:t>
             </w:r>
           </w:p>
         </w:tc>
@@ -8968,7 +9056,7 @@
                 <w:sz w:val="14"/>
                 <w:shd w:val="clear" w:color="auto" w:fill="F0F2F5"/>
               </w:rPr>
-              <w:t xml:space="preserve"> KITA </w:t>
+              <w:t xml:space="preserve"> VADOVAI </w:t>
             </w:r>
           </w:p>
         </w:tc>
@@ -8992,7 +9080,7 @@
                   <w:color w:val="1B2430"/>
                   <w:sz w:val="18"/>
                 </w:rPr>
-                <w:t xml:space="preserve">Ignitise tütarfirma kaalub gaasielektrijaama rajamist Tartu külje alla</w:t>
+                <w:t xml:space="preserve">„Ignitis grupės“ vadovu siūlomas Vytenis Koryzna (Papildyta)</w:t>
               </w:r>
             </w:hyperlink>
             <w:r>
@@ -9001,7 +9089,7 @@
                 <w:color w:val="667085"/>
                 <w:sz w:val="15"/>
               </w:rPr>
-              <w:t xml:space="preserve">   ERR</w:t>
+              <w:t xml:space="preserve">   KaunoDiena.lt  ·  dar 11 panašūs pranešimai</w:t>
             </w:r>
           </w:p>
         </w:tc>
@@ -9076,7 +9164,7 @@
                   <w:color w:val="1B2430"/>
                   <w:sz w:val="18"/>
                 </w:rPr>
-                <w:t xml:space="preserve">M. Sinkevičius: „Ignitis gupės“ jūrinio vėjo parko klausimas nėra uždarytas, kalbamasi ir su Lenkijos puse</w:t>
+                <w:t xml:space="preserve">Ignitise tütarfirma kaalub gaasielektrijaama rajamist Tartu külje alla</w:t>
               </w:r>
             </w:hyperlink>
             <w:r>
@@ -9085,91 +9173,7 @@
                 <w:color w:val="667085"/>
                 <w:sz w:val="15"/>
               </w:rPr>
-              <w:t xml:space="preserve">   vz.lt  ·  dar 2 panašūs pranešimai</w:t>
-            </w:r>
-          </w:p>
-        </w:tc>
-      </w:tr>
-      <w:tr>
-        <w:tc>
-          <w:tcPr>
-            <w:tcW w:type="dxa" w:w="1020"/>
-            <w:tcBorders>
-              <w:top w:val="nil"/>
-              <w:left w:val="nil"/>
-              <w:bottom w:val="single" w:sz="4" w:color="E3E8EE" w:space="0"/>
-              <w:right w:val="nil"/>
-            </w:tcBorders>
-          </w:tcPr>
-          <w:p>
-            <w:pPr>
-              <w:spacing w:before="0" w:after="0"/>
-            </w:pPr>
-            <w:r>
-              <w:rPr>
-                <w:b w:val="0"/>
-                <w:color w:val="1B2430"/>
-                <w:sz w:val="17"/>
-              </w:rPr>
-              <w:t>2026-10-22</w:t>
-            </w:r>
-          </w:p>
-        </w:tc>
-        <w:tc>
-          <w:tcPr>
-            <w:tcW w:type="dxa" w:w="1361"/>
-            <w:tcBorders>
-              <w:top w:val="nil"/>
-              <w:left w:val="nil"/>
-              <w:bottom w:val="single" w:sz="4" w:color="E3E8EE" w:space="0"/>
-              <w:right w:val="nil"/>
-            </w:tcBorders>
-          </w:tcPr>
-          <w:p>
-            <w:pPr>
-              <w:spacing w:before="0" w:after="0"/>
-            </w:pPr>
-            <w:r>
-              <w:rPr>
-                <w:b/>
-                <w:color w:val="5F6B7A"/>
-                <w:sz w:val="14"/>
-                <w:shd w:val="clear" w:color="auto" w:fill="F0F2F5"/>
-              </w:rPr>
-              <w:t xml:space="preserve"> KITA </w:t>
-            </w:r>
-          </w:p>
-        </w:tc>
-        <w:tc>
-          <w:tcPr>
-            <w:tcW w:type="dxa" w:w="7257"/>
-            <w:tcBorders>
-              <w:top w:val="nil"/>
-              <w:left w:val="nil"/>
-              <w:bottom w:val="single" w:sz="4" w:color="E3E8EE" w:space="0"/>
-              <w:right w:val="nil"/>
-            </w:tcBorders>
-          </w:tcPr>
-          <w:p>
-            <w:pPr>
-              <w:spacing w:before="0" w:after="0"/>
-            </w:pPr>
-            <w:hyperlink r:id="rId41">
-              <w:r>
-                <w:rPr>
-                  <w:color w:val="1B2430"/>
-                  <w:sz w:val="18"/>
-                </w:rPr>
-                <w:t xml:space="preserve">Lithuania’s Ignitis seeks to postpone €3bn Baltic offshore wind project as costs rise 27%</w:t>
-              </w:r>
-            </w:hyperlink>
-            <w:r>
-              <w:rPr>
-                <w:b w:val="0"/>
-                <w:color w:val="667085"/>
-                <w:sz w:val="15"/>
-              </w:rPr>
-              <w:t xml:space="preserve">   IntelliNews  ·  dar 3 panašūs pranešimai</w:t>
+              <w:t xml:space="preserve">   ERR</w:t>
             </w:r>
           </w:p>
         </w:tc>
@@ -9244,7 +9248,7 @@
                   <w:color w:val="1B2430"/>
                   <w:sz w:val="18"/>
                 </w:rPr>
-                <w:t xml:space="preserve">„Ignitis grupė“ siūlo atidėti jūrinio vėjo parko „Curonian Nord“ projekto įgyvendinimą</w:t>
+                <w:t xml:space="preserve">M. Sinkevičius: „Ignitis gupės“ jūrinio vėjo parko klausimas nėra uždarytas, kalbamasi ir su Lenkijos puse</w:t>
               </w:r>
             </w:hyperlink>
             <w:r>
@@ -9253,7 +9257,91 @@
                 <w:color w:val="667085"/>
                 <w:sz w:val="15"/>
               </w:rPr>
-              <w:t xml:space="preserve">   vz.lt  ·  dar 7 panašūs pranešimai</w:t>
+              <w:t xml:space="preserve">   vz.lt  ·  dar 2 panašūs pranešimai</w:t>
+            </w:r>
+          </w:p>
+        </w:tc>
+      </w:tr>
+      <w:tr>
+        <w:tc>
+          <w:tcPr>
+            <w:tcW w:type="dxa" w:w="1020"/>
+            <w:tcBorders>
+              <w:top w:val="nil"/>
+              <w:left w:val="nil"/>
+              <w:bottom w:val="single" w:sz="4" w:color="E3E8EE" w:space="0"/>
+              <w:right w:val="nil"/>
+            </w:tcBorders>
+          </w:tcPr>
+          <w:p>
+            <w:pPr>
+              <w:spacing w:before="0" w:after="0"/>
+            </w:pPr>
+            <w:r>
+              <w:rPr>
+                <w:b w:val="0"/>
+                <w:color w:val="1B2430"/>
+                <w:sz w:val="17"/>
+              </w:rPr>
+              <w:t>2026-10-22</w:t>
+            </w:r>
+          </w:p>
+        </w:tc>
+        <w:tc>
+          <w:tcPr>
+            <w:tcW w:type="dxa" w:w="1361"/>
+            <w:tcBorders>
+              <w:top w:val="nil"/>
+              <w:left w:val="nil"/>
+              <w:bottom w:val="single" w:sz="4" w:color="E3E8EE" w:space="0"/>
+              <w:right w:val="nil"/>
+            </w:tcBorders>
+          </w:tcPr>
+          <w:p>
+            <w:pPr>
+              <w:spacing w:before="0" w:after="0"/>
+            </w:pPr>
+            <w:r>
+              <w:rPr>
+                <w:b/>
+                <w:color w:val="5F6B7A"/>
+                <w:sz w:val="14"/>
+                <w:shd w:val="clear" w:color="auto" w:fill="F0F2F5"/>
+              </w:rPr>
+              <w:t xml:space="preserve"> KITA </w:t>
+            </w:r>
+          </w:p>
+        </w:tc>
+        <w:tc>
+          <w:tcPr>
+            <w:tcW w:type="dxa" w:w="7257"/>
+            <w:tcBorders>
+              <w:top w:val="nil"/>
+              <w:left w:val="nil"/>
+              <w:bottom w:val="single" w:sz="4" w:color="E3E8EE" w:space="0"/>
+              <w:right w:val="nil"/>
+            </w:tcBorders>
+          </w:tcPr>
+          <w:p>
+            <w:pPr>
+              <w:spacing w:before="0" w:after="0"/>
+            </w:pPr>
+            <w:hyperlink r:id="rId42">
+              <w:r>
+                <w:rPr>
+                  <w:color w:val="1B2430"/>
+                  <w:sz w:val="18"/>
+                </w:rPr>
+                <w:t xml:space="preserve">Lithuania’s Ignitis seeks to postpone €3bn Baltic offshore wind project as costs rise 27%</w:t>
+              </w:r>
+            </w:hyperlink>
+            <w:r>
+              <w:rPr>
+                <w:b w:val="0"/>
+                <w:color w:val="667085"/>
+                <w:sz w:val="15"/>
+              </w:rPr>
+              <w:t xml:space="preserve">   IntelliNews  ·  dar 3 panašūs pranešimai</w:t>
             </w:r>
           </w:p>
         </w:tc>
@@ -9328,7 +9416,7 @@
                   <w:color w:val="1B2430"/>
                   <w:sz w:val="18"/>
                 </w:rPr>
-                <w:t xml:space="preserve">„Ignitis grupė“ toliau pudruoja smegenis, bet neišdrįsta pripažinti, kad jūrinio vėjo parkui – amen</w:t>
+                <w:t xml:space="preserve">„Ignitis grupė“ siūlo atidėti jūrinio vėjo parko „Curonian Nord“ projekto įgyvendinimą</w:t>
               </w:r>
             </w:hyperlink>
             <w:r>
@@ -9337,7 +9425,7 @@
                 <w:color w:val="667085"/>
                 <w:sz w:val="15"/>
               </w:rPr>
-              <w:t xml:space="preserve">   Alfa.lt</w:t>
+              <w:t xml:space="preserve">   vz.lt  ·  dar 7 panašūs pranešimai</w:t>
             </w:r>
           </w:p>
         </w:tc>
@@ -9407,6 +9495,90 @@
               <w:spacing w:before="0" w:after="0"/>
             </w:pPr>
             <w:hyperlink r:id="rId52">
+              <w:r>
+                <w:rPr>
+                  <w:color w:val="1B2430"/>
+                  <w:sz w:val="18"/>
+                </w:rPr>
+                <w:t xml:space="preserve">„Ignitis grupė“ toliau pudruoja smegenis, bet neišdrįsta pripažinti, kad jūrinio vėjo parkui – amen</w:t>
+              </w:r>
+            </w:hyperlink>
+            <w:r>
+              <w:rPr>
+                <w:b w:val="0"/>
+                <w:color w:val="667085"/>
+                <w:sz w:val="15"/>
+              </w:rPr>
+              <w:t xml:space="preserve">   Alfa.lt</w:t>
+            </w:r>
+          </w:p>
+        </w:tc>
+      </w:tr>
+      <w:tr>
+        <w:tc>
+          <w:tcPr>
+            <w:tcW w:type="dxa" w:w="1020"/>
+            <w:tcBorders>
+              <w:top w:val="nil"/>
+              <w:left w:val="nil"/>
+              <w:bottom w:val="single" w:sz="4" w:color="E3E8EE" w:space="0"/>
+              <w:right w:val="nil"/>
+            </w:tcBorders>
+          </w:tcPr>
+          <w:p>
+            <w:pPr>
+              <w:spacing w:before="0" w:after="0"/>
+            </w:pPr>
+            <w:r>
+              <w:rPr>
+                <w:b w:val="0"/>
+                <w:color w:val="1B2430"/>
+                <w:sz w:val="17"/>
+              </w:rPr>
+              <w:t>2026-10-22</w:t>
+            </w:r>
+          </w:p>
+        </w:tc>
+        <w:tc>
+          <w:tcPr>
+            <w:tcW w:type="dxa" w:w="1361"/>
+            <w:tcBorders>
+              <w:top w:val="nil"/>
+              <w:left w:val="nil"/>
+              <w:bottom w:val="single" w:sz="4" w:color="E3E8EE" w:space="0"/>
+              <w:right w:val="nil"/>
+            </w:tcBorders>
+          </w:tcPr>
+          <w:p>
+            <w:pPr>
+              <w:spacing w:before="0" w:after="0"/>
+            </w:pPr>
+            <w:r>
+              <w:rPr>
+                <w:b/>
+                <w:color w:val="5F6B7A"/>
+                <w:sz w:val="14"/>
+                <w:shd w:val="clear" w:color="auto" w:fill="F0F2F5"/>
+              </w:rPr>
+              <w:t xml:space="preserve"> KITA </w:t>
+            </w:r>
+          </w:p>
+        </w:tc>
+        <w:tc>
+          <w:tcPr>
+            <w:tcW w:type="dxa" w:w="7257"/>
+            <w:tcBorders>
+              <w:top w:val="nil"/>
+              <w:left w:val="nil"/>
+              <w:bottom w:val="single" w:sz="4" w:color="E3E8EE" w:space="0"/>
+              <w:right w:val="nil"/>
+            </w:tcBorders>
+          </w:tcPr>
+          <w:p>
+            <w:pPr>
+              <w:spacing w:before="0" w:after="0"/>
+            </w:pPr>
+            <w:hyperlink r:id="rId53">
               <w:r>
                 <w:rPr>
                   <w:color w:val="1B2430"/>
@@ -9602,7 +9774,7 @@
               </w:rPr>
               <w:t>Anglies generacijos nėra, naftos ir dujų žvalgybos nėra</w:t>
             </w:r>
-            <w:hyperlink r:id="rId28">
+            <w:hyperlink r:id="rId29">
               <w:r>
                 <w:rPr>
                   <w:color w:val="2A78D6"/>
@@ -9774,7 +9946,7 @@
               </w:rPr>
               <w:t>Ignitis skelbia, kad laikosi UN Global Compact principų</w:t>
             </w:r>
-            <w:hyperlink r:id="rId28">
+            <w:hyperlink r:id="rId29">
               <w:r>
                 <w:rPr>
                   <w:color w:val="2A78D6"/>
@@ -10020,7 +10192,7 @@
                 <w:color w:val="333333"/>
                 <w:sz w:val="18"/>
               </w:rPr>
-              <w:t>Naujienų suvestinė 2026-07-24 – 2026-10-22: 86 pranešimų, iš jų su neigiamu žodžiu antraštėje – 0 (plačiau – skiltyje „Ką rašo spauda“).</w:t>
+              <w:t>Naujienų suvestinė 2026-07-25 – 2026-10-23: 86 pranešimų, iš jų su neigiamu žodžiu antraštėje – 0 (plačiau – skiltyje „Ką rašo spauda“).</w:t>
             </w:r>
           </w:p>
         </w:tc>
@@ -10166,7 +10338,7 @@
               </w:rPr>
               <w:t>Pagrindinė veikla – žalioji generacija (įrengta 2,1 GW, statoma 0,6 GW) ir elektros tinklai</w:t>
             </w:r>
-            <w:hyperlink r:id="rId20">
+            <w:hyperlink r:id="rId21">
               <w:r>
                 <w:rPr>
                   <w:color w:val="2A78D6"/>
@@ -10202,7 +10374,7 @@
               </w:rPr>
               <w:t>Žaliosios obligacijos ir nauja ES žaliųjų obligacijų standarto (EuGB) obligacija</w:t>
             </w:r>
-            <w:hyperlink r:id="rId19">
+            <w:hyperlink r:id="rId20">
               <w:r>
                 <w:rPr>
                   <w:color w:val="2A78D6"/>
@@ -10322,7 +10494,7 @@
               </w:rPr>
               <w:t>ES taksonomiją atitinkančios investicijos 2025 m. – 84,7 %</w:t>
             </w:r>
-            <w:hyperlink r:id="rId28">
+            <w:hyperlink r:id="rId29">
               <w:r>
                 <w:rPr>
                   <w:color w:val="2A78D6"/>
@@ -10392,7 +10564,7 @@
               </w:rPr>
               <w:t>Nulinė emisija iki 2050 m. ar anksčiau</w:t>
             </w:r>
-            <w:hyperlink r:id="rId53">
+            <w:hyperlink r:id="rId54">
               <w:r>
                 <w:rPr>
                   <w:color w:val="2A78D6"/>
@@ -10564,7 +10736,7 @@
               </w:rPr>
               <w:t>2026 m. vasarį žuvo rangovo darbuotojas</w:t>
             </w:r>
-            <w:hyperlink r:id="rId35">
+            <w:hyperlink r:id="rId36">
               <w:r>
                 <w:rPr>
                   <w:color w:val="2A78D6"/>
@@ -10600,7 +10772,7 @@
               </w:rPr>
               <w:t>1 apimties emisijos 2025 m. išaugo 54,7 % dėl didesnės dujų generacijos</w:t>
             </w:r>
-            <w:hyperlink r:id="rId28">
+            <w:hyperlink r:id="rId29">
               <w:r>
                 <w:rPr>
                   <w:color w:val="2A78D6"/>
@@ -10644,7 +10816,7 @@
               </w:rPr>
               <w:t>Sauga valdoma pagal ISO 45001</w:t>
             </w:r>
-            <w:hyperlink r:id="rId54">
+            <w:hyperlink r:id="rId55">
               <w:r>
                 <w:rPr>
                   <w:color w:val="2A78D6"/>
@@ -10777,7 +10949,7 @@
               </w:rPr>
               <w:t>SEB investicijų politika</w:t>
             </w:r>
-            <w:hyperlink r:id="rId55">
+            <w:hyperlink r:id="rId56">
               <w:r>
                 <w:rPr>
                   <w:color w:val="2A78D6"/>
@@ -10795,7 +10967,7 @@
               </w:rPr>
               <w:t>, elektros ir atsinaujinančios energetikos politika, nes žalioji gamyba ir tinklai sudaro daugiau nei 15 % pajamų</w:t>
             </w:r>
-            <w:hyperlink r:id="rId56">
+            <w:hyperlink r:id="rId57">
               <w:r>
                 <w:rPr>
                   <w:color w:val="2A78D6"/>
@@ -10839,7 +11011,7 @@
               </w:rPr>
               <w:t>Dujų pajamų dalis nerasta</w:t>
             </w:r>
-            <w:hyperlink r:id="rId57">
+            <w:hyperlink r:id="rId58">
               <w:r>
                 <w:rPr>
                   <w:color w:val="2A78D6"/>
@@ -10856,7 +11028,7 @@
               </w:rPr>
               <w:t>,</w:t>
             </w:r>
-            <w:hyperlink r:id="rId58">
+            <w:hyperlink r:id="rId59">
               <w:r>
                 <w:rPr>
                   <w:color w:val="2A78D6"/>
@@ -10913,7 +11085,7 @@
               </w:rPr>
               <w:t>Atskleistos 1–3 apimties emisijos (4,49 mln. t CO2e 2025 m.) ir SBTi patvirtinti 1,5 °C tikslai</w:t>
             </w:r>
-            <w:hyperlink r:id="rId59">
+            <w:hyperlink r:id="rId60">
               <w:r>
                 <w:rPr>
                   <w:color w:val="2A78D6"/>
@@ -10949,7 +11121,7 @@
               </w:rPr>
               <w:t>ISO 14001 aplinkosaugos vadyba ESO, „Ignitis gamyboje“, „Ignitis“ bei Vilniaus ir Kauno kogeneracinėse jėgainėse</w:t>
             </w:r>
-            <w:hyperlink r:id="rId54">
+            <w:hyperlink r:id="rId55">
               <w:r>
                 <w:rPr>
                   <w:color w:val="2A78D6"/>
@@ -10993,7 +11165,7 @@
               </w:rPr>
               <w:t>Anglies, durpių ar naftos ir dujų gavybos nėra</w:t>
             </w:r>
-            <w:hyperlink r:id="rId28">
+            <w:hyperlink r:id="rId29">
               <w:r>
                 <w:rPr>
                   <w:color w:val="2A78D6"/>
@@ -11050,7 +11222,7 @@
               </w:rPr>
               <w:t>ISO 45001 saugos vadyba, 2025 m. mirtinų nelaimingų atsitikimų nebuvo</w:t>
             </w:r>
-            <w:hyperlink r:id="rId60">
+            <w:hyperlink r:id="rId61">
               <w:r>
                 <w:rPr>
                   <w:color w:val="2A78D6"/>
@@ -11067,7 +11239,7 @@
               </w:rPr>
               <w:t>,</w:t>
             </w:r>
-            <w:hyperlink r:id="rId54">
+            <w:hyperlink r:id="rId55">
               <w:r>
                 <w:rPr>
                   <w:color w:val="2A78D6"/>
@@ -11103,7 +11275,7 @@
               </w:rPr>
               <w:t>Pasitikėjimo linija anoniminiams pranešimams</w:t>
             </w:r>
-            <w:hyperlink r:id="rId61">
+            <w:hyperlink r:id="rId62">
               <w:r>
                 <w:rPr>
                   <w:color w:val="2A78D6"/>
@@ -11139,7 +11311,7 @@
               </w:rPr>
               <w:t>Antikorupcijos politika ir ISO 37001 sertifikatas</w:t>
             </w:r>
-            <w:hyperlink r:id="rId54">
+            <w:hyperlink r:id="rId55">
               <w:r>
                 <w:rPr>
                   <w:color w:val="2A78D6"/>
@@ -11156,7 +11328,7 @@
               </w:rPr>
               <w:t>,</w:t>
             </w:r>
-            <w:hyperlink r:id="rId61">
+            <w:hyperlink r:id="rId62">
               <w:r>
                 <w:rPr>
                   <w:color w:val="2A78D6"/>
@@ -11192,7 +11364,7 @@
               </w:rPr>
               <w:t>JT Pasaulinis susitarimas</w:t>
             </w:r>
-            <w:hyperlink r:id="rId59">
+            <w:hyperlink r:id="rId60">
               <w:r>
                 <w:rPr>
                   <w:color w:val="2A78D6"/>
@@ -11228,7 +11400,7 @@
               </w:rPr>
               <w:t>Integruota metinė ataskaita su klimato duomenimis</w:t>
             </w:r>
-            <w:hyperlink r:id="rId28">
+            <w:hyperlink r:id="rId29">
               <w:r>
                 <w:rPr>
                   <w:color w:val="2A78D6"/>
@@ -11264,7 +11436,7 @@
               </w:rPr>
               <w:t>Biologinės įvairovės stebėsena ir poveikio mažinimo priemonės</w:t>
             </w:r>
-            <w:hyperlink r:id="rId62">
+            <w:hyperlink r:id="rId63">
               <w:r>
                 <w:rPr>
                   <w:color w:val="2A78D6"/>
@@ -11321,7 +11493,7 @@
               </w:rPr>
               <w:t>Neskelbiamas įvardytas žmogaus teisių patikros procesas ir kiekybiniai biologinės įvairovės tikslai</w:t>
             </w:r>
-            <w:hyperlink r:id="rId56">
+            <w:hyperlink r:id="rId57">
               <w:r>
                 <w:rPr>
                   <w:color w:val="2A78D6"/>
@@ -11601,7 +11773,7 @@
               </w:rPr>
               <w:t>Bendros ŠESD emisijos 2025 m. – 4,49 mln. t CO2e (+10,1 %)</w:t>
             </w:r>
-            <w:hyperlink r:id="rId28">
+            <w:hyperlink r:id="rId29">
               <w:r>
                 <w:rPr>
                   <w:color w:val="2A78D6"/>
@@ -11637,7 +11809,7 @@
               </w:rPr>
               <w:t>Anglies intensyvumas (1+2 apimtis) 2026 m. I ketv. – 214 g CO2e/kWh (−12,8 %)</w:t>
             </w:r>
-            <w:hyperlink r:id="rId35">
+            <w:hyperlink r:id="rId36">
               <w:r>
                 <w:rPr>
                   <w:color w:val="2A78D6"/>
@@ -11673,7 +11845,7 @@
               </w:rPr>
               <w:t>Taksonomiją atitinkančios investicijos – 84,7 %</w:t>
             </w:r>
-            <w:hyperlink r:id="rId28">
+            <w:hyperlink r:id="rId29">
               <w:r>
                 <w:rPr>
                   <w:color w:val="2A78D6"/>
@@ -11709,7 +11881,7 @@
               </w:rPr>
               <w:t>SBTi patvirtinti 1,5 °C tikslai</w:t>
             </w:r>
-            <w:hyperlink r:id="rId63">
+            <w:hyperlink r:id="rId64">
               <w:r>
                 <w:rPr>
                   <w:color w:val="2A78D6"/>
@@ -11875,7 +12047,7 @@
         <w:t>3.</w:t>
         <w:tab/>
       </w:r>
-      <w:hyperlink r:id="rId14">
+      <w:hyperlink r:id="rId15">
         <w:r>
           <w:rPr>
             <w:color w:val="2A78D6"/>
@@ -11902,7 +12074,7 @@
         <w:t>4.</w:t>
         <w:tab/>
       </w:r>
-      <w:hyperlink r:id="rId15">
+      <w:hyperlink r:id="rId16">
         <w:r>
           <w:rPr>
             <w:color w:val="2A78D6"/>
@@ -11929,7 +12101,7 @@
         <w:t>5.</w:t>
         <w:tab/>
       </w:r>
-      <w:hyperlink r:id="rId16">
+      <w:hyperlink r:id="rId17">
         <w:r>
           <w:rPr>
             <w:color w:val="2A78D6"/>
@@ -11956,7 +12128,7 @@
         <w:t>6.</w:t>
         <w:tab/>
       </w:r>
-      <w:hyperlink r:id="rId17">
+      <w:hyperlink r:id="rId18">
         <w:r>
           <w:rPr>
             <w:color w:val="2A78D6"/>
@@ -11983,7 +12155,7 @@
         <w:t>7.</w:t>
         <w:tab/>
       </w:r>
-      <w:hyperlink r:id="rId18">
+      <w:hyperlink r:id="rId19">
         <w:r>
           <w:rPr>
             <w:color w:val="2A78D6"/>
@@ -12010,7 +12182,7 @@
         <w:t>8.</w:t>
         <w:tab/>
       </w:r>
-      <w:hyperlink r:id="rId19">
+      <w:hyperlink r:id="rId20">
         <w:r>
           <w:rPr>
             <w:color w:val="2A78D6"/>
@@ -12037,7 +12209,7 @@
         <w:t>9.</w:t>
         <w:tab/>
       </w:r>
-      <w:hyperlink r:id="rId20">
+      <w:hyperlink r:id="rId21">
         <w:r>
           <w:rPr>
             <w:color w:val="2A78D6"/>
@@ -12064,7 +12236,7 @@
         <w:t>10.</w:t>
         <w:tab/>
       </w:r>
-      <w:hyperlink r:id="rId21">
+      <w:hyperlink r:id="rId22">
         <w:r>
           <w:rPr>
             <w:color w:val="2A78D6"/>
@@ -12091,7 +12263,7 @@
         <w:t>11.</w:t>
         <w:tab/>
       </w:r>
-      <w:hyperlink r:id="rId22">
+      <w:hyperlink r:id="rId23">
         <w:r>
           <w:rPr>
             <w:color w:val="2A78D6"/>
@@ -12118,7 +12290,7 @@
         <w:t>12.</w:t>
         <w:tab/>
       </w:r>
-      <w:hyperlink r:id="rId23">
+      <w:hyperlink r:id="rId24">
         <w:r>
           <w:rPr>
             <w:color w:val="2A78D6"/>
@@ -12145,7 +12317,7 @@
         <w:t>13.</w:t>
         <w:tab/>
       </w:r>
-      <w:hyperlink r:id="rId24">
+      <w:hyperlink r:id="rId25">
         <w:r>
           <w:rPr>
             <w:color w:val="2A78D6"/>
@@ -12172,7 +12344,7 @@
         <w:t>14.</w:t>
         <w:tab/>
       </w:r>
-      <w:hyperlink r:id="rId25">
+      <w:hyperlink r:id="rId26">
         <w:r>
           <w:rPr>
             <w:color w:val="2A78D6"/>
@@ -12199,7 +12371,7 @@
         <w:t>15.</w:t>
         <w:tab/>
       </w:r>
-      <w:hyperlink r:id="rId26">
+      <w:hyperlink r:id="rId27">
         <w:r>
           <w:rPr>
             <w:color w:val="2A78D6"/>
@@ -12226,7 +12398,7 @@
         <w:t>16.</w:t>
         <w:tab/>
       </w:r>
-      <w:hyperlink r:id="rId27">
+      <w:hyperlink r:id="rId28">
         <w:r>
           <w:rPr>
             <w:color w:val="2A78D6"/>
@@ -12253,7 +12425,7 @@
         <w:t>17.</w:t>
         <w:tab/>
       </w:r>
-      <w:hyperlink r:id="rId28">
+      <w:hyperlink r:id="rId29">
         <w:r>
           <w:rPr>
             <w:color w:val="2A78D6"/>
@@ -12280,7 +12452,7 @@
         <w:t>18.</w:t>
         <w:tab/>
       </w:r>
-      <w:hyperlink r:id="rId29">
+      <w:hyperlink r:id="rId30">
         <w:r>
           <w:rPr>
             <w:color w:val="2A78D6"/>
@@ -12307,7 +12479,7 @@
         <w:t>19.</w:t>
         <w:tab/>
       </w:r>
-      <w:hyperlink r:id="rId30">
+      <w:hyperlink r:id="rId31">
         <w:r>
           <w:rPr>
             <w:color w:val="2A78D6"/>
@@ -12334,7 +12506,7 @@
         <w:t>20.</w:t>
         <w:tab/>
       </w:r>
-      <w:hyperlink r:id="rId32">
+      <w:hyperlink r:id="rId33">
         <w:r>
           <w:rPr>
             <w:color w:val="2A78D6"/>
@@ -12361,7 +12533,7 @@
         <w:t>21.</w:t>
         <w:tab/>
       </w:r>
-      <w:hyperlink r:id="rId20">
+      <w:hyperlink r:id="rId21">
         <w:r>
           <w:rPr>
             <w:color w:val="2A78D6"/>
@@ -12388,7 +12560,7 @@
         <w:t>22.</w:t>
         <w:tab/>
       </w:r>
-      <w:hyperlink r:id="rId33">
+      <w:hyperlink r:id="rId34">
         <w:r>
           <w:rPr>
             <w:color w:val="2A78D6"/>
@@ -12415,7 +12587,7 @@
         <w:t>23.</w:t>
         <w:tab/>
       </w:r>
-      <w:hyperlink r:id="rId34">
+      <w:hyperlink r:id="rId35">
         <w:r>
           <w:rPr>
             <w:color w:val="2A78D6"/>
@@ -12442,7 +12614,7 @@
         <w:t>24.</w:t>
         <w:tab/>
       </w:r>
-      <w:hyperlink r:id="rId35">
+      <w:hyperlink r:id="rId36">
         <w:r>
           <w:rPr>
             <w:color w:val="2A78D6"/>
@@ -12469,7 +12641,7 @@
         <w:t>25.</w:t>
         <w:tab/>
       </w:r>
-      <w:hyperlink r:id="rId20">
+      <w:hyperlink r:id="rId21">
         <w:r>
           <w:rPr>
             <w:color w:val="2A78D6"/>
@@ -12496,7 +12668,7 @@
         <w:t>26.</w:t>
         <w:tab/>
       </w:r>
-      <w:hyperlink r:id="rId24">
+      <w:hyperlink r:id="rId25">
         <w:r>
           <w:rPr>
             <w:color w:val="2A78D6"/>
@@ -12523,7 +12695,7 @@
         <w:t>27.</w:t>
         <w:tab/>
       </w:r>
-      <w:hyperlink r:id="rId32">
+      <w:hyperlink r:id="rId33">
         <w:r>
           <w:rPr>
             <w:color w:val="2A78D6"/>
@@ -12550,7 +12722,7 @@
         <w:t>28.</w:t>
         <w:tab/>
       </w:r>
-      <w:hyperlink r:id="rId36">
+      <w:hyperlink r:id="rId37">
         <w:r>
           <w:rPr>
             <w:color w:val="2A78D6"/>
@@ -12577,7 +12749,7 @@
         <w:t>29.</w:t>
         <w:tab/>
       </w:r>
-      <w:hyperlink r:id="rId14">
+      <w:hyperlink r:id="rId15">
         <w:r>
           <w:rPr>
             <w:color w:val="2A78D6"/>
@@ -12604,7 +12776,7 @@
         <w:t>30.</w:t>
         <w:tab/>
       </w:r>
-      <w:hyperlink r:id="rId37">
+      <w:hyperlink r:id="rId38">
         <w:r>
           <w:rPr>
             <w:color w:val="2A78D6"/>
@@ -12631,7 +12803,7 @@
         <w:t>31.</w:t>
         <w:tab/>
       </w:r>
-      <w:hyperlink r:id="rId32">
+      <w:hyperlink r:id="rId33">
         <w:r>
           <w:rPr>
             <w:color w:val="2A78D6"/>
@@ -12658,7 +12830,7 @@
         <w:t>32.</w:t>
         <w:tab/>
       </w:r>
-      <w:hyperlink r:id="rId34">
+      <w:hyperlink r:id="rId35">
         <w:r>
           <w:rPr>
             <w:color w:val="2A78D6"/>
@@ -12685,7 +12857,7 @@
         <w:t>33.</w:t>
         <w:tab/>
       </w:r>
-      <w:hyperlink r:id="rId38">
+      <w:hyperlink r:id="rId39">
         <w:r>
           <w:rPr>
             <w:color w:val="2A78D6"/>
@@ -12712,7 +12884,7 @@
         <w:t>34.</w:t>
         <w:tab/>
       </w:r>
-      <w:hyperlink r:id="rId39">
+      <w:hyperlink r:id="rId40">
         <w:r>
           <w:rPr>
             <w:color w:val="2A78D6"/>
@@ -12739,7 +12911,7 @@
         <w:t>35.</w:t>
         <w:tab/>
       </w:r>
-      <w:hyperlink r:id="rId40">
+      <w:hyperlink r:id="rId41">
         <w:r>
           <w:rPr>
             <w:color w:val="2A78D6"/>
@@ -12766,7 +12938,7 @@
         <w:t>36.</w:t>
         <w:tab/>
       </w:r>
-      <w:hyperlink r:id="rId41">
+      <w:hyperlink r:id="rId42">
         <w:r>
           <w:rPr>
             <w:color w:val="2A78D6"/>
@@ -12793,7 +12965,7 @@
         <w:t>37.</w:t>
         <w:tab/>
       </w:r>
-      <w:hyperlink r:id="rId42">
+      <w:hyperlink r:id="rId43">
         <w:r>
           <w:rPr>
             <w:color w:val="2A78D6"/>
@@ -12820,7 +12992,7 @@
         <w:t>38.</w:t>
         <w:tab/>
       </w:r>
-      <w:hyperlink r:id="rId43">
+      <w:hyperlink r:id="rId44">
         <w:r>
           <w:rPr>
             <w:color w:val="2A78D6"/>
@@ -12847,7 +13019,7 @@
         <w:t>39.</w:t>
         <w:tab/>
       </w:r>
-      <w:hyperlink r:id="rId53">
+      <w:hyperlink r:id="rId54">
         <w:r>
           <w:rPr>
             <w:color w:val="2A78D6"/>
@@ -12874,7 +13046,7 @@
         <w:t>40.</w:t>
         <w:tab/>
       </w:r>
-      <w:hyperlink r:id="rId54">
+      <w:hyperlink r:id="rId55">
         <w:r>
           <w:rPr>
             <w:color w:val="2A78D6"/>
@@ -12901,7 +13073,7 @@
         <w:t>41.</w:t>
         <w:tab/>
       </w:r>
-      <w:hyperlink r:id="rId55">
+      <w:hyperlink r:id="rId56">
         <w:r>
           <w:rPr>
             <w:color w:val="2A78D6"/>
@@ -12928,7 +13100,7 @@
         <w:t>42.</w:t>
         <w:tab/>
       </w:r>
-      <w:hyperlink r:id="rId56">
+      <w:hyperlink r:id="rId57">
         <w:r>
           <w:rPr>
             <w:color w:val="2A78D6"/>
@@ -12955,7 +13127,7 @@
         <w:t>43.</w:t>
         <w:tab/>
       </w:r>
-      <w:hyperlink r:id="rId57">
+      <w:hyperlink r:id="rId58">
         <w:r>
           <w:rPr>
             <w:color w:val="2A78D6"/>
@@ -12982,7 +13154,7 @@
         <w:t>44.</w:t>
         <w:tab/>
       </w:r>
-      <w:hyperlink r:id="rId58">
+      <w:hyperlink r:id="rId59">
         <w:r>
           <w:rPr>
             <w:color w:val="2A78D6"/>
@@ -13009,7 +13181,7 @@
         <w:t>45.</w:t>
         <w:tab/>
       </w:r>
-      <w:hyperlink r:id="rId59">
+      <w:hyperlink r:id="rId60">
         <w:r>
           <w:rPr>
             <w:color w:val="2A78D6"/>
@@ -13036,7 +13208,7 @@
         <w:t>46.</w:t>
         <w:tab/>
       </w:r>
-      <w:hyperlink r:id="rId60">
+      <w:hyperlink r:id="rId61">
         <w:r>
           <w:rPr>
             <w:color w:val="2A78D6"/>
@@ -13063,7 +13235,7 @@
         <w:t>47.</w:t>
         <w:tab/>
       </w:r>
-      <w:hyperlink r:id="rId61">
+      <w:hyperlink r:id="rId62">
         <w:r>
           <w:rPr>
             <w:color w:val="2A78D6"/>
@@ -13090,7 +13262,7 @@
         <w:t>48.</w:t>
         <w:tab/>
       </w:r>
-      <w:hyperlink r:id="rId59">
+      <w:hyperlink r:id="rId60">
         <w:r>
           <w:rPr>
             <w:color w:val="2A78D6"/>
@@ -13117,7 +13289,7 @@
         <w:t>49.</w:t>
         <w:tab/>
       </w:r>
-      <w:hyperlink r:id="rId62">
+      <w:hyperlink r:id="rId63">
         <w:r>
           <w:rPr>
             <w:color w:val="2A78D6"/>
@@ -13144,7 +13316,7 @@
         <w:t>50.</w:t>
         <w:tab/>
       </w:r>
-      <w:hyperlink r:id="rId56">
+      <w:hyperlink r:id="rId57">
         <w:r>
           <w:rPr>
             <w:color w:val="2A78D6"/>
@@ -13171,7 +13343,7 @@
         <w:t>51.</w:t>
         <w:tab/>
       </w:r>
-      <w:hyperlink r:id="rId63">
+      <w:hyperlink r:id="rId64">
         <w:r>
           <w:rPr>
             <w:color w:val="2A78D6"/>

--- a/docs/files/ignitis/ignitis_6M2026_lt.docx
+++ b/docs/files/ignitis/ignitis_6M2026_lt.docx
@@ -5262,7 +5262,7 @@
           <w:color w:val="667085"/>
           <w:sz w:val="16"/>
         </w:rPr>
-        <w:t>Spalvos: žalias pokytis – rodiklis gerėja, raudonas – blogėja. Paskutinio laikotarpio langelio fonas: žalias – geras lygis, geltonas – vidutinis, raudonas – silpnas (įrankio orientyrai, config/metric_rules.yaml).</w:t>
+        <w:t>Spalvos: žalias pokytis – rodiklis gerėja, raudonas – blogėja. Paskutinio laikotarpio langelio fonas: žalias – geras lygis, geltonas – vidutinis, raudonas – silpnas (vidiniai orientyrai, config/metric_rules.yaml).</w:t>
       </w:r>
     </w:p>
     <w:p>
@@ -5275,7 +5275,7 @@
           <w:color w:val="667085"/>
           <w:sz w:val="16"/>
         </w:rPr>
-        <w:t>* – paimta iš ataskaitos santraukos;  ᶜ – apskaičiuota įrankio. Mažas numeris prie teksto – nuoroda į šaltinį (paspaudus atsidaro dokumentas reikiamame puslapyje).</w:t>
+        <w:t>* – paimta iš ataskaitos santraukos;  ᶜ – mūsų skaičiavimas. Mažas numeris prie teksto – nuoroda į šaltinį (paspaudus atsidaro dokumentas reikiamame puslapyje).</w:t>
       </w:r>
     </w:p>
     <w:p>
@@ -7026,7 +7026,7 @@
                 <w:b w:val="0"/>
                 <w:sz w:val="17"/>
               </w:rPr>
-              <w:t>Vykdoma: 2,1 GW įrengta + 0,7 GW statoma = 2,8 GW, t. y. tikslo apatinė riba (apskaičiuota įrankio)</w:t>
+              <w:t>Vykdoma: 2,1 GW įrengta + 0,7 GW statoma = 2,8 GW, t. y. tikslo apatinė riba (mūsų skaičiavimas)</w:t>
             </w:r>
             <w:hyperlink r:id="rId38">
               <w:r>

--- a/docs/files/ignitis/ignitis_6M2026_lt.docx
+++ b/docs/files/ignitis/ignitis_6M2026_lt.docx
@@ -8302,7 +8302,7 @@
                 <w:b w:val="0"/>
                 <w:sz w:val="17"/>
               </w:rPr>
-              <w:t>3,43 % (2026-10)</w:t>
+              <w:t>3,38 % (2026-10)</w:t>
             </w:r>
           </w:p>
         </w:tc>
@@ -8374,7 +8374,7 @@
                 <w:b w:val="0"/>
                 <w:sz w:val="17"/>
               </w:rPr>
-              <w:t>▲ 0,71 p. p.</w:t>
+              <w:t>▲ 0,66 p. p.</w:t>
             </w:r>
           </w:p>
         </w:tc>
@@ -8730,7 +8730,7 @@
           <w:color w:val="667085"/>
           <w:sz w:val="18"/>
         </w:rPr>
-        <w:t>Automatinė naujienų paieška (Google News, EN, EE, LT, LV), 2026-07-25 – 2026-10-23: 86 pranešimų.</w:t>
+        <w:t>Automatinė naujienų paieška (Google News, EN, EE, LT, LV), 2026-07-25 – 2026-10-23: 99 pranešimų.</w:t>
       </w:r>
     </w:p>
     <w:tbl>
@@ -8779,7 +8779,7 @@
                 <w:color w:val="1B2430"/>
                 <w:sz w:val="17"/>
               </w:rPr>
-              <w:t>2026-10-21</w:t>
+              <w:t>2026-10-23</w:t>
             </w:r>
           </w:p>
         </w:tc>
@@ -8837,7 +8837,7 @@
                 <w:color w:val="667085"/>
                 <w:sz w:val="15"/>
               </w:rPr>
-              <w:t xml:space="preserve">   vz.lt  ·  dar 10 panašūs pranešimai</w:t>
+              <w:t xml:space="preserve">   vz.lt  ·  dar 13 panašūs pranešimai</w:t>
             </w:r>
           </w:p>
         </w:tc>
@@ -9115,7 +9115,7 @@
                 <w:color w:val="1B2430"/>
                 <w:sz w:val="17"/>
               </w:rPr>
-              <w:t>2026-10-22</w:t>
+              <w:t>2026-10-23</w:t>
             </w:r>
           </w:p>
         </w:tc>
@@ -9164,7 +9164,7 @@
                   <w:color w:val="1B2430"/>
                   <w:sz w:val="18"/>
                 </w:rPr>
-                <w:t xml:space="preserve">Ignitise tütarfirma kaalub gaasielektrijaama rajamist Tartu külje alla</w:t>
+                <w:t xml:space="preserve">Dienos akcentai: degalų kainos mažina šalies konkurencingumą ir „Ignitis“ planai</w:t>
               </w:r>
             </w:hyperlink>
             <w:r>
@@ -9173,7 +9173,7 @@
                 <w:color w:val="667085"/>
                 <w:sz w:val="15"/>
               </w:rPr>
-              <w:t xml:space="preserve">   ERR</w:t>
+              <w:t xml:space="preserve">   vz.lt</w:t>
             </w:r>
           </w:p>
         </w:tc>
@@ -9199,7 +9199,7 @@
                 <w:color w:val="1B2430"/>
                 <w:sz w:val="17"/>
               </w:rPr>
-              <w:t>2026-10-22</w:t>
+              <w:t>2026-10-23</w:t>
             </w:r>
           </w:p>
         </w:tc>
@@ -9248,7 +9248,7 @@
                   <w:color w:val="1B2430"/>
                   <w:sz w:val="18"/>
                 </w:rPr>
-                <w:t xml:space="preserve">M. Sinkevičius: „Ignitis gupės“ jūrinio vėjo parko klausimas nėra uždarytas, kalbamasi ir su Lenkijos puse</w:t>
+                <w:t xml:space="preserve">Ignitis seeks to postpone Lithuania’s $3bn offshore wind project</w:t>
               </w:r>
             </w:hyperlink>
             <w:r>
@@ -9257,7 +9257,7 @@
                 <w:color w:val="667085"/>
                 <w:sz w:val="15"/>
               </w:rPr>
-              <w:t xml:space="preserve">   vz.lt  ·  dar 2 panašūs pranešimai</w:t>
+              <w:t xml:space="preserve">   Splash247  ·  dar 5 panašūs pranešimai</w:t>
             </w:r>
           </w:p>
         </w:tc>
@@ -9283,91 +9283,7 @@
                 <w:color w:val="1B2430"/>
                 <w:sz w:val="17"/>
               </w:rPr>
-              <w:t>2026-10-22</w:t>
-            </w:r>
-          </w:p>
-        </w:tc>
-        <w:tc>
-          <w:tcPr>
-            <w:tcW w:type="dxa" w:w="1361"/>
-            <w:tcBorders>
-              <w:top w:val="nil"/>
-              <w:left w:val="nil"/>
-              <w:bottom w:val="single" w:sz="4" w:color="E3E8EE" w:space="0"/>
-              <w:right w:val="nil"/>
-            </w:tcBorders>
-          </w:tcPr>
-          <w:p>
-            <w:pPr>
-              <w:spacing w:before="0" w:after="0"/>
-            </w:pPr>
-            <w:r>
-              <w:rPr>
-                <w:b/>
-                <w:color w:val="5F6B7A"/>
-                <w:sz w:val="14"/>
-                <w:shd w:val="clear" w:color="auto" w:fill="F0F2F5"/>
-              </w:rPr>
-              <w:t xml:space="preserve"> KITA </w:t>
-            </w:r>
-          </w:p>
-        </w:tc>
-        <w:tc>
-          <w:tcPr>
-            <w:tcW w:type="dxa" w:w="7257"/>
-            <w:tcBorders>
-              <w:top w:val="nil"/>
-              <w:left w:val="nil"/>
-              <w:bottom w:val="single" w:sz="4" w:color="E3E8EE" w:space="0"/>
-              <w:right w:val="nil"/>
-            </w:tcBorders>
-          </w:tcPr>
-          <w:p>
-            <w:pPr>
-              <w:spacing w:before="0" w:after="0"/>
-            </w:pPr>
-            <w:hyperlink r:id="rId42">
-              <w:r>
-                <w:rPr>
-                  <w:color w:val="1B2430"/>
-                  <w:sz w:val="18"/>
-                </w:rPr>
-                <w:t xml:space="preserve">Lithuania’s Ignitis seeks to postpone €3bn Baltic offshore wind project as costs rise 27%</w:t>
-              </w:r>
-            </w:hyperlink>
-            <w:r>
-              <w:rPr>
-                <w:b w:val="0"/>
-                <w:color w:val="667085"/>
-                <w:sz w:val="15"/>
-              </w:rPr>
-              <w:t xml:space="preserve">   IntelliNews  ·  dar 3 panašūs pranešimai</w:t>
-            </w:r>
-          </w:p>
-        </w:tc>
-      </w:tr>
-      <w:tr>
-        <w:tc>
-          <w:tcPr>
-            <w:tcW w:type="dxa" w:w="1020"/>
-            <w:tcBorders>
-              <w:top w:val="nil"/>
-              <w:left w:val="nil"/>
-              <w:bottom w:val="single" w:sz="4" w:color="E3E8EE" w:space="0"/>
-              <w:right w:val="nil"/>
-            </w:tcBorders>
-          </w:tcPr>
-          <w:p>
-            <w:pPr>
-              <w:spacing w:before="0" w:after="0"/>
-            </w:pPr>
-            <w:r>
-              <w:rPr>
-                <w:b w:val="0"/>
-                <w:color w:val="1B2430"/>
-                <w:sz w:val="17"/>
-              </w:rPr>
-              <w:t>2026-10-22</w:t>
+              <w:t>2026-10-23</w:t>
             </w:r>
           </w:p>
         </w:tc>
@@ -9416,7 +9332,7 @@
                   <w:color w:val="1B2430"/>
                   <w:sz w:val="18"/>
                 </w:rPr>
-                <w:t xml:space="preserve">„Ignitis grupė“ siūlo atidėti jūrinio vėjo parko „Curonian Nord“ projekto įgyvendinimą</w:t>
+                <w:t xml:space="preserve">„Ignitis“ Estijoje svarsto statyti 200 MW galios dujinę jėgainę</w:t>
               </w:r>
             </w:hyperlink>
             <w:r>
@@ -9425,7 +9341,7 @@
                 <w:color w:val="667085"/>
                 <w:sz w:val="15"/>
               </w:rPr>
-              <w:t xml:space="preserve">   vz.lt  ·  dar 7 panašūs pranešimai</w:t>
+              <w:t xml:space="preserve">   vz.lt  ·  dar 1 panašūs pranešimai</w:t>
             </w:r>
           </w:p>
         </w:tc>
@@ -9451,7 +9367,7 @@
                 <w:color w:val="1B2430"/>
                 <w:sz w:val="17"/>
               </w:rPr>
-              <w:t>2026-10-22</w:t>
+              <w:t>2026-10-23</w:t>
             </w:r>
           </w:p>
         </w:tc>
@@ -9500,7 +9416,7 @@
                   <w:color w:val="1B2430"/>
                   <w:sz w:val="18"/>
                 </w:rPr>
-                <w:t xml:space="preserve">„Ignitis grupė“ toliau pudruoja smegenis, bet neišdrįsta pripažinti, kad jūrinio vėjo parkui – amen</w:t>
+                <w:t xml:space="preserve">Leedu Ignitis külmutab meretuulepargi plaanid</w:t>
               </w:r>
             </w:hyperlink>
             <w:r>
@@ -9509,7 +9425,7 @@
                 <w:color w:val="667085"/>
                 <w:sz w:val="15"/>
               </w:rPr>
-              <w:t xml:space="preserve">   Alfa.lt</w:t>
+              <w:t xml:space="preserve">   Äripäev</w:t>
             </w:r>
           </w:p>
         </w:tc>
@@ -9535,7 +9451,7 @@
                 <w:color w:val="1B2430"/>
                 <w:sz w:val="17"/>
               </w:rPr>
-              <w:t>2026-10-22</w:t>
+              <w:t>2026-10-23</w:t>
             </w:r>
           </w:p>
         </w:tc>
@@ -9584,7 +9500,7 @@
                   <w:color w:val="1B2430"/>
                   <w:sz w:val="18"/>
                 </w:rPr>
-                <w:t xml:space="preserve">Papildināta - Lietuvas FM palīdzēs Ignitis grupe saistībā ar atkrastes vēja parka projekta atlikšanu</w:t>
+                <w:t xml:space="preserve">"Ignitis" ievieš gudro elektroauto uzlādi mājās. Veic uzlādi tad, kad tas ir visizdevīgāk</w:t>
               </w:r>
             </w:hyperlink>
             <w:r>
@@ -9593,7 +9509,91 @@
                 <w:color w:val="667085"/>
                 <w:sz w:val="15"/>
               </w:rPr>
-              <w:t xml:space="preserve">   Dienas Bizness  ·  dar 1 panašūs pranešimai</w:t>
+              <w:t xml:space="preserve">   tv3.lv</w:t>
+            </w:r>
+          </w:p>
+        </w:tc>
+      </w:tr>
+      <w:tr>
+        <w:tc>
+          <w:tcPr>
+            <w:tcW w:type="dxa" w:w="1020"/>
+            <w:tcBorders>
+              <w:top w:val="nil"/>
+              <w:left w:val="nil"/>
+              <w:bottom w:val="single" w:sz="4" w:color="E3E8EE" w:space="0"/>
+              <w:right w:val="nil"/>
+            </w:tcBorders>
+          </w:tcPr>
+          <w:p>
+            <w:pPr>
+              <w:spacing w:before="0" w:after="0"/>
+            </w:pPr>
+            <w:r>
+              <w:rPr>
+                <w:b w:val="0"/>
+                <w:color w:val="1B2430"/>
+                <w:sz w:val="17"/>
+              </w:rPr>
+              <w:t>2026-10-22</w:t>
+            </w:r>
+          </w:p>
+        </w:tc>
+        <w:tc>
+          <w:tcPr>
+            <w:tcW w:type="dxa" w:w="1361"/>
+            <w:tcBorders>
+              <w:top w:val="nil"/>
+              <w:left w:val="nil"/>
+              <w:bottom w:val="single" w:sz="4" w:color="E3E8EE" w:space="0"/>
+              <w:right w:val="nil"/>
+            </w:tcBorders>
+          </w:tcPr>
+          <w:p>
+            <w:pPr>
+              <w:spacing w:before="0" w:after="0"/>
+            </w:pPr>
+            <w:r>
+              <w:rPr>
+                <w:b/>
+                <w:color w:val="5F6B7A"/>
+                <w:sz w:val="14"/>
+                <w:shd w:val="clear" w:color="auto" w:fill="F0F2F5"/>
+              </w:rPr>
+              <w:t xml:space="preserve"> KITA </w:t>
+            </w:r>
+          </w:p>
+        </w:tc>
+        <w:tc>
+          <w:tcPr>
+            <w:tcW w:type="dxa" w:w="7257"/>
+            <w:tcBorders>
+              <w:top w:val="nil"/>
+              <w:left w:val="nil"/>
+              <w:bottom w:val="single" w:sz="4" w:color="E3E8EE" w:space="0"/>
+              <w:right w:val="nil"/>
+            </w:tcBorders>
+          </w:tcPr>
+          <w:p>
+            <w:pPr>
+              <w:spacing w:before="0" w:after="0"/>
+            </w:pPr>
+            <w:hyperlink r:id="rId54">
+              <w:r>
+                <w:rPr>
+                  <w:color w:val="1B2430"/>
+                  <w:sz w:val="18"/>
+                </w:rPr>
+                <w:t xml:space="preserve">Ignitise tütarfirma kaalub gaasielektrijaama rajamist Tartu külje alla</w:t>
+              </w:r>
+            </w:hyperlink>
+            <w:r>
+              <w:rPr>
+                <w:b w:val="0"/>
+                <w:color w:val="667085"/>
+                <w:sz w:val="15"/>
+              </w:rPr>
+              <w:t xml:space="preserve">   ERR</w:t>
             </w:r>
           </w:p>
         </w:tc>
@@ -10064,7 +10064,7 @@
                 <w:color w:val="333333"/>
                 <w:sz w:val="18"/>
               </w:rPr>
-              <w:t>Nerasta EU, UN, UK, US OFAC konsoliduotuose sankcijų sąrašuose (automatinė patikra 2026-10-22).</w:t>
+              <w:t>Nerasta EU, UN, UK, US OFAC konsoliduotuose sankcijų sąrašuose (automatinė patikra 2026-10-23).</w:t>
             </w:r>
           </w:p>
         </w:tc>
@@ -10192,7 +10192,7 @@
                 <w:color w:val="333333"/>
                 <w:sz w:val="18"/>
               </w:rPr>
-              <w:t>Naujienų suvestinė 2026-07-25 – 2026-10-23: 86 pranešimų, iš jų su neigiamu žodžiu antraštėje – 0 (plačiau – skiltyje „Ką rašo spauda“).</w:t>
+              <w:t>Naujienų suvestinė 2026-07-25 – 2026-10-23: 99 pranešimų, iš jų su neigiamu žodžiu antraštėje – 0 (plačiau – skiltyje „Ką rašo spauda“).</w:t>
             </w:r>
           </w:p>
         </w:tc>
@@ -10564,7 +10564,7 @@
               </w:rPr>
               <w:t>Nulinė emisija iki 2050 m. ar anksčiau</w:t>
             </w:r>
-            <w:hyperlink r:id="rId54">
+            <w:hyperlink r:id="rId55">
               <w:r>
                 <w:rPr>
                   <w:color w:val="2A78D6"/>
@@ -10816,7 +10816,7 @@
               </w:rPr>
               <w:t>Sauga valdoma pagal ISO 45001</w:t>
             </w:r>
-            <w:hyperlink r:id="rId55">
+            <w:hyperlink r:id="rId56">
               <w:r>
                 <w:rPr>
                   <w:color w:val="2A78D6"/>
@@ -10949,7 +10949,7 @@
               </w:rPr>
               <w:t>SEB investicijų politika</w:t>
             </w:r>
-            <w:hyperlink r:id="rId56">
+            <w:hyperlink r:id="rId57">
               <w:r>
                 <w:rPr>
                   <w:color w:val="2A78D6"/>
@@ -10967,7 +10967,7 @@
               </w:rPr>
               <w:t>, elektros ir atsinaujinančios energetikos politika, nes žalioji gamyba ir tinklai sudaro daugiau nei 15 % pajamų</w:t>
             </w:r>
-            <w:hyperlink r:id="rId57">
+            <w:hyperlink r:id="rId58">
               <w:r>
                 <w:rPr>
                   <w:color w:val="2A78D6"/>
@@ -11011,7 +11011,7 @@
               </w:rPr>
               <w:t>Dujų pajamų dalis nerasta</w:t>
             </w:r>
-            <w:hyperlink r:id="rId58">
+            <w:hyperlink r:id="rId59">
               <w:r>
                 <w:rPr>
                   <w:color w:val="2A78D6"/>
@@ -11028,7 +11028,7 @@
               </w:rPr>
               <w:t>,</w:t>
             </w:r>
-            <w:hyperlink r:id="rId59">
+            <w:hyperlink r:id="rId60">
               <w:r>
                 <w:rPr>
                   <w:color w:val="2A78D6"/>
@@ -11085,7 +11085,7 @@
               </w:rPr>
               <w:t>Atskleistos 1–3 apimties emisijos (4,49 mln. t CO2e 2025 m.) ir SBTi patvirtinti 1,5 °C tikslai</w:t>
             </w:r>
-            <w:hyperlink r:id="rId60">
+            <w:hyperlink r:id="rId61">
               <w:r>
                 <w:rPr>
                   <w:color w:val="2A78D6"/>
@@ -11121,7 +11121,7 @@
               </w:rPr>
               <w:t>ISO 14001 aplinkosaugos vadyba ESO, „Ignitis gamyboje“, „Ignitis“ bei Vilniaus ir Kauno kogeneracinėse jėgainėse</w:t>
             </w:r>
-            <w:hyperlink r:id="rId55">
+            <w:hyperlink r:id="rId56">
               <w:r>
                 <w:rPr>
                   <w:color w:val="2A78D6"/>
@@ -11222,7 +11222,7 @@
               </w:rPr>
               <w:t>ISO 45001 saugos vadyba, 2025 m. mirtinų nelaimingų atsitikimų nebuvo</w:t>
             </w:r>
-            <w:hyperlink r:id="rId61">
+            <w:hyperlink r:id="rId62">
               <w:r>
                 <w:rPr>
                   <w:color w:val="2A78D6"/>
@@ -11239,7 +11239,7 @@
               </w:rPr>
               <w:t>,</w:t>
             </w:r>
-            <w:hyperlink r:id="rId55">
+            <w:hyperlink r:id="rId56">
               <w:r>
                 <w:rPr>
                   <w:color w:val="2A78D6"/>
@@ -11275,7 +11275,7 @@
               </w:rPr>
               <w:t>Pasitikėjimo linija anoniminiams pranešimams</w:t>
             </w:r>
-            <w:hyperlink r:id="rId62">
+            <w:hyperlink r:id="rId63">
               <w:r>
                 <w:rPr>
                   <w:color w:val="2A78D6"/>
@@ -11311,7 +11311,7 @@
               </w:rPr>
               <w:t>Antikorupcijos politika ir ISO 37001 sertifikatas</w:t>
             </w:r>
-            <w:hyperlink r:id="rId55">
+            <w:hyperlink r:id="rId56">
               <w:r>
                 <w:rPr>
                   <w:color w:val="2A78D6"/>
@@ -11328,7 +11328,7 @@
               </w:rPr>
               <w:t>,</w:t>
             </w:r>
-            <w:hyperlink r:id="rId62">
+            <w:hyperlink r:id="rId63">
               <w:r>
                 <w:rPr>
                   <w:color w:val="2A78D6"/>
@@ -11364,7 +11364,7 @@
               </w:rPr>
               <w:t>JT Pasaulinis susitarimas</w:t>
             </w:r>
-            <w:hyperlink r:id="rId60">
+            <w:hyperlink r:id="rId61">
               <w:r>
                 <w:rPr>
                   <w:color w:val="2A78D6"/>
@@ -11436,7 +11436,7 @@
               </w:rPr>
               <w:t>Biologinės įvairovės stebėsena ir poveikio mažinimo priemonės</w:t>
             </w:r>
-            <w:hyperlink r:id="rId63">
+            <w:hyperlink r:id="rId64">
               <w:r>
                 <w:rPr>
                   <w:color w:val="2A78D6"/>
@@ -11493,7 +11493,7 @@
               </w:rPr>
               <w:t>Neskelbiamas įvardytas žmogaus teisių patikros procesas ir kiekybiniai biologinės įvairovės tikslai</w:t>
             </w:r>
-            <w:hyperlink r:id="rId57">
+            <w:hyperlink r:id="rId58">
               <w:r>
                 <w:rPr>
                   <w:color w:val="2A78D6"/>
@@ -11881,7 +11881,7 @@
               </w:rPr>
               <w:t>SBTi patvirtinti 1,5 °C tikslai</w:t>
             </w:r>
-            <w:hyperlink r:id="rId64">
+            <w:hyperlink r:id="rId65">
               <w:r>
                 <w:rPr>
                   <w:color w:val="2A78D6"/>
@@ -13019,7 +13019,7 @@
         <w:t>39.</w:t>
         <w:tab/>
       </w:r>
-      <w:hyperlink r:id="rId54">
+      <w:hyperlink r:id="rId55">
         <w:r>
           <w:rPr>
             <w:color w:val="2A78D6"/>
@@ -13046,7 +13046,7 @@
         <w:t>40.</w:t>
         <w:tab/>
       </w:r>
-      <w:hyperlink r:id="rId55">
+      <w:hyperlink r:id="rId56">
         <w:r>
           <w:rPr>
             <w:color w:val="2A78D6"/>
@@ -13073,7 +13073,7 @@
         <w:t>41.</w:t>
         <w:tab/>
       </w:r>
-      <w:hyperlink r:id="rId56">
+      <w:hyperlink r:id="rId57">
         <w:r>
           <w:rPr>
             <w:color w:val="2A78D6"/>
@@ -13100,7 +13100,7 @@
         <w:t>42.</w:t>
         <w:tab/>
       </w:r>
-      <w:hyperlink r:id="rId57">
+      <w:hyperlink r:id="rId58">
         <w:r>
           <w:rPr>
             <w:color w:val="2A78D6"/>
@@ -13127,7 +13127,7 @@
         <w:t>43.</w:t>
         <w:tab/>
       </w:r>
-      <w:hyperlink r:id="rId58">
+      <w:hyperlink r:id="rId59">
         <w:r>
           <w:rPr>
             <w:color w:val="2A78D6"/>
@@ -13154,7 +13154,7 @@
         <w:t>44.</w:t>
         <w:tab/>
       </w:r>
-      <w:hyperlink r:id="rId59">
+      <w:hyperlink r:id="rId60">
         <w:r>
           <w:rPr>
             <w:color w:val="2A78D6"/>
@@ -13181,7 +13181,7 @@
         <w:t>45.</w:t>
         <w:tab/>
       </w:r>
-      <w:hyperlink r:id="rId60">
+      <w:hyperlink r:id="rId61">
         <w:r>
           <w:rPr>
             <w:color w:val="2A78D6"/>
@@ -13208,7 +13208,7 @@
         <w:t>46.</w:t>
         <w:tab/>
       </w:r>
-      <w:hyperlink r:id="rId61">
+      <w:hyperlink r:id="rId62">
         <w:r>
           <w:rPr>
             <w:color w:val="2A78D6"/>
@@ -13235,7 +13235,7 @@
         <w:t>47.</w:t>
         <w:tab/>
       </w:r>
-      <w:hyperlink r:id="rId62">
+      <w:hyperlink r:id="rId63">
         <w:r>
           <w:rPr>
             <w:color w:val="2A78D6"/>
@@ -13262,7 +13262,7 @@
         <w:t>48.</w:t>
         <w:tab/>
       </w:r>
-      <w:hyperlink r:id="rId60">
+      <w:hyperlink r:id="rId61">
         <w:r>
           <w:rPr>
             <w:color w:val="2A78D6"/>
@@ -13289,7 +13289,7 @@
         <w:t>49.</w:t>
         <w:tab/>
       </w:r>
-      <w:hyperlink r:id="rId63">
+      <w:hyperlink r:id="rId64">
         <w:r>
           <w:rPr>
             <w:color w:val="2A78D6"/>
@@ -13316,7 +13316,7 @@
         <w:t>50.</w:t>
         <w:tab/>
       </w:r>
-      <w:hyperlink r:id="rId57">
+      <w:hyperlink r:id="rId58">
         <w:r>
           <w:rPr>
             <w:color w:val="2A78D6"/>
@@ -13343,7 +13343,7 @@
         <w:t>51.</w:t>
         <w:tab/>
       </w:r>
-      <w:hyperlink r:id="rId64">
+      <w:hyperlink r:id="rId65">
         <w:r>
           <w:rPr>
             <w:color w:val="2A78D6"/>

--- a/docs/files/ignitis/ignitis_6M2026_lt.docx
+++ b/docs/files/ignitis/ignitis_6M2026_lt.docx
@@ -10067,6 +10067,117 @@
               <w:t>Nerasta EU, UN, UK, US OFAC konsoliduotuose sankcijų sąrašuose (automatinė patikra 2026-10-23).</w:t>
             </w:r>
           </w:p>
+          <w:p>
+            <w:pPr>
+              <w:spacing w:before="40" w:after="0"/>
+            </w:pPr>
+            <w:r>
+              <w:rPr>
+                <w:b/>
+                <w:color w:val="333333"/>
+                <w:sz w:val="18"/>
+              </w:rPr>
+              <w:t>Rankinė patikra</w:t>
+            </w:r>
+          </w:p>
+          <w:p>
+            <w:pPr>
+              <w:tabs>
+                <w:tab w:pos="198" w:val="left"/>
+              </w:tabs>
+              <w:spacing w:before="0" w:after="20"/>
+              <w:ind w:left="198" w:hanging="198"/>
+            </w:pPr>
+            <w:r>
+              <w:rPr>
+                <w:b w:val="0"/>
+                <w:color w:val="667085"/>
+                <w:sz w:val="18"/>
+              </w:rPr>
+              <w:t>•</w:t>
+              <w:tab/>
+            </w:r>
+            <w:r>
+              <w:rPr>
+                <w:b w:val="0"/>
+                <w:color w:val="333333"/>
+                <w:sz w:val="18"/>
+              </w:rPr>
+              <w:t>OFAC sankcijų paieška</w:t>
+            </w:r>
+            <w:hyperlink r:id="rId55">
+              <w:r>
+                <w:rPr>
+                  <w:color w:val="2A78D6"/>
+                  <w:vertAlign w:val="superscript"/>
+                  <w:sz w:val="15"/>
+                </w:rPr>
+                <w:t xml:space="preserve">39</w:t>
+              </w:r>
+            </w:hyperlink>
+          </w:p>
+          <w:p>
+            <w:pPr>
+              <w:tabs>
+                <w:tab w:pos="198" w:val="left"/>
+              </w:tabs>
+              <w:spacing w:before="0" w:after="20"/>
+              <w:ind w:left="198" w:hanging="198"/>
+            </w:pPr>
+            <w:r>
+              <w:rPr>
+                <w:b w:val="0"/>
+                <w:color w:val="667085"/>
+                <w:sz w:val="18"/>
+              </w:rPr>
+              <w:t>•</w:t>
+              <w:tab/>
+            </w:r>
+            <w:r>
+              <w:rPr>
+                <w:b w:val="0"/>
+                <w:color w:val="333333"/>
+                <w:sz w:val="18"/>
+              </w:rPr>
+              <w:t>ES sankcijų žemėlapis</w:t>
+            </w:r>
+            <w:hyperlink r:id="rId56">
+              <w:r>
+                <w:rPr>
+                  <w:color w:val="2A78D6"/>
+                  <w:vertAlign w:val="superscript"/>
+                  <w:sz w:val="15"/>
+                </w:rPr>
+                <w:t xml:space="preserve">40</w:t>
+              </w:r>
+            </w:hyperlink>
+          </w:p>
+          <w:p>
+            <w:pPr>
+              <w:tabs>
+                <w:tab w:pos="198" w:val="left"/>
+              </w:tabs>
+              <w:spacing w:before="0" w:after="20"/>
+              <w:ind w:left="198" w:hanging="198"/>
+            </w:pPr>
+            <w:r>
+              <w:rPr>
+                <w:b w:val="0"/>
+                <w:color w:val="667085"/>
+                <w:sz w:val="18"/>
+              </w:rPr>
+              <w:t>•</w:t>
+              <w:tab/>
+            </w:r>
+            <w:r>
+              <w:rPr>
+                <w:b w:val="0"/>
+                <w:color w:val="333333"/>
+                <w:sz w:val="18"/>
+              </w:rPr>
+              <w:t>SEB eNameChecker (vidinė SEB sistema).</w:t>
+            </w:r>
+          </w:p>
         </w:tc>
       </w:tr>
     </w:tbl>
@@ -10564,14 +10675,14 @@
               </w:rPr>
               <w:t>Nulinė emisija iki 2050 m. ar anksčiau</w:t>
             </w:r>
-            <w:hyperlink r:id="rId55">
+            <w:hyperlink r:id="rId57">
               <w:r>
                 <w:rPr>
                   <w:color w:val="2A78D6"/>
                   <w:vertAlign w:val="superscript"/>
                   <w:sz w:val="15"/>
                 </w:rPr>
-                <w:t xml:space="preserve">39</w:t>
+                <w:t xml:space="preserve">41</w:t>
               </w:r>
             </w:hyperlink>
             <w:r>
@@ -10816,14 +10927,14 @@
               </w:rPr>
               <w:t>Sauga valdoma pagal ISO 45001</w:t>
             </w:r>
-            <w:hyperlink r:id="rId56">
+            <w:hyperlink r:id="rId58">
               <w:r>
                 <w:rPr>
                   <w:color w:val="2A78D6"/>
                   <w:vertAlign w:val="superscript"/>
                   <w:sz w:val="15"/>
                 </w:rPr>
-                <w:t xml:space="preserve">40</w:t>
+                <w:t xml:space="preserve">42</w:t>
               </w:r>
             </w:hyperlink>
             <w:r>
@@ -10949,68 +11060,6 @@
               </w:rPr>
               <w:t>SEB investicijų politika</w:t>
             </w:r>
-            <w:hyperlink r:id="rId57">
-              <w:r>
-                <w:rPr>
-                  <w:color w:val="2A78D6"/>
-                  <w:vertAlign w:val="superscript"/>
-                  <w:sz w:val="15"/>
-                </w:rPr>
-                <w:t xml:space="preserve">41</w:t>
-              </w:r>
-            </w:hyperlink>
-            <w:r>
-              <w:rPr>
-                <w:b w:val="0"/>
-                <w:color w:val="333333"/>
-                <w:sz w:val="18"/>
-              </w:rPr>
-              <w:t>, elektros ir atsinaujinančios energetikos politika, nes žalioji gamyba ir tinklai sudaro daugiau nei 15 % pajamų</w:t>
-            </w:r>
-            <w:hyperlink r:id="rId58">
-              <w:r>
-                <w:rPr>
-                  <w:color w:val="2A78D6"/>
-                  <w:vertAlign w:val="superscript"/>
-                  <w:sz w:val="15"/>
-                </w:rPr>
-                <w:t xml:space="preserve">42</w:t>
-              </w:r>
-            </w:hyperlink>
-            <w:r>
-              <w:rPr>
-                <w:b w:val="0"/>
-                <w:color w:val="333333"/>
-                <w:sz w:val="18"/>
-              </w:rPr>
-              <w:t>, ir iškastinio kuro politika dėl dujų skirstymo, dujų tiekimo ir Elektrėnų rezervinių elektrinių.</w:t>
-            </w:r>
-          </w:p>
-          <w:p>
-            <w:pPr>
-              <w:tabs>
-                <w:tab w:pos="198" w:val="left"/>
-              </w:tabs>
-              <w:spacing w:before="0" w:after="20"/>
-              <w:ind w:left="198" w:hanging="198"/>
-            </w:pPr>
-            <w:r>
-              <w:rPr>
-                <w:b w:val="0"/>
-                <w:color w:val="667085"/>
-                <w:sz w:val="18"/>
-              </w:rPr>
-              <w:t>•</w:t>
-              <w:tab/>
-            </w:r>
-            <w:r>
-              <w:rPr>
-                <w:b w:val="0"/>
-                <w:color w:val="333333"/>
-                <w:sz w:val="18"/>
-              </w:rPr>
-              <w:t>Dujų pajamų dalis nerasta</w:t>
-            </w:r>
             <w:hyperlink r:id="rId59">
               <w:r>
                 <w:rPr>
@@ -11023,10 +11072,11 @@
             </w:hyperlink>
             <w:r>
               <w:rPr>
-                <w:color w:val="2A78D6"/>
-                <w:vertAlign w:val="superscript"/>
-              </w:rPr>
-              <w:t>,</w:t>
+                <w:b w:val="0"/>
+                <w:color w:val="333333"/>
+                <w:sz w:val="18"/>
+              </w:rPr>
+              <w:t>, elektros ir atsinaujinančios energetikos politika, nes žalioji gamyba ir tinklai sudaro daugiau nei 15 % pajamų</w:t>
             </w:r>
             <w:hyperlink r:id="rId60">
               <w:r>
@@ -11044,20 +11094,7 @@
                 <w:color w:val="333333"/>
                 <w:sz w:val="18"/>
               </w:rPr>
-              <w:t>.</w:t>
-            </w:r>
-          </w:p>
-          <w:p>
-            <w:pPr>
-              <w:spacing w:before="40" w:after="0"/>
-            </w:pPr>
-            <w:r>
-              <w:rPr>
-                <w:b/>
-                <w:color w:val="333333"/>
-                <w:sz w:val="18"/>
-              </w:rPr>
-              <w:t>Reikalavimai įvykdyti</w:t>
+              <w:t>, ir iškastinio kuro politika dėl dujų skirstymo, dujų tiekimo ir Elektrėnų rezervinių elektrinių.</w:t>
             </w:r>
           </w:p>
           <w:p>
@@ -11083,7 +11120,7 @@
                 <w:color w:val="333333"/>
                 <w:sz w:val="18"/>
               </w:rPr>
-              <w:t>Atskleistos 1–3 apimties emisijos (4,49 mln. t CO2e 2025 m.) ir SBTi patvirtinti 1,5 °C tikslai</w:t>
+              <w:t>Dujų pajamų dalis nerasta</w:t>
             </w:r>
             <w:hyperlink r:id="rId61">
               <w:r>
@@ -11095,132 +11132,12 @@
                 <w:t xml:space="preserve">45</w:t>
               </w:r>
             </w:hyperlink>
-          </w:p>
-          <w:p>
-            <w:pPr>
-              <w:tabs>
-                <w:tab w:pos="198" w:val="left"/>
-              </w:tabs>
-              <w:spacing w:before="0" w:after="20"/>
-              <w:ind w:left="198" w:hanging="198"/>
-            </w:pPr>
-            <w:r>
-              <w:rPr>
-                <w:b w:val="0"/>
-                <w:color w:val="667085"/>
-                <w:sz w:val="18"/>
-              </w:rPr>
-              <w:t>•</w:t>
-              <w:tab/>
-            </w:r>
-            <w:r>
-              <w:rPr>
-                <w:b w:val="0"/>
-                <w:color w:val="333333"/>
-                <w:sz w:val="18"/>
-              </w:rPr>
-              <w:t>ISO 14001 aplinkosaugos vadyba ESO, „Ignitis gamyboje“, „Ignitis“ bei Vilniaus ir Kauno kogeneracinėse jėgainėse</w:t>
-            </w:r>
-            <w:hyperlink r:id="rId56">
-              <w:r>
-                <w:rPr>
-                  <w:color w:val="2A78D6"/>
-                  <w:vertAlign w:val="superscript"/>
-                  <w:sz w:val="15"/>
-                </w:rPr>
-                <w:t xml:space="preserve">40</w:t>
-              </w:r>
-            </w:hyperlink>
-            <w:r>
-              <w:rPr>
-                <w:b w:val="0"/>
-                <w:color w:val="333333"/>
-                <w:sz w:val="18"/>
-              </w:rPr>
-              <w:t>.</w:t>
-            </w:r>
-          </w:p>
-          <w:p>
-            <w:pPr>
-              <w:tabs>
-                <w:tab w:pos="198" w:val="left"/>
-              </w:tabs>
-              <w:spacing w:before="0" w:after="20"/>
-              <w:ind w:left="198" w:hanging="198"/>
-            </w:pPr>
-            <w:r>
-              <w:rPr>
-                <w:b w:val="0"/>
-                <w:color w:val="667085"/>
-                <w:sz w:val="18"/>
-              </w:rPr>
-              <w:t>•</w:t>
-              <w:tab/>
-            </w:r>
-            <w:r>
-              <w:rPr>
-                <w:b w:val="0"/>
-                <w:color w:val="333333"/>
-                <w:sz w:val="18"/>
-              </w:rPr>
-              <w:t>Anglies, durpių ar naftos ir dujų gavybos nėra</w:t>
-            </w:r>
-            <w:hyperlink r:id="rId29">
-              <w:r>
-                <w:rPr>
-                  <w:color w:val="2A78D6"/>
-                  <w:vertAlign w:val="superscript"/>
-                  <w:sz w:val="15"/>
-                </w:rPr>
-                <w:t xml:space="preserve">17</w:t>
-              </w:r>
-            </w:hyperlink>
-            <w:r>
-              <w:rPr>
-                <w:b w:val="0"/>
-                <w:color w:val="333333"/>
-                <w:sz w:val="18"/>
-              </w:rPr>
-              <w:t>.</w:t>
-            </w:r>
-          </w:p>
-          <w:p>
-            <w:pPr>
-              <w:spacing w:before="40" w:after="0"/>
-            </w:pPr>
-            <w:r>
-              <w:rPr>
-                <w:b/>
-                <w:color w:val="333333"/>
-                <w:sz w:val="18"/>
-              </w:rPr>
-              <w:t>Lūkesčiai įvykdyti</w:t>
-            </w:r>
-          </w:p>
-          <w:p>
-            <w:pPr>
-              <w:tabs>
-                <w:tab w:pos="198" w:val="left"/>
-              </w:tabs>
-              <w:spacing w:before="0" w:after="20"/>
-              <w:ind w:left="198" w:hanging="198"/>
-            </w:pPr>
-            <w:r>
-              <w:rPr>
-                <w:b w:val="0"/>
-                <w:color w:val="667085"/>
-                <w:sz w:val="18"/>
-              </w:rPr>
-              <w:t>•</w:t>
-              <w:tab/>
-            </w:r>
-            <w:r>
-              <w:rPr>
-                <w:b w:val="0"/>
-                <w:color w:val="333333"/>
-                <w:sz w:val="18"/>
-              </w:rPr>
-              <w:t>ISO 45001 saugos vadyba, 2025 m. mirtinų nelaimingų atsitikimų nebuvo</w:t>
+            <w:r>
+              <w:rPr>
+                <w:color w:val="2A78D6"/>
+                <w:vertAlign w:val="superscript"/>
+              </w:rPr>
+              <w:t>,</w:t>
             </w:r>
             <w:hyperlink r:id="rId62">
               <w:r>
@@ -11234,21 +11151,25 @@
             </w:hyperlink>
             <w:r>
               <w:rPr>
-                <w:color w:val="2A78D6"/>
-                <w:vertAlign w:val="superscript"/>
-              </w:rPr>
-              <w:t>,</w:t>
-            </w:r>
-            <w:hyperlink r:id="rId56">
-              <w:r>
-                <w:rPr>
-                  <w:color w:val="2A78D6"/>
-                  <w:vertAlign w:val="superscript"/>
-                  <w:sz w:val="15"/>
-                </w:rPr>
-                <w:t xml:space="preserve">40</w:t>
-              </w:r>
-            </w:hyperlink>
+                <w:b w:val="0"/>
+                <w:color w:val="333333"/>
+                <w:sz w:val="18"/>
+              </w:rPr>
+              <w:t>.</w:t>
+            </w:r>
+          </w:p>
+          <w:p>
+            <w:pPr>
+              <w:spacing w:before="40" w:after="0"/>
+            </w:pPr>
+            <w:r>
+              <w:rPr>
+                <w:b/>
+                <w:color w:val="333333"/>
+                <w:sz w:val="18"/>
+              </w:rPr>
+              <w:t>Reikalavimai įvykdyti</w:t>
+            </w:r>
           </w:p>
           <w:p>
             <w:pPr>
@@ -11273,7 +11194,7 @@
                 <w:color w:val="333333"/>
                 <w:sz w:val="18"/>
               </w:rPr>
-              <w:t>Pasitikėjimo linija anoniminiams pranešimams</w:t>
+              <w:t>Atskleistos 1–3 apimties emisijos (4,49 mln. t CO2e 2025 m.) ir SBTi patvirtinti 1,5 °C tikslai</w:t>
             </w:r>
             <w:hyperlink r:id="rId63">
               <w:r>
@@ -11309,33 +11230,134 @@
                 <w:color w:val="333333"/>
                 <w:sz w:val="18"/>
               </w:rPr>
-              <w:t>Antikorupcijos politika ir ISO 37001 sertifikatas</w:t>
-            </w:r>
-            <w:hyperlink r:id="rId56">
+              <w:t>ISO 14001 aplinkosaugos vadyba ESO, „Ignitis gamyboje“, „Ignitis“ bei Vilniaus ir Kauno kogeneracinėse jėgainėse</w:t>
+            </w:r>
+            <w:hyperlink r:id="rId58">
               <w:r>
                 <w:rPr>
                   <w:color w:val="2A78D6"/>
                   <w:vertAlign w:val="superscript"/>
                   <w:sz w:val="15"/>
                 </w:rPr>
-                <w:t xml:space="preserve">40</w:t>
+                <w:t xml:space="preserve">42</w:t>
               </w:r>
             </w:hyperlink>
             <w:r>
               <w:rPr>
-                <w:color w:val="2A78D6"/>
-                <w:vertAlign w:val="superscript"/>
-              </w:rPr>
-              <w:t>,</w:t>
-            </w:r>
-            <w:hyperlink r:id="rId63">
+                <w:b w:val="0"/>
+                <w:color w:val="333333"/>
+                <w:sz w:val="18"/>
+              </w:rPr>
+              <w:t>.</w:t>
+            </w:r>
+          </w:p>
+          <w:p>
+            <w:pPr>
+              <w:tabs>
+                <w:tab w:pos="198" w:val="left"/>
+              </w:tabs>
+              <w:spacing w:before="0" w:after="20"/>
+              <w:ind w:left="198" w:hanging="198"/>
+            </w:pPr>
+            <w:r>
+              <w:rPr>
+                <w:b w:val="0"/>
+                <w:color w:val="667085"/>
+                <w:sz w:val="18"/>
+              </w:rPr>
+              <w:t>•</w:t>
+              <w:tab/>
+            </w:r>
+            <w:r>
+              <w:rPr>
+                <w:b w:val="0"/>
+                <w:color w:val="333333"/>
+                <w:sz w:val="18"/>
+              </w:rPr>
+              <w:t>Anglies, durpių ar naftos ir dujų gavybos nėra</w:t>
+            </w:r>
+            <w:hyperlink r:id="rId29">
               <w:r>
                 <w:rPr>
                   <w:color w:val="2A78D6"/>
                   <w:vertAlign w:val="superscript"/>
                   <w:sz w:val="15"/>
                 </w:rPr>
-                <w:t xml:space="preserve">47</w:t>
+                <w:t xml:space="preserve">17</w:t>
+              </w:r>
+            </w:hyperlink>
+            <w:r>
+              <w:rPr>
+                <w:b w:val="0"/>
+                <w:color w:val="333333"/>
+                <w:sz w:val="18"/>
+              </w:rPr>
+              <w:t>.</w:t>
+            </w:r>
+          </w:p>
+          <w:p>
+            <w:pPr>
+              <w:spacing w:before="40" w:after="0"/>
+            </w:pPr>
+            <w:r>
+              <w:rPr>
+                <w:b/>
+                <w:color w:val="333333"/>
+                <w:sz w:val="18"/>
+              </w:rPr>
+              <w:t>Lūkesčiai įvykdyti</w:t>
+            </w:r>
+          </w:p>
+          <w:p>
+            <w:pPr>
+              <w:tabs>
+                <w:tab w:pos="198" w:val="left"/>
+              </w:tabs>
+              <w:spacing w:before="0" w:after="20"/>
+              <w:ind w:left="198" w:hanging="198"/>
+            </w:pPr>
+            <w:r>
+              <w:rPr>
+                <w:b w:val="0"/>
+                <w:color w:val="667085"/>
+                <w:sz w:val="18"/>
+              </w:rPr>
+              <w:t>•</w:t>
+              <w:tab/>
+            </w:r>
+            <w:r>
+              <w:rPr>
+                <w:b w:val="0"/>
+                <w:color w:val="333333"/>
+                <w:sz w:val="18"/>
+              </w:rPr>
+              <w:t>ISO 45001 saugos vadyba, 2025 m. mirtinų nelaimingų atsitikimų nebuvo</w:t>
+            </w:r>
+            <w:hyperlink r:id="rId64">
+              <w:r>
+                <w:rPr>
+                  <w:color w:val="2A78D6"/>
+                  <w:vertAlign w:val="superscript"/>
+                  <w:sz w:val="15"/>
+                </w:rPr>
+                <w:t xml:space="preserve">48</w:t>
+              </w:r>
+            </w:hyperlink>
+            <w:r>
+              <w:rPr>
+                <w:color w:val="2A78D6"/>
+                <w:vertAlign w:val="superscript"/>
+              </w:rPr>
+              <w:t>,</w:t>
+            </w:r>
+            <w:hyperlink r:id="rId58">
+              <w:r>
+                <w:rPr>
+                  <w:color w:val="2A78D6"/>
+                  <w:vertAlign w:val="superscript"/>
+                  <w:sz w:val="15"/>
+                </w:rPr>
+                <w:t xml:space="preserve">42</w:t>
               </w:r>
             </w:hyperlink>
           </w:p>
@@ -11362,16 +11384,105 @@
                 <w:color w:val="333333"/>
                 <w:sz w:val="18"/>
               </w:rPr>
-              <w:t>JT Pasaulinis susitarimas</w:t>
-            </w:r>
-            <w:hyperlink r:id="rId61">
+              <w:t>Pasitikėjimo linija anoniminiams pranešimams</w:t>
+            </w:r>
+            <w:hyperlink r:id="rId65">
               <w:r>
                 <w:rPr>
                   <w:color w:val="2A78D6"/>
                   <w:vertAlign w:val="superscript"/>
                   <w:sz w:val="15"/>
                 </w:rPr>
-                <w:t xml:space="preserve">48</w:t>
+                <w:t xml:space="preserve">49</w:t>
+              </w:r>
+            </w:hyperlink>
+          </w:p>
+          <w:p>
+            <w:pPr>
+              <w:tabs>
+                <w:tab w:pos="198" w:val="left"/>
+              </w:tabs>
+              <w:spacing w:before="0" w:after="20"/>
+              <w:ind w:left="198" w:hanging="198"/>
+            </w:pPr>
+            <w:r>
+              <w:rPr>
+                <w:b w:val="0"/>
+                <w:color w:val="667085"/>
+                <w:sz w:val="18"/>
+              </w:rPr>
+              <w:t>•</w:t>
+              <w:tab/>
+            </w:r>
+            <w:r>
+              <w:rPr>
+                <w:b w:val="0"/>
+                <w:color w:val="333333"/>
+                <w:sz w:val="18"/>
+              </w:rPr>
+              <w:t>Antikorupcijos politika ir ISO 37001 sertifikatas</w:t>
+            </w:r>
+            <w:hyperlink r:id="rId58">
+              <w:r>
+                <w:rPr>
+                  <w:color w:val="2A78D6"/>
+                  <w:vertAlign w:val="superscript"/>
+                  <w:sz w:val="15"/>
+                </w:rPr>
+                <w:t xml:space="preserve">42</w:t>
+              </w:r>
+            </w:hyperlink>
+            <w:r>
+              <w:rPr>
+                <w:color w:val="2A78D6"/>
+                <w:vertAlign w:val="superscript"/>
+              </w:rPr>
+              <w:t>,</w:t>
+            </w:r>
+            <w:hyperlink r:id="rId65">
+              <w:r>
+                <w:rPr>
+                  <w:color w:val="2A78D6"/>
+                  <w:vertAlign w:val="superscript"/>
+                  <w:sz w:val="15"/>
+                </w:rPr>
+                <w:t xml:space="preserve">49</w:t>
+              </w:r>
+            </w:hyperlink>
+          </w:p>
+          <w:p>
+            <w:pPr>
+              <w:tabs>
+                <w:tab w:pos="198" w:val="left"/>
+              </w:tabs>
+              <w:spacing w:before="0" w:after="20"/>
+              <w:ind w:left="198" w:hanging="198"/>
+            </w:pPr>
+            <w:r>
+              <w:rPr>
+                <w:b w:val="0"/>
+                <w:color w:val="667085"/>
+                <w:sz w:val="18"/>
+              </w:rPr>
+              <w:t>•</w:t>
+              <w:tab/>
+            </w:r>
+            <w:r>
+              <w:rPr>
+                <w:b w:val="0"/>
+                <w:color w:val="333333"/>
+                <w:sz w:val="18"/>
+              </w:rPr>
+              <w:t>JT Pasaulinis susitarimas</w:t>
+            </w:r>
+            <w:hyperlink r:id="rId63">
+              <w:r>
+                <w:rPr>
+                  <w:color w:val="2A78D6"/>
+                  <w:vertAlign w:val="superscript"/>
+                  <w:sz w:val="15"/>
+                </w:rPr>
+                <w:t xml:space="preserve">50</w:t>
               </w:r>
             </w:hyperlink>
           </w:p>
@@ -11436,14 +11547,14 @@
               </w:rPr>
               <w:t>Biologinės įvairovės stebėsena ir poveikio mažinimo priemonės</w:t>
             </w:r>
-            <w:hyperlink r:id="rId64">
+            <w:hyperlink r:id="rId66">
               <w:r>
                 <w:rPr>
                   <w:color w:val="2A78D6"/>
                   <w:vertAlign w:val="superscript"/>
                   <w:sz w:val="15"/>
                 </w:rPr>
-                <w:t xml:space="preserve">49</w:t>
+                <w:t xml:space="preserve">51</w:t>
               </w:r>
             </w:hyperlink>
             <w:r>
@@ -11493,14 +11604,14 @@
               </w:rPr>
               <w:t>Neskelbiamas įvardytas žmogaus teisių patikros procesas ir kiekybiniai biologinės įvairovės tikslai</w:t>
             </w:r>
-            <w:hyperlink r:id="rId58">
+            <w:hyperlink r:id="rId60">
               <w:r>
                 <w:rPr>
                   <w:color w:val="2A78D6"/>
                   <w:vertAlign w:val="superscript"/>
                   <w:sz w:val="15"/>
                 </w:rPr>
-                <w:t xml:space="preserve">50</w:t>
+                <w:t xml:space="preserve">52</w:t>
               </w:r>
             </w:hyperlink>
             <w:r>
@@ -11881,14 +11992,14 @@
               </w:rPr>
               <w:t>SBTi patvirtinti 1,5 °C tikslai</w:t>
             </w:r>
-            <w:hyperlink r:id="rId65">
+            <w:hyperlink r:id="rId67">
               <w:r>
                 <w:rPr>
                   <w:color w:val="2A78D6"/>
                   <w:vertAlign w:val="superscript"/>
                   <w:sz w:val="15"/>
                 </w:rPr>
-                <w:t xml:space="preserve">51</w:t>
+                <w:t xml:space="preserve">53</w:t>
               </w:r>
             </w:hyperlink>
             <w:r>
@@ -13025,7 +13136,7 @@
             <w:color w:val="2A78D6"/>
             <w:sz w:val="17"/>
           </w:rPr>
-          <w:t xml:space="preserve">Integrated Annual Report 2025, p. 10, 2026-02-25</w:t>
+          <w:t xml:space="preserve">OFAC Sanctions List Search (US Treasury)</w:t>
         </w:r>
       </w:hyperlink>
     </w:p>
@@ -13052,7 +13163,7 @@
             <w:color w:val="2A78D6"/>
             <w:sz w:val="17"/>
           </w:rPr>
-          <w:t xml:space="preserve">Ignitis grupė - Politikos ir sertifikatai (website, LT), 2026-10-22</w:t>
+          <w:t xml:space="preserve">EU Sanctions Map</w:t>
         </w:r>
       </w:hyperlink>
     </w:p>
@@ -13079,7 +13190,7 @@
             <w:color w:val="2A78D6"/>
             <w:sz w:val="17"/>
           </w:rPr>
-          <w:t xml:space="preserve">SEB Policy on Sustainability Considerations in Investments (2026-04-15), p. 5, 2026-04-15</w:t>
+          <w:t xml:space="preserve">Integrated Annual Report 2025, p. 10, 2026-02-25</w:t>
         </w:r>
       </w:hyperlink>
     </w:p>
@@ -13106,7 +13217,7 @@
             <w:color w:val="2A78D6"/>
             <w:sz w:val="17"/>
           </w:rPr>
-          <w:t xml:space="preserve">SEB Sector Policy on Electricity &amp; Renewable Energy (2026-04-23), p. 6, 2026-04-23</w:t>
+          <w:t xml:space="preserve">Ignitis grupė - Politikos ir sertifikatai (website, LT), 2026-10-22</w:t>
         </w:r>
       </w:hyperlink>
     </w:p>
@@ -13133,7 +13244,7 @@
             <w:color w:val="2A78D6"/>
             <w:sz w:val="17"/>
           </w:rPr>
-          <w:t xml:space="preserve">Integrated Annual Report 2025, p. 24, 39, 2026-02-25</w:t>
+          <w:t xml:space="preserve">SEB Policy on Sustainability Considerations in Investments (2026-04-15), p. 5, 2026-04-15</w:t>
         </w:r>
       </w:hyperlink>
     </w:p>
@@ -13160,7 +13271,7 @@
             <w:color w:val="2A78D6"/>
             <w:sz w:val="17"/>
           </w:rPr>
-          <w:t xml:space="preserve">SEB Sector Policy on Fossil Fuels (2026-04-23), p. 4, 6, 2026-04-23</w:t>
+          <w:t xml:space="preserve">SEB Sector Policy on Electricity &amp; Renewable Energy (2026-04-23), p. 6, 2026-04-23</w:t>
         </w:r>
       </w:hyperlink>
     </w:p>
@@ -13187,7 +13298,7 @@
             <w:color w:val="2A78D6"/>
             <w:sz w:val="17"/>
           </w:rPr>
-          <w:t xml:space="preserve">Integrated Annual Report 2025, p. 8-9, 15, 2026-02-25</w:t>
+          <w:t xml:space="preserve">Integrated Annual Report 2025, p. 24, 39, 2026-02-25</w:t>
         </w:r>
       </w:hyperlink>
     </w:p>
@@ -13214,7 +13325,7 @@
             <w:color w:val="2A78D6"/>
             <w:sz w:val="17"/>
           </w:rPr>
-          <w:t xml:space="preserve">Integrated Annual Report 2025, p. 16, 2026-02-25</w:t>
+          <w:t xml:space="preserve">SEB Sector Policy on Fossil Fuels (2026-04-23), p. 4, 6, 2026-04-23</w:t>
         </w:r>
       </w:hyperlink>
     </w:p>
@@ -13241,7 +13352,7 @@
             <w:color w:val="2A78D6"/>
             <w:sz w:val="17"/>
           </w:rPr>
-          <w:t xml:space="preserve">Ignitis grupė - Verslo etika (website, LT), 2026-10-22</w:t>
+          <w:t xml:space="preserve">Integrated Annual Report 2025, p. 8-9, 15, 2026-02-25</w:t>
         </w:r>
       </w:hyperlink>
     </w:p>
@@ -13262,7 +13373,61 @@
         <w:t>48.</w:t>
         <w:tab/>
       </w:r>
-      <w:hyperlink r:id="rId61">
+      <w:hyperlink r:id="rId64">
+        <w:r>
+          <w:rPr>
+            <w:color w:val="2A78D6"/>
+            <w:sz w:val="17"/>
+          </w:rPr>
+          <w:t xml:space="preserve">Integrated Annual Report 2025, p. 16, 2026-02-25</w:t>
+        </w:r>
+      </w:hyperlink>
+    </w:p>
+    <w:p>
+      <w:pPr>
+        <w:tabs>
+          <w:tab w:pos="397" w:val="left"/>
+        </w:tabs>
+        <w:spacing w:before="0" w:after="30"/>
+        <w:ind w:left="397" w:hanging="397"/>
+      </w:pPr>
+      <w:r>
+        <w:rPr>
+          <w:b w:val="0"/>
+          <w:color w:val="667085"/>
+          <w:sz w:val="17"/>
+        </w:rPr>
+        <w:t>49.</w:t>
+        <w:tab/>
+      </w:r>
+      <w:hyperlink r:id="rId65">
+        <w:r>
+          <w:rPr>
+            <w:color w:val="2A78D6"/>
+            <w:sz w:val="17"/>
+          </w:rPr>
+          <w:t xml:space="preserve">Ignitis grupė - Verslo etika (website, LT), 2026-10-22</w:t>
+        </w:r>
+      </w:hyperlink>
+    </w:p>
+    <w:p>
+      <w:pPr>
+        <w:tabs>
+          <w:tab w:pos="397" w:val="left"/>
+        </w:tabs>
+        <w:spacing w:before="0" w:after="30"/>
+        <w:ind w:left="397" w:hanging="397"/>
+      </w:pPr>
+      <w:r>
+        <w:rPr>
+          <w:b w:val="0"/>
+          <w:color w:val="667085"/>
+          <w:sz w:val="17"/>
+        </w:rPr>
+        <w:t>50.</w:t>
+        <w:tab/>
+      </w:r>
+      <w:hyperlink r:id="rId63">
         <w:r>
           <w:rPr>
             <w:color w:val="2A78D6"/>
@@ -13286,10 +13451,10 @@
           <w:color w:val="667085"/>
           <w:sz w:val="17"/>
         </w:rPr>
-        <w:t>49.</w:t>
+        <w:t>51.</w:t>
         <w:tab/>
       </w:r>
-      <w:hyperlink r:id="rId64">
+      <w:hyperlink r:id="rId66">
         <w:r>
           <w:rPr>
             <w:color w:val="2A78D6"/>
@@ -13313,10 +13478,10 @@
           <w:color w:val="667085"/>
           <w:sz w:val="17"/>
         </w:rPr>
-        <w:t>50.</w:t>
+        <w:t>52.</w:t>
         <w:tab/>
       </w:r>
-      <w:hyperlink r:id="rId58">
+      <w:hyperlink r:id="rId60">
         <w:r>
           <w:rPr>
             <w:color w:val="2A78D6"/>
@@ -13340,10 +13505,10 @@
           <w:color w:val="667085"/>
           <w:sz w:val="17"/>
         </w:rPr>
-        <w:t>51.</w:t>
+        <w:t>53.</w:t>
         <w:tab/>
       </w:r>
-      <w:hyperlink r:id="rId65">
+      <w:hyperlink r:id="rId67">
         <w:r>
           <w:rPr>
             <w:color w:val="2A78D6"/>

--- a/docs/files/ignitis/ignitis_6M2026_lt.docx
+++ b/docs/files/ignitis/ignitis_6M2026_lt.docx
@@ -7370,6 +7370,86 @@
           <w:b w:val="0"/>
         </w:rPr>
         <w:t xml:space="preserve"> finansinė būklė, palyginti su 2025 m. pabaiga, iš esmės nepakito; kredito rodikliai atitinka strategijos ribas, reitingai stabilūs. Stebėti: 9 mėn. ataskaitą (2026-11-11), vėjo ir kainų poveikį Žaliajai generacijai, FFO / skolos rodiklio grįžimą į ≥23 %.</w:t>
+      </w:r>
+    </w:p>
+    <w:p>
+      <w:pPr>
+        <w:keepNext/>
+        <w:shd w:val="clear" w:color="auto" w:fill="EEF3F8"/>
+        <w:spacing w:before="200" w:after="80"/>
+        <w:ind w:left="85"/>
+      </w:pPr>
+      <w:r>
+        <w:rPr>
+          <w:b/>
+          <w:caps/>
+          <w:color w:val="12355B"/>
+          <w:sz w:val="19"/>
+        </w:rPr>
+        <w:t>Skolos sąlygos (covenants)</w:t>
+      </w:r>
+    </w:p>
+    <w:p>
+      <w:pPr>
+        <w:tabs>
+          <w:tab w:pos="255" w:val="left"/>
+        </w:tabs>
+        <w:spacing w:before="0" w:after="80"/>
+        <w:ind w:left="255" w:hanging="255"/>
+      </w:pPr>
+      <w:r>
+        <w:rPr>
+          <w:b/>
+          <w:color w:val="2A78D6"/>
+          <w:sz w:val="20"/>
+        </w:rPr>
+        <w:t>▪</w:t>
+        <w:tab/>
+      </w:r>
+      <w:r>
+        <w:rPr>
+          <w:b/>
+        </w:rPr>
+        <w:t>Finansinių apribojimų obligacijose nėra:</w:t>
+      </w:r>
+      <w:r>
+        <w:rPr>
+          <w:b w:val="0"/>
+        </w:rPr>
+        <w:t xml:space="preserve"> emitento teigimu, jo obligacijose nėra skolos sąlygų (covenants), išskyrus investicinio lygio reitingo išlaikymą EIB paskoloms. Drausmę palaiko reitingai ir paties emitento tikslai (grynoji skola / EBITDA 3–4x, FFO / grynoji skola ≥23 %)</w:t>
+      </w:r>
+      <w:hyperlink r:id="rId17">
+        <w:r>
+          <w:rPr>
+            <w:color w:val="2A78D6"/>
+            <w:vertAlign w:val="superscript"/>
+            <w:sz w:val="17"/>
+          </w:rPr>
+          <w:t xml:space="preserve">5</w:t>
+        </w:r>
+      </w:hyperlink>
+      <w:r>
+        <w:rPr>
+          <w:color w:val="2A78D6"/>
+          <w:vertAlign w:val="superscript"/>
+        </w:rPr>
+        <w:t>,</w:t>
+      </w:r>
+      <w:hyperlink r:id="rId15">
+        <w:r>
+          <w:rPr>
+            <w:color w:val="2A78D6"/>
+            <w:vertAlign w:val="superscript"/>
+            <w:sz w:val="17"/>
+          </w:rPr>
+          <w:t xml:space="preserve">3</w:t>
+        </w:r>
+      </w:hyperlink>
+      <w:r>
+        <w:rPr>
+          <w:b w:val="0"/>
+        </w:rPr>
+        <w:t>.</w:t>
       </w:r>
     </w:p>
     <w:p>

--- a/docs/files/ignitis/ignitis_6M2026_lt.docx
+++ b/docs/files/ignitis/ignitis_6M2026_lt.docx
@@ -8810,7 +8810,7 @@
           <w:color w:val="667085"/>
           <w:sz w:val="18"/>
         </w:rPr>
-        <w:t>Automatinė naujienų paieška (Google News, EN, EE, LT, LV), 2026-07-25 – 2026-10-23: 99 pranešimų.</w:t>
+        <w:t>Automatinė naujienų paieška (Google News, EN, EE, LT, LV), 2026-07-26 – 2026-10-24: 100 pranešimų.</w:t>
       </w:r>
     </w:p>
     <w:tbl>
@@ -10144,7 +10144,7 @@
                 <w:color w:val="333333"/>
                 <w:sz w:val="18"/>
               </w:rPr>
-              <w:t>Nerasta EU, UN, UK, US OFAC konsoliduotuose sankcijų sąrašuose (automatinė patikra 2026-10-23).</w:t>
+              <w:t>Nerasta EU, UN, UK, US OFAC konsoliduotuose sankcijų sąrašuose (automatinė patikra 2026-10-24).</w:t>
             </w:r>
           </w:p>
           <w:p>
@@ -10383,7 +10383,7 @@
                 <w:color w:val="333333"/>
                 <w:sz w:val="18"/>
               </w:rPr>
-              <w:t>Naujienų suvestinė 2026-07-25 – 2026-10-23: 99 pranešimų, iš jų su neigiamu žodžiu antraštėje – 0 (plačiau – skiltyje „Ką rašo spauda“).</w:t>
+              <w:t>Naujienų suvestinė 2026-07-26 – 2026-10-24: 100 pranešimų, iš jų su neigiamu žodžiu antraštėje – 0 (plačiau – skiltyje „Ką rašo spauda“).</w:t>
             </w:r>
           </w:p>
         </w:tc>

--- a/docs/files/ignitis/ignitis_6M2026_lt.docx
+++ b/docs/files/ignitis/ignitis_6M2026_lt.docx
@@ -8810,7 +8810,7 @@
           <w:color w:val="667085"/>
           <w:sz w:val="18"/>
         </w:rPr>
-        <w:t>Automatinė naujienų paieška (Google News, EN, EE, LT, LV), 2026-07-26 – 2026-10-24: 100 pranešimų.</w:t>
+        <w:t>Automatinė naujienų paieška (Google News, EN, EE, LT, LV), 2026-07-27 – 2026-10-25: 102 pranešimų.</w:t>
       </w:r>
     </w:p>
     <w:tbl>
@@ -10144,7 +10144,7 @@
                 <w:color w:val="333333"/>
                 <w:sz w:val="18"/>
               </w:rPr>
-              <w:t>Nerasta EU, UN, UK, US OFAC konsoliduotuose sankcijų sąrašuose (automatinė patikra 2026-10-24).</w:t>
+              <w:t>Nerasta EU, UN, UK, US OFAC konsoliduotuose sankcijų sąrašuose (automatinė patikra 2026-10-25).</w:t>
             </w:r>
           </w:p>
           <w:p>
@@ -10383,7 +10383,7 @@
                 <w:color w:val="333333"/>
                 <w:sz w:val="18"/>
               </w:rPr>
-              <w:t>Naujienų suvestinė 2026-07-26 – 2026-10-24: 100 pranešimų, iš jų su neigiamu žodžiu antraštėje – 0 (plačiau – skiltyje „Ką rašo spauda“).</w:t>
+              <w:t>Naujienų suvestinė 2026-07-27 – 2026-10-25: 102 pranešimų, iš jų su neigiamu žodžiu antraštėje – 0 (plačiau – skiltyje „Ką rašo spauda“).</w:t>
             </w:r>
           </w:p>
         </w:tc>

--- a/docs/files/ignitis/ignitis_6M2026_lt.docx
+++ b/docs/files/ignitis/ignitis_6M2026_lt.docx
@@ -8382,7 +8382,7 @@
                 <w:b w:val="0"/>
                 <w:sz w:val="17"/>
               </w:rPr>
-              <w:t>3,38 % (2026-10)</w:t>
+              <w:t>3,37 % (2026-10)</w:t>
             </w:r>
           </w:p>
         </w:tc>
@@ -8454,7 +8454,7 @@
                 <w:b w:val="0"/>
                 <w:sz w:val="17"/>
               </w:rPr>
-              <w:t>▲ 0,66 p. p.</w:t>
+              <w:t>▲ 0,65 p. p.</w:t>
             </w:r>
           </w:p>
         </w:tc>
@@ -8810,7 +8810,7 @@
           <w:color w:val="667085"/>
           <w:sz w:val="18"/>
         </w:rPr>
-        <w:t>Automatinė naujienų paieška (Google News, EN, EE, LT, LV), 2026-07-27 – 2026-10-25: 102 pranešimų.</w:t>
+        <w:t>Automatinė naujienų paieška (Google News, EN, EE, LT, LV), 2026-07-28 – 2026-10-26: 109 pranešimų.</w:t>
       </w:r>
     </w:p>
     <w:tbl>
@@ -8917,7 +8917,7 @@
                 <w:color w:val="667085"/>
                 <w:sz w:val="15"/>
               </w:rPr>
-              <w:t xml:space="preserve">   vz.lt  ·  dar 13 panašūs pranešimai</w:t>
+              <w:t xml:space="preserve">   vz.lt  ·  dar 14 panašūs pranešimai</w:t>
             </w:r>
           </w:p>
         </w:tc>
@@ -9195,7 +9195,7 @@
                 <w:color w:val="1B2430"/>
                 <w:sz w:val="17"/>
               </w:rPr>
-              <w:t>2026-10-23</w:t>
+              <w:t>2026-10-26</w:t>
             </w:r>
           </w:p>
         </w:tc>
@@ -9244,7 +9244,7 @@
                   <w:color w:val="1B2430"/>
                   <w:sz w:val="18"/>
                 </w:rPr>
-                <w:t xml:space="preserve">Dienos akcentai: degalų kainos mažina šalies konkurencingumą ir „Ignitis“ planai</w:t>
+                <w:t xml:space="preserve">„Ignitis“ elektromobilių vairuotojams įveda naują mokestį</w:t>
               </w:r>
             </w:hyperlink>
             <w:r>
@@ -9253,7 +9253,7 @@
                 <w:color w:val="667085"/>
                 <w:sz w:val="15"/>
               </w:rPr>
-              <w:t xml:space="preserve">   vz.lt</w:t>
+              <w:t xml:space="preserve">   Lrytas  ·  dar 1 panašūs pranešimai</w:t>
             </w:r>
           </w:p>
         </w:tc>
@@ -9279,7 +9279,7 @@
                 <w:color w:val="1B2430"/>
                 <w:sz w:val="17"/>
               </w:rPr>
-              <w:t>2026-10-23</w:t>
+              <w:t>2026-10-26</w:t>
             </w:r>
           </w:p>
         </w:tc>
@@ -9328,7 +9328,7 @@
                   <w:color w:val="1B2430"/>
                   <w:sz w:val="18"/>
                 </w:rPr>
-                <w:t xml:space="preserve">Ignitis seeks to postpone Lithuania’s $3bn offshore wind project</w:t>
+                <w:t xml:space="preserve">Ignitis proposes postponing Curonian Nord offshore wind project</w:t>
               </w:r>
             </w:hyperlink>
             <w:r>
@@ -9337,7 +9337,7 @@
                 <w:color w:val="667085"/>
                 <w:sz w:val="15"/>
               </w:rPr>
-              <w:t xml:space="preserve">   Splash247  ·  dar 5 panašūs pranešimai</w:t>
+              <w:t xml:space="preserve">   Windtech International  ·  dar 7 panašūs pranešimai</w:t>
             </w:r>
           </w:p>
         </w:tc>
@@ -9363,7 +9363,7 @@
                 <w:color w:val="1B2430"/>
                 <w:sz w:val="17"/>
               </w:rPr>
-              <w:t>2026-10-23</w:t>
+              <w:t>2026-10-25</w:t>
             </w:r>
           </w:p>
         </w:tc>
@@ -9412,7 +9412,7 @@
                   <w:color w:val="1B2430"/>
                   <w:sz w:val="18"/>
                 </w:rPr>
-                <w:t xml:space="preserve">„Ignitis“ Estijoje svarsto statyti 200 MW galios dujinę jėgainę</w:t>
+                <w:t xml:space="preserve">„Ignitis“ perspėja klientus: kai kuriems teks susimokėti papildomai</w:t>
               </w:r>
             </w:hyperlink>
             <w:r>
@@ -9421,7 +9421,7 @@
                 <w:color w:val="667085"/>
                 <w:sz w:val="15"/>
               </w:rPr>
-              <w:t xml:space="preserve">   vz.lt  ·  dar 1 panašūs pranešimai</w:t>
+              <w:t xml:space="preserve">   Laikas.lt</w:t>
             </w:r>
           </w:p>
         </w:tc>
@@ -9447,7 +9447,7 @@
                 <w:color w:val="1B2430"/>
                 <w:sz w:val="17"/>
               </w:rPr>
-              <w:t>2026-10-23</w:t>
+              <w:t>2026-10-24</w:t>
             </w:r>
           </w:p>
         </w:tc>
@@ -9496,7 +9496,7 @@
                   <w:color w:val="1B2430"/>
                   <w:sz w:val="18"/>
                 </w:rPr>
-                <w:t xml:space="preserve">Leedu Ignitis külmutab meretuulepargi plaanid</w:t>
+                <w:t xml:space="preserve">Ignitis Grupe AB Estimates – LS:A2QEGR</w:t>
               </w:r>
             </w:hyperlink>
             <w:r>
@@ -9505,7 +9505,7 @@
                 <w:color w:val="667085"/>
                 <w:sz w:val="15"/>
               </w:rPr>
-              <w:t xml:space="preserve">   Äripäev</w:t>
+              <w:t xml:space="preserve">   TradingView</w:t>
             </w:r>
           </w:p>
         </w:tc>
@@ -9580,7 +9580,7 @@
                   <w:color w:val="1B2430"/>
                   <w:sz w:val="18"/>
                 </w:rPr>
-                <w:t xml:space="preserve">"Ignitis" ievieš gudro elektroauto uzlādi mājās. Veic uzlādi tad, kad tas ir visizdevīgāk</w:t>
+                <w:t xml:space="preserve">Dienos akcentai: degalų kainos mažina šalies konkurencingumą ir „Ignitis“ planai</w:t>
               </w:r>
             </w:hyperlink>
             <w:r>
@@ -9589,7 +9589,7 @@
                 <w:color w:val="667085"/>
                 <w:sz w:val="15"/>
               </w:rPr>
-              <w:t xml:space="preserve">   tv3.lv</w:t>
+              <w:t xml:space="preserve">   vz.lt</w:t>
             </w:r>
           </w:p>
         </w:tc>
@@ -9615,7 +9615,7 @@
                 <w:color w:val="1B2430"/>
                 <w:sz w:val="17"/>
               </w:rPr>
-              <w:t>2026-10-22</w:t>
+              <w:t>2026-10-23</w:t>
             </w:r>
           </w:p>
         </w:tc>
@@ -9664,7 +9664,7 @@
                   <w:color w:val="1B2430"/>
                   <w:sz w:val="18"/>
                 </w:rPr>
-                <w:t xml:space="preserve">Ignitise tütarfirma kaalub gaasielektrijaama rajamist Tartu külje alla</w:t>
+                <w:t xml:space="preserve">„Ignitis“ Estijoje svarsto statyti 200 MW galios dujinę jėgainę</w:t>
               </w:r>
             </w:hyperlink>
             <w:r>
@@ -9673,7 +9673,7 @@
                 <w:color w:val="667085"/>
                 <w:sz w:val="15"/>
               </w:rPr>
-              <w:t xml:space="preserve">   ERR</w:t>
+              <w:t xml:space="preserve">   vz.lt  ·  dar 1 panašūs pranešimai</w:t>
             </w:r>
           </w:p>
         </w:tc>
@@ -10144,7 +10144,7 @@
                 <w:color w:val="333333"/>
                 <w:sz w:val="18"/>
               </w:rPr>
-              <w:t>Nerasta EU, UN, UK, US OFAC konsoliduotuose sankcijų sąrašuose (automatinė patikra 2026-10-25).</w:t>
+              <w:t>Nerasta EU, UN, US OFAC konsoliduotuose sankcijų sąrašuose (automatinė patikra 2026-10-26).</w:t>
             </w:r>
           </w:p>
           <w:p>
@@ -10383,7 +10383,7 @@
                 <w:color w:val="333333"/>
                 <w:sz w:val="18"/>
               </w:rPr>
-              <w:t>Naujienų suvestinė 2026-07-27 – 2026-10-25: 102 pranešimų, iš jų su neigiamu žodžiu antraštėje – 0 (plačiau – skiltyje „Ką rašo spauda“).</w:t>
+              <w:t>Naujienų suvestinė 2026-07-28 – 2026-10-26: 109 pranešimų, iš jų su neigiamu žodžiu antraštėje – 0 (plačiau – skiltyje „Ką rašo spauda“).</w:t>
             </w:r>
           </w:p>
         </w:tc>

--- a/docs/files/ignitis/ignitis_6M2026_lt.docx
+++ b/docs/files/ignitis/ignitis_6M2026_lt.docx
@@ -8810,7 +8810,7 @@
           <w:color w:val="667085"/>
           <w:sz w:val="18"/>
         </w:rPr>
-        <w:t>Automatinė naujienų paieška (Google News, EN, EE, LT, LV), 2026-07-28 – 2026-10-26: 109 pranešimų.</w:t>
+        <w:t>Automatinė naujienų paieška (Google News, EN, EE, LT, LV), 2026-07-29 – 2026-10-27: 113 pranešimų.</w:t>
       </w:r>
     </w:p>
     <w:tbl>
@@ -9195,7 +9195,7 @@
                 <w:color w:val="1B2430"/>
                 <w:sz w:val="17"/>
               </w:rPr>
-              <w:t>2026-10-26</w:t>
+              <w:t>2026-10-27</w:t>
             </w:r>
           </w:p>
         </w:tc>
@@ -9244,7 +9244,7 @@
                   <w:color w:val="1B2430"/>
                   <w:sz w:val="18"/>
                 </w:rPr>
-                <w:t xml:space="preserve">„Ignitis“ elektromobilių vairuotojams įveda naują mokestį</w:t>
+                <w:t xml:space="preserve">Jei elektromobilio vairuotojas negrįš per 15 minučių po įkrovimo – „Ignitis ON“ pradės skaičiuoti mokestį</w:t>
               </w:r>
             </w:hyperlink>
             <w:r>
@@ -9253,7 +9253,7 @@
                 <w:color w:val="667085"/>
                 <w:sz w:val="15"/>
               </w:rPr>
-              <w:t xml:space="preserve">   Lrytas  ·  dar 1 panašūs pranešimai</w:t>
+              <w:t xml:space="preserve">   Reidas Official  ·  dar 1 panašūs pranešimai</w:t>
             </w:r>
           </w:p>
         </w:tc>
@@ -9279,7 +9279,7 @@
                 <w:color w:val="1B2430"/>
                 <w:sz w:val="17"/>
               </w:rPr>
-              <w:t>2026-10-26</w:t>
+              <w:t>2026-10-27</w:t>
             </w:r>
           </w:p>
         </w:tc>
@@ -9328,7 +9328,7 @@
                   <w:color w:val="1B2430"/>
                   <w:sz w:val="18"/>
                 </w:rPr>
-                <w:t xml:space="preserve">Ignitis proposes postponing Curonian Nord offshore wind project</w:t>
+                <w:t xml:space="preserve">Ignitis ON ievieš dīkstāves maksu visā Lietuvā — noteikumi stingrāki nekā Latvijā</w:t>
               </w:r>
             </w:hyperlink>
             <w:r>
@@ -9337,7 +9337,7 @@
                 <w:color w:val="667085"/>
                 <w:sz w:val="15"/>
               </w:rPr>
-              <w:t xml:space="preserve">   Windtech International  ·  dar 7 panašūs pranešimai</w:t>
+              <w:t xml:space="preserve">   Uzlādēts</w:t>
             </w:r>
           </w:p>
         </w:tc>
@@ -9363,7 +9363,7 @@
                 <w:color w:val="1B2430"/>
                 <w:sz w:val="17"/>
               </w:rPr>
-              <w:t>2026-10-25</w:t>
+              <w:t>2026-10-26</w:t>
             </w:r>
           </w:p>
         </w:tc>
@@ -9412,7 +9412,7 @@
                   <w:color w:val="1B2430"/>
                   <w:sz w:val="18"/>
                 </w:rPr>
-                <w:t xml:space="preserve">„Ignitis“ perspėja klientus: kai kuriems teks susimokėti papildomai</w:t>
+                <w:t xml:space="preserve">„Ignitis“ elektromobilių vairuotojams įveda naują mokestį</w:t>
               </w:r>
             </w:hyperlink>
             <w:r>
@@ -9421,7 +9421,7 @@
                 <w:color w:val="667085"/>
                 <w:sz w:val="15"/>
               </w:rPr>
-              <w:t xml:space="preserve">   Laikas.lt</w:t>
+              <w:t xml:space="preserve">   Lrytas  ·  dar 1 panašūs pranešimai</w:t>
             </w:r>
           </w:p>
         </w:tc>
@@ -9447,7 +9447,7 @@
                 <w:color w:val="1B2430"/>
                 <w:sz w:val="17"/>
               </w:rPr>
-              <w:t>2026-10-24</w:t>
+              <w:t>2026-10-26</w:t>
             </w:r>
           </w:p>
         </w:tc>
@@ -9496,7 +9496,7 @@
                   <w:color w:val="1B2430"/>
                   <w:sz w:val="18"/>
                 </w:rPr>
-                <w:t xml:space="preserve">Ignitis Grupe AB Estimates – LS:A2QEGR</w:t>
+                <w:t xml:space="preserve">Ignitis proposes postponing Curonian Nord offshore wind project</w:t>
               </w:r>
             </w:hyperlink>
             <w:r>
@@ -9505,7 +9505,7 @@
                 <w:color w:val="667085"/>
                 <w:sz w:val="15"/>
               </w:rPr>
-              <w:t xml:space="preserve">   TradingView</w:t>
+              <w:t xml:space="preserve">   Windtech International  ·  dar 7 panašūs pranešimai</w:t>
             </w:r>
           </w:p>
         </w:tc>
@@ -9531,7 +9531,7 @@
                 <w:color w:val="1B2430"/>
                 <w:sz w:val="17"/>
               </w:rPr>
-              <w:t>2026-10-23</w:t>
+              <w:t>2026-10-26</w:t>
             </w:r>
           </w:p>
         </w:tc>
@@ -9580,7 +9580,7 @@
                   <w:color w:val="1B2430"/>
                   <w:sz w:val="18"/>
                 </w:rPr>
-                <w:t xml:space="preserve">Dienos akcentai: degalų kainos mažina šalies konkurencingumą ir „Ignitis“ planai</w:t>
+                <w:t xml:space="preserve">„Ignitis ON“ įkrovimas: po 15 minučių – 0,10 Eur už minutę</w:t>
               </w:r>
             </w:hyperlink>
             <w:r>
@@ -9589,7 +9589,7 @@
                 <w:color w:val="667085"/>
                 <w:sz w:val="15"/>
               </w:rPr>
-              <w:t xml:space="preserve">   vz.lt</w:t>
+              <w:t xml:space="preserve">   77.lt</w:t>
             </w:r>
           </w:p>
         </w:tc>
@@ -9615,7 +9615,7 @@
                 <w:color w:val="1B2430"/>
                 <w:sz w:val="17"/>
               </w:rPr>
-              <w:t>2026-10-23</w:t>
+              <w:t>2026-10-25</w:t>
             </w:r>
           </w:p>
         </w:tc>
@@ -9664,7 +9664,7 @@
                   <w:color w:val="1B2430"/>
                   <w:sz w:val="18"/>
                 </w:rPr>
-                <w:t xml:space="preserve">„Ignitis“ Estijoje svarsto statyti 200 MW galios dujinę jėgainę</w:t>
+                <w:t xml:space="preserve">„Ignitis“ perspėja klientus: kai kuriems teks susimokėti papildomai</w:t>
               </w:r>
             </w:hyperlink>
             <w:r>
@@ -9673,7 +9673,7 @@
                 <w:color w:val="667085"/>
                 <w:sz w:val="15"/>
               </w:rPr>
-              <w:t xml:space="preserve">   vz.lt  ·  dar 1 panašūs pranešimai</w:t>
+              <w:t xml:space="preserve">   Laikas.lt</w:t>
             </w:r>
           </w:p>
         </w:tc>
@@ -10144,7 +10144,7 @@
                 <w:color w:val="333333"/>
                 <w:sz w:val="18"/>
               </w:rPr>
-              <w:t>Nerasta EU, UN, US OFAC konsoliduotuose sankcijų sąrašuose (automatinė patikra 2026-10-26).</w:t>
+              <w:t>Nerasta EU, UN, US OFAC konsoliduotuose sankcijų sąrašuose (automatinė patikra 2026-10-27).</w:t>
             </w:r>
           </w:p>
           <w:p>
@@ -10383,7 +10383,7 @@
                 <w:color w:val="333333"/>
                 <w:sz w:val="18"/>
               </w:rPr>
-              <w:t>Naujienų suvestinė 2026-07-28 – 2026-10-26: 109 pranešimų, iš jų su neigiamu žodžiu antraštėje – 0 (plačiau – skiltyje „Ką rašo spauda“).</w:t>
+              <w:t>Naujienų suvestinė 2026-07-29 – 2026-10-27: 113 pranešimų, iš jų su neigiamu žodžiu antraštėje – 0 (plačiau – skiltyje „Ką rašo spauda“).</w:t>
             </w:r>
           </w:p>
         </w:tc>

--- a/docs/files/ignitis/ignitis_6M2026_lt.docx
+++ b/docs/files/ignitis/ignitis_6M2026_lt.docx
@@ -8810,7 +8810,7 @@
           <w:color w:val="667085"/>
           <w:sz w:val="18"/>
         </w:rPr>
-        <w:t>Automatinė naujienų paieška (Google News, EN, EE, LT, LV), 2026-07-29 – 2026-10-27: 113 pranešimų.</w:t>
+        <w:t>Automatinė naujienų paieška (Google News, EN, EE, LT, LV), 2026-07-30 – 2026-10-28: 117 pranešimų.</w:t>
       </w:r>
     </w:p>
     <w:tbl>
@@ -9195,7 +9195,7 @@
                 <w:color w:val="1B2430"/>
                 <w:sz w:val="17"/>
               </w:rPr>
-              <w:t>2026-10-27</w:t>
+              <w:t>2026-10-28</w:t>
             </w:r>
           </w:p>
         </w:tc>
@@ -9216,11 +9216,11 @@
             <w:r>
               <w:rPr>
                 <w:b/>
-                <w:color w:val="5F6B7A"/>
+                <w:color w:val="1F4E79"/>
                 <w:sz w:val="14"/>
-                <w:shd w:val="clear" w:color="auto" w:fill="F0F2F5"/>
-              </w:rPr>
-              <w:t xml:space="preserve"> KITA </w:t>
+                <w:shd w:val="clear" w:color="auto" w:fill="EAF1F8"/>
+              </w:rPr>
+              <w:t xml:space="preserve"> REZULTATAI </w:t>
             </w:r>
           </w:p>
         </w:tc>
@@ -9244,7 +9244,7 @@
                   <w:color w:val="1B2430"/>
                   <w:sz w:val="18"/>
                 </w:rPr>
-                <w:t xml:space="preserve">Jei elektromobilio vairuotojas negrįš per 15 minučių po įkrovimo – „Ignitis ON“ pradės skaičiuoti mokestį</w:t>
+                <w:t xml:space="preserve">„Ignitis grupė“ lapkričio 11 d. pristatys 2026 m. 9 mėn. rezultatus</w:t>
               </w:r>
             </w:hyperlink>
             <w:r>
@@ -9253,7 +9253,7 @@
                 <w:color w:val="667085"/>
                 <w:sz w:val="15"/>
               </w:rPr>
-              <w:t xml:space="preserve">   Reidas Official  ·  dar 1 panašūs pranešimai</w:t>
+              <w:t xml:space="preserve">   GlobeNewswire  ·  dar 1 panašūs pranešimai</w:t>
             </w:r>
           </w:p>
         </w:tc>
@@ -9279,7 +9279,7 @@
                 <w:color w:val="1B2430"/>
                 <w:sz w:val="17"/>
               </w:rPr>
-              <w:t>2026-10-27</w:t>
+              <w:t>2026-10-28</w:t>
             </w:r>
           </w:p>
         </w:tc>
@@ -9328,7 +9328,7 @@
                   <w:color w:val="1B2430"/>
                   <w:sz w:val="18"/>
                 </w:rPr>
-                <w:t xml:space="preserve">Ignitis ON ievieš dīkstāves maksu visā Lietuvā — noteikumi stingrāki nekā Latvijā</w:t>
+                <w:t xml:space="preserve">Žiniasklaida: didžiausią atlygio medianą tarp valstybės įmonių rugsėjį mokėjo „Ignitis grupė“</w:t>
               </w:r>
             </w:hyperlink>
             <w:r>
@@ -9337,7 +9337,7 @@
                 <w:color w:val="667085"/>
                 <w:sz w:val="15"/>
               </w:rPr>
-              <w:t xml:space="preserve">   Uzlādēts</w:t>
+              <w:t xml:space="preserve">   Diena.lt</w:t>
             </w:r>
           </w:p>
         </w:tc>
@@ -9363,7 +9363,7 @@
                 <w:color w:val="1B2430"/>
                 <w:sz w:val="17"/>
               </w:rPr>
-              <w:t>2026-10-26</w:t>
+              <w:t>2026-10-28</w:t>
             </w:r>
           </w:p>
         </w:tc>
@@ -9412,7 +9412,7 @@
                   <w:color w:val="1B2430"/>
                   <w:sz w:val="18"/>
                 </w:rPr>
-                <w:t xml:space="preserve">„Ignitis“ elektromobilių vairuotojams įveda naują mokestį</w:t>
+                <w:t xml:space="preserve">Elektromobilis įkrautas, o laikrodis vis tiksi: „Ignitis ON“ įvedė naują mokestį – kur lieka pažadas važinėti pigiau?</w:t>
               </w:r>
             </w:hyperlink>
             <w:r>
@@ -9421,7 +9421,7 @@
                 <w:color w:val="667085"/>
                 <w:sz w:val="15"/>
               </w:rPr>
-              <w:t xml:space="preserve">   Lrytas  ·  dar 1 panašūs pranešimai</w:t>
+              <w:t xml:space="preserve">   Kaipkada.lt</w:t>
             </w:r>
           </w:p>
         </w:tc>
@@ -9447,7 +9447,7 @@
                 <w:color w:val="1B2430"/>
                 <w:sz w:val="17"/>
               </w:rPr>
-              <w:t>2026-10-26</w:t>
+              <w:t>2026-10-27</w:t>
             </w:r>
           </w:p>
         </w:tc>
@@ -9496,7 +9496,7 @@
                   <w:color w:val="1B2430"/>
                   <w:sz w:val="18"/>
                 </w:rPr>
-                <w:t xml:space="preserve">Ignitis proposes postponing Curonian Nord offshore wind project</w:t>
+                <w:t xml:space="preserve">Jei elektromobilio vairuotojas negrįš per 15 minučių po įkrovimo – „Ignitis ON“ pradės skaičiuoti mokestį</w:t>
               </w:r>
             </w:hyperlink>
             <w:r>
@@ -9505,7 +9505,7 @@
                 <w:color w:val="667085"/>
                 <w:sz w:val="15"/>
               </w:rPr>
-              <w:t xml:space="preserve">   Windtech International  ·  dar 7 panašūs pranešimai</w:t>
+              <w:t xml:space="preserve">   Reidas Official  ·  dar 1 panašūs pranešimai</w:t>
             </w:r>
           </w:p>
         </w:tc>
@@ -9531,7 +9531,7 @@
                 <w:color w:val="1B2430"/>
                 <w:sz w:val="17"/>
               </w:rPr>
-              <w:t>2026-10-26</w:t>
+              <w:t>2026-10-27</w:t>
             </w:r>
           </w:p>
         </w:tc>
@@ -9580,7 +9580,7 @@
                   <w:color w:val="1B2430"/>
                   <w:sz w:val="18"/>
                 </w:rPr>
-                <w:t xml:space="preserve">„Ignitis ON“ įkrovimas: po 15 minučių – 0,10 Eur už minutę</w:t>
+                <w:t xml:space="preserve">Ignitis ON ievieš dīkstāves maksu visā Lietuvā — noteikumi stingrāki nekā Latvijā</w:t>
               </w:r>
             </w:hyperlink>
             <w:r>
@@ -9589,7 +9589,7 @@
                 <w:color w:val="667085"/>
                 <w:sz w:val="15"/>
               </w:rPr>
-              <w:t xml:space="preserve">   77.lt</w:t>
+              <w:t xml:space="preserve">   Uzlādēts</w:t>
             </w:r>
           </w:p>
         </w:tc>
@@ -9615,7 +9615,7 @@
                 <w:color w:val="1B2430"/>
                 <w:sz w:val="17"/>
               </w:rPr>
-              <w:t>2026-10-25</w:t>
+              <w:t>2026-10-26</w:t>
             </w:r>
           </w:p>
         </w:tc>
@@ -9664,7 +9664,7 @@
                   <w:color w:val="1B2430"/>
                   <w:sz w:val="18"/>
                 </w:rPr>
-                <w:t xml:space="preserve">„Ignitis“ perspėja klientus: kai kuriems teks susimokėti papildomai</w:t>
+                <w:t xml:space="preserve">„Ignitis“ elektromobilių vairuotojams įveda naują mokestį</w:t>
               </w:r>
             </w:hyperlink>
             <w:r>
@@ -9673,7 +9673,7 @@
                 <w:color w:val="667085"/>
                 <w:sz w:val="15"/>
               </w:rPr>
-              <w:t xml:space="preserve">   Laikas.lt</w:t>
+              <w:t xml:space="preserve">   Lrytas  ·  dar 1 panašūs pranešimai</w:t>
             </w:r>
           </w:p>
         </w:tc>
@@ -10144,7 +10144,7 @@
                 <w:color w:val="333333"/>
                 <w:sz w:val="18"/>
               </w:rPr>
-              <w:t>Nerasta EU, UN, US OFAC konsoliduotuose sankcijų sąrašuose (automatinė patikra 2026-10-27).</w:t>
+              <w:t>Nerasta EU, UN, US OFAC konsoliduotuose sankcijų sąrašuose (automatinė patikra 2026-10-28).</w:t>
             </w:r>
           </w:p>
           <w:p>
@@ -10383,7 +10383,7 @@
                 <w:color w:val="333333"/>
                 <w:sz w:val="18"/>
               </w:rPr>
-              <w:t>Naujienų suvestinė 2026-07-29 – 2026-10-27: 113 pranešimų, iš jų su neigiamu žodžiu antraštėje – 0 (plačiau – skiltyje „Ką rašo spauda“).</w:t>
+              <w:t>Naujienų suvestinė 2026-07-30 – 2026-10-28: 117 pranešimų, iš jų su neigiamu žodžiu antraštėje – 0 (plačiau – skiltyje „Ką rašo spauda“).</w:t>
             </w:r>
           </w:p>
         </w:tc>

--- a/docs/files/ignitis/ignitis_6M2026_lt.docx
+++ b/docs/files/ignitis/ignitis_6M2026_lt.docx
@@ -8810,7 +8810,7 @@
           <w:color w:val="667085"/>
           <w:sz w:val="18"/>
         </w:rPr>
-        <w:t>Automatinė naujienų paieška (Google News, EN, EE, LT, LV), 2026-07-30 – 2026-10-28: 117 pranešimų.</w:t>
+        <w:t>Automatinė naujienų paieška (Google News, EN, EE, LT, LV), 2026-07-30 – 2026-10-28: 119 pranešimų.</w:t>
       </w:r>
     </w:p>
     <w:tbl>
@@ -8859,7 +8859,7 @@
                 <w:color w:val="1B2430"/>
                 <w:sz w:val="17"/>
               </w:rPr>
-              <w:t>2026-10-23</w:t>
+              <w:t>2026-10-28</w:t>
             </w:r>
           </w:p>
         </w:tc>
@@ -8908,7 +8908,7 @@
                   <w:color w:val="1B2430"/>
                   <w:sz w:val="18"/>
                 </w:rPr>
-                <w:t xml:space="preserve">„Ignitis grupė“ išleido 300 mln. Eur žaliųjų obligacijų emisiją, metinė palūkanų norma – 4,5%</w:t>
+                <w:t xml:space="preserve">„Ignitis grupė“ numato išleisti naują 300 mln. eurų žaliųjų obligacijų emisiją</w:t>
               </w:r>
             </w:hyperlink>
             <w:r>
@@ -8917,7 +8917,7 @@
                 <w:color w:val="667085"/>
                 <w:sz w:val="15"/>
               </w:rPr>
-              <w:t xml:space="preserve">   vz.lt  ·  dar 14 panašūs pranešimai</w:t>
+              <w:t xml:space="preserve">   Ūkininko patarėjas</w:t>
             </w:r>
           </w:p>
         </w:tc>
@@ -8943,7 +8943,7 @@
                 <w:color w:val="1B2430"/>
                 <w:sz w:val="17"/>
               </w:rPr>
-              <w:t>2026-10-18</w:t>
+              <w:t>2026-10-23</w:t>
             </w:r>
           </w:p>
         </w:tc>
@@ -8964,11 +8964,11 @@
             <w:r>
               <w:rPr>
                 <w:b/>
-                <w:color w:val="1B7F3B"/>
+                <w:color w:val="1F5FA8"/>
                 <w:sz w:val="14"/>
-                <w:shd w:val="clear" w:color="auto" w:fill="E3F3E8"/>
-              </w:rPr>
-              <w:t xml:space="preserve"> DIVIDENDAI </w:t>
+                <w:shd w:val="clear" w:color="auto" w:fill="E6F0FB"/>
+              </w:rPr>
+              <w:t xml:space="preserve"> OBLIGACIJOS </w:t>
             </w:r>
           </w:p>
         </w:tc>
@@ -8992,7 +8992,7 @@
                   <w:color w:val="1B2430"/>
                   <w:sz w:val="18"/>
                 </w:rPr>
-                <w:t xml:space="preserve">Ignitis Grupe names CEO candidate and pays dividend per Ignitis Grupe stock</w:t>
+                <w:t xml:space="preserve">„Ignitis grupė“ išleido 300 mln. Eur žaliųjų obligacijų emisiją, metinė palūkanų norma – 4,5%</w:t>
               </w:r>
             </w:hyperlink>
             <w:r>
@@ -9001,7 +9001,7 @@
                 <w:color w:val="667085"/>
                 <w:sz w:val="15"/>
               </w:rPr>
-              <w:t xml:space="preserve">   AD HOC NEWS</w:t>
+              <w:t xml:space="preserve">   vz.lt  ·  dar 14 panašūs pranešimai</w:t>
             </w:r>
           </w:p>
         </w:tc>
@@ -9027,7 +9027,7 @@
                 <w:color w:val="1B2430"/>
                 <w:sz w:val="17"/>
               </w:rPr>
-              <w:t>2026-10-21</w:t>
+              <w:t>2026-10-18</w:t>
             </w:r>
           </w:p>
         </w:tc>
@@ -9048,11 +9048,11 @@
             <w:r>
               <w:rPr>
                 <w:b/>
-                <w:color w:val="5F6B7A"/>
+                <w:color w:val="1B7F3B"/>
                 <w:sz w:val="14"/>
-                <w:shd w:val="clear" w:color="auto" w:fill="F0F2F5"/>
-              </w:rPr>
-              <w:t xml:space="preserve"> VADOVAI </w:t>
+                <w:shd w:val="clear" w:color="auto" w:fill="E3F3E8"/>
+              </w:rPr>
+              <w:t xml:space="preserve"> DIVIDENDAI </w:t>
             </w:r>
           </w:p>
         </w:tc>
@@ -9076,7 +9076,7 @@
                   <w:color w:val="1B2430"/>
                   <w:sz w:val="18"/>
                 </w:rPr>
-                <w:t xml:space="preserve">Paskelbta „Ignitis grupės“ valdybos nario, atsakingo už energetikos rinkas ir komerciją, atranka</w:t>
+                <w:t xml:space="preserve">Ignitis Grupe names CEO candidate and pays dividend per Ignitis Grupe stock</w:t>
               </w:r>
             </w:hyperlink>
             <w:r>
@@ -9085,7 +9085,7 @@
                 <w:color w:val="667085"/>
                 <w:sz w:val="15"/>
               </w:rPr>
-              <w:t xml:space="preserve">   GlobeNewswire  ·  dar 2 panašūs pranešimai</w:t>
+              <w:t xml:space="preserve">   AD HOC NEWS</w:t>
             </w:r>
           </w:p>
         </w:tc>
@@ -9111,7 +9111,7 @@
                 <w:color w:val="1B2430"/>
                 <w:sz w:val="17"/>
               </w:rPr>
-              <w:t>2026-09-24</w:t>
+              <w:t>2026-10-21</w:t>
             </w:r>
           </w:p>
         </w:tc>
@@ -9160,7 +9160,7 @@
                   <w:color w:val="1B2430"/>
                   <w:sz w:val="18"/>
                 </w:rPr>
-                <w:t xml:space="preserve">„Ignitis grupės“ vadovu siūlomas Vytenis Koryzna (Papildyta)</w:t>
+                <w:t xml:space="preserve">Paskelbta „Ignitis grupės“ valdybos nario, atsakingo už energetikos rinkas ir komerciją, atranka</w:t>
               </w:r>
             </w:hyperlink>
             <w:r>
@@ -9169,7 +9169,7 @@
                 <w:color w:val="667085"/>
                 <w:sz w:val="15"/>
               </w:rPr>
-              <w:t xml:space="preserve">   KaunoDiena.lt  ·  dar 11 panašūs pranešimai</w:t>
+              <w:t xml:space="preserve">   GlobeNewswire  ·  dar 2 panašūs pranešimai</w:t>
             </w:r>
           </w:p>
         </w:tc>
@@ -9195,7 +9195,7 @@
                 <w:color w:val="1B2430"/>
                 <w:sz w:val="17"/>
               </w:rPr>
-              <w:t>2026-10-28</w:t>
+              <w:t>2026-09-24</w:t>
             </w:r>
           </w:p>
         </w:tc>
@@ -9216,11 +9216,11 @@
             <w:r>
               <w:rPr>
                 <w:b/>
-                <w:color w:val="1F4E79"/>
+                <w:color w:val="5F6B7A"/>
                 <w:sz w:val="14"/>
-                <w:shd w:val="clear" w:color="auto" w:fill="EAF1F8"/>
-              </w:rPr>
-              <w:t xml:space="preserve"> REZULTATAI </w:t>
+                <w:shd w:val="clear" w:color="auto" w:fill="F0F2F5"/>
+              </w:rPr>
+              <w:t xml:space="preserve"> VADOVAI </w:t>
             </w:r>
           </w:p>
         </w:tc>
@@ -9244,7 +9244,7 @@
                   <w:color w:val="1B2430"/>
                   <w:sz w:val="18"/>
                 </w:rPr>
-                <w:t xml:space="preserve">„Ignitis grupė“ lapkričio 11 d. pristatys 2026 m. 9 mėn. rezultatus</w:t>
+                <w:t xml:space="preserve">„Ignitis grupės“ vadovu siūlomas Vytenis Koryzna (Papildyta)</w:t>
               </w:r>
             </w:hyperlink>
             <w:r>
@@ -9253,7 +9253,7 @@
                 <w:color w:val="667085"/>
                 <w:sz w:val="15"/>
               </w:rPr>
-              <w:t xml:space="preserve">   GlobeNewswire  ·  dar 1 panašūs pranešimai</w:t>
+              <w:t xml:space="preserve">   KaunoDiena.lt  ·  dar 11 panašūs pranešimai</w:t>
             </w:r>
           </w:p>
         </w:tc>
@@ -9300,11 +9300,11 @@
             <w:r>
               <w:rPr>
                 <w:b/>
-                <w:color w:val="5F6B7A"/>
+                <w:color w:val="1F4E79"/>
                 <w:sz w:val="14"/>
-                <w:shd w:val="clear" w:color="auto" w:fill="F0F2F5"/>
-              </w:rPr>
-              <w:t xml:space="preserve"> KITA </w:t>
+                <w:shd w:val="clear" w:color="auto" w:fill="EAF1F8"/>
+              </w:rPr>
+              <w:t xml:space="preserve"> REZULTATAI </w:t>
             </w:r>
           </w:p>
         </w:tc>
@@ -9328,7 +9328,7 @@
                   <w:color w:val="1B2430"/>
                   <w:sz w:val="18"/>
                 </w:rPr>
-                <w:t xml:space="preserve">Žiniasklaida: didžiausią atlygio medianą tarp valstybės įmonių rugsėjį mokėjo „Ignitis grupė“</w:t>
+                <w:t xml:space="preserve">„Ignitis grupė“ lapkričio 11 d. pristatys 2026 m. 9 mėn. rezultatus</w:t>
               </w:r>
             </w:hyperlink>
             <w:r>
@@ -9337,7 +9337,7 @@
                 <w:color w:val="667085"/>
                 <w:sz w:val="15"/>
               </w:rPr>
-              <w:t xml:space="preserve">   Diena.lt</w:t>
+              <w:t xml:space="preserve">   GlobeNewswire  ·  dar 1 panašūs pranešimai</w:t>
             </w:r>
           </w:p>
         </w:tc>
@@ -9412,7 +9412,7 @@
                   <w:color w:val="1B2430"/>
                   <w:sz w:val="18"/>
                 </w:rPr>
-                <w:t xml:space="preserve">Elektromobilis įkrautas, o laikrodis vis tiksi: „Ignitis ON“ įvedė naują mokestį – kur lieka pažadas važinėti pigiau?</w:t>
+                <w:t xml:space="preserve">Žiniasklaida: didžiausią atlygio medianą tarp valstybės įmonių rugsėjį mokėjo „Ignitis grupė“</w:t>
               </w:r>
             </w:hyperlink>
             <w:r>
@@ -9421,7 +9421,7 @@
                 <w:color w:val="667085"/>
                 <w:sz w:val="15"/>
               </w:rPr>
-              <w:t xml:space="preserve">   Kaipkada.lt</w:t>
+              <w:t xml:space="preserve">   Diena.lt</w:t>
             </w:r>
           </w:p>
         </w:tc>
@@ -9447,7 +9447,7 @@
                 <w:color w:val="1B2430"/>
                 <w:sz w:val="17"/>
               </w:rPr>
-              <w:t>2026-10-27</w:t>
+              <w:t>2026-10-28</w:t>
             </w:r>
           </w:p>
         </w:tc>
@@ -9496,7 +9496,7 @@
                   <w:color w:val="1B2430"/>
                   <w:sz w:val="18"/>
                 </w:rPr>
-                <w:t xml:space="preserve">Jei elektromobilio vairuotojas negrįš per 15 minučių po įkrovimo – „Ignitis ON“ pradės skaičiuoti mokestį</w:t>
+                <w:t xml:space="preserve">Elektromobilis įkrautas, o laikrodis vis tiksi: „Ignitis ON“ įvedė naują mokestį – kur lieka pažadas važinėti pigiau?</w:t>
               </w:r>
             </w:hyperlink>
             <w:r>
@@ -9505,7 +9505,7 @@
                 <w:color w:val="667085"/>
                 <w:sz w:val="15"/>
               </w:rPr>
-              <w:t xml:space="preserve">   Reidas Official  ·  dar 1 panašūs pranešimai</w:t>
+              <w:t xml:space="preserve">   Kaipkada.lt</w:t>
             </w:r>
           </w:p>
         </w:tc>
@@ -9580,7 +9580,7 @@
                   <w:color w:val="1B2430"/>
                   <w:sz w:val="18"/>
                 </w:rPr>
-                <w:t xml:space="preserve">Ignitis ON ievieš dīkstāves maksu visā Lietuvā — noteikumi stingrāki nekā Latvijā</w:t>
+                <w:t xml:space="preserve">Jei elektromobilio vairuotojas negrįš per 15 minučių po įkrovimo – „Ignitis ON“ pradės skaičiuoti mokestį</w:t>
               </w:r>
             </w:hyperlink>
             <w:r>
@@ -9589,7 +9589,7 @@
                 <w:color w:val="667085"/>
                 <w:sz w:val="15"/>
               </w:rPr>
-              <w:t xml:space="preserve">   Uzlādēts</w:t>
+              <w:t xml:space="preserve">   Reidas Official  ·  dar 1 panašūs pranešimai</w:t>
             </w:r>
           </w:p>
         </w:tc>
@@ -9615,7 +9615,7 @@
                 <w:color w:val="1B2430"/>
                 <w:sz w:val="17"/>
               </w:rPr>
-              <w:t>2026-10-26</w:t>
+              <w:t>2026-10-27</w:t>
             </w:r>
           </w:p>
         </w:tc>
@@ -9664,7 +9664,7 @@
                   <w:color w:val="1B2430"/>
                   <w:sz w:val="18"/>
                 </w:rPr>
-                <w:t xml:space="preserve">„Ignitis“ elektromobilių vairuotojams įveda naują mokestį</w:t>
+                <w:t xml:space="preserve">Ignitis ON ievieš dīkstāves maksu visā Lietuvā — noteikumi stingrāki nekā Latvijā</w:t>
               </w:r>
             </w:hyperlink>
             <w:r>
@@ -9673,7 +9673,7 @@
                 <w:color w:val="667085"/>
                 <w:sz w:val="15"/>
               </w:rPr>
-              <w:t xml:space="preserve">   Lrytas  ·  dar 1 panašūs pranešimai</w:t>
+              <w:t xml:space="preserve">   Uzlādēts</w:t>
             </w:r>
           </w:p>
         </w:tc>
@@ -10383,7 +10383,7 @@
                 <w:color w:val="333333"/>
                 <w:sz w:val="18"/>
               </w:rPr>
-              <w:t>Naujienų suvestinė 2026-07-30 – 2026-10-28: 117 pranešimų, iš jų su neigiamu žodžiu antraštėje – 0 (plačiau – skiltyje „Ką rašo spauda“).</w:t>
+              <w:t>Naujienų suvestinė 2026-07-30 – 2026-10-28: 119 pranešimų, iš jų su neigiamu žodžiu antraštėje – 0 (plačiau – skiltyje „Ką rašo spauda“).</w:t>
             </w:r>
           </w:p>
         </w:tc>

--- a/docs/files/ignitis/ignitis_6M2026_lt.docx
+++ b/docs/files/ignitis/ignitis_6M2026_lt.docx
@@ -8810,7 +8810,7 @@
           <w:color w:val="667085"/>
           <w:sz w:val="18"/>
         </w:rPr>
-        <w:t>Automatinė naujienų paieška (Google News, EN, EE, LT, LV), 2026-07-30 – 2026-10-28: 119 pranešimų.</w:t>
+        <w:t>Automatinė naujienų paieška (Google News, EN, EE, LT, LV), 2026-07-30 – 2026-10-28: 123 pranešimų.</w:t>
       </w:r>
     </w:p>
     <w:tbl>
@@ -8908,7 +8908,7 @@
                   <w:color w:val="1B2430"/>
                   <w:sz w:val="18"/>
                 </w:rPr>
-                <w:t xml:space="preserve">„Ignitis grupė“ numato išleisti naują 300 mln. eurų žaliųjų obligacijų emisiją</w:t>
+                <w:t xml:space="preserve">„Ignitis grupė“ anksčiau laiko išpirko daugiau nei pusę 300 mln. eurų pirmos obligacijų emisijos</w:t>
               </w:r>
             </w:hyperlink>
             <w:r>
@@ -8917,7 +8917,7 @@
                 <w:color w:val="667085"/>
                 <w:sz w:val="15"/>
               </w:rPr>
-              <w:t xml:space="preserve">   Ūkininko patarėjas</w:t>
+              <w:t xml:space="preserve">   15min.lt  ·  dar 2 panašūs pranešimai</w:t>
             </w:r>
           </w:p>
         </w:tc>
@@ -9412,7 +9412,7 @@
                   <w:color w:val="1B2430"/>
                   <w:sz w:val="18"/>
                 </w:rPr>
-                <w:t xml:space="preserve">Žiniasklaida: didžiausią atlygio medianą tarp valstybės įmonių rugsėjį mokėjo „Ignitis grupė“</w:t>
+                <w:t xml:space="preserve">Lithuania – Ignitis gears up its batteries for grid balancing</w:t>
               </w:r>
             </w:hyperlink>
             <w:r>
@@ -9421,7 +9421,7 @@
                 <w:color w:val="667085"/>
                 <w:sz w:val="15"/>
               </w:rPr>
-              <w:t xml:space="preserve">   Diena.lt</w:t>
+              <w:t xml:space="preserve">   pv Europe</w:t>
             </w:r>
           </w:p>
         </w:tc>
@@ -9496,7 +9496,7 @@
                   <w:color w:val="1B2430"/>
                   <w:sz w:val="18"/>
                 </w:rPr>
-                <w:t xml:space="preserve">Elektromobilis įkrautas, o laikrodis vis tiksi: „Ignitis ON“ įvedė naują mokestį – kur lieka pažadas važinėti pigiau?</w:t>
+                <w:t xml:space="preserve">Žiniasklaida: didžiausią atlygio medianą tarp valstybės įmonių rugsėjį mokėjo „Ignitis grupė“</w:t>
               </w:r>
             </w:hyperlink>
             <w:r>
@@ -9505,7 +9505,7 @@
                 <w:color w:val="667085"/>
                 <w:sz w:val="15"/>
               </w:rPr>
-              <w:t xml:space="preserve">   Kaipkada.lt</w:t>
+              <w:t xml:space="preserve">   Diena.lt</w:t>
             </w:r>
           </w:p>
         </w:tc>
@@ -9531,7 +9531,7 @@
                 <w:color w:val="1B2430"/>
                 <w:sz w:val="17"/>
               </w:rPr>
-              <w:t>2026-10-27</w:t>
+              <w:t>2026-10-28</w:t>
             </w:r>
           </w:p>
         </w:tc>
@@ -9580,7 +9580,7 @@
                   <w:color w:val="1B2430"/>
                   <w:sz w:val="18"/>
                 </w:rPr>
-                <w:t xml:space="preserve">Jei elektromobilio vairuotojas negrįš per 15 minučių po įkrovimo – „Ignitis ON“ pradės skaičiuoti mokestį</w:t>
+                <w:t xml:space="preserve">Elektromobilis įkrautas, o laikrodis vis tiksi: „Ignitis ON“ įvedė naują mokestį – kur lieka pažadas važinėti pigiau?</w:t>
               </w:r>
             </w:hyperlink>
             <w:r>
@@ -9589,7 +9589,7 @@
                 <w:color w:val="667085"/>
                 <w:sz w:val="15"/>
               </w:rPr>
-              <w:t xml:space="preserve">   Reidas Official  ·  dar 1 panašūs pranešimai</w:t>
+              <w:t xml:space="preserve">   Kaipkada.lt</w:t>
             </w:r>
           </w:p>
         </w:tc>
@@ -9664,7 +9664,7 @@
                   <w:color w:val="1B2430"/>
                   <w:sz w:val="18"/>
                 </w:rPr>
-                <w:t xml:space="preserve">Ignitis ON ievieš dīkstāves maksu visā Lietuvā — noteikumi stingrāki nekā Latvijā</w:t>
+                <w:t xml:space="preserve">Jei elektromobilio vairuotojas negrįš per 15 minučių po įkrovimo – „Ignitis ON“ pradės skaičiuoti mokestį</w:t>
               </w:r>
             </w:hyperlink>
             <w:r>
@@ -9673,7 +9673,7 @@
                 <w:color w:val="667085"/>
                 <w:sz w:val="15"/>
               </w:rPr>
-              <w:t xml:space="preserve">   Uzlādēts</w:t>
+              <w:t xml:space="preserve">   Reidas Official  ·  dar 1 panašūs pranešimai</w:t>
             </w:r>
           </w:p>
         </w:tc>
@@ -10383,7 +10383,7 @@
                 <w:color w:val="333333"/>
                 <w:sz w:val="18"/>
               </w:rPr>
-              <w:t>Naujienų suvestinė 2026-07-30 – 2026-10-28: 119 pranešimų, iš jų su neigiamu žodžiu antraštėje – 0 (plačiau – skiltyje „Ką rašo spauda“).</w:t>
+              <w:t>Naujienų suvestinė 2026-07-30 – 2026-10-28: 123 pranešimų, iš jų su neigiamu žodžiu antraštėje – 0 (plačiau – skiltyje „Ką rašo spauda“).</w:t>
             </w:r>
           </w:p>
         </w:tc>

--- a/docs/files/ignitis/ignitis_6M2026_lt.docx
+++ b/docs/files/ignitis/ignitis_6M2026_lt.docx
@@ -8810,7 +8810,7 @@
           <w:color w:val="667085"/>
           <w:sz w:val="18"/>
         </w:rPr>
-        <w:t>Automatinė naujienų paieška (Google News, EN, EE, LT, LV), 2026-07-30 – 2026-10-28: 123 pranešimų.</w:t>
+        <w:t>Automatinė naujienų paieška (Google News, EN, EE, LT, LV), 2026-08-01 – 2026-10-30: 131 pranešimų.</w:t>
       </w:r>
     </w:p>
     <w:tbl>
@@ -8917,7 +8917,7 @@
                 <w:color w:val="667085"/>
                 <w:sz w:val="15"/>
               </w:rPr>
-              <w:t xml:space="preserve">   15min.lt  ·  dar 2 panašūs pranešimai</w:t>
+              <w:t xml:space="preserve">   15min.lt  ·  dar 3 panašūs pranešimai</w:t>
             </w:r>
           </w:p>
         </w:tc>
@@ -9363,7 +9363,7 @@
                 <w:color w:val="1B2430"/>
                 <w:sz w:val="17"/>
               </w:rPr>
-              <w:t>2026-10-28</w:t>
+              <w:t>2026-10-30</w:t>
             </w:r>
           </w:p>
         </w:tc>
@@ -9412,7 +9412,7 @@
                   <w:color w:val="1B2430"/>
                   <w:sz w:val="18"/>
                 </w:rPr>
-                <w:t xml:space="preserve">Lithuania – Ignitis gears up its batteries for grid balancing</w:t>
+                <w:t xml:space="preserve">Elektromobilių vairuotojams „Ignitis“ programėlė parinks pigesnį įkrovimo laiką – sutaupys ne kiekvienas</w:t>
               </w:r>
             </w:hyperlink>
             <w:r>
@@ -9421,7 +9421,7 @@
                 <w:color w:val="667085"/>
                 <w:sz w:val="15"/>
               </w:rPr>
-              <w:t xml:space="preserve">   pv Europe</w:t>
+              <w:t xml:space="preserve">   Reidas Official</w:t>
             </w:r>
           </w:p>
         </w:tc>
@@ -9447,7 +9447,7 @@
                 <w:color w:val="1B2430"/>
                 <w:sz w:val="17"/>
               </w:rPr>
-              <w:t>2026-10-28</w:t>
+              <w:t>2026-10-30</w:t>
             </w:r>
           </w:p>
         </w:tc>
@@ -9496,7 +9496,7 @@
                   <w:color w:val="1B2430"/>
                   <w:sz w:val="18"/>
                 </w:rPr>
-                <w:t xml:space="preserve">Žiniasklaida: didžiausią atlygio medianą tarp valstybės įmonių rugsėjį mokėjo „Ignitis grupė“</w:t>
+                <w:t xml:space="preserve">“AKROPOLE” iepirkšanās un izklaides centros Rīgā būs pieejami 40 jauni “Ignitis ON” elektroauto uzlādes punkti</w:t>
               </w:r>
             </w:hyperlink>
             <w:r>
@@ -9505,7 +9505,7 @@
                 <w:color w:val="667085"/>
                 <w:sz w:val="15"/>
               </w:rPr>
-              <w:t xml:space="preserve">   Diena.lt</w:t>
+              <w:t xml:space="preserve">   Kursors.lv</w:t>
             </w:r>
           </w:p>
         </w:tc>
@@ -9531,7 +9531,7 @@
                 <w:color w:val="1B2430"/>
                 <w:sz w:val="17"/>
               </w:rPr>
-              <w:t>2026-10-28</w:t>
+              <w:t>2026-10-29</w:t>
             </w:r>
           </w:p>
         </w:tc>
@@ -9580,7 +9580,7 @@
                   <w:color w:val="1B2430"/>
                   <w:sz w:val="18"/>
                 </w:rPr>
-                <w:t xml:space="preserve">Elektromobilis įkrautas, o laikrodis vis tiksi: „Ignitis ON“ įvedė naują mokestį – kur lieka pažadas važinėti pigiau?</w:t>
+                <w:t xml:space="preserve">'AKROPOLE' shopping centres to open 40 high-power 'Ignitis ON' electric vehicle charging points</w:t>
               </w:r>
             </w:hyperlink>
             <w:r>
@@ -9589,7 +9589,7 @@
                 <w:color w:val="667085"/>
                 <w:sz w:val="15"/>
               </w:rPr>
-              <w:t xml:space="preserve">   Kaipkada.lt</w:t>
+              <w:t xml:space="preserve">   The Baltic Times</w:t>
             </w:r>
           </w:p>
         </w:tc>
@@ -9615,7 +9615,7 @@
                 <w:color w:val="1B2430"/>
                 <w:sz w:val="17"/>
               </w:rPr>
-              <w:t>2026-10-27</w:t>
+              <w:t>2026-10-29</w:t>
             </w:r>
           </w:p>
         </w:tc>
@@ -9664,7 +9664,7 @@
                   <w:color w:val="1B2430"/>
                   <w:sz w:val="18"/>
                 </w:rPr>
-                <w:t xml:space="preserve">Jei elektromobilio vairuotojas negrįš per 15 minučių po įkrovimo – „Ignitis ON“ pradės skaičiuoti mokestį</w:t>
+                <w:t xml:space="preserve">Ignitis seeks delay to 700MW Curonian Nord</w:t>
               </w:r>
             </w:hyperlink>
             <w:r>
@@ -9673,7 +9673,7 @@
                 <w:color w:val="667085"/>
                 <w:sz w:val="15"/>
               </w:rPr>
-              <w:t xml:space="preserve">   Reidas Official  ·  dar 1 panašūs pranešimai</w:t>
+              <w:t xml:space="preserve">   reNEWS  ·  dar 6 panašūs pranešimai</w:t>
             </w:r>
           </w:p>
         </w:tc>
@@ -10144,7 +10144,7 @@
                 <w:color w:val="333333"/>
                 <w:sz w:val="18"/>
               </w:rPr>
-              <w:t>Nerasta EU, UN, US OFAC konsoliduotuose sankcijų sąrašuose (automatinė patikra 2026-10-28).</w:t>
+              <w:t>Nerasta EU, UN, US OFAC konsoliduotuose sankcijų sąrašuose (automatinė patikra 2026-10-30).</w:t>
             </w:r>
           </w:p>
           <w:p>
@@ -10383,7 +10383,7 @@
                 <w:color w:val="333333"/>
                 <w:sz w:val="18"/>
               </w:rPr>
-              <w:t>Naujienų suvestinė 2026-07-30 – 2026-10-28: 123 pranešimų, iš jų su neigiamu žodžiu antraštėje – 0 (plačiau – skiltyje „Ką rašo spauda“).</w:t>
+              <w:t>Naujienų suvestinė 2026-08-01 – 2026-10-30: 131 pranešimų, iš jų su neigiamu žodžiu antraštėje – 0 (plačiau – skiltyje „Ką rašo spauda“).</w:t>
             </w:r>
           </w:p>
         </w:tc>

--- a/docs/files/ignitis/ignitis_6M2026_lt.docx
+++ b/docs/files/ignitis/ignitis_6M2026_lt.docx
@@ -8810,7 +8810,7 @@
           <w:color w:val="667085"/>
           <w:sz w:val="18"/>
         </w:rPr>
-        <w:t>Automatinė naujienų paieška (Google News, EN, EE, LT, LV), 2026-08-01 – 2026-10-30: 131 pranešimų.</w:t>
+        <w:t>Automatinė naujienų paieška (Google News, EN, EE, LT, LV), 2026-08-01 – 2026-10-30: 132 pranešimų.</w:t>
       </w:r>
     </w:p>
     <w:tbl>
@@ -8859,7 +8859,7 @@
                 <w:color w:val="1B2430"/>
                 <w:sz w:val="17"/>
               </w:rPr>
-              <w:t>2026-10-28</w:t>
+              <w:t>2026-10-30</w:t>
             </w:r>
           </w:p>
         </w:tc>
@@ -8917,7 +8917,7 @@
                 <w:color w:val="667085"/>
                 <w:sz w:val="15"/>
               </w:rPr>
-              <w:t xml:space="preserve">   15min.lt  ·  dar 3 panašūs pranešimai</w:t>
+              <w:t xml:space="preserve">   15min.lt  ·  dar 4 panašūs pranešimai</w:t>
             </w:r>
           </w:p>
         </w:tc>
@@ -10383,7 +10383,7 @@
                 <w:color w:val="333333"/>
                 <w:sz w:val="18"/>
               </w:rPr>
-              <w:t>Naujienų suvestinė 2026-08-01 – 2026-10-30: 131 pranešimų, iš jų su neigiamu žodžiu antraštėje – 0 (plačiau – skiltyje „Ką rašo spauda“).</w:t>
+              <w:t>Naujienų suvestinė 2026-08-01 – 2026-10-30: 132 pranešimų, iš jų su neigiamu žodžiu antraštėje – 0 (plačiau – skiltyje „Ką rašo spauda“).</w:t>
             </w:r>
           </w:p>
         </w:tc>

--- a/docs/files/ignitis/ignitis_6M2026_lt.docx
+++ b/docs/files/ignitis/ignitis_6M2026_lt.docx
@@ -8810,7 +8810,7 @@
           <w:color w:val="667085"/>
           <w:sz w:val="18"/>
         </w:rPr>
-        <w:t>Automatinė naujienų paieška (Google News, EN, EE, LT, LV), 2026-08-01 – 2026-10-30: 132 pranešimų.</w:t>
+        <w:t>Automatinė naujienų paieška (Google News, EN, EE, LT, LV), 2026-08-02 – 2026-10-31: 132 pranešimų.</w:t>
       </w:r>
     </w:p>
     <w:tbl>
@@ -10144,7 +10144,7 @@
                 <w:color w:val="333333"/>
                 <w:sz w:val="18"/>
               </w:rPr>
-              <w:t>Nerasta EU, UN, US OFAC konsoliduotuose sankcijų sąrašuose (automatinė patikra 2026-10-30).</w:t>
+              <w:t>Nerasta EU, UN, US OFAC konsoliduotuose sankcijų sąrašuose (automatinė patikra 2026-10-31).</w:t>
             </w:r>
           </w:p>
           <w:p>
@@ -10383,7 +10383,7 @@
                 <w:color w:val="333333"/>
                 <w:sz w:val="18"/>
               </w:rPr>
-              <w:t>Naujienų suvestinė 2026-08-01 – 2026-10-30: 132 pranešimų, iš jų su neigiamu žodžiu antraštėje – 0 (plačiau – skiltyje „Ką rašo spauda“).</w:t>
+              <w:t>Naujienų suvestinė 2026-08-02 – 2026-10-31: 132 pranešimų, iš jų su neigiamu žodžiu antraštėje – 0 (plačiau – skiltyje „Ką rašo spauda“).</w:t>
             </w:r>
           </w:p>
         </w:tc>
